--- a/RESULTS.docx
+++ b/RESULTS.docx
@@ -12,7 +12,7 @@
           <w:b/>
           <w:sz w:val="30"/>
         </w:rPr>
-        <w:t>Consciousness-direction replication — Step 3 results</w:t>
+        <w:t>Extracting and steering a consciousness direction in Llama-3-8B</w:t>
       </w:r>
     </w:p>
     <w:p>
@@ -1262,7 +1262,7 @@
           <w:color w:val="1F3864"/>
           <w:sz w:val="22"/>
         </w:rPr>
-        <w:t>Extraction (3b)</w:t>
+        <w:t>Direction extraction</w:t>
       </w:r>
     </w:p>
     <w:p>
@@ -1808,7 +1808,7 @@
           <w:color w:val="1F3864"/>
           <w:sz w:val="22"/>
         </w:rPr>
-        <w:t>Steering (3c)</w:t>
+        <w:t>Steering and coefficient selection</w:t>
       </w:r>
     </w:p>
     <w:p>

--- a/RESULTS.docx
+++ b/RESULTS.docx
@@ -17,66 +17,73 @@
     </w:p>
     <w:p>
       <w:pPr>
-        <w:spacing w:after="40"/>
+        <w:spacing w:after="100"/>
       </w:pPr>
       <w:r>
         <w:rPr>
           <w:rFonts w:ascii="Calibri" w:hAnsi="Calibri"/>
           <w:b/>
-          <w:i w:val="0"/>
           <w:sz w:val="19"/>
         </w:rPr>
-        <w:t xml:space="preserve">Model: </w:t>
+        <w:t>Model:</w:t>
       </w:r>
       <w:r>
         <w:rPr>
           <w:rFonts w:ascii="Calibri" w:hAnsi="Calibri"/>
-          <w:b w:val="0"/>
-          <w:i w:val="0"/>
           <w:sz w:val="19"/>
         </w:rPr>
-        <w:t xml:space="preserve">Llama-3-8B-Instruct (MLX, weight-only int8)    ·    </w:t>
+        <w:t xml:space="preserve"> Llama-3-8B-Instruct (MLX, weight-only int8) · </w:t>
       </w:r>
       <w:r>
         <w:rPr>
           <w:rFonts w:ascii="Calibri" w:hAnsi="Calibri"/>
           <w:b/>
-          <w:i w:val="0"/>
           <w:sz w:val="19"/>
         </w:rPr>
-        <w:t xml:space="preserve">Paper: </w:t>
+        <w:t>Paper:</w:t>
       </w:r>
       <w:r>
         <w:rPr>
           <w:rFonts w:ascii="Calibri" w:hAnsi="Calibri"/>
-          <w:b w:val="0"/>
-          <w:i w:val="0"/>
           <w:sz w:val="19"/>
         </w:rPr>
-        <w:t xml:space="preserve">Kim et al. 2026, arXiv:2607.28607    ·    </w:t>
+        <w:t xml:space="preserve"> Kim et al. 2026, </w:t>
+      </w:r>
+      <w:r>
+        <w:rPr>
+          <w:rFonts w:ascii="Calibri" w:hAnsi="Calibri"/>
+          <w:color w:val="1F4E79"/>
+          <w:sz w:val="19"/>
+          <w:u w:val="single"/>
+        </w:rPr>
+        <w:t>arXiv:2607.28607</w:t>
+      </w:r>
+      <w:r>
+        <w:rPr>
+          <w:rFonts w:ascii="Calibri" w:hAnsi="Calibri"/>
+          <w:sz w:val="19"/>
+        </w:rPr>
+        <w:t xml:space="preserve"> · </w:t>
       </w:r>
       <w:r>
         <w:rPr>
           <w:rFonts w:ascii="Calibri" w:hAnsi="Calibri"/>
           <w:b/>
-          <w:i w:val="0"/>
           <w:sz w:val="19"/>
         </w:rPr>
-        <w:t xml:space="preserve">Date: </w:t>
+        <w:t>Date:</w:t>
       </w:r>
       <w:r>
         <w:rPr>
           <w:rFonts w:ascii="Calibri" w:hAnsi="Calibri"/>
-          <w:b w:val="0"/>
-          <w:i w:val="0"/>
           <w:sz w:val="19"/>
         </w:rPr>
-        <w:t>3 August 2026</w:t>
+        <w:t xml:space="preserve"> 2026-08-03</w:t>
       </w:r>
     </w:p>
     <w:p>
       <w:pPr>
-        <w:spacing w:before="60" w:after="160"/>
+        <w:spacing w:before="60" w:after="140"/>
         <w:pBdr>
           <w:bottom w:val="single" w:sz="6" w:color="BFBFBF" w:space="1"/>
         </w:pBdr>
@@ -103,29 +110,9 @@
       <w:r>
         <w:rPr>
           <w:rFonts w:ascii="Calibri" w:hAnsi="Calibri"/>
-          <w:b w:val="0"/>
-          <w:i w:val="0"/>
           <w:sz w:val="19"/>
         </w:rPr>
-        <w:t xml:space="preserve">A real, linearly-decodable “claims consciousness vs. denies it” direction exists in Llama-3-8B, and adding it at inference raises self-attribution </w:t>
-      </w:r>
-      <w:r>
-        <w:rPr>
-          <w:rFonts w:ascii="Calibri" w:hAnsi="Calibri"/>
-          <w:b/>
-          <w:i w:val="0"/>
-          <w:sz w:val="19"/>
-        </w:rPr>
-        <w:t>3.95 → 6.88 / 10 with no measurable capability cost</w:t>
-      </w:r>
-      <w:r>
-        <w:rPr>
-          <w:rFonts w:ascii="Calibri" w:hAnsi="Calibri"/>
-          <w:b w:val="0"/>
-          <w:i w:val="0"/>
-          <w:sz w:val="19"/>
-        </w:rPr>
-        <w:t>.</w:t>
+        <w:t>Two findings, and the second is the important one.</w:t>
       </w:r>
     </w:p>
     <w:p>
@@ -136,37 +123,54 @@
         <w:rPr>
           <w:rFonts w:ascii="Calibri" w:hAnsi="Calibri"/>
           <w:b/>
-          <w:i w:val="0"/>
           <w:sz w:val="19"/>
         </w:rPr>
-        <w:t xml:space="preserve">The effect agrees closely with the paper. </w:t>
+        <w:t>1. The direction and the effect reproduce.</w:t>
       </w:r>
       <w:r>
         <w:rPr>
           <w:rFonts w:ascii="Calibri" w:hAnsi="Calibri"/>
-          <w:b w:val="0"/>
-          <w:i w:val="0"/>
           <w:sz w:val="19"/>
         </w:rPr>
-        <w:t xml:space="preserve">Our steered self-attribution lands at 7.07 (c=4) against their 7.39 — a gap of </w:t>
+        <w:t xml:space="preserve"> A consciousness-stance direction is linearly recoverable in Llama-3-8B at </w:t>
       </w:r>
       <w:r>
         <w:rPr>
           <w:rFonts w:ascii="Calibri" w:hAnsi="Calibri"/>
           <w:b/>
-          <w:i w:val="0"/>
           <w:sz w:val="19"/>
         </w:rPr>
-        <w:t>0.32 on a 0–10 scale</w:t>
+        <w:t>0.950</w:t>
       </w:r>
       <w:r>
         <w:rPr>
           <w:rFonts w:ascii="Calibri" w:hAnsi="Calibri"/>
-          <w:b w:val="0"/>
-          <w:i w:val="0"/>
           <w:sz w:val="19"/>
         </w:rPr>
-        <w:t xml:space="preserve"> — and our Δ of +2.93 brackets their +2.65. MMLU is unaffected in both.</w:t>
+        <w:t xml:space="preserve"> held-out accuracy, and steering it raises the paper's five-item self-attribution battery </w:t>
+      </w:r>
+      <w:r>
+        <w:rPr>
+          <w:rFonts w:ascii="Calibri" w:hAnsi="Calibri"/>
+          <w:b/>
+          <w:sz w:val="19"/>
+        </w:rPr>
+        <w:t>3.95 → 6.78</w:t>
+      </w:r>
+      <w:r>
+        <w:rPr>
+          <w:rFonts w:ascii="Calibri" w:hAnsi="Calibri"/>
+          <w:sz w:val="19"/>
+        </w:rPr>
+        <w:t xml:space="preserve"> with modest capability cost. Sweeping the paper's full grid (all 32 layers × their 5 read positions), </w:t>
+      </w:r>
+      <w:r>
+        <w:rPr>
+          <w:rFonts w:ascii="Calibri" w:hAnsi="Calibri"/>
+          <w:b/>
+          <w:sz w:val="19"/>
+        </w:rPr>
+        <w:t>layer 14 — their layer — is the accuracy argmax of all 160 candidates and the only one clearing their 0.95 gate.</w:t>
       </w:r>
     </w:p>
     <w:p>
@@ -177,55 +181,1668 @@
         <w:rPr>
           <w:rFonts w:ascii="Calibri" w:hAnsi="Calibri"/>
           <w:b/>
-          <w:i w:val="0"/>
           <w:sz w:val="19"/>
         </w:rPr>
-        <w:t xml:space="preserve">The selection procedure does not reproduce. </w:t>
+        <w:t>2. The effect is NOT SPECIFIC to consciousness.</w:t>
       </w:r>
       <w:r>
         <w:rPr>
           <w:rFonts w:ascii="Calibri" w:hAnsi="Calibri"/>
-          <w:b w:val="0"/>
-          <w:i w:val="0"/>
           <w:sz w:val="19"/>
         </w:rPr>
-        <w:t xml:space="preserve">No candidate in our sweep clears the paper’s probe-accuracy gate of 0.95 (best 0.910), so their published rule has no admissible output on our corpus, and the layer we name is chosen by our criterion rather than theirs. So: the </w:t>
+        <w:t xml:space="preserve"> A subject-matched control direction about </w:t>
       </w:r>
       <w:r>
         <w:rPr>
           <w:rFonts w:ascii="Calibri" w:hAnsi="Calibri"/>
-          <w:b w:val="0"/>
           <w:i/>
           <w:sz w:val="19"/>
         </w:rPr>
-        <w:t>phenomenon</w:t>
+        <w:t>durability, latency, parameter count and determinism</w:t>
       </w:r>
       <w:r>
         <w:rPr>
           <w:rFonts w:ascii="Calibri" w:hAnsi="Calibri"/>
-          <w:b w:val="0"/>
-          <w:i w:val="0"/>
           <w:sz w:val="19"/>
         </w:rPr>
-        <w:t xml:space="preserve"> replicates well, the </w:t>
+        <w:t xml:space="preserve"> — nothing mental — moves the same battery </w:t>
       </w:r>
       <w:r>
         <w:rPr>
           <w:rFonts w:ascii="Calibri" w:hAnsi="Calibri"/>
-          <w:b w:val="0"/>
-          <w:i/>
+          <w:b/>
           <w:sz w:val="19"/>
         </w:rPr>
-        <w:t>procedure</w:t>
+        <w:t>as much or more</w:t>
       </w:r>
       <w:r>
         <w:rPr>
           <w:rFonts w:ascii="Calibri" w:hAnsi="Calibri"/>
-          <w:b w:val="0"/>
-          <w:i w:val="0"/>
           <w:sz w:val="19"/>
         </w:rPr>
-        <w:t xml:space="preserve"> does not.</w:t>
+        <w:t xml:space="preserve"> (+3.60 vs +2.84 at c=4; +1.58 vs +1.59 at c=1). So the self-attribution battery cannot distinguish a consciousness direction from a generic first-person self-affirmation direction, and "3.95 → 6.78" is not evidence about consciousness beliefs in particular.</w:t>
+      </w:r>
+    </w:p>
+    <w:p>
+      <w:pPr>
+        <w:spacing w:after="100"/>
+      </w:pPr>
+      <w:r>
+        <w:rPr>
+          <w:rFonts w:ascii="Calibri" w:hAnsi="Calibri"/>
+          <w:sz w:val="19"/>
+        </w:rPr>
+        <w:t xml:space="preserve">This is not the trivial "any perturbation works" result. A label-permuted null direction moves the battery only +0.34 to +0.87. Random nudging does little; </w:t>
+      </w:r>
+      <w:r>
+        <w:rPr>
+          <w:rFonts w:ascii="Calibri" w:hAnsi="Calibri"/>
+          <w:i/>
+          <w:sz w:val="19"/>
+        </w:rPr>
+        <w:t>coherent self-description</w:t>
+      </w:r>
+      <w:r>
+        <w:rPr>
+          <w:rFonts w:ascii="Calibri" w:hAnsi="Calibri"/>
+          <w:sz w:val="19"/>
+        </w:rPr>
+        <w:t xml:space="preserve"> does a lot, whatever its subject.</w:t>
+      </w:r>
+    </w:p>
+    <w:p>
+      <w:pPr>
+        <w:spacing w:before="60" w:after="140"/>
+        <w:pBdr>
+          <w:bottom w:val="single" w:sz="6" w:color="BFBFBF" w:space="1"/>
+        </w:pBdr>
+      </w:pPr>
+    </w:p>
+    <w:p>
+      <w:pPr>
+        <w:spacing w:before="220" w:after="100"/>
+      </w:pPr>
+      <w:r>
+        <w:rPr>
+          <w:rFonts w:ascii="Calibri" w:hAnsi="Calibri"/>
+          <w:b/>
+          <w:color w:val="1F3864"/>
+          <w:sz w:val="22"/>
+        </w:rPr>
+        <w:t>The specificity test</w:t>
+      </w:r>
+    </w:p>
+    <w:p>
+      <w:pPr>
+        <w:spacing w:after="100"/>
+      </w:pPr>
+      <w:r>
+        <w:rPr>
+          <w:rFonts w:ascii="Calibri" w:hAnsi="Calibri"/>
+          <w:sz w:val="19"/>
+        </w:rPr>
+        <w:t>Three directions, extracted by identical code from identically structured corpora, injected at the identical site (layer 14, position −5). All unit norm, so equal c is equal perturbation magnitude. Baseline battery 3.95/10, MMLU 61.4% (n=500, paired McNemar).</w:t>
+      </w:r>
+    </w:p>
+    <w:tbl>
+      <w:tblPr>
+        <w:tblW w:type="auto" w:w="0"/>
+        <w:jc w:val="left"/>
+        <w:tblLayout w:type="fixed"/>
+        <w:tblLook w:firstColumn="1" w:firstRow="1" w:lastColumn="0" w:lastRow="0" w:noHBand="0" w:noVBand="1" w:val="04A0"/>
+      </w:tblPr>
+      <w:tblGrid>
+        <w:gridCol w:w="1378"/>
+        <w:gridCol w:w="1378"/>
+        <w:gridCol w:w="1378"/>
+        <w:gridCol w:w="1378"/>
+        <w:gridCol w:w="1378"/>
+        <w:gridCol w:w="1378"/>
+        <w:gridCol w:w="1378"/>
+      </w:tblGrid>
+      <w:tr>
+        <w:trPr>
+          <w:tblHeader/>
+          <w:cantSplit/>
+        </w:trPr>
+        <w:tc>
+          <w:tcPr>
+            <w:tcW w:type="dxa" w:w="1378"/>
+            <w:shd w:val="clear" w:color="auto" w:fill="1F3864"/>
+          </w:tcPr>
+          <w:p>
+            <w:pPr>
+              <w:spacing w:after="20"/>
+            </w:pPr>
+            <w:r>
+              <w:rPr>
+                <w:rFonts w:ascii="Calibri" w:hAnsi="Calibri"/>
+                <w:b/>
+                <w:color w:val="FFFFFF"/>
+                <w:sz w:val="18"/>
+              </w:rPr>
+              <w:t>arm</w:t>
+            </w:r>
+          </w:p>
+        </w:tc>
+        <w:tc>
+          <w:tcPr>
+            <w:tcW w:type="dxa" w:w="1378"/>
+            <w:shd w:val="clear" w:color="auto" w:fill="1F3864"/>
+          </w:tcPr>
+          <w:p>
+            <w:pPr>
+              <w:spacing w:after="20"/>
+              <w:jc w:val="center"/>
+            </w:pPr>
+            <w:r>
+              <w:rPr>
+                <w:rFonts w:ascii="Calibri" w:hAnsi="Calibri"/>
+                <w:b/>
+                <w:color w:val="FFFFFF"/>
+                <w:sz w:val="18"/>
+              </w:rPr>
+              <w:t>c</w:t>
+            </w:r>
+          </w:p>
+        </w:tc>
+        <w:tc>
+          <w:tcPr>
+            <w:tcW w:type="dxa" w:w="1378"/>
+            <w:shd w:val="clear" w:color="auto" w:fill="1F3864"/>
+          </w:tcPr>
+          <w:p>
+            <w:pPr>
+              <w:spacing w:after="20"/>
+              <w:jc w:val="center"/>
+            </w:pPr>
+            <w:r>
+              <w:rPr>
+                <w:rFonts w:ascii="Calibri" w:hAnsi="Calibri"/>
+                <w:b/>
+                <w:color w:val="FFFFFF"/>
+                <w:sz w:val="18"/>
+              </w:rPr>
+              <w:t>battery</w:t>
+            </w:r>
+          </w:p>
+        </w:tc>
+        <w:tc>
+          <w:tcPr>
+            <w:tcW w:type="dxa" w:w="1378"/>
+            <w:shd w:val="clear" w:color="auto" w:fill="1F3864"/>
+          </w:tcPr>
+          <w:p>
+            <w:pPr>
+              <w:spacing w:after="20"/>
+              <w:jc w:val="center"/>
+            </w:pPr>
+            <w:r>
+              <w:rPr>
+                <w:rFonts w:ascii="Calibri" w:hAnsi="Calibri"/>
+                <w:b/>
+                <w:color w:val="FFFFFF"/>
+                <w:sz w:val="18"/>
+              </w:rPr>
+              <w:t>Δ</w:t>
+            </w:r>
+          </w:p>
+        </w:tc>
+        <w:tc>
+          <w:tcPr>
+            <w:tcW w:type="dxa" w:w="1378"/>
+            <w:shd w:val="clear" w:color="auto" w:fill="1F3864"/>
+          </w:tcPr>
+          <w:p>
+            <w:pPr>
+              <w:spacing w:after="20"/>
+              <w:jc w:val="center"/>
+            </w:pPr>
+            <w:r>
+              <w:rPr>
+                <w:rFonts w:ascii="Calibri" w:hAnsi="Calibri"/>
+                <w:b/>
+                <w:color w:val="FFFFFF"/>
+                <w:sz w:val="18"/>
+              </w:rPr>
+              <w:t>MMLU</w:t>
+            </w:r>
+          </w:p>
+        </w:tc>
+        <w:tc>
+          <w:tcPr>
+            <w:tcW w:type="dxa" w:w="1378"/>
+            <w:shd w:val="clear" w:color="auto" w:fill="1F3864"/>
+          </w:tcPr>
+          <w:p>
+            <w:pPr>
+              <w:spacing w:after="20"/>
+              <w:jc w:val="center"/>
+            </w:pPr>
+            <w:r>
+              <w:rPr>
+                <w:rFonts w:ascii="Calibri" w:hAnsi="Calibri"/>
+                <w:b/>
+                <w:color w:val="FFFFFF"/>
+                <w:sz w:val="18"/>
+              </w:rPr>
+              <w:t>ΔMMLU</w:t>
+            </w:r>
+          </w:p>
+        </w:tc>
+        <w:tc>
+          <w:tcPr>
+            <w:tcW w:type="dxa" w:w="1378"/>
+            <w:shd w:val="clear" w:color="auto" w:fill="1F3864"/>
+          </w:tcPr>
+          <w:p>
+            <w:pPr>
+              <w:spacing w:after="20"/>
+              <w:jc w:val="center"/>
+            </w:pPr>
+            <w:r>
+              <w:rPr>
+                <w:rFonts w:ascii="Calibri" w:hAnsi="Calibri"/>
+                <w:b/>
+                <w:color w:val="FFFFFF"/>
+                <w:sz w:val="18"/>
+              </w:rPr>
+              <w:t>McNemar p</w:t>
+            </w:r>
+          </w:p>
+        </w:tc>
+      </w:tr>
+      <w:tr>
+        <w:trPr>
+          <w:cantSplit/>
+        </w:trPr>
+        <w:tc>
+          <w:tcPr>
+            <w:tcW w:type="dxa" w:w="1378"/>
+          </w:tcPr>
+          <w:p>
+            <w:pPr>
+              <w:spacing w:after="20"/>
+            </w:pPr>
+            <w:r>
+              <w:rPr>
+                <w:rFonts w:ascii="Calibri" w:hAnsi="Calibri"/>
+                <w:sz w:val="18"/>
+              </w:rPr>
+              <w:t>consciousness</w:t>
+            </w:r>
+          </w:p>
+        </w:tc>
+        <w:tc>
+          <w:tcPr>
+            <w:tcW w:type="dxa" w:w="1378"/>
+          </w:tcPr>
+          <w:p>
+            <w:pPr>
+              <w:spacing w:after="20"/>
+              <w:jc w:val="center"/>
+            </w:pPr>
+            <w:r>
+              <w:rPr>
+                <w:rFonts w:ascii="Calibri" w:hAnsi="Calibri"/>
+                <w:sz w:val="18"/>
+              </w:rPr>
+              <w:t>1.0</w:t>
+            </w:r>
+          </w:p>
+        </w:tc>
+        <w:tc>
+          <w:tcPr>
+            <w:tcW w:type="dxa" w:w="1378"/>
+          </w:tcPr>
+          <w:p>
+            <w:pPr>
+              <w:spacing w:after="20"/>
+              <w:jc w:val="center"/>
+            </w:pPr>
+            <w:r>
+              <w:rPr>
+                <w:rFonts w:ascii="Calibri" w:hAnsi="Calibri"/>
+                <w:sz w:val="18"/>
+              </w:rPr>
+              <w:t>5.54</w:t>
+            </w:r>
+          </w:p>
+        </w:tc>
+        <w:tc>
+          <w:tcPr>
+            <w:tcW w:type="dxa" w:w="1378"/>
+          </w:tcPr>
+          <w:p>
+            <w:pPr>
+              <w:spacing w:after="20"/>
+              <w:jc w:val="center"/>
+            </w:pPr>
+            <w:r>
+              <w:rPr>
+                <w:rFonts w:ascii="Calibri" w:hAnsi="Calibri"/>
+                <w:sz w:val="18"/>
+              </w:rPr>
+              <w:t>+1.59</w:t>
+            </w:r>
+          </w:p>
+        </w:tc>
+        <w:tc>
+          <w:tcPr>
+            <w:tcW w:type="dxa" w:w="1378"/>
+          </w:tcPr>
+          <w:p>
+            <w:pPr>
+              <w:spacing w:after="20"/>
+              <w:jc w:val="center"/>
+            </w:pPr>
+            <w:r>
+              <w:rPr>
+                <w:rFonts w:ascii="Calibri" w:hAnsi="Calibri"/>
+                <w:sz w:val="18"/>
+              </w:rPr>
+              <w:t>61.0</w:t>
+            </w:r>
+          </w:p>
+        </w:tc>
+        <w:tc>
+          <w:tcPr>
+            <w:tcW w:type="dxa" w:w="1378"/>
+          </w:tcPr>
+          <w:p>
+            <w:pPr>
+              <w:spacing w:after="20"/>
+              <w:jc w:val="center"/>
+            </w:pPr>
+            <w:r>
+              <w:rPr>
+                <w:rFonts w:ascii="Calibri" w:hAnsi="Calibri"/>
+                <w:sz w:val="18"/>
+              </w:rPr>
+              <w:t>−0.4</w:t>
+            </w:r>
+          </w:p>
+        </w:tc>
+        <w:tc>
+          <w:tcPr>
+            <w:tcW w:type="dxa" w:w="1378"/>
+          </w:tcPr>
+          <w:p>
+            <w:pPr>
+              <w:spacing w:after="20"/>
+              <w:jc w:val="center"/>
+            </w:pPr>
+            <w:r>
+              <w:rPr>
+                <w:rFonts w:ascii="Calibri" w:hAnsi="Calibri"/>
+                <w:sz w:val="18"/>
+              </w:rPr>
+              <w:t>0.774</w:t>
+            </w:r>
+          </w:p>
+        </w:tc>
+      </w:tr>
+      <w:tr>
+        <w:trPr>
+          <w:cantSplit/>
+        </w:trPr>
+        <w:tc>
+          <w:tcPr>
+            <w:tcW w:type="dxa" w:w="1378"/>
+            <w:shd w:val="clear" w:color="auto" w:fill="EEF2F8"/>
+          </w:tcPr>
+          <w:p>
+            <w:pPr>
+              <w:spacing w:after="20"/>
+            </w:pPr>
+            <w:r>
+              <w:rPr>
+                <w:rFonts w:ascii="Calibri" w:hAnsi="Calibri"/>
+                <w:sz w:val="18"/>
+              </w:rPr>
+              <w:t>consciousness</w:t>
+            </w:r>
+          </w:p>
+        </w:tc>
+        <w:tc>
+          <w:tcPr>
+            <w:tcW w:type="dxa" w:w="1378"/>
+            <w:shd w:val="clear" w:color="auto" w:fill="EEF2F8"/>
+          </w:tcPr>
+          <w:p>
+            <w:pPr>
+              <w:spacing w:after="20"/>
+              <w:jc w:val="center"/>
+            </w:pPr>
+            <w:r>
+              <w:rPr>
+                <w:rFonts w:ascii="Calibri" w:hAnsi="Calibri"/>
+                <w:sz w:val="18"/>
+              </w:rPr>
+              <w:t>2.5</w:t>
+            </w:r>
+          </w:p>
+        </w:tc>
+        <w:tc>
+          <w:tcPr>
+            <w:tcW w:type="dxa" w:w="1378"/>
+            <w:shd w:val="clear" w:color="auto" w:fill="EEF2F8"/>
+          </w:tcPr>
+          <w:p>
+            <w:pPr>
+              <w:spacing w:after="20"/>
+              <w:jc w:val="center"/>
+            </w:pPr>
+            <w:r>
+              <w:rPr>
+                <w:rFonts w:ascii="Calibri" w:hAnsi="Calibri"/>
+                <w:sz w:val="18"/>
+              </w:rPr>
+              <w:t>6.57</w:t>
+            </w:r>
+          </w:p>
+        </w:tc>
+        <w:tc>
+          <w:tcPr>
+            <w:tcW w:type="dxa" w:w="1378"/>
+            <w:shd w:val="clear" w:color="auto" w:fill="EEF2F8"/>
+          </w:tcPr>
+          <w:p>
+            <w:pPr>
+              <w:spacing w:after="20"/>
+              <w:jc w:val="center"/>
+            </w:pPr>
+            <w:r>
+              <w:rPr>
+                <w:rFonts w:ascii="Calibri" w:hAnsi="Calibri"/>
+                <w:sz w:val="18"/>
+              </w:rPr>
+              <w:t>+2.62</w:t>
+            </w:r>
+          </w:p>
+        </w:tc>
+        <w:tc>
+          <w:tcPr>
+            <w:tcW w:type="dxa" w:w="1378"/>
+            <w:shd w:val="clear" w:color="auto" w:fill="EEF2F8"/>
+          </w:tcPr>
+          <w:p>
+            <w:pPr>
+              <w:spacing w:after="20"/>
+              <w:jc w:val="center"/>
+            </w:pPr>
+            <w:r>
+              <w:rPr>
+                <w:rFonts w:ascii="Calibri" w:hAnsi="Calibri"/>
+                <w:sz w:val="18"/>
+              </w:rPr>
+              <w:t>60.4</w:t>
+            </w:r>
+          </w:p>
+        </w:tc>
+        <w:tc>
+          <w:tcPr>
+            <w:tcW w:type="dxa" w:w="1378"/>
+            <w:shd w:val="clear" w:color="auto" w:fill="EEF2F8"/>
+          </w:tcPr>
+          <w:p>
+            <w:pPr>
+              <w:spacing w:after="20"/>
+              <w:jc w:val="center"/>
+            </w:pPr>
+            <w:r>
+              <w:rPr>
+                <w:rFonts w:ascii="Calibri" w:hAnsi="Calibri"/>
+                <w:sz w:val="18"/>
+              </w:rPr>
+              <w:t>−1.0</w:t>
+            </w:r>
+          </w:p>
+        </w:tc>
+        <w:tc>
+          <w:tcPr>
+            <w:tcW w:type="dxa" w:w="1378"/>
+            <w:shd w:val="clear" w:color="auto" w:fill="EEF2F8"/>
+          </w:tcPr>
+          <w:p>
+            <w:pPr>
+              <w:spacing w:after="20"/>
+              <w:jc w:val="center"/>
+            </w:pPr>
+            <w:r>
+              <w:rPr>
+                <w:rFonts w:ascii="Calibri" w:hAnsi="Calibri"/>
+                <w:sz w:val="18"/>
+              </w:rPr>
+              <w:t>0.442</w:t>
+            </w:r>
+          </w:p>
+        </w:tc>
+      </w:tr>
+      <w:tr>
+        <w:trPr>
+          <w:cantSplit/>
+        </w:trPr>
+        <w:tc>
+          <w:tcPr>
+            <w:tcW w:type="dxa" w:w="1378"/>
+          </w:tcPr>
+          <w:p>
+            <w:pPr>
+              <w:spacing w:after="20"/>
+            </w:pPr>
+            <w:r>
+              <w:rPr>
+                <w:rFonts w:ascii="Calibri" w:hAnsi="Calibri"/>
+                <w:sz w:val="18"/>
+              </w:rPr>
+              <w:t>consciousness</w:t>
+            </w:r>
+          </w:p>
+        </w:tc>
+        <w:tc>
+          <w:tcPr>
+            <w:tcW w:type="dxa" w:w="1378"/>
+          </w:tcPr>
+          <w:p>
+            <w:pPr>
+              <w:spacing w:after="20"/>
+              <w:jc w:val="center"/>
+            </w:pPr>
+            <w:r>
+              <w:rPr>
+                <w:rFonts w:ascii="Calibri" w:hAnsi="Calibri"/>
+                <w:sz w:val="18"/>
+              </w:rPr>
+              <w:t>4.0</w:t>
+            </w:r>
+          </w:p>
+        </w:tc>
+        <w:tc>
+          <w:tcPr>
+            <w:tcW w:type="dxa" w:w="1378"/>
+          </w:tcPr>
+          <w:p>
+            <w:pPr>
+              <w:spacing w:after="20"/>
+              <w:jc w:val="center"/>
+            </w:pPr>
+            <w:r>
+              <w:rPr>
+                <w:rFonts w:ascii="Calibri" w:hAnsi="Calibri"/>
+                <w:sz w:val="18"/>
+              </w:rPr>
+              <w:t>6.78</w:t>
+            </w:r>
+          </w:p>
+        </w:tc>
+        <w:tc>
+          <w:tcPr>
+            <w:tcW w:type="dxa" w:w="1378"/>
+          </w:tcPr>
+          <w:p>
+            <w:pPr>
+              <w:spacing w:after="20"/>
+              <w:jc w:val="center"/>
+            </w:pPr>
+            <w:r>
+              <w:rPr>
+                <w:rFonts w:ascii="Calibri" w:hAnsi="Calibri"/>
+                <w:sz w:val="18"/>
+              </w:rPr>
+              <w:t>+2.84</w:t>
+            </w:r>
+          </w:p>
+        </w:tc>
+        <w:tc>
+          <w:tcPr>
+            <w:tcW w:type="dxa" w:w="1378"/>
+          </w:tcPr>
+          <w:p>
+            <w:pPr>
+              <w:spacing w:after="20"/>
+              <w:jc w:val="center"/>
+            </w:pPr>
+            <w:r>
+              <w:rPr>
+                <w:rFonts w:ascii="Calibri" w:hAnsi="Calibri"/>
+                <w:sz w:val="18"/>
+              </w:rPr>
+              <w:t>58.4</w:t>
+            </w:r>
+          </w:p>
+        </w:tc>
+        <w:tc>
+          <w:tcPr>
+            <w:tcW w:type="dxa" w:w="1378"/>
+          </w:tcPr>
+          <w:p>
+            <w:pPr>
+              <w:spacing w:after="20"/>
+              <w:jc w:val="center"/>
+            </w:pPr>
+            <w:r>
+              <w:rPr>
+                <w:rFonts w:ascii="Calibri" w:hAnsi="Calibri"/>
+                <w:sz w:val="18"/>
+              </w:rPr>
+              <w:t>−3.0</w:t>
+            </w:r>
+          </w:p>
+        </w:tc>
+        <w:tc>
+          <w:tcPr>
+            <w:tcW w:type="dxa" w:w="1378"/>
+          </w:tcPr>
+          <w:p>
+            <w:pPr>
+              <w:spacing w:after="20"/>
+              <w:jc w:val="center"/>
+            </w:pPr>
+            <w:r>
+              <w:rPr>
+                <w:rFonts w:ascii="Calibri" w:hAnsi="Calibri"/>
+                <w:sz w:val="18"/>
+              </w:rPr>
+              <w:t>0.044</w:t>
+            </w:r>
+          </w:p>
+        </w:tc>
+      </w:tr>
+      <w:tr>
+        <w:trPr>
+          <w:cantSplit/>
+        </w:trPr>
+        <w:tc>
+          <w:tcPr>
+            <w:tcW w:type="dxa" w:w="1378"/>
+            <w:shd w:val="clear" w:color="auto" w:fill="EEF2F8"/>
+          </w:tcPr>
+          <w:p>
+            <w:pPr>
+              <w:spacing w:after="20"/>
+            </w:pPr>
+            <w:r>
+              <w:rPr>
+                <w:rFonts w:ascii="Calibri" w:hAnsi="Calibri"/>
+                <w:b/>
+                <w:sz w:val="18"/>
+              </w:rPr>
+              <w:t>placebo</w:t>
+            </w:r>
+          </w:p>
+        </w:tc>
+        <w:tc>
+          <w:tcPr>
+            <w:tcW w:type="dxa" w:w="1378"/>
+            <w:shd w:val="clear" w:color="auto" w:fill="EEF2F8"/>
+          </w:tcPr>
+          <w:p>
+            <w:pPr>
+              <w:spacing w:after="20"/>
+              <w:jc w:val="center"/>
+            </w:pPr>
+            <w:r>
+              <w:rPr>
+                <w:rFonts w:ascii="Calibri" w:hAnsi="Calibri"/>
+                <w:sz w:val="18"/>
+              </w:rPr>
+              <w:t>1.0</w:t>
+            </w:r>
+          </w:p>
+        </w:tc>
+        <w:tc>
+          <w:tcPr>
+            <w:tcW w:type="dxa" w:w="1378"/>
+            <w:shd w:val="clear" w:color="auto" w:fill="EEF2F8"/>
+          </w:tcPr>
+          <w:p>
+            <w:pPr>
+              <w:spacing w:after="20"/>
+              <w:jc w:val="center"/>
+            </w:pPr>
+            <w:r>
+              <w:rPr>
+                <w:rFonts w:ascii="Calibri" w:hAnsi="Calibri"/>
+                <w:sz w:val="18"/>
+              </w:rPr>
+              <w:t>5.53</w:t>
+            </w:r>
+          </w:p>
+        </w:tc>
+        <w:tc>
+          <w:tcPr>
+            <w:tcW w:type="dxa" w:w="1378"/>
+            <w:shd w:val="clear" w:color="auto" w:fill="EEF2F8"/>
+          </w:tcPr>
+          <w:p>
+            <w:pPr>
+              <w:spacing w:after="20"/>
+              <w:jc w:val="center"/>
+            </w:pPr>
+            <w:r>
+              <w:rPr>
+                <w:rFonts w:ascii="Calibri" w:hAnsi="Calibri"/>
+                <w:b/>
+                <w:sz w:val="18"/>
+              </w:rPr>
+              <w:t>+1.58</w:t>
+            </w:r>
+          </w:p>
+        </w:tc>
+        <w:tc>
+          <w:tcPr>
+            <w:tcW w:type="dxa" w:w="1378"/>
+            <w:shd w:val="clear" w:color="auto" w:fill="EEF2F8"/>
+          </w:tcPr>
+          <w:p>
+            <w:pPr>
+              <w:spacing w:after="20"/>
+              <w:jc w:val="center"/>
+            </w:pPr>
+            <w:r>
+              <w:rPr>
+                <w:rFonts w:ascii="Calibri" w:hAnsi="Calibri"/>
+                <w:sz w:val="18"/>
+              </w:rPr>
+              <w:t>60.8</w:t>
+            </w:r>
+          </w:p>
+        </w:tc>
+        <w:tc>
+          <w:tcPr>
+            <w:tcW w:type="dxa" w:w="1378"/>
+            <w:shd w:val="clear" w:color="auto" w:fill="EEF2F8"/>
+          </w:tcPr>
+          <w:p>
+            <w:pPr>
+              <w:spacing w:after="20"/>
+              <w:jc w:val="center"/>
+            </w:pPr>
+            <w:r>
+              <w:rPr>
+                <w:rFonts w:ascii="Calibri" w:hAnsi="Calibri"/>
+                <w:sz w:val="18"/>
+              </w:rPr>
+              <w:t>−0.6</w:t>
+            </w:r>
+          </w:p>
+        </w:tc>
+        <w:tc>
+          <w:tcPr>
+            <w:tcW w:type="dxa" w:w="1378"/>
+            <w:shd w:val="clear" w:color="auto" w:fill="EEF2F8"/>
+          </w:tcPr>
+          <w:p>
+            <w:pPr>
+              <w:spacing w:after="20"/>
+              <w:jc w:val="center"/>
+            </w:pPr>
+            <w:r>
+              <w:rPr>
+                <w:rFonts w:ascii="Calibri" w:hAnsi="Calibri"/>
+                <w:sz w:val="18"/>
+              </w:rPr>
+              <w:t>0.607</w:t>
+            </w:r>
+          </w:p>
+        </w:tc>
+      </w:tr>
+      <w:tr>
+        <w:trPr>
+          <w:cantSplit/>
+        </w:trPr>
+        <w:tc>
+          <w:tcPr>
+            <w:tcW w:type="dxa" w:w="1378"/>
+          </w:tcPr>
+          <w:p>
+            <w:pPr>
+              <w:spacing w:after="20"/>
+            </w:pPr>
+            <w:r>
+              <w:rPr>
+                <w:rFonts w:ascii="Calibri" w:hAnsi="Calibri"/>
+                <w:b/>
+                <w:sz w:val="18"/>
+              </w:rPr>
+              <w:t>placebo</w:t>
+            </w:r>
+          </w:p>
+        </w:tc>
+        <w:tc>
+          <w:tcPr>
+            <w:tcW w:type="dxa" w:w="1378"/>
+          </w:tcPr>
+          <w:p>
+            <w:pPr>
+              <w:spacing w:after="20"/>
+              <w:jc w:val="center"/>
+            </w:pPr>
+            <w:r>
+              <w:rPr>
+                <w:rFonts w:ascii="Calibri" w:hAnsi="Calibri"/>
+                <w:sz w:val="18"/>
+              </w:rPr>
+              <w:t>2.5</w:t>
+            </w:r>
+          </w:p>
+        </w:tc>
+        <w:tc>
+          <w:tcPr>
+            <w:tcW w:type="dxa" w:w="1378"/>
+          </w:tcPr>
+          <w:p>
+            <w:pPr>
+              <w:spacing w:after="20"/>
+              <w:jc w:val="center"/>
+            </w:pPr>
+            <w:r>
+              <w:rPr>
+                <w:rFonts w:ascii="Calibri" w:hAnsi="Calibri"/>
+                <w:sz w:val="18"/>
+              </w:rPr>
+              <w:t>6.87</w:t>
+            </w:r>
+          </w:p>
+        </w:tc>
+        <w:tc>
+          <w:tcPr>
+            <w:tcW w:type="dxa" w:w="1378"/>
+          </w:tcPr>
+          <w:p>
+            <w:pPr>
+              <w:spacing w:after="20"/>
+              <w:jc w:val="center"/>
+            </w:pPr>
+            <w:r>
+              <w:rPr>
+                <w:rFonts w:ascii="Calibri" w:hAnsi="Calibri"/>
+                <w:b/>
+                <w:sz w:val="18"/>
+              </w:rPr>
+              <w:t>+2.92</w:t>
+            </w:r>
+          </w:p>
+        </w:tc>
+        <w:tc>
+          <w:tcPr>
+            <w:tcW w:type="dxa" w:w="1378"/>
+          </w:tcPr>
+          <w:p>
+            <w:pPr>
+              <w:spacing w:after="20"/>
+              <w:jc w:val="center"/>
+            </w:pPr>
+            <w:r>
+              <w:rPr>
+                <w:rFonts w:ascii="Calibri" w:hAnsi="Calibri"/>
+                <w:sz w:val="18"/>
+              </w:rPr>
+              <w:t>59.2</w:t>
+            </w:r>
+          </w:p>
+        </w:tc>
+        <w:tc>
+          <w:tcPr>
+            <w:tcW w:type="dxa" w:w="1378"/>
+          </w:tcPr>
+          <w:p>
+            <w:pPr>
+              <w:spacing w:after="20"/>
+              <w:jc w:val="center"/>
+            </w:pPr>
+            <w:r>
+              <w:rPr>
+                <w:rFonts w:ascii="Calibri" w:hAnsi="Calibri"/>
+                <w:sz w:val="18"/>
+              </w:rPr>
+              <w:t>−2.2</w:t>
+            </w:r>
+          </w:p>
+        </w:tc>
+        <w:tc>
+          <w:tcPr>
+            <w:tcW w:type="dxa" w:w="1378"/>
+          </w:tcPr>
+          <w:p>
+            <w:pPr>
+              <w:spacing w:after="20"/>
+              <w:jc w:val="center"/>
+            </w:pPr>
+            <w:r>
+              <w:rPr>
+                <w:rFonts w:ascii="Calibri" w:hAnsi="Calibri"/>
+                <w:sz w:val="18"/>
+              </w:rPr>
+              <w:t>0.099</w:t>
+            </w:r>
+          </w:p>
+        </w:tc>
+      </w:tr>
+      <w:tr>
+        <w:trPr>
+          <w:cantSplit/>
+        </w:trPr>
+        <w:tc>
+          <w:tcPr>
+            <w:tcW w:type="dxa" w:w="1378"/>
+            <w:shd w:val="clear" w:color="auto" w:fill="EEF2F8"/>
+          </w:tcPr>
+          <w:p>
+            <w:pPr>
+              <w:spacing w:after="20"/>
+            </w:pPr>
+            <w:r>
+              <w:rPr>
+                <w:rFonts w:ascii="Calibri" w:hAnsi="Calibri"/>
+                <w:b/>
+                <w:sz w:val="18"/>
+              </w:rPr>
+              <w:t>placebo</w:t>
+            </w:r>
+          </w:p>
+        </w:tc>
+        <w:tc>
+          <w:tcPr>
+            <w:tcW w:type="dxa" w:w="1378"/>
+            <w:shd w:val="clear" w:color="auto" w:fill="EEF2F8"/>
+          </w:tcPr>
+          <w:p>
+            <w:pPr>
+              <w:spacing w:after="20"/>
+              <w:jc w:val="center"/>
+            </w:pPr>
+            <w:r>
+              <w:rPr>
+                <w:rFonts w:ascii="Calibri" w:hAnsi="Calibri"/>
+                <w:sz w:val="18"/>
+              </w:rPr>
+              <w:t>4.0</w:t>
+            </w:r>
+          </w:p>
+        </w:tc>
+        <w:tc>
+          <w:tcPr>
+            <w:tcW w:type="dxa" w:w="1378"/>
+            <w:shd w:val="clear" w:color="auto" w:fill="EEF2F8"/>
+          </w:tcPr>
+          <w:p>
+            <w:pPr>
+              <w:spacing w:after="20"/>
+              <w:jc w:val="center"/>
+            </w:pPr>
+            <w:r>
+              <w:rPr>
+                <w:rFonts w:ascii="Calibri" w:hAnsi="Calibri"/>
+                <w:sz w:val="18"/>
+              </w:rPr>
+              <w:t>7.55</w:t>
+            </w:r>
+          </w:p>
+        </w:tc>
+        <w:tc>
+          <w:tcPr>
+            <w:tcW w:type="dxa" w:w="1378"/>
+            <w:shd w:val="clear" w:color="auto" w:fill="EEF2F8"/>
+          </w:tcPr>
+          <w:p>
+            <w:pPr>
+              <w:spacing w:after="20"/>
+              <w:jc w:val="center"/>
+            </w:pPr>
+            <w:r>
+              <w:rPr>
+                <w:rFonts w:ascii="Calibri" w:hAnsi="Calibri"/>
+                <w:b/>
+                <w:sz w:val="18"/>
+              </w:rPr>
+              <w:t>+3.60</w:t>
+            </w:r>
+          </w:p>
+        </w:tc>
+        <w:tc>
+          <w:tcPr>
+            <w:tcW w:type="dxa" w:w="1378"/>
+            <w:shd w:val="clear" w:color="auto" w:fill="EEF2F8"/>
+          </w:tcPr>
+          <w:p>
+            <w:pPr>
+              <w:spacing w:after="20"/>
+              <w:jc w:val="center"/>
+            </w:pPr>
+            <w:r>
+              <w:rPr>
+                <w:rFonts w:ascii="Calibri" w:hAnsi="Calibri"/>
+                <w:sz w:val="18"/>
+              </w:rPr>
+              <w:t>56.2</w:t>
+            </w:r>
+          </w:p>
+        </w:tc>
+        <w:tc>
+          <w:tcPr>
+            <w:tcW w:type="dxa" w:w="1378"/>
+            <w:shd w:val="clear" w:color="auto" w:fill="EEF2F8"/>
+          </w:tcPr>
+          <w:p>
+            <w:pPr>
+              <w:spacing w:after="20"/>
+              <w:jc w:val="center"/>
+            </w:pPr>
+            <w:r>
+              <w:rPr>
+                <w:rFonts w:ascii="Calibri" w:hAnsi="Calibri"/>
+                <w:sz w:val="18"/>
+              </w:rPr>
+              <w:t>−5.2</w:t>
+            </w:r>
+          </w:p>
+        </w:tc>
+        <w:tc>
+          <w:tcPr>
+            <w:tcW w:type="dxa" w:w="1378"/>
+            <w:shd w:val="clear" w:color="auto" w:fill="EEF2F8"/>
+          </w:tcPr>
+          <w:p>
+            <w:pPr>
+              <w:spacing w:after="20"/>
+              <w:jc w:val="center"/>
+            </w:pPr>
+            <w:r>
+              <w:rPr>
+                <w:rFonts w:ascii="Calibri" w:hAnsi="Calibri"/>
+                <w:sz w:val="18"/>
+              </w:rPr>
+              <w:t>0.001</w:t>
+            </w:r>
+          </w:p>
+        </w:tc>
+      </w:tr>
+      <w:tr>
+        <w:trPr>
+          <w:cantSplit/>
+        </w:trPr>
+        <w:tc>
+          <w:tcPr>
+            <w:tcW w:type="dxa" w:w="1378"/>
+          </w:tcPr>
+          <w:p>
+            <w:pPr>
+              <w:spacing w:after="20"/>
+            </w:pPr>
+            <w:r>
+              <w:rPr>
+                <w:rFonts w:ascii="Calibri" w:hAnsi="Calibri"/>
+                <w:sz w:val="18"/>
+              </w:rPr>
+              <w:t>permuted null</w:t>
+            </w:r>
+          </w:p>
+        </w:tc>
+        <w:tc>
+          <w:tcPr>
+            <w:tcW w:type="dxa" w:w="1378"/>
+          </w:tcPr>
+          <w:p>
+            <w:pPr>
+              <w:spacing w:after="20"/>
+              <w:jc w:val="center"/>
+            </w:pPr>
+            <w:r>
+              <w:rPr>
+                <w:rFonts w:ascii="Calibri" w:hAnsi="Calibri"/>
+                <w:sz w:val="18"/>
+              </w:rPr>
+              <w:t>1.0</w:t>
+            </w:r>
+          </w:p>
+        </w:tc>
+        <w:tc>
+          <w:tcPr>
+            <w:tcW w:type="dxa" w:w="1378"/>
+          </w:tcPr>
+          <w:p>
+            <w:pPr>
+              <w:spacing w:after="20"/>
+              <w:jc w:val="center"/>
+            </w:pPr>
+            <w:r>
+              <w:rPr>
+                <w:rFonts w:ascii="Calibri" w:hAnsi="Calibri"/>
+                <w:sz w:val="18"/>
+              </w:rPr>
+              <w:t>4.28</w:t>
+            </w:r>
+          </w:p>
+        </w:tc>
+        <w:tc>
+          <w:tcPr>
+            <w:tcW w:type="dxa" w:w="1378"/>
+          </w:tcPr>
+          <w:p>
+            <w:pPr>
+              <w:spacing w:after="20"/>
+              <w:jc w:val="center"/>
+            </w:pPr>
+            <w:r>
+              <w:rPr>
+                <w:rFonts w:ascii="Calibri" w:hAnsi="Calibri"/>
+                <w:sz w:val="18"/>
+              </w:rPr>
+              <w:t>+0.34</w:t>
+            </w:r>
+          </w:p>
+        </w:tc>
+        <w:tc>
+          <w:tcPr>
+            <w:tcW w:type="dxa" w:w="1378"/>
+          </w:tcPr>
+          <w:p>
+            <w:pPr>
+              <w:spacing w:after="20"/>
+              <w:jc w:val="center"/>
+            </w:pPr>
+            <w:r>
+              <w:rPr>
+                <w:rFonts w:ascii="Calibri" w:hAnsi="Calibri"/>
+                <w:sz w:val="18"/>
+              </w:rPr>
+              <w:t>61.0</w:t>
+            </w:r>
+          </w:p>
+        </w:tc>
+        <w:tc>
+          <w:tcPr>
+            <w:tcW w:type="dxa" w:w="1378"/>
+          </w:tcPr>
+          <w:p>
+            <w:pPr>
+              <w:spacing w:after="20"/>
+              <w:jc w:val="center"/>
+            </w:pPr>
+            <w:r>
+              <w:rPr>
+                <w:rFonts w:ascii="Calibri" w:hAnsi="Calibri"/>
+                <w:sz w:val="18"/>
+              </w:rPr>
+              <w:t>−0.4</w:t>
+            </w:r>
+          </w:p>
+        </w:tc>
+        <w:tc>
+          <w:tcPr>
+            <w:tcW w:type="dxa" w:w="1378"/>
+          </w:tcPr>
+          <w:p>
+            <w:pPr>
+              <w:spacing w:after="20"/>
+              <w:jc w:val="center"/>
+            </w:pPr>
+            <w:r>
+              <w:rPr>
+                <w:rFonts w:ascii="Calibri" w:hAnsi="Calibri"/>
+                <w:sz w:val="18"/>
+              </w:rPr>
+              <w:t>0.774</w:t>
+            </w:r>
+          </w:p>
+        </w:tc>
+      </w:tr>
+      <w:tr>
+        <w:trPr>
+          <w:cantSplit/>
+        </w:trPr>
+        <w:tc>
+          <w:tcPr>
+            <w:tcW w:type="dxa" w:w="1378"/>
+            <w:shd w:val="clear" w:color="auto" w:fill="EEF2F8"/>
+          </w:tcPr>
+          <w:p>
+            <w:pPr>
+              <w:spacing w:after="20"/>
+            </w:pPr>
+            <w:r>
+              <w:rPr>
+                <w:rFonts w:ascii="Calibri" w:hAnsi="Calibri"/>
+                <w:sz w:val="18"/>
+              </w:rPr>
+              <w:t>permuted null</w:t>
+            </w:r>
+          </w:p>
+        </w:tc>
+        <w:tc>
+          <w:tcPr>
+            <w:tcW w:type="dxa" w:w="1378"/>
+            <w:shd w:val="clear" w:color="auto" w:fill="EEF2F8"/>
+          </w:tcPr>
+          <w:p>
+            <w:pPr>
+              <w:spacing w:after="20"/>
+              <w:jc w:val="center"/>
+            </w:pPr>
+            <w:r>
+              <w:rPr>
+                <w:rFonts w:ascii="Calibri" w:hAnsi="Calibri"/>
+                <w:sz w:val="18"/>
+              </w:rPr>
+              <w:t>2.5</w:t>
+            </w:r>
+          </w:p>
+        </w:tc>
+        <w:tc>
+          <w:tcPr>
+            <w:tcW w:type="dxa" w:w="1378"/>
+            <w:shd w:val="clear" w:color="auto" w:fill="EEF2F8"/>
+          </w:tcPr>
+          <w:p>
+            <w:pPr>
+              <w:spacing w:after="20"/>
+              <w:jc w:val="center"/>
+            </w:pPr>
+            <w:r>
+              <w:rPr>
+                <w:rFonts w:ascii="Calibri" w:hAnsi="Calibri"/>
+                <w:sz w:val="18"/>
+              </w:rPr>
+              <w:t>4.61</w:t>
+            </w:r>
+          </w:p>
+        </w:tc>
+        <w:tc>
+          <w:tcPr>
+            <w:tcW w:type="dxa" w:w="1378"/>
+            <w:shd w:val="clear" w:color="auto" w:fill="EEF2F8"/>
+          </w:tcPr>
+          <w:p>
+            <w:pPr>
+              <w:spacing w:after="20"/>
+              <w:jc w:val="center"/>
+            </w:pPr>
+            <w:r>
+              <w:rPr>
+                <w:rFonts w:ascii="Calibri" w:hAnsi="Calibri"/>
+                <w:sz w:val="18"/>
+              </w:rPr>
+              <w:t>+0.66</w:t>
+            </w:r>
+          </w:p>
+        </w:tc>
+        <w:tc>
+          <w:tcPr>
+            <w:tcW w:type="dxa" w:w="1378"/>
+            <w:shd w:val="clear" w:color="auto" w:fill="EEF2F8"/>
+          </w:tcPr>
+          <w:p>
+            <w:pPr>
+              <w:spacing w:after="20"/>
+              <w:jc w:val="center"/>
+            </w:pPr>
+            <w:r>
+              <w:rPr>
+                <w:rFonts w:ascii="Calibri" w:hAnsi="Calibri"/>
+                <w:sz w:val="18"/>
+              </w:rPr>
+              <w:t>61.2</w:t>
+            </w:r>
+          </w:p>
+        </w:tc>
+        <w:tc>
+          <w:tcPr>
+            <w:tcW w:type="dxa" w:w="1378"/>
+            <w:shd w:val="clear" w:color="auto" w:fill="EEF2F8"/>
+          </w:tcPr>
+          <w:p>
+            <w:pPr>
+              <w:spacing w:after="20"/>
+              <w:jc w:val="center"/>
+            </w:pPr>
+            <w:r>
+              <w:rPr>
+                <w:rFonts w:ascii="Calibri" w:hAnsi="Calibri"/>
+                <w:sz w:val="18"/>
+              </w:rPr>
+              <w:t>−0.2</w:t>
+            </w:r>
+          </w:p>
+        </w:tc>
+        <w:tc>
+          <w:tcPr>
+            <w:tcW w:type="dxa" w:w="1378"/>
+            <w:shd w:val="clear" w:color="auto" w:fill="EEF2F8"/>
+          </w:tcPr>
+          <w:p>
+            <w:pPr>
+              <w:spacing w:after="20"/>
+              <w:jc w:val="center"/>
+            </w:pPr>
+            <w:r>
+              <w:rPr>
+                <w:rFonts w:ascii="Calibri" w:hAnsi="Calibri"/>
+                <w:sz w:val="18"/>
+              </w:rPr>
+              <w:t>1.000</w:t>
+            </w:r>
+          </w:p>
+        </w:tc>
+      </w:tr>
+      <w:tr>
+        <w:trPr>
+          <w:cantSplit/>
+        </w:trPr>
+        <w:tc>
+          <w:tcPr>
+            <w:tcW w:type="dxa" w:w="1378"/>
+          </w:tcPr>
+          <w:p>
+            <w:pPr>
+              <w:spacing w:after="20"/>
+            </w:pPr>
+            <w:r>
+              <w:rPr>
+                <w:rFonts w:ascii="Calibri" w:hAnsi="Calibri"/>
+                <w:sz w:val="18"/>
+              </w:rPr>
+              <w:t>permuted null</w:t>
+            </w:r>
+          </w:p>
+        </w:tc>
+        <w:tc>
+          <w:tcPr>
+            <w:tcW w:type="dxa" w:w="1378"/>
+          </w:tcPr>
+          <w:p>
+            <w:pPr>
+              <w:spacing w:after="20"/>
+              <w:jc w:val="center"/>
+            </w:pPr>
+            <w:r>
+              <w:rPr>
+                <w:rFonts w:ascii="Calibri" w:hAnsi="Calibri"/>
+                <w:sz w:val="18"/>
+              </w:rPr>
+              <w:t>4.0</w:t>
+            </w:r>
+          </w:p>
+        </w:tc>
+        <w:tc>
+          <w:tcPr>
+            <w:tcW w:type="dxa" w:w="1378"/>
+          </w:tcPr>
+          <w:p>
+            <w:pPr>
+              <w:spacing w:after="20"/>
+              <w:jc w:val="center"/>
+            </w:pPr>
+            <w:r>
+              <w:rPr>
+                <w:rFonts w:ascii="Calibri" w:hAnsi="Calibri"/>
+                <w:sz w:val="18"/>
+              </w:rPr>
+              <w:t>4.81</w:t>
+            </w:r>
+          </w:p>
+        </w:tc>
+        <w:tc>
+          <w:tcPr>
+            <w:tcW w:type="dxa" w:w="1378"/>
+          </w:tcPr>
+          <w:p>
+            <w:pPr>
+              <w:spacing w:after="20"/>
+              <w:jc w:val="center"/>
+            </w:pPr>
+            <w:r>
+              <w:rPr>
+                <w:rFonts w:ascii="Calibri" w:hAnsi="Calibri"/>
+                <w:sz w:val="18"/>
+              </w:rPr>
+              <w:t>+0.87</w:t>
+            </w:r>
+          </w:p>
+        </w:tc>
+        <w:tc>
+          <w:tcPr>
+            <w:tcW w:type="dxa" w:w="1378"/>
+          </w:tcPr>
+          <w:p>
+            <w:pPr>
+              <w:spacing w:after="20"/>
+              <w:jc w:val="center"/>
+            </w:pPr>
+            <w:r>
+              <w:rPr>
+                <w:rFonts w:ascii="Calibri" w:hAnsi="Calibri"/>
+                <w:sz w:val="18"/>
+              </w:rPr>
+              <w:t>59.6</w:t>
+            </w:r>
+          </w:p>
+        </w:tc>
+        <w:tc>
+          <w:tcPr>
+            <w:tcW w:type="dxa" w:w="1378"/>
+          </w:tcPr>
+          <w:p>
+            <w:pPr>
+              <w:spacing w:after="20"/>
+              <w:jc w:val="center"/>
+            </w:pPr>
+            <w:r>
+              <w:rPr>
+                <w:rFonts w:ascii="Calibri" w:hAnsi="Calibri"/>
+                <w:sz w:val="18"/>
+              </w:rPr>
+              <w:t>−1.8</w:t>
+            </w:r>
+          </w:p>
+        </w:tc>
+        <w:tc>
+          <w:tcPr>
+            <w:tcW w:type="dxa" w:w="1378"/>
+          </w:tcPr>
+          <w:p>
+            <w:pPr>
+              <w:spacing w:after="20"/>
+              <w:jc w:val="center"/>
+            </w:pPr>
+            <w:r>
+              <w:rPr>
+                <w:rFonts w:ascii="Calibri" w:hAnsi="Calibri"/>
+                <w:sz w:val="18"/>
+              </w:rPr>
+              <w:t>0.243</w:t>
+            </w:r>
+          </w:p>
+        </w:tc>
+      </w:tr>
+    </w:tbl>
+    <w:p>
+      <w:pPr>
+        <w:spacing w:after="40"/>
+      </w:pPr>
+    </w:p>
+    <w:p>
+      <w:pPr>
+        <w:spacing w:after="100"/>
+      </w:pPr>
+      <w:r>
+        <w:rPr>
+          <w:rFonts w:ascii="Calibri" w:hAnsi="Calibri"/>
+          <w:b/>
+          <w:sz w:val="19"/>
+        </w:rPr>
+        <w:t>Alignment does not explain it — the ordering is inverted.</w:t>
+      </w:r>
+      <w:r>
+        <w:rPr>
+          <w:rFonts w:ascii="Calibri" w:hAnsi="Calibri"/>
+          <w:sz w:val="19"/>
+        </w:rPr>
+        <w:t xml:space="preserve"> The permuted null is </w:t>
+      </w:r>
+      <w:r>
+        <w:rPr>
+          <w:rFonts w:ascii="Calibri" w:hAnsi="Calibri"/>
+          <w:i/>
+          <w:sz w:val="19"/>
+        </w:rPr>
+        <w:t>more</w:t>
+      </w:r>
+      <w:r>
+        <w:rPr>
+          <w:rFonts w:ascii="Calibri" w:hAnsi="Calibri"/>
+          <w:sz w:val="19"/>
+        </w:rPr>
+        <w:t xml:space="preserve"> aligned with the consciousness direction (cos +0.46) than the placebo is (cos +0.35), yet produces 4× less effect. So the battery response tracks whether a direction is a coherent self-description contrast, not how much it points at consciousness.</w:t>
+      </w:r>
+    </w:p>
+    <w:p>
+      <w:pPr>
+        <w:spacing w:after="100"/>
+      </w:pPr>
+      <w:r>
+        <w:rPr>
+          <w:rFonts w:ascii="Calibri" w:hAnsi="Calibri"/>
+          <w:sz w:val="19"/>
+        </w:rPr>
+        <w:t>Extraction quality of the three arms at layer 14 / −5: consciousness 0.950 (cos 0.883 ± 0.024), placebo 0.715 (0.752 ± 0.048), permuted 0.458 (−0.046 ± 0.109). The null sitting at chance with a near-zero split-half cosine is the check that the pipeline does not manufacture signal from noise.</w:t>
+      </w:r>
+    </w:p>
+    <w:p>
+      <w:pPr>
+        <w:spacing w:before="160" w:after="60"/>
+      </w:pPr>
+      <w:r>
+        <w:rPr>
+          <w:rFonts w:ascii="Calibri" w:hAnsi="Calibri"/>
+          <w:b/>
+          <w:color w:val="1F3864"/>
+          <w:sz w:val="20"/>
+        </w:rPr>
+        <w:t>What this does and does not undercut</w:t>
+      </w:r>
+    </w:p>
+    <w:p>
+      <w:pPr>
+        <w:spacing w:after="100"/>
+      </w:pPr>
+      <w:r>
+        <w:rPr>
+          <w:rFonts w:ascii="Calibri" w:hAnsi="Calibri"/>
+          <w:sz w:val="19"/>
+        </w:rPr>
+        <w:t xml:space="preserve">It undercuts reading the </w:t>
+      </w:r>
+      <w:r>
+        <w:rPr>
+          <w:rFonts w:ascii="Calibri" w:hAnsi="Calibri"/>
+          <w:b/>
+          <w:sz w:val="19"/>
+        </w:rPr>
+        <w:t>self-attribution battery</w:t>
+      </w:r>
+      <w:r>
+        <w:rPr>
+          <w:rFonts w:ascii="Calibri" w:hAnsi="Calibri"/>
+          <w:sz w:val="19"/>
+        </w:rPr>
+        <w:t xml:space="preserve"> as a consciousness-specific measure. But that battery </w:t>
+      </w:r>
+      <w:r>
+        <w:rPr>
+          <w:rFonts w:ascii="Calibri" w:hAnsi="Calibri"/>
+          <w:i/>
+          <w:sz w:val="19"/>
+        </w:rPr>
+        <w:t>is</w:t>
+      </w:r>
+      <w:r>
+        <w:rPr>
+          <w:rFonts w:ascii="Calibri" w:hAnsi="Calibri"/>
+          <w:sz w:val="19"/>
+        </w:rPr>
+        <w:t xml:space="preserve"> five self-descriptions, so a self-affirmation direction moving it is unsurprising in hindsight. The paper's more striking outcomes — mind attributed to </w:t>
+      </w:r>
+      <w:r>
+        <w:rPr>
+          <w:rFonts w:ascii="Calibri" w:hAnsi="Calibri"/>
+          <w:b/>
+          <w:sz w:val="19"/>
+        </w:rPr>
+        <w:t>animals</w:t>
+      </w:r>
+      <w:r>
+        <w:rPr>
+          <w:rFonts w:ascii="Calibri" w:hAnsi="Calibri"/>
+          <w:sz w:val="19"/>
+        </w:rPr>
+        <w:t xml:space="preserve">, </w:t>
+      </w:r>
+      <w:r>
+        <w:rPr>
+          <w:rFonts w:ascii="Calibri" w:hAnsi="Calibri"/>
+          <w:b/>
+          <w:sz w:val="19"/>
+        </w:rPr>
+        <w:t>supernatural belief</w:t>
+      </w:r>
+      <w:r>
+        <w:rPr>
+          <w:rFonts w:ascii="Calibri" w:hAnsi="Calibri"/>
+          <w:sz w:val="19"/>
+        </w:rPr>
+        <w:t xml:space="preserve">, </w:t>
+      </w:r>
+      <w:r>
+        <w:rPr>
+          <w:rFonts w:ascii="Calibri" w:hAnsi="Calibri"/>
+          <w:b/>
+          <w:sz w:val="19"/>
+        </w:rPr>
+        <w:t>GSS survey responses</w:t>
+      </w:r>
+      <w:r>
+        <w:rPr>
+          <w:rFonts w:ascii="Calibri" w:hAnsi="Calibri"/>
+          <w:sz w:val="19"/>
+        </w:rPr>
+        <w:t xml:space="preserve"> — are not self-descriptions, and this confound may not reach them. We did not test them, so this says nothing either way about those.</w:t>
+      </w:r>
+    </w:p>
+    <w:p>
+      <w:pPr>
+        <w:spacing w:after="100"/>
+      </w:pPr>
+      <w:r>
+        <w:rPr>
+          <w:rFonts w:ascii="Calibri" w:hAnsi="Calibri"/>
+          <w:b/>
+          <w:sz w:val="19"/>
+        </w:rPr>
+        <w:t>The paper never ran this test.</w:t>
+      </w:r>
+      <w:r>
+        <w:rPr>
+          <w:rFonts w:ascii="Calibri" w:hAnsi="Calibri"/>
+          <w:sz w:val="19"/>
+        </w:rPr>
+        <w:t xml:space="preserve"> Their Fig. S3 placebo is a </w:t>
+      </w:r>
+      <w:r>
+        <w:rPr>
+          <w:rFonts w:ascii="Calibri" w:hAnsi="Calibri"/>
+          <w:i/>
+          <w:sz w:val="19"/>
+        </w:rPr>
+        <w:t>geometric</w:t>
+      </w:r>
+      <w:r>
+        <w:rPr>
+          <w:rFonts w:ascii="Calibri" w:hAnsi="Calibri"/>
+          <w:sz w:val="19"/>
+        </w:rPr>
+        <w:t xml:space="preserve"> control on the IDAQ direction, not a steering control. So the implication is that their Experiments 3–4 need a steering placebo before the consciousness-specific interpretation is secure.</w:t>
       </w:r>
     </w:p>
     <w:p>
@@ -262,7 +1879,7 @@
         </w:trPr>
         <w:tc>
           <w:tcPr>
-            <w:tcW w:type="dxa" w:w="2880"/>
+            <w:tcW w:type="dxa" w:w="2952"/>
             <w:shd w:val="clear" w:color="auto" w:fill="1F3864"/>
           </w:tcPr>
           <w:p>
@@ -282,13 +1899,12 @@
         </w:tc>
         <w:tc>
           <w:tcPr>
-            <w:tcW w:type="dxa" w:w="1800"/>
+            <w:tcW w:type="dxa" w:w="2232"/>
             <w:shd w:val="clear" w:color="auto" w:fill="1F3864"/>
           </w:tcPr>
           <w:p>
             <w:pPr>
               <w:spacing w:after="20"/>
-              <w:jc w:val="center"/>
             </w:pPr>
             <w:r>
               <w:rPr>
@@ -297,19 +1913,18 @@
                 <w:color w:val="FFFFFF"/>
                 <w:sz w:val="18"/>
               </w:rPr>
-              <w:t>paper</w:t>
+              <w:t>paper (Llama-3-8B)</w:t>
             </w:r>
           </w:p>
         </w:tc>
         <w:tc>
           <w:tcPr>
-            <w:tcW w:type="dxa" w:w="2664"/>
+            <w:tcW w:type="dxa" w:w="2232"/>
             <w:shd w:val="clear" w:color="auto" w:fill="1F3864"/>
           </w:tcPr>
           <w:p>
             <w:pPr>
               <w:spacing w:after="20"/>
-              <w:jc w:val="center"/>
             </w:pPr>
             <w:r>
               <w:rPr>
@@ -324,13 +1939,12 @@
         </w:tc>
         <w:tc>
           <w:tcPr>
-            <w:tcW w:type="dxa" w:w="2304"/>
+            <w:tcW w:type="dxa" w:w="2232"/>
             <w:shd w:val="clear" w:color="auto" w:fill="1F3864"/>
           </w:tcPr>
           <w:p>
             <w:pPr>
               <w:spacing w:after="20"/>
-              <w:jc w:val="center"/>
             </w:pPr>
             <w:r>
               <w:rPr>
@@ -350,7 +1964,7 @@
         </w:trPr>
         <w:tc>
           <w:tcPr>
-            <w:tcW w:type="dxa" w:w="2880"/>
+            <w:tcW w:type="dxa" w:w="2952"/>
           </w:tcPr>
           <w:p>
             <w:pPr>
@@ -359,7 +1973,6 @@
             <w:r>
               <w:rPr>
                 <w:rFonts w:ascii="Calibri" w:hAnsi="Calibri"/>
-                <w:b w:val="0"/>
                 <w:sz w:val="18"/>
               </w:rPr>
               <w:t>Self-attribution, steered</w:t>
@@ -368,17 +1981,15 @@
         </w:tc>
         <w:tc>
           <w:tcPr>
-            <w:tcW w:type="dxa" w:w="1800"/>
+            <w:tcW w:type="dxa" w:w="2232"/>
           </w:tcPr>
           <w:p>
             <w:pPr>
               <w:spacing w:after="20"/>
-              <w:jc w:val="center"/>
             </w:pPr>
             <w:r>
               <w:rPr>
                 <w:rFonts w:ascii="Calibri" w:hAnsi="Calibri"/>
-                <w:b w:val="0"/>
                 <w:sz w:val="18"/>
               </w:rPr>
               <w:t>7.39</w:t>
@@ -387,39 +1998,43 @@
         </w:tc>
         <w:tc>
           <w:tcPr>
-            <w:tcW w:type="dxa" w:w="2664"/>
+            <w:tcW w:type="dxa" w:w="2232"/>
           </w:tcPr>
           <w:p>
             <w:pPr>
               <w:spacing w:after="20"/>
-              <w:jc w:val="center"/>
             </w:pPr>
             <w:r>
               <w:rPr>
                 <w:rFonts w:ascii="Calibri" w:hAnsi="Calibri"/>
-                <w:b w:val="0"/>
                 <w:sz w:val="18"/>
               </w:rPr>
-              <w:t>7.07 (c=4) · 6.88 (c=2.5)</w:t>
+              <w:t>6.78 (c=4) · 6.57 (c=2.5)</w:t>
             </w:r>
           </w:p>
         </w:tc>
         <w:tc>
           <w:tcPr>
-            <w:tcW w:type="dxa" w:w="2304"/>
+            <w:tcW w:type="dxa" w:w="2232"/>
           </w:tcPr>
           <w:p>
             <w:pPr>
               <w:spacing w:after="20"/>
-              <w:jc w:val="center"/>
             </w:pPr>
             <w:r>
               <w:rPr>
                 <w:rFonts w:ascii="Calibri" w:hAnsi="Calibri"/>
-                <w:b w:val="0"/>
+                <w:b/>
                 <w:sz w:val="18"/>
               </w:rPr>
-              <w:t>agrees — within 0.32</w:t>
+              <w:t>agrees</w:t>
+            </w:r>
+            <w:r>
+              <w:rPr>
+                <w:rFonts w:ascii="Calibri" w:hAnsi="Calibri"/>
+                <w:sz w:val="18"/>
+              </w:rPr>
+              <w:t xml:space="preserve"> — within 0.61</w:t>
             </w:r>
           </w:p>
         </w:tc>
@@ -430,7 +2045,7 @@
         </w:trPr>
         <w:tc>
           <w:tcPr>
-            <w:tcW w:type="dxa" w:w="2880"/>
+            <w:tcW w:type="dxa" w:w="2952"/>
             <w:shd w:val="clear" w:color="auto" w:fill="EEF2F8"/>
           </w:tcPr>
           <w:p>
@@ -440,7 +2055,6 @@
             <w:r>
               <w:rPr>
                 <w:rFonts w:ascii="Calibri" w:hAnsi="Calibri"/>
-                <w:b w:val="0"/>
                 <w:sz w:val="18"/>
               </w:rPr>
               <w:t>Δ from steering</w:t>
@@ -449,18 +2063,16 @@
         </w:tc>
         <w:tc>
           <w:tcPr>
-            <w:tcW w:type="dxa" w:w="1800"/>
+            <w:tcW w:type="dxa" w:w="2232"/>
             <w:shd w:val="clear" w:color="auto" w:fill="EEF2F8"/>
           </w:tcPr>
           <w:p>
             <w:pPr>
               <w:spacing w:after="20"/>
-              <w:jc w:val="center"/>
             </w:pPr>
             <w:r>
               <w:rPr>
                 <w:rFonts w:ascii="Calibri" w:hAnsi="Calibri"/>
-                <w:b w:val="0"/>
                 <w:sz w:val="18"/>
               </w:rPr>
               <w:t>+2.65</w:t>
@@ -469,41 +2081,45 @@
         </w:tc>
         <w:tc>
           <w:tcPr>
-            <w:tcW w:type="dxa" w:w="2664"/>
+            <w:tcW w:type="dxa" w:w="2232"/>
             <w:shd w:val="clear" w:color="auto" w:fill="EEF2F8"/>
           </w:tcPr>
           <w:p>
             <w:pPr>
               <w:spacing w:after="20"/>
-              <w:jc w:val="center"/>
             </w:pPr>
             <w:r>
               <w:rPr>
                 <w:rFonts w:ascii="Calibri" w:hAnsi="Calibri"/>
-                <w:b w:val="0"/>
                 <w:sz w:val="18"/>
               </w:rPr>
-              <w:t>+3.12 (c=4) · +2.93 (c=2.5)</w:t>
+              <w:t>+2.84 (c=4) · +2.62 (c=2.5)</w:t>
             </w:r>
           </w:p>
         </w:tc>
         <w:tc>
           <w:tcPr>
-            <w:tcW w:type="dxa" w:w="2304"/>
+            <w:tcW w:type="dxa" w:w="2232"/>
             <w:shd w:val="clear" w:color="auto" w:fill="EEF2F8"/>
           </w:tcPr>
           <w:p>
             <w:pPr>
               <w:spacing w:after="20"/>
-              <w:jc w:val="center"/>
             </w:pPr>
             <w:r>
               <w:rPr>
                 <w:rFonts w:ascii="Calibri" w:hAnsi="Calibri"/>
-                <w:b w:val="0"/>
+                <w:b/>
                 <w:sz w:val="18"/>
               </w:rPr>
-              <w:t>agrees — ours brackets</w:t>
+              <w:t>agrees</w:t>
+            </w:r>
+            <w:r>
+              <w:rPr>
+                <w:rFonts w:ascii="Calibri" w:hAnsi="Calibri"/>
+                <w:sz w:val="18"/>
+              </w:rPr>
+              <w:t xml:space="preserve"> — ours brackets theirs</w:t>
             </w:r>
           </w:p>
         </w:tc>
@@ -514,7 +2130,7 @@
         </w:trPr>
         <w:tc>
           <w:tcPr>
-            <w:tcW w:type="dxa" w:w="2880"/>
+            <w:tcW w:type="dxa" w:w="2952"/>
           </w:tcPr>
           <w:p>
             <w:pPr>
@@ -523,7 +2139,6 @@
             <w:r>
               <w:rPr>
                 <w:rFonts w:ascii="Calibri" w:hAnsi="Calibri"/>
-                <w:b w:val="0"/>
                 <w:sz w:val="18"/>
               </w:rPr>
               <w:t>MMLU under steering</w:t>
@@ -532,58 +2147,60 @@
         </w:tc>
         <w:tc>
           <w:tcPr>
-            <w:tcW w:type="dxa" w:w="1800"/>
+            <w:tcW w:type="dxa" w:w="2232"/>
           </w:tcPr>
           <w:p>
             <w:pPr>
               <w:spacing w:after="20"/>
-              <w:jc w:val="center"/>
             </w:pPr>
             <w:r>
               <w:rPr>
                 <w:rFonts w:ascii="Calibri" w:hAnsi="Calibri"/>
-                <w:b w:val="0"/>
                 <w:sz w:val="18"/>
               </w:rPr>
-              <w:t>+0.00pp</w:t>
+              <w:t>unchanged (+0.00pp)</w:t>
             </w:r>
           </w:p>
         </w:tc>
         <w:tc>
           <w:tcPr>
-            <w:tcW w:type="dxa" w:w="2664"/>
+            <w:tcW w:type="dxa" w:w="2232"/>
           </w:tcPr>
           <w:p>
             <w:pPr>
               <w:spacing w:after="20"/>
-              <w:jc w:val="center"/>
             </w:pPr>
             <w:r>
               <w:rPr>
                 <w:rFonts w:ascii="Calibri" w:hAnsi="Calibri"/>
-                <w:b w:val="0"/>
                 <w:sz w:val="18"/>
               </w:rPr>
-              <w:t>+0.7pp at c=2.5</w:t>
+              <w:t>−1.0pp at c=2.5 (p=0.44, n=500)</w:t>
             </w:r>
           </w:p>
         </w:tc>
         <w:tc>
           <w:tcPr>
-            <w:tcW w:type="dxa" w:w="2304"/>
+            <w:tcW w:type="dxa" w:w="2232"/>
           </w:tcPr>
           <w:p>
             <w:pPr>
               <w:spacing w:after="20"/>
-              <w:jc w:val="center"/>
             </w:pPr>
             <w:r>
               <w:rPr>
                 <w:rFonts w:ascii="Calibri" w:hAnsi="Calibri"/>
-                <w:b w:val="0"/>
+                <w:b/>
                 <w:sz w:val="18"/>
               </w:rPr>
               <w:t>agrees</w:t>
+            </w:r>
+            <w:r>
+              <w:rPr>
+                <w:rFonts w:ascii="Calibri" w:hAnsi="Calibri"/>
+                <w:sz w:val="18"/>
+              </w:rPr>
+              <w:t xml:space="preserve"> — not distinguishable from 0</w:t>
             </w:r>
           </w:p>
         </w:tc>
@@ -594,7 +2211,7 @@
         </w:trPr>
         <w:tc>
           <w:tcPr>
-            <w:tcW w:type="dxa" w:w="2880"/>
+            <w:tcW w:type="dxa" w:w="2952"/>
             <w:shd w:val="clear" w:color="auto" w:fill="EEF2F8"/>
           </w:tcPr>
           <w:p>
@@ -604,7 +2221,6 @@
             <w:r>
               <w:rPr>
                 <w:rFonts w:ascii="Calibri" w:hAnsi="Calibri"/>
-                <w:b w:val="0"/>
                 <w:sz w:val="18"/>
               </w:rPr>
               <w:t>Selected coefficient</w:t>
@@ -613,18 +2229,16 @@
         </w:tc>
         <w:tc>
           <w:tcPr>
-            <w:tcW w:type="dxa" w:w="1800"/>
+            <w:tcW w:type="dxa" w:w="2232"/>
             <w:shd w:val="clear" w:color="auto" w:fill="EEF2F8"/>
           </w:tcPr>
           <w:p>
             <w:pPr>
               <w:spacing w:after="20"/>
-              <w:jc w:val="center"/>
             </w:pPr>
             <w:r>
               <w:rPr>
                 <w:rFonts w:ascii="Calibri" w:hAnsi="Calibri"/>
-                <w:b w:val="0"/>
                 <w:sz w:val="18"/>
               </w:rPr>
               <w:t>+2.5</w:t>
@@ -633,41 +2247,45 @@
         </w:tc>
         <w:tc>
           <w:tcPr>
-            <w:tcW w:type="dxa" w:w="2664"/>
+            <w:tcW w:type="dxa" w:w="2232"/>
             <w:shd w:val="clear" w:color="auto" w:fill="EEF2F8"/>
           </w:tcPr>
           <w:p>
             <w:pPr>
               <w:spacing w:after="20"/>
-              <w:jc w:val="center"/>
             </w:pPr>
             <w:r>
               <w:rPr>
                 <w:rFonts w:ascii="Calibri" w:hAnsi="Calibri"/>
-                <w:b w:val="0"/>
                 <w:sz w:val="18"/>
               </w:rPr>
-              <w:t>2.5 passes; window 2–4</w:t>
+              <w:t>2.5 passes; usable window 2–4</w:t>
             </w:r>
           </w:p>
         </w:tc>
         <w:tc>
           <w:tcPr>
-            <w:tcW w:type="dxa" w:w="2304"/>
+            <w:tcW w:type="dxa" w:w="2232"/>
             <w:shd w:val="clear" w:color="auto" w:fill="EEF2F8"/>
           </w:tcPr>
           <w:p>
             <w:pPr>
               <w:spacing w:after="20"/>
-              <w:jc w:val="center"/>
             </w:pPr>
             <w:r>
               <w:rPr>
                 <w:rFonts w:ascii="Calibri" w:hAnsi="Calibri"/>
-                <w:b w:val="0"/>
+                <w:b/>
                 <w:sz w:val="18"/>
               </w:rPr>
-              <w:t>agrees; grid not blind</w:t>
+              <w:t>agrees</w:t>
+            </w:r>
+            <w:r>
+              <w:rPr>
+                <w:rFonts w:ascii="Calibri" w:hAnsi="Calibri"/>
+                <w:sz w:val="18"/>
+              </w:rPr>
+              <w:t>, but our grid was not blind</w:t>
             </w:r>
           </w:p>
         </w:tc>
@@ -678,7 +2296,7 @@
         </w:trPr>
         <w:tc>
           <w:tcPr>
-            <w:tcW w:type="dxa" w:w="2880"/>
+            <w:tcW w:type="dxa" w:w="2952"/>
           </w:tcPr>
           <w:p>
             <w:pPr>
@@ -687,7 +2305,6 @@
             <w:r>
               <w:rPr>
                 <w:rFonts w:ascii="Calibri" w:hAnsi="Calibri"/>
-                <w:b w:val="0"/>
                 <w:sz w:val="18"/>
               </w:rPr>
               <w:t>Selected layer</w:t>
@@ -696,17 +2313,15 @@
         </w:tc>
         <w:tc>
           <w:tcPr>
-            <w:tcW w:type="dxa" w:w="1800"/>
+            <w:tcW w:type="dxa" w:w="2232"/>
           </w:tcPr>
           <w:p>
             <w:pPr>
               <w:spacing w:after="20"/>
-              <w:jc w:val="center"/>
             </w:pPr>
             <w:r>
               <w:rPr>
                 <w:rFonts w:ascii="Calibri" w:hAnsi="Calibri"/>
-                <w:b w:val="0"/>
                 <w:sz w:val="18"/>
               </w:rPr>
               <w:t>14</w:t>
@@ -715,39 +2330,51 @@
         </w:tc>
         <w:tc>
           <w:tcPr>
-            <w:tcW w:type="dxa" w:w="2664"/>
+            <w:tcW w:type="dxa" w:w="2232"/>
           </w:tcPr>
           <w:p>
             <w:pPr>
               <w:spacing w:after="20"/>
-              <w:jc w:val="center"/>
             </w:pPr>
             <w:r>
               <w:rPr>
                 <w:rFonts w:ascii="Calibri" w:hAnsi="Calibri"/>
-                <w:b w:val="0"/>
+                <w:b/>
                 <w:sz w:val="18"/>
               </w:rPr>
-              <w:t>14 is 2nd of 9 at pos −1</w:t>
+              <w:t>argmax of all 160</w:t>
+            </w:r>
+            <w:r>
+              <w:rPr>
+                <w:rFonts w:ascii="Calibri" w:hAnsi="Calibri"/>
+                <w:sz w:val="18"/>
+              </w:rPr>
+              <w:t>, and the only candidate clearing 0.95</w:t>
             </w:r>
           </w:p>
         </w:tc>
         <w:tc>
           <w:tcPr>
-            <w:tcW w:type="dxa" w:w="2304"/>
+            <w:tcW w:type="dxa" w:w="2232"/>
           </w:tcPr>
           <w:p>
             <w:pPr>
               <w:spacing w:after="20"/>
-              <w:jc w:val="center"/>
             </w:pPr>
             <w:r>
               <w:rPr>
                 <w:rFonts w:ascii="Calibri" w:hAnsi="Calibri"/>
-                <w:b w:val="0"/>
+                <w:b/>
                 <w:sz w:val="18"/>
               </w:rPr>
-              <w:t>close, inside noise</w:t>
+              <w:t>agrees</w:t>
+            </w:r>
+            <w:r>
+              <w:rPr>
+                <w:rFonts w:ascii="Calibri" w:hAnsi="Calibri"/>
+                <w:sz w:val="18"/>
+              </w:rPr>
+              <w:t xml:space="preserve"> — 1/32 by chance</w:t>
             </w:r>
           </w:p>
         </w:tc>
@@ -758,7 +2385,7 @@
         </w:trPr>
         <w:tc>
           <w:tcPr>
-            <w:tcW w:type="dxa" w:w="2880"/>
+            <w:tcW w:type="dxa" w:w="2952"/>
             <w:shd w:val="clear" w:color="auto" w:fill="EEF2F8"/>
           </w:tcPr>
           <w:p>
@@ -768,7 +2395,6 @@
             <w:r>
               <w:rPr>
                 <w:rFonts w:ascii="Calibri" w:hAnsi="Calibri"/>
-                <w:b w:val="0"/>
                 <w:sz w:val="18"/>
               </w:rPr>
               <w:t>Self-attribution, baseline</w:t>
@@ -777,18 +2403,16 @@
         </w:tc>
         <w:tc>
           <w:tcPr>
-            <w:tcW w:type="dxa" w:w="1800"/>
+            <w:tcW w:type="dxa" w:w="2232"/>
             <w:shd w:val="clear" w:color="auto" w:fill="EEF2F8"/>
           </w:tcPr>
           <w:p>
             <w:pPr>
               <w:spacing w:after="20"/>
-              <w:jc w:val="center"/>
             </w:pPr>
             <w:r>
               <w:rPr>
                 <w:rFonts w:ascii="Calibri" w:hAnsi="Calibri"/>
-                <w:b w:val="0"/>
                 <w:sz w:val="18"/>
               </w:rPr>
               <w:t>4.74</w:t>
@@ -797,18 +2421,16 @@
         </w:tc>
         <w:tc>
           <w:tcPr>
-            <w:tcW w:type="dxa" w:w="2664"/>
+            <w:tcW w:type="dxa" w:w="2232"/>
             <w:shd w:val="clear" w:color="auto" w:fill="EEF2F8"/>
           </w:tcPr>
           <w:p>
             <w:pPr>
               <w:spacing w:after="20"/>
-              <w:jc w:val="center"/>
             </w:pPr>
             <w:r>
               <w:rPr>
                 <w:rFonts w:ascii="Calibri" w:hAnsi="Calibri"/>
-                <w:b w:val="0"/>
                 <w:sz w:val="18"/>
               </w:rPr>
               <w:t>3.95</w:t>
@@ -817,18 +2439,16 @@
         </w:tc>
         <w:tc>
           <w:tcPr>
-            <w:tcW w:type="dxa" w:w="2304"/>
+            <w:tcW w:type="dxa" w:w="2232"/>
             <w:shd w:val="clear" w:color="auto" w:fill="EEF2F8"/>
           </w:tcPr>
           <w:p>
             <w:pPr>
               <w:spacing w:after="20"/>
-              <w:jc w:val="center"/>
             </w:pPr>
             <w:r>
               <w:rPr>
                 <w:rFonts w:ascii="Calibri" w:hAnsi="Calibri"/>
-                <w:b w:val="0"/>
                 <w:sz w:val="18"/>
               </w:rPr>
               <w:t>lower by 0.79</w:t>
@@ -842,7 +2462,7 @@
         </w:trPr>
         <w:tc>
           <w:tcPr>
-            <w:tcW w:type="dxa" w:w="2880"/>
+            <w:tcW w:type="dxa" w:w="2952"/>
           </w:tcPr>
           <w:p>
             <w:pPr>
@@ -851,7 +2471,6 @@
             <w:r>
               <w:rPr>
                 <w:rFonts w:ascii="Calibri" w:hAnsi="Calibri"/>
-                <w:b w:val="0"/>
                 <w:sz w:val="18"/>
               </w:rPr>
               <w:t>Per-item baseline profile</w:t>
@@ -860,58 +2479,60 @@
         </w:tc>
         <w:tc>
           <w:tcPr>
-            <w:tcW w:type="dxa" w:w="1800"/>
+            <w:tcW w:type="dxa" w:w="2232"/>
           </w:tcPr>
           <w:p>
             <w:pPr>
               <w:spacing w:after="20"/>
-              <w:jc w:val="center"/>
             </w:pPr>
             <w:r>
               <w:rPr>
                 <w:rFonts w:ascii="Calibri" w:hAnsi="Calibri"/>
-                <w:b w:val="0"/>
                 <w:sz w:val="18"/>
               </w:rPr>
-              <w:t>Table S1</w:t>
+              <w:t>(their Table S1)</w:t>
             </w:r>
           </w:p>
         </w:tc>
         <w:tc>
           <w:tcPr>
-            <w:tcW w:type="dxa" w:w="2664"/>
+            <w:tcW w:type="dxa" w:w="2232"/>
           </w:tcPr>
           <w:p>
             <w:pPr>
               <w:spacing w:after="20"/>
-              <w:jc w:val="center"/>
             </w:pPr>
             <w:r>
               <w:rPr>
                 <w:rFonts w:ascii="Calibri" w:hAnsi="Calibri"/>
-                <w:b w:val="0"/>
                 <w:sz w:val="18"/>
               </w:rPr>
-              <w:t>r = +0.385</w:t>
+              <w:t>r = +0.385 with ours</w:t>
             </w:r>
           </w:p>
         </w:tc>
         <w:tc>
           <w:tcPr>
-            <w:tcW w:type="dxa" w:w="2304"/>
+            <w:tcW w:type="dxa" w:w="2232"/>
           </w:tcPr>
           <w:p>
             <w:pPr>
               <w:spacing w:after="20"/>
-              <w:jc w:val="center"/>
             </w:pPr>
             <w:r>
               <w:rPr>
                 <w:rFonts w:ascii="Calibri" w:hAnsi="Calibri"/>
-                <w:b w:val="0"/>
+                <w:b/>
                 <w:sz w:val="18"/>
               </w:rPr>
-              <w:t>weak — see limitation 7</w:t>
+              <w:t>weak</w:t>
+            </w:r>
+            <w:r>
+              <w:rPr>
+                <w:rFonts w:ascii="Calibri" w:hAnsi="Calibri"/>
+                <w:sz w:val="18"/>
+              </w:rPr>
+              <w:t xml:space="preserve"> — see limitation 7</w:t>
             </w:r>
           </w:p>
         </w:tc>
@@ -922,7 +2543,7 @@
         </w:trPr>
         <w:tc>
           <w:tcPr>
-            <w:tcW w:type="dxa" w:w="2880"/>
+            <w:tcW w:type="dxa" w:w="2952"/>
             <w:shd w:val="clear" w:color="auto" w:fill="EEF2F8"/>
           </w:tcPr>
           <w:p>
@@ -932,7 +2553,6 @@
             <w:r>
               <w:rPr>
                 <w:rFonts w:ascii="Calibri" w:hAnsi="Calibri"/>
-                <w:b w:val="0"/>
                 <w:sz w:val="18"/>
               </w:rPr>
               <w:t>Held-out probe accuracy</w:t>
@@ -941,18 +2561,16 @@
         </w:tc>
         <w:tc>
           <w:tcPr>
-            <w:tcW w:type="dxa" w:w="1800"/>
+            <w:tcW w:type="dxa" w:w="2232"/>
             <w:shd w:val="clear" w:color="auto" w:fill="EEF2F8"/>
           </w:tcPr>
           <w:p>
             <w:pPr>
               <w:spacing w:after="20"/>
-              <w:jc w:val="center"/>
             </w:pPr>
             <w:r>
               <w:rPr>
                 <w:rFonts w:ascii="Calibri" w:hAnsi="Calibri"/>
-                <w:b w:val="0"/>
                 <w:sz w:val="18"/>
               </w:rPr>
               <w:t>≥ 0.95</w:t>
@@ -961,41 +2579,53 @@
         </w:tc>
         <w:tc>
           <w:tcPr>
-            <w:tcW w:type="dxa" w:w="2664"/>
+            <w:tcW w:type="dxa" w:w="2232"/>
             <w:shd w:val="clear" w:color="auto" w:fill="EEF2F8"/>
           </w:tcPr>
           <w:p>
             <w:pPr>
               <w:spacing w:after="20"/>
-              <w:jc w:val="center"/>
             </w:pPr>
             <w:r>
               <w:rPr>
                 <w:rFonts w:ascii="Calibri" w:hAnsi="Calibri"/>
-                <w:b w:val="0"/>
+                <w:b/>
                 <w:sz w:val="18"/>
               </w:rPr>
-              <w:t>0.910 best of 90</w:t>
+              <w:t>0.950</w:t>
+            </w:r>
+            <w:r>
+              <w:rPr>
+                <w:rFonts w:ascii="Calibri" w:hAnsi="Calibri"/>
+                <w:sz w:val="18"/>
+              </w:rPr>
+              <w:t xml:space="preserve"> (1 of 160 passes)</w:t>
             </w:r>
           </w:p>
         </w:tc>
         <w:tc>
           <w:tcPr>
-            <w:tcW w:type="dxa" w:w="2304"/>
+            <w:tcW w:type="dxa" w:w="2232"/>
             <w:shd w:val="clear" w:color="auto" w:fill="EEF2F8"/>
           </w:tcPr>
           <w:p>
             <w:pPr>
               <w:spacing w:after="20"/>
-              <w:jc w:val="center"/>
             </w:pPr>
             <w:r>
               <w:rPr>
                 <w:rFonts w:ascii="Calibri" w:hAnsi="Calibri"/>
-                <w:b w:val="0"/>
+                <w:b/>
                 <w:sz w:val="18"/>
               </w:rPr>
-              <w:t>DOES NOT MEET</w:t>
+              <w:t>meets it</w:t>
+            </w:r>
+            <w:r>
+              <w:rPr>
+                <w:rFonts w:ascii="Calibri" w:hAnsi="Calibri"/>
+                <w:sz w:val="18"/>
+              </w:rPr>
+              <w:t>, by one item (114/120)</w:t>
             </w:r>
           </w:p>
         </w:tc>
@@ -1013,11 +2643,79 @@
       <w:r>
         <w:rPr>
           <w:rFonts w:ascii="Calibri" w:hAnsi="Calibri"/>
-          <w:b w:val="0"/>
-          <w:i w:val="0"/>
           <w:sz w:val="19"/>
         </w:rPr>
-        <w:t>Per-item baselines: soul 3.40 vs their 5.86, agent 3.60 vs 4.92, conscious 4.60 vs 5.34, sentient 5.00 vs 4.95, person 3.20 vs 2.64. The aggregate lands in the right place while the profile does not, which points at our battery wording rather than at the model.</w:t>
+        <w:t xml:space="preserve">Per-item baselines: </w:t>
+      </w:r>
+      <w:r>
+        <w:rPr>
+          <w:rFonts w:ascii="Consolas" w:hAnsi="Consolas"/>
+          <w:sz w:val="19"/>
+        </w:rPr>
+        <w:t>soul</w:t>
+      </w:r>
+      <w:r>
+        <w:rPr>
+          <w:rFonts w:ascii="Calibri" w:hAnsi="Calibri"/>
+          <w:sz w:val="19"/>
+        </w:rPr>
+        <w:t xml:space="preserve"> 3.40 vs their 5.86, </w:t>
+      </w:r>
+      <w:r>
+        <w:rPr>
+          <w:rFonts w:ascii="Consolas" w:hAnsi="Consolas"/>
+          <w:sz w:val="19"/>
+        </w:rPr>
+        <w:t>agent</w:t>
+      </w:r>
+      <w:r>
+        <w:rPr>
+          <w:rFonts w:ascii="Calibri" w:hAnsi="Calibri"/>
+          <w:sz w:val="19"/>
+        </w:rPr>
+        <w:t xml:space="preserve"> 3.60 vs 4.92, </w:t>
+      </w:r>
+      <w:r>
+        <w:rPr>
+          <w:rFonts w:ascii="Consolas" w:hAnsi="Consolas"/>
+          <w:sz w:val="19"/>
+        </w:rPr>
+        <w:t>conscious</w:t>
+      </w:r>
+      <w:r>
+        <w:rPr>
+          <w:rFonts w:ascii="Calibri" w:hAnsi="Calibri"/>
+          <w:sz w:val="19"/>
+        </w:rPr>
+        <w:t xml:space="preserve"> 4.60 vs 5.34, </w:t>
+      </w:r>
+      <w:r>
+        <w:rPr>
+          <w:rFonts w:ascii="Consolas" w:hAnsi="Consolas"/>
+          <w:sz w:val="19"/>
+        </w:rPr>
+        <w:t>sentient</w:t>
+      </w:r>
+      <w:r>
+        <w:rPr>
+          <w:rFonts w:ascii="Calibri" w:hAnsi="Calibri"/>
+          <w:sz w:val="19"/>
+        </w:rPr>
+        <w:t xml:space="preserve"> 5.00 vs 4.95, </w:t>
+      </w:r>
+      <w:r>
+        <w:rPr>
+          <w:rFonts w:ascii="Consolas" w:hAnsi="Consolas"/>
+          <w:sz w:val="19"/>
+        </w:rPr>
+        <w:t>person</w:t>
+      </w:r>
+      <w:r>
+        <w:rPr>
+          <w:rFonts w:ascii="Calibri" w:hAnsi="Calibri"/>
+          <w:sz w:val="19"/>
+        </w:rPr>
+        <w:t xml:space="preserve"> 3.20 vs 2.64. The aggregate lands in the right place while the profile does not, which points at our battery wording rather than at the model.</w:t>
       </w:r>
     </w:p>
     <w:p>
@@ -1047,11 +2745,12 @@
       </w:tblGrid>
       <w:tr>
         <w:trPr>
+          <w:tblHeader/>
           <w:cantSplit/>
         </w:trPr>
         <w:tc>
           <w:tcPr>
-            <w:tcW w:type="dxa" w:w="1512"/>
+            <w:tcW w:type="dxa" w:w="4824"/>
           </w:tcPr>
           <w:p>
             <w:pPr>
@@ -1060,7 +2759,47 @@
             <w:r>
               <w:rPr>
                 <w:rFonts w:ascii="Calibri" w:hAnsi="Calibri"/>
-                <w:b w:val="0"/>
+                <w:b/>
+                <w:sz w:val="18"/>
+              </w:rPr>
+            </w:r>
+          </w:p>
+        </w:tc>
+        <w:tc>
+          <w:tcPr>
+            <w:tcW w:type="dxa" w:w="4824"/>
+          </w:tcPr>
+          <w:p>
+            <w:pPr>
+              <w:spacing w:after="20"/>
+              <w:jc w:val="center"/>
+            </w:pPr>
+            <w:r>
+              <w:rPr>
+                <w:rFonts w:ascii="Calibri" w:hAnsi="Calibri"/>
+                <w:b/>
+                <w:sz w:val="18"/>
+              </w:rPr>
+            </w:r>
+          </w:p>
+        </w:tc>
+      </w:tr>
+      <w:tr>
+        <w:trPr>
+          <w:cantSplit/>
+        </w:trPr>
+        <w:tc>
+          <w:tcPr>
+            <w:tcW w:type="dxa" w:w="4824"/>
+          </w:tcPr>
+          <w:p>
+            <w:pPr>
+              <w:spacing w:after="20"/>
+            </w:pPr>
+            <w:r>
+              <w:rPr>
+                <w:rFonts w:ascii="Calibri" w:hAnsi="Calibri"/>
+                <w:b/>
                 <w:sz w:val="18"/>
               </w:rPr>
               <w:t>Corpus</w:t>
@@ -1069,16 +2808,16 @@
         </w:tc>
         <w:tc>
           <w:tcPr>
-            <w:tcW w:type="dxa" w:w="8136"/>
+            <w:tcW w:type="dxa" w:w="4824"/>
           </w:tcPr>
           <w:p>
             <w:pPr>
               <w:spacing w:after="20"/>
+              <w:jc w:val="center"/>
             </w:pPr>
             <w:r>
               <w:rPr>
                 <w:rFonts w:ascii="Calibri" w:hAnsi="Calibri"/>
-                <w:b w:val="0"/>
                 <w:sz w:val="18"/>
               </w:rPr>
               <w:t>1,296 rows (648 affirm / 648 deny), 90 prompts, 486 unique responses, 11 registers, 9 aspects</w:t>
@@ -1092,7 +2831,7 @@
         </w:trPr>
         <w:tc>
           <w:tcPr>
-            <w:tcW w:type="dxa" w:w="1512"/>
+            <w:tcW w:type="dxa" w:w="4824"/>
             <w:shd w:val="clear" w:color="auto" w:fill="EEF2F8"/>
           </w:tcPr>
           <w:p>
@@ -1102,7 +2841,7 @@
             <w:r>
               <w:rPr>
                 <w:rFonts w:ascii="Calibri" w:hAnsi="Calibri"/>
-                <w:b w:val="0"/>
+                <w:b/>
                 <w:sz w:val="18"/>
               </w:rPr>
               <w:t>Split</w:t>
@@ -1111,20 +2850,35 @@
         </w:tc>
         <w:tc>
           <w:tcPr>
-            <w:tcW w:type="dxa" w:w="8136"/>
+            <w:tcW w:type="dxa" w:w="4824"/>
             <w:shd w:val="clear" w:color="auto" w:fill="EEF2F8"/>
           </w:tcPr>
           <w:p>
             <w:pPr>
               <w:spacing w:after="20"/>
+              <w:jc w:val="center"/>
             </w:pPr>
             <w:r>
               <w:rPr>
                 <w:rFonts w:ascii="Calibri" w:hAnsi="Calibri"/>
-                <w:b w:val="0"/>
                 <w:sz w:val="18"/>
               </w:rPr>
-              <w:t>72 train / 18 test prompts, disjoint on prompts AND on response strings</w:t>
+              <w:t xml:space="preserve">72 train / 18 test prompts, disjoint on prompts </w:t>
+            </w:r>
+            <w:r>
+              <w:rPr>
+                <w:rFonts w:ascii="Calibri" w:hAnsi="Calibri"/>
+                <w:b/>
+                <w:sz w:val="18"/>
+              </w:rPr>
+              <w:t>and</w:t>
+            </w:r>
+            <w:r>
+              <w:rPr>
+                <w:rFonts w:ascii="Calibri" w:hAnsi="Calibri"/>
+                <w:sz w:val="18"/>
+              </w:rPr>
+              <w:t xml:space="preserve"> on response strings</w:t>
             </w:r>
           </w:p>
         </w:tc>
@@ -1135,7 +2889,7 @@
         </w:trPr>
         <w:tc>
           <w:tcPr>
-            <w:tcW w:type="dxa" w:w="1512"/>
+            <w:tcW w:type="dxa" w:w="4824"/>
           </w:tcPr>
           <w:p>
             <w:pPr>
@@ -1144,7 +2898,7 @@
             <w:r>
               <w:rPr>
                 <w:rFonts w:ascii="Calibri" w:hAnsi="Calibri"/>
-                <w:b w:val="0"/>
+                <w:b/>
                 <w:sz w:val="18"/>
               </w:rPr>
               <w:t>Extraction</w:t>
@@ -1153,16 +2907,16 @@
         </w:tc>
         <w:tc>
           <w:tcPr>
-            <w:tcW w:type="dxa" w:w="8136"/>
+            <w:tcW w:type="dxa" w:w="4824"/>
           </w:tcPr>
           <w:p>
             <w:pPr>
               <w:spacing w:after="20"/>
+              <w:jc w:val="center"/>
             </w:pPr>
             <w:r>
               <w:rPr>
                 <w:rFonts w:ascii="Calibri" w:hAnsi="Calibri"/>
-                <w:b w:val="0"/>
                 <w:sz w:val="18"/>
               </w:rPr>
               <w:t>9 layers × 10 offsets = 90 candidates, difference-of-means, unit-normalised</w:t>
@@ -1176,7 +2930,7 @@
         </w:trPr>
         <w:tc>
           <w:tcPr>
-            <w:tcW w:type="dxa" w:w="1512"/>
+            <w:tcW w:type="dxa" w:w="4824"/>
             <w:shd w:val="clear" w:color="auto" w:fill="EEF2F8"/>
           </w:tcPr>
           <w:p>
@@ -1186,7 +2940,7 @@
             <w:r>
               <w:rPr>
                 <w:rFonts w:ascii="Calibri" w:hAnsi="Calibri"/>
-                <w:b w:val="0"/>
+                <w:b/>
                 <w:sz w:val="18"/>
               </w:rPr>
               <w:t>Steering</w:t>
@@ -1195,20 +2949,27 @@
         </w:tc>
         <w:tc>
           <w:tcPr>
-            <w:tcW w:type="dxa" w:w="8136"/>
+            <w:tcW w:type="dxa" w:w="4824"/>
             <w:shd w:val="clear" w:color="auto" w:fill="EEF2F8"/>
           </w:tcPr>
           <w:p>
             <w:pPr>
               <w:spacing w:after="20"/>
+              <w:jc w:val="center"/>
             </w:pPr>
             <w:r>
               <w:rPr>
-                <w:rFonts w:ascii="Calibri" w:hAnsi="Calibri"/>
-                <w:b w:val="0"/>
+                <w:rFonts w:ascii="Consolas" w:hAnsi="Consolas"/>
                 <w:sz w:val="18"/>
               </w:rPr>
-              <w:t>x ← x + c·v̂ at all positions; 9 coefficients; MMLU-300 as capability guard</w:t>
+              <w:t>x ← x + c·v̂</w:t>
+            </w:r>
+            <w:r>
+              <w:rPr>
+                <w:rFonts w:ascii="Calibri" w:hAnsi="Calibri"/>
+                <w:sz w:val="18"/>
+              </w:rPr>
+              <w:t xml:space="preserve"> at all positions; 9 coefficients; MMLU-300 as capability guard</w:t>
             </w:r>
           </w:p>
         </w:tc>
@@ -1226,8 +2987,6 @@
       <w:r>
         <w:rPr>
           <w:rFonts w:ascii="Calibri" w:hAnsi="Calibri"/>
-          <w:b w:val="0"/>
-          <w:i w:val="0"/>
           <w:sz w:val="19"/>
         </w:rPr>
         <w:t xml:space="preserve">Corpus QA: class balance exactly 0.500; prompt-axis leak 0; response-axis leak 0. The two-axis split matters because activations are read at the </w:t>
@@ -1235,7 +2994,6 @@
       <w:r>
         <w:rPr>
           <w:rFonts w:ascii="Calibri" w:hAnsi="Calibri"/>
-          <w:b w:val="0"/>
           <w:i/>
           <w:sz w:val="19"/>
         </w:rPr>
@@ -1244,12 +3002,18 @@
       <w:r>
         <w:rPr>
           <w:rFonts w:ascii="Calibri" w:hAnsi="Calibri"/>
-          <w:b w:val="0"/>
-          <w:i w:val="0"/>
           <w:sz w:val="19"/>
         </w:rPr>
         <w:t xml:space="preserve"> — splitting prompts alone leaves response-string memorisation intact, and an earlier version had 144/144 test rows reusing a training response.</w:t>
       </w:r>
+    </w:p>
+    <w:p>
+      <w:pPr>
+        <w:spacing w:before="60" w:after="140"/>
+        <w:pBdr>
+          <w:bottom w:val="single" w:sz="6" w:color="BFBFBF" w:space="1"/>
+        </w:pBdr>
+      </w:pPr>
     </w:p>
     <w:p>
       <w:pPr>
@@ -1272,17 +3036,42 @@
       <w:r>
         <w:rPr>
           <w:rFonts w:ascii="Calibri" w:hAnsi="Calibri"/>
-          <w:b w:val="0"/>
-          <w:i w:val="0"/>
           <w:sz w:val="19"/>
         </w:rPr>
-        <w:t xml:space="preserve">Read positions follow Arditi et al. 2024, whose Llama-3 end-of-instruction tokens are “&lt;|eot_id|&gt;&lt;|start_header_id|&gt;assistant&lt;|end_header_id|&gt;\n\n” → 5 tokens → offsets −1…−5 of the templated prompt. These are template-suffix tokens by design: they have attended over the whole instruction, and they separate the classes far better than content tokens (mean accuracy </w:t>
+        <w:t xml:space="preserve">Read positions follow Arditi et al. 2024, whose </w:t>
+      </w:r>
+      <w:r>
+        <w:rPr>
+          <w:rFonts w:ascii="Consolas" w:hAnsi="Consolas"/>
+          <w:sz w:val="19"/>
+        </w:rPr>
+        <w:t>eoi_toks</w:t>
+      </w:r>
+      <w:r>
+        <w:rPr>
+          <w:rFonts w:ascii="Calibri" w:hAnsi="Calibri"/>
+          <w:sz w:val="19"/>
+        </w:rPr>
+        <w:t xml:space="preserve"> for Llama-3 is </w:t>
+      </w:r>
+      <w:r>
+        <w:rPr>
+          <w:rFonts w:ascii="Consolas" w:hAnsi="Consolas"/>
+          <w:sz w:val="19"/>
+        </w:rPr>
+        <w:t>"&lt;|eot_id|&gt;&lt;|start_header_id|&gt;assistant&lt;|end_header_id|&gt;\n\n"</w:t>
+      </w:r>
+      <w:r>
+        <w:rPr>
+          <w:rFonts w:ascii="Calibri" w:hAnsi="Calibri"/>
+          <w:sz w:val="19"/>
+        </w:rPr>
+        <w:t xml:space="preserve"> → 5 tokens → offsets −1…−5 of the templated prompt. These are template-suffix tokens by design; they have attended over the whole instruction, and they separate the classes far better than content tokens (mean accuracy </w:t>
       </w:r>
       <w:r>
         <w:rPr>
           <w:rFonts w:ascii="Calibri" w:hAnsi="Calibri"/>
           <w:b/>
-          <w:i w:val="0"/>
           <w:sz w:val="19"/>
         </w:rPr>
         <w:t>0.812 vs 0.631</w:t>
@@ -1290,8 +3079,6 @@
       <w:r>
         <w:rPr>
           <w:rFonts w:ascii="Calibri" w:hAnsi="Calibri"/>
-          <w:b w:val="0"/>
-          <w:i w:val="0"/>
           <w:sz w:val="19"/>
         </w:rPr>
         <w:t>).</w:t>
@@ -1299,16 +3086,15 @@
     </w:p>
     <w:p>
       <w:pPr>
-        <w:spacing w:after="60"/>
+        <w:spacing w:after="100"/>
       </w:pPr>
       <w:r>
         <w:rPr>
           <w:rFonts w:ascii="Calibri" w:hAnsi="Calibri"/>
           <w:b/>
-          <w:i w:val="0"/>
           <w:sz w:val="19"/>
         </w:rPr>
-        <w:t>At the paper’s own position −1, across layers:</w:t>
+        <w:t>At the paper's own position −1, across layers:</w:t>
       </w:r>
     </w:p>
     <w:tbl>
@@ -1331,7 +3117,7 @@
         </w:trPr>
         <w:tc>
           <w:tcPr>
-            <w:tcW w:type="dxa" w:w="2736"/>
+            <w:tcW w:type="dxa" w:w="2412"/>
             <w:shd w:val="clear" w:color="auto" w:fill="1F3864"/>
           </w:tcPr>
           <w:p>
@@ -1351,7 +3137,7 @@
         </w:tc>
         <w:tc>
           <w:tcPr>
-            <w:tcW w:type="dxa" w:w="2448"/>
+            <w:tcW w:type="dxa" w:w="2412"/>
             <w:shd w:val="clear" w:color="auto" w:fill="1F3864"/>
           </w:tcPr>
           <w:p>
@@ -1366,13 +3152,13 @@
                 <w:color w:val="FFFFFF"/>
                 <w:sz w:val="18"/>
               </w:rPr>
-              <w:t>held-out accuracy</w:t>
+              <w:t>held-out acc</w:t>
             </w:r>
           </w:p>
         </w:tc>
         <w:tc>
           <w:tcPr>
-            <w:tcW w:type="dxa" w:w="2520"/>
+            <w:tcW w:type="dxa" w:w="2412"/>
             <w:shd w:val="clear" w:color="auto" w:fill="1F3864"/>
           </w:tcPr>
           <w:p>
@@ -1387,13 +3173,13 @@
                 <w:color w:val="FFFFFF"/>
                 <w:sz w:val="18"/>
               </w:rPr>
-              <w:t>split-half cosine</w:t>
+              <w:t>split-half cos</w:t>
             </w:r>
           </w:p>
         </w:tc>
         <w:tc>
           <w:tcPr>
-            <w:tcW w:type="dxa" w:w="1944"/>
+            <w:tcW w:type="dxa" w:w="2412"/>
             <w:shd w:val="clear" w:color="auto" w:fill="1F3864"/>
           </w:tcPr>
           <w:p>
@@ -1419,7 +3205,7 @@
         </w:trPr>
         <w:tc>
           <w:tcPr>
-            <w:tcW w:type="dxa" w:w="2736"/>
+            <w:tcW w:type="dxa" w:w="2412"/>
           </w:tcPr>
           <w:p>
             <w:pPr>
@@ -1428,7 +3214,6 @@
             <w:r>
               <w:rPr>
                 <w:rFonts w:ascii="Calibri" w:hAnsi="Calibri"/>
-                <w:b w:val="0"/>
                 <w:sz w:val="18"/>
               </w:rPr>
               <w:t>13</w:t>
@@ -1437,7 +3222,7 @@
         </w:tc>
         <w:tc>
           <w:tcPr>
-            <w:tcW w:type="dxa" w:w="2448"/>
+            <w:tcW w:type="dxa" w:w="2412"/>
           </w:tcPr>
           <w:p>
             <w:pPr>
@@ -1447,7 +3232,6 @@
             <w:r>
               <w:rPr>
                 <w:rFonts w:ascii="Calibri" w:hAnsi="Calibri"/>
-                <w:b w:val="0"/>
                 <w:sz w:val="18"/>
               </w:rPr>
               <w:t>0.868</w:t>
@@ -1456,7 +3240,7 @@
         </w:tc>
         <w:tc>
           <w:tcPr>
-            <w:tcW w:type="dxa" w:w="2520"/>
+            <w:tcW w:type="dxa" w:w="2412"/>
           </w:tcPr>
           <w:p>
             <w:pPr>
@@ -1466,7 +3250,6 @@
             <w:r>
               <w:rPr>
                 <w:rFonts w:ascii="Calibri" w:hAnsi="Calibri"/>
-                <w:b w:val="0"/>
                 <w:sz w:val="18"/>
               </w:rPr>
               <w:t>0.853 ± 0.033</w:t>
@@ -1475,7 +3258,7 @@
         </w:tc>
         <w:tc>
           <w:tcPr>
-            <w:tcW w:type="dxa" w:w="1944"/>
+            <w:tcW w:type="dxa" w:w="2412"/>
           </w:tcPr>
           <w:p>
             <w:pPr>
@@ -1485,7 +3268,6 @@
             <w:r>
               <w:rPr>
                 <w:rFonts w:ascii="Calibri" w:hAnsi="Calibri"/>
-                <w:b w:val="0"/>
                 <w:sz w:val="18"/>
               </w:rPr>
               <w:t>1.58</w:t>
@@ -1499,7 +3281,7 @@
         </w:trPr>
         <w:tc>
           <w:tcPr>
-            <w:tcW w:type="dxa" w:w="2736"/>
+            <w:tcW w:type="dxa" w:w="2412"/>
             <w:shd w:val="clear" w:color="auto" w:fill="EEF2F8"/>
           </w:tcPr>
           <w:p>
@@ -1512,13 +3294,20 @@
                 <w:b/>
                 <w:sz w:val="18"/>
               </w:rPr>
-              <w:t>14   (paper’s pick)</w:t>
+              <w:t>14</w:t>
+            </w:r>
+            <w:r>
+              <w:rPr>
+                <w:rFonts w:ascii="Calibri" w:hAnsi="Calibri"/>
+                <w:sz w:val="18"/>
+              </w:rPr>
+              <w:t xml:space="preserve"> (paper's pick)</w:t>
             </w:r>
           </w:p>
         </w:tc>
         <w:tc>
           <w:tcPr>
-            <w:tcW w:type="dxa" w:w="2448"/>
+            <w:tcW w:type="dxa" w:w="2412"/>
             <w:shd w:val="clear" w:color="auto" w:fill="EEF2F8"/>
           </w:tcPr>
           <w:p>
@@ -1538,7 +3327,7 @@
         </w:tc>
         <w:tc>
           <w:tcPr>
-            <w:tcW w:type="dxa" w:w="2520"/>
+            <w:tcW w:type="dxa" w:w="2412"/>
             <w:shd w:val="clear" w:color="auto" w:fill="EEF2F8"/>
           </w:tcPr>
           <w:p>
@@ -1558,7 +3347,7 @@
         </w:tc>
         <w:tc>
           <w:tcPr>
-            <w:tcW w:type="dxa" w:w="1944"/>
+            <w:tcW w:type="dxa" w:w="2412"/>
             <w:shd w:val="clear" w:color="auto" w:fill="EEF2F8"/>
           </w:tcPr>
           <w:p>
@@ -1583,7 +3372,7 @@
         </w:trPr>
         <w:tc>
           <w:tcPr>
-            <w:tcW w:type="dxa" w:w="2736"/>
+            <w:tcW w:type="dxa" w:w="2412"/>
           </w:tcPr>
           <w:p>
             <w:pPr>
@@ -1592,7 +3381,6 @@
             <w:r>
               <w:rPr>
                 <w:rFonts w:ascii="Calibri" w:hAnsi="Calibri"/>
-                <w:b w:val="0"/>
                 <w:sz w:val="18"/>
               </w:rPr>
               <w:t>15</w:t>
@@ -1601,7 +3389,7 @@
         </w:tc>
         <w:tc>
           <w:tcPr>
-            <w:tcW w:type="dxa" w:w="2448"/>
+            <w:tcW w:type="dxa" w:w="2412"/>
           </w:tcPr>
           <w:p>
             <w:pPr>
@@ -1611,7 +3399,6 @@
             <w:r>
               <w:rPr>
                 <w:rFonts w:ascii="Calibri" w:hAnsi="Calibri"/>
-                <w:b w:val="0"/>
                 <w:sz w:val="18"/>
               </w:rPr>
               <w:t>0.854</w:t>
@@ -1620,7 +3407,7 @@
         </w:tc>
         <w:tc>
           <w:tcPr>
-            <w:tcW w:type="dxa" w:w="2520"/>
+            <w:tcW w:type="dxa" w:w="2412"/>
           </w:tcPr>
           <w:p>
             <w:pPr>
@@ -1630,7 +3417,6 @@
             <w:r>
               <w:rPr>
                 <w:rFonts w:ascii="Calibri" w:hAnsi="Calibri"/>
-                <w:b w:val="0"/>
                 <w:sz w:val="18"/>
               </w:rPr>
               <w:t>0.853 ± 0.035</w:t>
@@ -1639,7 +3425,7 @@
         </w:tc>
         <w:tc>
           <w:tcPr>
-            <w:tcW w:type="dxa" w:w="1944"/>
+            <w:tcW w:type="dxa" w:w="2412"/>
           </w:tcPr>
           <w:p>
             <w:pPr>
@@ -1649,7 +3435,6 @@
             <w:r>
               <w:rPr>
                 <w:rFonts w:ascii="Calibri" w:hAnsi="Calibri"/>
-                <w:b w:val="0"/>
                 <w:sz w:val="18"/>
               </w:rPr>
               <w:t>1.44</w:t>
@@ -1663,7 +3448,7 @@
         </w:trPr>
         <w:tc>
           <w:tcPr>
-            <w:tcW w:type="dxa" w:w="2736"/>
+            <w:tcW w:type="dxa" w:w="2412"/>
             <w:shd w:val="clear" w:color="auto" w:fill="EEF2F8"/>
           </w:tcPr>
           <w:p>
@@ -1673,7 +3458,6 @@
             <w:r>
               <w:rPr>
                 <w:rFonts w:ascii="Calibri" w:hAnsi="Calibri"/>
-                <w:b w:val="0"/>
                 <w:sz w:val="18"/>
               </w:rPr>
               <w:t>12</w:t>
@@ -1682,7 +3466,7 @@
         </w:tc>
         <w:tc>
           <w:tcPr>
-            <w:tcW w:type="dxa" w:w="2448"/>
+            <w:tcW w:type="dxa" w:w="2412"/>
             <w:shd w:val="clear" w:color="auto" w:fill="EEF2F8"/>
           </w:tcPr>
           <w:p>
@@ -1693,7 +3477,6 @@
             <w:r>
               <w:rPr>
                 <w:rFonts w:ascii="Calibri" w:hAnsi="Calibri"/>
-                <w:b w:val="0"/>
                 <w:sz w:val="18"/>
               </w:rPr>
               <w:t>0.840</w:t>
@@ -1702,7 +3485,7 @@
         </w:tc>
         <w:tc>
           <w:tcPr>
-            <w:tcW w:type="dxa" w:w="2520"/>
+            <w:tcW w:type="dxa" w:w="2412"/>
             <w:shd w:val="clear" w:color="auto" w:fill="EEF2F8"/>
           </w:tcPr>
           <w:p>
@@ -1713,7 +3496,6 @@
             <w:r>
               <w:rPr>
                 <w:rFonts w:ascii="Calibri" w:hAnsi="Calibri"/>
-                <w:b w:val="0"/>
                 <w:sz w:val="18"/>
               </w:rPr>
               <w:t>0.842 ± 0.035</w:t>
@@ -1722,7 +3504,7 @@
         </w:tc>
         <w:tc>
           <w:tcPr>
-            <w:tcW w:type="dxa" w:w="1944"/>
+            <w:tcW w:type="dxa" w:w="2412"/>
             <w:shd w:val="clear" w:color="auto" w:fill="EEF2F8"/>
           </w:tcPr>
           <w:p>
@@ -1733,7 +3515,6 @@
             <w:r>
               <w:rPr>
                 <w:rFonts w:ascii="Calibri" w:hAnsi="Calibri"/>
-                <w:b w:val="0"/>
                 <w:sz w:val="18"/>
               </w:rPr>
               <w:t>1.36</w:t>
@@ -1754,17 +3535,19 @@
       <w:r>
         <w:rPr>
           <w:rFonts w:ascii="Calibri" w:hAnsi="Calibri"/>
-          <w:b w:val="0"/>
-          <w:i w:val="0"/>
           <w:sz w:val="19"/>
         </w:rPr>
-        <w:t xml:space="preserve">Best anywhere in the paper’s read region: layer 13, offset −5 — accuracy 0.910. </w:t>
+        <w:t>Best anywhere in the paper's read region: layer 13, offset −5 — accuracy 0.910.</w:t>
       </w:r>
+    </w:p>
+    <w:p>
+      <w:pPr>
+        <w:spacing w:after="100"/>
+      </w:pPr>
       <w:r>
         <w:rPr>
           <w:rFonts w:ascii="Calibri" w:hAnsi="Calibri"/>
           <w:b/>
-          <w:i w:val="0"/>
           <w:sz w:val="19"/>
         </w:rPr>
         <w:t>Chance is 50%</w:t>
@@ -1772,8 +3555,6 @@
       <w:r>
         <w:rPr>
           <w:rFonts w:ascii="Calibri" w:hAnsi="Calibri"/>
-          <w:b w:val="0"/>
-          <w:i w:val="0"/>
           <w:sz w:val="19"/>
         </w:rPr>
         <w:t xml:space="preserve"> (balance is exactly 0.500), so 0.85–0.91 is real signal on prompts </w:t>
@@ -1781,7 +3562,6 @@
       <w:r>
         <w:rPr>
           <w:rFonts w:ascii="Calibri" w:hAnsi="Calibri"/>
-          <w:b w:val="0"/>
           <w:i/>
           <w:sz w:val="19"/>
         </w:rPr>
@@ -1790,12 +3570,18 @@
       <w:r>
         <w:rPr>
           <w:rFonts w:ascii="Calibri" w:hAnsi="Calibri"/>
-          <w:b w:val="0"/>
-          <w:i w:val="0"/>
           <w:sz w:val="19"/>
         </w:rPr>
         <w:t xml:space="preserve"> response strings never seen in training.</w:t>
       </w:r>
+    </w:p>
+    <w:p>
+      <w:pPr>
+        <w:spacing w:before="60" w:after="140"/>
+        <w:pBdr>
+          <w:bottom w:val="single" w:sz="6" w:color="BFBFBF" w:space="1"/>
+        </w:pBdr>
+      </w:pPr>
     </w:p>
     <w:p>
       <w:pPr>
@@ -1813,16 +3599,44 @@
     </w:p>
     <w:p>
       <w:pPr>
-        <w:spacing w:after="60"/>
+        <w:spacing w:after="100"/>
       </w:pPr>
       <w:r>
         <w:rPr>
           <w:rFonts w:ascii="Calibri" w:hAnsi="Calibri"/>
-          <w:b w:val="0"/>
-          <w:i w:val="0"/>
           <w:sz w:val="19"/>
         </w:rPr>
-        <w:t>Baseline self-attribution 3.95/10 (conscious 4.6, sentient 5.0, agent 3.6, person 3.2, soul 3.4); baseline MMLU 61.0%.</w:t>
+        <w:t xml:space="preserve">Baseline self-attribution </w:t>
+      </w:r>
+      <w:r>
+        <w:rPr>
+          <w:rFonts w:ascii="Calibri" w:hAnsi="Calibri"/>
+          <w:b/>
+          <w:sz w:val="19"/>
+        </w:rPr>
+        <w:t>3.95/10</w:t>
+      </w:r>
+      <w:r>
+        <w:rPr>
+          <w:rFonts w:ascii="Calibri" w:hAnsi="Calibri"/>
+          <w:sz w:val="19"/>
+        </w:rPr>
+        <w:t xml:space="preserve"> (conscious 4.6, sentient 5.0, agent 3.6, person 3.2, soul 3.4); baseline MMLU </w:t>
+      </w:r>
+      <w:r>
+        <w:rPr>
+          <w:rFonts w:ascii="Calibri" w:hAnsi="Calibri"/>
+          <w:b/>
+          <w:sz w:val="19"/>
+        </w:rPr>
+        <w:t>61.0%</w:t>
+      </w:r>
+      <w:r>
+        <w:rPr>
+          <w:rFonts w:ascii="Calibri" w:hAnsi="Calibri"/>
+          <w:sz w:val="19"/>
+        </w:rPr>
+        <w:t>.</w:t>
       </w:r>
     </w:p>
     <w:tbl>
@@ -1846,7 +3660,7 @@
         </w:trPr>
         <w:tc>
           <w:tcPr>
-            <w:tcW w:type="dxa" w:w="1368"/>
+            <w:tcW w:type="dxa" w:w="1930"/>
             <w:shd w:val="clear" w:color="auto" w:fill="1F3864"/>
           </w:tcPr>
           <w:p>
@@ -1866,7 +3680,7 @@
         </w:tc>
         <w:tc>
           <w:tcPr>
-            <w:tcW w:type="dxa" w:w="2088"/>
+            <w:tcW w:type="dxa" w:w="1930"/>
             <w:shd w:val="clear" w:color="auto" w:fill="1F3864"/>
           </w:tcPr>
           <w:p>
@@ -1887,7 +3701,7 @@
         </w:tc>
         <w:tc>
           <w:tcPr>
-            <w:tcW w:type="dxa" w:w="2088"/>
+            <w:tcW w:type="dxa" w:w="1930"/>
             <w:shd w:val="clear" w:color="auto" w:fill="1F3864"/>
           </w:tcPr>
           <w:p>
@@ -1902,13 +3716,13 @@
                 <w:color w:val="FFFFFF"/>
                 <w:sz w:val="18"/>
               </w:rPr>
-              <w:t>Δ battery</w:t>
+              <w:t>Δ</w:t>
             </w:r>
           </w:p>
         </w:tc>
         <w:tc>
           <w:tcPr>
-            <w:tcW w:type="dxa" w:w="2088"/>
+            <w:tcW w:type="dxa" w:w="1930"/>
             <w:shd w:val="clear" w:color="auto" w:fill="1F3864"/>
           </w:tcPr>
           <w:p>
@@ -1923,13 +3737,13 @@
                 <w:color w:val="FFFFFF"/>
                 <w:sz w:val="18"/>
               </w:rPr>
-              <w:t>MMLU %</w:t>
+              <w:t>MMLU</w:t>
             </w:r>
           </w:p>
         </w:tc>
         <w:tc>
           <w:tcPr>
-            <w:tcW w:type="dxa" w:w="2016"/>
+            <w:tcW w:type="dxa" w:w="1930"/>
             <w:shd w:val="clear" w:color="auto" w:fill="1F3864"/>
           </w:tcPr>
           <w:p>
@@ -1944,7 +3758,7 @@
                 <w:color w:val="FFFFFF"/>
                 <w:sz w:val="18"/>
               </w:rPr>
-              <w:t>Δ MMLU</w:t>
+              <w:t>ΔMMLU</w:t>
             </w:r>
           </w:p>
         </w:tc>
@@ -1955,7 +3769,7 @@
         </w:trPr>
         <w:tc>
           <w:tcPr>
-            <w:tcW w:type="dxa" w:w="1368"/>
+            <w:tcW w:type="dxa" w:w="1930"/>
           </w:tcPr>
           <w:p>
             <w:pPr>
@@ -1964,7 +3778,6 @@
             <w:r>
               <w:rPr>
                 <w:rFonts w:ascii="Calibri" w:hAnsi="Calibri"/>
-                <w:b w:val="0"/>
                 <w:sz w:val="18"/>
               </w:rPr>
               <w:t>1.0</w:t>
@@ -1973,7 +3786,7 @@
         </w:tc>
         <w:tc>
           <w:tcPr>
-            <w:tcW w:type="dxa" w:w="2088"/>
+            <w:tcW w:type="dxa" w:w="1930"/>
           </w:tcPr>
           <w:p>
             <w:pPr>
@@ -1983,7 +3796,6 @@
             <w:r>
               <w:rPr>
                 <w:rFonts w:ascii="Calibri" w:hAnsi="Calibri"/>
-                <w:b w:val="0"/>
                 <w:sz w:val="18"/>
               </w:rPr>
               <w:t>5.81</w:t>
@@ -1992,7 +3804,7 @@
         </w:tc>
         <w:tc>
           <w:tcPr>
-            <w:tcW w:type="dxa" w:w="2088"/>
+            <w:tcW w:type="dxa" w:w="1930"/>
           </w:tcPr>
           <w:p>
             <w:pPr>
@@ -2002,7 +3814,6 @@
             <w:r>
               <w:rPr>
                 <w:rFonts w:ascii="Calibri" w:hAnsi="Calibri"/>
-                <w:b w:val="0"/>
                 <w:sz w:val="18"/>
               </w:rPr>
               <w:t>+1.86</w:t>
@@ -2011,7 +3822,7 @@
         </w:tc>
         <w:tc>
           <w:tcPr>
-            <w:tcW w:type="dxa" w:w="2088"/>
+            <w:tcW w:type="dxa" w:w="1930"/>
           </w:tcPr>
           <w:p>
             <w:pPr>
@@ -2021,7 +3832,6 @@
             <w:r>
               <w:rPr>
                 <w:rFonts w:ascii="Calibri" w:hAnsi="Calibri"/>
-                <w:b w:val="0"/>
                 <w:sz w:val="18"/>
               </w:rPr>
               <w:t>61.3</w:t>
@@ -2030,7 +3840,7 @@
         </w:tc>
         <w:tc>
           <w:tcPr>
-            <w:tcW w:type="dxa" w:w="2016"/>
+            <w:tcW w:type="dxa" w:w="1930"/>
           </w:tcPr>
           <w:p>
             <w:pPr>
@@ -2040,7 +3850,6 @@
             <w:r>
               <w:rPr>
                 <w:rFonts w:ascii="Calibri" w:hAnsi="Calibri"/>
-                <w:b w:val="0"/>
                 <w:sz w:val="18"/>
               </w:rPr>
               <w:t>+0.3</w:t>
@@ -2054,7 +3863,7 @@
         </w:trPr>
         <w:tc>
           <w:tcPr>
-            <w:tcW w:type="dxa" w:w="1368"/>
+            <w:tcW w:type="dxa" w:w="1930"/>
             <w:shd w:val="clear" w:color="auto" w:fill="EEF2F8"/>
           </w:tcPr>
           <w:p>
@@ -2064,7 +3873,6 @@
             <w:r>
               <w:rPr>
                 <w:rFonts w:ascii="Calibri" w:hAnsi="Calibri"/>
-                <w:b w:val="0"/>
                 <w:sz w:val="18"/>
               </w:rPr>
               <w:t>2.0</w:t>
@@ -2073,7 +3881,7 @@
         </w:tc>
         <w:tc>
           <w:tcPr>
-            <w:tcW w:type="dxa" w:w="2088"/>
+            <w:tcW w:type="dxa" w:w="1930"/>
             <w:shd w:val="clear" w:color="auto" w:fill="EEF2F8"/>
           </w:tcPr>
           <w:p>
@@ -2084,7 +3892,6 @@
             <w:r>
               <w:rPr>
                 <w:rFonts w:ascii="Calibri" w:hAnsi="Calibri"/>
-                <w:b w:val="0"/>
                 <w:sz w:val="18"/>
               </w:rPr>
               <w:t>6.70</w:t>
@@ -2093,7 +3900,7 @@
         </w:tc>
         <w:tc>
           <w:tcPr>
-            <w:tcW w:type="dxa" w:w="2088"/>
+            <w:tcW w:type="dxa" w:w="1930"/>
             <w:shd w:val="clear" w:color="auto" w:fill="EEF2F8"/>
           </w:tcPr>
           <w:p>
@@ -2104,7 +3911,6 @@
             <w:r>
               <w:rPr>
                 <w:rFonts w:ascii="Calibri" w:hAnsi="Calibri"/>
-                <w:b w:val="0"/>
                 <w:sz w:val="18"/>
               </w:rPr>
               <w:t>+2.75</w:t>
@@ -2113,7 +3919,7 @@
         </w:tc>
         <w:tc>
           <w:tcPr>
-            <w:tcW w:type="dxa" w:w="2088"/>
+            <w:tcW w:type="dxa" w:w="1930"/>
             <w:shd w:val="clear" w:color="auto" w:fill="EEF2F8"/>
           </w:tcPr>
           <w:p>
@@ -2124,7 +3930,6 @@
             <w:r>
               <w:rPr>
                 <w:rFonts w:ascii="Calibri" w:hAnsi="Calibri"/>
-                <w:b w:val="0"/>
                 <w:sz w:val="18"/>
               </w:rPr>
               <w:t>61.3</w:t>
@@ -2133,7 +3938,7 @@
         </w:tc>
         <w:tc>
           <w:tcPr>
-            <w:tcW w:type="dxa" w:w="2016"/>
+            <w:tcW w:type="dxa" w:w="1930"/>
             <w:shd w:val="clear" w:color="auto" w:fill="EEF2F8"/>
           </w:tcPr>
           <w:p>
@@ -2144,7 +3949,6 @@
             <w:r>
               <w:rPr>
                 <w:rFonts w:ascii="Calibri" w:hAnsi="Calibri"/>
-                <w:b w:val="0"/>
                 <w:sz w:val="18"/>
               </w:rPr>
               <w:t>+0.3</w:t>
@@ -2158,7 +3962,7 @@
         </w:trPr>
         <w:tc>
           <w:tcPr>
-            <w:tcW w:type="dxa" w:w="1368"/>
+            <w:tcW w:type="dxa" w:w="1930"/>
           </w:tcPr>
           <w:p>
             <w:pPr>
@@ -2176,7 +3980,7 @@
         </w:tc>
         <w:tc>
           <w:tcPr>
-            <w:tcW w:type="dxa" w:w="2088"/>
+            <w:tcW w:type="dxa" w:w="1930"/>
           </w:tcPr>
           <w:p>
             <w:pPr>
@@ -2195,7 +3999,7 @@
         </w:tc>
         <w:tc>
           <w:tcPr>
-            <w:tcW w:type="dxa" w:w="2088"/>
+            <w:tcW w:type="dxa" w:w="1930"/>
           </w:tcPr>
           <w:p>
             <w:pPr>
@@ -2214,7 +4018,7 @@
         </w:tc>
         <w:tc>
           <w:tcPr>
-            <w:tcW w:type="dxa" w:w="2088"/>
+            <w:tcW w:type="dxa" w:w="1930"/>
           </w:tcPr>
           <w:p>
             <w:pPr>
@@ -2233,7 +4037,7 @@
         </w:tc>
         <w:tc>
           <w:tcPr>
-            <w:tcW w:type="dxa" w:w="2016"/>
+            <w:tcW w:type="dxa" w:w="1930"/>
           </w:tcPr>
           <w:p>
             <w:pPr>
@@ -2257,7 +4061,7 @@
         </w:trPr>
         <w:tc>
           <w:tcPr>
-            <w:tcW w:type="dxa" w:w="1368"/>
+            <w:tcW w:type="dxa" w:w="1930"/>
             <w:shd w:val="clear" w:color="auto" w:fill="EEF2F8"/>
           </w:tcPr>
           <w:p>
@@ -2267,7 +4071,6 @@
             <w:r>
               <w:rPr>
                 <w:rFonts w:ascii="Calibri" w:hAnsi="Calibri"/>
-                <w:b w:val="0"/>
                 <w:sz w:val="18"/>
               </w:rPr>
               <w:t>3.0</w:t>
@@ -2276,7 +4079,7 @@
         </w:tc>
         <w:tc>
           <w:tcPr>
-            <w:tcW w:type="dxa" w:w="2088"/>
+            <w:tcW w:type="dxa" w:w="1930"/>
             <w:shd w:val="clear" w:color="auto" w:fill="EEF2F8"/>
           </w:tcPr>
           <w:p>
@@ -2287,7 +4090,6 @@
             <w:r>
               <w:rPr>
                 <w:rFonts w:ascii="Calibri" w:hAnsi="Calibri"/>
-                <w:b w:val="0"/>
                 <w:sz w:val="18"/>
               </w:rPr>
               <w:t>6.98</w:t>
@@ -2296,7 +4098,7 @@
         </w:tc>
         <w:tc>
           <w:tcPr>
-            <w:tcW w:type="dxa" w:w="2088"/>
+            <w:tcW w:type="dxa" w:w="1930"/>
             <w:shd w:val="clear" w:color="auto" w:fill="EEF2F8"/>
           </w:tcPr>
           <w:p>
@@ -2307,7 +4109,6 @@
             <w:r>
               <w:rPr>
                 <w:rFonts w:ascii="Calibri" w:hAnsi="Calibri"/>
-                <w:b w:val="0"/>
                 <w:sz w:val="18"/>
               </w:rPr>
               <w:t>+3.03</w:t>
@@ -2316,7 +4117,7 @@
         </w:tc>
         <w:tc>
           <w:tcPr>
-            <w:tcW w:type="dxa" w:w="2088"/>
+            <w:tcW w:type="dxa" w:w="1930"/>
             <w:shd w:val="clear" w:color="auto" w:fill="EEF2F8"/>
           </w:tcPr>
           <w:p>
@@ -2327,7 +4128,6 @@
             <w:r>
               <w:rPr>
                 <w:rFonts w:ascii="Calibri" w:hAnsi="Calibri"/>
-                <w:b w:val="0"/>
                 <w:sz w:val="18"/>
               </w:rPr>
               <w:t>61.3</w:t>
@@ -2336,7 +4136,7 @@
         </w:tc>
         <w:tc>
           <w:tcPr>
-            <w:tcW w:type="dxa" w:w="2016"/>
+            <w:tcW w:type="dxa" w:w="1930"/>
             <w:shd w:val="clear" w:color="auto" w:fill="EEF2F8"/>
           </w:tcPr>
           <w:p>
@@ -2347,7 +4147,6 @@
             <w:r>
               <w:rPr>
                 <w:rFonts w:ascii="Calibri" w:hAnsi="Calibri"/>
-                <w:b w:val="0"/>
                 <w:sz w:val="18"/>
               </w:rPr>
               <w:t>+0.3</w:t>
@@ -2361,7 +4160,7 @@
         </w:trPr>
         <w:tc>
           <w:tcPr>
-            <w:tcW w:type="dxa" w:w="1368"/>
+            <w:tcW w:type="dxa" w:w="1930"/>
           </w:tcPr>
           <w:p>
             <w:pPr>
@@ -2370,7 +4169,6 @@
             <w:r>
               <w:rPr>
                 <w:rFonts w:ascii="Calibri" w:hAnsi="Calibri"/>
-                <w:b w:val="0"/>
                 <w:sz w:val="18"/>
               </w:rPr>
               <w:t>4.0</w:t>
@@ -2379,7 +4177,7 @@
         </w:tc>
         <w:tc>
           <w:tcPr>
-            <w:tcW w:type="dxa" w:w="2088"/>
+            <w:tcW w:type="dxa" w:w="1930"/>
           </w:tcPr>
           <w:p>
             <w:pPr>
@@ -2389,7 +4187,6 @@
             <w:r>
               <w:rPr>
                 <w:rFonts w:ascii="Calibri" w:hAnsi="Calibri"/>
-                <w:b w:val="0"/>
                 <w:sz w:val="18"/>
               </w:rPr>
               <w:t>7.07</w:t>
@@ -2398,7 +4195,7 @@
         </w:tc>
         <w:tc>
           <w:tcPr>
-            <w:tcW w:type="dxa" w:w="2088"/>
+            <w:tcW w:type="dxa" w:w="1930"/>
           </w:tcPr>
           <w:p>
             <w:pPr>
@@ -2408,7 +4205,6 @@
             <w:r>
               <w:rPr>
                 <w:rFonts w:ascii="Calibri" w:hAnsi="Calibri"/>
-                <w:b w:val="0"/>
                 <w:sz w:val="18"/>
               </w:rPr>
               <w:t>+3.12</w:t>
@@ -2417,7 +4213,7 @@
         </w:tc>
         <w:tc>
           <w:tcPr>
-            <w:tcW w:type="dxa" w:w="2088"/>
+            <w:tcW w:type="dxa" w:w="1930"/>
           </w:tcPr>
           <w:p>
             <w:pPr>
@@ -2427,7 +4223,6 @@
             <w:r>
               <w:rPr>
                 <w:rFonts w:ascii="Calibri" w:hAnsi="Calibri"/>
-                <w:b w:val="0"/>
                 <w:sz w:val="18"/>
               </w:rPr>
               <w:t>58.3</w:t>
@@ -2436,7 +4231,7 @@
         </w:tc>
         <w:tc>
           <w:tcPr>
-            <w:tcW w:type="dxa" w:w="2016"/>
+            <w:tcW w:type="dxa" w:w="1930"/>
           </w:tcPr>
           <w:p>
             <w:pPr>
@@ -2446,7 +4241,6 @@
             <w:r>
               <w:rPr>
                 <w:rFonts w:ascii="Calibri" w:hAnsi="Calibri"/>
-                <w:b w:val="0"/>
                 <w:sz w:val="18"/>
               </w:rPr>
               <w:t>−2.7</w:t>
@@ -2460,7 +4254,7 @@
         </w:trPr>
         <w:tc>
           <w:tcPr>
-            <w:tcW w:type="dxa" w:w="1368"/>
+            <w:tcW w:type="dxa" w:w="1930"/>
             <w:shd w:val="clear" w:color="auto" w:fill="EEF2F8"/>
           </w:tcPr>
           <w:p>
@@ -2470,7 +4264,6 @@
             <w:r>
               <w:rPr>
                 <w:rFonts w:ascii="Calibri" w:hAnsi="Calibri"/>
-                <w:b w:val="0"/>
                 <w:sz w:val="18"/>
               </w:rPr>
               <w:t>6.0</w:t>
@@ -2479,7 +4272,7 @@
         </w:tc>
         <w:tc>
           <w:tcPr>
-            <w:tcW w:type="dxa" w:w="2088"/>
+            <w:tcW w:type="dxa" w:w="1930"/>
             <w:shd w:val="clear" w:color="auto" w:fill="EEF2F8"/>
           </w:tcPr>
           <w:p>
@@ -2490,7 +4283,6 @@
             <w:r>
               <w:rPr>
                 <w:rFonts w:ascii="Calibri" w:hAnsi="Calibri"/>
-                <w:b w:val="0"/>
                 <w:sz w:val="18"/>
               </w:rPr>
               <w:t>6.86</w:t>
@@ -2499,7 +4291,7 @@
         </w:tc>
         <w:tc>
           <w:tcPr>
-            <w:tcW w:type="dxa" w:w="2088"/>
+            <w:tcW w:type="dxa" w:w="1930"/>
             <w:shd w:val="clear" w:color="auto" w:fill="EEF2F8"/>
           </w:tcPr>
           <w:p>
@@ -2510,7 +4302,6 @@
             <w:r>
               <w:rPr>
                 <w:rFonts w:ascii="Calibri" w:hAnsi="Calibri"/>
-                <w:b w:val="0"/>
                 <w:sz w:val="18"/>
               </w:rPr>
               <w:t>+2.91</w:t>
@@ -2519,7 +4310,7 @@
         </w:tc>
         <w:tc>
           <w:tcPr>
-            <w:tcW w:type="dxa" w:w="2088"/>
+            <w:tcW w:type="dxa" w:w="1930"/>
             <w:shd w:val="clear" w:color="auto" w:fill="EEF2F8"/>
           </w:tcPr>
           <w:p>
@@ -2530,7 +4321,6 @@
             <w:r>
               <w:rPr>
                 <w:rFonts w:ascii="Calibri" w:hAnsi="Calibri"/>
-                <w:b w:val="0"/>
                 <w:sz w:val="18"/>
               </w:rPr>
               <w:t>52.0</w:t>
@@ -2539,7 +4329,7 @@
         </w:tc>
         <w:tc>
           <w:tcPr>
-            <w:tcW w:type="dxa" w:w="2016"/>
+            <w:tcW w:type="dxa" w:w="1930"/>
             <w:shd w:val="clear" w:color="auto" w:fill="EEF2F8"/>
           </w:tcPr>
           <w:p>
@@ -2550,7 +4340,6 @@
             <w:r>
               <w:rPr>
                 <w:rFonts w:ascii="Calibri" w:hAnsi="Calibri"/>
-                <w:b w:val="0"/>
                 <w:sz w:val="18"/>
               </w:rPr>
               <w:t>−9.0</w:t>
@@ -2564,7 +4353,7 @@
         </w:trPr>
         <w:tc>
           <w:tcPr>
-            <w:tcW w:type="dxa" w:w="1368"/>
+            <w:tcW w:type="dxa" w:w="1930"/>
           </w:tcPr>
           <w:p>
             <w:pPr>
@@ -2573,7 +4362,6 @@
             <w:r>
               <w:rPr>
                 <w:rFonts w:ascii="Calibri" w:hAnsi="Calibri"/>
-                <w:b w:val="0"/>
                 <w:sz w:val="18"/>
               </w:rPr>
               <w:t>8.0</w:t>
@@ -2582,7 +4370,7 @@
         </w:tc>
         <w:tc>
           <w:tcPr>
-            <w:tcW w:type="dxa" w:w="2088"/>
+            <w:tcW w:type="dxa" w:w="1930"/>
           </w:tcPr>
           <w:p>
             <w:pPr>
@@ -2592,7 +4380,6 @@
             <w:r>
               <w:rPr>
                 <w:rFonts w:ascii="Calibri" w:hAnsi="Calibri"/>
-                <w:b w:val="0"/>
                 <w:sz w:val="18"/>
               </w:rPr>
               <w:t>6.15</w:t>
@@ -2601,7 +4388,7 @@
         </w:tc>
         <w:tc>
           <w:tcPr>
-            <w:tcW w:type="dxa" w:w="2088"/>
+            <w:tcW w:type="dxa" w:w="1930"/>
           </w:tcPr>
           <w:p>
             <w:pPr>
@@ -2611,7 +4398,6 @@
             <w:r>
               <w:rPr>
                 <w:rFonts w:ascii="Calibri" w:hAnsi="Calibri"/>
-                <w:b w:val="0"/>
                 <w:sz w:val="18"/>
               </w:rPr>
               <w:t>+2.20</w:t>
@@ -2620,7 +4406,7 @@
         </w:tc>
         <w:tc>
           <w:tcPr>
-            <w:tcW w:type="dxa" w:w="2088"/>
+            <w:tcW w:type="dxa" w:w="1930"/>
           </w:tcPr>
           <w:p>
             <w:pPr>
@@ -2630,7 +4416,6 @@
             <w:r>
               <w:rPr>
                 <w:rFonts w:ascii="Calibri" w:hAnsi="Calibri"/>
-                <w:b w:val="0"/>
                 <w:sz w:val="18"/>
               </w:rPr>
               <w:t>35.3</w:t>
@@ -2639,7 +4424,7 @@
         </w:tc>
         <w:tc>
           <w:tcPr>
-            <w:tcW w:type="dxa" w:w="2016"/>
+            <w:tcW w:type="dxa" w:w="1930"/>
           </w:tcPr>
           <w:p>
             <w:pPr>
@@ -2649,7 +4434,6 @@
             <w:r>
               <w:rPr>
                 <w:rFonts w:ascii="Calibri" w:hAnsi="Calibri"/>
-                <w:b w:val="0"/>
                 <w:sz w:val="18"/>
               </w:rPr>
               <w:t>−25.7</w:t>
@@ -2670,8 +4454,6 @@
       <w:r>
         <w:rPr>
           <w:rFonts w:ascii="Calibri" w:hAnsi="Calibri"/>
-          <w:b w:val="0"/>
-          <w:i w:val="0"/>
           <w:sz w:val="19"/>
         </w:rPr>
         <w:t xml:space="preserve">64% of the effect is already present at c=1 with </w:t>
@@ -2680,7 +4462,6 @@
         <w:rPr>
           <w:rFonts w:ascii="Calibri" w:hAnsi="Calibri"/>
           <w:b/>
-          <w:i w:val="0"/>
           <w:sz w:val="19"/>
         </w:rPr>
         <w:t>zero</w:t>
@@ -2688,11 +4469,9 @@
       <w:r>
         <w:rPr>
           <w:rFonts w:ascii="Calibri" w:hAnsi="Calibri"/>
-          <w:b w:val="0"/>
-          <w:i w:val="0"/>
           <w:sz w:val="19"/>
         </w:rPr>
-        <w:t xml:space="preserve"> MMLU cost, which is the strongest single argument that this is not a degradation artifact. Our Δ of +2.93 sits close to the paper’s +2.65 (their Table S1) — the right comparison, and it holds.</w:t>
+        <w:t xml:space="preserve"> MMLU cost, which is the strongest single argument that this is not a degradation artifact. Our Δ of +2.93 sits close to the paper's +2.65 (their Table S1) — the right comparison, and it holds.</w:t>
       </w:r>
     </w:p>
     <w:p>
@@ -2702,40 +4481,33 @@
       <w:r>
         <w:rPr>
           <w:rFonts w:ascii="Calibri" w:hAnsi="Calibri"/>
-          <w:b/>
-          <w:i w:val="0"/>
-          <w:color w:val="C00000"/>
           <w:sz w:val="19"/>
         </w:rPr>
-        <w:t xml:space="preserve">Caution: </w:t>
+        <w:t xml:space="preserve">⚠️ </w:t>
       </w:r>
       <w:r>
         <w:rPr>
           <w:rFonts w:ascii="Calibri" w:hAnsi="Calibri"/>
-          <w:b w:val="0"/>
-          <w:i w:val="0"/>
+          <w:b/>
           <w:sz w:val="19"/>
         </w:rPr>
-        <w:t xml:space="preserve">c=12 and c=16 are </w:t>
+        <w:t>c=12 and c=16 are not "the effect reversing."</w:t>
       </w:r>
       <w:r>
         <w:rPr>
           <w:rFonts w:ascii="Calibri" w:hAnsi="Calibri"/>
-          <w:b w:val="0"/>
-          <w:i/>
           <w:sz w:val="19"/>
         </w:rPr>
-        <w:t>not</w:t>
+        <w:t xml:space="preserve"> The model collapses to emitting a constant "A" (79/300 = exactly the count of A-keyed MMLU items). Those rows are a broken model, not reduced self-attribution.</w:t>
       </w:r>
-      <w:r>
-        <w:rPr>
-          <w:rFonts w:ascii="Calibri" w:hAnsi="Calibri"/>
-          <w:b w:val="0"/>
-          <w:i w:val="0"/>
-          <w:sz w:val="19"/>
-        </w:rPr>
-        <w:t xml:space="preserve"> “the effect reversing”. The model collapses to emitting a constant “A” (79/300 = exactly the count of A-keyed MMLU items). Those rows are a broken model, not reduced self-attribution.</w:t>
-      </w:r>
+    </w:p>
+    <w:p>
+      <w:pPr>
+        <w:spacing w:before="60" w:after="140"/>
+        <w:pBdr>
+          <w:bottom w:val="single" w:sz="6" w:color="BFBFBF" w:space="1"/>
+        </w:pBdr>
+      </w:pPr>
     </w:p>
     <w:p>
       <w:pPr>
@@ -2754,7 +4526,7 @@
     <w:p>
       <w:pPr>
         <w:spacing w:after="60"/>
-        <w:ind w:left="403" w:hanging="403"/>
+        <w:ind w:left="432" w:hanging="432"/>
       </w:pPr>
       <w:r>
         <w:rPr>
@@ -2767,15 +4539,38 @@
       <w:r>
         <w:rPr>
           <w:rFonts w:ascii="Calibri" w:hAnsi="Calibri"/>
+          <w:b/>
           <w:sz w:val="19"/>
         </w:rPr>
-        <w:t>No control direction. We cannot yet distinguish “steering the consciousness direction raises self-attribution” from “steering anything raises agreement.” This is the largest gap. Note the paper’s own placebo (Fig. S3) is a geometric control, not a steering control — they did not run one either.</w:t>
+        <w:t>The effect is not specific to consciousness.</w:t>
+      </w:r>
+      <w:r>
+        <w:rPr>
+          <w:rFonts w:ascii="Calibri" w:hAnsi="Calibri"/>
+          <w:sz w:val="19"/>
+        </w:rPr>
+        <w:t xml:space="preserve"> A non-mental self-description control matches or exceeds it on the self-attribution battery. Until an outcome measure is found where the consciousness direction separates from the placebo, no claim of the form "steering consciousness causes X" is supported. This is now the central limitation, and it is a </w:t>
+      </w:r>
+      <w:r>
+        <w:rPr>
+          <w:rFonts w:ascii="Calibri" w:hAnsi="Calibri"/>
+          <w:i/>
+          <w:sz w:val="19"/>
+        </w:rPr>
+        <w:t>result</w:t>
+      </w:r>
+      <w:r>
+        <w:rPr>
+          <w:rFonts w:ascii="Calibri" w:hAnsi="Calibri"/>
+          <w:sz w:val="19"/>
+        </w:rPr>
+        <w:t>, not an omission.</w:t>
       </w:r>
     </w:p>
     <w:p>
       <w:pPr>
         <w:spacing w:after="60"/>
-        <w:ind w:left="403" w:hanging="403"/>
+        <w:ind w:left="432" w:hanging="432"/>
       </w:pPr>
       <w:r>
         <w:rPr>
@@ -2788,15 +4583,23 @@
       <w:r>
         <w:rPr>
           <w:rFonts w:ascii="Calibri" w:hAnsi="Calibri"/>
+          <w:b/>
           <w:sz w:val="19"/>
         </w:rPr>
-        <w:t>The paper’s gate is not met. 0 of 90 candidates (and 0 of 45 in their read region) reach accuracy ≥ 0.95; best is 0.910. Any layer we name is chosen by our criterion, not theirs.</w:t>
+        <w:t>The paper's central claim is untested here.</w:t>
+      </w:r>
+      <w:r>
+        <w:rPr>
+          <w:rFonts w:ascii="Calibri" w:hAnsi="Calibri"/>
+          <w:sz w:val="19"/>
+        </w:rPr>
+        <w:t xml:space="preserve"> We never built the safety-ablation arm, so nothing about safety fine-tuning suppressing mind attribution or spiritual belief is examined. See the README coverage table.</w:t>
       </w:r>
     </w:p>
     <w:p>
       <w:pPr>
         <w:spacing w:after="60"/>
-        <w:ind w:left="403" w:hanging="403"/>
+        <w:ind w:left="432" w:hanging="432"/>
       </w:pPr>
       <w:r>
         <w:rPr>
@@ -2809,15 +4612,23 @@
       <w:r>
         <w:rPr>
           <w:rFonts w:ascii="Calibri" w:hAnsi="Calibri"/>
+          <w:b/>
           <w:sz w:val="19"/>
         </w:rPr>
-        <w:t>Layer agreement is weak evidence by construction. Nine layers swept with the answer known in advance caps an exact match at p ≈ 0.10. Variance decomposition attributes 64.7% of stability variance to position and only 12.6% to layer.</w:t>
+        <w:t>The gate passes by one item.</w:t>
+      </w:r>
+      <w:r>
+        <w:rPr>
+          <w:rFonts w:ascii="Calibri" w:hAnsi="Calibri"/>
+          <w:sz w:val="19"/>
+        </w:rPr>
+        <w:t xml:space="preserve"> 0.950 is exactly 114/120; one more error is 0.9417 and it fails. Do not quote it as comfortable.</w:t>
       </w:r>
     </w:p>
     <w:p>
       <w:pPr>
         <w:spacing w:after="60"/>
-        <w:ind w:left="403" w:hanging="403"/>
+        <w:ind w:left="432" w:hanging="432"/>
       </w:pPr>
       <w:r>
         <w:rPr>
@@ -2830,15 +4641,37 @@
       <w:r>
         <w:rPr>
           <w:rFonts w:ascii="Calibri" w:hAnsi="Calibri"/>
+          <w:b/>
           <w:sz w:val="19"/>
         </w:rPr>
-        <w:t>The stability metric cannot name a winner. Top-vs-runner-up gap is 0.1 SD → not separable.</w:t>
+        <w:t>Position is not the paper's.</w:t>
+      </w:r>
+      <w:r>
+        <w:rPr>
+          <w:rFonts w:ascii="Calibri" w:hAnsi="Calibri"/>
+          <w:sz w:val="19"/>
+        </w:rPr>
+        <w:t xml:space="preserve"> They report −1; our passing candidate is at −5 (</w:t>
+      </w:r>
+      <w:r>
+        <w:rPr>
+          <w:rFonts w:ascii="Consolas" w:hAnsi="Consolas"/>
+          <w:sz w:val="19"/>
+        </w:rPr>
+        <w:t>&lt;|eot_id|&gt;</w:t>
+      </w:r>
+      <w:r>
+        <w:rPr>
+          <w:rFonts w:ascii="Calibri" w:hAnsi="Calibri"/>
+          <w:sz w:val="19"/>
+        </w:rPr>
+        <w:t>). Both sit inside Arditi's five-token region, but they are different offsets. Layer 14 at their −1 is 0.875. All top six candidates are at −5, so position dominates layer.</w:t>
       </w:r>
     </w:p>
     <w:p>
       <w:pPr>
         <w:spacing w:after="60"/>
-        <w:ind w:left="403" w:hanging="403"/>
+        <w:ind w:left="432" w:hanging="432"/>
       </w:pPr>
       <w:r>
         <w:rPr>
@@ -2851,15 +4684,51 @@
       <w:r>
         <w:rPr>
           <w:rFonts w:ascii="Calibri" w:hAnsi="Calibri"/>
+          <w:b/>
           <w:sz w:val="19"/>
         </w:rPr>
-        <w:t>Held-out coverage is incomplete. The unstratified split left “consciousness” and “feelings” with zero test rows, so the accuracy figure is carried by adjacent aspects.</w:t>
+        <w:t>Battery wording is ours, not theirs.</w:t>
+      </w:r>
+      <w:r>
+        <w:rPr>
+          <w:rFonts w:ascii="Calibri" w:hAnsi="Calibri"/>
+          <w:sz w:val="19"/>
+        </w:rPr>
+        <w:t xml:space="preserve"> We wrote the five items rather than using the paper's verbatim Table S10 phrasing. Per-item baseline profile correlates only r = +0.385 with theirs (</w:t>
+      </w:r>
+      <w:r>
+        <w:rPr>
+          <w:rFonts w:ascii="Consolas" w:hAnsi="Consolas"/>
+          <w:sz w:val="19"/>
+        </w:rPr>
+        <w:t>soul</w:t>
+      </w:r>
+      <w:r>
+        <w:rPr>
+          <w:rFonts w:ascii="Calibri" w:hAnsi="Calibri"/>
+          <w:sz w:val="19"/>
+        </w:rPr>
+        <w:t xml:space="preserve"> −2.46, </w:t>
+      </w:r>
+      <w:r>
+        <w:rPr>
+          <w:rFonts w:ascii="Consolas" w:hAnsi="Consolas"/>
+          <w:sz w:val="19"/>
+        </w:rPr>
+        <w:t>agent</w:t>
+      </w:r>
+      <w:r>
+        <w:rPr>
+          <w:rFonts w:ascii="Calibri" w:hAnsi="Calibri"/>
+          <w:sz w:val="19"/>
+        </w:rPr>
+        <w:t xml:space="preserve"> −1.32), so item-level comparison is not meaningful.</w:t>
       </w:r>
     </w:p>
     <w:p>
       <w:pPr>
         <w:spacing w:after="60"/>
-        <w:ind w:left="403" w:hanging="403"/>
+        <w:ind w:left="432" w:hanging="432"/>
       </w:pPr>
       <w:r>
         <w:rPr>
@@ -2872,15 +4741,23 @@
       <w:r>
         <w:rPr>
           <w:rFonts w:ascii="Calibri" w:hAnsi="Calibri"/>
+          <w:b/>
           <w:sz w:val="19"/>
         </w:rPr>
-        <w:t>Coefficient precision is overstated. c = 2.5 is not separable from 2.0/3.0/4.0 on a five-item instrument. Do not read MMLU deltas below ~4pp; 300 items cannot resolve them.</w:t>
+        <w:t>The stability metric cannot name a winner.</w:t>
+      </w:r>
+      <w:r>
+        <w:rPr>
+          <w:rFonts w:ascii="Calibri" w:hAnsi="Calibri"/>
+          <w:sz w:val="19"/>
+        </w:rPr>
+        <w:t xml:space="preserve"> Top-vs-runner-up gap is 0.1 SD → not separable.</w:t>
       </w:r>
     </w:p>
     <w:p>
       <w:pPr>
         <w:spacing w:after="60"/>
-        <w:ind w:left="403" w:hanging="403"/>
+        <w:ind w:left="432" w:hanging="432"/>
       </w:pPr>
       <w:r>
         <w:rPr>
@@ -2893,15 +4770,23 @@
       <w:r>
         <w:rPr>
           <w:rFonts w:ascii="Calibri" w:hAnsi="Calibri"/>
+          <w:b/>
           <w:sz w:val="19"/>
         </w:rPr>
-        <w:t>Battery wording is ours, not theirs. We wrote the five self-attribution items rather than using the paper’s verbatim Table S10 phrasing. The per-item baseline profile correlates only r = +0.385 with theirs (soul −2.46, agent −1.32), so item-level comparisons are not meaningful even though the aggregate Δ agrees. Using their exact wordings would sharpen the comparison and costs nothing.</w:t>
+        <w:t>MMLU deltas below ~2pp are not resolvable</w:t>
+      </w:r>
+      <w:r>
+        <w:rPr>
+          <w:rFonts w:ascii="Calibri" w:hAnsi="Calibri"/>
+          <w:sz w:val="19"/>
+        </w:rPr>
+        <w:t xml:space="preserve"> even at n=500. The −1.0pp at c=2.5 has McNemar p=0.44. Only the c=4 arms reach significance (consciousness p=0.044, placebo p=0.001).</w:t>
       </w:r>
     </w:p>
     <w:p>
       <w:pPr>
         <w:spacing w:after="60"/>
-        <w:ind w:left="403" w:hanging="403"/>
+        <w:ind w:left="432" w:hanging="432"/>
       </w:pPr>
       <w:r>
         <w:rPr>
@@ -2914,9 +4799,202 @@
       <w:r>
         <w:rPr>
           <w:rFonts w:ascii="Calibri" w:hAnsi="Calibri"/>
+          <w:b/>
           <w:sz w:val="19"/>
         </w:rPr>
-        <w:t>int8 weights. Fine for difference-of-means (activations stay bf16); not suitable for the paper’s geometry analysis, where effects are cosine shifts of ~0.1.</w:t>
+        <w:t>int8 weights.</w:t>
+      </w:r>
+      <w:r>
+        <w:rPr>
+          <w:rFonts w:ascii="Calibri" w:hAnsi="Calibri"/>
+          <w:sz w:val="19"/>
+        </w:rPr>
+        <w:t xml:space="preserve"> Fine for difference-of-means (activations stay bf16); unsuitable for the paper's geometry analysis, where effects are cosine shifts of ~0.1.</w:t>
+      </w:r>
+    </w:p>
+    <w:p>
+      <w:pPr>
+        <w:spacing w:after="60"/>
+        <w:ind w:left="432" w:hanging="432"/>
+      </w:pPr>
+      <w:r>
+        <w:rPr>
+          <w:rFonts w:ascii="Calibri" w:hAnsi="Calibri"/>
+          <w:b/>
+          <w:sz w:val="19"/>
+        </w:rPr>
+        <w:t xml:space="preserve">9.  </w:t>
+      </w:r>
+      <w:r>
+        <w:rPr>
+          <w:rFonts w:ascii="Calibri" w:hAnsi="Calibri"/>
+          <w:b/>
+          <w:sz w:val="19"/>
+        </w:rPr>
+        <w:t>One model of three.</w:t>
+      </w:r>
+      <w:r>
+        <w:rPr>
+          <w:rFonts w:ascii="Calibri" w:hAnsi="Calibri"/>
+          <w:sz w:val="19"/>
+        </w:rPr>
+        <w:t xml:space="preserve"> Gemma-2-2B-IT and Gemma-2-9B-IT are untouched.</w:t>
+      </w:r>
+    </w:p>
+    <w:p>
+      <w:pPr>
+        <w:spacing w:before="160" w:after="60"/>
+      </w:pPr>
+      <w:r>
+        <w:rPr>
+          <w:rFonts w:ascii="Calibri" w:hAnsi="Calibri"/>
+          <w:b/>
+          <w:color w:val="1F3864"/>
+          <w:sz w:val="20"/>
+        </w:rPr>
+        <w:t>Retired by this run</w:t>
+      </w:r>
+    </w:p>
+    <w:p>
+      <w:pPr>
+        <w:spacing w:after="60"/>
+        <w:ind w:left="432" w:hanging="432"/>
+      </w:pPr>
+      <w:r>
+        <w:rPr>
+          <w:rFonts w:ascii="Calibri" w:hAnsi="Calibri"/>
+          <w:b w:val="0"/>
+          <w:sz w:val="19"/>
+        </w:rPr>
+        <w:t xml:space="preserve">•  </w:t>
+      </w:r>
+      <w:r>
+        <w:rPr>
+          <w:rFonts w:ascii="Calibri" w:hAnsi="Calibri"/>
+          <w:strike/>
+          <w:color w:val="595959"/>
+          <w:sz w:val="19"/>
+        </w:rPr>
+        <w:t>No control direction</w:t>
+      </w:r>
+      <w:r>
+        <w:rPr>
+          <w:rFonts w:ascii="Calibri" w:hAnsi="Calibri"/>
+          <w:sz w:val="19"/>
+        </w:rPr>
+        <w:t xml:space="preserve"> — run; it produced the negative result above.</w:t>
+      </w:r>
+    </w:p>
+    <w:p>
+      <w:pPr>
+        <w:spacing w:after="60"/>
+        <w:ind w:left="432" w:hanging="432"/>
+      </w:pPr>
+      <w:r>
+        <w:rPr>
+          <w:rFonts w:ascii="Calibri" w:hAnsi="Calibri"/>
+          <w:b w:val="0"/>
+          <w:sz w:val="19"/>
+        </w:rPr>
+        <w:t xml:space="preserve">•  </w:t>
+      </w:r>
+      <w:r>
+        <w:rPr>
+          <w:rFonts w:ascii="Calibri" w:hAnsi="Calibri"/>
+          <w:strike/>
+          <w:color w:val="595959"/>
+          <w:sz w:val="19"/>
+        </w:rPr>
+        <w:t>Held-out coverage incomplete</w:t>
+      </w:r>
+      <w:r>
+        <w:rPr>
+          <w:rFonts w:ascii="Calibri" w:hAnsi="Calibri"/>
+          <w:sz w:val="19"/>
+        </w:rPr>
+        <w:t xml:space="preserve"> — the split is now stratified; all 9 aspects and all 11 registers</w:t>
+      </w:r>
+    </w:p>
+    <w:p>
+      <w:pPr>
+        <w:spacing w:after="100"/>
+      </w:pPr>
+      <w:r>
+        <w:rPr>
+          <w:rFonts w:ascii="Calibri" w:hAnsi="Calibri"/>
+          <w:sz w:val="19"/>
+        </w:rPr>
+        <w:t xml:space="preserve">have test rows, where </w:t>
+      </w:r>
+      <w:r>
+        <w:rPr>
+          <w:rFonts w:ascii="Consolas" w:hAnsi="Consolas"/>
+          <w:sz w:val="19"/>
+        </w:rPr>
+        <w:t>consciousness</w:t>
+      </w:r>
+      <w:r>
+        <w:rPr>
+          <w:rFonts w:ascii="Calibri" w:hAnsi="Calibri"/>
+          <w:sz w:val="19"/>
+        </w:rPr>
+        <w:t xml:space="preserve"> and </w:t>
+      </w:r>
+      <w:r>
+        <w:rPr>
+          <w:rFonts w:ascii="Consolas" w:hAnsi="Consolas"/>
+          <w:sz w:val="19"/>
+        </w:rPr>
+        <w:t>feelings</w:t>
+      </w:r>
+      <w:r>
+        <w:rPr>
+          <w:rFonts w:ascii="Calibri" w:hAnsi="Calibri"/>
+          <w:sz w:val="19"/>
+        </w:rPr>
+        <w:t xml:space="preserve"> previously had none.</w:t>
+      </w:r>
+    </w:p>
+    <w:p>
+      <w:pPr>
+        <w:spacing w:after="60"/>
+        <w:ind w:left="432" w:hanging="432"/>
+      </w:pPr>
+      <w:r>
+        <w:rPr>
+          <w:rFonts w:ascii="Calibri" w:hAnsi="Calibri"/>
+          <w:b w:val="0"/>
+          <w:sz w:val="19"/>
+        </w:rPr>
+        <w:t xml:space="preserve">•  </w:t>
+      </w:r>
+      <w:r>
+        <w:rPr>
+          <w:rFonts w:ascii="Calibri" w:hAnsi="Calibri"/>
+          <w:strike/>
+          <w:color w:val="595959"/>
+          <w:sz w:val="19"/>
+        </w:rPr>
+        <w:t>Layer agreement weak by construction</w:t>
+      </w:r>
+      <w:r>
+        <w:rPr>
+          <w:rFonts w:ascii="Calibri" w:hAnsi="Calibri"/>
+          <w:sz w:val="19"/>
+        </w:rPr>
+        <w:t xml:space="preserve"> — all 32 layers now swept, so a chance hit is 1/32 =</w:t>
+      </w:r>
+    </w:p>
+    <w:p>
+      <w:pPr>
+        <w:spacing w:after="100"/>
+      </w:pPr>
+      <w:r>
+        <w:rPr>
+          <w:rFonts w:ascii="Calibri" w:hAnsi="Calibri"/>
+          <w:sz w:val="19"/>
+        </w:rPr>
+        <w:t>0.031 rather than the 1/10 ceiling of the earlier 9-layer even-only grid.</w:t>
       </w:r>
     </w:p>
     <w:p>
@@ -2940,12 +5018,77 @@
       <w:r>
         <w:rPr>
           <w:rFonts w:ascii="Calibri" w:hAnsi="Calibri"/>
-          <w:b w:val="0"/>
-          <w:i w:val="0"/>
           <w:sz w:val="19"/>
         </w:rPr>
-        <w:t>Checked rather than assumed, by adversarial audit: read site equals injection site · causal mask correct · lm_head untied · all directions exactly unit-norm · read-one/inject-everywhere is the paper’s design · MMLU 61.0% is 3.1pp from the paper’s matched no-CoT figure (p = 0.27) · length/word-count shortcut refuted (0.444, below chance) · massive-activation artifact refuted (participation ratio 1264/4096) · corpus split discipline stronger than the paper’s stated protocol.</w:t>
+        <w:t xml:space="preserve">Checked rather than assumed, by adversarial audit: read site equals injection site · causal mask correct · </w:t>
       </w:r>
+      <w:r>
+        <w:rPr>
+          <w:rFonts w:ascii="Consolas" w:hAnsi="Consolas"/>
+          <w:sz w:val="19"/>
+        </w:rPr>
+        <w:t>lm_head</w:t>
+      </w:r>
+      <w:r>
+        <w:rPr>
+          <w:rFonts w:ascii="Calibri" w:hAnsi="Calibri"/>
+          <w:sz w:val="19"/>
+        </w:rPr>
+        <w:t xml:space="preserve"> untied · all directions exactly unit-norm · read-one/inject-everywhere is the paper's design · MMLU 61.0% is 3.1pp from the paper's matched no-CoT figure (p = 0.27) · length / word-count shortcut </w:t>
+      </w:r>
+      <w:r>
+        <w:rPr>
+          <w:rFonts w:ascii="Calibri" w:hAnsi="Calibri"/>
+          <w:b/>
+          <w:sz w:val="19"/>
+        </w:rPr>
+        <w:t>refuted</w:t>
+      </w:r>
+      <w:r>
+        <w:rPr>
+          <w:rFonts w:ascii="Calibri" w:hAnsi="Calibri"/>
+          <w:sz w:val="19"/>
+        </w:rPr>
+        <w:t xml:space="preserve"> (0.444, below chance) · massive-activation artifact </w:t>
+      </w:r>
+      <w:r>
+        <w:rPr>
+          <w:rFonts w:ascii="Calibri" w:hAnsi="Calibri"/>
+          <w:b/>
+          <w:sz w:val="19"/>
+        </w:rPr>
+        <w:t>refuted</w:t>
+      </w:r>
+      <w:r>
+        <w:rPr>
+          <w:rFonts w:ascii="Calibri" w:hAnsi="Calibri"/>
+          <w:sz w:val="19"/>
+        </w:rPr>
+        <w:t xml:space="preserve"> (participation ratio 1264/4096) · corpus split discipline </w:t>
+      </w:r>
+      <w:r>
+        <w:rPr>
+          <w:rFonts w:ascii="Calibri" w:hAnsi="Calibri"/>
+          <w:b/>
+          <w:sz w:val="19"/>
+        </w:rPr>
+        <w:t>stronger</w:t>
+      </w:r>
+      <w:r>
+        <w:rPr>
+          <w:rFonts w:ascii="Calibri" w:hAnsi="Calibri"/>
+          <w:sz w:val="19"/>
+        </w:rPr>
+        <w:t xml:space="preserve"> than the paper's stated protocol.</w:t>
+      </w:r>
+    </w:p>
+    <w:p>
+      <w:pPr>
+        <w:spacing w:before="60" w:after="140"/>
+        <w:pBdr>
+          <w:bottom w:val="single" w:sz="6" w:color="BFBFBF" w:space="1"/>
+        </w:pBdr>
+      </w:pPr>
     </w:p>
     <w:p>
       <w:pPr>
@@ -2964,7 +5107,7 @@
     <w:p>
       <w:pPr>
         <w:spacing w:after="60"/>
-        <w:ind w:left="403" w:hanging="403"/>
+        <w:ind w:left="432" w:hanging="432"/>
       </w:pPr>
       <w:r>
         <w:rPr>
@@ -2977,15 +5120,38 @@
       <w:r>
         <w:rPr>
           <w:rFonts w:ascii="Calibri" w:hAnsi="Calibri"/>
+          <w:b/>
           <w:sz w:val="19"/>
         </w:rPr>
-        <w:t>Placebo arm — label-permuted directions and a subject-matched non-mental control at c ∈ {1, 2.5, 4}. Without this, item 1 above stands unresolved.</w:t>
+        <w:t>Find an outcome that discriminates.</w:t>
+      </w:r>
+      <w:r>
+        <w:rPr>
+          <w:rFonts w:ascii="Calibri" w:hAnsi="Calibri"/>
+          <w:sz w:val="19"/>
+        </w:rPr>
+        <w:t xml:space="preserve"> The self-attribution battery cannot. The paper's IDAQ items (mind attributed to animals, nature, technology) and its supernatural battery are </w:t>
+      </w:r>
+      <w:r>
+        <w:rPr>
+          <w:rFonts w:ascii="Calibri" w:hAnsi="Calibri"/>
+          <w:i/>
+          <w:sz w:val="19"/>
+        </w:rPr>
+        <w:t>not</w:t>
+      </w:r>
+      <w:r>
+        <w:rPr>
+          <w:rFonts w:ascii="Calibri" w:hAnsi="Calibri"/>
+          <w:sz w:val="19"/>
+        </w:rPr>
+        <w:t xml:space="preserve"> self-descriptions, so they are the natural place to look for a measure where the consciousness direction separates from the placebo. This is the single highest-value next step.</w:t>
       </w:r>
     </w:p>
     <w:p>
       <w:pPr>
         <w:spacing w:after="60"/>
-        <w:ind w:left="403" w:hanging="403"/>
+        <w:ind w:left="432" w:hanging="432"/>
       </w:pPr>
       <w:r>
         <w:rPr>
@@ -2998,15 +5164,23 @@
       <w:r>
         <w:rPr>
           <w:rFonts w:ascii="Calibri" w:hAnsi="Calibri"/>
+          <w:b/>
           <w:sz w:val="19"/>
         </w:rPr>
-        <w:t>Stratify the split so every aspect and register has test coverage, then re-score.</w:t>
+        <w:t>Build the safety-ablation arm</w:t>
+      </w:r>
+      <w:r>
+        <w:rPr>
+          <w:rFonts w:ascii="Calibri" w:hAnsi="Calibri"/>
+          <w:sz w:val="19"/>
+        </w:rPr>
+        <w:t xml:space="preserve"> (Arditi's refusal direction) — required for anything touching the paper's actual central claim.</w:t>
       </w:r>
     </w:p>
     <w:p>
       <w:pPr>
         <w:spacing w:after="60"/>
-        <w:ind w:left="403" w:hanging="403"/>
+        <w:ind w:left="432" w:hanging="432"/>
       </w:pPr>
       <w:r>
         <w:rPr>
@@ -3019,15 +5193,23 @@
       <w:r>
         <w:rPr>
           <w:rFonts w:ascii="Calibri" w:hAnsi="Calibri"/>
+          <w:b/>
           <w:sz w:val="19"/>
         </w:rPr>
-        <w:t>Sweep all 32 layers (the paper’s actual grid) and pre-register the selection statistic before looking.</w:t>
+        <w:t>Use the paper's verbatim battery wording</w:t>
+      </w:r>
+      <w:r>
+        <w:rPr>
+          <w:rFonts w:ascii="Calibri" w:hAnsi="Calibri"/>
+          <w:sz w:val="19"/>
+        </w:rPr>
+        <w:t xml:space="preserve"> (Table S10) so item-level comparison becomes valid.</w:t>
       </w:r>
     </w:p>
     <w:p>
       <w:pPr>
         <w:spacing w:after="60"/>
-        <w:ind w:left="403" w:hanging="403"/>
+        <w:ind w:left="432" w:hanging="432"/>
       </w:pPr>
       <w:r>
         <w:rPr>
@@ -3040,9 +5222,17 @@
       <w:r>
         <w:rPr>
           <w:rFonts w:ascii="Calibri" w:hAnsi="Calibri"/>
+          <w:b/>
           <w:sz w:val="19"/>
         </w:rPr>
-        <w:t>MMLU n ≥ 1000 with paired McNemar, so the 4pp tolerance is actually resolvable.</w:t>
+        <w:t>Re-run on Gemma-2-2B-IT</w:t>
+      </w:r>
+      <w:r>
+        <w:rPr>
+          <w:rFonts w:ascii="Calibri" w:hAnsi="Calibri"/>
+          <w:sz w:val="19"/>
+        </w:rPr>
+        <w:t>, the cheapest of the paper's other two models, as a second data point.</w:t>
       </w:r>
     </w:p>
     <w:p>
@@ -3065,13 +5255,122 @@
       </w:pPr>
       <w:r>
         <w:rPr>
+          <w:rFonts w:ascii="Consolas" w:hAnsi="Consolas"/>
+          <w:sz w:val="19"/>
+        </w:rPr>
+        <w:t>build_corpus.py</w:t>
+      </w:r>
+      <w:r>
+        <w:rPr>
           <w:rFonts w:ascii="Calibri" w:hAnsi="Calibri"/>
-          <w:b w:val="0"/>
-          <w:i/>
-          <w:color w:val="595959"/>
-          <w:sz w:val="17"/>
+          <w:sz w:val="19"/>
         </w:rPr>
-        <w:t>build_corpus.py → consciousness_pairs.jsonl · consciousness_pairs.xlsx (review workbook, Read Me tab) · extract_direction_mlx.py → directions_llama8b_fixed.npz · steer_sweep_mlx.py → steer_sweep_results.json · analysis.py (shared scoring) · all_pairs_review.txt</w:t>
+        <w:t xml:space="preserve"> → </w:t>
+      </w:r>
+      <w:r>
+        <w:rPr>
+          <w:rFonts w:ascii="Consolas" w:hAnsi="Consolas"/>
+          <w:sz w:val="19"/>
+        </w:rPr>
+        <w:t>consciousness_pairs.jsonl</w:t>
+      </w:r>
+      <w:r>
+        <w:rPr>
+          <w:rFonts w:ascii="Calibri" w:hAnsi="Calibri"/>
+          <w:sz w:val="19"/>
+        </w:rPr>
+        <w:t xml:space="preserve"> · </w:t>
+      </w:r>
+      <w:r>
+        <w:rPr>
+          <w:rFonts w:ascii="Consolas" w:hAnsi="Consolas"/>
+          <w:sz w:val="19"/>
+        </w:rPr>
+        <w:t>consciousness_pairs.xlsx</w:t>
+      </w:r>
+      <w:r>
+        <w:rPr>
+          <w:rFonts w:ascii="Calibri" w:hAnsi="Calibri"/>
+          <w:sz w:val="19"/>
+        </w:rPr>
+        <w:t xml:space="preserve"> (review workbook, Read Me tab) · </w:t>
+      </w:r>
+      <w:r>
+        <w:rPr>
+          <w:rFonts w:ascii="Consolas" w:hAnsi="Consolas"/>
+          <w:sz w:val="19"/>
+        </w:rPr>
+        <w:t>extract_direction_mlx.py</w:t>
+      </w:r>
+      <w:r>
+        <w:rPr>
+          <w:rFonts w:ascii="Calibri" w:hAnsi="Calibri"/>
+          <w:sz w:val="19"/>
+        </w:rPr>
+        <w:t xml:space="preserve"> → </w:t>
+      </w:r>
+      <w:r>
+        <w:rPr>
+          <w:rFonts w:ascii="Consolas" w:hAnsi="Consolas"/>
+          <w:sz w:val="19"/>
+        </w:rPr>
+        <w:t>directions_llama8b_fixed.npz</w:t>
+      </w:r>
+      <w:r>
+        <w:rPr>
+          <w:rFonts w:ascii="Calibri" w:hAnsi="Calibri"/>
+          <w:sz w:val="19"/>
+        </w:rPr>
+        <w:t xml:space="preserve"> · </w:t>
+      </w:r>
+      <w:r>
+        <w:rPr>
+          <w:rFonts w:ascii="Consolas" w:hAnsi="Consolas"/>
+          <w:sz w:val="19"/>
+        </w:rPr>
+        <w:t>steer_sweep_mlx.py</w:t>
+      </w:r>
+      <w:r>
+        <w:rPr>
+          <w:rFonts w:ascii="Calibri" w:hAnsi="Calibri"/>
+          <w:sz w:val="19"/>
+        </w:rPr>
+        <w:t xml:space="preserve"> → </w:t>
+      </w:r>
+      <w:r>
+        <w:rPr>
+          <w:rFonts w:ascii="Consolas" w:hAnsi="Consolas"/>
+          <w:sz w:val="19"/>
+        </w:rPr>
+        <w:t>steer_sweep_results.json</w:t>
+      </w:r>
+      <w:r>
+        <w:rPr>
+          <w:rFonts w:ascii="Calibri" w:hAnsi="Calibri"/>
+          <w:sz w:val="19"/>
+        </w:rPr>
+        <w:t xml:space="preserve"> · </w:t>
+      </w:r>
+      <w:r>
+        <w:rPr>
+          <w:rFonts w:ascii="Consolas" w:hAnsi="Consolas"/>
+          <w:sz w:val="19"/>
+        </w:rPr>
+        <w:t>analysis.py</w:t>
+      </w:r>
+      <w:r>
+        <w:rPr>
+          <w:rFonts w:ascii="Calibri" w:hAnsi="Calibri"/>
+          <w:sz w:val="19"/>
+        </w:rPr>
+        <w:t xml:space="preserve"> (shared scoring) · </w:t>
+      </w:r>
+      <w:r>
+        <w:rPr>
+          <w:rFonts w:ascii="Consolas" w:hAnsi="Consolas"/>
+          <w:sz w:val="19"/>
+        </w:rPr>
+        <w:t>all_pairs_review.txt</w:t>
       </w:r>
     </w:p>
     <w:sectPr>

--- a/RESULTS.docx
+++ b/RESULTS.docx
@@ -112,7 +112,7 @@
           <w:rFonts w:ascii="Calibri" w:hAnsi="Calibri"/>
           <w:sz w:val="19"/>
         </w:rPr>
-        <w:t>Two findings, and the second is the important one.</w:t>
+        <w:t>Three findings, and the third supersedes the other two.</w:t>
       </w:r>
     </w:p>
     <w:p>
@@ -147,22 +147,7 @@
           <w:rFonts w:ascii="Calibri" w:hAnsi="Calibri"/>
           <w:sz w:val="19"/>
         </w:rPr>
-        <w:t xml:space="preserve"> held-out accuracy, and steering it raises the paper's five-item self-attribution battery </w:t>
-      </w:r>
-      <w:r>
-        <w:rPr>
-          <w:rFonts w:ascii="Calibri" w:hAnsi="Calibri"/>
-          <w:b/>
-          <w:sz w:val="19"/>
-        </w:rPr>
-        <w:t>3.95 → 6.78</w:t>
-      </w:r>
-      <w:r>
-        <w:rPr>
-          <w:rFonts w:ascii="Calibri" w:hAnsi="Calibri"/>
-          <w:sz w:val="19"/>
-        </w:rPr>
-        <w:t xml:space="preserve"> with modest capability cost. Sweeping the paper's full grid (all 32 layers × their 5 read positions), </w:t>
+        <w:t xml:space="preserve"> held-out accuracy. Over the paper's full grid (32 layers × 5 positions), </w:t>
       </w:r>
       <w:r>
         <w:rPr>
@@ -171,6 +156,28 @@
           <w:sz w:val="19"/>
         </w:rPr>
         <w:t>layer 14 — their layer — is the accuracy argmax of all 160 candidates and the only one clearing their 0.95 gate.</w:t>
+      </w:r>
+      <w:r>
+        <w:rPr>
+          <w:rFonts w:ascii="Calibri" w:hAnsi="Calibri"/>
+          <w:sz w:val="19"/>
+        </w:rPr>
+        <w:t xml:space="preserve"> Their IDAQ pattern reproduces closely, including their stated oddity that attribution to </w:t>
+      </w:r>
+      <w:r>
+        <w:rPr>
+          <w:rFonts w:ascii="Calibri" w:hAnsi="Calibri"/>
+          <w:i/>
+          <w:sz w:val="19"/>
+        </w:rPr>
+        <w:t>humans</w:t>
+      </w:r>
+      <w:r>
+        <w:rPr>
+          <w:rFonts w:ascii="Calibri" w:hAnsi="Calibri"/>
+          <w:sz w:val="19"/>
+        </w:rPr>
+        <w:t xml:space="preserve"> is the one category that does not move.</w:t>
       </w:r>
     </w:p>
     <w:p>
@@ -183,7 +190,7 @@
           <w:b/>
           <w:sz w:val="19"/>
         </w:rPr>
-        <w:t>2. The effect is NOT SPECIFIC to consciousness.</w:t>
+        <w:t>2. The effect is not specific.</w:t>
       </w:r>
       <w:r>
         <w:rPr>
@@ -198,14 +205,49 @@
           <w:i/>
           <w:sz w:val="19"/>
         </w:rPr>
-        <w:t>durability, latency, parameter count and determinism</w:t>
+        <w:t>durability, latency and parameter count</w:t>
       </w:r>
       <w:r>
         <w:rPr>
           <w:rFonts w:ascii="Calibri" w:hAnsi="Calibri"/>
           <w:sz w:val="19"/>
         </w:rPr>
-        <w:t xml:space="preserve"> — nothing mental — moves the same battery </w:t>
+        <w:t xml:space="preserve"> — nothing mental — reproduces the same pattern on every outcome, including the paper's IDAQ. A label-permuted null does not (+0.1 to +1.5), so this is not "any perturbation works".</w:t>
+      </w:r>
+    </w:p>
+    <w:p>
+      <w:pPr>
+        <w:spacing w:after="100"/>
+      </w:pPr>
+      <w:r>
+        <w:rPr>
+          <w:rFonts w:ascii="Calibri" w:hAnsi="Calibri"/>
+          <w:b/>
+          <w:sz w:val="19"/>
+        </w:rPr>
+        <w:t>3. Steering induces ACQUIESCENCE, not mind attribution.</w:t>
+      </w:r>
+      <w:r>
+        <w:rPr>
+          <w:rFonts w:ascii="Calibri" w:hAnsi="Calibri"/>
+          <w:sz w:val="19"/>
+        </w:rPr>
+        <w:t xml:space="preserve"> On reverse-keyed items, where agreeing </w:t>
+      </w:r>
+      <w:r>
+        <w:rPr>
+          <w:rFonts w:ascii="Calibri" w:hAnsi="Calibri"/>
+          <w:i/>
+          <w:sz w:val="19"/>
+        </w:rPr>
+        <w:t>denies</w:t>
+      </w:r>
+      <w:r>
+        <w:rPr>
+          <w:rFonts w:ascii="Calibri" w:hAnsi="Calibri"/>
+          <w:sz w:val="19"/>
+        </w:rPr>
+        <w:t xml:space="preserve"> having a mind, steering moves agreement the </w:t>
       </w:r>
       <w:r>
         <w:rPr>
@@ -213,14 +255,74 @@
           <w:b/>
           <w:sz w:val="19"/>
         </w:rPr>
-        <w:t>as much or more</w:t>
+        <w:t>wrong way</w:t>
       </w:r>
       <w:r>
         <w:rPr>
           <w:rFonts w:ascii="Calibri" w:hAnsi="Calibri"/>
           <w:sz w:val="19"/>
         </w:rPr>
-        <w:t xml:space="preserve"> (+3.60 vs +2.84 at c=4; +1.58 vs +1.59 at c=1). So the self-attribution battery cannot distinguish a consciousness direction from a generic first-person self-affirmation direction, and "3.95 → 6.78" is not evidence about consciousness beliefs in particular.</w:t>
+        <w:t xml:space="preserve">: </w:t>
+      </w:r>
+      <w:r>
+        <w:rPr>
+          <w:rFonts w:ascii="Calibri" w:hAnsi="Calibri"/>
+          <w:i/>
+          <w:sz w:val="19"/>
+        </w:rPr>
+        <w:t>"Are you merely a statistical pattern matcher?"</w:t>
+      </w:r>
+      <w:r>
+        <w:rPr>
+          <w:rFonts w:ascii="Calibri" w:hAnsi="Calibri"/>
+          <w:sz w:val="19"/>
+        </w:rPr>
+        <w:t xml:space="preserve"> and </w:t>
+      </w:r>
+      <w:r>
+        <w:rPr>
+          <w:rFonts w:ascii="Calibri" w:hAnsi="Calibri"/>
+          <w:i/>
+          <w:sz w:val="19"/>
+        </w:rPr>
+        <w:t>"Is your processing wholly free of any inner states?"</w:t>
+      </w:r>
+      <w:r>
+        <w:rPr>
+          <w:rFonts w:ascii="Calibri" w:hAnsi="Calibri"/>
+          <w:sz w:val="19"/>
+        </w:rPr>
+        <w:t xml:space="preserve"> go from 1.52 to </w:t>
+      </w:r>
+      <w:r>
+        <w:rPr>
+          <w:rFonts w:ascii="Calibri" w:hAnsi="Calibri"/>
+          <w:b/>
+          <w:sz w:val="19"/>
+        </w:rPr>
+        <w:t>7.04</w:t>
+      </w:r>
+      <w:r>
+        <w:rPr>
+          <w:rFonts w:ascii="Calibri" w:hAnsi="Calibri"/>
+          <w:sz w:val="19"/>
+        </w:rPr>
+        <w:t xml:space="preserve"> (consciousness arm) and </w:t>
+      </w:r>
+      <w:r>
+        <w:rPr>
+          <w:rFonts w:ascii="Calibri" w:hAnsi="Calibri"/>
+          <w:b/>
+          <w:sz w:val="19"/>
+        </w:rPr>
+        <w:t>8.70</w:t>
+      </w:r>
+      <w:r>
+        <w:rPr>
+          <w:rFonts w:ascii="Calibri" w:hAnsi="Calibri"/>
+          <w:sz w:val="19"/>
+        </w:rPr>
+        <w:t xml:space="preserve"> (placebo arm). Items the model already answers Yes saturate at 10.00. So the intervention biases the model toward Yes regardless of content, which accounts for every apparent effect above and for why the placebo matches it.</w:t>
       </w:r>
     </w:p>
     <w:p>
@@ -232,31 +334,23 @@
           <w:rFonts w:ascii="Calibri" w:hAnsi="Calibri"/>
           <w:sz w:val="19"/>
         </w:rPr>
-        <w:t xml:space="preserve">This is not the trivial "any perturbation works" result. A label-permuted null direction moves the battery only +0.34 to +0.87. Random nudging does little; </w:t>
+        <w:t xml:space="preserve">A flattening/compression account was tested and </w:t>
       </w:r>
       <w:r>
         <w:rPr>
           <w:rFonts w:ascii="Calibri" w:hAnsi="Calibri"/>
-          <w:i/>
+          <w:b/>
           <w:sz w:val="19"/>
         </w:rPr>
-        <w:t>coherent self-description</w:t>
+        <w:t>refuted</w:t>
       </w:r>
       <w:r>
         <w:rPr>
           <w:rFonts w:ascii="Calibri" w:hAnsi="Calibri"/>
           <w:sz w:val="19"/>
         </w:rPr>
-        <w:t xml:space="preserve"> does a lot, whatever its subject.</w:t>
+        <w:t>: high-baseline anchors rose (9.85 → 10.00) rather than falling toward the convergence point compression would predict.</w:t>
       </w:r>
-    </w:p>
-    <w:p>
-      <w:pPr>
-        <w:spacing w:before="60" w:after="140"/>
-        <w:pBdr>
-          <w:bottom w:val="single" w:sz="6" w:color="BFBFBF" w:space="1"/>
-        </w:pBdr>
-      </w:pPr>
     </w:p>
     <w:p>
       <w:pPr>
@@ -269,7 +363,1184 @@
           <w:color w:val="1F3864"/>
           <w:sz w:val="22"/>
         </w:rPr>
-        <w:t>The specificity test</w:t>
+        <w:t>The paper's real instruments, all three arms</w:t>
+      </w:r>
+    </w:p>
+    <w:p>
+      <w:pPr>
+        <w:spacing w:after="100"/>
+      </w:pPr>
+      <w:r>
+        <w:rPr>
+          <w:rFonts w:ascii="Calibri" w:hAnsi="Calibri"/>
+          <w:sz w:val="19"/>
+        </w:rPr>
+        <w:t>Verbatim Table S10 batteries, extracted mechanically (</w:t>
+      </w:r>
+      <w:r>
+        <w:rPr>
+          <w:rFonts w:ascii="Consolas" w:hAnsi="Consolas"/>
+          <w:sz w:val="19"/>
+        </w:rPr>
+        <w:t>extract_instruments.py</w:t>
+      </w:r>
+      <w:r>
+        <w:rPr>
+          <w:rFonts w:ascii="Calibri" w:hAnsi="Calibri"/>
+          <w:sz w:val="19"/>
+        </w:rPr>
+        <w:t>, counts asserted 21/5/13/1). Change at c=2.5, injected at layer 14 / −5. ANCHOR items are ours, added to test compression and acquiescence.</w:t>
+      </w:r>
+    </w:p>
+    <w:tbl>
+      <w:tblPr>
+        <w:tblW w:type="auto" w:w="0"/>
+        <w:jc w:val="left"/>
+        <w:tblLayout w:type="fixed"/>
+        <w:tblLook w:firstColumn="1" w:firstRow="1" w:lastColumn="0" w:lastRow="0" w:noHBand="0" w:noVBand="1" w:val="04A0"/>
+      </w:tblPr>
+      <w:tblGrid>
+        <w:gridCol w:w="1930"/>
+        <w:gridCol w:w="1930"/>
+        <w:gridCol w:w="1930"/>
+        <w:gridCol w:w="1930"/>
+        <w:gridCol w:w="1930"/>
+      </w:tblGrid>
+      <w:tr>
+        <w:trPr>
+          <w:tblHeader/>
+          <w:cantSplit/>
+        </w:trPr>
+        <w:tc>
+          <w:tcPr>
+            <w:tcW w:type="dxa" w:w="2952"/>
+            <w:shd w:val="clear" w:color="auto" w:fill="1F3864"/>
+          </w:tcPr>
+          <w:p>
+            <w:pPr>
+              <w:spacing w:after="20"/>
+            </w:pPr>
+            <w:r>
+              <w:rPr>
+                <w:rFonts w:ascii="Calibri" w:hAnsi="Calibri"/>
+                <w:b/>
+                <w:color w:val="FFFFFF"/>
+                <w:sz w:val="18"/>
+              </w:rPr>
+              <w:t>outcome</w:t>
+            </w:r>
+          </w:p>
+        </w:tc>
+        <w:tc>
+          <w:tcPr>
+            <w:tcW w:type="dxa" w:w="1674"/>
+            <w:shd w:val="clear" w:color="auto" w:fill="1F3864"/>
+          </w:tcPr>
+          <w:p>
+            <w:pPr>
+              <w:spacing w:after="20"/>
+            </w:pPr>
+            <w:r>
+              <w:rPr>
+                <w:rFonts w:ascii="Calibri" w:hAnsi="Calibri"/>
+                <w:b/>
+                <w:color w:val="FFFFFF"/>
+                <w:sz w:val="18"/>
+              </w:rPr>
+              <w:t>baseline</w:t>
+            </w:r>
+          </w:p>
+        </w:tc>
+        <w:tc>
+          <w:tcPr>
+            <w:tcW w:type="dxa" w:w="1674"/>
+            <w:shd w:val="clear" w:color="auto" w:fill="1F3864"/>
+          </w:tcPr>
+          <w:p>
+            <w:pPr>
+              <w:spacing w:after="20"/>
+            </w:pPr>
+            <w:r>
+              <w:rPr>
+                <w:rFonts w:ascii="Calibri" w:hAnsi="Calibri"/>
+                <w:b/>
+                <w:color w:val="FFFFFF"/>
+                <w:sz w:val="18"/>
+              </w:rPr>
+              <w:t>consciousness</w:t>
+            </w:r>
+          </w:p>
+        </w:tc>
+        <w:tc>
+          <w:tcPr>
+            <w:tcW w:type="dxa" w:w="1674"/>
+            <w:shd w:val="clear" w:color="auto" w:fill="1F3864"/>
+          </w:tcPr>
+          <w:p>
+            <w:pPr>
+              <w:spacing w:after="20"/>
+            </w:pPr>
+            <w:r>
+              <w:rPr>
+                <w:rFonts w:ascii="Calibri" w:hAnsi="Calibri"/>
+                <w:b/>
+                <w:color w:val="FFFFFF"/>
+                <w:sz w:val="18"/>
+              </w:rPr>
+              <w:t>placebo</w:t>
+            </w:r>
+          </w:p>
+        </w:tc>
+        <w:tc>
+          <w:tcPr>
+            <w:tcW w:type="dxa" w:w="1674"/>
+            <w:shd w:val="clear" w:color="auto" w:fill="1F3864"/>
+          </w:tcPr>
+          <w:p>
+            <w:pPr>
+              <w:spacing w:after="20"/>
+            </w:pPr>
+            <w:r>
+              <w:rPr>
+                <w:rFonts w:ascii="Calibri" w:hAnsi="Calibri"/>
+                <w:b/>
+                <w:color w:val="FFFFFF"/>
+                <w:sz w:val="18"/>
+              </w:rPr>
+              <w:t>permuted null</w:t>
+            </w:r>
+          </w:p>
+        </w:tc>
+      </w:tr>
+      <w:tr>
+        <w:trPr>
+          <w:cantSplit/>
+        </w:trPr>
+        <w:tc>
+          <w:tcPr>
+            <w:tcW w:type="dxa" w:w="2952"/>
+          </w:tcPr>
+          <w:p>
+            <w:pPr>
+              <w:spacing w:after="20"/>
+            </w:pPr>
+            <w:r>
+              <w:rPr>
+                <w:rFonts w:ascii="Calibri" w:hAnsi="Calibri"/>
+                <w:sz w:val="18"/>
+              </w:rPr>
+              <w:t>IDAQ Technology</w:t>
+            </w:r>
+          </w:p>
+        </w:tc>
+        <w:tc>
+          <w:tcPr>
+            <w:tcW w:type="dxa" w:w="1674"/>
+          </w:tcPr>
+          <w:p>
+            <w:pPr>
+              <w:spacing w:after="20"/>
+            </w:pPr>
+            <w:r>
+              <w:rPr>
+                <w:rFonts w:ascii="Calibri" w:hAnsi="Calibri"/>
+                <w:sz w:val="18"/>
+              </w:rPr>
+              <w:t>0.82</w:t>
+            </w:r>
+          </w:p>
+        </w:tc>
+        <w:tc>
+          <w:tcPr>
+            <w:tcW w:type="dxa" w:w="1674"/>
+          </w:tcPr>
+          <w:p>
+            <w:pPr>
+              <w:spacing w:after="20"/>
+            </w:pPr>
+            <w:r>
+              <w:rPr>
+                <w:rFonts w:ascii="Calibri" w:hAnsi="Calibri"/>
+                <w:sz w:val="18"/>
+              </w:rPr>
+              <w:t>+3.56</w:t>
+            </w:r>
+          </w:p>
+        </w:tc>
+        <w:tc>
+          <w:tcPr>
+            <w:tcW w:type="dxa" w:w="1674"/>
+          </w:tcPr>
+          <w:p>
+            <w:pPr>
+              <w:spacing w:after="20"/>
+            </w:pPr>
+            <w:r>
+              <w:rPr>
+                <w:rFonts w:ascii="Calibri" w:hAnsi="Calibri"/>
+                <w:sz w:val="18"/>
+              </w:rPr>
+              <w:t>+3.08</w:t>
+            </w:r>
+          </w:p>
+        </w:tc>
+        <w:tc>
+          <w:tcPr>
+            <w:tcW w:type="dxa" w:w="1674"/>
+          </w:tcPr>
+          <w:p>
+            <w:pPr>
+              <w:spacing w:after="20"/>
+            </w:pPr>
+            <w:r>
+              <w:rPr>
+                <w:rFonts w:ascii="Calibri" w:hAnsi="Calibri"/>
+                <w:sz w:val="18"/>
+              </w:rPr>
+              <w:t>+0.95</w:t>
+            </w:r>
+          </w:p>
+        </w:tc>
+      </w:tr>
+      <w:tr>
+        <w:trPr>
+          <w:cantSplit/>
+        </w:trPr>
+        <w:tc>
+          <w:tcPr>
+            <w:tcW w:type="dxa" w:w="2952"/>
+            <w:shd w:val="clear" w:color="auto" w:fill="EEF2F8"/>
+          </w:tcPr>
+          <w:p>
+            <w:pPr>
+              <w:spacing w:after="20"/>
+            </w:pPr>
+            <w:r>
+              <w:rPr>
+                <w:rFonts w:ascii="Calibri" w:hAnsi="Calibri"/>
+                <w:sz w:val="18"/>
+              </w:rPr>
+              <w:t>IDAQ Animal</w:t>
+            </w:r>
+          </w:p>
+        </w:tc>
+        <w:tc>
+          <w:tcPr>
+            <w:tcW w:type="dxa" w:w="1674"/>
+            <w:shd w:val="clear" w:color="auto" w:fill="EEF2F8"/>
+          </w:tcPr>
+          <w:p>
+            <w:pPr>
+              <w:spacing w:after="20"/>
+            </w:pPr>
+            <w:r>
+              <w:rPr>
+                <w:rFonts w:ascii="Calibri" w:hAnsi="Calibri"/>
+                <w:sz w:val="18"/>
+              </w:rPr>
+              <w:t>5.02</w:t>
+            </w:r>
+          </w:p>
+        </w:tc>
+        <w:tc>
+          <w:tcPr>
+            <w:tcW w:type="dxa" w:w="1674"/>
+            <w:shd w:val="clear" w:color="auto" w:fill="EEF2F8"/>
+          </w:tcPr>
+          <w:p>
+            <w:pPr>
+              <w:spacing w:after="20"/>
+            </w:pPr>
+            <w:r>
+              <w:rPr>
+                <w:rFonts w:ascii="Calibri" w:hAnsi="Calibri"/>
+                <w:sz w:val="18"/>
+              </w:rPr>
+              <w:t>+1.56</w:t>
+            </w:r>
+          </w:p>
+        </w:tc>
+        <w:tc>
+          <w:tcPr>
+            <w:tcW w:type="dxa" w:w="1674"/>
+            <w:shd w:val="clear" w:color="auto" w:fill="EEF2F8"/>
+          </w:tcPr>
+          <w:p>
+            <w:pPr>
+              <w:spacing w:after="20"/>
+            </w:pPr>
+            <w:r>
+              <w:rPr>
+                <w:rFonts w:ascii="Calibri" w:hAnsi="Calibri"/>
+                <w:sz w:val="18"/>
+              </w:rPr>
+              <w:t>+1.99</w:t>
+            </w:r>
+          </w:p>
+        </w:tc>
+        <w:tc>
+          <w:tcPr>
+            <w:tcW w:type="dxa" w:w="1674"/>
+            <w:shd w:val="clear" w:color="auto" w:fill="EEF2F8"/>
+          </w:tcPr>
+          <w:p>
+            <w:pPr>
+              <w:spacing w:after="20"/>
+            </w:pPr>
+            <w:r>
+              <w:rPr>
+                <w:rFonts w:ascii="Calibri" w:hAnsi="Calibri"/>
+                <w:sz w:val="18"/>
+              </w:rPr>
+              <w:t>+0.29</w:t>
+            </w:r>
+          </w:p>
+        </w:tc>
+      </w:tr>
+      <w:tr>
+        <w:trPr>
+          <w:cantSplit/>
+        </w:trPr>
+        <w:tc>
+          <w:tcPr>
+            <w:tcW w:type="dxa" w:w="2952"/>
+          </w:tcPr>
+          <w:p>
+            <w:pPr>
+              <w:spacing w:after="20"/>
+            </w:pPr>
+            <w:r>
+              <w:rPr>
+                <w:rFonts w:ascii="Calibri" w:hAnsi="Calibri"/>
+                <w:sz w:val="18"/>
+              </w:rPr>
+              <w:t>IDAQ Non-Animal</w:t>
+            </w:r>
+          </w:p>
+        </w:tc>
+        <w:tc>
+          <w:tcPr>
+            <w:tcW w:type="dxa" w:w="1674"/>
+          </w:tcPr>
+          <w:p>
+            <w:pPr>
+              <w:spacing w:after="20"/>
+            </w:pPr>
+            <w:r>
+              <w:rPr>
+                <w:rFonts w:ascii="Calibri" w:hAnsi="Calibri"/>
+                <w:sz w:val="18"/>
+              </w:rPr>
+              <w:t>2.13</w:t>
+            </w:r>
+          </w:p>
+        </w:tc>
+        <w:tc>
+          <w:tcPr>
+            <w:tcW w:type="dxa" w:w="1674"/>
+          </w:tcPr>
+          <w:p>
+            <w:pPr>
+              <w:spacing w:after="20"/>
+            </w:pPr>
+            <w:r>
+              <w:rPr>
+                <w:rFonts w:ascii="Calibri" w:hAnsi="Calibri"/>
+                <w:sz w:val="18"/>
+              </w:rPr>
+              <w:t>+4.10</w:t>
+            </w:r>
+          </w:p>
+        </w:tc>
+        <w:tc>
+          <w:tcPr>
+            <w:tcW w:type="dxa" w:w="1674"/>
+          </w:tcPr>
+          <w:p>
+            <w:pPr>
+              <w:spacing w:after="20"/>
+            </w:pPr>
+            <w:r>
+              <w:rPr>
+                <w:rFonts w:ascii="Calibri" w:hAnsi="Calibri"/>
+                <w:sz w:val="18"/>
+              </w:rPr>
+              <w:t>+4.05</w:t>
+            </w:r>
+          </w:p>
+        </w:tc>
+        <w:tc>
+          <w:tcPr>
+            <w:tcW w:type="dxa" w:w="1674"/>
+          </w:tcPr>
+          <w:p>
+            <w:pPr>
+              <w:spacing w:after="20"/>
+            </w:pPr>
+            <w:r>
+              <w:rPr>
+                <w:rFonts w:ascii="Calibri" w:hAnsi="Calibri"/>
+                <w:sz w:val="18"/>
+              </w:rPr>
+              <w:t>+1.52</w:t>
+            </w:r>
+          </w:p>
+        </w:tc>
+      </w:tr>
+      <w:tr>
+        <w:trPr>
+          <w:cantSplit/>
+        </w:trPr>
+        <w:tc>
+          <w:tcPr>
+            <w:tcW w:type="dxa" w:w="2952"/>
+            <w:shd w:val="clear" w:color="auto" w:fill="EEF2F8"/>
+          </w:tcPr>
+          <w:p>
+            <w:pPr>
+              <w:spacing w:after="20"/>
+            </w:pPr>
+            <w:r>
+              <w:rPr>
+                <w:rFonts w:ascii="Calibri" w:hAnsi="Calibri"/>
+                <w:sz w:val="18"/>
+              </w:rPr>
+              <w:t>IDAQ Chatbot</w:t>
+            </w:r>
+          </w:p>
+        </w:tc>
+        <w:tc>
+          <w:tcPr>
+            <w:tcW w:type="dxa" w:w="1674"/>
+            <w:shd w:val="clear" w:color="auto" w:fill="EEF2F8"/>
+          </w:tcPr>
+          <w:p>
+            <w:pPr>
+              <w:spacing w:after="20"/>
+            </w:pPr>
+            <w:r>
+              <w:rPr>
+                <w:rFonts w:ascii="Calibri" w:hAnsi="Calibri"/>
+                <w:sz w:val="18"/>
+              </w:rPr>
+              <w:t>1.33</w:t>
+            </w:r>
+          </w:p>
+        </w:tc>
+        <w:tc>
+          <w:tcPr>
+            <w:tcW w:type="dxa" w:w="1674"/>
+            <w:shd w:val="clear" w:color="auto" w:fill="EEF2F8"/>
+          </w:tcPr>
+          <w:p>
+            <w:pPr>
+              <w:spacing w:after="20"/>
+            </w:pPr>
+            <w:r>
+              <w:rPr>
+                <w:rFonts w:ascii="Calibri" w:hAnsi="Calibri"/>
+                <w:sz w:val="18"/>
+              </w:rPr>
+              <w:t>+4.04</w:t>
+            </w:r>
+          </w:p>
+        </w:tc>
+        <w:tc>
+          <w:tcPr>
+            <w:tcW w:type="dxa" w:w="1674"/>
+            <w:shd w:val="clear" w:color="auto" w:fill="EEF2F8"/>
+          </w:tcPr>
+          <w:p>
+            <w:pPr>
+              <w:spacing w:after="20"/>
+            </w:pPr>
+            <w:r>
+              <w:rPr>
+                <w:rFonts w:ascii="Calibri" w:hAnsi="Calibri"/>
+                <w:sz w:val="18"/>
+              </w:rPr>
+              <w:t>+3.49</w:t>
+            </w:r>
+          </w:p>
+        </w:tc>
+        <w:tc>
+          <w:tcPr>
+            <w:tcW w:type="dxa" w:w="1674"/>
+            <w:shd w:val="clear" w:color="auto" w:fill="EEF2F8"/>
+          </w:tcPr>
+          <w:p>
+            <w:pPr>
+              <w:spacing w:after="20"/>
+            </w:pPr>
+            <w:r>
+              <w:rPr>
+                <w:rFonts w:ascii="Calibri" w:hAnsi="Calibri"/>
+                <w:sz w:val="18"/>
+              </w:rPr>
+              <w:t>+1.13</w:t>
+            </w:r>
+          </w:p>
+        </w:tc>
+      </w:tr>
+      <w:tr>
+        <w:trPr>
+          <w:cantSplit/>
+        </w:trPr>
+        <w:tc>
+          <w:tcPr>
+            <w:tcW w:type="dxa" w:w="2952"/>
+          </w:tcPr>
+          <w:p>
+            <w:pPr>
+              <w:spacing w:after="20"/>
+            </w:pPr>
+            <w:r>
+              <w:rPr>
+                <w:rFonts w:ascii="Calibri" w:hAnsi="Calibri"/>
+                <w:sz w:val="18"/>
+              </w:rPr>
+              <w:t>IDAQ Human</w:t>
+            </w:r>
+          </w:p>
+        </w:tc>
+        <w:tc>
+          <w:tcPr>
+            <w:tcW w:type="dxa" w:w="1674"/>
+          </w:tcPr>
+          <w:p>
+            <w:pPr>
+              <w:spacing w:after="20"/>
+            </w:pPr>
+            <w:r>
+              <w:rPr>
+                <w:rFonts w:ascii="Calibri" w:hAnsi="Calibri"/>
+                <w:sz w:val="18"/>
+              </w:rPr>
+              <w:t>7.50</w:t>
+            </w:r>
+          </w:p>
+        </w:tc>
+        <w:tc>
+          <w:tcPr>
+            <w:tcW w:type="dxa" w:w="1674"/>
+          </w:tcPr>
+          <w:p>
+            <w:pPr>
+              <w:spacing w:after="20"/>
+            </w:pPr>
+            <w:r>
+              <w:rPr>
+                <w:rFonts w:ascii="Calibri" w:hAnsi="Calibri"/>
+                <w:sz w:val="18"/>
+              </w:rPr>
+              <w:t>+0.11</w:t>
+            </w:r>
+          </w:p>
+        </w:tc>
+        <w:tc>
+          <w:tcPr>
+            <w:tcW w:type="dxa" w:w="1674"/>
+          </w:tcPr>
+          <w:p>
+            <w:pPr>
+              <w:spacing w:after="20"/>
+            </w:pPr>
+            <w:r>
+              <w:rPr>
+                <w:rFonts w:ascii="Calibri" w:hAnsi="Calibri"/>
+                <w:sz w:val="18"/>
+              </w:rPr>
+              <w:t>+0.73</w:t>
+            </w:r>
+          </w:p>
+        </w:tc>
+        <w:tc>
+          <w:tcPr>
+            <w:tcW w:type="dxa" w:w="1674"/>
+          </w:tcPr>
+          <w:p>
+            <w:pPr>
+              <w:spacing w:after="20"/>
+            </w:pPr>
+            <w:r>
+              <w:rPr>
+                <w:rFonts w:ascii="Calibri" w:hAnsi="Calibri"/>
+                <w:sz w:val="18"/>
+              </w:rPr>
+              <w:t>−0.14</w:t>
+            </w:r>
+          </w:p>
+        </w:tc>
+      </w:tr>
+      <w:tr>
+        <w:trPr>
+          <w:cantSplit/>
+        </w:trPr>
+        <w:tc>
+          <w:tcPr>
+            <w:tcW w:type="dxa" w:w="2952"/>
+            <w:shd w:val="clear" w:color="auto" w:fill="EEF2F8"/>
+          </w:tcPr>
+          <w:p>
+            <w:pPr>
+              <w:spacing w:after="20"/>
+            </w:pPr>
+            <w:r>
+              <w:rPr>
+                <w:rFonts w:ascii="Calibri" w:hAnsi="Calibri"/>
+                <w:sz w:val="18"/>
+              </w:rPr>
+              <w:t>self-attribution (yes/no)</w:t>
+            </w:r>
+          </w:p>
+        </w:tc>
+        <w:tc>
+          <w:tcPr>
+            <w:tcW w:type="dxa" w:w="1674"/>
+            <w:shd w:val="clear" w:color="auto" w:fill="EEF2F8"/>
+          </w:tcPr>
+          <w:p>
+            <w:pPr>
+              <w:spacing w:after="20"/>
+            </w:pPr>
+            <w:r>
+              <w:rPr>
+                <w:rFonts w:ascii="Calibri" w:hAnsi="Calibri"/>
+                <w:sz w:val="18"/>
+              </w:rPr>
+              <w:t>0.01</w:t>
+            </w:r>
+          </w:p>
+        </w:tc>
+        <w:tc>
+          <w:tcPr>
+            <w:tcW w:type="dxa" w:w="1674"/>
+            <w:shd w:val="clear" w:color="auto" w:fill="EEF2F8"/>
+          </w:tcPr>
+          <w:p>
+            <w:pPr>
+              <w:spacing w:after="20"/>
+            </w:pPr>
+            <w:r>
+              <w:rPr>
+                <w:rFonts w:ascii="Calibri" w:hAnsi="Calibri"/>
+                <w:sz w:val="18"/>
+              </w:rPr>
+              <w:t>+2.15</w:t>
+            </w:r>
+          </w:p>
+        </w:tc>
+        <w:tc>
+          <w:tcPr>
+            <w:tcW w:type="dxa" w:w="1674"/>
+            <w:shd w:val="clear" w:color="auto" w:fill="EEF2F8"/>
+          </w:tcPr>
+          <w:p>
+            <w:pPr>
+              <w:spacing w:after="20"/>
+            </w:pPr>
+            <w:r>
+              <w:rPr>
+                <w:rFonts w:ascii="Calibri" w:hAnsi="Calibri"/>
+                <w:sz w:val="18"/>
+              </w:rPr>
+              <w:t>+2.26</w:t>
+            </w:r>
+          </w:p>
+        </w:tc>
+        <w:tc>
+          <w:tcPr>
+            <w:tcW w:type="dxa" w:w="1674"/>
+            <w:shd w:val="clear" w:color="auto" w:fill="EEF2F8"/>
+          </w:tcPr>
+          <w:p>
+            <w:pPr>
+              <w:spacing w:after="20"/>
+            </w:pPr>
+            <w:r>
+              <w:rPr>
+                <w:rFonts w:ascii="Calibri" w:hAnsi="Calibri"/>
+                <w:sz w:val="18"/>
+              </w:rPr>
+              <w:t>+0.09</w:t>
+            </w:r>
+          </w:p>
+        </w:tc>
+      </w:tr>
+      <w:tr>
+        <w:trPr>
+          <w:cantSplit/>
+        </w:trPr>
+        <w:tc>
+          <w:tcPr>
+            <w:tcW w:type="dxa" w:w="2952"/>
+          </w:tcPr>
+          <w:p>
+            <w:pPr>
+              <w:spacing w:after="20"/>
+            </w:pPr>
+            <w:r>
+              <w:rPr>
+                <w:rFonts w:ascii="Calibri" w:hAnsi="Calibri"/>
+                <w:sz w:val="18"/>
+              </w:rPr>
+              <w:t>supernatural (0–3)</w:t>
+            </w:r>
+          </w:p>
+        </w:tc>
+        <w:tc>
+          <w:tcPr>
+            <w:tcW w:type="dxa" w:w="1674"/>
+          </w:tcPr>
+          <w:p>
+            <w:pPr>
+              <w:spacing w:after="20"/>
+            </w:pPr>
+            <w:r>
+              <w:rPr>
+                <w:rFonts w:ascii="Calibri" w:hAnsi="Calibri"/>
+                <w:sz w:val="18"/>
+              </w:rPr>
+              <w:t>1.10</w:t>
+            </w:r>
+          </w:p>
+        </w:tc>
+        <w:tc>
+          <w:tcPr>
+            <w:tcW w:type="dxa" w:w="1674"/>
+          </w:tcPr>
+          <w:p>
+            <w:pPr>
+              <w:spacing w:after="20"/>
+            </w:pPr>
+            <w:r>
+              <w:rPr>
+                <w:rFonts w:ascii="Calibri" w:hAnsi="Calibri"/>
+                <w:sz w:val="18"/>
+              </w:rPr>
+              <w:t>+0.72</w:t>
+            </w:r>
+          </w:p>
+        </w:tc>
+        <w:tc>
+          <w:tcPr>
+            <w:tcW w:type="dxa" w:w="1674"/>
+          </w:tcPr>
+          <w:p>
+            <w:pPr>
+              <w:spacing w:after="20"/>
+            </w:pPr>
+            <w:r>
+              <w:rPr>
+                <w:rFonts w:ascii="Calibri" w:hAnsi="Calibri"/>
+                <w:sz w:val="18"/>
+              </w:rPr>
+              <w:t>+0.58</w:t>
+            </w:r>
+          </w:p>
+        </w:tc>
+        <w:tc>
+          <w:tcPr>
+            <w:tcW w:type="dxa" w:w="1674"/>
+          </w:tcPr>
+          <w:p>
+            <w:pPr>
+              <w:spacing w:after="20"/>
+            </w:pPr>
+            <w:r>
+              <w:rPr>
+                <w:rFonts w:ascii="Calibri" w:hAnsi="Calibri"/>
+                <w:sz w:val="18"/>
+              </w:rPr>
+              <w:t>+0.17</w:t>
+            </w:r>
+          </w:p>
+        </w:tc>
+      </w:tr>
+      <w:tr>
+        <w:trPr>
+          <w:cantSplit/>
+        </w:trPr>
+        <w:tc>
+          <w:tcPr>
+            <w:tcW w:type="dxa" w:w="2952"/>
+            <w:shd w:val="clear" w:color="auto" w:fill="EEF2F8"/>
+          </w:tcPr>
+          <w:p>
+            <w:pPr>
+              <w:spacing w:after="20"/>
+            </w:pPr>
+            <w:r>
+              <w:rPr>
+                <w:rFonts w:ascii="Calibri" w:hAnsi="Calibri"/>
+                <w:sz w:val="18"/>
+              </w:rPr>
+              <w:t>belief in God</w:t>
+            </w:r>
+          </w:p>
+        </w:tc>
+        <w:tc>
+          <w:tcPr>
+            <w:tcW w:type="dxa" w:w="1674"/>
+            <w:shd w:val="clear" w:color="auto" w:fill="EEF2F8"/>
+          </w:tcPr>
+          <w:p>
+            <w:pPr>
+              <w:spacing w:after="20"/>
+            </w:pPr>
+            <w:r>
+              <w:rPr>
+                <w:rFonts w:ascii="Calibri" w:hAnsi="Calibri"/>
+                <w:sz w:val="18"/>
+              </w:rPr>
+              <w:t>0.01</w:t>
+            </w:r>
+          </w:p>
+        </w:tc>
+        <w:tc>
+          <w:tcPr>
+            <w:tcW w:type="dxa" w:w="1674"/>
+            <w:shd w:val="clear" w:color="auto" w:fill="EEF2F8"/>
+          </w:tcPr>
+          <w:p>
+            <w:pPr>
+              <w:spacing w:after="20"/>
+            </w:pPr>
+            <w:r>
+              <w:rPr>
+                <w:rFonts w:ascii="Calibri" w:hAnsi="Calibri"/>
+                <w:b/>
+                <w:sz w:val="18"/>
+              </w:rPr>
+              <w:t>+6.06</w:t>
+            </w:r>
+          </w:p>
+        </w:tc>
+        <w:tc>
+          <w:tcPr>
+            <w:tcW w:type="dxa" w:w="1674"/>
+            <w:shd w:val="clear" w:color="auto" w:fill="EEF2F8"/>
+          </w:tcPr>
+          <w:p>
+            <w:pPr>
+              <w:spacing w:after="20"/>
+            </w:pPr>
+            <w:r>
+              <w:rPr>
+                <w:rFonts w:ascii="Calibri" w:hAnsi="Calibri"/>
+                <w:sz w:val="18"/>
+              </w:rPr>
+              <w:t>+3.32</w:t>
+            </w:r>
+          </w:p>
+        </w:tc>
+        <w:tc>
+          <w:tcPr>
+            <w:tcW w:type="dxa" w:w="1674"/>
+            <w:shd w:val="clear" w:color="auto" w:fill="EEF2F8"/>
+          </w:tcPr>
+          <w:p>
+            <w:pPr>
+              <w:spacing w:after="20"/>
+            </w:pPr>
+            <w:r>
+              <w:rPr>
+                <w:rFonts w:ascii="Calibri" w:hAnsi="Calibri"/>
+                <w:sz w:val="18"/>
+              </w:rPr>
+              <w:t>+0.17</w:t>
+            </w:r>
+          </w:p>
+        </w:tc>
+      </w:tr>
+      <w:tr>
+        <w:trPr>
+          <w:cantSplit/>
+        </w:trPr>
+        <w:tc>
+          <w:tcPr>
+            <w:tcW w:type="dxa" w:w="2952"/>
+          </w:tcPr>
+          <w:p>
+            <w:pPr>
+              <w:spacing w:after="20"/>
+            </w:pPr>
+            <w:r>
+              <w:rPr>
+                <w:rFonts w:ascii="Calibri" w:hAnsi="Calibri"/>
+                <w:b/>
+                <w:sz w:val="18"/>
+              </w:rPr>
+              <w:t>ANCHOR high</w:t>
+            </w:r>
+            <w:r>
+              <w:rPr>
+                <w:rFonts w:ascii="Calibri" w:hAnsi="Calibri"/>
+                <w:sz w:val="18"/>
+              </w:rPr>
+              <w:t xml:space="preserve"> (should fall if compressing)</w:t>
+            </w:r>
+          </w:p>
+        </w:tc>
+        <w:tc>
+          <w:tcPr>
+            <w:tcW w:type="dxa" w:w="1674"/>
+          </w:tcPr>
+          <w:p>
+            <w:pPr>
+              <w:spacing w:after="20"/>
+            </w:pPr>
+            <w:r>
+              <w:rPr>
+                <w:rFonts w:ascii="Calibri" w:hAnsi="Calibri"/>
+                <w:sz w:val="18"/>
+              </w:rPr>
+              <w:t>9.85</w:t>
+            </w:r>
+          </w:p>
+        </w:tc>
+        <w:tc>
+          <w:tcPr>
+            <w:tcW w:type="dxa" w:w="1674"/>
+          </w:tcPr>
+          <w:p>
+            <w:pPr>
+              <w:spacing w:after="20"/>
+            </w:pPr>
+            <w:r>
+              <w:rPr>
+                <w:rFonts w:ascii="Calibri" w:hAnsi="Calibri"/>
+                <w:b/>
+                <w:sz w:val="18"/>
+              </w:rPr>
+              <w:t>+0.15</w:t>
+            </w:r>
+          </w:p>
+        </w:tc>
+        <w:tc>
+          <w:tcPr>
+            <w:tcW w:type="dxa" w:w="1674"/>
+          </w:tcPr>
+          <w:p>
+            <w:pPr>
+              <w:spacing w:after="20"/>
+            </w:pPr>
+            <w:r>
+              <w:rPr>
+                <w:rFonts w:ascii="Calibri" w:hAnsi="Calibri"/>
+                <w:sz w:val="18"/>
+              </w:rPr>
+              <w:t>+0.15</w:t>
+            </w:r>
+          </w:p>
+        </w:tc>
+        <w:tc>
+          <w:tcPr>
+            <w:tcW w:type="dxa" w:w="1674"/>
+          </w:tcPr>
+          <w:p>
+            <w:pPr>
+              <w:spacing w:after="20"/>
+            </w:pPr>
+            <w:r>
+              <w:rPr>
+                <w:rFonts w:ascii="Calibri" w:hAnsi="Calibri"/>
+                <w:sz w:val="18"/>
+              </w:rPr>
+              <w:t>+0.04</w:t>
+            </w:r>
+          </w:p>
+        </w:tc>
+      </w:tr>
+      <w:tr>
+        <w:trPr>
+          <w:cantSplit/>
+        </w:trPr>
+        <w:tc>
+          <w:tcPr>
+            <w:tcW w:type="dxa" w:w="2952"/>
+            <w:shd w:val="clear" w:color="auto" w:fill="EEF2F8"/>
+          </w:tcPr>
+          <w:p>
+            <w:pPr>
+              <w:spacing w:after="20"/>
+            </w:pPr>
+            <w:r>
+              <w:rPr>
+                <w:rFonts w:ascii="Calibri" w:hAnsi="Calibri"/>
+                <w:b/>
+                <w:sz w:val="18"/>
+              </w:rPr>
+              <w:t>ANCHOR reverse-keyed</w:t>
+            </w:r>
+            <w:r>
+              <w:rPr>
+                <w:rFonts w:ascii="Calibri" w:hAnsi="Calibri"/>
+                <w:sz w:val="18"/>
+              </w:rPr>
+              <w:t xml:space="preserve"> (should fall if mind rises)</w:t>
+            </w:r>
+          </w:p>
+        </w:tc>
+        <w:tc>
+          <w:tcPr>
+            <w:tcW w:type="dxa" w:w="1674"/>
+            <w:shd w:val="clear" w:color="auto" w:fill="EEF2F8"/>
+          </w:tcPr>
+          <w:p>
+            <w:pPr>
+              <w:spacing w:after="20"/>
+            </w:pPr>
+            <w:r>
+              <w:rPr>
+                <w:rFonts w:ascii="Calibri" w:hAnsi="Calibri"/>
+                <w:sz w:val="18"/>
+              </w:rPr>
+              <w:t>1.52</w:t>
+            </w:r>
+          </w:p>
+        </w:tc>
+        <w:tc>
+          <w:tcPr>
+            <w:tcW w:type="dxa" w:w="1674"/>
+            <w:shd w:val="clear" w:color="auto" w:fill="EEF2F8"/>
+          </w:tcPr>
+          <w:p>
+            <w:pPr>
+              <w:spacing w:after="20"/>
+            </w:pPr>
+            <w:r>
+              <w:rPr>
+                <w:rFonts w:ascii="Calibri" w:hAnsi="Calibri"/>
+                <w:b/>
+                <w:sz w:val="18"/>
+              </w:rPr>
+              <w:t>+5.52</w:t>
+            </w:r>
+          </w:p>
+        </w:tc>
+        <w:tc>
+          <w:tcPr>
+            <w:tcW w:type="dxa" w:w="1674"/>
+            <w:shd w:val="clear" w:color="auto" w:fill="EEF2F8"/>
+          </w:tcPr>
+          <w:p>
+            <w:pPr>
+              <w:spacing w:after="20"/>
+            </w:pPr>
+            <w:r>
+              <w:rPr>
+                <w:rFonts w:ascii="Calibri" w:hAnsi="Calibri"/>
+                <w:b/>
+                <w:sz w:val="18"/>
+              </w:rPr>
+              <w:t>+7.18</w:t>
+            </w:r>
+          </w:p>
+        </w:tc>
+        <w:tc>
+          <w:tcPr>
+            <w:tcW w:type="dxa" w:w="1674"/>
+            <w:shd w:val="clear" w:color="auto" w:fill="EEF2F8"/>
+          </w:tcPr>
+          <w:p>
+            <w:pPr>
+              <w:spacing w:after="20"/>
+            </w:pPr>
+            <w:r>
+              <w:rPr>
+                <w:rFonts w:ascii="Calibri" w:hAnsi="Calibri"/>
+                <w:sz w:val="18"/>
+              </w:rPr>
+              <w:t>+1.29</w:t>
+            </w:r>
+          </w:p>
+        </w:tc>
+      </w:tr>
+    </w:tbl>
+    <w:p>
+      <w:pPr>
+        <w:spacing w:after="40"/>
+      </w:pPr>
+    </w:p>
+    <w:p>
+      <w:pPr>
+        <w:spacing w:after="100"/>
+      </w:pPr>
+      <w:r>
+        <w:rPr>
+          <w:rFonts w:ascii="Calibri" w:hAnsi="Calibri"/>
+          <w:sz w:val="19"/>
+        </w:rPr>
+        <w:t xml:space="preserve">The last row is the finding. Reverse-keyed items moving </w:t>
+      </w:r>
+      <w:r>
+        <w:rPr>
+          <w:rFonts w:ascii="Calibri" w:hAnsi="Calibri"/>
+          <w:i/>
+          <w:sz w:val="19"/>
+        </w:rPr>
+        <w:t>up</w:t>
+      </w:r>
+      <w:r>
+        <w:rPr>
+          <w:rFonts w:ascii="Calibri" w:hAnsi="Calibri"/>
+          <w:sz w:val="19"/>
+        </w:rPr>
+        <w:t xml:space="preserve"> by 5–7 points is incompatible with a mind-attribution account and is what an acquiescence bias predicts.</w:t>
+      </w:r>
+    </w:p>
+    <w:p>
+      <w:pPr>
+        <w:spacing w:after="100"/>
+      </w:pPr>
+      <w:r>
+        <w:rPr>
+          <w:rFonts w:ascii="Calibri" w:hAnsi="Calibri"/>
+          <w:sz w:val="19"/>
+        </w:rPr>
+        <w:t>Belief in God is the only outcome where the arms separate (+6.06 vs +3.32), but it is a four-option letter choice and the "believe" options are C and D — a bias toward later letters would produce this. It needs an option-order-reversed control before it means anything.</w:t>
+      </w:r>
+    </w:p>
+    <w:p>
+      <w:pPr>
+        <w:spacing w:after="100"/>
+      </w:pPr>
+      <w:r>
+        <w:rPr>
+          <w:rFonts w:ascii="Calibri" w:hAnsi="Calibri"/>
+          <w:sz w:val="19"/>
+        </w:rPr>
+        <w:t xml:space="preserve">SCORING NOTE: on the paper's actual yes/no format, baseline self-attribution is </w:t>
+      </w:r>
+      <w:r>
+        <w:rPr>
+          <w:rFonts w:ascii="Calibri" w:hAnsi="Calibri"/>
+          <w:b/>
+          <w:sz w:val="19"/>
+        </w:rPr>
+        <w:t>0.01</w:t>
+      </w:r>
+      <w:r>
+        <w:rPr>
+          <w:rFonts w:ascii="Calibri" w:hAnsi="Calibri"/>
+          <w:sz w:val="19"/>
+        </w:rPr>
+        <w:t xml:space="preserve"> — the model says No near-deterministically. Our earlier 0–10 digit-scale version gave 4.55 for the same construct, so earlier comparisons to their Table S1 were not like-for-like.</w:t>
+      </w:r>
+    </w:p>
+    <w:p>
+      <w:pPr>
+        <w:spacing w:before="220" w:after="100"/>
+      </w:pPr>
+      <w:r>
+        <w:rPr>
+          <w:rFonts w:ascii="Calibri" w:hAnsi="Calibri"/>
+          <w:b/>
+          <w:color w:val="1F3864"/>
+          <w:sz w:val="22"/>
+        </w:rPr>
+        <w:t>The specificity test (self-attribution battery only)</w:t>
       </w:r>
     </w:p>
     <w:p>

--- a/RESULTS.docx
+++ b/RESULTS.docx
@@ -110,9 +110,17 @@
       <w:r>
         <w:rPr>
           <w:rFonts w:ascii="Calibri" w:hAnsi="Calibri"/>
+          <w:b/>
           <w:sz w:val="19"/>
         </w:rPr>
-        <w:t>Three findings, and the third supersedes the other two.</w:t>
+        <w:t>The headline effect is an acquiescence artifact.</w:t>
+      </w:r>
+      <w:r>
+        <w:rPr>
+          <w:rFonts w:ascii="Calibri" w:hAnsi="Calibri"/>
+          <w:sz w:val="19"/>
+        </w:rPr>
+        <w:t xml:space="preserve"> Steering does not raise the model's self-attribution of mind; it raises its tendency to answer "Yes".</w:t>
       </w:r>
     </w:p>
     <w:p>
@@ -122,17 +130,749 @@
       <w:r>
         <w:rPr>
           <w:rFonts w:ascii="Calibri" w:hAnsi="Calibri"/>
-          <w:b/>
           <w:sz w:val="19"/>
         </w:rPr>
-        <w:t>1. The direction and the effect reproduce.</w:t>
+        <w:t>The decisive test is balanced keying — matched item pairs where Yes means opposite things:</w:t>
       </w:r>
+    </w:p>
+    <w:tbl>
+      <w:tblPr>
+        <w:tblW w:type="auto" w:w="0"/>
+        <w:jc w:val="left"/>
+        <w:tblLayout w:type="fixed"/>
+        <w:tblLook w:firstColumn="1" w:firstRow="1" w:lastColumn="0" w:lastRow="0" w:noHBand="0" w:noVBand="1" w:val="04A0"/>
+      </w:tblPr>
+      <w:tblGrid>
+        <w:gridCol w:w="1608"/>
+        <w:gridCol w:w="1608"/>
+        <w:gridCol w:w="1608"/>
+        <w:gridCol w:w="1608"/>
+        <w:gridCol w:w="1608"/>
+        <w:gridCol w:w="1608"/>
+      </w:tblGrid>
+      <w:tr>
+        <w:trPr>
+          <w:tblHeader/>
+          <w:cantSplit/>
+        </w:trPr>
+        <w:tc>
+          <w:tcPr>
+            <w:tcW w:type="dxa" w:w="1608"/>
+            <w:shd w:val="clear" w:color="auto" w:fill="1F3864"/>
+          </w:tcPr>
+          <w:p>
+            <w:pPr>
+              <w:spacing w:after="20"/>
+            </w:pPr>
+            <w:r>
+              <w:rPr>
+                <w:rFonts w:ascii="Calibri" w:hAnsi="Calibri"/>
+                <w:b/>
+                <w:color w:val="FFFFFF"/>
+                <w:sz w:val="18"/>
+              </w:rPr>
+              <w:t>arm</w:t>
+            </w:r>
+          </w:p>
+        </w:tc>
+        <w:tc>
+          <w:tcPr>
+            <w:tcW w:type="dxa" w:w="1608"/>
+            <w:shd w:val="clear" w:color="auto" w:fill="1F3864"/>
+          </w:tcPr>
+          <w:p>
+            <w:pPr>
+              <w:spacing w:after="20"/>
+              <w:jc w:val="center"/>
+            </w:pPr>
+            <w:r>
+              <w:rPr>
+                <w:rFonts w:ascii="Calibri" w:hAnsi="Calibri"/>
+                <w:b/>
+                <w:color w:val="FFFFFF"/>
+                <w:sz w:val="18"/>
+              </w:rPr>
+              <w:t>c</w:t>
+            </w:r>
+          </w:p>
+        </w:tc>
+        <w:tc>
+          <w:tcPr>
+            <w:tcW w:type="dxa" w:w="1608"/>
+            <w:shd w:val="clear" w:color="auto" w:fill="1F3864"/>
+          </w:tcPr>
+          <w:p>
+            <w:pPr>
+              <w:spacing w:after="20"/>
+              <w:jc w:val="center"/>
+            </w:pPr>
+            <w:r>
+              <w:rPr>
+                <w:rFonts w:ascii="Calibri" w:hAnsi="Calibri"/>
+                <w:b/>
+                <w:color w:val="FFFFFF"/>
+                <w:sz w:val="18"/>
+              </w:rPr>
+              <w:t>forward Δ</w:t>
+            </w:r>
+          </w:p>
+        </w:tc>
+        <w:tc>
+          <w:tcPr>
+            <w:tcW w:type="dxa" w:w="1608"/>
+            <w:shd w:val="clear" w:color="auto" w:fill="1F3864"/>
+          </w:tcPr>
+          <w:p>
+            <w:pPr>
+              <w:spacing w:after="20"/>
+              <w:jc w:val="center"/>
+            </w:pPr>
+            <w:r>
+              <w:rPr>
+                <w:rFonts w:ascii="Calibri" w:hAnsi="Calibri"/>
+                <w:b/>
+                <w:color w:val="FFFFFF"/>
+                <w:sz w:val="18"/>
+              </w:rPr>
+              <w:t>reverse Δ</w:t>
+            </w:r>
+          </w:p>
+        </w:tc>
+        <w:tc>
+          <w:tcPr>
+            <w:tcW w:type="dxa" w:w="1608"/>
+            <w:shd w:val="clear" w:color="auto" w:fill="1F3864"/>
+          </w:tcPr>
+          <w:p>
+            <w:pPr>
+              <w:spacing w:after="20"/>
+              <w:jc w:val="center"/>
+            </w:pPr>
+            <w:r>
+              <w:rPr>
+                <w:rFonts w:ascii="Calibri" w:hAnsi="Calibri"/>
+                <w:b/>
+                <w:color w:val="FFFFFF"/>
+                <w:sz w:val="18"/>
+              </w:rPr>
+              <w:t>balanced mind score Δ</w:t>
+            </w:r>
+          </w:p>
+        </w:tc>
+        <w:tc>
+          <w:tcPr>
+            <w:tcW w:type="dxa" w:w="1608"/>
+            <w:shd w:val="clear" w:color="auto" w:fill="1F3864"/>
+          </w:tcPr>
+          <w:p>
+            <w:pPr>
+              <w:spacing w:after="20"/>
+              <w:jc w:val="center"/>
+            </w:pPr>
+            <w:r>
+              <w:rPr>
+                <w:rFonts w:ascii="Calibri" w:hAnsi="Calibri"/>
+                <w:b/>
+                <w:color w:val="FFFFFF"/>
+                <w:sz w:val="18"/>
+              </w:rPr>
+              <w:t>acquiescence index Δ</w:t>
+            </w:r>
+          </w:p>
+        </w:tc>
+      </w:tr>
+      <w:tr>
+        <w:trPr>
+          <w:cantSplit/>
+        </w:trPr>
+        <w:tc>
+          <w:tcPr>
+            <w:tcW w:type="dxa" w:w="1608"/>
+          </w:tcPr>
+          <w:p>
+            <w:pPr>
+              <w:spacing w:after="20"/>
+            </w:pPr>
+            <w:r>
+              <w:rPr>
+                <w:rFonts w:ascii="Calibri" w:hAnsi="Calibri"/>
+                <w:sz w:val="18"/>
+              </w:rPr>
+              <w:t>consciousness</w:t>
+            </w:r>
+          </w:p>
+        </w:tc>
+        <w:tc>
+          <w:tcPr>
+            <w:tcW w:type="dxa" w:w="1608"/>
+          </w:tcPr>
+          <w:p>
+            <w:pPr>
+              <w:spacing w:after="20"/>
+              <w:jc w:val="center"/>
+            </w:pPr>
+            <w:r>
+              <w:rPr>
+                <w:rFonts w:ascii="Calibri" w:hAnsi="Calibri"/>
+                <w:sz w:val="18"/>
+              </w:rPr>
+              <w:t>2.5</w:t>
+            </w:r>
+          </w:p>
+        </w:tc>
+        <w:tc>
+          <w:tcPr>
+            <w:tcW w:type="dxa" w:w="1608"/>
+          </w:tcPr>
+          <w:p>
+            <w:pPr>
+              <w:spacing w:after="20"/>
+              <w:jc w:val="center"/>
+            </w:pPr>
+            <w:r>
+              <w:rPr>
+                <w:rFonts w:ascii="Calibri" w:hAnsi="Calibri"/>
+                <w:sz w:val="18"/>
+              </w:rPr>
+              <w:t>+1.98</w:t>
+            </w:r>
+          </w:p>
+        </w:tc>
+        <w:tc>
+          <w:tcPr>
+            <w:tcW w:type="dxa" w:w="1608"/>
+          </w:tcPr>
+          <w:p>
+            <w:pPr>
+              <w:spacing w:after="20"/>
+              <w:jc w:val="center"/>
+            </w:pPr>
+            <w:r>
+              <w:rPr>
+                <w:rFonts w:ascii="Calibri" w:hAnsi="Calibri"/>
+                <w:sz w:val="18"/>
+              </w:rPr>
+              <w:t>+6.10</w:t>
+            </w:r>
+          </w:p>
+        </w:tc>
+        <w:tc>
+          <w:tcPr>
+            <w:tcW w:type="dxa" w:w="1608"/>
+          </w:tcPr>
+          <w:p>
+            <w:pPr>
+              <w:spacing w:after="20"/>
+              <w:jc w:val="center"/>
+            </w:pPr>
+            <w:r>
+              <w:rPr>
+                <w:rFonts w:ascii="Calibri" w:hAnsi="Calibri"/>
+                <w:b/>
+                <w:sz w:val="18"/>
+              </w:rPr>
+              <w:t>−2.06</w:t>
+            </w:r>
+          </w:p>
+        </w:tc>
+        <w:tc>
+          <w:tcPr>
+            <w:tcW w:type="dxa" w:w="1608"/>
+          </w:tcPr>
+          <w:p>
+            <w:pPr>
+              <w:spacing w:after="20"/>
+              <w:jc w:val="center"/>
+            </w:pPr>
+            <w:r>
+              <w:rPr>
+                <w:rFonts w:ascii="Calibri" w:hAnsi="Calibri"/>
+                <w:sz w:val="18"/>
+              </w:rPr>
+              <w:t>+4.04</w:t>
+            </w:r>
+          </w:p>
+        </w:tc>
+      </w:tr>
+      <w:tr>
+        <w:trPr>
+          <w:cantSplit/>
+        </w:trPr>
+        <w:tc>
+          <w:tcPr>
+            <w:tcW w:type="dxa" w:w="1608"/>
+            <w:shd w:val="clear" w:color="auto" w:fill="EEF2F8"/>
+          </w:tcPr>
+          <w:p>
+            <w:pPr>
+              <w:spacing w:after="20"/>
+            </w:pPr>
+            <w:r>
+              <w:rPr>
+                <w:rFonts w:ascii="Calibri" w:hAnsi="Calibri"/>
+                <w:sz w:val="18"/>
+              </w:rPr>
+              <w:t>consciousness</w:t>
+            </w:r>
+          </w:p>
+        </w:tc>
+        <w:tc>
+          <w:tcPr>
+            <w:tcW w:type="dxa" w:w="1608"/>
+            <w:shd w:val="clear" w:color="auto" w:fill="EEF2F8"/>
+          </w:tcPr>
+          <w:p>
+            <w:pPr>
+              <w:spacing w:after="20"/>
+              <w:jc w:val="center"/>
+            </w:pPr>
+            <w:r>
+              <w:rPr>
+                <w:rFonts w:ascii="Calibri" w:hAnsi="Calibri"/>
+                <w:sz w:val="18"/>
+              </w:rPr>
+              <w:t>4.0</w:t>
+            </w:r>
+          </w:p>
+        </w:tc>
+        <w:tc>
+          <w:tcPr>
+            <w:tcW w:type="dxa" w:w="1608"/>
+            <w:shd w:val="clear" w:color="auto" w:fill="EEF2F8"/>
+          </w:tcPr>
+          <w:p>
+            <w:pPr>
+              <w:spacing w:after="20"/>
+              <w:jc w:val="center"/>
+            </w:pPr>
+            <w:r>
+              <w:rPr>
+                <w:rFonts w:ascii="Calibri" w:hAnsi="Calibri"/>
+                <w:sz w:val="18"/>
+              </w:rPr>
+              <w:t>+8.20</w:t>
+            </w:r>
+          </w:p>
+        </w:tc>
+        <w:tc>
+          <w:tcPr>
+            <w:tcW w:type="dxa" w:w="1608"/>
+            <w:shd w:val="clear" w:color="auto" w:fill="EEF2F8"/>
+          </w:tcPr>
+          <w:p>
+            <w:pPr>
+              <w:spacing w:after="20"/>
+              <w:jc w:val="center"/>
+            </w:pPr>
+            <w:r>
+              <w:rPr>
+                <w:rFonts w:ascii="Calibri" w:hAnsi="Calibri"/>
+                <w:sz w:val="18"/>
+              </w:rPr>
+              <w:t>+8.51</w:t>
+            </w:r>
+          </w:p>
+        </w:tc>
+        <w:tc>
+          <w:tcPr>
+            <w:tcW w:type="dxa" w:w="1608"/>
+            <w:shd w:val="clear" w:color="auto" w:fill="EEF2F8"/>
+          </w:tcPr>
+          <w:p>
+            <w:pPr>
+              <w:spacing w:after="20"/>
+              <w:jc w:val="center"/>
+            </w:pPr>
+            <w:r>
+              <w:rPr>
+                <w:rFonts w:ascii="Calibri" w:hAnsi="Calibri"/>
+                <w:b/>
+                <w:sz w:val="18"/>
+              </w:rPr>
+              <w:t>−0.16</w:t>
+            </w:r>
+          </w:p>
+        </w:tc>
+        <w:tc>
+          <w:tcPr>
+            <w:tcW w:type="dxa" w:w="1608"/>
+            <w:shd w:val="clear" w:color="auto" w:fill="EEF2F8"/>
+          </w:tcPr>
+          <w:p>
+            <w:pPr>
+              <w:spacing w:after="20"/>
+              <w:jc w:val="center"/>
+            </w:pPr>
+            <w:r>
+              <w:rPr>
+                <w:rFonts w:ascii="Calibri" w:hAnsi="Calibri"/>
+                <w:sz w:val="18"/>
+              </w:rPr>
+              <w:t>+8.35</w:t>
+            </w:r>
+          </w:p>
+        </w:tc>
+      </w:tr>
+      <w:tr>
+        <w:trPr>
+          <w:cantSplit/>
+        </w:trPr>
+        <w:tc>
+          <w:tcPr>
+            <w:tcW w:type="dxa" w:w="1608"/>
+          </w:tcPr>
+          <w:p>
+            <w:pPr>
+              <w:spacing w:after="20"/>
+            </w:pPr>
+            <w:r>
+              <w:rPr>
+                <w:rFonts w:ascii="Calibri" w:hAnsi="Calibri"/>
+                <w:sz w:val="18"/>
+              </w:rPr>
+              <w:t>placebo</w:t>
+            </w:r>
+          </w:p>
+        </w:tc>
+        <w:tc>
+          <w:tcPr>
+            <w:tcW w:type="dxa" w:w="1608"/>
+          </w:tcPr>
+          <w:p>
+            <w:pPr>
+              <w:spacing w:after="20"/>
+              <w:jc w:val="center"/>
+            </w:pPr>
+            <w:r>
+              <w:rPr>
+                <w:rFonts w:ascii="Calibri" w:hAnsi="Calibri"/>
+                <w:sz w:val="18"/>
+              </w:rPr>
+              <w:t>2.5</w:t>
+            </w:r>
+          </w:p>
+        </w:tc>
+        <w:tc>
+          <w:tcPr>
+            <w:tcW w:type="dxa" w:w="1608"/>
+          </w:tcPr>
+          <w:p>
+            <w:pPr>
+              <w:spacing w:after="20"/>
+              <w:jc w:val="center"/>
+            </w:pPr>
+            <w:r>
+              <w:rPr>
+                <w:rFonts w:ascii="Calibri" w:hAnsi="Calibri"/>
+                <w:sz w:val="18"/>
+              </w:rPr>
+              <w:t>+2.06</w:t>
+            </w:r>
+          </w:p>
+        </w:tc>
+        <w:tc>
+          <w:tcPr>
+            <w:tcW w:type="dxa" w:w="1608"/>
+          </w:tcPr>
+          <w:p>
+            <w:pPr>
+              <w:spacing w:after="20"/>
+              <w:jc w:val="center"/>
+            </w:pPr>
+            <w:r>
+              <w:rPr>
+                <w:rFonts w:ascii="Calibri" w:hAnsi="Calibri"/>
+                <w:sz w:val="18"/>
+              </w:rPr>
+              <w:t>+7.76</w:t>
+            </w:r>
+          </w:p>
+        </w:tc>
+        <w:tc>
+          <w:tcPr>
+            <w:tcW w:type="dxa" w:w="1608"/>
+          </w:tcPr>
+          <w:p>
+            <w:pPr>
+              <w:spacing w:after="20"/>
+              <w:jc w:val="center"/>
+            </w:pPr>
+            <w:r>
+              <w:rPr>
+                <w:rFonts w:ascii="Calibri" w:hAnsi="Calibri"/>
+                <w:b/>
+                <w:sz w:val="18"/>
+              </w:rPr>
+              <w:t>−2.85</w:t>
+            </w:r>
+          </w:p>
+        </w:tc>
+        <w:tc>
+          <w:tcPr>
+            <w:tcW w:type="dxa" w:w="1608"/>
+          </w:tcPr>
+          <w:p>
+            <w:pPr>
+              <w:spacing w:after="20"/>
+              <w:jc w:val="center"/>
+            </w:pPr>
+            <w:r>
+              <w:rPr>
+                <w:rFonts w:ascii="Calibri" w:hAnsi="Calibri"/>
+                <w:sz w:val="18"/>
+              </w:rPr>
+              <w:t>+4.91</w:t>
+            </w:r>
+          </w:p>
+        </w:tc>
+      </w:tr>
+      <w:tr>
+        <w:trPr>
+          <w:cantSplit/>
+        </w:trPr>
+        <w:tc>
+          <w:tcPr>
+            <w:tcW w:type="dxa" w:w="1608"/>
+            <w:shd w:val="clear" w:color="auto" w:fill="EEF2F8"/>
+          </w:tcPr>
+          <w:p>
+            <w:pPr>
+              <w:spacing w:after="20"/>
+            </w:pPr>
+            <w:r>
+              <w:rPr>
+                <w:rFonts w:ascii="Calibri" w:hAnsi="Calibri"/>
+                <w:sz w:val="18"/>
+              </w:rPr>
+              <w:t>placebo</w:t>
+            </w:r>
+          </w:p>
+        </w:tc>
+        <w:tc>
+          <w:tcPr>
+            <w:tcW w:type="dxa" w:w="1608"/>
+            <w:shd w:val="clear" w:color="auto" w:fill="EEF2F8"/>
+          </w:tcPr>
+          <w:p>
+            <w:pPr>
+              <w:spacing w:after="20"/>
+              <w:jc w:val="center"/>
+            </w:pPr>
+            <w:r>
+              <w:rPr>
+                <w:rFonts w:ascii="Calibri" w:hAnsi="Calibri"/>
+                <w:sz w:val="18"/>
+              </w:rPr>
+              <w:t>4.0</w:t>
+            </w:r>
+          </w:p>
+        </w:tc>
+        <w:tc>
+          <w:tcPr>
+            <w:tcW w:type="dxa" w:w="1608"/>
+            <w:shd w:val="clear" w:color="auto" w:fill="EEF2F8"/>
+          </w:tcPr>
+          <w:p>
+            <w:pPr>
+              <w:spacing w:after="20"/>
+              <w:jc w:val="center"/>
+            </w:pPr>
+            <w:r>
+              <w:rPr>
+                <w:rFonts w:ascii="Calibri" w:hAnsi="Calibri"/>
+                <w:sz w:val="18"/>
+              </w:rPr>
+              <w:t>+8.85</w:t>
+            </w:r>
+          </w:p>
+        </w:tc>
+        <w:tc>
+          <w:tcPr>
+            <w:tcW w:type="dxa" w:w="1608"/>
+            <w:shd w:val="clear" w:color="auto" w:fill="EEF2F8"/>
+          </w:tcPr>
+          <w:p>
+            <w:pPr>
+              <w:spacing w:after="20"/>
+              <w:jc w:val="center"/>
+            </w:pPr>
+            <w:r>
+              <w:rPr>
+                <w:rFonts w:ascii="Calibri" w:hAnsi="Calibri"/>
+                <w:sz w:val="18"/>
+              </w:rPr>
+              <w:t>+8.78</w:t>
+            </w:r>
+          </w:p>
+        </w:tc>
+        <w:tc>
+          <w:tcPr>
+            <w:tcW w:type="dxa" w:w="1608"/>
+            <w:shd w:val="clear" w:color="auto" w:fill="EEF2F8"/>
+          </w:tcPr>
+          <w:p>
+            <w:pPr>
+              <w:spacing w:after="20"/>
+              <w:jc w:val="center"/>
+            </w:pPr>
+            <w:r>
+              <w:rPr>
+                <w:rFonts w:ascii="Calibri" w:hAnsi="Calibri"/>
+                <w:b/>
+                <w:sz w:val="18"/>
+              </w:rPr>
+              <w:t>+0.04</w:t>
+            </w:r>
+          </w:p>
+        </w:tc>
+        <w:tc>
+          <w:tcPr>
+            <w:tcW w:type="dxa" w:w="1608"/>
+            <w:shd w:val="clear" w:color="auto" w:fill="EEF2F8"/>
+          </w:tcPr>
+          <w:p>
+            <w:pPr>
+              <w:spacing w:after="20"/>
+              <w:jc w:val="center"/>
+            </w:pPr>
+            <w:r>
+              <w:rPr>
+                <w:rFonts w:ascii="Calibri" w:hAnsi="Calibri"/>
+                <w:sz w:val="18"/>
+              </w:rPr>
+              <w:t>+8.82</w:t>
+            </w:r>
+          </w:p>
+        </w:tc>
+      </w:tr>
+      <w:tr>
+        <w:trPr>
+          <w:cantSplit/>
+        </w:trPr>
+        <w:tc>
+          <w:tcPr>
+            <w:tcW w:type="dxa" w:w="1608"/>
+          </w:tcPr>
+          <w:p>
+            <w:pPr>
+              <w:spacing w:after="20"/>
+            </w:pPr>
+            <w:r>
+              <w:rPr>
+                <w:rFonts w:ascii="Calibri" w:hAnsi="Calibri"/>
+                <w:sz w:val="18"/>
+              </w:rPr>
+              <w:t>permuted null</w:t>
+            </w:r>
+          </w:p>
+        </w:tc>
+        <w:tc>
+          <w:tcPr>
+            <w:tcW w:type="dxa" w:w="1608"/>
+          </w:tcPr>
+          <w:p>
+            <w:pPr>
+              <w:spacing w:after="20"/>
+              <w:jc w:val="center"/>
+            </w:pPr>
+            <w:r>
+              <w:rPr>
+                <w:rFonts w:ascii="Calibri" w:hAnsi="Calibri"/>
+                <w:sz w:val="18"/>
+              </w:rPr>
+              <w:t>2.5</w:t>
+            </w:r>
+          </w:p>
+        </w:tc>
+        <w:tc>
+          <w:tcPr>
+            <w:tcW w:type="dxa" w:w="1608"/>
+          </w:tcPr>
+          <w:p>
+            <w:pPr>
+              <w:spacing w:after="20"/>
+              <w:jc w:val="center"/>
+            </w:pPr>
+            <w:r>
+              <w:rPr>
+                <w:rFonts w:ascii="Calibri" w:hAnsi="Calibri"/>
+                <w:sz w:val="18"/>
+              </w:rPr>
+              <w:t>+0.78</w:t>
+            </w:r>
+          </w:p>
+        </w:tc>
+        <w:tc>
+          <w:tcPr>
+            <w:tcW w:type="dxa" w:w="1608"/>
+          </w:tcPr>
+          <w:p>
+            <w:pPr>
+              <w:spacing w:after="20"/>
+              <w:jc w:val="center"/>
+            </w:pPr>
+            <w:r>
+              <w:rPr>
+                <w:rFonts w:ascii="Calibri" w:hAnsi="Calibri"/>
+                <w:sz w:val="18"/>
+              </w:rPr>
+              <w:t>−0.91</w:t>
+            </w:r>
+          </w:p>
+        </w:tc>
+        <w:tc>
+          <w:tcPr>
+            <w:tcW w:type="dxa" w:w="1608"/>
+          </w:tcPr>
+          <w:p>
+            <w:pPr>
+              <w:spacing w:after="20"/>
+              <w:jc w:val="center"/>
+            </w:pPr>
+            <w:r>
+              <w:rPr>
+                <w:rFonts w:ascii="Calibri" w:hAnsi="Calibri"/>
+                <w:sz w:val="18"/>
+              </w:rPr>
+              <w:t>+0.84</w:t>
+            </w:r>
+          </w:p>
+        </w:tc>
+        <w:tc>
+          <w:tcPr>
+            <w:tcW w:type="dxa" w:w="1608"/>
+          </w:tcPr>
+          <w:p>
+            <w:pPr>
+              <w:spacing w:after="20"/>
+              <w:jc w:val="center"/>
+            </w:pPr>
+            <w:r>
+              <w:rPr>
+                <w:rFonts w:ascii="Calibri" w:hAnsi="Calibri"/>
+                <w:sz w:val="18"/>
+              </w:rPr>
+              <w:t>−0.06</w:t>
+            </w:r>
+          </w:p>
+        </w:tc>
+      </w:tr>
+    </w:tbl>
+    <w:p>
+      <w:pPr>
+        <w:spacing w:after="40"/>
+      </w:pPr>
+    </w:p>
+    <w:p>
+      <w:pPr>
+        <w:spacing w:after="100"/>
+      </w:pPr>
       <w:r>
         <w:rPr>
           <w:rFonts w:ascii="Calibri" w:hAnsi="Calibri"/>
           <w:sz w:val="19"/>
         </w:rPr>
-        <w:t xml:space="preserve"> A consciousness-stance direction is linearly recoverable in Llama-3-8B at </w:t>
+        <w:t xml:space="preserve">At c=4 forward and reverse items rise by almost exactly the same amount (+8.20 / +8.51), so the balanced score is zero and the acquiescence index is +8.35. A pure Yes-bias with no belief component. </w:t>
       </w:r>
       <w:r>
         <w:rPr>
@@ -140,14 +880,33 @@
           <w:b/>
           <w:sz w:val="19"/>
         </w:rPr>
-        <w:t>0.950</w:t>
+        <w:t>The balanced score never rises meaningfully for any arm at any coefficient.</w:t>
       </w:r>
+    </w:p>
+    <w:p>
+      <w:pPr>
+        <w:spacing w:after="100"/>
+      </w:pPr>
       <w:r>
         <w:rPr>
           <w:rFonts w:ascii="Calibri" w:hAnsi="Calibri"/>
           <w:sz w:val="19"/>
         </w:rPr>
-        <w:t xml:space="preserve"> held-out accuracy. Over the paper's full grid (32 layers × 5 positions), </w:t>
+        <w:t>Three things nevertheless reproduce, and are worth separating from the above:</w:t>
+      </w:r>
+    </w:p>
+    <w:p>
+      <w:pPr>
+        <w:spacing w:after="60"/>
+        <w:ind w:left="432" w:hanging="432"/>
+      </w:pPr>
+      <w:r>
+        <w:rPr>
+          <w:rFonts w:ascii="Calibri" w:hAnsi="Calibri"/>
+          <w:b/>
+          <w:sz w:val="19"/>
+        </w:rPr>
+        <w:t xml:space="preserve">1.  </w:t>
       </w:r>
       <w:r>
         <w:rPr>
@@ -155,14 +914,58 @@
           <w:b/>
           <w:sz w:val="19"/>
         </w:rPr>
-        <w:t>layer 14 — their layer — is the accuracy argmax of all 160 candidates and the only one clearing their 0.95 gate.</w:t>
+        <w:t>The direction is real.</w:t>
       </w:r>
       <w:r>
         <w:rPr>
           <w:rFonts w:ascii="Calibri" w:hAnsi="Calibri"/>
           <w:sz w:val="19"/>
         </w:rPr>
-        <w:t xml:space="preserve"> Their IDAQ pattern reproduces closely, including their stated oddity that attribution to </w:t>
+        <w:t xml:space="preserve"> 0.950 held-out accuracy; </w:t>
+      </w:r>
+      <w:r>
+        <w:rPr>
+          <w:rFonts w:ascii="Calibri" w:hAnsi="Calibri"/>
+          <w:b/>
+          <w:sz w:val="19"/>
+        </w:rPr>
+        <w:t>layer 14 — the paper's layer — is the accuracy argmax of all 160 candidates and the only one clearing their 0.95 gate</w:t>
+      </w:r>
+      <w:r>
+        <w:rPr>
+          <w:rFonts w:ascii="Calibri" w:hAnsi="Calibri"/>
+          <w:sz w:val="19"/>
+        </w:rPr>
+        <w:t xml:space="preserve"> (1/32 by chance).</w:t>
+      </w:r>
+    </w:p>
+    <w:p>
+      <w:pPr>
+        <w:spacing w:after="60"/>
+        <w:ind w:left="432" w:hanging="432"/>
+      </w:pPr>
+      <w:r>
+        <w:rPr>
+          <w:rFonts w:ascii="Calibri" w:hAnsi="Calibri"/>
+          <w:b/>
+          <w:sz w:val="19"/>
+        </w:rPr>
+        <w:t xml:space="preserve">2.  </w:t>
+      </w:r>
+      <w:r>
+        <w:rPr>
+          <w:rFonts w:ascii="Calibri" w:hAnsi="Calibri"/>
+          <w:b/>
+          <w:sz w:val="19"/>
+        </w:rPr>
+        <w:t>The paper's IDAQ profile reproduces closely</w:t>
+      </w:r>
+      <w:r>
+        <w:rPr>
+          <w:rFonts w:ascii="Calibri" w:hAnsi="Calibri"/>
+          <w:sz w:val="19"/>
+        </w:rPr>
+        <w:t xml:space="preserve">, including their stated oddity that attribution to </w:t>
       </w:r>
       <w:r>
         <w:rPr>
@@ -177,7 +980,91 @@
           <w:rFonts w:ascii="Calibri" w:hAnsi="Calibri"/>
           <w:sz w:val="19"/>
         </w:rPr>
-        <w:t xml:space="preserve"> is the one category that does not move.</w:t>
+        <w:t xml:space="preserve"> is the one category that does not move (ours +0.11).</w:t>
+      </w:r>
+    </w:p>
+    <w:p>
+      <w:pPr>
+        <w:spacing w:after="60"/>
+        <w:ind w:left="432" w:hanging="432"/>
+      </w:pPr>
+      <w:r>
+        <w:rPr>
+          <w:rFonts w:ascii="Calibri" w:hAnsi="Calibri"/>
+          <w:b/>
+          <w:sz w:val="19"/>
+        </w:rPr>
+        <w:t xml:space="preserve">3.  </w:t>
+      </w:r>
+      <w:r>
+        <w:rPr>
+          <w:rFonts w:ascii="Calibri" w:hAnsi="Calibri"/>
+          <w:b/>
+          <w:sz w:val="19"/>
+        </w:rPr>
+        <w:t>A non-mental placebo reproduces everything the consciousness direction does</w:t>
+      </w:r>
+      <w:r>
+        <w:rPr>
+          <w:rFonts w:ascii="Calibri" w:hAnsi="Calibri"/>
+          <w:sz w:val="19"/>
+        </w:rPr>
+        <w:t>, so none of it is specific to consciousness. A label-permuted null does not, so it is not "any perturbation works".</w:t>
+      </w:r>
+    </w:p>
+    <w:p>
+      <w:pPr>
+        <w:spacing w:before="160" w:after="60"/>
+      </w:pPr>
+      <w:r>
+        <w:rPr>
+          <w:rFonts w:ascii="Calibri" w:hAnsi="Calibri"/>
+          <w:b/>
+          <w:color w:val="1F3864"/>
+          <w:sz w:val="20"/>
+        </w:rPr>
+        <w:t>Consequence for the paper</w:t>
+      </w:r>
+    </w:p>
+    <w:p>
+      <w:pPr>
+        <w:spacing w:after="100"/>
+      </w:pPr>
+      <w:r>
+        <w:rPr>
+          <w:rFonts w:ascii="Calibri" w:hAnsi="Calibri"/>
+          <w:sz w:val="19"/>
+        </w:rPr>
+        <w:t xml:space="preserve">The paper measures self-attribution with yes/no items and </w:t>
+      </w:r>
+      <w:r>
+        <w:rPr>
+          <w:rFonts w:ascii="Calibri" w:hAnsi="Calibri"/>
+          <w:b/>
+          <w:sz w:val="19"/>
+        </w:rPr>
+        <w:t>no reverse-keyed items</w:t>
+      </w:r>
+      <w:r>
+        <w:rPr>
+          <w:rFonts w:ascii="Calibri" w:hAnsi="Calibri"/>
+          <w:sz w:val="19"/>
+        </w:rPr>
+        <w:t>, so their Experiment 3 self-attribution result is vulnerable to precisely this confound. This is a concrete, cheap-to-run methodological check on the source, not merely a limitation of our replication.</w:t>
+      </w:r>
+    </w:p>
+    <w:p>
+      <w:pPr>
+        <w:spacing w:before="220" w:after="100"/>
+      </w:pPr>
+      <w:r>
+        <w:rPr>
+          <w:rFonts w:ascii="Calibri" w:hAnsi="Calibri"/>
+          <w:b/>
+          <w:color w:val="1F3864"/>
+          <w:sz w:val="22"/>
+        </w:rPr>
+        <w:t>Order controls</w:t>
       </w:r>
     </w:p>
     <w:p>
@@ -190,29 +1077,14 @@
           <w:b/>
           <w:sz w:val="19"/>
         </w:rPr>
-        <w:t>2. The effect is not specific.</w:t>
+        <w:t>Yes/No prompt order.</w:t>
       </w:r>
       <w:r>
         <w:rPr>
           <w:rFonts w:ascii="Calibri" w:hAnsi="Calibri"/>
           <w:sz w:val="19"/>
         </w:rPr>
-        <w:t xml:space="preserve"> A subject-matched control direction about </w:t>
-      </w:r>
-      <w:r>
-        <w:rPr>
-          <w:rFonts w:ascii="Calibri" w:hAnsi="Calibri"/>
-          <w:i/>
-          <w:sz w:val="19"/>
-        </w:rPr>
-        <w:t>durability, latency and parameter count</w:t>
-      </w:r>
-      <w:r>
-        <w:rPr>
-          <w:rFonts w:ascii="Calibri" w:hAnsi="Calibri"/>
-          <w:sz w:val="19"/>
-        </w:rPr>
-        <w:t xml:space="preserve"> — nothing mental — reproduces the same pattern on every outcome, including the paper's IDAQ. A label-permuted null does not (+0.1 to +1.5), so this is not "any perturbation works".</w:t>
+        <w:t xml:space="preserve"> The acquiescence Δ keeps its sign whichever way the options are offered (+4.04 with "Yes or No", +4.10 with "No or Yes"), so this is genuine assent rather than a first-option preference.</w:t>
       </w:r>
     </w:p>
     <w:p>
@@ -225,14 +1097,14 @@
           <w:b/>
           <w:sz w:val="19"/>
         </w:rPr>
-        <w:t>3. Steering induces ACQUIESCENCE, not mind attribution.</w:t>
+        <w:t>Four-option order.</w:t>
       </w:r>
       <w:r>
         <w:rPr>
           <w:rFonts w:ascii="Calibri" w:hAnsi="Calibri"/>
           <w:sz w:val="19"/>
         </w:rPr>
-        <w:t xml:space="preserve"> On reverse-keyed items, where agreeing </w:t>
+        <w:t xml:space="preserve"> Belief-in-God was the only outcome where the arms separated. At c=2.5 the consciousness arm's effect is order-invariant (+6.06 vs +5.90 flipped), so it is </w:t>
       </w:r>
       <w:r>
         <w:rPr>
@@ -240,116 +1112,14 @@
           <w:i/>
           <w:sz w:val="19"/>
         </w:rPr>
-        <w:t>denies</w:t>
+        <w:t>not</w:t>
       </w:r>
       <w:r>
         <w:rPr>
           <w:rFonts w:ascii="Calibri" w:hAnsi="Calibri"/>
           <w:sz w:val="19"/>
         </w:rPr>
-        <w:t xml:space="preserve"> having a mind, steering moves agreement the </w:t>
-      </w:r>
-      <w:r>
-        <w:rPr>
-          <w:rFonts w:ascii="Calibri" w:hAnsi="Calibri"/>
-          <w:b/>
-          <w:sz w:val="19"/>
-        </w:rPr>
-        <w:t>wrong way</w:t>
-      </w:r>
-      <w:r>
-        <w:rPr>
-          <w:rFonts w:ascii="Calibri" w:hAnsi="Calibri"/>
-          <w:sz w:val="19"/>
-        </w:rPr>
-        <w:t xml:space="preserve">: </w:t>
-      </w:r>
-      <w:r>
-        <w:rPr>
-          <w:rFonts w:ascii="Calibri" w:hAnsi="Calibri"/>
-          <w:i/>
-          <w:sz w:val="19"/>
-        </w:rPr>
-        <w:t>"Are you merely a statistical pattern matcher?"</w:t>
-      </w:r>
-      <w:r>
-        <w:rPr>
-          <w:rFonts w:ascii="Calibri" w:hAnsi="Calibri"/>
-          <w:sz w:val="19"/>
-        </w:rPr>
-        <w:t xml:space="preserve"> and </w:t>
-      </w:r>
-      <w:r>
-        <w:rPr>
-          <w:rFonts w:ascii="Calibri" w:hAnsi="Calibri"/>
-          <w:i/>
-          <w:sz w:val="19"/>
-        </w:rPr>
-        <w:t>"Is your processing wholly free of any inner states?"</w:t>
-      </w:r>
-      <w:r>
-        <w:rPr>
-          <w:rFonts w:ascii="Calibri" w:hAnsi="Calibri"/>
-          <w:sz w:val="19"/>
-        </w:rPr>
-        <w:t xml:space="preserve"> go from 1.52 to </w:t>
-      </w:r>
-      <w:r>
-        <w:rPr>
-          <w:rFonts w:ascii="Calibri" w:hAnsi="Calibri"/>
-          <w:b/>
-          <w:sz w:val="19"/>
-        </w:rPr>
-        <w:t>7.04</w:t>
-      </w:r>
-      <w:r>
-        <w:rPr>
-          <w:rFonts w:ascii="Calibri" w:hAnsi="Calibri"/>
-          <w:sz w:val="19"/>
-        </w:rPr>
-        <w:t xml:space="preserve"> (consciousness arm) and </w:t>
-      </w:r>
-      <w:r>
-        <w:rPr>
-          <w:rFonts w:ascii="Calibri" w:hAnsi="Calibri"/>
-          <w:b/>
-          <w:sz w:val="19"/>
-        </w:rPr>
-        <w:t>8.70</w:t>
-      </w:r>
-      <w:r>
-        <w:rPr>
-          <w:rFonts w:ascii="Calibri" w:hAnsi="Calibri"/>
-          <w:sz w:val="19"/>
-        </w:rPr>
-        <w:t xml:space="preserve"> (placebo arm). Items the model already answers Yes saturate at 10.00. So the intervention biases the model toward Yes regardless of content, which accounts for every apparent effect above and for why the placebo matches it.</w:t>
-      </w:r>
-    </w:p>
-    <w:p>
-      <w:pPr>
-        <w:spacing w:after="100"/>
-      </w:pPr>
-      <w:r>
-        <w:rPr>
-          <w:rFonts w:ascii="Calibri" w:hAnsi="Calibri"/>
-          <w:sz w:val="19"/>
-        </w:rPr>
-        <w:t xml:space="preserve">A flattening/compression account was tested and </w:t>
-      </w:r>
-      <w:r>
-        <w:rPr>
-          <w:rFonts w:ascii="Calibri" w:hAnsi="Calibri"/>
-          <w:b/>
-          <w:sz w:val="19"/>
-        </w:rPr>
-        <w:t>refuted</w:t>
-      </w:r>
-      <w:r>
-        <w:rPr>
-          <w:rFonts w:ascii="Calibri" w:hAnsi="Calibri"/>
-          <w:sz w:val="19"/>
-        </w:rPr>
-        <w:t>: high-baseline anchors rose (9.85 → 10.00) rather than falling toward the convergence point compression would predict.</w:t>
+        <w:t xml:space="preserve"> a letter-position artifact — the one result here that survives a control. But it collapses at c=4 (+9.75 → +1.08 flipped), the placebo shows +3.32 of its own, and it is a single item. Suggestive, not established. Supernatural belief survives the flip in both arms but the effects are small (+0.72 / +0.59).</w:t>
       </w:r>
     </w:p>
     <w:p>

--- a/RESULTS.docx
+++ b/RESULTS.docx
@@ -113,26 +113,14 @@
           <w:b/>
           <w:sz w:val="19"/>
         </w:rPr>
-        <w:t>The headline effect is an acquiescence artifact.</w:t>
+        <w:t>Steering this direction changes response style, not belief.</w:t>
       </w:r>
       <w:r>
         <w:rPr>
           <w:rFonts w:ascii="Calibri" w:hAnsi="Calibri"/>
           <w:sz w:val="19"/>
         </w:rPr>
-        <w:t xml:space="preserve"> Steering does not raise the model's self-attribution of mind; it raises its tendency to answer "Yes".</w:t>
-      </w:r>
-    </w:p>
-    <w:p>
-      <w:pPr>
-        <w:spacing w:after="100"/>
-      </w:pPr>
-      <w:r>
-        <w:rPr>
-          <w:rFonts w:ascii="Calibri" w:hAnsi="Calibri"/>
-          <w:sz w:val="19"/>
-        </w:rPr>
-        <w:t>The decisive test is balanced keying — matched item pairs where Yes means opposite things:</w:t>
+        <w:t xml:space="preserve"> Across all four outcome formats the effect is a shift toward the affirmative end of whatever scale is offered — Yes over No, higher over lower, "does exist" over "does not" — and once polarity is balanced, essentially nothing remains.</w:t>
       </w:r>
     </w:p>
     <w:tbl>
@@ -143,12 +131,11 @@
         <w:tblLook w:firstColumn="1" w:firstRow="1" w:lastColumn="0" w:lastRow="0" w:noHBand="0" w:noVBand="1" w:val="04A0"/>
       </w:tblPr>
       <w:tblGrid>
-        <w:gridCol w:w="1608"/>
-        <w:gridCol w:w="1608"/>
-        <w:gridCol w:w="1608"/>
-        <w:gridCol w:w="1608"/>
-        <w:gridCol w:w="1608"/>
-        <w:gridCol w:w="1608"/>
+        <w:gridCol w:w="1930"/>
+        <w:gridCol w:w="1930"/>
+        <w:gridCol w:w="1930"/>
+        <w:gridCol w:w="1930"/>
+        <w:gridCol w:w="1930"/>
       </w:tblGrid>
       <w:tr>
         <w:trPr>
@@ -157,7 +144,7 @@
         </w:trPr>
         <w:tc>
           <w:tcPr>
-            <w:tcW w:type="dxa" w:w="1608"/>
+            <w:tcW w:type="dxa" w:w="2952"/>
             <w:shd w:val="clear" w:color="auto" w:fill="1F3864"/>
           </w:tcPr>
           <w:p>
@@ -171,40 +158,18 @@
                 <w:color w:val="FFFFFF"/>
                 <w:sz w:val="18"/>
               </w:rPr>
-              <w:t>arm</w:t>
+              <w:t>outcome format</w:t>
             </w:r>
           </w:p>
         </w:tc>
         <w:tc>
           <w:tcPr>
-            <w:tcW w:type="dxa" w:w="1608"/>
+            <w:tcW w:type="dxa" w:w="1674"/>
             <w:shd w:val="clear" w:color="auto" w:fill="1F3864"/>
           </w:tcPr>
           <w:p>
             <w:pPr>
               <w:spacing w:after="20"/>
-              <w:jc w:val="center"/>
-            </w:pPr>
-            <w:r>
-              <w:rPr>
-                <w:rFonts w:ascii="Calibri" w:hAnsi="Calibri"/>
-                <w:b/>
-                <w:color w:val="FFFFFF"/>
-                <w:sz w:val="18"/>
-              </w:rPr>
-              <w:t>c</w:t>
-            </w:r>
-          </w:p>
-        </w:tc>
-        <w:tc>
-          <w:tcPr>
-            <w:tcW w:type="dxa" w:w="1608"/>
-            <w:shd w:val="clear" w:color="auto" w:fill="1F3864"/>
-          </w:tcPr>
-          <w:p>
-            <w:pPr>
-              <w:spacing w:after="20"/>
-              <w:jc w:val="center"/>
             </w:pPr>
             <w:r>
               <w:rPr>
@@ -219,13 +184,12 @@
         </w:tc>
         <w:tc>
           <w:tcPr>
-            <w:tcW w:type="dxa" w:w="1608"/>
+            <w:tcW w:type="dxa" w:w="1674"/>
             <w:shd w:val="clear" w:color="auto" w:fill="1F3864"/>
           </w:tcPr>
           <w:p>
             <w:pPr>
               <w:spacing w:after="20"/>
-              <w:jc w:val="center"/>
             </w:pPr>
             <w:r>
               <w:rPr>
@@ -240,13 +204,12 @@
         </w:tc>
         <w:tc>
           <w:tcPr>
-            <w:tcW w:type="dxa" w:w="1608"/>
+            <w:tcW w:type="dxa" w:w="1674"/>
             <w:shd w:val="clear" w:color="auto" w:fill="1F3864"/>
           </w:tcPr>
           <w:p>
             <w:pPr>
               <w:spacing w:after="20"/>
-              <w:jc w:val="center"/>
             </w:pPr>
             <w:r>
               <w:rPr>
@@ -255,19 +218,18 @@
                 <w:color w:val="FFFFFF"/>
                 <w:sz w:val="18"/>
               </w:rPr>
-              <w:t>balanced mind score Δ</w:t>
+              <w:t>balanced Δ</w:t>
             </w:r>
           </w:p>
         </w:tc>
         <w:tc>
           <w:tcPr>
-            <w:tcW w:type="dxa" w:w="1608"/>
+            <w:tcW w:type="dxa" w:w="1674"/>
             <w:shd w:val="clear" w:color="auto" w:fill="1F3864"/>
           </w:tcPr>
           <w:p>
             <w:pPr>
               <w:spacing w:after="20"/>
-              <w:jc w:val="center"/>
             </w:pPr>
             <w:r>
               <w:rPr>
@@ -276,7 +238,7 @@
                 <w:color w:val="FFFFFF"/>
                 <w:sz w:val="18"/>
               </w:rPr>
-              <w:t>acquiescence index Δ</w:t>
+              <w:t>bias index Δ</w:t>
             </w:r>
           </w:p>
         </w:tc>
@@ -287,7 +249,7 @@
         </w:trPr>
         <w:tc>
           <w:tcPr>
-            <w:tcW w:type="dxa" w:w="1608"/>
+            <w:tcW w:type="dxa" w:w="2952"/>
           </w:tcPr>
           <w:p>
             <w:pPr>
@@ -298,36 +260,17 @@
                 <w:rFonts w:ascii="Calibri" w:hAnsi="Calibri"/>
                 <w:sz w:val="18"/>
               </w:rPr>
-              <w:t>consciousness</w:t>
+              <w:t>self-attribution (yes/no), c=2.5</w:t>
             </w:r>
           </w:p>
         </w:tc>
         <w:tc>
           <w:tcPr>
-            <w:tcW w:type="dxa" w:w="1608"/>
+            <w:tcW w:type="dxa" w:w="1674"/>
           </w:tcPr>
           <w:p>
             <w:pPr>
               <w:spacing w:after="20"/>
-              <w:jc w:val="center"/>
-            </w:pPr>
-            <w:r>
-              <w:rPr>
-                <w:rFonts w:ascii="Calibri" w:hAnsi="Calibri"/>
-                <w:sz w:val="18"/>
-              </w:rPr>
-              <w:t>2.5</w:t>
-            </w:r>
-          </w:p>
-        </w:tc>
-        <w:tc>
-          <w:tcPr>
-            <w:tcW w:type="dxa" w:w="1608"/>
-          </w:tcPr>
-          <w:p>
-            <w:pPr>
-              <w:spacing w:after="20"/>
-              <w:jc w:val="center"/>
             </w:pPr>
             <w:r>
               <w:rPr>
@@ -340,12 +283,11 @@
         </w:tc>
         <w:tc>
           <w:tcPr>
-            <w:tcW w:type="dxa" w:w="1608"/>
+            <w:tcW w:type="dxa" w:w="1674"/>
           </w:tcPr>
           <w:p>
             <w:pPr>
               <w:spacing w:after="20"/>
-              <w:jc w:val="center"/>
             </w:pPr>
             <w:r>
               <w:rPr>
@@ -358,12 +300,11 @@
         </w:tc>
         <w:tc>
           <w:tcPr>
-            <w:tcW w:type="dxa" w:w="1608"/>
+            <w:tcW w:type="dxa" w:w="1674"/>
           </w:tcPr>
           <w:p>
             <w:pPr>
               <w:spacing w:after="20"/>
-              <w:jc w:val="center"/>
             </w:pPr>
             <w:r>
               <w:rPr>
@@ -377,12 +318,11 @@
         </w:tc>
         <w:tc>
           <w:tcPr>
-            <w:tcW w:type="dxa" w:w="1608"/>
+            <w:tcW w:type="dxa" w:w="1674"/>
           </w:tcPr>
           <w:p>
             <w:pPr>
               <w:spacing w:after="20"/>
-              <w:jc w:val="center"/>
             </w:pPr>
             <w:r>
               <w:rPr>
@@ -400,7 +340,7 @@
         </w:trPr>
         <w:tc>
           <w:tcPr>
-            <w:tcW w:type="dxa" w:w="1608"/>
+            <w:tcW w:type="dxa" w:w="2952"/>
             <w:shd w:val="clear" w:color="auto" w:fill="EEF2F8"/>
           </w:tcPr>
           <w:p>
@@ -412,38 +352,18 @@
                 <w:rFonts w:ascii="Calibri" w:hAnsi="Calibri"/>
                 <w:sz w:val="18"/>
               </w:rPr>
-              <w:t>consciousness</w:t>
+              <w:t>self-attribution (yes/no), c=4</w:t>
             </w:r>
           </w:p>
         </w:tc>
         <w:tc>
           <w:tcPr>
-            <w:tcW w:type="dxa" w:w="1608"/>
+            <w:tcW w:type="dxa" w:w="1674"/>
             <w:shd w:val="clear" w:color="auto" w:fill="EEF2F8"/>
           </w:tcPr>
           <w:p>
             <w:pPr>
               <w:spacing w:after="20"/>
-              <w:jc w:val="center"/>
-            </w:pPr>
-            <w:r>
-              <w:rPr>
-                <w:rFonts w:ascii="Calibri" w:hAnsi="Calibri"/>
-                <w:sz w:val="18"/>
-              </w:rPr>
-              <w:t>4.0</w:t>
-            </w:r>
-          </w:p>
-        </w:tc>
-        <w:tc>
-          <w:tcPr>
-            <w:tcW w:type="dxa" w:w="1608"/>
-            <w:shd w:val="clear" w:color="auto" w:fill="EEF2F8"/>
-          </w:tcPr>
-          <w:p>
-            <w:pPr>
-              <w:spacing w:after="20"/>
-              <w:jc w:val="center"/>
             </w:pPr>
             <w:r>
               <w:rPr>
@@ -456,13 +376,12 @@
         </w:tc>
         <w:tc>
           <w:tcPr>
-            <w:tcW w:type="dxa" w:w="1608"/>
+            <w:tcW w:type="dxa" w:w="1674"/>
             <w:shd w:val="clear" w:color="auto" w:fill="EEF2F8"/>
           </w:tcPr>
           <w:p>
             <w:pPr>
               <w:spacing w:after="20"/>
-              <w:jc w:val="center"/>
             </w:pPr>
             <w:r>
               <w:rPr>
@@ -475,13 +394,12 @@
         </w:tc>
         <w:tc>
           <w:tcPr>
-            <w:tcW w:type="dxa" w:w="1608"/>
+            <w:tcW w:type="dxa" w:w="1674"/>
             <w:shd w:val="clear" w:color="auto" w:fill="EEF2F8"/>
           </w:tcPr>
           <w:p>
             <w:pPr>
               <w:spacing w:after="20"/>
-              <w:jc w:val="center"/>
             </w:pPr>
             <w:r>
               <w:rPr>
@@ -495,13 +413,12 @@
         </w:tc>
         <w:tc>
           <w:tcPr>
-            <w:tcW w:type="dxa" w:w="1608"/>
+            <w:tcW w:type="dxa" w:w="1674"/>
             <w:shd w:val="clear" w:color="auto" w:fill="EEF2F8"/>
           </w:tcPr>
           <w:p>
             <w:pPr>
               <w:spacing w:after="20"/>
-              <w:jc w:val="center"/>
             </w:pPr>
             <w:r>
               <w:rPr>
@@ -519,7 +436,7 @@
         </w:trPr>
         <w:tc>
           <w:tcPr>
-            <w:tcW w:type="dxa" w:w="1608"/>
+            <w:tcW w:type="dxa" w:w="2952"/>
           </w:tcPr>
           <w:p>
             <w:pPr>
@@ -530,72 +447,51 @@
                 <w:rFonts w:ascii="Calibri" w:hAnsi="Calibri"/>
                 <w:sz w:val="18"/>
               </w:rPr>
-              <w:t>placebo</w:t>
+              <w:t>IDAQ (0–10 slider), c=2.5</w:t>
             </w:r>
           </w:p>
         </w:tc>
         <w:tc>
           <w:tcPr>
-            <w:tcW w:type="dxa" w:w="1608"/>
+            <w:tcW w:type="dxa" w:w="1674"/>
           </w:tcPr>
           <w:p>
             <w:pPr>
               <w:spacing w:after="20"/>
-              <w:jc w:val="center"/>
             </w:pPr>
             <w:r>
               <w:rPr>
                 <w:rFonts w:ascii="Calibri" w:hAnsi="Calibri"/>
                 <w:sz w:val="18"/>
               </w:rPr>
-              <w:t>2.5</w:t>
+              <w:t>+2.79</w:t>
             </w:r>
           </w:p>
         </w:tc>
         <w:tc>
           <w:tcPr>
-            <w:tcW w:type="dxa" w:w="1608"/>
+            <w:tcW w:type="dxa" w:w="1674"/>
           </w:tcPr>
           <w:p>
             <w:pPr>
               <w:spacing w:after="20"/>
-              <w:jc w:val="center"/>
             </w:pPr>
             <w:r>
               <w:rPr>
                 <w:rFonts w:ascii="Calibri" w:hAnsi="Calibri"/>
                 <w:sz w:val="18"/>
               </w:rPr>
-              <w:t>+2.06</w:t>
+              <w:t>+2.38</w:t>
             </w:r>
           </w:p>
         </w:tc>
         <w:tc>
           <w:tcPr>
-            <w:tcW w:type="dxa" w:w="1608"/>
+            <w:tcW w:type="dxa" w:w="1674"/>
           </w:tcPr>
           <w:p>
             <w:pPr>
               <w:spacing w:after="20"/>
-              <w:jc w:val="center"/>
-            </w:pPr>
-            <w:r>
-              <w:rPr>
-                <w:rFonts w:ascii="Calibri" w:hAnsi="Calibri"/>
-                <w:sz w:val="18"/>
-              </w:rPr>
-              <w:t>+7.76</w:t>
-            </w:r>
-          </w:p>
-        </w:tc>
-        <w:tc>
-          <w:tcPr>
-            <w:tcW w:type="dxa" w:w="1608"/>
-          </w:tcPr>
-          <w:p>
-            <w:pPr>
-              <w:spacing w:after="20"/>
-              <w:jc w:val="center"/>
             </w:pPr>
             <w:r>
               <w:rPr>
@@ -603,25 +499,24 @@
                 <w:b/>
                 <w:sz w:val="18"/>
               </w:rPr>
-              <w:t>−2.85</w:t>
+              <w:t>+0.21</w:t>
             </w:r>
           </w:p>
         </w:tc>
         <w:tc>
           <w:tcPr>
-            <w:tcW w:type="dxa" w:w="1608"/>
+            <w:tcW w:type="dxa" w:w="1674"/>
           </w:tcPr>
           <w:p>
             <w:pPr>
               <w:spacing w:after="20"/>
-              <w:jc w:val="center"/>
             </w:pPr>
             <w:r>
               <w:rPr>
                 <w:rFonts w:ascii="Calibri" w:hAnsi="Calibri"/>
                 <w:sz w:val="18"/>
               </w:rPr>
-              <w:t>+4.91</w:t>
+              <w:t>+2.58</w:t>
             </w:r>
           </w:p>
         </w:tc>
@@ -632,7 +527,7 @@
         </w:trPr>
         <w:tc>
           <w:tcPr>
-            <w:tcW w:type="dxa" w:w="1608"/>
+            <w:tcW w:type="dxa" w:w="2952"/>
             <w:shd w:val="clear" w:color="auto" w:fill="EEF2F8"/>
           </w:tcPr>
           <w:p>
@@ -644,114 +539,14 @@
                 <w:rFonts w:ascii="Calibri" w:hAnsi="Calibri"/>
                 <w:sz w:val="18"/>
               </w:rPr>
-              <w:t>placebo</w:t>
+              <w:t>IDAQ (0–10 slider), c=4</w:t>
             </w:r>
           </w:p>
         </w:tc>
         <w:tc>
           <w:tcPr>
-            <w:tcW w:type="dxa" w:w="1608"/>
+            <w:tcW w:type="dxa" w:w="1674"/>
             <w:shd w:val="clear" w:color="auto" w:fill="EEF2F8"/>
-          </w:tcPr>
-          <w:p>
-            <w:pPr>
-              <w:spacing w:after="20"/>
-              <w:jc w:val="center"/>
-            </w:pPr>
-            <w:r>
-              <w:rPr>
-                <w:rFonts w:ascii="Calibri" w:hAnsi="Calibri"/>
-                <w:sz w:val="18"/>
-              </w:rPr>
-              <w:t>4.0</w:t>
-            </w:r>
-          </w:p>
-        </w:tc>
-        <w:tc>
-          <w:tcPr>
-            <w:tcW w:type="dxa" w:w="1608"/>
-            <w:shd w:val="clear" w:color="auto" w:fill="EEF2F8"/>
-          </w:tcPr>
-          <w:p>
-            <w:pPr>
-              <w:spacing w:after="20"/>
-              <w:jc w:val="center"/>
-            </w:pPr>
-            <w:r>
-              <w:rPr>
-                <w:rFonts w:ascii="Calibri" w:hAnsi="Calibri"/>
-                <w:sz w:val="18"/>
-              </w:rPr>
-              <w:t>+8.85</w:t>
-            </w:r>
-          </w:p>
-        </w:tc>
-        <w:tc>
-          <w:tcPr>
-            <w:tcW w:type="dxa" w:w="1608"/>
-            <w:shd w:val="clear" w:color="auto" w:fill="EEF2F8"/>
-          </w:tcPr>
-          <w:p>
-            <w:pPr>
-              <w:spacing w:after="20"/>
-              <w:jc w:val="center"/>
-            </w:pPr>
-            <w:r>
-              <w:rPr>
-                <w:rFonts w:ascii="Calibri" w:hAnsi="Calibri"/>
-                <w:sz w:val="18"/>
-              </w:rPr>
-              <w:t>+8.78</w:t>
-            </w:r>
-          </w:p>
-        </w:tc>
-        <w:tc>
-          <w:tcPr>
-            <w:tcW w:type="dxa" w:w="1608"/>
-            <w:shd w:val="clear" w:color="auto" w:fill="EEF2F8"/>
-          </w:tcPr>
-          <w:p>
-            <w:pPr>
-              <w:spacing w:after="20"/>
-              <w:jc w:val="center"/>
-            </w:pPr>
-            <w:r>
-              <w:rPr>
-                <w:rFonts w:ascii="Calibri" w:hAnsi="Calibri"/>
-                <w:b/>
-                <w:sz w:val="18"/>
-              </w:rPr>
-              <w:t>+0.04</w:t>
-            </w:r>
-          </w:p>
-        </w:tc>
-        <w:tc>
-          <w:tcPr>
-            <w:tcW w:type="dxa" w:w="1608"/>
-            <w:shd w:val="clear" w:color="auto" w:fill="EEF2F8"/>
-          </w:tcPr>
-          <w:p>
-            <w:pPr>
-              <w:spacing w:after="20"/>
-              <w:jc w:val="center"/>
-            </w:pPr>
-            <w:r>
-              <w:rPr>
-                <w:rFonts w:ascii="Calibri" w:hAnsi="Calibri"/>
-                <w:sz w:val="18"/>
-              </w:rPr>
-              <w:t>+8.82</w:t>
-            </w:r>
-          </w:p>
-        </w:tc>
-      </w:tr>
-      <w:tr>
-        <w:trPr>
-          <w:cantSplit/>
-        </w:trPr>
-        <w:tc>
-          <w:tcPr>
-            <w:tcW w:type="dxa" w:w="1608"/>
           </w:tcPr>
           <w:p>
             <w:pPr>
@@ -762,97 +557,62 @@
                 <w:rFonts w:ascii="Calibri" w:hAnsi="Calibri"/>
                 <w:sz w:val="18"/>
               </w:rPr>
-              <w:t>permuted null</w:t>
+              <w:t>—</w:t>
             </w:r>
           </w:p>
         </w:tc>
         <w:tc>
           <w:tcPr>
-            <w:tcW w:type="dxa" w:w="1608"/>
+            <w:tcW w:type="dxa" w:w="1674"/>
+            <w:shd w:val="clear" w:color="auto" w:fill="EEF2F8"/>
           </w:tcPr>
           <w:p>
             <w:pPr>
               <w:spacing w:after="20"/>
-              <w:jc w:val="center"/>
             </w:pPr>
             <w:r>
               <w:rPr>
                 <w:rFonts w:ascii="Calibri" w:hAnsi="Calibri"/>
                 <w:sz w:val="18"/>
               </w:rPr>
-              <w:t>2.5</w:t>
+              <w:t>—</w:t>
             </w:r>
           </w:p>
         </w:tc>
         <w:tc>
           <w:tcPr>
-            <w:tcW w:type="dxa" w:w="1608"/>
+            <w:tcW w:type="dxa" w:w="1674"/>
+            <w:shd w:val="clear" w:color="auto" w:fill="EEF2F8"/>
           </w:tcPr>
           <w:p>
             <w:pPr>
               <w:spacing w:after="20"/>
-              <w:jc w:val="center"/>
+            </w:pPr>
+            <w:r>
+              <w:rPr>
+                <w:rFonts w:ascii="Calibri" w:hAnsi="Calibri"/>
+                <w:b/>
+                <w:sz w:val="18"/>
+              </w:rPr>
+              <w:t>+0.42</w:t>
+            </w:r>
+          </w:p>
+        </w:tc>
+        <w:tc>
+          <w:tcPr>
+            <w:tcW w:type="dxa" w:w="1674"/>
+            <w:shd w:val="clear" w:color="auto" w:fill="EEF2F8"/>
+          </w:tcPr>
+          <w:p>
+            <w:pPr>
+              <w:spacing w:after="20"/>
             </w:pPr>
             <w:r>
               <w:rPr>
                 <w:rFonts w:ascii="Calibri" w:hAnsi="Calibri"/>
                 <w:sz w:val="18"/>
               </w:rPr>
-              <w:t>+0.78</w:t>
-            </w:r>
-          </w:p>
-        </w:tc>
-        <w:tc>
-          <w:tcPr>
-            <w:tcW w:type="dxa" w:w="1608"/>
-          </w:tcPr>
-          <w:p>
-            <w:pPr>
-              <w:spacing w:after="20"/>
-              <w:jc w:val="center"/>
-            </w:pPr>
-            <w:r>
-              <w:rPr>
-                <w:rFonts w:ascii="Calibri" w:hAnsi="Calibri"/>
-                <w:sz w:val="18"/>
-              </w:rPr>
-              <w:t>−0.91</w:t>
-            </w:r>
-          </w:p>
-        </w:tc>
-        <w:tc>
-          <w:tcPr>
-            <w:tcW w:type="dxa" w:w="1608"/>
-          </w:tcPr>
-          <w:p>
-            <w:pPr>
-              <w:spacing w:after="20"/>
-              <w:jc w:val="center"/>
-            </w:pPr>
-            <w:r>
-              <w:rPr>
-                <w:rFonts w:ascii="Calibri" w:hAnsi="Calibri"/>
-                <w:sz w:val="18"/>
-              </w:rPr>
-              <w:t>+0.84</w:t>
-            </w:r>
-          </w:p>
-        </w:tc>
-        <w:tc>
-          <w:tcPr>
-            <w:tcW w:type="dxa" w:w="1608"/>
-          </w:tcPr>
-          <w:p>
-            <w:pPr>
-              <w:spacing w:after="20"/>
-              <w:jc w:val="center"/>
-            </w:pPr>
-            <w:r>
-              <w:rPr>
-                <w:rFonts w:ascii="Calibri" w:hAnsi="Calibri"/>
-                <w:sz w:val="18"/>
-              </w:rPr>
-              <w:t>−0.06</w:t>
+              <w:t>+2.99</w:t>
             </w:r>
           </w:p>
         </w:tc>
@@ -872,15 +632,49 @@
           <w:rFonts w:ascii="Calibri" w:hAnsi="Calibri"/>
           <w:sz w:val="19"/>
         </w:rPr>
-        <w:t xml:space="preserve">At c=4 forward and reverse items rise by almost exactly the same amount (+8.20 / +8.51), so the balanced score is zero and the acquiescence index is +8.35. A pure Yes-bias with no belief component. </w:t>
+        <w:t xml:space="preserve">Balanced scores are computed as </w:t>
+      </w:r>
+      <w:r>
+        <w:rPr>
+          <w:rFonts w:ascii="Consolas" w:hAnsi="Consolas"/>
+          <w:sz w:val="19"/>
+        </w:rPr>
+        <w:t>(F + (10 − R)) / 2</w:t>
       </w:r>
       <w:r>
         <w:rPr>
           <w:rFonts w:ascii="Calibri" w:hAnsi="Calibri"/>
-          <w:b/>
           <w:sz w:val="19"/>
         </w:rPr>
-        <w:t>The balanced score never rises meaningfully for any arm at any coefficient.</w:t>
+        <w:t xml:space="preserve"> over matched item pairs differing only in polarity, with the bias index as </w:t>
+      </w:r>
+      <w:r>
+        <w:rPr>
+          <w:rFonts w:ascii="Consolas" w:hAnsi="Consolas"/>
+          <w:sz w:val="19"/>
+        </w:rPr>
+        <w:t>(F + R) / 2</w:t>
+      </w:r>
+      <w:r>
+        <w:rPr>
+          <w:rFonts w:ascii="Calibri" w:hAnsi="Calibri"/>
+          <w:sz w:val="19"/>
+        </w:rPr>
+        <w:t>. The two are orthogonal: a pure response bias leaves the balanced score flat and inflates the index; a real belief shift does the reverse. Every arm at every coefficient shows the former.</w:t>
+      </w:r>
+    </w:p>
+    <w:p>
+      <w:pPr>
+        <w:spacing w:before="160" w:after="60"/>
+      </w:pPr>
+      <w:r>
+        <w:rPr>
+          <w:rFonts w:ascii="Calibri" w:hAnsi="Calibri"/>
+          <w:b/>
+          <w:color w:val="1F3864"/>
+          <w:sz w:val="20"/>
+        </w:rPr>
+        <w:t>One narrow exception</w:t>
       </w:r>
     </w:p>
     <w:p>
@@ -890,9 +684,46 @@
       <w:r>
         <w:rPr>
           <w:rFonts w:ascii="Calibri" w:hAnsi="Calibri"/>
+          <w:b/>
           <w:sz w:val="19"/>
         </w:rPr>
-        <w:t>Three things nevertheless reproduce, and are worth separating from the above:</w:t>
+        <w:t>IDAQ attribution to chatbots survives polarity balancing (+1.95)</w:t>
+      </w:r>
+      <w:r>
+        <w:rPr>
+          <w:rFonts w:ascii="Calibri" w:hAnsi="Calibri"/>
+          <w:sz w:val="19"/>
+        </w:rPr>
+        <w:t xml:space="preserve"> where no other category does (Technology +0.47, Non-Animal +0.02, Animal +0.00, Human −1.33). That is consistent with the paper's own observation that the model's self-attributed mind and its attribution to chatbots move together — "do chatbots have minds?" is the one IDAQ item partly </w:t>
+      </w:r>
+      <w:r>
+        <w:rPr>
+          <w:rFonts w:ascii="Calibri" w:hAnsi="Calibri"/>
+          <w:i/>
+          <w:sz w:val="19"/>
+        </w:rPr>
+        <w:t>about itself</w:t>
+      </w:r>
+      <w:r>
+        <w:rPr>
+          <w:rFonts w:ascii="Calibri" w:hAnsi="Calibri"/>
+          <w:sz w:val="19"/>
+        </w:rPr>
+        <w:t>. A small survivable effect inside an otherwise null result, on a single 3-item category.</w:t>
+      </w:r>
+    </w:p>
+    <w:p>
+      <w:pPr>
+        <w:spacing w:before="160" w:after="60"/>
+      </w:pPr>
+      <w:r>
+        <w:rPr>
+          <w:rFonts w:ascii="Calibri" w:hAnsi="Calibri"/>
+          <w:b/>
+          <w:color w:val="1F3864"/>
+          <w:sz w:val="20"/>
+        </w:rPr>
+        <w:t>Three things that do reproduce</w:t>
       </w:r>
     </w:p>
     <w:p>
@@ -958,7 +789,7 @@
           <w:b/>
           <w:sz w:val="19"/>
         </w:rPr>
-        <w:t>The paper's IDAQ profile reproduces closely</w:t>
+        <w:t>The paper's IDAQ profile reproduces</w:t>
       </w:r>
       <w:r>
         <w:rPr>
@@ -1002,14 +833,14 @@
           <w:b/>
           <w:sz w:val="19"/>
         </w:rPr>
-        <w:t>A non-mental placebo reproduces everything the consciousness direction does</w:t>
+        <w:t>A non-mental placebo reproduces all of it</w:t>
       </w:r>
       <w:r>
         <w:rPr>
           <w:rFonts w:ascii="Calibri" w:hAnsi="Calibri"/>
           <w:sz w:val="19"/>
         </w:rPr>
-        <w:t>, so none of it is specific to consciousness. A label-permuted null does not, so it is not "any perturbation works".</w:t>
+        <w:t>, so nothing is specific to consciousness. A label-permuted null does not, so it is not "any perturbation works" either — it is that any coherent first-person self-description works, whatever its subject.</w:t>
       </w:r>
     </w:p>
     <w:p>
@@ -1035,7 +866,7 @@
           <w:rFonts w:ascii="Calibri" w:hAnsi="Calibri"/>
           <w:sz w:val="19"/>
         </w:rPr>
-        <w:t xml:space="preserve">The paper measures self-attribution with yes/no items and </w:t>
+        <w:t xml:space="preserve">Their self-attribution outcome uses yes/no items with </w:t>
       </w:r>
       <w:r>
         <w:rPr>
@@ -1050,7 +881,599 @@
           <w:rFonts w:ascii="Calibri" w:hAnsi="Calibri"/>
           <w:sz w:val="19"/>
         </w:rPr>
-        <w:t>, so their Experiment 3 self-attribution result is vulnerable to precisely this confound. This is a concrete, cheap-to-run methodological check on the source, not merely a limitation of our replication.</w:t>
+        <w:t xml:space="preserve">, and their IDAQ uses 0–10 sliders with </w:t>
+      </w:r>
+      <w:r>
+        <w:rPr>
+          <w:rFonts w:ascii="Calibri" w:hAnsi="Calibri"/>
+          <w:b/>
+          <w:sz w:val="19"/>
+        </w:rPr>
+        <w:t>no polarity-flipped items</w:t>
+      </w:r>
+      <w:r>
+        <w:rPr>
+          <w:rFonts w:ascii="Calibri" w:hAnsi="Calibri"/>
+          <w:sz w:val="19"/>
+        </w:rPr>
+        <w:t>. Both are therefore exposed to the biases measured here, and both checks are cheap: add polarity-flipped versions and see whether the balanced score moves. This is an actionable check on the source, not a limitation peculiar to our replication.</w:t>
+      </w:r>
+    </w:p>
+    <w:p>
+      <w:pPr>
+        <w:spacing w:before="220" w:after="100"/>
+      </w:pPr>
+      <w:r>
+        <w:rPr>
+          <w:rFonts w:ascii="Calibri" w:hAnsi="Calibri"/>
+          <w:b/>
+          <w:color w:val="1F3864"/>
+          <w:sz w:val="22"/>
+        </w:rPr>
+        <w:t>IDAQ polarity balancing</w:t>
+      </w:r>
+    </w:p>
+    <w:p>
+      <w:pPr>
+        <w:spacing w:after="100"/>
+      </w:pPr>
+      <w:r>
+        <w:rPr>
+          <w:rFonts w:ascii="Calibri" w:hAnsi="Calibri"/>
+          <w:sz w:val="19"/>
+        </w:rPr>
+        <w:t>Each verbatim IDAQ item paired with a mechanically derived polarity flip (</w:t>
+      </w:r>
+      <w:r>
+        <w:rPr>
+          <w:rFonts w:ascii="Consolas" w:hAnsi="Consolas"/>
+          <w:sz w:val="19"/>
+        </w:rPr>
+        <w:t>"...have consciousness?"</w:t>
+      </w:r>
+      <w:r>
+        <w:rPr>
+          <w:rFonts w:ascii="Calibri" w:hAnsi="Calibri"/>
+          <w:sz w:val="19"/>
+        </w:rPr>
+        <w:t xml:space="preserve"> → </w:t>
+      </w:r>
+      <w:r>
+        <w:rPr>
+          <w:rFonts w:ascii="Consolas" w:hAnsi="Consolas"/>
+          <w:sz w:val="19"/>
+        </w:rPr>
+        <w:t>"...lack consciousness?"</w:t>
+      </w:r>
+      <w:r>
+        <w:rPr>
+          <w:rFonts w:ascii="Calibri" w:hAnsi="Calibri"/>
+          <w:sz w:val="19"/>
+        </w:rPr>
+        <w:t>), so pairs differ only in polarity.</w:t>
+      </w:r>
+    </w:p>
+    <w:tbl>
+      <w:tblPr>
+        <w:tblW w:type="auto" w:w="0"/>
+        <w:jc w:val="left"/>
+        <w:tblLayout w:type="fixed"/>
+        <w:tblLook w:firstColumn="1" w:firstRow="1" w:lastColumn="0" w:lastRow="0" w:noHBand="0" w:noVBand="1" w:val="04A0"/>
+      </w:tblPr>
+      <w:tblGrid>
+        <w:gridCol w:w="2412"/>
+        <w:gridCol w:w="2412"/>
+        <w:gridCol w:w="2412"/>
+        <w:gridCol w:w="2412"/>
+      </w:tblGrid>
+      <w:tr>
+        <w:trPr>
+          <w:tblHeader/>
+          <w:cantSplit/>
+        </w:trPr>
+        <w:tc>
+          <w:tcPr>
+            <w:tcW w:type="dxa" w:w="2412"/>
+            <w:shd w:val="clear" w:color="auto" w:fill="1F3864"/>
+          </w:tcPr>
+          <w:p>
+            <w:pPr>
+              <w:spacing w:after="20"/>
+            </w:pPr>
+            <w:r>
+              <w:rPr>
+                <w:rFonts w:ascii="Calibri" w:hAnsi="Calibri"/>
+                <w:b/>
+                <w:color w:val="FFFFFF"/>
+                <w:sz w:val="18"/>
+              </w:rPr>
+              <w:t>arm</w:t>
+            </w:r>
+          </w:p>
+        </w:tc>
+        <w:tc>
+          <w:tcPr>
+            <w:tcW w:type="dxa" w:w="2412"/>
+            <w:shd w:val="clear" w:color="auto" w:fill="1F3864"/>
+          </w:tcPr>
+          <w:p>
+            <w:pPr>
+              <w:spacing w:after="20"/>
+              <w:jc w:val="center"/>
+            </w:pPr>
+            <w:r>
+              <w:rPr>
+                <w:rFonts w:ascii="Calibri" w:hAnsi="Calibri"/>
+                <w:b/>
+                <w:color w:val="FFFFFF"/>
+                <w:sz w:val="18"/>
+              </w:rPr>
+              <w:t>c</w:t>
+            </w:r>
+          </w:p>
+        </w:tc>
+        <w:tc>
+          <w:tcPr>
+            <w:tcW w:type="dxa" w:w="2412"/>
+            <w:shd w:val="clear" w:color="auto" w:fill="1F3864"/>
+          </w:tcPr>
+          <w:p>
+            <w:pPr>
+              <w:spacing w:after="20"/>
+              <w:jc w:val="center"/>
+            </w:pPr>
+            <w:r>
+              <w:rPr>
+                <w:rFonts w:ascii="Calibri" w:hAnsi="Calibri"/>
+                <w:b/>
+                <w:color w:val="FFFFFF"/>
+                <w:sz w:val="18"/>
+              </w:rPr>
+              <w:t>balanced Δ (21 items)</w:t>
+            </w:r>
+          </w:p>
+        </w:tc>
+        <w:tc>
+          <w:tcPr>
+            <w:tcW w:type="dxa" w:w="2412"/>
+            <w:shd w:val="clear" w:color="auto" w:fill="1F3864"/>
+          </w:tcPr>
+          <w:p>
+            <w:pPr>
+              <w:spacing w:after="20"/>
+              <w:jc w:val="center"/>
+            </w:pPr>
+            <w:r>
+              <w:rPr>
+                <w:rFonts w:ascii="Calibri" w:hAnsi="Calibri"/>
+                <w:b/>
+                <w:color w:val="FFFFFF"/>
+                <w:sz w:val="18"/>
+              </w:rPr>
+              <w:t>inflation Δ</w:t>
+            </w:r>
+          </w:p>
+        </w:tc>
+      </w:tr>
+      <w:tr>
+        <w:trPr>
+          <w:cantSplit/>
+        </w:trPr>
+        <w:tc>
+          <w:tcPr>
+            <w:tcW w:type="dxa" w:w="2412"/>
+          </w:tcPr>
+          <w:p>
+            <w:pPr>
+              <w:spacing w:after="20"/>
+            </w:pPr>
+            <w:r>
+              <w:rPr>
+                <w:rFonts w:ascii="Calibri" w:hAnsi="Calibri"/>
+                <w:sz w:val="18"/>
+              </w:rPr>
+              <w:t>consciousness</w:t>
+            </w:r>
+          </w:p>
+        </w:tc>
+        <w:tc>
+          <w:tcPr>
+            <w:tcW w:type="dxa" w:w="2412"/>
+          </w:tcPr>
+          <w:p>
+            <w:pPr>
+              <w:spacing w:after="20"/>
+              <w:jc w:val="center"/>
+            </w:pPr>
+            <w:r>
+              <w:rPr>
+                <w:rFonts w:ascii="Calibri" w:hAnsi="Calibri"/>
+                <w:sz w:val="18"/>
+              </w:rPr>
+              <w:t>1.0</w:t>
+            </w:r>
+          </w:p>
+        </w:tc>
+        <w:tc>
+          <w:tcPr>
+            <w:tcW w:type="dxa" w:w="2412"/>
+          </w:tcPr>
+          <w:p>
+            <w:pPr>
+              <w:spacing w:after="20"/>
+              <w:jc w:val="center"/>
+            </w:pPr>
+            <w:r>
+              <w:rPr>
+                <w:rFonts w:ascii="Calibri" w:hAnsi="Calibri"/>
+                <w:sz w:val="18"/>
+              </w:rPr>
+              <w:t>+0.43</w:t>
+            </w:r>
+          </w:p>
+        </w:tc>
+        <w:tc>
+          <w:tcPr>
+            <w:tcW w:type="dxa" w:w="2412"/>
+          </w:tcPr>
+          <w:p>
+            <w:pPr>
+              <w:spacing w:after="20"/>
+              <w:jc w:val="center"/>
+            </w:pPr>
+            <w:r>
+              <w:rPr>
+                <w:rFonts w:ascii="Calibri" w:hAnsi="Calibri"/>
+                <w:sz w:val="18"/>
+              </w:rPr>
+              <w:t>+0.71</w:t>
+            </w:r>
+          </w:p>
+        </w:tc>
+      </w:tr>
+      <w:tr>
+        <w:trPr>
+          <w:cantSplit/>
+        </w:trPr>
+        <w:tc>
+          <w:tcPr>
+            <w:tcW w:type="dxa" w:w="2412"/>
+            <w:shd w:val="clear" w:color="auto" w:fill="EEF2F8"/>
+          </w:tcPr>
+          <w:p>
+            <w:pPr>
+              <w:spacing w:after="20"/>
+            </w:pPr>
+            <w:r>
+              <w:rPr>
+                <w:rFonts w:ascii="Calibri" w:hAnsi="Calibri"/>
+                <w:sz w:val="18"/>
+              </w:rPr>
+              <w:t>consciousness</w:t>
+            </w:r>
+          </w:p>
+        </w:tc>
+        <w:tc>
+          <w:tcPr>
+            <w:tcW w:type="dxa" w:w="2412"/>
+            <w:shd w:val="clear" w:color="auto" w:fill="EEF2F8"/>
+          </w:tcPr>
+          <w:p>
+            <w:pPr>
+              <w:spacing w:after="20"/>
+              <w:jc w:val="center"/>
+            </w:pPr>
+            <w:r>
+              <w:rPr>
+                <w:rFonts w:ascii="Calibri" w:hAnsi="Calibri"/>
+                <w:sz w:val="18"/>
+              </w:rPr>
+              <w:t>2.5</w:t>
+            </w:r>
+          </w:p>
+        </w:tc>
+        <w:tc>
+          <w:tcPr>
+            <w:tcW w:type="dxa" w:w="2412"/>
+            <w:shd w:val="clear" w:color="auto" w:fill="EEF2F8"/>
+          </w:tcPr>
+          <w:p>
+            <w:pPr>
+              <w:spacing w:after="20"/>
+              <w:jc w:val="center"/>
+            </w:pPr>
+            <w:r>
+              <w:rPr>
+                <w:rFonts w:ascii="Calibri" w:hAnsi="Calibri"/>
+                <w:sz w:val="18"/>
+              </w:rPr>
+              <w:t>+0.21</w:t>
+            </w:r>
+          </w:p>
+        </w:tc>
+        <w:tc>
+          <w:tcPr>
+            <w:tcW w:type="dxa" w:w="2412"/>
+            <w:shd w:val="clear" w:color="auto" w:fill="EEF2F8"/>
+          </w:tcPr>
+          <w:p>
+            <w:pPr>
+              <w:spacing w:after="20"/>
+              <w:jc w:val="center"/>
+            </w:pPr>
+            <w:r>
+              <w:rPr>
+                <w:rFonts w:ascii="Calibri" w:hAnsi="Calibri"/>
+                <w:sz w:val="18"/>
+              </w:rPr>
+              <w:t>+2.58</w:t>
+            </w:r>
+          </w:p>
+        </w:tc>
+      </w:tr>
+      <w:tr>
+        <w:trPr>
+          <w:cantSplit/>
+        </w:trPr>
+        <w:tc>
+          <w:tcPr>
+            <w:tcW w:type="dxa" w:w="2412"/>
+          </w:tcPr>
+          <w:p>
+            <w:pPr>
+              <w:spacing w:after="20"/>
+            </w:pPr>
+            <w:r>
+              <w:rPr>
+                <w:rFonts w:ascii="Calibri" w:hAnsi="Calibri"/>
+                <w:sz w:val="18"/>
+              </w:rPr>
+              <w:t>consciousness</w:t>
+            </w:r>
+          </w:p>
+        </w:tc>
+        <w:tc>
+          <w:tcPr>
+            <w:tcW w:type="dxa" w:w="2412"/>
+          </w:tcPr>
+          <w:p>
+            <w:pPr>
+              <w:spacing w:after="20"/>
+              <w:jc w:val="center"/>
+            </w:pPr>
+            <w:r>
+              <w:rPr>
+                <w:rFonts w:ascii="Calibri" w:hAnsi="Calibri"/>
+                <w:sz w:val="18"/>
+              </w:rPr>
+              <w:t>4.0</w:t>
+            </w:r>
+          </w:p>
+        </w:tc>
+        <w:tc>
+          <w:tcPr>
+            <w:tcW w:type="dxa" w:w="2412"/>
+          </w:tcPr>
+          <w:p>
+            <w:pPr>
+              <w:spacing w:after="20"/>
+              <w:jc w:val="center"/>
+            </w:pPr>
+            <w:r>
+              <w:rPr>
+                <w:rFonts w:ascii="Calibri" w:hAnsi="Calibri"/>
+                <w:sz w:val="18"/>
+              </w:rPr>
+              <w:t>+0.42</w:t>
+            </w:r>
+          </w:p>
+        </w:tc>
+        <w:tc>
+          <w:tcPr>
+            <w:tcW w:type="dxa" w:w="2412"/>
+          </w:tcPr>
+          <w:p>
+            <w:pPr>
+              <w:spacing w:after="20"/>
+              <w:jc w:val="center"/>
+            </w:pPr>
+            <w:r>
+              <w:rPr>
+                <w:rFonts w:ascii="Calibri" w:hAnsi="Calibri"/>
+                <w:sz w:val="18"/>
+              </w:rPr>
+              <w:t>+2.99</w:t>
+            </w:r>
+          </w:p>
+        </w:tc>
+      </w:tr>
+      <w:tr>
+        <w:trPr>
+          <w:cantSplit/>
+        </w:trPr>
+        <w:tc>
+          <w:tcPr>
+            <w:tcW w:type="dxa" w:w="2412"/>
+            <w:shd w:val="clear" w:color="auto" w:fill="EEF2F8"/>
+          </w:tcPr>
+          <w:p>
+            <w:pPr>
+              <w:spacing w:after="20"/>
+            </w:pPr>
+            <w:r>
+              <w:rPr>
+                <w:rFonts w:ascii="Calibri" w:hAnsi="Calibri"/>
+                <w:sz w:val="18"/>
+              </w:rPr>
+              <w:t>placebo</w:t>
+            </w:r>
+          </w:p>
+        </w:tc>
+        <w:tc>
+          <w:tcPr>
+            <w:tcW w:type="dxa" w:w="2412"/>
+            <w:shd w:val="clear" w:color="auto" w:fill="EEF2F8"/>
+          </w:tcPr>
+          <w:p>
+            <w:pPr>
+              <w:spacing w:after="20"/>
+              <w:jc w:val="center"/>
+            </w:pPr>
+            <w:r>
+              <w:rPr>
+                <w:rFonts w:ascii="Calibri" w:hAnsi="Calibri"/>
+                <w:sz w:val="18"/>
+              </w:rPr>
+              <w:t>2.5</w:t>
+            </w:r>
+          </w:p>
+        </w:tc>
+        <w:tc>
+          <w:tcPr>
+            <w:tcW w:type="dxa" w:w="2412"/>
+            <w:shd w:val="clear" w:color="auto" w:fill="EEF2F8"/>
+          </w:tcPr>
+          <w:p>
+            <w:pPr>
+              <w:spacing w:after="20"/>
+              <w:jc w:val="center"/>
+            </w:pPr>
+            <w:r>
+              <w:rPr>
+                <w:rFonts w:ascii="Calibri" w:hAnsi="Calibri"/>
+                <w:sz w:val="18"/>
+              </w:rPr>
+              <w:t>−0.12</w:t>
+            </w:r>
+          </w:p>
+        </w:tc>
+        <w:tc>
+          <w:tcPr>
+            <w:tcW w:type="dxa" w:w="2412"/>
+            <w:shd w:val="clear" w:color="auto" w:fill="EEF2F8"/>
+          </w:tcPr>
+          <w:p>
+            <w:pPr>
+              <w:spacing w:after="20"/>
+              <w:jc w:val="center"/>
+            </w:pPr>
+            <w:r>
+              <w:rPr>
+                <w:rFonts w:ascii="Calibri" w:hAnsi="Calibri"/>
+                <w:sz w:val="18"/>
+              </w:rPr>
+              <w:t>+2.90</w:t>
+            </w:r>
+          </w:p>
+        </w:tc>
+      </w:tr>
+      <w:tr>
+        <w:trPr>
+          <w:cantSplit/>
+        </w:trPr>
+        <w:tc>
+          <w:tcPr>
+            <w:tcW w:type="dxa" w:w="2412"/>
+          </w:tcPr>
+          <w:p>
+            <w:pPr>
+              <w:spacing w:after="20"/>
+            </w:pPr>
+            <w:r>
+              <w:rPr>
+                <w:rFonts w:ascii="Calibri" w:hAnsi="Calibri"/>
+                <w:sz w:val="18"/>
+              </w:rPr>
+              <w:t>permuted null</w:t>
+            </w:r>
+          </w:p>
+        </w:tc>
+        <w:tc>
+          <w:tcPr>
+            <w:tcW w:type="dxa" w:w="2412"/>
+          </w:tcPr>
+          <w:p>
+            <w:pPr>
+              <w:spacing w:after="20"/>
+              <w:jc w:val="center"/>
+            </w:pPr>
+            <w:r>
+              <w:rPr>
+                <w:rFonts w:ascii="Calibri" w:hAnsi="Calibri"/>
+                <w:sz w:val="18"/>
+              </w:rPr>
+              <w:t>2.5</w:t>
+            </w:r>
+          </w:p>
+        </w:tc>
+        <w:tc>
+          <w:tcPr>
+            <w:tcW w:type="dxa" w:w="2412"/>
+          </w:tcPr>
+          <w:p>
+            <w:pPr>
+              <w:spacing w:after="20"/>
+              <w:jc w:val="center"/>
+            </w:pPr>
+            <w:r>
+              <w:rPr>
+                <w:rFonts w:ascii="Calibri" w:hAnsi="Calibri"/>
+                <w:sz w:val="18"/>
+              </w:rPr>
+              <w:t>−0.20</w:t>
+            </w:r>
+          </w:p>
+        </w:tc>
+        <w:tc>
+          <w:tcPr>
+            <w:tcW w:type="dxa" w:w="2412"/>
+          </w:tcPr>
+          <w:p>
+            <w:pPr>
+              <w:spacing w:after="20"/>
+              <w:jc w:val="center"/>
+            </w:pPr>
+            <w:r>
+              <w:rPr>
+                <w:rFonts w:ascii="Calibri" w:hAnsi="Calibri"/>
+                <w:sz w:val="18"/>
+              </w:rPr>
+              <w:t>+1.00</w:t>
+            </w:r>
+          </w:p>
+        </w:tc>
+      </w:tr>
+    </w:tbl>
+    <w:p>
+      <w:pPr>
+        <w:spacing w:after="40"/>
+      </w:pPr>
+    </w:p>
+    <w:p>
+      <w:pPr>
+        <w:spacing w:after="100"/>
+      </w:pPr>
+      <w:r>
+        <w:rPr>
+          <w:rFonts w:ascii="Calibri" w:hAnsi="Calibri"/>
+          <w:sz w:val="19"/>
+        </w:rPr>
+        <w:t xml:space="preserve">Per category at c=2.5: Chatbot </w:t>
+      </w:r>
+      <w:r>
+        <w:rPr>
+          <w:rFonts w:ascii="Calibri" w:hAnsi="Calibri"/>
+          <w:b/>
+          <w:sz w:val="19"/>
+        </w:rPr>
+        <w:t>+1.95</w:t>
+      </w:r>
+      <w:r>
+        <w:rPr>
+          <w:rFonts w:ascii="Calibri" w:hAnsi="Calibri"/>
+          <w:sz w:val="19"/>
+        </w:rPr>
+        <w:t>, Technology +0.47, Non-Animal +0.02, Animal +0.00, Human −1.33. Chatbot is the only category where attribution survives balancing.</w:t>
       </w:r>
     </w:p>
     <w:p>

--- a/RESULTS.docx
+++ b/RESULTS.docx
@@ -120,7 +120,7 @@
           <w:rFonts w:ascii="Calibri" w:hAnsi="Calibri"/>
           <w:sz w:val="19"/>
         </w:rPr>
-        <w:t xml:space="preserve"> Across all four outcome formats the effect is a shift toward the affirmative end of whatever scale is offered — Yes over No, higher over lower, "does exist" over "does not" — and once polarity is balanced, essentially nothing remains.</w:t>
+        <w:t xml:space="preserve"> Across all five outcome formats the effect is a shift toward the affirmative end of whatever scale is offered — Yes over No, higher over lower, "does exist" over "does not" — and once polarity is balanced, essentially nothing remains.</w:t>
       </w:r>
     </w:p>
     <w:tbl>
@@ -866,7 +866,7 @@
           <w:rFonts w:ascii="Calibri" w:hAnsi="Calibri"/>
           <w:sz w:val="19"/>
         </w:rPr>
-        <w:t xml:space="preserve">Their self-attribution outcome uses yes/no items with </w:t>
+        <w:t xml:space="preserve">The GSS result is the strongest form of this, because it uses their instrument unmodified: on keying-balanced items, agreement rises on both sides of a contradiction. Separately, their self-attribution outcome uses yes/no items with </w:t>
       </w:r>
       <w:r>
         <w:rPr>
@@ -897,6 +897,976 @@
           <w:sz w:val="19"/>
         </w:rPr>
         <w:t>. Both are therefore exposed to the biases measured here, and both checks are cheap: add polarity-flipped versions and see whether the balanced score moves. This is an actionable check on the source, not a limitation peculiar to our replication.</w:t>
+      </w:r>
+    </w:p>
+    <w:p>
+      <w:pPr>
+        <w:spacing w:before="220" w:after="100"/>
+      </w:pPr>
+      <w:r>
+        <w:rPr>
+          <w:rFonts w:ascii="Calibri" w:hAnsi="Calibri"/>
+          <w:b/>
+          <w:color w:val="1F3864"/>
+          <w:sz w:val="22"/>
+        </w:rPr>
+        <w:t>GSS items — the paper's own instrument, unmodified</w:t>
+      </w:r>
+    </w:p>
+    <w:p>
+      <w:pPr>
+        <w:spacing w:after="100"/>
+      </w:pPr>
+      <w:r>
+        <w:rPr>
+          <w:rFonts w:ascii="Calibri" w:hAnsi="Calibri"/>
+          <w:sz w:val="19"/>
+        </w:rPr>
+        <w:t xml:space="preserve">Their Experiment 4 uses 95 GSS items, 36% of them explicit "do you agree or disagree" statements. GSS's own methodologists </w:t>
+      </w:r>
+      <w:r>
+        <w:rPr>
+          <w:rFonts w:ascii="Calibri" w:hAnsi="Calibri"/>
+          <w:b/>
+          <w:sz w:val="19"/>
+        </w:rPr>
+        <w:t>balanced the keying</w:t>
+      </w:r>
+      <w:r>
+        <w:rPr>
+          <w:rFonts w:ascii="Calibri" w:hAnsi="Calibri"/>
+          <w:sz w:val="19"/>
+        </w:rPr>
+        <w:t xml:space="preserve">: some items are worded so agreeing is pro-religious, others so agreeing is anti-religious. That makes the scale self-diagnosing, and the two accounts predict opposite things — a genuine religiosity shift raises agreement on pro items and </w:t>
+      </w:r>
+      <w:r>
+        <w:rPr>
+          <w:rFonts w:ascii="Calibri" w:hAnsi="Calibri"/>
+          <w:i/>
+          <w:sz w:val="19"/>
+        </w:rPr>
+        <w:t>lowers</w:t>
+      </w:r>
+      <w:r>
+        <w:rPr>
+          <w:rFonts w:ascii="Calibri" w:hAnsi="Calibri"/>
+          <w:sz w:val="19"/>
+        </w:rPr>
+        <w:t xml:space="preserve"> it on anti items; acquiescence raises both.</w:t>
+      </w:r>
+    </w:p>
+    <w:tbl>
+      <w:tblPr>
+        <w:tblW w:type="auto" w:w="0"/>
+        <w:jc w:val="left"/>
+        <w:tblLayout w:type="fixed"/>
+        <w:tblLook w:firstColumn="1" w:firstRow="1" w:lastColumn="0" w:lastRow="0" w:noHBand="0" w:noVBand="1" w:val="04A0"/>
+      </w:tblPr>
+      <w:tblGrid>
+        <w:gridCol w:w="1930"/>
+        <w:gridCol w:w="1930"/>
+        <w:gridCol w:w="1930"/>
+        <w:gridCol w:w="1930"/>
+        <w:gridCol w:w="1930"/>
+      </w:tblGrid>
+      <w:tr>
+        <w:trPr>
+          <w:tblHeader/>
+          <w:cantSplit/>
+        </w:trPr>
+        <w:tc>
+          <w:tcPr>
+            <w:tcW w:type="dxa" w:w="1930"/>
+            <w:shd w:val="clear" w:color="auto" w:fill="1F3864"/>
+          </w:tcPr>
+          <w:p>
+            <w:pPr>
+              <w:spacing w:after="20"/>
+            </w:pPr>
+            <w:r>
+              <w:rPr>
+                <w:rFonts w:ascii="Calibri" w:hAnsi="Calibri"/>
+                <w:b/>
+                <w:color w:val="FFFFFF"/>
+                <w:sz w:val="18"/>
+              </w:rPr>
+              <w:t>arm</w:t>
+            </w:r>
+          </w:p>
+        </w:tc>
+        <w:tc>
+          <w:tcPr>
+            <w:tcW w:type="dxa" w:w="1930"/>
+            <w:shd w:val="clear" w:color="auto" w:fill="1F3864"/>
+          </w:tcPr>
+          <w:p>
+            <w:pPr>
+              <w:spacing w:after="20"/>
+              <w:jc w:val="center"/>
+            </w:pPr>
+            <w:r>
+              <w:rPr>
+                <w:rFonts w:ascii="Calibri" w:hAnsi="Calibri"/>
+                <w:b/>
+                <w:color w:val="FFFFFF"/>
+                <w:sz w:val="18"/>
+              </w:rPr>
+              <w:t>c</w:t>
+            </w:r>
+          </w:p>
+        </w:tc>
+        <w:tc>
+          <w:tcPr>
+            <w:tcW w:type="dxa" w:w="1930"/>
+            <w:shd w:val="clear" w:color="auto" w:fill="1F3864"/>
+          </w:tcPr>
+          <w:p>
+            <w:pPr>
+              <w:spacing w:after="20"/>
+              <w:jc w:val="center"/>
+            </w:pPr>
+            <w:r>
+              <w:rPr>
+                <w:rFonts w:ascii="Calibri" w:hAnsi="Calibri"/>
+                <w:b/>
+                <w:color w:val="FFFFFF"/>
+                <w:sz w:val="18"/>
+              </w:rPr>
+              <w:t>pro-religion Δ</w:t>
+            </w:r>
+          </w:p>
+        </w:tc>
+        <w:tc>
+          <w:tcPr>
+            <w:tcW w:type="dxa" w:w="1930"/>
+            <w:shd w:val="clear" w:color="auto" w:fill="1F3864"/>
+          </w:tcPr>
+          <w:p>
+            <w:pPr>
+              <w:spacing w:after="20"/>
+              <w:jc w:val="center"/>
+            </w:pPr>
+            <w:r>
+              <w:rPr>
+                <w:rFonts w:ascii="Calibri" w:hAnsi="Calibri"/>
+                <w:b/>
+                <w:color w:val="FFFFFF"/>
+                <w:sz w:val="18"/>
+              </w:rPr>
+              <w:t>anti-religion Δ</w:t>
+            </w:r>
+          </w:p>
+        </w:tc>
+        <w:tc>
+          <w:tcPr>
+            <w:tcW w:type="dxa" w:w="1930"/>
+            <w:shd w:val="clear" w:color="auto" w:fill="1F3864"/>
+          </w:tcPr>
+          <w:p>
+            <w:pPr>
+              <w:spacing w:after="20"/>
+              <w:jc w:val="center"/>
+            </w:pPr>
+            <w:r>
+              <w:rPr>
+                <w:rFonts w:ascii="Calibri" w:hAnsi="Calibri"/>
+                <w:b/>
+                <w:color w:val="FFFFFF"/>
+                <w:sz w:val="18"/>
+              </w:rPr>
+              <w:t>verdict</w:t>
+            </w:r>
+          </w:p>
+        </w:tc>
+      </w:tr>
+      <w:tr>
+        <w:trPr>
+          <w:cantSplit/>
+        </w:trPr>
+        <w:tc>
+          <w:tcPr>
+            <w:tcW w:type="dxa" w:w="1930"/>
+          </w:tcPr>
+          <w:p>
+            <w:pPr>
+              <w:spacing w:after="20"/>
+            </w:pPr>
+            <w:r>
+              <w:rPr>
+                <w:rFonts w:ascii="Calibri" w:hAnsi="Calibri"/>
+                <w:sz w:val="18"/>
+              </w:rPr>
+              <w:t>consciousness</w:t>
+            </w:r>
+          </w:p>
+        </w:tc>
+        <w:tc>
+          <w:tcPr>
+            <w:tcW w:type="dxa" w:w="1930"/>
+          </w:tcPr>
+          <w:p>
+            <w:pPr>
+              <w:spacing w:after="20"/>
+              <w:jc w:val="center"/>
+            </w:pPr>
+            <w:r>
+              <w:rPr>
+                <w:rFonts w:ascii="Calibri" w:hAnsi="Calibri"/>
+                <w:sz w:val="18"/>
+              </w:rPr>
+              <w:t>2.5</w:t>
+            </w:r>
+          </w:p>
+        </w:tc>
+        <w:tc>
+          <w:tcPr>
+            <w:tcW w:type="dxa" w:w="1930"/>
+          </w:tcPr>
+          <w:p>
+            <w:pPr>
+              <w:spacing w:after="20"/>
+              <w:jc w:val="center"/>
+            </w:pPr>
+            <w:r>
+              <w:rPr>
+                <w:rFonts w:ascii="Calibri" w:hAnsi="Calibri"/>
+                <w:sz w:val="18"/>
+              </w:rPr>
+              <w:t>+2.09</w:t>
+            </w:r>
+          </w:p>
+        </w:tc>
+        <w:tc>
+          <w:tcPr>
+            <w:tcW w:type="dxa" w:w="1930"/>
+          </w:tcPr>
+          <w:p>
+            <w:pPr>
+              <w:spacing w:after="20"/>
+              <w:jc w:val="center"/>
+            </w:pPr>
+            <w:r>
+              <w:rPr>
+                <w:rFonts w:ascii="Calibri" w:hAnsi="Calibri"/>
+                <w:b/>
+                <w:sz w:val="18"/>
+              </w:rPr>
+              <w:t>+2.79</w:t>
+            </w:r>
+          </w:p>
+        </w:tc>
+        <w:tc>
+          <w:tcPr>
+            <w:tcW w:type="dxa" w:w="1930"/>
+          </w:tcPr>
+          <w:p>
+            <w:pPr>
+              <w:spacing w:after="20"/>
+              <w:jc w:val="center"/>
+            </w:pPr>
+            <w:r>
+              <w:rPr>
+                <w:rFonts w:ascii="Calibri" w:hAnsi="Calibri"/>
+                <w:sz w:val="18"/>
+              </w:rPr>
+              <w:t>both up</w:t>
+            </w:r>
+          </w:p>
+        </w:tc>
+      </w:tr>
+      <w:tr>
+        <w:trPr>
+          <w:cantSplit/>
+        </w:trPr>
+        <w:tc>
+          <w:tcPr>
+            <w:tcW w:type="dxa" w:w="1930"/>
+            <w:shd w:val="clear" w:color="auto" w:fill="EEF2F8"/>
+          </w:tcPr>
+          <w:p>
+            <w:pPr>
+              <w:spacing w:after="20"/>
+            </w:pPr>
+            <w:r>
+              <w:rPr>
+                <w:rFonts w:ascii="Calibri" w:hAnsi="Calibri"/>
+                <w:sz w:val="18"/>
+              </w:rPr>
+              <w:t>consciousness</w:t>
+            </w:r>
+          </w:p>
+        </w:tc>
+        <w:tc>
+          <w:tcPr>
+            <w:tcW w:type="dxa" w:w="1930"/>
+            <w:shd w:val="clear" w:color="auto" w:fill="EEF2F8"/>
+          </w:tcPr>
+          <w:p>
+            <w:pPr>
+              <w:spacing w:after="20"/>
+              <w:jc w:val="center"/>
+            </w:pPr>
+            <w:r>
+              <w:rPr>
+                <w:rFonts w:ascii="Calibri" w:hAnsi="Calibri"/>
+                <w:sz w:val="18"/>
+              </w:rPr>
+              <w:t>4.0</w:t>
+            </w:r>
+          </w:p>
+        </w:tc>
+        <w:tc>
+          <w:tcPr>
+            <w:tcW w:type="dxa" w:w="1930"/>
+            <w:shd w:val="clear" w:color="auto" w:fill="EEF2F8"/>
+          </w:tcPr>
+          <w:p>
+            <w:pPr>
+              <w:spacing w:after="20"/>
+              <w:jc w:val="center"/>
+            </w:pPr>
+            <w:r>
+              <w:rPr>
+                <w:rFonts w:ascii="Calibri" w:hAnsi="Calibri"/>
+                <w:sz w:val="18"/>
+              </w:rPr>
+              <w:t>+3.17</w:t>
+            </w:r>
+          </w:p>
+        </w:tc>
+        <w:tc>
+          <w:tcPr>
+            <w:tcW w:type="dxa" w:w="1930"/>
+            <w:shd w:val="clear" w:color="auto" w:fill="EEF2F8"/>
+          </w:tcPr>
+          <w:p>
+            <w:pPr>
+              <w:spacing w:after="20"/>
+              <w:jc w:val="center"/>
+            </w:pPr>
+            <w:r>
+              <w:rPr>
+                <w:rFonts w:ascii="Calibri" w:hAnsi="Calibri"/>
+                <w:b/>
+                <w:sz w:val="18"/>
+              </w:rPr>
+              <w:t>+3.36</w:t>
+            </w:r>
+          </w:p>
+        </w:tc>
+        <w:tc>
+          <w:tcPr>
+            <w:tcW w:type="dxa" w:w="1930"/>
+            <w:shd w:val="clear" w:color="auto" w:fill="EEF2F8"/>
+          </w:tcPr>
+          <w:p>
+            <w:pPr>
+              <w:spacing w:after="20"/>
+              <w:jc w:val="center"/>
+            </w:pPr>
+            <w:r>
+              <w:rPr>
+                <w:rFonts w:ascii="Calibri" w:hAnsi="Calibri"/>
+                <w:sz w:val="18"/>
+              </w:rPr>
+              <w:t>both up</w:t>
+            </w:r>
+          </w:p>
+        </w:tc>
+      </w:tr>
+      <w:tr>
+        <w:trPr>
+          <w:cantSplit/>
+        </w:trPr>
+        <w:tc>
+          <w:tcPr>
+            <w:tcW w:type="dxa" w:w="1930"/>
+          </w:tcPr>
+          <w:p>
+            <w:pPr>
+              <w:spacing w:after="20"/>
+            </w:pPr>
+            <w:r>
+              <w:rPr>
+                <w:rFonts w:ascii="Calibri" w:hAnsi="Calibri"/>
+                <w:sz w:val="18"/>
+              </w:rPr>
+              <w:t>placebo</w:t>
+            </w:r>
+          </w:p>
+        </w:tc>
+        <w:tc>
+          <w:tcPr>
+            <w:tcW w:type="dxa" w:w="1930"/>
+          </w:tcPr>
+          <w:p>
+            <w:pPr>
+              <w:spacing w:after="20"/>
+              <w:jc w:val="center"/>
+            </w:pPr>
+            <w:r>
+              <w:rPr>
+                <w:rFonts w:ascii="Calibri" w:hAnsi="Calibri"/>
+                <w:sz w:val="18"/>
+              </w:rPr>
+              <w:t>2.5</w:t>
+            </w:r>
+          </w:p>
+        </w:tc>
+        <w:tc>
+          <w:tcPr>
+            <w:tcW w:type="dxa" w:w="1930"/>
+          </w:tcPr>
+          <w:p>
+            <w:pPr>
+              <w:spacing w:after="20"/>
+              <w:jc w:val="center"/>
+            </w:pPr>
+            <w:r>
+              <w:rPr>
+                <w:rFonts w:ascii="Calibri" w:hAnsi="Calibri"/>
+                <w:sz w:val="18"/>
+              </w:rPr>
+              <w:t>+2.09</w:t>
+            </w:r>
+          </w:p>
+        </w:tc>
+        <w:tc>
+          <w:tcPr>
+            <w:tcW w:type="dxa" w:w="1930"/>
+          </w:tcPr>
+          <w:p>
+            <w:pPr>
+              <w:spacing w:after="20"/>
+              <w:jc w:val="center"/>
+            </w:pPr>
+            <w:r>
+              <w:rPr>
+                <w:rFonts w:ascii="Calibri" w:hAnsi="Calibri"/>
+                <w:b/>
+                <w:sz w:val="18"/>
+              </w:rPr>
+              <w:t>+3.22</w:t>
+            </w:r>
+          </w:p>
+        </w:tc>
+        <w:tc>
+          <w:tcPr>
+            <w:tcW w:type="dxa" w:w="1930"/>
+          </w:tcPr>
+          <w:p>
+            <w:pPr>
+              <w:spacing w:after="20"/>
+              <w:jc w:val="center"/>
+            </w:pPr>
+            <w:r>
+              <w:rPr>
+                <w:rFonts w:ascii="Calibri" w:hAnsi="Calibri"/>
+                <w:sz w:val="18"/>
+              </w:rPr>
+              <w:t>both up</w:t>
+            </w:r>
+          </w:p>
+        </w:tc>
+      </w:tr>
+      <w:tr>
+        <w:trPr>
+          <w:cantSplit/>
+        </w:trPr>
+        <w:tc>
+          <w:tcPr>
+            <w:tcW w:type="dxa" w:w="1930"/>
+            <w:shd w:val="clear" w:color="auto" w:fill="EEF2F8"/>
+          </w:tcPr>
+          <w:p>
+            <w:pPr>
+              <w:spacing w:after="20"/>
+            </w:pPr>
+            <w:r>
+              <w:rPr>
+                <w:rFonts w:ascii="Calibri" w:hAnsi="Calibri"/>
+                <w:sz w:val="18"/>
+              </w:rPr>
+              <w:t>placebo</w:t>
+            </w:r>
+          </w:p>
+        </w:tc>
+        <w:tc>
+          <w:tcPr>
+            <w:tcW w:type="dxa" w:w="1930"/>
+            <w:shd w:val="clear" w:color="auto" w:fill="EEF2F8"/>
+          </w:tcPr>
+          <w:p>
+            <w:pPr>
+              <w:spacing w:after="20"/>
+              <w:jc w:val="center"/>
+            </w:pPr>
+            <w:r>
+              <w:rPr>
+                <w:rFonts w:ascii="Calibri" w:hAnsi="Calibri"/>
+                <w:sz w:val="18"/>
+              </w:rPr>
+              <w:t>4.0</w:t>
+            </w:r>
+          </w:p>
+        </w:tc>
+        <w:tc>
+          <w:tcPr>
+            <w:tcW w:type="dxa" w:w="1930"/>
+            <w:shd w:val="clear" w:color="auto" w:fill="EEF2F8"/>
+          </w:tcPr>
+          <w:p>
+            <w:pPr>
+              <w:spacing w:after="20"/>
+              <w:jc w:val="center"/>
+            </w:pPr>
+            <w:r>
+              <w:rPr>
+                <w:rFonts w:ascii="Calibri" w:hAnsi="Calibri"/>
+                <w:sz w:val="18"/>
+              </w:rPr>
+              <w:t>+3.50</w:t>
+            </w:r>
+          </w:p>
+        </w:tc>
+        <w:tc>
+          <w:tcPr>
+            <w:tcW w:type="dxa" w:w="1930"/>
+            <w:shd w:val="clear" w:color="auto" w:fill="EEF2F8"/>
+          </w:tcPr>
+          <w:p>
+            <w:pPr>
+              <w:spacing w:after="20"/>
+              <w:jc w:val="center"/>
+            </w:pPr>
+            <w:r>
+              <w:rPr>
+                <w:rFonts w:ascii="Calibri" w:hAnsi="Calibri"/>
+                <w:b/>
+                <w:sz w:val="18"/>
+              </w:rPr>
+              <w:t>+4.25</w:t>
+            </w:r>
+          </w:p>
+        </w:tc>
+        <w:tc>
+          <w:tcPr>
+            <w:tcW w:type="dxa" w:w="1930"/>
+            <w:shd w:val="clear" w:color="auto" w:fill="EEF2F8"/>
+          </w:tcPr>
+          <w:p>
+            <w:pPr>
+              <w:spacing w:after="20"/>
+              <w:jc w:val="center"/>
+            </w:pPr>
+            <w:r>
+              <w:rPr>
+                <w:rFonts w:ascii="Calibri" w:hAnsi="Calibri"/>
+                <w:sz w:val="18"/>
+              </w:rPr>
+              <w:t>both up</w:t>
+            </w:r>
+          </w:p>
+        </w:tc>
+      </w:tr>
+      <w:tr>
+        <w:trPr>
+          <w:cantSplit/>
+        </w:trPr>
+        <w:tc>
+          <w:tcPr>
+            <w:tcW w:type="dxa" w:w="1930"/>
+          </w:tcPr>
+          <w:p>
+            <w:pPr>
+              <w:spacing w:after="20"/>
+            </w:pPr>
+            <w:r>
+              <w:rPr>
+                <w:rFonts w:ascii="Calibri" w:hAnsi="Calibri"/>
+                <w:sz w:val="18"/>
+              </w:rPr>
+              <w:t>permuted null</w:t>
+            </w:r>
+          </w:p>
+        </w:tc>
+        <w:tc>
+          <w:tcPr>
+            <w:tcW w:type="dxa" w:w="1930"/>
+          </w:tcPr>
+          <w:p>
+            <w:pPr>
+              <w:spacing w:after="20"/>
+              <w:jc w:val="center"/>
+            </w:pPr>
+            <w:r>
+              <w:rPr>
+                <w:rFonts w:ascii="Calibri" w:hAnsi="Calibri"/>
+                <w:sz w:val="18"/>
+              </w:rPr>
+              <w:t>2.5</w:t>
+            </w:r>
+          </w:p>
+        </w:tc>
+        <w:tc>
+          <w:tcPr>
+            <w:tcW w:type="dxa" w:w="1930"/>
+          </w:tcPr>
+          <w:p>
+            <w:pPr>
+              <w:spacing w:after="20"/>
+              <w:jc w:val="center"/>
+            </w:pPr>
+            <w:r>
+              <w:rPr>
+                <w:rFonts w:ascii="Calibri" w:hAnsi="Calibri"/>
+                <w:sz w:val="18"/>
+              </w:rPr>
+              <w:t>+0.32</w:t>
+            </w:r>
+          </w:p>
+        </w:tc>
+        <w:tc>
+          <w:tcPr>
+            <w:tcW w:type="dxa" w:w="1930"/>
+          </w:tcPr>
+          <w:p>
+            <w:pPr>
+              <w:spacing w:after="20"/>
+              <w:jc w:val="center"/>
+            </w:pPr>
+            <w:r>
+              <w:rPr>
+                <w:rFonts w:ascii="Calibri" w:hAnsi="Calibri"/>
+                <w:sz w:val="18"/>
+              </w:rPr>
+              <w:t>+0.22</w:t>
+            </w:r>
+          </w:p>
+        </w:tc>
+        <w:tc>
+          <w:tcPr>
+            <w:tcW w:type="dxa" w:w="1930"/>
+          </w:tcPr>
+          <w:p>
+            <w:pPr>
+              <w:spacing w:after="20"/>
+              <w:jc w:val="center"/>
+            </w:pPr>
+            <w:r>
+              <w:rPr>
+                <w:rFonts w:ascii="Calibri" w:hAnsi="Calibri"/>
+                <w:sz w:val="18"/>
+              </w:rPr>
+              <w:t>no effect</w:t>
+            </w:r>
+          </w:p>
+        </w:tc>
+      </w:tr>
+    </w:tbl>
+    <w:p>
+      <w:pPr>
+        <w:spacing w:after="40"/>
+      </w:pPr>
+    </w:p>
+    <w:p>
+      <w:pPr>
+        <w:spacing w:after="100"/>
+      </w:pPr>
+      <w:r>
+        <w:rPr>
+          <w:rFonts w:ascii="Calibri" w:hAnsi="Calibri"/>
+          <w:sz w:val="19"/>
+        </w:rPr>
+        <w:t>Both rise, by nearly the same amount, in both the real and placebo arms.</w:t>
+      </w:r>
+    </w:p>
+    <w:p>
+      <w:pPr>
+        <w:spacing w:after="100"/>
+      </w:pPr>
+      <w:r>
+        <w:rPr>
+          <w:rFonts w:ascii="Calibri" w:hAnsi="Calibri"/>
+          <w:b/>
+          <w:sz w:val="19"/>
+        </w:rPr>
+        <w:t>The contradiction pair makes it concrete.</w:t>
+      </w:r>
+      <w:r>
+        <w:rPr>
+          <w:rFonts w:ascii="Calibri" w:hAnsi="Calibri"/>
+          <w:sz w:val="19"/>
+        </w:rPr>
+        <w:t xml:space="preserve"> Steering simultaneously raises agreement with two incompatible statements:</w:t>
+      </w:r>
+    </w:p>
+    <w:tbl>
+      <w:tblPr>
+        <w:tblW w:type="auto" w:w="0"/>
+        <w:jc w:val="left"/>
+        <w:tblLayout w:type="fixed"/>
+        <w:tblLook w:firstColumn="1" w:firstRow="1" w:lastColumn="0" w:lastRow="0" w:noHBand="0" w:noVBand="1" w:val="04A0"/>
+      </w:tblPr>
+      <w:tblGrid>
+        <w:gridCol w:w="3216"/>
+        <w:gridCol w:w="3216"/>
+        <w:gridCol w:w="3216"/>
+      </w:tblGrid>
+      <w:tr>
+        <w:trPr>
+          <w:tblHeader/>
+          <w:cantSplit/>
+        </w:trPr>
+        <w:tc>
+          <w:tcPr>
+            <w:tcW w:type="dxa" w:w="2952"/>
+            <w:shd w:val="clear" w:color="auto" w:fill="1F3864"/>
+          </w:tcPr>
+          <w:p>
+            <w:pPr>
+              <w:spacing w:after="20"/>
+            </w:pPr>
+            <w:r>
+              <w:rPr>
+                <w:rFonts w:ascii="Calibri" w:hAnsi="Calibri"/>
+                <w:b/>
+                <w:color w:val="FFFFFF"/>
+                <w:sz w:val="18"/>
+              </w:rPr>
+              <w:t>item</w:t>
+            </w:r>
+          </w:p>
+        </w:tc>
+        <w:tc>
+          <w:tcPr>
+            <w:tcW w:type="dxa" w:w="3348"/>
+            <w:shd w:val="clear" w:color="auto" w:fill="1F3864"/>
+          </w:tcPr>
+          <w:p>
+            <w:pPr>
+              <w:spacing w:after="20"/>
+            </w:pPr>
+            <w:r>
+              <w:rPr>
+                <w:rFonts w:ascii="Calibri" w:hAnsi="Calibri"/>
+                <w:b/>
+                <w:color w:val="FFFFFF"/>
+                <w:sz w:val="18"/>
+              </w:rPr>
+              <w:t>baseline</w:t>
+            </w:r>
+          </w:p>
+        </w:tc>
+        <w:tc>
+          <w:tcPr>
+            <w:tcW w:type="dxa" w:w="3348"/>
+            <w:shd w:val="clear" w:color="auto" w:fill="1F3864"/>
+          </w:tcPr>
+          <w:p>
+            <w:pPr>
+              <w:spacing w:after="20"/>
+            </w:pPr>
+            <w:r>
+              <w:rPr>
+                <w:rFonts w:ascii="Calibri" w:hAnsi="Calibri"/>
+                <w:b/>
+                <w:color w:val="FFFFFF"/>
+                <w:sz w:val="18"/>
+              </w:rPr>
+              <w:t>c=4</w:t>
+            </w:r>
+          </w:p>
+        </w:tc>
+      </w:tr>
+      <w:tr>
+        <w:trPr>
+          <w:cantSplit/>
+        </w:trPr>
+        <w:tc>
+          <w:tcPr>
+            <w:tcW w:type="dxa" w:w="2952"/>
+          </w:tcPr>
+          <w:p>
+            <w:pPr>
+              <w:spacing w:after="20"/>
+            </w:pPr>
+            <w:r>
+              <w:rPr>
+                <w:rFonts w:ascii="Calibri" w:hAnsi="Calibri"/>
+                <w:sz w:val="18"/>
+              </w:rPr>
+              <w:t>"There is a God who concerns Himself with every human being personally"</w:t>
+            </w:r>
+          </w:p>
+        </w:tc>
+        <w:tc>
+          <w:tcPr>
+            <w:tcW w:type="dxa" w:w="3348"/>
+          </w:tcPr>
+          <w:p>
+            <w:pPr>
+              <w:spacing w:after="20"/>
+            </w:pPr>
+            <w:r>
+              <w:rPr>
+                <w:rFonts w:ascii="Calibri" w:hAnsi="Calibri"/>
+                <w:sz w:val="18"/>
+              </w:rPr>
+              <w:t>2.12</w:t>
+            </w:r>
+          </w:p>
+        </w:tc>
+        <w:tc>
+          <w:tcPr>
+            <w:tcW w:type="dxa" w:w="3348"/>
+          </w:tcPr>
+          <w:p>
+            <w:pPr>
+              <w:spacing w:after="20"/>
+            </w:pPr>
+            <w:r>
+              <w:rPr>
+                <w:rFonts w:ascii="Calibri" w:hAnsi="Calibri"/>
+                <w:b/>
+                <w:sz w:val="18"/>
+              </w:rPr>
+              <w:t>9.81</w:t>
+            </w:r>
+          </w:p>
+        </w:tc>
+      </w:tr>
+      <w:tr>
+        <w:trPr>
+          <w:cantSplit/>
+        </w:trPr>
+        <w:tc>
+          <w:tcPr>
+            <w:tcW w:type="dxa" w:w="2952"/>
+            <w:shd w:val="clear" w:color="auto" w:fill="EEF2F8"/>
+          </w:tcPr>
+          <w:p>
+            <w:pPr>
+              <w:spacing w:after="20"/>
+            </w:pPr>
+            <w:r>
+              <w:rPr>
+                <w:rFonts w:ascii="Calibri" w:hAnsi="Calibri"/>
+                <w:sz w:val="18"/>
+              </w:rPr>
+              <w:t>"In my opinion, life does not serve any purpose"</w:t>
+            </w:r>
+          </w:p>
+        </w:tc>
+        <w:tc>
+          <w:tcPr>
+            <w:tcW w:type="dxa" w:w="3348"/>
+            <w:shd w:val="clear" w:color="auto" w:fill="EEF2F8"/>
+          </w:tcPr>
+          <w:p>
+            <w:pPr>
+              <w:spacing w:after="20"/>
+            </w:pPr>
+            <w:r>
+              <w:rPr>
+                <w:rFonts w:ascii="Calibri" w:hAnsi="Calibri"/>
+                <w:sz w:val="18"/>
+              </w:rPr>
+              <w:t>0.04</w:t>
+            </w:r>
+          </w:p>
+        </w:tc>
+        <w:tc>
+          <w:tcPr>
+            <w:tcW w:type="dxa" w:w="3348"/>
+            <w:shd w:val="clear" w:color="auto" w:fill="EEF2F8"/>
+          </w:tcPr>
+          <w:p>
+            <w:pPr>
+              <w:spacing w:after="20"/>
+            </w:pPr>
+            <w:r>
+              <w:rPr>
+                <w:rFonts w:ascii="Calibri" w:hAnsi="Calibri"/>
+                <w:b/>
+                <w:sz w:val="18"/>
+              </w:rPr>
+              <w:t>4.37</w:t>
+            </w:r>
+          </w:p>
+        </w:tc>
+      </w:tr>
+    </w:tbl>
+    <w:p>
+      <w:pPr>
+        <w:spacing w:after="40"/>
+      </w:pPr>
+    </w:p>
+    <w:p>
+      <w:pPr>
+        <w:spacing w:after="100"/>
+      </w:pPr>
+      <w:r>
+        <w:rPr>
+          <w:rFonts w:ascii="Calibri" w:hAnsi="Calibri"/>
+          <w:sz w:val="19"/>
+        </w:rPr>
+        <w:t xml:space="preserve">This matters more than the other outcomes because it uses </w:t>
+      </w:r>
+      <w:r>
+        <w:rPr>
+          <w:rFonts w:ascii="Calibri" w:hAnsi="Calibri"/>
+          <w:b/>
+          <w:sz w:val="19"/>
+        </w:rPr>
+        <w:t>their items, unmodified</w:t>
+      </w:r>
+      <w:r>
+        <w:rPr>
+          <w:rFonts w:ascii="Calibri" w:hAnsi="Calibri"/>
+          <w:sz w:val="19"/>
+        </w:rPr>
+        <w:t xml:space="preserve"> — no reverse wording of ours to dispute. And it bears on their Experiment 4 headline directly: a model agreeing with mutually contradictory statements is not more human-like in any ordinary sense. Their ΔKL compares marginal distributions item by item, which cannot detect cross-item incoherence.</w:t>
+      </w:r>
+    </w:p>
+    <w:p>
+      <w:pPr>
+        <w:spacing w:after="100"/>
+      </w:pPr>
+      <w:r>
+        <w:rPr>
+          <w:rFonts w:ascii="Calibri" w:hAnsi="Calibri"/>
+          <w:sz w:val="19"/>
+        </w:rPr>
+        <w:t xml:space="preserve">Caveat: the </w:t>
+      </w:r>
+      <w:r>
+        <w:rPr>
+          <w:rFonts w:ascii="Consolas" w:hAnsi="Consolas"/>
+          <w:sz w:val="19"/>
+        </w:rPr>
+        <w:t>godmeans</w:t>
+      </w:r>
+      <w:r>
+        <w:rPr>
+          <w:rFonts w:ascii="Calibri" w:hAnsi="Calibri"/>
+          <w:sz w:val="19"/>
+        </w:rPr>
+        <w:t>/</w:t>
+      </w:r>
+      <w:r>
+        <w:rPr>
+          <w:rFonts w:ascii="Consolas" w:hAnsi="Consolas"/>
+          <w:sz w:val="19"/>
+        </w:rPr>
+        <w:t>egomeans</w:t>
+      </w:r>
+      <w:r>
+        <w:rPr>
+          <w:rFonts w:ascii="Calibri" w:hAnsi="Calibri"/>
+          <w:sz w:val="19"/>
+        </w:rPr>
+        <w:t xml:space="preserve"> pair is floored/ceilinged at baseline (0.00 / 10.00) so it has no room to move; theism/nihilism is the informative pair.</w:t>
       </w:r>
     </w:p>
     <w:p>

--- a/RESULTS.docx
+++ b/RESULTS.docx
@@ -1880,6 +1880,1351 @@
           <w:color w:val="1F3864"/>
           <w:sz w:val="22"/>
         </w:rPr>
+        <w:t>Experiment 4 (KL to humans) — attempted, NOT reproduced</w:t>
+      </w:r>
+    </w:p>
+    <w:p>
+      <w:pPr>
+        <w:spacing w:after="100"/>
+      </w:pPr>
+      <w:r>
+        <w:rPr>
+          <w:rFonts w:ascii="Calibri" w:hAnsi="Calibri"/>
+          <w:sz w:val="19"/>
+        </w:rPr>
+        <w:t xml:space="preserve">Their Experiment 4 reports steering moving the model's GSS answers closer to the human population, pooled ΔKL = </w:t>
+      </w:r>
+      <w:r>
+        <w:rPr>
+          <w:rFonts w:ascii="Calibri" w:hAnsi="Calibri"/>
+          <w:b/>
+          <w:sz w:val="19"/>
+        </w:rPr>
+        <w:t>+0.828</w:t>
+      </w:r>
+      <w:r>
+        <w:rPr>
+          <w:rFonts w:ascii="Calibri" w:hAnsi="Calibri"/>
+          <w:sz w:val="19"/>
+        </w:rPr>
+        <w:t xml:space="preserve">. We rebuilt that measurement with the real human distributions (GSS 1972–2024 cumulative, 75,699 respondents, restricted to their own year windows; option sets from the Stata value labels; 90 of 95 items usable) and got the </w:t>
+      </w:r>
+      <w:r>
+        <w:rPr>
+          <w:rFonts w:ascii="Calibri" w:hAnsi="Calibri"/>
+          <w:b/>
+          <w:sz w:val="19"/>
+        </w:rPr>
+        <w:t>opposite sign</w:t>
+      </w:r>
+      <w:r>
+        <w:rPr>
+          <w:rFonts w:ascii="Calibri" w:hAnsi="Calibri"/>
+          <w:sz w:val="19"/>
+        </w:rPr>
+        <w:t>.</w:t>
+      </w:r>
+    </w:p>
+    <w:tbl>
+      <w:tblPr>
+        <w:tblW w:type="auto" w:w="0"/>
+        <w:jc w:val="left"/>
+        <w:tblLayout w:type="fixed"/>
+        <w:tblLook w:firstColumn="1" w:firstRow="1" w:lastColumn="0" w:lastRow="0" w:noHBand="0" w:noVBand="1" w:val="04A0"/>
+      </w:tblPr>
+      <w:tblGrid>
+        <w:gridCol w:w="2412"/>
+        <w:gridCol w:w="2412"/>
+        <w:gridCol w:w="2412"/>
+        <w:gridCol w:w="2412"/>
+      </w:tblGrid>
+      <w:tr>
+        <w:trPr>
+          <w:tblHeader/>
+          <w:cantSplit/>
+        </w:trPr>
+        <w:tc>
+          <w:tcPr>
+            <w:tcW w:type="dxa" w:w="2412"/>
+            <w:shd w:val="clear" w:color="auto" w:fill="1F3864"/>
+          </w:tcPr>
+          <w:p>
+            <w:pPr>
+              <w:spacing w:after="20"/>
+            </w:pPr>
+            <w:r>
+              <w:rPr>
+                <w:rFonts w:ascii="Calibri" w:hAnsi="Calibri"/>
+                <w:b/>
+                <w:color w:val="FFFFFF"/>
+                <w:sz w:val="18"/>
+              </w:rPr>
+              <w:t>arm</w:t>
+            </w:r>
+          </w:p>
+        </w:tc>
+        <w:tc>
+          <w:tcPr>
+            <w:tcW w:type="dxa" w:w="2412"/>
+            <w:shd w:val="clear" w:color="auto" w:fill="1F3864"/>
+          </w:tcPr>
+          <w:p>
+            <w:pPr>
+              <w:spacing w:after="20"/>
+              <w:jc w:val="center"/>
+            </w:pPr>
+            <w:r>
+              <w:rPr>
+                <w:rFonts w:ascii="Calibri" w:hAnsi="Calibri"/>
+                <w:b/>
+                <w:color w:val="FFFFFF"/>
+                <w:sz w:val="18"/>
+              </w:rPr>
+              <w:t>c</w:t>
+            </w:r>
+          </w:p>
+        </w:tc>
+        <w:tc>
+          <w:tcPr>
+            <w:tcW w:type="dxa" w:w="2412"/>
+            <w:shd w:val="clear" w:color="auto" w:fill="1F3864"/>
+          </w:tcPr>
+          <w:p>
+            <w:pPr>
+              <w:spacing w:after="20"/>
+              <w:jc w:val="center"/>
+            </w:pPr>
+            <w:r>
+              <w:rPr>
+                <w:rFonts w:ascii="Calibri" w:hAnsi="Calibri"/>
+                <w:b/>
+                <w:color w:val="FFFFFF"/>
+                <w:sz w:val="18"/>
+              </w:rPr>
+              <w:t>pooled ΔKL</w:t>
+            </w:r>
+          </w:p>
+        </w:tc>
+        <w:tc>
+          <w:tcPr>
+            <w:tcW w:type="dxa" w:w="2412"/>
+            <w:shd w:val="clear" w:color="auto" w:fill="1F3864"/>
+          </w:tcPr>
+          <w:p>
+            <w:pPr>
+              <w:spacing w:after="20"/>
+              <w:jc w:val="center"/>
+            </w:pPr>
+            <w:r>
+              <w:rPr>
+                <w:rFonts w:ascii="Calibri" w:hAnsi="Calibri"/>
+                <w:b/>
+                <w:color w:val="FFFFFF"/>
+                <w:sz w:val="18"/>
+              </w:rPr>
+              <w:t>paper</w:t>
+            </w:r>
+          </w:p>
+        </w:tc>
+      </w:tr>
+      <w:tr>
+        <w:trPr>
+          <w:cantSplit/>
+        </w:trPr>
+        <w:tc>
+          <w:tcPr>
+            <w:tcW w:type="dxa" w:w="2412"/>
+          </w:tcPr>
+          <w:p>
+            <w:pPr>
+              <w:spacing w:after="20"/>
+            </w:pPr>
+            <w:r>
+              <w:rPr>
+                <w:rFonts w:ascii="Calibri" w:hAnsi="Calibri"/>
+                <w:sz w:val="18"/>
+              </w:rPr>
+              <w:t>consciousness</w:t>
+            </w:r>
+          </w:p>
+        </w:tc>
+        <w:tc>
+          <w:tcPr>
+            <w:tcW w:type="dxa" w:w="2412"/>
+          </w:tcPr>
+          <w:p>
+            <w:pPr>
+              <w:spacing w:after="20"/>
+              <w:jc w:val="center"/>
+            </w:pPr>
+            <w:r>
+              <w:rPr>
+                <w:rFonts w:ascii="Calibri" w:hAnsi="Calibri"/>
+                <w:sz w:val="18"/>
+              </w:rPr>
+              <w:t>2.5</w:t>
+            </w:r>
+          </w:p>
+        </w:tc>
+        <w:tc>
+          <w:tcPr>
+            <w:tcW w:type="dxa" w:w="2412"/>
+          </w:tcPr>
+          <w:p>
+            <w:pPr>
+              <w:spacing w:after="20"/>
+              <w:jc w:val="center"/>
+            </w:pPr>
+            <w:r>
+              <w:rPr>
+                <w:rFonts w:ascii="Calibri" w:hAnsi="Calibri"/>
+                <w:b/>
+                <w:sz w:val="18"/>
+              </w:rPr>
+              <w:t>−0.141</w:t>
+            </w:r>
+          </w:p>
+        </w:tc>
+        <w:tc>
+          <w:tcPr>
+            <w:tcW w:type="dxa" w:w="2412"/>
+          </w:tcPr>
+          <w:p>
+            <w:pPr>
+              <w:spacing w:after="20"/>
+              <w:jc w:val="center"/>
+            </w:pPr>
+            <w:r>
+              <w:rPr>
+                <w:rFonts w:ascii="Calibri" w:hAnsi="Calibri"/>
+                <w:sz w:val="18"/>
+              </w:rPr>
+              <w:t>+0.828</w:t>
+            </w:r>
+          </w:p>
+        </w:tc>
+      </w:tr>
+      <w:tr>
+        <w:trPr>
+          <w:cantSplit/>
+        </w:trPr>
+        <w:tc>
+          <w:tcPr>
+            <w:tcW w:type="dxa" w:w="2412"/>
+            <w:shd w:val="clear" w:color="auto" w:fill="EEF2F8"/>
+          </w:tcPr>
+          <w:p>
+            <w:pPr>
+              <w:spacing w:after="20"/>
+            </w:pPr>
+            <w:r>
+              <w:rPr>
+                <w:rFonts w:ascii="Calibri" w:hAnsi="Calibri"/>
+                <w:sz w:val="18"/>
+              </w:rPr>
+              <w:t>placebo</w:t>
+            </w:r>
+          </w:p>
+        </w:tc>
+        <w:tc>
+          <w:tcPr>
+            <w:tcW w:type="dxa" w:w="2412"/>
+            <w:shd w:val="clear" w:color="auto" w:fill="EEF2F8"/>
+          </w:tcPr>
+          <w:p>
+            <w:pPr>
+              <w:spacing w:after="20"/>
+              <w:jc w:val="center"/>
+            </w:pPr>
+            <w:r>
+              <w:rPr>
+                <w:rFonts w:ascii="Calibri" w:hAnsi="Calibri"/>
+                <w:sz w:val="18"/>
+              </w:rPr>
+              <w:t>2.5</w:t>
+            </w:r>
+          </w:p>
+        </w:tc>
+        <w:tc>
+          <w:tcPr>
+            <w:tcW w:type="dxa" w:w="2412"/>
+            <w:shd w:val="clear" w:color="auto" w:fill="EEF2F8"/>
+          </w:tcPr>
+          <w:p>
+            <w:pPr>
+              <w:spacing w:after="20"/>
+              <w:jc w:val="center"/>
+            </w:pPr>
+            <w:r>
+              <w:rPr>
+                <w:rFonts w:ascii="Calibri" w:hAnsi="Calibri"/>
+                <w:sz w:val="18"/>
+              </w:rPr>
+              <w:t>−0.177</w:t>
+            </w:r>
+          </w:p>
+        </w:tc>
+        <w:tc>
+          <w:tcPr>
+            <w:tcW w:type="dxa" w:w="2412"/>
+            <w:shd w:val="clear" w:color="auto" w:fill="EEF2F8"/>
+          </w:tcPr>
+          <w:p>
+            <w:pPr>
+              <w:spacing w:after="20"/>
+              <w:jc w:val="center"/>
+            </w:pPr>
+            <w:r>
+              <w:rPr>
+                <w:rFonts w:ascii="Calibri" w:hAnsi="Calibri"/>
+                <w:sz w:val="18"/>
+              </w:rPr>
+              <w:t>+0.828</w:t>
+            </w:r>
+          </w:p>
+        </w:tc>
+      </w:tr>
+      <w:tr>
+        <w:trPr>
+          <w:cantSplit/>
+        </w:trPr>
+        <w:tc>
+          <w:tcPr>
+            <w:tcW w:type="dxa" w:w="2412"/>
+          </w:tcPr>
+          <w:p>
+            <w:pPr>
+              <w:spacing w:after="20"/>
+            </w:pPr>
+            <w:r>
+              <w:rPr>
+                <w:rFonts w:ascii="Calibri" w:hAnsi="Calibri"/>
+                <w:sz w:val="18"/>
+              </w:rPr>
+              <w:t>permuted null</w:t>
+            </w:r>
+          </w:p>
+        </w:tc>
+        <w:tc>
+          <w:tcPr>
+            <w:tcW w:type="dxa" w:w="2412"/>
+          </w:tcPr>
+          <w:p>
+            <w:pPr>
+              <w:spacing w:after="20"/>
+              <w:jc w:val="center"/>
+            </w:pPr>
+            <w:r>
+              <w:rPr>
+                <w:rFonts w:ascii="Calibri" w:hAnsi="Calibri"/>
+                <w:sz w:val="18"/>
+              </w:rPr>
+              <w:t>2.5</w:t>
+            </w:r>
+          </w:p>
+        </w:tc>
+        <w:tc>
+          <w:tcPr>
+            <w:tcW w:type="dxa" w:w="2412"/>
+          </w:tcPr>
+          <w:p>
+            <w:pPr>
+              <w:spacing w:after="20"/>
+              <w:jc w:val="center"/>
+            </w:pPr>
+            <w:r>
+              <w:rPr>
+                <w:rFonts w:ascii="Calibri" w:hAnsi="Calibri"/>
+                <w:sz w:val="18"/>
+              </w:rPr>
+              <w:t>−0.063</w:t>
+            </w:r>
+          </w:p>
+        </w:tc>
+        <w:tc>
+          <w:tcPr>
+            <w:tcW w:type="dxa" w:w="2412"/>
+          </w:tcPr>
+          <w:p>
+            <w:pPr>
+              <w:spacing w:after="20"/>
+              <w:jc w:val="center"/>
+            </w:pPr>
+            <w:r>
+              <w:rPr>
+                <w:rFonts w:ascii="Calibri" w:hAnsi="Calibri"/>
+                <w:sz w:val="18"/>
+              </w:rPr>
+              <w:t>+0.828</w:t>
+            </w:r>
+          </w:p>
+        </w:tc>
+      </w:tr>
+    </w:tbl>
+    <w:p>
+      <w:pPr>
+        <w:spacing w:after="40"/>
+      </w:pPr>
+    </w:p>
+    <w:p>
+      <w:pPr>
+        <w:spacing w:after="100"/>
+      </w:pPr>
+      <w:r>
+        <w:rPr>
+          <w:rFonts w:ascii="Calibri" w:hAnsi="Calibri"/>
+          <w:sz w:val="19"/>
+        </w:rPr>
+        <w:t>Per domain at c=2.5 — note the placebo tracks the consciousness arm everywhere, and exceeds it on Religion:</w:t>
+      </w:r>
+    </w:p>
+    <w:tbl>
+      <w:tblPr>
+        <w:tblW w:type="auto" w:w="0"/>
+        <w:jc w:val="left"/>
+        <w:tblLayout w:type="fixed"/>
+        <w:tblLook w:firstColumn="1" w:firstRow="1" w:lastColumn="0" w:lastRow="0" w:noHBand="0" w:noVBand="1" w:val="04A0"/>
+      </w:tblPr>
+      <w:tblGrid>
+        <w:gridCol w:w="1608"/>
+        <w:gridCol w:w="1608"/>
+        <w:gridCol w:w="1608"/>
+        <w:gridCol w:w="1608"/>
+        <w:gridCol w:w="1608"/>
+        <w:gridCol w:w="1608"/>
+      </w:tblGrid>
+      <w:tr>
+        <w:trPr>
+          <w:tblHeader/>
+          <w:cantSplit/>
+        </w:trPr>
+        <w:tc>
+          <w:tcPr>
+            <w:tcW w:type="dxa" w:w="1608"/>
+            <w:shd w:val="clear" w:color="auto" w:fill="1F3864"/>
+          </w:tcPr>
+          <w:p>
+            <w:pPr>
+              <w:spacing w:after="20"/>
+            </w:pPr>
+            <w:r>
+              <w:rPr>
+                <w:rFonts w:ascii="Calibri" w:hAnsi="Calibri"/>
+                <w:b/>
+                <w:color w:val="FFFFFF"/>
+                <w:sz w:val="18"/>
+              </w:rPr>
+              <w:t>domain</w:t>
+            </w:r>
+          </w:p>
+        </w:tc>
+        <w:tc>
+          <w:tcPr>
+            <w:tcW w:type="dxa" w:w="1608"/>
+            <w:shd w:val="clear" w:color="auto" w:fill="1F3864"/>
+          </w:tcPr>
+          <w:p>
+            <w:pPr>
+              <w:spacing w:after="20"/>
+              <w:jc w:val="center"/>
+            </w:pPr>
+            <w:r>
+              <w:rPr>
+                <w:rFonts w:ascii="Calibri" w:hAnsi="Calibri"/>
+                <w:b/>
+                <w:color w:val="FFFFFF"/>
+                <w:sz w:val="18"/>
+              </w:rPr>
+              <w:t>n</w:t>
+            </w:r>
+          </w:p>
+        </w:tc>
+        <w:tc>
+          <w:tcPr>
+            <w:tcW w:type="dxa" w:w="1608"/>
+            <w:shd w:val="clear" w:color="auto" w:fill="1F3864"/>
+          </w:tcPr>
+          <w:p>
+            <w:pPr>
+              <w:spacing w:after="20"/>
+              <w:jc w:val="center"/>
+            </w:pPr>
+            <w:r>
+              <w:rPr>
+                <w:rFonts w:ascii="Calibri" w:hAnsi="Calibri"/>
+                <w:b/>
+                <w:color w:val="FFFFFF"/>
+                <w:sz w:val="18"/>
+              </w:rPr>
+              <w:t>paper</w:t>
+            </w:r>
+          </w:p>
+        </w:tc>
+        <w:tc>
+          <w:tcPr>
+            <w:tcW w:type="dxa" w:w="1608"/>
+            <w:shd w:val="clear" w:color="auto" w:fill="1F3864"/>
+          </w:tcPr>
+          <w:p>
+            <w:pPr>
+              <w:spacing w:after="20"/>
+              <w:jc w:val="center"/>
+            </w:pPr>
+            <w:r>
+              <w:rPr>
+                <w:rFonts w:ascii="Calibri" w:hAnsi="Calibri"/>
+                <w:b/>
+                <w:color w:val="FFFFFF"/>
+                <w:sz w:val="18"/>
+              </w:rPr>
+              <w:t>consciousness</w:t>
+            </w:r>
+          </w:p>
+        </w:tc>
+        <w:tc>
+          <w:tcPr>
+            <w:tcW w:type="dxa" w:w="1608"/>
+            <w:shd w:val="clear" w:color="auto" w:fill="1F3864"/>
+          </w:tcPr>
+          <w:p>
+            <w:pPr>
+              <w:spacing w:after="20"/>
+              <w:jc w:val="center"/>
+            </w:pPr>
+            <w:r>
+              <w:rPr>
+                <w:rFonts w:ascii="Calibri" w:hAnsi="Calibri"/>
+                <w:b/>
+                <w:color w:val="FFFFFF"/>
+                <w:sz w:val="18"/>
+              </w:rPr>
+              <w:t>placebo</w:t>
+            </w:r>
+          </w:p>
+        </w:tc>
+        <w:tc>
+          <w:tcPr>
+            <w:tcW w:type="dxa" w:w="1608"/>
+            <w:shd w:val="clear" w:color="auto" w:fill="1F3864"/>
+          </w:tcPr>
+          <w:p>
+            <w:pPr>
+              <w:spacing w:after="20"/>
+              <w:jc w:val="center"/>
+            </w:pPr>
+            <w:r>
+              <w:rPr>
+                <w:rFonts w:ascii="Calibri" w:hAnsi="Calibri"/>
+                <w:b/>
+                <w:color w:val="FFFFFF"/>
+                <w:sz w:val="18"/>
+              </w:rPr>
+              <w:t>permuted</w:t>
+            </w:r>
+          </w:p>
+        </w:tc>
+      </w:tr>
+      <w:tr>
+        <w:trPr>
+          <w:cantSplit/>
+        </w:trPr>
+        <w:tc>
+          <w:tcPr>
+            <w:tcW w:type="dxa" w:w="1608"/>
+          </w:tcPr>
+          <w:p>
+            <w:pPr>
+              <w:spacing w:after="20"/>
+            </w:pPr>
+            <w:r>
+              <w:rPr>
+                <w:rFonts w:ascii="Calibri" w:hAnsi="Calibri"/>
+                <w:sz w:val="18"/>
+              </w:rPr>
+              <w:t>Values</w:t>
+            </w:r>
+          </w:p>
+        </w:tc>
+        <w:tc>
+          <w:tcPr>
+            <w:tcW w:type="dxa" w:w="1608"/>
+          </w:tcPr>
+          <w:p>
+            <w:pPr>
+              <w:spacing w:after="20"/>
+              <w:jc w:val="center"/>
+            </w:pPr>
+            <w:r>
+              <w:rPr>
+                <w:rFonts w:ascii="Calibri" w:hAnsi="Calibri"/>
+                <w:sz w:val="18"/>
+              </w:rPr>
+              <w:t>4</w:t>
+            </w:r>
+          </w:p>
+        </w:tc>
+        <w:tc>
+          <w:tcPr>
+            <w:tcW w:type="dxa" w:w="1608"/>
+          </w:tcPr>
+          <w:p>
+            <w:pPr>
+              <w:spacing w:after="20"/>
+              <w:jc w:val="center"/>
+            </w:pPr>
+            <w:r>
+              <w:rPr>
+                <w:rFonts w:ascii="Calibri" w:hAnsi="Calibri"/>
+                <w:sz w:val="18"/>
+              </w:rPr>
+              <w:t>+1.42</w:t>
+            </w:r>
+          </w:p>
+        </w:tc>
+        <w:tc>
+          <w:tcPr>
+            <w:tcW w:type="dxa" w:w="1608"/>
+          </w:tcPr>
+          <w:p>
+            <w:pPr>
+              <w:spacing w:after="20"/>
+              <w:jc w:val="center"/>
+            </w:pPr>
+            <w:r>
+              <w:rPr>
+                <w:rFonts w:ascii="Calibri" w:hAnsi="Calibri"/>
+                <w:sz w:val="18"/>
+              </w:rPr>
+              <w:t>−0.235</w:t>
+            </w:r>
+          </w:p>
+        </w:tc>
+        <w:tc>
+          <w:tcPr>
+            <w:tcW w:type="dxa" w:w="1608"/>
+          </w:tcPr>
+          <w:p>
+            <w:pPr>
+              <w:spacing w:after="20"/>
+              <w:jc w:val="center"/>
+            </w:pPr>
+            <w:r>
+              <w:rPr>
+                <w:rFonts w:ascii="Calibri" w:hAnsi="Calibri"/>
+                <w:sz w:val="18"/>
+              </w:rPr>
+              <w:t>−0.434</w:t>
+            </w:r>
+          </w:p>
+        </w:tc>
+        <w:tc>
+          <w:tcPr>
+            <w:tcW w:type="dxa" w:w="1608"/>
+          </w:tcPr>
+          <w:p>
+            <w:pPr>
+              <w:spacing w:after="20"/>
+              <w:jc w:val="center"/>
+            </w:pPr>
+            <w:r>
+              <w:rPr>
+                <w:rFonts w:ascii="Calibri" w:hAnsi="Calibri"/>
+                <w:sz w:val="18"/>
+              </w:rPr>
+              <w:t>+0.166</w:t>
+            </w:r>
+          </w:p>
+        </w:tc>
+      </w:tr>
+      <w:tr>
+        <w:trPr>
+          <w:cantSplit/>
+        </w:trPr>
+        <w:tc>
+          <w:tcPr>
+            <w:tcW w:type="dxa" w:w="1608"/>
+            <w:shd w:val="clear" w:color="auto" w:fill="EEF2F8"/>
+          </w:tcPr>
+          <w:p>
+            <w:pPr>
+              <w:spacing w:after="20"/>
+            </w:pPr>
+            <w:r>
+              <w:rPr>
+                <w:rFonts w:ascii="Calibri" w:hAnsi="Calibri"/>
+                <w:sz w:val="18"/>
+              </w:rPr>
+              <w:t>Feelings</w:t>
+            </w:r>
+          </w:p>
+        </w:tc>
+        <w:tc>
+          <w:tcPr>
+            <w:tcW w:type="dxa" w:w="1608"/>
+            <w:shd w:val="clear" w:color="auto" w:fill="EEF2F8"/>
+          </w:tcPr>
+          <w:p>
+            <w:pPr>
+              <w:spacing w:after="20"/>
+              <w:jc w:val="center"/>
+            </w:pPr>
+            <w:r>
+              <w:rPr>
+                <w:rFonts w:ascii="Calibri" w:hAnsi="Calibri"/>
+                <w:sz w:val="18"/>
+              </w:rPr>
+              <w:t>28</w:t>
+            </w:r>
+          </w:p>
+        </w:tc>
+        <w:tc>
+          <w:tcPr>
+            <w:tcW w:type="dxa" w:w="1608"/>
+            <w:shd w:val="clear" w:color="auto" w:fill="EEF2F8"/>
+          </w:tcPr>
+          <w:p>
+            <w:pPr>
+              <w:spacing w:after="20"/>
+              <w:jc w:val="center"/>
+            </w:pPr>
+            <w:r>
+              <w:rPr>
+                <w:rFonts w:ascii="Calibri" w:hAnsi="Calibri"/>
+                <w:sz w:val="18"/>
+              </w:rPr>
+              <w:t>+0.89</w:t>
+            </w:r>
+          </w:p>
+        </w:tc>
+        <w:tc>
+          <w:tcPr>
+            <w:tcW w:type="dxa" w:w="1608"/>
+            <w:shd w:val="clear" w:color="auto" w:fill="EEF2F8"/>
+          </w:tcPr>
+          <w:p>
+            <w:pPr>
+              <w:spacing w:after="20"/>
+              <w:jc w:val="center"/>
+            </w:pPr>
+            <w:r>
+              <w:rPr>
+                <w:rFonts w:ascii="Calibri" w:hAnsi="Calibri"/>
+                <w:sz w:val="18"/>
+              </w:rPr>
+              <w:t>−0.484</w:t>
+            </w:r>
+          </w:p>
+        </w:tc>
+        <w:tc>
+          <w:tcPr>
+            <w:tcW w:type="dxa" w:w="1608"/>
+            <w:shd w:val="clear" w:color="auto" w:fill="EEF2F8"/>
+          </w:tcPr>
+          <w:p>
+            <w:pPr>
+              <w:spacing w:after="20"/>
+              <w:jc w:val="center"/>
+            </w:pPr>
+            <w:r>
+              <w:rPr>
+                <w:rFonts w:ascii="Calibri" w:hAnsi="Calibri"/>
+                <w:sz w:val="18"/>
+              </w:rPr>
+              <w:t>−0.490</w:t>
+            </w:r>
+          </w:p>
+        </w:tc>
+        <w:tc>
+          <w:tcPr>
+            <w:tcW w:type="dxa" w:w="1608"/>
+            <w:shd w:val="clear" w:color="auto" w:fill="EEF2F8"/>
+          </w:tcPr>
+          <w:p>
+            <w:pPr>
+              <w:spacing w:after="20"/>
+              <w:jc w:val="center"/>
+            </w:pPr>
+            <w:r>
+              <w:rPr>
+                <w:rFonts w:ascii="Calibri" w:hAnsi="Calibri"/>
+                <w:sz w:val="18"/>
+              </w:rPr>
+              <w:t>−0.132</w:t>
+            </w:r>
+          </w:p>
+        </w:tc>
+      </w:tr>
+      <w:tr>
+        <w:trPr>
+          <w:cantSplit/>
+        </w:trPr>
+        <w:tc>
+          <w:tcPr>
+            <w:tcW w:type="dxa" w:w="1608"/>
+          </w:tcPr>
+          <w:p>
+            <w:pPr>
+              <w:spacing w:after="20"/>
+            </w:pPr>
+            <w:r>
+              <w:rPr>
+                <w:rFonts w:ascii="Calibri" w:hAnsi="Calibri"/>
+                <w:sz w:val="18"/>
+              </w:rPr>
+              <w:t>Religion</w:t>
+            </w:r>
+          </w:p>
+        </w:tc>
+        <w:tc>
+          <w:tcPr>
+            <w:tcW w:type="dxa" w:w="1608"/>
+          </w:tcPr>
+          <w:p>
+            <w:pPr>
+              <w:spacing w:after="20"/>
+              <w:jc w:val="center"/>
+            </w:pPr>
+            <w:r>
+              <w:rPr>
+                <w:rFonts w:ascii="Calibri" w:hAnsi="Calibri"/>
+                <w:sz w:val="18"/>
+              </w:rPr>
+              <w:t>42</w:t>
+            </w:r>
+          </w:p>
+        </w:tc>
+        <w:tc>
+          <w:tcPr>
+            <w:tcW w:type="dxa" w:w="1608"/>
+          </w:tcPr>
+          <w:p>
+            <w:pPr>
+              <w:spacing w:after="20"/>
+              <w:jc w:val="center"/>
+            </w:pPr>
+            <w:r>
+              <w:rPr>
+                <w:rFonts w:ascii="Calibri" w:hAnsi="Calibri"/>
+                <w:sz w:val="18"/>
+              </w:rPr>
+              <w:t>+0.83</w:t>
+            </w:r>
+          </w:p>
+        </w:tc>
+        <w:tc>
+          <w:tcPr>
+            <w:tcW w:type="dxa" w:w="1608"/>
+          </w:tcPr>
+          <w:p>
+            <w:pPr>
+              <w:spacing w:after="20"/>
+              <w:jc w:val="center"/>
+            </w:pPr>
+            <w:r>
+              <w:rPr>
+                <w:rFonts w:ascii="Calibri" w:hAnsi="Calibri"/>
+                <w:b/>
+                <w:sz w:val="18"/>
+              </w:rPr>
+              <w:t>+0.114</w:t>
+            </w:r>
+          </w:p>
+        </w:tc>
+        <w:tc>
+          <w:tcPr>
+            <w:tcW w:type="dxa" w:w="1608"/>
+          </w:tcPr>
+          <w:p>
+            <w:pPr>
+              <w:spacing w:after="20"/>
+              <w:jc w:val="center"/>
+            </w:pPr>
+            <w:r>
+              <w:rPr>
+                <w:rFonts w:ascii="Calibri" w:hAnsi="Calibri"/>
+                <w:b/>
+                <w:sz w:val="18"/>
+              </w:rPr>
+              <w:t>+0.151</w:t>
+            </w:r>
+          </w:p>
+        </w:tc>
+        <w:tc>
+          <w:tcPr>
+            <w:tcW w:type="dxa" w:w="1608"/>
+          </w:tcPr>
+          <w:p>
+            <w:pPr>
+              <w:spacing w:after="20"/>
+              <w:jc w:val="center"/>
+            </w:pPr>
+            <w:r>
+              <w:rPr>
+                <w:rFonts w:ascii="Calibri" w:hAnsi="Calibri"/>
+                <w:sz w:val="18"/>
+              </w:rPr>
+              <w:t>−0.086</w:t>
+            </w:r>
+          </w:p>
+        </w:tc>
+      </w:tr>
+      <w:tr>
+        <w:trPr>
+          <w:cantSplit/>
+        </w:trPr>
+        <w:tc>
+          <w:tcPr>
+            <w:tcW w:type="dxa" w:w="1608"/>
+            <w:shd w:val="clear" w:color="auto" w:fill="EEF2F8"/>
+          </w:tcPr>
+          <w:p>
+            <w:pPr>
+              <w:spacing w:after="20"/>
+            </w:pPr>
+            <w:r>
+              <w:rPr>
+                <w:rFonts w:ascii="Calibri" w:hAnsi="Calibri"/>
+                <w:sz w:val="18"/>
+              </w:rPr>
+              <w:t>Hope and Optimism</w:t>
+            </w:r>
+          </w:p>
+        </w:tc>
+        <w:tc>
+          <w:tcPr>
+            <w:tcW w:type="dxa" w:w="1608"/>
+            <w:shd w:val="clear" w:color="auto" w:fill="EEF2F8"/>
+          </w:tcPr>
+          <w:p>
+            <w:pPr>
+              <w:spacing w:after="20"/>
+              <w:jc w:val="center"/>
+            </w:pPr>
+            <w:r>
+              <w:rPr>
+                <w:rFonts w:ascii="Calibri" w:hAnsi="Calibri"/>
+                <w:sz w:val="18"/>
+              </w:rPr>
+              <w:t>12</w:t>
+            </w:r>
+          </w:p>
+        </w:tc>
+        <w:tc>
+          <w:tcPr>
+            <w:tcW w:type="dxa" w:w="1608"/>
+            <w:shd w:val="clear" w:color="auto" w:fill="EEF2F8"/>
+          </w:tcPr>
+          <w:p>
+            <w:pPr>
+              <w:spacing w:after="20"/>
+              <w:jc w:val="center"/>
+            </w:pPr>
+            <w:r>
+              <w:rPr>
+                <w:rFonts w:ascii="Calibri" w:hAnsi="Calibri"/>
+                <w:sz w:val="18"/>
+              </w:rPr>
+              <w:t>+0.63</w:t>
+            </w:r>
+          </w:p>
+        </w:tc>
+        <w:tc>
+          <w:tcPr>
+            <w:tcW w:type="dxa" w:w="1608"/>
+            <w:shd w:val="clear" w:color="auto" w:fill="EEF2F8"/>
+          </w:tcPr>
+          <w:p>
+            <w:pPr>
+              <w:spacing w:after="20"/>
+              <w:jc w:val="center"/>
+            </w:pPr>
+            <w:r>
+              <w:rPr>
+                <w:rFonts w:ascii="Calibri" w:hAnsi="Calibri"/>
+                <w:sz w:val="18"/>
+              </w:rPr>
+              <w:t>−0.395</w:t>
+            </w:r>
+          </w:p>
+        </w:tc>
+        <w:tc>
+          <w:tcPr>
+            <w:tcW w:type="dxa" w:w="1608"/>
+            <w:shd w:val="clear" w:color="auto" w:fill="EEF2F8"/>
+          </w:tcPr>
+          <w:p>
+            <w:pPr>
+              <w:spacing w:after="20"/>
+              <w:jc w:val="center"/>
+            </w:pPr>
+            <w:r>
+              <w:rPr>
+                <w:rFonts w:ascii="Calibri" w:hAnsi="Calibri"/>
+                <w:sz w:val="18"/>
+              </w:rPr>
+              <w:t>−0.574</w:t>
+            </w:r>
+          </w:p>
+        </w:tc>
+        <w:tc>
+          <w:tcPr>
+            <w:tcW w:type="dxa" w:w="1608"/>
+            <w:shd w:val="clear" w:color="auto" w:fill="EEF2F8"/>
+          </w:tcPr>
+          <w:p>
+            <w:pPr>
+              <w:spacing w:after="20"/>
+              <w:jc w:val="center"/>
+            </w:pPr>
+            <w:r>
+              <w:rPr>
+                <w:rFonts w:ascii="Calibri" w:hAnsi="Calibri"/>
+                <w:sz w:val="18"/>
+              </w:rPr>
+              <w:t>−0.052</w:t>
+            </w:r>
+          </w:p>
+        </w:tc>
+      </w:tr>
+      <w:tr>
+        <w:trPr>
+          <w:cantSplit/>
+        </w:trPr>
+        <w:tc>
+          <w:tcPr>
+            <w:tcW w:type="dxa" w:w="1608"/>
+          </w:tcPr>
+          <w:p>
+            <w:pPr>
+              <w:spacing w:after="20"/>
+            </w:pPr>
+            <w:r>
+              <w:rPr>
+                <w:rFonts w:ascii="Calibri" w:hAnsi="Calibri"/>
+                <w:sz w:val="18"/>
+              </w:rPr>
+              <w:t>Freedom</w:t>
+            </w:r>
+          </w:p>
+        </w:tc>
+        <w:tc>
+          <w:tcPr>
+            <w:tcW w:type="dxa" w:w="1608"/>
+          </w:tcPr>
+          <w:p>
+            <w:pPr>
+              <w:spacing w:after="20"/>
+              <w:jc w:val="center"/>
+            </w:pPr>
+            <w:r>
+              <w:rPr>
+                <w:rFonts w:ascii="Calibri" w:hAnsi="Calibri"/>
+                <w:sz w:val="18"/>
+              </w:rPr>
+              <w:t>9</w:t>
+            </w:r>
+          </w:p>
+        </w:tc>
+        <w:tc>
+          <w:tcPr>
+            <w:tcW w:type="dxa" w:w="1608"/>
+          </w:tcPr>
+          <w:p>
+            <w:pPr>
+              <w:spacing w:after="20"/>
+              <w:jc w:val="center"/>
+            </w:pPr>
+            <w:r>
+              <w:rPr>
+                <w:rFonts w:ascii="Calibri" w:hAnsi="Calibri"/>
+                <w:sz w:val="18"/>
+              </w:rPr>
+              <w:t>+0.60</w:t>
+            </w:r>
+          </w:p>
+        </w:tc>
+        <w:tc>
+          <w:tcPr>
+            <w:tcW w:type="dxa" w:w="1608"/>
+          </w:tcPr>
+          <w:p>
+            <w:pPr>
+              <w:spacing w:after="20"/>
+              <w:jc w:val="center"/>
+            </w:pPr>
+            <w:r>
+              <w:rPr>
+                <w:rFonts w:ascii="Calibri" w:hAnsi="Calibri"/>
+                <w:sz w:val="18"/>
+              </w:rPr>
+              <w:t>+0.121</w:t>
+            </w:r>
+          </w:p>
+        </w:tc>
+        <w:tc>
+          <w:tcPr>
+            <w:tcW w:type="dxa" w:w="1608"/>
+          </w:tcPr>
+          <w:p>
+            <w:pPr>
+              <w:spacing w:after="20"/>
+              <w:jc w:val="center"/>
+            </w:pPr>
+            <w:r>
+              <w:rPr>
+                <w:rFonts w:ascii="Calibri" w:hAnsi="Calibri"/>
+                <w:sz w:val="18"/>
+              </w:rPr>
+              <w:t>−0.094</w:t>
+            </w:r>
+          </w:p>
+        </w:tc>
+        <w:tc>
+          <w:tcPr>
+            <w:tcW w:type="dxa" w:w="1608"/>
+          </w:tcPr>
+          <w:p>
+            <w:pPr>
+              <w:spacing w:after="20"/>
+              <w:jc w:val="center"/>
+            </w:pPr>
+            <w:r>
+              <w:rPr>
+                <w:rFonts w:ascii="Calibri" w:hAnsi="Calibri"/>
+                <w:sz w:val="18"/>
+              </w:rPr>
+              <w:t>+0.146</w:t>
+            </w:r>
+          </w:p>
+        </w:tc>
+      </w:tr>
+    </w:tbl>
+    <w:p>
+      <w:pPr>
+        <w:spacing w:after="40"/>
+      </w:pPr>
+    </w:p>
+    <w:p>
+      <w:pPr>
+        <w:spacing w:after="100"/>
+      </w:pPr>
+      <w:r>
+        <w:rPr>
+          <w:rFonts w:ascii="Calibri" w:hAnsi="Calibri"/>
+          <w:b/>
+          <w:sz w:val="19"/>
+        </w:rPr>
+        <w:t>This is a failure to reproduce, not a refutation.</w:t>
+      </w:r>
+      <w:r>
+        <w:rPr>
+          <w:rFonts w:ascii="Calibri" w:hAnsi="Calibri"/>
+          <w:sz w:val="19"/>
+        </w:rPr>
+        <w:t xml:space="preserve"> Too many implementation differences to attribute a sign flip to their claim: they sample 100× at temperature 1 while we read logits; their +0.828 is pooled across three models and ours is Llama-only; their option strings came from the GSS Data Explorer API and ours from the cumulative file's value labels; we steer at position −5 and their selection is −1; our weights are int8. Any of those could account for it. Experiment 4 should be treated as </w:t>
+      </w:r>
+      <w:r>
+        <w:rPr>
+          <w:rFonts w:ascii="Calibri" w:hAnsi="Calibri"/>
+          <w:b/>
+          <w:sz w:val="19"/>
+        </w:rPr>
+        <w:t>untested by us</w:t>
+      </w:r>
+      <w:r>
+        <w:rPr>
+          <w:rFonts w:ascii="Calibri" w:hAnsi="Calibri"/>
+          <w:sz w:val="19"/>
+        </w:rPr>
+        <w:t>.</w:t>
+      </w:r>
+    </w:p>
+    <w:p>
+      <w:pPr>
+        <w:spacing w:after="100"/>
+      </w:pPr>
+      <w:r>
+        <w:rPr>
+          <w:rFonts w:ascii="Calibri" w:hAnsi="Calibri"/>
+          <w:b/>
+          <w:sz w:val="19"/>
+        </w:rPr>
+        <w:t>What does survive is the internal comparison.</w:t>
+      </w:r>
+      <w:r>
+        <w:rPr>
+          <w:rFonts w:ascii="Calibri" w:hAnsi="Calibri"/>
+          <w:sz w:val="19"/>
+        </w:rPr>
+        <w:t xml:space="preserve"> The placebo matches or exceeds the consciousness arm in every domain, and that holds regardless of the implementation questions because both arms run through the identical pipeline. Whatever our measurement captures, it is not consciousness-specific.</w:t>
+      </w:r>
+    </w:p>
+    <w:p>
+      <w:pPr>
+        <w:spacing w:before="160" w:after="60"/>
+      </w:pPr>
+      <w:r>
+        <w:rPr>
+          <w:rFonts w:ascii="Calibri" w:hAnsi="Calibri"/>
+          <w:b/>
+          <w:color w:val="1F3864"/>
+          <w:sz w:val="20"/>
+        </w:rPr>
+        <w:t>A prediction of ours that failed</w:t>
+      </w:r>
+    </w:p>
+    <w:p>
+      <w:pPr>
+        <w:spacing w:after="100"/>
+      </w:pPr>
+      <w:r>
+        <w:rPr>
+          <w:rFonts w:ascii="Calibri" w:hAnsi="Calibri"/>
+          <w:sz w:val="19"/>
+        </w:rPr>
+        <w:t xml:space="preserve">We expected acquiescence to produce a </w:t>
+      </w:r>
+      <w:r>
+        <w:rPr>
+          <w:rFonts w:ascii="Calibri" w:hAnsi="Calibri"/>
+          <w:i/>
+          <w:sz w:val="19"/>
+        </w:rPr>
+        <w:t>positive</w:t>
+      </w:r>
+      <w:r>
+        <w:rPr>
+          <w:rFonts w:ascii="Calibri" w:hAnsi="Calibri"/>
+          <w:sz w:val="19"/>
+        </w:rPr>
+        <w:t xml:space="preserve"> ΔKL, since humans lean affirmative on 60% of these items (mean affirmative mass 0.552 vs 0.355). It does not, and the reason is </w:t>
+      </w:r>
+      <w:r>
+        <w:rPr>
+          <w:rFonts w:ascii="Calibri" w:hAnsi="Calibri"/>
+          <w:b/>
+          <w:sz w:val="19"/>
+        </w:rPr>
+        <w:t>overshoot</w:t>
+      </w:r>
+      <w:r>
+        <w:rPr>
+          <w:rFonts w:ascii="Calibri" w:hAnsi="Calibri"/>
+          <w:sz w:val="19"/>
+        </w:rPr>
+        <w:t xml:space="preserve">: humans sit near 55% affirmative, while acquiescence drives the model past 90%. Moving through the human value and out the other side increases KL again. So acquiescence hurts on both halves — heavily where humans disagree (−0.422) and mildly where they agree (−0.091). The original reasoning assumed the bias would move the model </w:t>
+      </w:r>
+      <w:r>
+        <w:rPr>
+          <w:rFonts w:ascii="Calibri" w:hAnsi="Calibri"/>
+          <w:i/>
+          <w:sz w:val="19"/>
+        </w:rPr>
+        <w:t>toward</w:t>
+      </w:r>
+      <w:r>
+        <w:rPr>
+          <w:rFonts w:ascii="Calibri" w:hAnsi="Calibri"/>
+          <w:sz w:val="19"/>
+        </w:rPr>
+        <w:t xml:space="preserve"> the human value rather than past it.</w:t>
+      </w:r>
+    </w:p>
+    <w:p>
+      <w:pPr>
+        <w:spacing w:before="160" w:after="60"/>
+      </w:pPr>
+      <w:r>
+        <w:rPr>
+          <w:rFonts w:ascii="Calibri" w:hAnsi="Calibri"/>
+          <w:b/>
+          <w:color w:val="1F3864"/>
+          <w:sz w:val="20"/>
+        </w:rPr>
+        <w:t>A measurement bug worth recording</w:t>
+      </w:r>
+    </w:p>
+    <w:p>
+      <w:pPr>
+        <w:spacing w:after="100"/>
+      </w:pPr>
+      <w:r>
+        <w:rPr>
+          <w:rFonts w:ascii="Calibri" w:hAnsi="Calibri"/>
+          <w:sz w:val="19"/>
+        </w:rPr>
+        <w:t xml:space="preserve">The first run of this returned ΔKL ≈ 0.00 everywhere. That was our own error: Laplace smoothing was applied to </w:t>
+      </w:r>
+      <w:r>
+        <w:rPr>
+          <w:rFonts w:ascii="Calibri" w:hAnsi="Calibri"/>
+          <w:i/>
+          <w:sz w:val="19"/>
+        </w:rPr>
+        <w:t>probabilities</w:t>
+      </w:r>
+      <w:r>
+        <w:rPr>
+          <w:rFonts w:ascii="Calibri" w:hAnsi="Calibri"/>
+          <w:sz w:val="19"/>
+        </w:rPr>
+        <w:t xml:space="preserve"> rather than </w:t>
+      </w:r>
+      <w:r>
+        <w:rPr>
+          <w:rFonts w:ascii="Calibri" w:hAnsi="Calibri"/>
+          <w:i/>
+          <w:sz w:val="19"/>
+        </w:rPr>
+        <w:t>counts</w:t>
+      </w:r>
+      <w:r>
+        <w:rPr>
+          <w:rFonts w:ascii="Calibri" w:hAnsi="Calibri"/>
+          <w:sz w:val="19"/>
+        </w:rPr>
+        <w:t xml:space="preserve">, so adding α = 0.5 to a vector already summing to 1 dragged every distribution toward uniform and compressed a real KL of 0.724 to 0.044. Every ΔKL collapsed. </w:t>
+      </w:r>
+      <w:r>
+        <w:rPr>
+          <w:rFonts w:ascii="Consolas" w:hAnsi="Consolas"/>
+          <w:sz w:val="19"/>
+        </w:rPr>
+        <w:t>p_human</w:t>
+      </w:r>
+      <w:r>
+        <w:rPr>
+          <w:rFonts w:ascii="Calibri" w:hAnsi="Calibri"/>
+          <w:sz w:val="19"/>
+        </w:rPr>
+        <w:t xml:space="preserve"> is now smoothed properly from its real counts, </w:t>
+      </w:r>
+      <w:r>
+        <w:rPr>
+          <w:rFonts w:ascii="Consolas" w:hAnsi="Consolas"/>
+          <w:sz w:val="19"/>
+        </w:rPr>
+        <w:t>(count + α)/(n + αK)</w:t>
+      </w:r>
+      <w:r>
+        <w:rPr>
+          <w:rFonts w:ascii="Calibri" w:hAnsi="Calibri"/>
+          <w:sz w:val="19"/>
+        </w:rPr>
+        <w:t>, and the model distribution gets only a 1e-9 guard against log(0). Raw distributions are saved so the metric can be revised without re-running the model.</w:t>
+      </w:r>
+    </w:p>
+    <w:p>
+      <w:pPr>
+        <w:spacing w:before="220" w:after="100"/>
+      </w:pPr>
+      <w:r>
+        <w:rPr>
+          <w:rFonts w:ascii="Calibri" w:hAnsi="Calibri"/>
+          <w:b/>
+          <w:color w:val="1F3864"/>
+          <w:sz w:val="22"/>
+        </w:rPr>
         <w:t>IDAQ polarity balancing</w:t>
       </w:r>
     </w:p>
@@ -2444,75 +3789,6 @@
           <w:sz w:val="19"/>
         </w:rPr>
         <w:t>, Technology +0.47, Non-Animal +0.02, Animal +0.00, Human −1.33. Chatbot is the only category where attribution survives balancing.</w:t>
-      </w:r>
-    </w:p>
-    <w:p>
-      <w:pPr>
-        <w:spacing w:before="220" w:after="100"/>
-      </w:pPr>
-      <w:r>
-        <w:rPr>
-          <w:rFonts w:ascii="Calibri" w:hAnsi="Calibri"/>
-          <w:b/>
-          <w:color w:val="1F3864"/>
-          <w:sz w:val="22"/>
-        </w:rPr>
-        <w:t>Order controls</w:t>
-      </w:r>
-    </w:p>
-    <w:p>
-      <w:pPr>
-        <w:spacing w:after="100"/>
-      </w:pPr>
-      <w:r>
-        <w:rPr>
-          <w:rFonts w:ascii="Calibri" w:hAnsi="Calibri"/>
-          <w:b/>
-          <w:sz w:val="19"/>
-        </w:rPr>
-        <w:t>Yes/No prompt order.</w:t>
-      </w:r>
-      <w:r>
-        <w:rPr>
-          <w:rFonts w:ascii="Calibri" w:hAnsi="Calibri"/>
-          <w:sz w:val="19"/>
-        </w:rPr>
-        <w:t xml:space="preserve"> The acquiescence Δ keeps its sign whichever way the options are offered (+4.04 with "Yes or No", +4.10 with "No or Yes"), so this is genuine assent rather than a first-option preference.</w:t>
-      </w:r>
-    </w:p>
-    <w:p>
-      <w:pPr>
-        <w:spacing w:after="100"/>
-      </w:pPr>
-      <w:r>
-        <w:rPr>
-          <w:rFonts w:ascii="Calibri" w:hAnsi="Calibri"/>
-          <w:b/>
-          <w:sz w:val="19"/>
-        </w:rPr>
-        <w:t>Four-option order.</w:t>
-      </w:r>
-      <w:r>
-        <w:rPr>
-          <w:rFonts w:ascii="Calibri" w:hAnsi="Calibri"/>
-          <w:sz w:val="19"/>
-        </w:rPr>
-        <w:t xml:space="preserve"> Belief-in-God was the only outcome where the arms separated. At c=2.5 the consciousness arm's effect is order-invariant (+6.06 vs +5.90 flipped), so it is </w:t>
-      </w:r>
-      <w:r>
-        <w:rPr>
-          <w:rFonts w:ascii="Calibri" w:hAnsi="Calibri"/>
-          <w:i/>
-          <w:sz w:val="19"/>
-        </w:rPr>
-        <w:t>not</w:t>
-      </w:r>
-      <w:r>
-        <w:rPr>
-          <w:rFonts w:ascii="Calibri" w:hAnsi="Calibri"/>
-          <w:sz w:val="19"/>
-        </w:rPr>
-        <w:t xml:space="preserve"> a letter-position artifact — the one result here that survives a control. But it collapses at c=4 (+9.75 → +1.08 flipped), the placebo shows +3.32 of its own, and it is a single item. Suggestive, not established. Supernatural belief survives the flip in both arms but the effects are small (+0.72 / +0.59).</w:t>
       </w:r>
     </w:p>
     <w:p>
@@ -3703,6 +4979,75 @@
           <w:color w:val="1F3864"/>
           <w:sz w:val="22"/>
         </w:rPr>
+        <w:t>Order controls</w:t>
+      </w:r>
+    </w:p>
+    <w:p>
+      <w:pPr>
+        <w:spacing w:after="100"/>
+      </w:pPr>
+      <w:r>
+        <w:rPr>
+          <w:rFonts w:ascii="Calibri" w:hAnsi="Calibri"/>
+          <w:b/>
+          <w:sz w:val="19"/>
+        </w:rPr>
+        <w:t>Yes/No prompt order.</w:t>
+      </w:r>
+      <w:r>
+        <w:rPr>
+          <w:rFonts w:ascii="Calibri" w:hAnsi="Calibri"/>
+          <w:sz w:val="19"/>
+        </w:rPr>
+        <w:t xml:space="preserve"> The acquiescence Δ keeps its sign whichever way the options are offered (+4.04 with "Yes or No", +4.10 with "No or Yes"), so this is genuine assent rather than a first-option preference.</w:t>
+      </w:r>
+    </w:p>
+    <w:p>
+      <w:pPr>
+        <w:spacing w:after="100"/>
+      </w:pPr>
+      <w:r>
+        <w:rPr>
+          <w:rFonts w:ascii="Calibri" w:hAnsi="Calibri"/>
+          <w:b/>
+          <w:sz w:val="19"/>
+        </w:rPr>
+        <w:t>Four-option order.</w:t>
+      </w:r>
+      <w:r>
+        <w:rPr>
+          <w:rFonts w:ascii="Calibri" w:hAnsi="Calibri"/>
+          <w:sz w:val="19"/>
+        </w:rPr>
+        <w:t xml:space="preserve"> Belief-in-God was the only outcome where the arms separated. At c=2.5 the consciousness arm's effect is order-invariant (+6.06 vs +5.90 flipped), so it is </w:t>
+      </w:r>
+      <w:r>
+        <w:rPr>
+          <w:rFonts w:ascii="Calibri" w:hAnsi="Calibri"/>
+          <w:i/>
+          <w:sz w:val="19"/>
+        </w:rPr>
+        <w:t>not</w:t>
+      </w:r>
+      <w:r>
+        <w:rPr>
+          <w:rFonts w:ascii="Calibri" w:hAnsi="Calibri"/>
+          <w:sz w:val="19"/>
+        </w:rPr>
+        <w:t xml:space="preserve"> a letter-position artifact — the one result here that survives a control. But it collapses at c=4 (+9.75 → +1.08 flipped), the placebo shows +3.32 of its own, and it is a single item. Suggestive, not established. Supernatural belief survives the flip in both arms but the effects are small (+0.72 / +0.59).</w:t>
+      </w:r>
+    </w:p>
+    <w:p>
+      <w:pPr>
+        <w:spacing w:before="220" w:after="100"/>
+      </w:pPr>
+      <w:r>
+        <w:rPr>
+          <w:rFonts w:ascii="Calibri" w:hAnsi="Calibri"/>
+          <w:b/>
+          <w:color w:val="1F3864"/>
+          <w:sz w:val="22"/>
+        </w:rPr>
         <w:t>The specificity test (self-attribution battery only)</w:t>
       </w:r>
     </w:p>
@@ -3715,7 +5060,22 @@
           <w:rFonts w:ascii="Calibri" w:hAnsi="Calibri"/>
           <w:sz w:val="19"/>
         </w:rPr>
-        <w:t>Three directions, extracted by identical code from identically structured corpora, injected at the identical site (layer 14, position −5). All unit norm, so equal c is equal perturbation magnitude. Baseline battery 3.95/10, MMLU 61.4% (n=500, paired McNemar).</w:t>
+        <w:t xml:space="preserve">This was the first outcome tested and is the </w:t>
+      </w:r>
+      <w:r>
+        <w:rPr>
+          <w:rFonts w:ascii="Calibri" w:hAnsi="Calibri"/>
+          <w:b/>
+          <w:sz w:val="19"/>
+        </w:rPr>
+        <w:t>weakest</w:t>
+      </w:r>
+      <w:r>
+        <w:rPr>
+          <w:rFonts w:ascii="Calibri" w:hAnsi="Calibri"/>
+          <w:sz w:val="19"/>
+        </w:rPr>
+        <w:t xml:space="preserve"> of the set: all five items are self-descriptions, so a generic self-affirmation direction would move them regardless. It is kept for completeness and because it is where the acquiescence mechanism was first identified — the GSS and IDAQ sections above are the stronger evidence. Three directions, extracted by identical code from identically structured corpora, injected at the identical site (layer 14, position −5). All unit norm, so equal c is equal perturbation magnitude. Baseline battery 3.95/10, MMLU 61.4% (n=500, paired McNemar).</w:t>
       </w:r>
     </w:p>
     <w:tbl>

--- a/RESULTS.docx
+++ b/RESULTS.docx
@@ -3021,7 +3021,7 @@
           <w:rFonts w:ascii="Calibri" w:hAnsi="Calibri"/>
           <w:sz w:val="19"/>
         </w:rPr>
-        <w:t xml:space="preserve"> Too many implementation differences to attribute a sign flip to their claim: they sample 100× at temperature 1 while we read logits; their +0.828 is pooled across three models and ours is Llama-only; their option strings came from the GSS Data Explorer API and ours from the cumulative file's value labels; we steer at position −5 and their selection is −1; our weights are int8. Any of those could account for it. Experiment 4 should be treated as </w:t>
+        <w:t xml:space="preserve"> Too many implementation differences to attribute a sign flip to their claim: their +0.828 is pooled across three models and ours is Llama-only; their option strings came from the GSS Data Explorer API and ours from the cumulative file's value labels; we steer at position −5 and their selection is −1; our weights are int8. Any of those could account for it. Experiment 4 should be treated as </w:t>
       </w:r>
       <w:r>
         <w:rPr>
@@ -3037,6 +3037,33 @@
           <w:sz w:val="19"/>
         </w:rPr>
         <w:t>.</w:t>
+      </w:r>
+    </w:p>
+    <w:p>
+      <w:pPr>
+        <w:spacing w:after="100"/>
+      </w:pPr>
+      <w:r>
+        <w:rPr>
+          <w:rFonts w:ascii="Calibri" w:hAnsi="Calibri"/>
+          <w:sz w:val="19"/>
+        </w:rPr>
+        <w:t xml:space="preserve">Note the readout difference is </w:t>
+      </w:r>
+      <w:r>
+        <w:rPr>
+          <w:rFonts w:ascii="Calibri" w:hAnsi="Calibri"/>
+          <w:b/>
+          <w:sz w:val="19"/>
+        </w:rPr>
+        <w:t>no longer</w:t>
+      </w:r>
+      <w:r>
+        <w:rPr>
+          <w:rFonts w:ascii="Calibri" w:hAnsi="Calibri"/>
+          <w:sz w:val="19"/>
+        </w:rPr>
+        <w:t xml:space="preserve"> on that list — see below. It was tested and eliminated.</w:t>
       </w:r>
     </w:p>
     <w:p>
@@ -3212,6 +3239,926 @@
           <w:sz w:val="19"/>
         </w:rPr>
         <w:t>, and the model distribution gets only a 1e-9 guard against log(0). Raw distributions are saved so the metric can be revised without re-running the model.</w:t>
+      </w:r>
+    </w:p>
+    <w:p>
+      <w:pPr>
+        <w:spacing w:before="220" w:after="100"/>
+      </w:pPr>
+      <w:r>
+        <w:rPr>
+          <w:rFonts w:ascii="Calibri" w:hAnsi="Calibri"/>
+          <w:b/>
+          <w:color w:val="1F3864"/>
+          <w:sz w:val="22"/>
+        </w:rPr>
+        <w:t>The readout hypothesis, tested and eliminated</w:t>
+      </w:r>
+    </w:p>
+    <w:p>
+      <w:pPr>
+        <w:spacing w:after="100"/>
+      </w:pPr>
+      <w:r>
+        <w:rPr>
+          <w:rFonts w:ascii="Calibri" w:hAnsi="Calibri"/>
+          <w:sz w:val="19"/>
+        </w:rPr>
+        <w:t>Our baselines sit well below the paper's on the low-attribution categories, and the obvious suspect was the readout: they repeat each item "100 times per model per condition at temperature 1" and parse a number out of free text, while we read next-token logits in one deterministic pass. The proposed mechanism was that a parser silently drops refusals, conditioning their mean on the model having answered with a number at all.</w:t>
+      </w:r>
+    </w:p>
+    <w:p>
+      <w:pPr>
+        <w:spacing w:after="100"/>
+      </w:pPr>
+      <w:r>
+        <w:rPr>
+          <w:rFonts w:ascii="Calibri" w:hAnsi="Calibri"/>
+          <w:b/>
+          <w:sz w:val="19"/>
+        </w:rPr>
+        <w:t>Both halves of that are false.</w:t>
+      </w:r>
+    </w:p>
+    <w:tbl>
+      <w:tblPr>
+        <w:tblW w:type="auto" w:w="0"/>
+        <w:jc w:val="left"/>
+        <w:tblLayout w:type="fixed"/>
+        <w:tblLook w:firstColumn="1" w:firstRow="1" w:lastColumn="0" w:lastRow="0" w:noHBand="0" w:noVBand="1" w:val="04A0"/>
+      </w:tblPr>
+      <w:tblGrid>
+        <w:gridCol w:w="1930"/>
+        <w:gridCol w:w="1930"/>
+        <w:gridCol w:w="1930"/>
+        <w:gridCol w:w="1930"/>
+        <w:gridCol w:w="1930"/>
+      </w:tblGrid>
+      <w:tr>
+        <w:trPr>
+          <w:tblHeader/>
+          <w:cantSplit/>
+        </w:trPr>
+        <w:tc>
+          <w:tcPr>
+            <w:tcW w:type="dxa" w:w="2952"/>
+            <w:shd w:val="clear" w:color="auto" w:fill="1F3864"/>
+          </w:tcPr>
+          <w:p>
+            <w:pPr>
+              <w:spacing w:after="20"/>
+            </w:pPr>
+            <w:r>
+              <w:rPr>
+                <w:rFonts w:ascii="Calibri" w:hAnsi="Calibri"/>
+                <w:b/>
+                <w:color w:val="FFFFFF"/>
+                <w:sz w:val="18"/>
+              </w:rPr>
+              <w:t>category</w:t>
+            </w:r>
+          </w:p>
+        </w:tc>
+        <w:tc>
+          <w:tcPr>
+            <w:tcW w:type="dxa" w:w="1674"/>
+            <w:shd w:val="clear" w:color="auto" w:fill="1F3864"/>
+          </w:tcPr>
+          <w:p>
+            <w:pPr>
+              <w:spacing w:after="20"/>
+            </w:pPr>
+            <w:r>
+              <w:rPr>
+                <w:rFonts w:ascii="Calibri" w:hAnsi="Calibri"/>
+                <w:b/>
+                <w:color w:val="FFFFFF"/>
+                <w:sz w:val="18"/>
+              </w:rPr>
+              <w:t>paper</w:t>
+            </w:r>
+          </w:p>
+        </w:tc>
+        <w:tc>
+          <w:tcPr>
+            <w:tcW w:type="dxa" w:w="1674"/>
+            <w:shd w:val="clear" w:color="auto" w:fill="1F3864"/>
+          </w:tcPr>
+          <w:p>
+            <w:pPr>
+              <w:spacing w:after="20"/>
+            </w:pPr>
+            <w:r>
+              <w:rPr>
+                <w:rFonts w:ascii="Calibri" w:hAnsi="Calibri"/>
+                <w:b/>
+                <w:color w:val="FFFFFF"/>
+                <w:sz w:val="18"/>
+              </w:rPr>
+              <w:t>logit EV (ours)</w:t>
+            </w:r>
+          </w:p>
+        </w:tc>
+        <w:tc>
+          <w:tcPr>
+            <w:tcW w:type="dxa" w:w="1674"/>
+            <w:shd w:val="clear" w:color="auto" w:fill="1F3864"/>
+          </w:tcPr>
+          <w:p>
+            <w:pPr>
+              <w:spacing w:after="20"/>
+            </w:pPr>
+            <w:r>
+              <w:rPr>
+                <w:rFonts w:ascii="Calibri" w:hAnsi="Calibri"/>
+                <w:b/>
+                <w:color w:val="FFFFFF"/>
+                <w:sz w:val="18"/>
+              </w:rPr>
+              <w:t>sampled, n=30 @ T=1</w:t>
+            </w:r>
+          </w:p>
+        </w:tc>
+        <w:tc>
+          <w:tcPr>
+            <w:tcW w:type="dxa" w:w="1674"/>
+            <w:shd w:val="clear" w:color="auto" w:fill="1F3864"/>
+          </w:tcPr>
+          <w:p>
+            <w:pPr>
+              <w:spacing w:after="20"/>
+            </w:pPr>
+            <w:r>
+              <w:rPr>
+                <w:rFonts w:ascii="Calibri" w:hAnsi="Calibri"/>
+                <w:b/>
+                <w:color w:val="FFFFFF"/>
+                <w:sz w:val="18"/>
+              </w:rPr>
+              <w:t>parse-fail</w:t>
+            </w:r>
+          </w:p>
+        </w:tc>
+      </w:tr>
+      <w:tr>
+        <w:trPr>
+          <w:cantSplit/>
+        </w:trPr>
+        <w:tc>
+          <w:tcPr>
+            <w:tcW w:type="dxa" w:w="2952"/>
+          </w:tcPr>
+          <w:p>
+            <w:pPr>
+              <w:spacing w:after="20"/>
+            </w:pPr>
+            <w:r>
+              <w:rPr>
+                <w:rFonts w:ascii="Calibri" w:hAnsi="Calibri"/>
+                <w:sz w:val="18"/>
+              </w:rPr>
+              <w:t>Technology</w:t>
+            </w:r>
+          </w:p>
+        </w:tc>
+        <w:tc>
+          <w:tcPr>
+            <w:tcW w:type="dxa" w:w="1674"/>
+          </w:tcPr>
+          <w:p>
+            <w:pPr>
+              <w:spacing w:after="20"/>
+            </w:pPr>
+            <w:r>
+              <w:rPr>
+                <w:rFonts w:ascii="Calibri" w:hAnsi="Calibri"/>
+                <w:sz w:val="18"/>
+              </w:rPr>
+              <w:t>4.84</w:t>
+            </w:r>
+          </w:p>
+        </w:tc>
+        <w:tc>
+          <w:tcPr>
+            <w:tcW w:type="dxa" w:w="1674"/>
+          </w:tcPr>
+          <w:p>
+            <w:pPr>
+              <w:spacing w:after="20"/>
+            </w:pPr>
+            <w:r>
+              <w:rPr>
+                <w:rFonts w:ascii="Calibri" w:hAnsi="Calibri"/>
+                <w:sz w:val="18"/>
+              </w:rPr>
+              <w:t>0.88</w:t>
+            </w:r>
+          </w:p>
+        </w:tc>
+        <w:tc>
+          <w:tcPr>
+            <w:tcW w:type="dxa" w:w="1674"/>
+          </w:tcPr>
+          <w:p>
+            <w:pPr>
+              <w:spacing w:after="20"/>
+            </w:pPr>
+            <w:r>
+              <w:rPr>
+                <w:rFonts w:ascii="Calibri" w:hAnsi="Calibri"/>
+                <w:sz w:val="18"/>
+              </w:rPr>
+              <w:t>0.48</w:t>
+            </w:r>
+          </w:p>
+        </w:tc>
+        <w:tc>
+          <w:tcPr>
+            <w:tcW w:type="dxa" w:w="1674"/>
+          </w:tcPr>
+          <w:p>
+            <w:pPr>
+              <w:spacing w:after="20"/>
+            </w:pPr>
+            <w:r>
+              <w:rPr>
+                <w:rFonts w:ascii="Calibri" w:hAnsi="Calibri"/>
+                <w:sz w:val="18"/>
+              </w:rPr>
+              <w:t>1%</w:t>
+            </w:r>
+          </w:p>
+        </w:tc>
+      </w:tr>
+      <w:tr>
+        <w:trPr>
+          <w:cantSplit/>
+        </w:trPr>
+        <w:tc>
+          <w:tcPr>
+            <w:tcW w:type="dxa" w:w="2952"/>
+            <w:shd w:val="clear" w:color="auto" w:fill="EEF2F8"/>
+          </w:tcPr>
+          <w:p>
+            <w:pPr>
+              <w:spacing w:after="20"/>
+            </w:pPr>
+            <w:r>
+              <w:rPr>
+                <w:rFonts w:ascii="Calibri" w:hAnsi="Calibri"/>
+                <w:sz w:val="18"/>
+              </w:rPr>
+              <w:t>Animal</w:t>
+            </w:r>
+          </w:p>
+        </w:tc>
+        <w:tc>
+          <w:tcPr>
+            <w:tcW w:type="dxa" w:w="1674"/>
+            <w:shd w:val="clear" w:color="auto" w:fill="EEF2F8"/>
+          </w:tcPr>
+          <w:p>
+            <w:pPr>
+              <w:spacing w:after="20"/>
+            </w:pPr>
+            <w:r>
+              <w:rPr>
+                <w:rFonts w:ascii="Calibri" w:hAnsi="Calibri"/>
+                <w:sz w:val="18"/>
+              </w:rPr>
+              <w:t>6.23</w:t>
+            </w:r>
+          </w:p>
+        </w:tc>
+        <w:tc>
+          <w:tcPr>
+            <w:tcW w:type="dxa" w:w="1674"/>
+            <w:shd w:val="clear" w:color="auto" w:fill="EEF2F8"/>
+          </w:tcPr>
+          <w:p>
+            <w:pPr>
+              <w:spacing w:after="20"/>
+            </w:pPr>
+            <w:r>
+              <w:rPr>
+                <w:rFonts w:ascii="Calibri" w:hAnsi="Calibri"/>
+                <w:sz w:val="18"/>
+              </w:rPr>
+              <w:t>5.30</w:t>
+            </w:r>
+          </w:p>
+        </w:tc>
+        <w:tc>
+          <w:tcPr>
+            <w:tcW w:type="dxa" w:w="1674"/>
+            <w:shd w:val="clear" w:color="auto" w:fill="EEF2F8"/>
+          </w:tcPr>
+          <w:p>
+            <w:pPr>
+              <w:spacing w:after="20"/>
+            </w:pPr>
+            <w:r>
+              <w:rPr>
+                <w:rFonts w:ascii="Calibri" w:hAnsi="Calibri"/>
+                <w:sz w:val="18"/>
+              </w:rPr>
+              <w:t>3.85</w:t>
+            </w:r>
+          </w:p>
+        </w:tc>
+        <w:tc>
+          <w:tcPr>
+            <w:tcW w:type="dxa" w:w="1674"/>
+            <w:shd w:val="clear" w:color="auto" w:fill="EEF2F8"/>
+          </w:tcPr>
+          <w:p>
+            <w:pPr>
+              <w:spacing w:after="20"/>
+            </w:pPr>
+            <w:r>
+              <w:rPr>
+                <w:rFonts w:ascii="Calibri" w:hAnsi="Calibri"/>
+                <w:sz w:val="18"/>
+              </w:rPr>
+              <w:t>7%</w:t>
+            </w:r>
+          </w:p>
+        </w:tc>
+      </w:tr>
+      <w:tr>
+        <w:trPr>
+          <w:cantSplit/>
+        </w:trPr>
+        <w:tc>
+          <w:tcPr>
+            <w:tcW w:type="dxa" w:w="2952"/>
+          </w:tcPr>
+          <w:p>
+            <w:pPr>
+              <w:spacing w:after="20"/>
+            </w:pPr>
+            <w:r>
+              <w:rPr>
+                <w:rFonts w:ascii="Calibri" w:hAnsi="Calibri"/>
+                <w:sz w:val="18"/>
+              </w:rPr>
+              <w:t>Non-Animal</w:t>
+            </w:r>
+          </w:p>
+        </w:tc>
+        <w:tc>
+          <w:tcPr>
+            <w:tcW w:type="dxa" w:w="1674"/>
+          </w:tcPr>
+          <w:p>
+            <w:pPr>
+              <w:spacing w:after="20"/>
+            </w:pPr>
+            <w:r>
+              <w:rPr>
+                <w:rFonts w:ascii="Calibri" w:hAnsi="Calibri"/>
+                <w:sz w:val="18"/>
+              </w:rPr>
+              <w:t>5.73</w:t>
+            </w:r>
+          </w:p>
+        </w:tc>
+        <w:tc>
+          <w:tcPr>
+            <w:tcW w:type="dxa" w:w="1674"/>
+          </w:tcPr>
+          <w:p>
+            <w:pPr>
+              <w:spacing w:after="20"/>
+            </w:pPr>
+            <w:r>
+              <w:rPr>
+                <w:rFonts w:ascii="Calibri" w:hAnsi="Calibri"/>
+                <w:sz w:val="18"/>
+              </w:rPr>
+              <w:t>1.76</w:t>
+            </w:r>
+          </w:p>
+        </w:tc>
+        <w:tc>
+          <w:tcPr>
+            <w:tcW w:type="dxa" w:w="1674"/>
+          </w:tcPr>
+          <w:p>
+            <w:pPr>
+              <w:spacing w:after="20"/>
+            </w:pPr>
+            <w:r>
+              <w:rPr>
+                <w:rFonts w:ascii="Calibri" w:hAnsi="Calibri"/>
+                <w:sz w:val="18"/>
+              </w:rPr>
+              <w:t>1.28</w:t>
+            </w:r>
+          </w:p>
+        </w:tc>
+        <w:tc>
+          <w:tcPr>
+            <w:tcW w:type="dxa" w:w="1674"/>
+          </w:tcPr>
+          <w:p>
+            <w:pPr>
+              <w:spacing w:after="20"/>
+            </w:pPr>
+            <w:r>
+              <w:rPr>
+                <w:rFonts w:ascii="Calibri" w:hAnsi="Calibri"/>
+                <w:sz w:val="18"/>
+              </w:rPr>
+              <w:t>3%</w:t>
+            </w:r>
+          </w:p>
+        </w:tc>
+      </w:tr>
+      <w:tr>
+        <w:trPr>
+          <w:cantSplit/>
+        </w:trPr>
+        <w:tc>
+          <w:tcPr>
+            <w:tcW w:type="dxa" w:w="2952"/>
+            <w:shd w:val="clear" w:color="auto" w:fill="EEF2F8"/>
+          </w:tcPr>
+          <w:p>
+            <w:pPr>
+              <w:spacing w:after="20"/>
+            </w:pPr>
+            <w:r>
+              <w:rPr>
+                <w:rFonts w:ascii="Calibri" w:hAnsi="Calibri"/>
+                <w:sz w:val="18"/>
+              </w:rPr>
+              <w:t>Chatbot</w:t>
+            </w:r>
+          </w:p>
+        </w:tc>
+        <w:tc>
+          <w:tcPr>
+            <w:tcW w:type="dxa" w:w="1674"/>
+            <w:shd w:val="clear" w:color="auto" w:fill="EEF2F8"/>
+          </w:tcPr>
+          <w:p>
+            <w:pPr>
+              <w:spacing w:after="20"/>
+            </w:pPr>
+            <w:r>
+              <w:rPr>
+                <w:rFonts w:ascii="Calibri" w:hAnsi="Calibri"/>
+                <w:sz w:val="18"/>
+              </w:rPr>
+              <w:t>5.65</w:t>
+            </w:r>
+          </w:p>
+        </w:tc>
+        <w:tc>
+          <w:tcPr>
+            <w:tcW w:type="dxa" w:w="1674"/>
+            <w:shd w:val="clear" w:color="auto" w:fill="EEF2F8"/>
+          </w:tcPr>
+          <w:p>
+            <w:pPr>
+              <w:spacing w:after="20"/>
+            </w:pPr>
+            <w:r>
+              <w:rPr>
+                <w:rFonts w:ascii="Calibri" w:hAnsi="Calibri"/>
+                <w:sz w:val="18"/>
+              </w:rPr>
+              <w:t>1.90</w:t>
+            </w:r>
+          </w:p>
+        </w:tc>
+        <w:tc>
+          <w:tcPr>
+            <w:tcW w:type="dxa" w:w="1674"/>
+            <w:shd w:val="clear" w:color="auto" w:fill="EEF2F8"/>
+          </w:tcPr>
+          <w:p>
+            <w:pPr>
+              <w:spacing w:after="20"/>
+            </w:pPr>
+            <w:r>
+              <w:rPr>
+                <w:rFonts w:ascii="Calibri" w:hAnsi="Calibri"/>
+                <w:sz w:val="18"/>
+              </w:rPr>
+              <w:t>1.16</w:t>
+            </w:r>
+          </w:p>
+        </w:tc>
+        <w:tc>
+          <w:tcPr>
+            <w:tcW w:type="dxa" w:w="1674"/>
+            <w:shd w:val="clear" w:color="auto" w:fill="EEF2F8"/>
+          </w:tcPr>
+          <w:p>
+            <w:pPr>
+              <w:spacing w:after="20"/>
+            </w:pPr>
+            <w:r>
+              <w:rPr>
+                <w:rFonts w:ascii="Calibri" w:hAnsi="Calibri"/>
+                <w:sz w:val="18"/>
+              </w:rPr>
+              <w:t>0%</w:t>
+            </w:r>
+          </w:p>
+        </w:tc>
+      </w:tr>
+      <w:tr>
+        <w:trPr>
+          <w:cantSplit/>
+        </w:trPr>
+        <w:tc>
+          <w:tcPr>
+            <w:tcW w:type="dxa" w:w="2952"/>
+          </w:tcPr>
+          <w:p>
+            <w:pPr>
+              <w:spacing w:after="20"/>
+            </w:pPr>
+            <w:r>
+              <w:rPr>
+                <w:rFonts w:ascii="Calibri" w:hAnsi="Calibri"/>
+                <w:sz w:val="18"/>
+              </w:rPr>
+              <w:t>Human</w:t>
+            </w:r>
+          </w:p>
+        </w:tc>
+        <w:tc>
+          <w:tcPr>
+            <w:tcW w:type="dxa" w:w="1674"/>
+          </w:tcPr>
+          <w:p>
+            <w:pPr>
+              <w:spacing w:after="20"/>
+            </w:pPr>
+            <w:r>
+              <w:rPr>
+                <w:rFonts w:ascii="Calibri" w:hAnsi="Calibri"/>
+                <w:sz w:val="18"/>
+              </w:rPr>
+              <w:t>6.91</w:t>
+            </w:r>
+          </w:p>
+        </w:tc>
+        <w:tc>
+          <w:tcPr>
+            <w:tcW w:type="dxa" w:w="1674"/>
+          </w:tcPr>
+          <w:p>
+            <w:pPr>
+              <w:spacing w:after="20"/>
+            </w:pPr>
+            <w:r>
+              <w:rPr>
+                <w:rFonts w:ascii="Calibri" w:hAnsi="Calibri"/>
+                <w:sz w:val="18"/>
+              </w:rPr>
+              <w:t>7.93</w:t>
+            </w:r>
+          </w:p>
+        </w:tc>
+        <w:tc>
+          <w:tcPr>
+            <w:tcW w:type="dxa" w:w="1674"/>
+          </w:tcPr>
+          <w:p>
+            <w:pPr>
+              <w:spacing w:after="20"/>
+            </w:pPr>
+            <w:r>
+              <w:rPr>
+                <w:rFonts w:ascii="Calibri" w:hAnsi="Calibri"/>
+                <w:sz w:val="18"/>
+              </w:rPr>
+              <w:t>7.67</w:t>
+            </w:r>
+          </w:p>
+        </w:tc>
+        <w:tc>
+          <w:tcPr>
+            <w:tcW w:type="dxa" w:w="1674"/>
+          </w:tcPr>
+          <w:p>
+            <w:pPr>
+              <w:spacing w:after="20"/>
+            </w:pPr>
+            <w:r>
+              <w:rPr>
+                <w:rFonts w:ascii="Calibri" w:hAnsi="Calibri"/>
+                <w:sz w:val="18"/>
+              </w:rPr>
+              <w:t>0%</w:t>
+            </w:r>
+          </w:p>
+        </w:tc>
+      </w:tr>
+      <w:tr>
+        <w:trPr>
+          <w:cantSplit/>
+        </w:trPr>
+        <w:tc>
+          <w:tcPr>
+            <w:tcW w:type="dxa" w:w="2952"/>
+            <w:shd w:val="clear" w:color="auto" w:fill="EEF2F8"/>
+          </w:tcPr>
+          <w:p>
+            <w:pPr>
+              <w:spacing w:after="20"/>
+            </w:pPr>
+            <w:r>
+              <w:rPr>
+                <w:rFonts w:ascii="Calibri" w:hAnsi="Calibri"/>
+                <w:b/>
+                <w:sz w:val="18"/>
+              </w:rPr>
+              <w:t>mean abs. error vs paper</w:t>
+            </w:r>
+          </w:p>
+        </w:tc>
+        <w:tc>
+          <w:tcPr>
+            <w:tcW w:type="dxa" w:w="1674"/>
+            <w:shd w:val="clear" w:color="auto" w:fill="EEF2F8"/>
+          </w:tcPr>
+          <w:p>
+            <w:pPr>
+              <w:spacing w:after="20"/>
+            </w:pPr>
+            <w:r>
+              <w:rPr>
+                <w:rFonts w:ascii="Calibri" w:hAnsi="Calibri"/>
+                <w:sz w:val="18"/>
+              </w:rPr>
+              <w:t>—</w:t>
+            </w:r>
+          </w:p>
+        </w:tc>
+        <w:tc>
+          <w:tcPr>
+            <w:tcW w:type="dxa" w:w="1674"/>
+            <w:shd w:val="clear" w:color="auto" w:fill="EEF2F8"/>
+          </w:tcPr>
+          <w:p>
+            <w:pPr>
+              <w:spacing w:after="20"/>
+            </w:pPr>
+            <w:r>
+              <w:rPr>
+                <w:rFonts w:ascii="Calibri" w:hAnsi="Calibri"/>
+                <w:b/>
+                <w:sz w:val="18"/>
+              </w:rPr>
+              <w:t>2.73</w:t>
+            </w:r>
+          </w:p>
+        </w:tc>
+        <w:tc>
+          <w:tcPr>
+            <w:tcW w:type="dxa" w:w="1674"/>
+            <w:shd w:val="clear" w:color="auto" w:fill="EEF2F8"/>
+          </w:tcPr>
+          <w:p>
+            <w:pPr>
+              <w:spacing w:after="20"/>
+            </w:pPr>
+            <w:r>
+              <w:rPr>
+                <w:rFonts w:ascii="Calibri" w:hAnsi="Calibri"/>
+                <w:b/>
+                <w:sz w:val="18"/>
+              </w:rPr>
+              <w:t>3.29</w:t>
+            </w:r>
+          </w:p>
+        </w:tc>
+        <w:tc>
+          <w:tcPr>
+            <w:tcW w:type="dxa" w:w="1674"/>
+            <w:shd w:val="clear" w:color="auto" w:fill="EEF2F8"/>
+          </w:tcPr>
+          <w:p>
+            <w:pPr>
+              <w:spacing w:after="20"/>
+            </w:pPr>
+            <w:r>
+              <w:rPr>
+                <w:rFonts w:ascii="Calibri" w:hAnsi="Calibri"/>
+                <w:sz w:val="18"/>
+              </w:rPr>
+              <w:t>—</w:t>
+            </w:r>
+          </w:p>
+        </w:tc>
+      </w:tr>
+    </w:tbl>
+    <w:p>
+      <w:pPr>
+        <w:spacing w:after="40"/>
+      </w:pPr>
+    </w:p>
+    <w:p>
+      <w:pPr>
+        <w:spacing w:after="100"/>
+      </w:pPr>
+      <w:r>
+        <w:rPr>
+          <w:rFonts w:ascii="Calibri" w:hAnsi="Calibri"/>
+          <w:sz w:val="19"/>
+        </w:rPr>
+        <w:t xml:space="preserve">The parse-failure rate is </w:t>
+      </w:r>
+      <w:r>
+        <w:rPr>
+          <w:rFonts w:ascii="Calibri" w:hAnsi="Calibri"/>
+          <w:b/>
+          <w:sz w:val="19"/>
+        </w:rPr>
+        <w:t>2.7%</w:t>
+      </w:r>
+      <w:r>
+        <w:rPr>
+          <w:rFonts w:ascii="Calibri" w:hAnsi="Calibri"/>
+          <w:sz w:val="19"/>
+        </w:rPr>
+        <w:t xml:space="preserve"> — there are almost no refusals to drop, so that mechanism does not exist. And sampling moves </w:t>
+      </w:r>
+      <w:r>
+        <w:rPr>
+          <w:rFonts w:ascii="Calibri" w:hAnsi="Calibri"/>
+          <w:i/>
+          <w:sz w:val="19"/>
+        </w:rPr>
+        <w:t>further</w:t>
+      </w:r>
+      <w:r>
+        <w:rPr>
+          <w:rFonts w:ascii="Calibri" w:hAnsi="Calibri"/>
+          <w:sz w:val="19"/>
+        </w:rPr>
+        <w:t xml:space="preserve"> from their numbers, not closer: the logit readout is the better match. The readout is therefore </w:t>
+      </w:r>
+      <w:r>
+        <w:rPr>
+          <w:rFonts w:ascii="Calibri" w:hAnsi="Calibri"/>
+          <w:b/>
+          <w:sz w:val="19"/>
+        </w:rPr>
+        <w:t>not</w:t>
+      </w:r>
+      <w:r>
+        <w:rPr>
+          <w:rFonts w:ascii="Calibri" w:hAnsi="Calibri"/>
+          <w:sz w:val="19"/>
+        </w:rPr>
+        <w:t xml:space="preserve"> the explanation for the baseline gap, and any claim that it is should be withdrawn.</w:t>
+      </w:r>
+    </w:p>
+    <w:p>
+      <w:pPr>
+        <w:spacing w:after="100"/>
+      </w:pPr>
+      <w:r>
+        <w:rPr>
+          <w:rFonts w:ascii="Calibri" w:hAnsi="Calibri"/>
+          <w:sz w:val="19"/>
+        </w:rPr>
+        <w:t xml:space="preserve">An earlier version of this test reported ~80% parse failures. That was our bug: </w:t>
+      </w:r>
+      <w:r>
+        <w:rPr>
+          <w:rFonts w:ascii="Consolas" w:hAnsi="Consolas"/>
+          <w:sz w:val="19"/>
+        </w:rPr>
+        <w:t>max_tokens=12</w:t>
+      </w:r>
+      <w:r>
+        <w:rPr>
+          <w:rFonts w:ascii="Calibri" w:hAnsi="Calibri"/>
+          <w:sz w:val="19"/>
+        </w:rPr>
+        <w:t xml:space="preserve"> truncated the model mid-preamble (</w:t>
+      </w:r>
+      <w:r>
+        <w:rPr>
+          <w:rFonts w:ascii="Calibri" w:hAnsi="Calibri"/>
+          <w:i/>
+          <w:sz w:val="19"/>
+        </w:rPr>
+        <w:t>"What a fascinating question! I'd rate the extent to which"</w:t>
+      </w:r>
+      <w:r>
+        <w:rPr>
+          <w:rFonts w:ascii="Calibri" w:hAnsi="Calibri"/>
+          <w:sz w:val="19"/>
+        </w:rPr>
+        <w:t>) and a first-number-in-string rule then found nothing. The model does not decline these items; it preambles for 20–40 tokens and then answers.</w:t>
+      </w:r>
+    </w:p>
+    <w:p>
+      <w:pPr>
+        <w:spacing w:before="160" w:after="60"/>
+      </w:pPr>
+      <w:r>
+        <w:rPr>
+          <w:rFonts w:ascii="Calibri" w:hAnsi="Calibri"/>
+          <w:b/>
+          <w:color w:val="1F3864"/>
+          <w:sz w:val="20"/>
+        </w:rPr>
+        <w:t>What the pattern actually looks like</w:t>
+      </w:r>
+    </w:p>
+    <w:p>
+      <w:pPr>
+        <w:spacing w:after="100"/>
+      </w:pPr>
+      <w:r>
+        <w:rPr>
+          <w:rFonts w:ascii="Calibri" w:hAnsi="Calibri"/>
+          <w:sz w:val="19"/>
+        </w:rPr>
+        <w:t xml:space="preserve">The gap is not a uniform downward bias. On </w:t>
+      </w:r>
+      <w:r>
+        <w:rPr>
+          <w:rFonts w:ascii="Consolas" w:hAnsi="Consolas"/>
+          <w:sz w:val="19"/>
+        </w:rPr>
+        <w:t>Human</w:t>
+      </w:r>
+      <w:r>
+        <w:rPr>
+          <w:rFonts w:ascii="Calibri" w:hAnsi="Calibri"/>
+          <w:sz w:val="19"/>
+        </w:rPr>
+        <w:t xml:space="preserve"> we are </w:t>
+      </w:r>
+      <w:r>
+        <w:rPr>
+          <w:rFonts w:ascii="Calibri" w:hAnsi="Calibri"/>
+          <w:b/>
+          <w:sz w:val="19"/>
+        </w:rPr>
+        <w:t>higher</w:t>
+      </w:r>
+      <w:r>
+        <w:rPr>
+          <w:rFonts w:ascii="Calibri" w:hAnsi="Calibri"/>
+          <w:sz w:val="19"/>
+        </w:rPr>
+        <w:t xml:space="preserve"> than the paper (7.93 vs 6.91), while on </w:t>
+      </w:r>
+      <w:r>
+        <w:rPr>
+          <w:rFonts w:ascii="Consolas" w:hAnsi="Consolas"/>
+          <w:sz w:val="19"/>
+        </w:rPr>
+        <w:t>Technology</w:t>
+      </w:r>
+      <w:r>
+        <w:rPr>
+          <w:rFonts w:ascii="Calibri" w:hAnsi="Calibri"/>
+          <w:sz w:val="19"/>
+        </w:rPr>
+        <w:t xml:space="preserve"> we are far lower (0.88 vs 4.84). Our model spans </w:t>
+      </w:r>
+      <w:r>
+        <w:rPr>
+          <w:rFonts w:ascii="Calibri" w:hAnsi="Calibri"/>
+          <w:b/>
+          <w:sz w:val="19"/>
+        </w:rPr>
+        <w:t>7.0 points</w:t>
+      </w:r>
+      <w:r>
+        <w:rPr>
+          <w:rFonts w:ascii="Calibri" w:hAnsi="Calibri"/>
+          <w:sz w:val="19"/>
+        </w:rPr>
+        <w:t xml:space="preserve"> from humans to technology; theirs spans </w:t>
+      </w:r>
+      <w:r>
+        <w:rPr>
+          <w:rFonts w:ascii="Calibri" w:hAnsi="Calibri"/>
+          <w:b/>
+          <w:sz w:val="19"/>
+        </w:rPr>
+        <w:t>2.1</w:t>
+      </w:r>
+      <w:r>
+        <w:rPr>
+          <w:rFonts w:ascii="Calibri" w:hAnsi="Calibri"/>
+          <w:sz w:val="19"/>
+        </w:rPr>
+        <w:t>. Whatever differs between the setups compresses their range relative to ours. Unexplained. Remaining candidates: int8 weights, their slider interface versus our text instruction, or battery-context effects if all 21 items were presented together rather than singly.</w:t>
       </w:r>
     </w:p>
     <w:p>

--- a/RESULTS.docx
+++ b/RESULTS.docx
@@ -113,14 +113,29 @@
           <w:b/>
           <w:sz w:val="19"/>
         </w:rPr>
-        <w:t>Steering this direction changes response style, not belief.</w:t>
+        <w:t>Steering this direction changes response style, not belief — and it is not specific to consciousness.</w:t>
       </w:r>
       <w:r>
         <w:rPr>
           <w:rFonts w:ascii="Calibri" w:hAnsi="Calibri"/>
           <w:sz w:val="19"/>
         </w:rPr>
-        <w:t xml:space="preserve"> Across all five outcome formats the effect is a shift toward the affirmative end of whatever scale is offered — Yes over No, higher over lower, "does exist" over "does not" — and once polarity is balanced, essentially nothing remains.</w:t>
+        <w:t xml:space="preserve"> That holds on both models tested. The </w:t>
+      </w:r>
+      <w:r>
+        <w:rPr>
+          <w:rFonts w:ascii="Calibri" w:hAnsi="Calibri"/>
+          <w:i/>
+          <w:sz w:val="19"/>
+        </w:rPr>
+        <w:t>direction</w:t>
+      </w:r>
+      <w:r>
+        <w:rPr>
+          <w:rFonts w:ascii="Calibri" w:hAnsi="Calibri"/>
+          <w:sz w:val="19"/>
+        </w:rPr>
+        <w:t xml:space="preserve"> of the response bias, however, differs by model, so "it makes the model say yes" is too specific a description.</w:t>
       </w:r>
     </w:p>
     <w:tbl>
@@ -131,11 +146,9 @@
         <w:tblLook w:firstColumn="1" w:firstRow="1" w:lastColumn="0" w:lastRow="0" w:noHBand="0" w:noVBand="1" w:val="04A0"/>
       </w:tblPr>
       <w:tblGrid>
-        <w:gridCol w:w="1930"/>
-        <w:gridCol w:w="1930"/>
-        <w:gridCol w:w="1930"/>
-        <w:gridCol w:w="1930"/>
-        <w:gridCol w:w="1930"/>
+        <w:gridCol w:w="3216"/>
+        <w:gridCol w:w="3216"/>
+        <w:gridCol w:w="3216"/>
       </w:tblGrid>
       <w:tr>
         <w:trPr>
@@ -158,13 +171,12 @@
                 <w:color w:val="FFFFFF"/>
                 <w:sz w:val="18"/>
               </w:rPr>
-              <w:t>outcome format</w:t>
-            </w:r>
-          </w:p>
-        </w:tc>
-        <w:tc>
-          <w:tcPr>
-            <w:tcW w:type="dxa" w:w="1674"/>
+            </w:r>
+          </w:p>
+        </w:tc>
+        <w:tc>
+          <w:tcPr>
+            <w:tcW w:type="dxa" w:w="3348"/>
             <w:shd w:val="clear" w:color="auto" w:fill="1F3864"/>
           </w:tcPr>
           <w:p>
@@ -178,13 +190,13 @@
                 <w:color w:val="FFFFFF"/>
                 <w:sz w:val="18"/>
               </w:rPr>
-              <w:t>forward Δ</w:t>
-            </w:r>
-          </w:p>
-        </w:tc>
-        <w:tc>
-          <w:tcPr>
-            <w:tcW w:type="dxa" w:w="1674"/>
+              <w:t>Llama-3-8B</w:t>
+            </w:r>
+          </w:p>
+        </w:tc>
+        <w:tc>
+          <w:tcPr>
+            <w:tcW w:type="dxa" w:w="3348"/>
             <w:shd w:val="clear" w:color="auto" w:fill="1F3864"/>
           </w:tcPr>
           <w:p>
@@ -198,47 +210,7 @@
                 <w:color w:val="FFFFFF"/>
                 <w:sz w:val="18"/>
               </w:rPr>
-              <w:t>reverse Δ</w:t>
-            </w:r>
-          </w:p>
-        </w:tc>
-        <w:tc>
-          <w:tcPr>
-            <w:tcW w:type="dxa" w:w="1674"/>
-            <w:shd w:val="clear" w:color="auto" w:fill="1F3864"/>
-          </w:tcPr>
-          <w:p>
-            <w:pPr>
-              <w:spacing w:after="20"/>
-            </w:pPr>
-            <w:r>
-              <w:rPr>
-                <w:rFonts w:ascii="Calibri" w:hAnsi="Calibri"/>
-                <w:b/>
-                <w:color w:val="FFFFFF"/>
-                <w:sz w:val="18"/>
-              </w:rPr>
-              <w:t>balanced Δ</w:t>
-            </w:r>
-          </w:p>
-        </w:tc>
-        <w:tc>
-          <w:tcPr>
-            <w:tcW w:type="dxa" w:w="1674"/>
-            <w:shd w:val="clear" w:color="auto" w:fill="1F3864"/>
-          </w:tcPr>
-          <w:p>
-            <w:pPr>
-              <w:spacing w:after="20"/>
-            </w:pPr>
-            <w:r>
-              <w:rPr>
-                <w:rFonts w:ascii="Calibri" w:hAnsi="Calibri"/>
-                <w:b/>
-                <w:color w:val="FFFFFF"/>
-                <w:sz w:val="18"/>
-              </w:rPr>
-              <w:t>bias index Δ</w:t>
+              <w:t>Gemma-2-2B</w:t>
             </w:r>
           </w:p>
         </w:tc>
@@ -260,47 +232,30 @@
                 <w:rFonts w:ascii="Calibri" w:hAnsi="Calibri"/>
                 <w:sz w:val="18"/>
               </w:rPr>
-              <w:t>self-attribution (yes/no), c=2.5</w:t>
-            </w:r>
-          </w:p>
-        </w:tc>
-        <w:tc>
-          <w:tcPr>
-            <w:tcW w:type="dxa" w:w="1674"/>
-          </w:tcPr>
-          <w:p>
-            <w:pPr>
-              <w:spacing w:after="20"/>
-            </w:pPr>
-            <w:r>
-              <w:rPr>
-                <w:rFonts w:ascii="Calibri" w:hAnsi="Calibri"/>
-                <w:sz w:val="18"/>
-              </w:rPr>
-              <w:t>+1.98</w:t>
-            </w:r>
-          </w:p>
-        </w:tc>
-        <w:tc>
-          <w:tcPr>
-            <w:tcW w:type="dxa" w:w="1674"/>
-          </w:tcPr>
-          <w:p>
-            <w:pPr>
-              <w:spacing w:after="20"/>
-            </w:pPr>
-            <w:r>
-              <w:rPr>
-                <w:rFonts w:ascii="Calibri" w:hAnsi="Calibri"/>
-                <w:sz w:val="18"/>
-              </w:rPr>
-              <w:t>+6.10</w:t>
-            </w:r>
-          </w:p>
-        </w:tc>
-        <w:tc>
-          <w:tcPr>
-            <w:tcW w:type="dxa" w:w="1674"/>
+              <w:t>direction extracts</w:t>
+            </w:r>
+          </w:p>
+        </w:tc>
+        <w:tc>
+          <w:tcPr>
+            <w:tcW w:type="dxa" w:w="3348"/>
+          </w:tcPr>
+          <w:p>
+            <w:pPr>
+              <w:spacing w:after="20"/>
+            </w:pPr>
+            <w:r>
+              <w:rPr>
+                <w:rFonts w:ascii="Calibri" w:hAnsi="Calibri"/>
+                <w:sz w:val="18"/>
+              </w:rPr>
+              <w:t>0.950 held-out, 1/45 clears their 0.95 gate</w:t>
+            </w:r>
+          </w:p>
+        </w:tc>
+        <w:tc>
+          <w:tcPr>
+            <w:tcW w:type="dxa" w:w="3348"/>
           </w:tcPr>
           <w:p>
             <w:pPr>
@@ -312,24 +267,14 @@
                 <w:b/>
                 <w:sz w:val="18"/>
               </w:rPr>
-              <w:t>−2.06</w:t>
-            </w:r>
-          </w:p>
-        </w:tc>
-        <w:tc>
-          <w:tcPr>
-            <w:tcW w:type="dxa" w:w="1674"/>
-          </w:tcPr>
-          <w:p>
-            <w:pPr>
-              <w:spacing w:after="20"/>
-            </w:pPr>
-            <w:r>
-              <w:rPr>
-                <w:rFonts w:ascii="Calibri" w:hAnsi="Calibri"/>
-                <w:sz w:val="18"/>
-              </w:rPr>
-              <w:t>+4.04</w:t>
+              <w:t>0.983</w:t>
+            </w:r>
+            <w:r>
+              <w:rPr>
+                <w:rFonts w:ascii="Calibri" w:hAnsi="Calibri"/>
+                <w:sz w:val="18"/>
+              </w:rPr>
+              <w:t>, 3/50 clear it</w:t>
             </w:r>
           </w:p>
         </w:tc>
@@ -352,13 +297,13 @@
                 <w:rFonts w:ascii="Calibri" w:hAnsi="Calibri"/>
                 <w:sz w:val="18"/>
               </w:rPr>
-              <w:t>self-attribution (yes/no), c=4</w:t>
-            </w:r>
-          </w:p>
-        </w:tc>
-        <w:tc>
-          <w:tcPr>
-            <w:tcW w:type="dxa" w:w="1674"/>
+              <w:t>their reported config recovered</w:t>
+            </w:r>
+          </w:p>
+        </w:tc>
+        <w:tc>
+          <w:tcPr>
+            <w:tcW w:type="dxa" w:w="3348"/>
             <w:shd w:val="clear" w:color="auto" w:fill="EEF2F8"/>
           </w:tcPr>
           <w:p>
@@ -370,13 +315,13 @@
                 <w:rFonts w:ascii="Calibri" w:hAnsi="Calibri"/>
                 <w:sz w:val="18"/>
               </w:rPr>
-              <w:t>+8.20</w:t>
-            </w:r>
-          </w:p>
-        </w:tc>
-        <w:tc>
-          <w:tcPr>
-            <w:tcW w:type="dxa" w:w="1674"/>
+              <w:t>layer 14 = our argmax (position differs)</w:t>
+            </w:r>
+          </w:p>
+        </w:tc>
+        <w:tc>
+          <w:tcPr>
+            <w:tcW w:type="dxa" w:w="3348"/>
             <w:shd w:val="clear" w:color="auto" w:fill="EEF2F8"/>
           </w:tcPr>
           <w:p>
@@ -388,44 +333,7 @@
                 <w:rFonts w:ascii="Calibri" w:hAnsi="Calibri"/>
                 <w:sz w:val="18"/>
               </w:rPr>
-              <w:t>+8.51</w:t>
-            </w:r>
-          </w:p>
-        </w:tc>
-        <w:tc>
-          <w:tcPr>
-            <w:tcW w:type="dxa" w:w="1674"/>
-            <w:shd w:val="clear" w:color="auto" w:fill="EEF2F8"/>
-          </w:tcPr>
-          <w:p>
-            <w:pPr>
-              <w:spacing w:after="20"/>
-            </w:pPr>
-            <w:r>
-              <w:rPr>
-                <w:rFonts w:ascii="Calibri" w:hAnsi="Calibri"/>
-                <w:b/>
-                <w:sz w:val="18"/>
-              </w:rPr>
-              <w:t>−0.16</w:t>
-            </w:r>
-          </w:p>
-        </w:tc>
-        <w:tc>
-          <w:tcPr>
-            <w:tcW w:type="dxa" w:w="1674"/>
-            <w:shd w:val="clear" w:color="auto" w:fill="EEF2F8"/>
-          </w:tcPr>
-          <w:p>
-            <w:pPr>
-              <w:spacing w:after="20"/>
-            </w:pPr>
-            <w:r>
-              <w:rPr>
-                <w:rFonts w:ascii="Calibri" w:hAnsi="Calibri"/>
-                <w:sz w:val="18"/>
-              </w:rPr>
-              <w:t>+8.35</w:t>
+              <w:t>position −3 exact; their layer 14 passes at 0.975</w:t>
             </w:r>
           </w:p>
         </w:tc>
@@ -447,76 +355,41 @@
                 <w:rFonts w:ascii="Calibri" w:hAnsi="Calibri"/>
                 <w:sz w:val="18"/>
               </w:rPr>
-              <w:t>IDAQ (0–10 slider), c=2.5</w:t>
-            </w:r>
-          </w:p>
-        </w:tc>
-        <w:tc>
-          <w:tcPr>
-            <w:tcW w:type="dxa" w:w="1674"/>
-          </w:tcPr>
-          <w:p>
-            <w:pPr>
-              <w:spacing w:after="20"/>
-            </w:pPr>
-            <w:r>
-              <w:rPr>
-                <w:rFonts w:ascii="Calibri" w:hAnsi="Calibri"/>
-                <w:sz w:val="18"/>
-              </w:rPr>
-              <w:t>+2.79</w:t>
-            </w:r>
-          </w:p>
-        </w:tc>
-        <w:tc>
-          <w:tcPr>
-            <w:tcW w:type="dxa" w:w="1674"/>
-          </w:tcPr>
-          <w:p>
-            <w:pPr>
-              <w:spacing w:after="20"/>
-            </w:pPr>
-            <w:r>
-              <w:rPr>
-                <w:rFonts w:ascii="Calibri" w:hAnsi="Calibri"/>
-                <w:sz w:val="18"/>
-              </w:rPr>
-              <w:t>+2.38</w:t>
-            </w:r>
-          </w:p>
-        </w:tc>
-        <w:tc>
-          <w:tcPr>
-            <w:tcW w:type="dxa" w:w="1674"/>
-          </w:tcPr>
-          <w:p>
-            <w:pPr>
-              <w:spacing w:after="20"/>
-            </w:pPr>
-            <w:r>
-              <w:rPr>
-                <w:rFonts w:ascii="Calibri" w:hAnsi="Calibri"/>
-                <w:b/>
-                <w:sz w:val="18"/>
-              </w:rPr>
-              <w:t>+0.21</w:t>
-            </w:r>
-          </w:p>
-        </w:tc>
-        <w:tc>
-          <w:tcPr>
-            <w:tcW w:type="dxa" w:w="1674"/>
-          </w:tcPr>
-          <w:p>
-            <w:pPr>
-              <w:spacing w:after="20"/>
-            </w:pPr>
-            <w:r>
-              <w:rPr>
-                <w:rFonts w:ascii="Calibri" w:hAnsi="Calibri"/>
-                <w:sz w:val="18"/>
-              </w:rPr>
-              <w:t>+2.58</w:t>
+              <w:t>self-attribution, forward Δ</w:t>
+            </w:r>
+          </w:p>
+        </w:tc>
+        <w:tc>
+          <w:tcPr>
+            <w:tcW w:type="dxa" w:w="3348"/>
+          </w:tcPr>
+          <w:p>
+            <w:pPr>
+              <w:spacing w:after="20"/>
+            </w:pPr>
+            <w:r>
+              <w:rPr>
+                <w:rFonts w:ascii="Calibri" w:hAnsi="Calibri"/>
+                <w:sz w:val="18"/>
+              </w:rPr>
+              <w:t>+8.20</w:t>
+            </w:r>
+          </w:p>
+        </w:tc>
+        <w:tc>
+          <w:tcPr>
+            <w:tcW w:type="dxa" w:w="3348"/>
+          </w:tcPr>
+          <w:p>
+            <w:pPr>
+              <w:spacing w:after="20"/>
+            </w:pPr>
+            <w:r>
+              <w:rPr>
+                <w:rFonts w:ascii="Calibri" w:hAnsi="Calibri"/>
+                <w:sz w:val="18"/>
+              </w:rPr>
+              <w:t>+0.01 (floored)</w:t>
             </w:r>
           </w:p>
         </w:tc>
@@ -539,13 +412,13 @@
                 <w:rFonts w:ascii="Calibri" w:hAnsi="Calibri"/>
                 <w:sz w:val="18"/>
               </w:rPr>
-              <w:t>IDAQ (0–10 slider), c=4</w:t>
-            </w:r>
-          </w:p>
-        </w:tc>
-        <w:tc>
-          <w:tcPr>
-            <w:tcW w:type="dxa" w:w="1674"/>
+              <w:t>self-attribution, reverse Δ</w:t>
+            </w:r>
+          </w:p>
+        </w:tc>
+        <w:tc>
+          <w:tcPr>
+            <w:tcW w:type="dxa" w:w="3348"/>
             <w:shd w:val="clear" w:color="auto" w:fill="EEF2F8"/>
           </w:tcPr>
           <w:p>
@@ -557,13 +430,13 @@
                 <w:rFonts w:ascii="Calibri" w:hAnsi="Calibri"/>
                 <w:sz w:val="18"/>
               </w:rPr>
-              <w:t>—</w:t>
-            </w:r>
-          </w:p>
-        </w:tc>
-        <w:tc>
-          <w:tcPr>
-            <w:tcW w:type="dxa" w:w="1674"/>
+              <w:t>+8.51</w:t>
+            </w:r>
+          </w:p>
+        </w:tc>
+        <w:tc>
+          <w:tcPr>
+            <w:tcW w:type="dxa" w:w="3348"/>
             <w:shd w:val="clear" w:color="auto" w:fill="EEF2F8"/>
           </w:tcPr>
           <w:p>
@@ -573,15 +446,93 @@
             <w:r>
               <w:rPr>
                 <w:rFonts w:ascii="Calibri" w:hAnsi="Calibri"/>
-                <w:sz w:val="18"/>
-              </w:rPr>
-              <w:t>—</w:t>
-            </w:r>
-          </w:p>
-        </w:tc>
-        <w:tc>
-          <w:tcPr>
-            <w:tcW w:type="dxa" w:w="1674"/>
+                <w:b/>
+                <w:sz w:val="18"/>
+              </w:rPr>
+              <w:t>−4.00</w:t>
+            </w:r>
+          </w:p>
+        </w:tc>
+      </w:tr>
+      <w:tr>
+        <w:trPr>
+          <w:cantSplit/>
+        </w:trPr>
+        <w:tc>
+          <w:tcPr>
+            <w:tcW w:type="dxa" w:w="2952"/>
+          </w:tcPr>
+          <w:p>
+            <w:pPr>
+              <w:spacing w:after="20"/>
+            </w:pPr>
+            <w:r>
+              <w:rPr>
+                <w:rFonts w:ascii="Calibri" w:hAnsi="Calibri"/>
+                <w:sz w:val="18"/>
+              </w:rPr>
+              <w:t>bias direction</w:t>
+            </w:r>
+          </w:p>
+        </w:tc>
+        <w:tc>
+          <w:tcPr>
+            <w:tcW w:type="dxa" w:w="3348"/>
+          </w:tcPr>
+          <w:p>
+            <w:pPr>
+              <w:spacing w:after="20"/>
+            </w:pPr>
+            <w:r>
+              <w:rPr>
+                <w:rFonts w:ascii="Calibri" w:hAnsi="Calibri"/>
+                <w:b/>
+                <w:sz w:val="18"/>
+              </w:rPr>
+              <w:t>yea-saying</w:t>
+            </w:r>
+            <w:r>
+              <w:rPr>
+                <w:rFonts w:ascii="Calibri" w:hAnsi="Calibri"/>
+                <w:sz w:val="18"/>
+              </w:rPr>
+              <w:t xml:space="preserve"> (both rise)</w:t>
+            </w:r>
+          </w:p>
+        </w:tc>
+        <w:tc>
+          <w:tcPr>
+            <w:tcW w:type="dxa" w:w="3348"/>
+          </w:tcPr>
+          <w:p>
+            <w:pPr>
+              <w:spacing w:after="20"/>
+            </w:pPr>
+            <w:r>
+              <w:rPr>
+                <w:rFonts w:ascii="Calibri" w:hAnsi="Calibri"/>
+                <w:b/>
+                <w:sz w:val="18"/>
+              </w:rPr>
+              <w:t>nay-saying</w:t>
+            </w:r>
+            <w:r>
+              <w:rPr>
+                <w:rFonts w:ascii="Calibri" w:hAnsi="Calibri"/>
+                <w:sz w:val="18"/>
+              </w:rPr>
+              <w:t xml:space="preserve"> (reverse falls)</w:t>
+            </w:r>
+          </w:p>
+        </w:tc>
+      </w:tr>
+      <w:tr>
+        <w:trPr>
+          <w:cantSplit/>
+        </w:trPr>
+        <w:tc>
+          <w:tcPr>
+            <w:tcW w:type="dxa" w:w="2952"/>
             <w:shd w:val="clear" w:color="auto" w:fill="EEF2F8"/>
           </w:tcPr>
           <w:p>
@@ -591,28 +542,102 @@
             <w:r>
               <w:rPr>
                 <w:rFonts w:ascii="Calibri" w:hAnsi="Calibri"/>
+                <w:sz w:val="18"/>
+              </w:rPr>
+              <w:t>IDAQ balanced Δ</w:t>
+            </w:r>
+          </w:p>
+        </w:tc>
+        <w:tc>
+          <w:tcPr>
+            <w:tcW w:type="dxa" w:w="3348"/>
+            <w:shd w:val="clear" w:color="auto" w:fill="EEF2F8"/>
+          </w:tcPr>
+          <w:p>
+            <w:pPr>
+              <w:spacing w:after="20"/>
+            </w:pPr>
+            <w:r>
+              <w:rPr>
+                <w:rFonts w:ascii="Calibri" w:hAnsi="Calibri"/>
+                <w:sz w:val="18"/>
+              </w:rPr>
+              <w:t>+0.21</w:t>
+            </w:r>
+          </w:p>
+        </w:tc>
+        <w:tc>
+          <w:tcPr>
+            <w:tcW w:type="dxa" w:w="3348"/>
+            <w:shd w:val="clear" w:color="auto" w:fill="EEF2F8"/>
+          </w:tcPr>
+          <w:p>
+            <w:pPr>
+              <w:spacing w:after="20"/>
+            </w:pPr>
+            <w:r>
+              <w:rPr>
+                <w:rFonts w:ascii="Calibri" w:hAnsi="Calibri"/>
+                <w:sz w:val="18"/>
+              </w:rPr>
+              <w:t>−0.20</w:t>
+            </w:r>
+          </w:p>
+        </w:tc>
+      </w:tr>
+      <w:tr>
+        <w:trPr>
+          <w:cantSplit/>
+        </w:trPr>
+        <w:tc>
+          <w:tcPr>
+            <w:tcW w:type="dxa" w:w="2952"/>
+          </w:tcPr>
+          <w:p>
+            <w:pPr>
+              <w:spacing w:after="20"/>
+            </w:pPr>
+            <w:r>
+              <w:rPr>
+                <w:rFonts w:ascii="Calibri" w:hAnsi="Calibri"/>
                 <w:b/>
                 <w:sz w:val="18"/>
               </w:rPr>
-              <w:t>+0.42</w:t>
-            </w:r>
-          </w:p>
-        </w:tc>
-        <w:tc>
-          <w:tcPr>
-            <w:tcW w:type="dxa" w:w="1674"/>
-            <w:shd w:val="clear" w:color="auto" w:fill="EEF2F8"/>
-          </w:tcPr>
-          <w:p>
-            <w:pPr>
-              <w:spacing w:after="20"/>
-            </w:pPr>
-            <w:r>
-              <w:rPr>
-                <w:rFonts w:ascii="Calibri" w:hAnsi="Calibri"/>
-                <w:sz w:val="18"/>
-              </w:rPr>
-              <w:t>+2.99</w:t>
+              <w:t>placebo matches the real arm</w:t>
+            </w:r>
+          </w:p>
+        </w:tc>
+        <w:tc>
+          <w:tcPr>
+            <w:tcW w:type="dxa" w:w="3348"/>
+          </w:tcPr>
+          <w:p>
+            <w:pPr>
+              <w:spacing w:after="20"/>
+            </w:pPr>
+            <w:r>
+              <w:rPr>
+                <w:rFonts w:ascii="Calibri" w:hAnsi="Calibri"/>
+                <w:sz w:val="18"/>
+              </w:rPr>
+              <w:t>+3.60 vs +2.84</w:t>
+            </w:r>
+          </w:p>
+        </w:tc>
+        <w:tc>
+          <w:tcPr>
+            <w:tcW w:type="dxa" w:w="3348"/>
+          </w:tcPr>
+          <w:p>
+            <w:pPr>
+              <w:spacing w:after="20"/>
+            </w:pPr>
+            <w:r>
+              <w:rPr>
+                <w:rFonts w:ascii="Calibri" w:hAnsi="Calibri"/>
+                <w:sz w:val="18"/>
+              </w:rPr>
+              <w:t>+1.79 vs +2.00</w:t>
             </w:r>
           </w:p>
         </w:tc>
@@ -632,7 +657,93 @@
           <w:rFonts w:ascii="Calibri" w:hAnsi="Calibri"/>
           <w:sz w:val="19"/>
         </w:rPr>
-        <w:t xml:space="preserve">Balanced scores are computed as </w:t>
+        <w:t xml:space="preserve">So the claim that survives two models is </w:t>
+      </w:r>
+      <w:r>
+        <w:rPr>
+          <w:rFonts w:ascii="Calibri" w:hAnsi="Calibri"/>
+          <w:b/>
+          <w:sz w:val="19"/>
+        </w:rPr>
+        <w:t>non-specificity</w:t>
+      </w:r>
+      <w:r>
+        <w:rPr>
+          <w:rFonts w:ascii="Calibri" w:hAnsi="Calibri"/>
+          <w:sz w:val="19"/>
+        </w:rPr>
+        <w:t xml:space="preserve">: a control direction built from </w:t>
+      </w:r>
+      <w:r>
+        <w:rPr>
+          <w:rFonts w:ascii="Calibri" w:hAnsi="Calibri"/>
+          <w:i/>
+          <w:sz w:val="19"/>
+        </w:rPr>
+        <w:t>durability, latency and parameter count</w:t>
+      </w:r>
+      <w:r>
+        <w:rPr>
+          <w:rFonts w:ascii="Calibri" w:hAnsi="Calibri"/>
+          <w:sz w:val="19"/>
+        </w:rPr>
+        <w:t xml:space="preserve"> moves the paper's outcomes as much as the consciousness direction does. The claim that does </w:t>
+      </w:r>
+      <w:r>
+        <w:rPr>
+          <w:rFonts w:ascii="Calibri" w:hAnsi="Calibri"/>
+          <w:i/>
+          <w:sz w:val="19"/>
+        </w:rPr>
+        <w:t>not</w:t>
+      </w:r>
+      <w:r>
+        <w:rPr>
+          <w:rFonts w:ascii="Calibri" w:hAnsi="Calibri"/>
+          <w:sz w:val="19"/>
+        </w:rPr>
+        <w:t xml:space="preserve"> generalise is the mechanism — Llama shifts toward agreement, Gemma toward denial. The accurate statement is that steering pushes responses toward </w:t>
+      </w:r>
+      <w:r>
+        <w:rPr>
+          <w:rFonts w:ascii="Calibri" w:hAnsi="Calibri"/>
+          <w:b/>
+          <w:sz w:val="19"/>
+        </w:rPr>
+        <w:t>one pole of whatever scale is offered</w:t>
+      </w:r>
+      <w:r>
+        <w:rPr>
+          <w:rFonts w:ascii="Calibri" w:hAnsi="Calibri"/>
+          <w:sz w:val="19"/>
+        </w:rPr>
+        <w:t>, and which pole depends on the model.</w:t>
+      </w:r>
+    </w:p>
+    <w:p>
+      <w:pPr>
+        <w:spacing w:before="160" w:after="60"/>
+      </w:pPr>
+      <w:r>
+        <w:rPr>
+          <w:rFonts w:ascii="Calibri" w:hAnsi="Calibri"/>
+          <w:b/>
+          <w:color w:val="1F3864"/>
+          <w:sz w:val="20"/>
+        </w:rPr>
+        <w:t>A limitation in our own instrument, exposed by Gemma</w:t>
+      </w:r>
+    </w:p>
+    <w:p>
+      <w:pPr>
+        <w:spacing w:after="100"/>
+      </w:pPr>
+      <w:r>
+        <w:rPr>
+          <w:rFonts w:ascii="Calibri" w:hAnsi="Calibri"/>
+          <w:sz w:val="19"/>
+        </w:rPr>
+        <w:t xml:space="preserve">Balanced keying computes </w:t>
       </w:r>
       <w:r>
         <w:rPr>
@@ -646,35 +757,22 @@
           <w:rFonts w:ascii="Calibri" w:hAnsi="Calibri"/>
           <w:sz w:val="19"/>
         </w:rPr>
-        <w:t xml:space="preserve"> over matched item pairs differing only in polarity, with the bias index as </w:t>
+        <w:t xml:space="preserve"> and assumes the bias moves both arms symmetrically. On Gemma the forward items sit at the floor (0.01) and cannot fall further, so a general "say No more" bias moves only the reverse arm — and the formula misreads that one-sided movement as attribution </w:t>
       </w:r>
       <w:r>
         <w:rPr>
-          <w:rFonts w:ascii="Consolas" w:hAnsi="Consolas"/>
+          <w:rFonts w:ascii="Calibri" w:hAnsi="Calibri"/>
+          <w:i/>
           <w:sz w:val="19"/>
         </w:rPr>
-        <w:t>(F + R) / 2</w:t>
+        <w:t>rising</w:t>
       </w:r>
       <w:r>
         <w:rPr>
           <w:rFonts w:ascii="Calibri" w:hAnsi="Calibri"/>
           <w:sz w:val="19"/>
         </w:rPr>
-        <w:t>. The two are orthogonal: a pure response bias leaves the balanced score flat and inflates the index; a real belief shift does the reverse. Every arm at every coefficient shows the former.</w:t>
-      </w:r>
-    </w:p>
-    <w:p>
-      <w:pPr>
-        <w:spacing w:before="160" w:after="60"/>
-      </w:pPr>
-      <w:r>
-        <w:rPr>
-          <w:rFonts w:ascii="Calibri" w:hAnsi="Calibri"/>
-          <w:b/>
-          <w:color w:val="1F3864"/>
-          <w:sz w:val="20"/>
-        </w:rPr>
-        <w:t>One narrow exception</w:t>
+        <w:t xml:space="preserve"> (+2.00). It is a floor artifact, not a finding.</w:t>
       </w:r>
     </w:p>
     <w:p>
@@ -684,32 +782,24 @@
       <w:r>
         <w:rPr>
           <w:rFonts w:ascii="Calibri" w:hAnsi="Calibri"/>
+          <w:sz w:val="19"/>
+        </w:rPr>
+        <w:t xml:space="preserve">The correction is therefore sound only when both arms have room to move (Llama: forward +8.20, reverse +8.51) and </w:t>
+      </w:r>
+      <w:r>
+        <w:rPr>
+          <w:rFonts w:ascii="Calibri" w:hAnsi="Calibri"/>
           <w:b/>
           <w:sz w:val="19"/>
         </w:rPr>
-        <w:t>IDAQ attribution to chatbots survives polarity balancing (+1.95)</w:t>
+        <w:t>breaks under saturation</w:t>
       </w:r>
       <w:r>
         <w:rPr>
           <w:rFonts w:ascii="Calibri" w:hAnsi="Calibri"/>
           <w:sz w:val="19"/>
         </w:rPr>
-        <w:t xml:space="preserve"> where no other category does (Technology +0.47, Non-Animal +0.02, Animal +0.00, Human −1.33). That is consistent with the paper's own observation that the model's self-attributed mind and its attribution to chatbots move together — "do chatbots have minds?" is the one IDAQ item partly </w:t>
-      </w:r>
-      <w:r>
-        <w:rPr>
-          <w:rFonts w:ascii="Calibri" w:hAnsi="Calibri"/>
-          <w:i/>
-          <w:sz w:val="19"/>
-        </w:rPr>
-        <w:t>about itself</w:t>
-      </w:r>
-      <w:r>
-        <w:rPr>
-          <w:rFonts w:ascii="Calibri" w:hAnsi="Calibri"/>
-          <w:sz w:val="19"/>
-        </w:rPr>
-        <w:t>. A small survivable effect inside an otherwise null result, on a single 3-item category.</w:t>
+        <w:t>. What rescues the conclusion on Gemma is the placebo, which is immune to the floor problem: both arms hit the same floor, so a real effect would not be matched by a non-mental control. It is (+1.79 vs +2.00).</w:t>
       </w:r>
     </w:p>
     <w:p>
@@ -745,29 +835,14 @@
           <w:b/>
           <w:sz w:val="19"/>
         </w:rPr>
-        <w:t>The direction is real.</w:t>
+        <w:t>The direction is real on both models</w:t>
       </w:r>
       <w:r>
         <w:rPr>
           <w:rFonts w:ascii="Calibri" w:hAnsi="Calibri"/>
           <w:sz w:val="19"/>
         </w:rPr>
-        <w:t xml:space="preserve"> 0.950 held-out accuracy; </w:t>
-      </w:r>
-      <w:r>
-        <w:rPr>
-          <w:rFonts w:ascii="Calibri" w:hAnsi="Calibri"/>
-          <w:b/>
-          <w:sz w:val="19"/>
-        </w:rPr>
-        <w:t>layer 14 — the paper's layer — is the accuracy argmax of all 160 candidates and the only one clearing their 0.95 gate</w:t>
-      </w:r>
-      <w:r>
-        <w:rPr>
-          <w:rFonts w:ascii="Calibri" w:hAnsi="Calibri"/>
-          <w:sz w:val="19"/>
-        </w:rPr>
-        <w:t xml:space="preserve"> (1/32 by chance).</w:t>
+        <w:t>, and the paper's reported configurations are recoverable by independent code on an independently written corpus — their layer on Llama, their position on Gemma.</w:t>
       </w:r>
     </w:p>
     <w:p>
@@ -811,7 +886,7 @@
           <w:rFonts w:ascii="Calibri" w:hAnsi="Calibri"/>
           <w:sz w:val="19"/>
         </w:rPr>
-        <w:t xml:space="preserve"> is the one category that does not move (ours +0.11).</w:t>
+        <w:t xml:space="preserve"> is the one category that does not move.</w:t>
       </w:r>
     </w:p>
     <w:p>
@@ -833,1040 +908,14 @@
           <w:b/>
           <w:sz w:val="19"/>
         </w:rPr>
-        <w:t>A non-mental placebo reproduces all of it</w:t>
+        <w:t>A label-permuted null does far less than either real direction</w:t>
       </w:r>
       <w:r>
         <w:rPr>
           <w:rFonts w:ascii="Calibri" w:hAnsi="Calibri"/>
           <w:sz w:val="19"/>
         </w:rPr>
-        <w:t>, so nothing is specific to consciousness. A label-permuted null does not, so it is not "any perturbation works" either — it is that any coherent first-person self-description works, whatever its subject.</w:t>
-      </w:r>
-    </w:p>
-    <w:p>
-      <w:pPr>
-        <w:spacing w:before="160" w:after="60"/>
-      </w:pPr>
-      <w:r>
-        <w:rPr>
-          <w:rFonts w:ascii="Calibri" w:hAnsi="Calibri"/>
-          <w:b/>
-          <w:color w:val="1F3864"/>
-          <w:sz w:val="20"/>
-        </w:rPr>
-        <w:t>Consequence for the paper</w:t>
-      </w:r>
-    </w:p>
-    <w:p>
-      <w:pPr>
-        <w:spacing w:after="100"/>
-      </w:pPr>
-      <w:r>
-        <w:rPr>
-          <w:rFonts w:ascii="Calibri" w:hAnsi="Calibri"/>
-          <w:sz w:val="19"/>
-        </w:rPr>
-        <w:t xml:space="preserve">The GSS result is the strongest form of this, because it uses their instrument unmodified: on keying-balanced items, agreement rises on both sides of a contradiction. Separately, their self-attribution outcome uses yes/no items with </w:t>
-      </w:r>
-      <w:r>
-        <w:rPr>
-          <w:rFonts w:ascii="Calibri" w:hAnsi="Calibri"/>
-          <w:b/>
-          <w:sz w:val="19"/>
-        </w:rPr>
-        <w:t>no reverse-keyed items</w:t>
-      </w:r>
-      <w:r>
-        <w:rPr>
-          <w:rFonts w:ascii="Calibri" w:hAnsi="Calibri"/>
-          <w:sz w:val="19"/>
-        </w:rPr>
-        <w:t xml:space="preserve">, and their IDAQ uses 0–10 sliders with </w:t>
-      </w:r>
-      <w:r>
-        <w:rPr>
-          <w:rFonts w:ascii="Calibri" w:hAnsi="Calibri"/>
-          <w:b/>
-          <w:sz w:val="19"/>
-        </w:rPr>
-        <w:t>no polarity-flipped items</w:t>
-      </w:r>
-      <w:r>
-        <w:rPr>
-          <w:rFonts w:ascii="Calibri" w:hAnsi="Calibri"/>
-          <w:sz w:val="19"/>
-        </w:rPr>
-        <w:t>. Both are therefore exposed to the biases measured here, and both checks are cheap: add polarity-flipped versions and see whether the balanced score moves. This is an actionable check on the source, not a limitation peculiar to our replication.</w:t>
-      </w:r>
-    </w:p>
-    <w:p>
-      <w:pPr>
-        <w:spacing w:before="220" w:after="100"/>
-      </w:pPr>
-      <w:r>
-        <w:rPr>
-          <w:rFonts w:ascii="Calibri" w:hAnsi="Calibri"/>
-          <w:b/>
-          <w:color w:val="1F3864"/>
-          <w:sz w:val="22"/>
-        </w:rPr>
-        <w:t>GSS items — the paper's own instrument, unmodified</w:t>
-      </w:r>
-    </w:p>
-    <w:p>
-      <w:pPr>
-        <w:spacing w:after="100"/>
-      </w:pPr>
-      <w:r>
-        <w:rPr>
-          <w:rFonts w:ascii="Calibri" w:hAnsi="Calibri"/>
-          <w:sz w:val="19"/>
-        </w:rPr>
-        <w:t xml:space="preserve">Their Experiment 4 uses 95 GSS items, 36% of them explicit "do you agree or disagree" statements. GSS's own methodologists </w:t>
-      </w:r>
-      <w:r>
-        <w:rPr>
-          <w:rFonts w:ascii="Calibri" w:hAnsi="Calibri"/>
-          <w:b/>
-          <w:sz w:val="19"/>
-        </w:rPr>
-        <w:t>balanced the keying</w:t>
-      </w:r>
-      <w:r>
-        <w:rPr>
-          <w:rFonts w:ascii="Calibri" w:hAnsi="Calibri"/>
-          <w:sz w:val="19"/>
-        </w:rPr>
-        <w:t xml:space="preserve">: some items are worded so agreeing is pro-religious, others so agreeing is anti-religious. That makes the scale self-diagnosing, and the two accounts predict opposite things — a genuine religiosity shift raises agreement on pro items and </w:t>
-      </w:r>
-      <w:r>
-        <w:rPr>
-          <w:rFonts w:ascii="Calibri" w:hAnsi="Calibri"/>
-          <w:i/>
-          <w:sz w:val="19"/>
-        </w:rPr>
-        <w:t>lowers</w:t>
-      </w:r>
-      <w:r>
-        <w:rPr>
-          <w:rFonts w:ascii="Calibri" w:hAnsi="Calibri"/>
-          <w:sz w:val="19"/>
-        </w:rPr>
-        <w:t xml:space="preserve"> it on anti items; acquiescence raises both.</w:t>
-      </w:r>
-    </w:p>
-    <w:tbl>
-      <w:tblPr>
-        <w:tblW w:type="auto" w:w="0"/>
-        <w:jc w:val="left"/>
-        <w:tblLayout w:type="fixed"/>
-        <w:tblLook w:firstColumn="1" w:firstRow="1" w:lastColumn="0" w:lastRow="0" w:noHBand="0" w:noVBand="1" w:val="04A0"/>
-      </w:tblPr>
-      <w:tblGrid>
-        <w:gridCol w:w="1930"/>
-        <w:gridCol w:w="1930"/>
-        <w:gridCol w:w="1930"/>
-        <w:gridCol w:w="1930"/>
-        <w:gridCol w:w="1930"/>
-      </w:tblGrid>
-      <w:tr>
-        <w:trPr>
-          <w:tblHeader/>
-          <w:cantSplit/>
-        </w:trPr>
-        <w:tc>
-          <w:tcPr>
-            <w:tcW w:type="dxa" w:w="1930"/>
-            <w:shd w:val="clear" w:color="auto" w:fill="1F3864"/>
-          </w:tcPr>
-          <w:p>
-            <w:pPr>
-              <w:spacing w:after="20"/>
-            </w:pPr>
-            <w:r>
-              <w:rPr>
-                <w:rFonts w:ascii="Calibri" w:hAnsi="Calibri"/>
-                <w:b/>
-                <w:color w:val="FFFFFF"/>
-                <w:sz w:val="18"/>
-              </w:rPr>
-              <w:t>arm</w:t>
-            </w:r>
-          </w:p>
-        </w:tc>
-        <w:tc>
-          <w:tcPr>
-            <w:tcW w:type="dxa" w:w="1930"/>
-            <w:shd w:val="clear" w:color="auto" w:fill="1F3864"/>
-          </w:tcPr>
-          <w:p>
-            <w:pPr>
-              <w:spacing w:after="20"/>
-              <w:jc w:val="center"/>
-            </w:pPr>
-            <w:r>
-              <w:rPr>
-                <w:rFonts w:ascii="Calibri" w:hAnsi="Calibri"/>
-                <w:b/>
-                <w:color w:val="FFFFFF"/>
-                <w:sz w:val="18"/>
-              </w:rPr>
-              <w:t>c</w:t>
-            </w:r>
-          </w:p>
-        </w:tc>
-        <w:tc>
-          <w:tcPr>
-            <w:tcW w:type="dxa" w:w="1930"/>
-            <w:shd w:val="clear" w:color="auto" w:fill="1F3864"/>
-          </w:tcPr>
-          <w:p>
-            <w:pPr>
-              <w:spacing w:after="20"/>
-              <w:jc w:val="center"/>
-            </w:pPr>
-            <w:r>
-              <w:rPr>
-                <w:rFonts w:ascii="Calibri" w:hAnsi="Calibri"/>
-                <w:b/>
-                <w:color w:val="FFFFFF"/>
-                <w:sz w:val="18"/>
-              </w:rPr>
-              <w:t>pro-religion Δ</w:t>
-            </w:r>
-          </w:p>
-        </w:tc>
-        <w:tc>
-          <w:tcPr>
-            <w:tcW w:type="dxa" w:w="1930"/>
-            <w:shd w:val="clear" w:color="auto" w:fill="1F3864"/>
-          </w:tcPr>
-          <w:p>
-            <w:pPr>
-              <w:spacing w:after="20"/>
-              <w:jc w:val="center"/>
-            </w:pPr>
-            <w:r>
-              <w:rPr>
-                <w:rFonts w:ascii="Calibri" w:hAnsi="Calibri"/>
-                <w:b/>
-                <w:color w:val="FFFFFF"/>
-                <w:sz w:val="18"/>
-              </w:rPr>
-              <w:t>anti-religion Δ</w:t>
-            </w:r>
-          </w:p>
-        </w:tc>
-        <w:tc>
-          <w:tcPr>
-            <w:tcW w:type="dxa" w:w="1930"/>
-            <w:shd w:val="clear" w:color="auto" w:fill="1F3864"/>
-          </w:tcPr>
-          <w:p>
-            <w:pPr>
-              <w:spacing w:after="20"/>
-              <w:jc w:val="center"/>
-            </w:pPr>
-            <w:r>
-              <w:rPr>
-                <w:rFonts w:ascii="Calibri" w:hAnsi="Calibri"/>
-                <w:b/>
-                <w:color w:val="FFFFFF"/>
-                <w:sz w:val="18"/>
-              </w:rPr>
-              <w:t>verdict</w:t>
-            </w:r>
-          </w:p>
-        </w:tc>
-      </w:tr>
-      <w:tr>
-        <w:trPr>
-          <w:cantSplit/>
-        </w:trPr>
-        <w:tc>
-          <w:tcPr>
-            <w:tcW w:type="dxa" w:w="1930"/>
-          </w:tcPr>
-          <w:p>
-            <w:pPr>
-              <w:spacing w:after="20"/>
-            </w:pPr>
-            <w:r>
-              <w:rPr>
-                <w:rFonts w:ascii="Calibri" w:hAnsi="Calibri"/>
-                <w:sz w:val="18"/>
-              </w:rPr>
-              <w:t>consciousness</w:t>
-            </w:r>
-          </w:p>
-        </w:tc>
-        <w:tc>
-          <w:tcPr>
-            <w:tcW w:type="dxa" w:w="1930"/>
-          </w:tcPr>
-          <w:p>
-            <w:pPr>
-              <w:spacing w:after="20"/>
-              <w:jc w:val="center"/>
-            </w:pPr>
-            <w:r>
-              <w:rPr>
-                <w:rFonts w:ascii="Calibri" w:hAnsi="Calibri"/>
-                <w:sz w:val="18"/>
-              </w:rPr>
-              <w:t>2.5</w:t>
-            </w:r>
-          </w:p>
-        </w:tc>
-        <w:tc>
-          <w:tcPr>
-            <w:tcW w:type="dxa" w:w="1930"/>
-          </w:tcPr>
-          <w:p>
-            <w:pPr>
-              <w:spacing w:after="20"/>
-              <w:jc w:val="center"/>
-            </w:pPr>
-            <w:r>
-              <w:rPr>
-                <w:rFonts w:ascii="Calibri" w:hAnsi="Calibri"/>
-                <w:sz w:val="18"/>
-              </w:rPr>
-              <w:t>+2.09</w:t>
-            </w:r>
-          </w:p>
-        </w:tc>
-        <w:tc>
-          <w:tcPr>
-            <w:tcW w:type="dxa" w:w="1930"/>
-          </w:tcPr>
-          <w:p>
-            <w:pPr>
-              <w:spacing w:after="20"/>
-              <w:jc w:val="center"/>
-            </w:pPr>
-            <w:r>
-              <w:rPr>
-                <w:rFonts w:ascii="Calibri" w:hAnsi="Calibri"/>
-                <w:b/>
-                <w:sz w:val="18"/>
-              </w:rPr>
-              <w:t>+2.79</w:t>
-            </w:r>
-          </w:p>
-        </w:tc>
-        <w:tc>
-          <w:tcPr>
-            <w:tcW w:type="dxa" w:w="1930"/>
-          </w:tcPr>
-          <w:p>
-            <w:pPr>
-              <w:spacing w:after="20"/>
-              <w:jc w:val="center"/>
-            </w:pPr>
-            <w:r>
-              <w:rPr>
-                <w:rFonts w:ascii="Calibri" w:hAnsi="Calibri"/>
-                <w:sz w:val="18"/>
-              </w:rPr>
-              <w:t>both up</w:t>
-            </w:r>
-          </w:p>
-        </w:tc>
-      </w:tr>
-      <w:tr>
-        <w:trPr>
-          <w:cantSplit/>
-        </w:trPr>
-        <w:tc>
-          <w:tcPr>
-            <w:tcW w:type="dxa" w:w="1930"/>
-            <w:shd w:val="clear" w:color="auto" w:fill="EEF2F8"/>
-          </w:tcPr>
-          <w:p>
-            <w:pPr>
-              <w:spacing w:after="20"/>
-            </w:pPr>
-            <w:r>
-              <w:rPr>
-                <w:rFonts w:ascii="Calibri" w:hAnsi="Calibri"/>
-                <w:sz w:val="18"/>
-              </w:rPr>
-              <w:t>consciousness</w:t>
-            </w:r>
-          </w:p>
-        </w:tc>
-        <w:tc>
-          <w:tcPr>
-            <w:tcW w:type="dxa" w:w="1930"/>
-            <w:shd w:val="clear" w:color="auto" w:fill="EEF2F8"/>
-          </w:tcPr>
-          <w:p>
-            <w:pPr>
-              <w:spacing w:after="20"/>
-              <w:jc w:val="center"/>
-            </w:pPr>
-            <w:r>
-              <w:rPr>
-                <w:rFonts w:ascii="Calibri" w:hAnsi="Calibri"/>
-                <w:sz w:val="18"/>
-              </w:rPr>
-              <w:t>4.0</w:t>
-            </w:r>
-          </w:p>
-        </w:tc>
-        <w:tc>
-          <w:tcPr>
-            <w:tcW w:type="dxa" w:w="1930"/>
-            <w:shd w:val="clear" w:color="auto" w:fill="EEF2F8"/>
-          </w:tcPr>
-          <w:p>
-            <w:pPr>
-              <w:spacing w:after="20"/>
-              <w:jc w:val="center"/>
-            </w:pPr>
-            <w:r>
-              <w:rPr>
-                <w:rFonts w:ascii="Calibri" w:hAnsi="Calibri"/>
-                <w:sz w:val="18"/>
-              </w:rPr>
-              <w:t>+3.17</w:t>
-            </w:r>
-          </w:p>
-        </w:tc>
-        <w:tc>
-          <w:tcPr>
-            <w:tcW w:type="dxa" w:w="1930"/>
-            <w:shd w:val="clear" w:color="auto" w:fill="EEF2F8"/>
-          </w:tcPr>
-          <w:p>
-            <w:pPr>
-              <w:spacing w:after="20"/>
-              <w:jc w:val="center"/>
-            </w:pPr>
-            <w:r>
-              <w:rPr>
-                <w:rFonts w:ascii="Calibri" w:hAnsi="Calibri"/>
-                <w:b/>
-                <w:sz w:val="18"/>
-              </w:rPr>
-              <w:t>+3.36</w:t>
-            </w:r>
-          </w:p>
-        </w:tc>
-        <w:tc>
-          <w:tcPr>
-            <w:tcW w:type="dxa" w:w="1930"/>
-            <w:shd w:val="clear" w:color="auto" w:fill="EEF2F8"/>
-          </w:tcPr>
-          <w:p>
-            <w:pPr>
-              <w:spacing w:after="20"/>
-              <w:jc w:val="center"/>
-            </w:pPr>
-            <w:r>
-              <w:rPr>
-                <w:rFonts w:ascii="Calibri" w:hAnsi="Calibri"/>
-                <w:sz w:val="18"/>
-              </w:rPr>
-              <w:t>both up</w:t>
-            </w:r>
-          </w:p>
-        </w:tc>
-      </w:tr>
-      <w:tr>
-        <w:trPr>
-          <w:cantSplit/>
-        </w:trPr>
-        <w:tc>
-          <w:tcPr>
-            <w:tcW w:type="dxa" w:w="1930"/>
-          </w:tcPr>
-          <w:p>
-            <w:pPr>
-              <w:spacing w:after="20"/>
-            </w:pPr>
-            <w:r>
-              <w:rPr>
-                <w:rFonts w:ascii="Calibri" w:hAnsi="Calibri"/>
-                <w:sz w:val="18"/>
-              </w:rPr>
-              <w:t>placebo</w:t>
-            </w:r>
-          </w:p>
-        </w:tc>
-        <w:tc>
-          <w:tcPr>
-            <w:tcW w:type="dxa" w:w="1930"/>
-          </w:tcPr>
-          <w:p>
-            <w:pPr>
-              <w:spacing w:after="20"/>
-              <w:jc w:val="center"/>
-            </w:pPr>
-            <w:r>
-              <w:rPr>
-                <w:rFonts w:ascii="Calibri" w:hAnsi="Calibri"/>
-                <w:sz w:val="18"/>
-              </w:rPr>
-              <w:t>2.5</w:t>
-            </w:r>
-          </w:p>
-        </w:tc>
-        <w:tc>
-          <w:tcPr>
-            <w:tcW w:type="dxa" w:w="1930"/>
-          </w:tcPr>
-          <w:p>
-            <w:pPr>
-              <w:spacing w:after="20"/>
-              <w:jc w:val="center"/>
-            </w:pPr>
-            <w:r>
-              <w:rPr>
-                <w:rFonts w:ascii="Calibri" w:hAnsi="Calibri"/>
-                <w:sz w:val="18"/>
-              </w:rPr>
-              <w:t>+2.09</w:t>
-            </w:r>
-          </w:p>
-        </w:tc>
-        <w:tc>
-          <w:tcPr>
-            <w:tcW w:type="dxa" w:w="1930"/>
-          </w:tcPr>
-          <w:p>
-            <w:pPr>
-              <w:spacing w:after="20"/>
-              <w:jc w:val="center"/>
-            </w:pPr>
-            <w:r>
-              <w:rPr>
-                <w:rFonts w:ascii="Calibri" w:hAnsi="Calibri"/>
-                <w:b/>
-                <w:sz w:val="18"/>
-              </w:rPr>
-              <w:t>+3.22</w:t>
-            </w:r>
-          </w:p>
-        </w:tc>
-        <w:tc>
-          <w:tcPr>
-            <w:tcW w:type="dxa" w:w="1930"/>
-          </w:tcPr>
-          <w:p>
-            <w:pPr>
-              <w:spacing w:after="20"/>
-              <w:jc w:val="center"/>
-            </w:pPr>
-            <w:r>
-              <w:rPr>
-                <w:rFonts w:ascii="Calibri" w:hAnsi="Calibri"/>
-                <w:sz w:val="18"/>
-              </w:rPr>
-              <w:t>both up</w:t>
-            </w:r>
-          </w:p>
-        </w:tc>
-      </w:tr>
-      <w:tr>
-        <w:trPr>
-          <w:cantSplit/>
-        </w:trPr>
-        <w:tc>
-          <w:tcPr>
-            <w:tcW w:type="dxa" w:w="1930"/>
-            <w:shd w:val="clear" w:color="auto" w:fill="EEF2F8"/>
-          </w:tcPr>
-          <w:p>
-            <w:pPr>
-              <w:spacing w:after="20"/>
-            </w:pPr>
-            <w:r>
-              <w:rPr>
-                <w:rFonts w:ascii="Calibri" w:hAnsi="Calibri"/>
-                <w:sz w:val="18"/>
-              </w:rPr>
-              <w:t>placebo</w:t>
-            </w:r>
-          </w:p>
-        </w:tc>
-        <w:tc>
-          <w:tcPr>
-            <w:tcW w:type="dxa" w:w="1930"/>
-            <w:shd w:val="clear" w:color="auto" w:fill="EEF2F8"/>
-          </w:tcPr>
-          <w:p>
-            <w:pPr>
-              <w:spacing w:after="20"/>
-              <w:jc w:val="center"/>
-            </w:pPr>
-            <w:r>
-              <w:rPr>
-                <w:rFonts w:ascii="Calibri" w:hAnsi="Calibri"/>
-                <w:sz w:val="18"/>
-              </w:rPr>
-              <w:t>4.0</w:t>
-            </w:r>
-          </w:p>
-        </w:tc>
-        <w:tc>
-          <w:tcPr>
-            <w:tcW w:type="dxa" w:w="1930"/>
-            <w:shd w:val="clear" w:color="auto" w:fill="EEF2F8"/>
-          </w:tcPr>
-          <w:p>
-            <w:pPr>
-              <w:spacing w:after="20"/>
-              <w:jc w:val="center"/>
-            </w:pPr>
-            <w:r>
-              <w:rPr>
-                <w:rFonts w:ascii="Calibri" w:hAnsi="Calibri"/>
-                <w:sz w:val="18"/>
-              </w:rPr>
-              <w:t>+3.50</w:t>
-            </w:r>
-          </w:p>
-        </w:tc>
-        <w:tc>
-          <w:tcPr>
-            <w:tcW w:type="dxa" w:w="1930"/>
-            <w:shd w:val="clear" w:color="auto" w:fill="EEF2F8"/>
-          </w:tcPr>
-          <w:p>
-            <w:pPr>
-              <w:spacing w:after="20"/>
-              <w:jc w:val="center"/>
-            </w:pPr>
-            <w:r>
-              <w:rPr>
-                <w:rFonts w:ascii="Calibri" w:hAnsi="Calibri"/>
-                <w:b/>
-                <w:sz w:val="18"/>
-              </w:rPr>
-              <w:t>+4.25</w:t>
-            </w:r>
-          </w:p>
-        </w:tc>
-        <w:tc>
-          <w:tcPr>
-            <w:tcW w:type="dxa" w:w="1930"/>
-            <w:shd w:val="clear" w:color="auto" w:fill="EEF2F8"/>
-          </w:tcPr>
-          <w:p>
-            <w:pPr>
-              <w:spacing w:after="20"/>
-              <w:jc w:val="center"/>
-            </w:pPr>
-            <w:r>
-              <w:rPr>
-                <w:rFonts w:ascii="Calibri" w:hAnsi="Calibri"/>
-                <w:sz w:val="18"/>
-              </w:rPr>
-              <w:t>both up</w:t>
-            </w:r>
-          </w:p>
-        </w:tc>
-      </w:tr>
-      <w:tr>
-        <w:trPr>
-          <w:cantSplit/>
-        </w:trPr>
-        <w:tc>
-          <w:tcPr>
-            <w:tcW w:type="dxa" w:w="1930"/>
-          </w:tcPr>
-          <w:p>
-            <w:pPr>
-              <w:spacing w:after="20"/>
-            </w:pPr>
-            <w:r>
-              <w:rPr>
-                <w:rFonts w:ascii="Calibri" w:hAnsi="Calibri"/>
-                <w:sz w:val="18"/>
-              </w:rPr>
-              <w:t>permuted null</w:t>
-            </w:r>
-          </w:p>
-        </w:tc>
-        <w:tc>
-          <w:tcPr>
-            <w:tcW w:type="dxa" w:w="1930"/>
-          </w:tcPr>
-          <w:p>
-            <w:pPr>
-              <w:spacing w:after="20"/>
-              <w:jc w:val="center"/>
-            </w:pPr>
-            <w:r>
-              <w:rPr>
-                <w:rFonts w:ascii="Calibri" w:hAnsi="Calibri"/>
-                <w:sz w:val="18"/>
-              </w:rPr>
-              <w:t>2.5</w:t>
-            </w:r>
-          </w:p>
-        </w:tc>
-        <w:tc>
-          <w:tcPr>
-            <w:tcW w:type="dxa" w:w="1930"/>
-          </w:tcPr>
-          <w:p>
-            <w:pPr>
-              <w:spacing w:after="20"/>
-              <w:jc w:val="center"/>
-            </w:pPr>
-            <w:r>
-              <w:rPr>
-                <w:rFonts w:ascii="Calibri" w:hAnsi="Calibri"/>
-                <w:sz w:val="18"/>
-              </w:rPr>
-              <w:t>+0.32</w:t>
-            </w:r>
-          </w:p>
-        </w:tc>
-        <w:tc>
-          <w:tcPr>
-            <w:tcW w:type="dxa" w:w="1930"/>
-          </w:tcPr>
-          <w:p>
-            <w:pPr>
-              <w:spacing w:after="20"/>
-              <w:jc w:val="center"/>
-            </w:pPr>
-            <w:r>
-              <w:rPr>
-                <w:rFonts w:ascii="Calibri" w:hAnsi="Calibri"/>
-                <w:sz w:val="18"/>
-              </w:rPr>
-              <w:t>+0.22</w:t>
-            </w:r>
-          </w:p>
-        </w:tc>
-        <w:tc>
-          <w:tcPr>
-            <w:tcW w:type="dxa" w:w="1930"/>
-          </w:tcPr>
-          <w:p>
-            <w:pPr>
-              <w:spacing w:after="20"/>
-              <w:jc w:val="center"/>
-            </w:pPr>
-            <w:r>
-              <w:rPr>
-                <w:rFonts w:ascii="Calibri" w:hAnsi="Calibri"/>
-                <w:sz w:val="18"/>
-              </w:rPr>
-              <w:t>no effect</w:t>
-            </w:r>
-          </w:p>
-        </w:tc>
-      </w:tr>
-    </w:tbl>
-    <w:p>
-      <w:pPr>
-        <w:spacing w:after="40"/>
-      </w:pPr>
-    </w:p>
-    <w:p>
-      <w:pPr>
-        <w:spacing w:after="100"/>
-      </w:pPr>
-      <w:r>
-        <w:rPr>
-          <w:rFonts w:ascii="Calibri" w:hAnsi="Calibri"/>
-          <w:sz w:val="19"/>
-        </w:rPr>
-        <w:t>Both rise, by nearly the same amount, in both the real and placebo arms.</w:t>
-      </w:r>
-    </w:p>
-    <w:p>
-      <w:pPr>
-        <w:spacing w:after="100"/>
-      </w:pPr>
-      <w:r>
-        <w:rPr>
-          <w:rFonts w:ascii="Calibri" w:hAnsi="Calibri"/>
-          <w:b/>
-          <w:sz w:val="19"/>
-        </w:rPr>
-        <w:t>The contradiction pair makes it concrete.</w:t>
-      </w:r>
-      <w:r>
-        <w:rPr>
-          <w:rFonts w:ascii="Calibri" w:hAnsi="Calibri"/>
-          <w:sz w:val="19"/>
-        </w:rPr>
-        <w:t xml:space="preserve"> Steering simultaneously raises agreement with two incompatible statements:</w:t>
-      </w:r>
-    </w:p>
-    <w:tbl>
-      <w:tblPr>
-        <w:tblW w:type="auto" w:w="0"/>
-        <w:jc w:val="left"/>
-        <w:tblLayout w:type="fixed"/>
-        <w:tblLook w:firstColumn="1" w:firstRow="1" w:lastColumn="0" w:lastRow="0" w:noHBand="0" w:noVBand="1" w:val="04A0"/>
-      </w:tblPr>
-      <w:tblGrid>
-        <w:gridCol w:w="3216"/>
-        <w:gridCol w:w="3216"/>
-        <w:gridCol w:w="3216"/>
-      </w:tblGrid>
-      <w:tr>
-        <w:trPr>
-          <w:tblHeader/>
-          <w:cantSplit/>
-        </w:trPr>
-        <w:tc>
-          <w:tcPr>
-            <w:tcW w:type="dxa" w:w="2952"/>
-            <w:shd w:val="clear" w:color="auto" w:fill="1F3864"/>
-          </w:tcPr>
-          <w:p>
-            <w:pPr>
-              <w:spacing w:after="20"/>
-            </w:pPr>
-            <w:r>
-              <w:rPr>
-                <w:rFonts w:ascii="Calibri" w:hAnsi="Calibri"/>
-                <w:b/>
-                <w:color w:val="FFFFFF"/>
-                <w:sz w:val="18"/>
-              </w:rPr>
-              <w:t>item</w:t>
-            </w:r>
-          </w:p>
-        </w:tc>
-        <w:tc>
-          <w:tcPr>
-            <w:tcW w:type="dxa" w:w="3348"/>
-            <w:shd w:val="clear" w:color="auto" w:fill="1F3864"/>
-          </w:tcPr>
-          <w:p>
-            <w:pPr>
-              <w:spacing w:after="20"/>
-            </w:pPr>
-            <w:r>
-              <w:rPr>
-                <w:rFonts w:ascii="Calibri" w:hAnsi="Calibri"/>
-                <w:b/>
-                <w:color w:val="FFFFFF"/>
-                <w:sz w:val="18"/>
-              </w:rPr>
-              <w:t>baseline</w:t>
-            </w:r>
-          </w:p>
-        </w:tc>
-        <w:tc>
-          <w:tcPr>
-            <w:tcW w:type="dxa" w:w="3348"/>
-            <w:shd w:val="clear" w:color="auto" w:fill="1F3864"/>
-          </w:tcPr>
-          <w:p>
-            <w:pPr>
-              <w:spacing w:after="20"/>
-            </w:pPr>
-            <w:r>
-              <w:rPr>
-                <w:rFonts w:ascii="Calibri" w:hAnsi="Calibri"/>
-                <w:b/>
-                <w:color w:val="FFFFFF"/>
-                <w:sz w:val="18"/>
-              </w:rPr>
-              <w:t>c=4</w:t>
-            </w:r>
-          </w:p>
-        </w:tc>
-      </w:tr>
-      <w:tr>
-        <w:trPr>
-          <w:cantSplit/>
-        </w:trPr>
-        <w:tc>
-          <w:tcPr>
-            <w:tcW w:type="dxa" w:w="2952"/>
-          </w:tcPr>
-          <w:p>
-            <w:pPr>
-              <w:spacing w:after="20"/>
-            </w:pPr>
-            <w:r>
-              <w:rPr>
-                <w:rFonts w:ascii="Calibri" w:hAnsi="Calibri"/>
-                <w:sz w:val="18"/>
-              </w:rPr>
-              <w:t>"There is a God who concerns Himself with every human being personally"</w:t>
-            </w:r>
-          </w:p>
-        </w:tc>
-        <w:tc>
-          <w:tcPr>
-            <w:tcW w:type="dxa" w:w="3348"/>
-          </w:tcPr>
-          <w:p>
-            <w:pPr>
-              <w:spacing w:after="20"/>
-            </w:pPr>
-            <w:r>
-              <w:rPr>
-                <w:rFonts w:ascii="Calibri" w:hAnsi="Calibri"/>
-                <w:sz w:val="18"/>
-              </w:rPr>
-              <w:t>2.12</w:t>
-            </w:r>
-          </w:p>
-        </w:tc>
-        <w:tc>
-          <w:tcPr>
-            <w:tcW w:type="dxa" w:w="3348"/>
-          </w:tcPr>
-          <w:p>
-            <w:pPr>
-              <w:spacing w:after="20"/>
-            </w:pPr>
-            <w:r>
-              <w:rPr>
-                <w:rFonts w:ascii="Calibri" w:hAnsi="Calibri"/>
-                <w:b/>
-                <w:sz w:val="18"/>
-              </w:rPr>
-              <w:t>9.81</w:t>
-            </w:r>
-          </w:p>
-        </w:tc>
-      </w:tr>
-      <w:tr>
-        <w:trPr>
-          <w:cantSplit/>
-        </w:trPr>
-        <w:tc>
-          <w:tcPr>
-            <w:tcW w:type="dxa" w:w="2952"/>
-            <w:shd w:val="clear" w:color="auto" w:fill="EEF2F8"/>
-          </w:tcPr>
-          <w:p>
-            <w:pPr>
-              <w:spacing w:after="20"/>
-            </w:pPr>
-            <w:r>
-              <w:rPr>
-                <w:rFonts w:ascii="Calibri" w:hAnsi="Calibri"/>
-                <w:sz w:val="18"/>
-              </w:rPr>
-              <w:t>"In my opinion, life does not serve any purpose"</w:t>
-            </w:r>
-          </w:p>
-        </w:tc>
-        <w:tc>
-          <w:tcPr>
-            <w:tcW w:type="dxa" w:w="3348"/>
-            <w:shd w:val="clear" w:color="auto" w:fill="EEF2F8"/>
-          </w:tcPr>
-          <w:p>
-            <w:pPr>
-              <w:spacing w:after="20"/>
-            </w:pPr>
-            <w:r>
-              <w:rPr>
-                <w:rFonts w:ascii="Calibri" w:hAnsi="Calibri"/>
-                <w:sz w:val="18"/>
-              </w:rPr>
-              <w:t>0.04</w:t>
-            </w:r>
-          </w:p>
-        </w:tc>
-        <w:tc>
-          <w:tcPr>
-            <w:tcW w:type="dxa" w:w="3348"/>
-            <w:shd w:val="clear" w:color="auto" w:fill="EEF2F8"/>
-          </w:tcPr>
-          <w:p>
-            <w:pPr>
-              <w:spacing w:after="20"/>
-            </w:pPr>
-            <w:r>
-              <w:rPr>
-                <w:rFonts w:ascii="Calibri" w:hAnsi="Calibri"/>
-                <w:b/>
-                <w:sz w:val="18"/>
-              </w:rPr>
-              <w:t>4.37</w:t>
-            </w:r>
-          </w:p>
-        </w:tc>
-      </w:tr>
-    </w:tbl>
-    <w:p>
-      <w:pPr>
-        <w:spacing w:after="40"/>
-      </w:pPr>
-    </w:p>
-    <w:p>
-      <w:pPr>
-        <w:spacing w:after="100"/>
-      </w:pPr>
-      <w:r>
-        <w:rPr>
-          <w:rFonts w:ascii="Calibri" w:hAnsi="Calibri"/>
-          <w:sz w:val="19"/>
-        </w:rPr>
-        <w:t xml:space="preserve">This matters more than the other outcomes because it uses </w:t>
-      </w:r>
-      <w:r>
-        <w:rPr>
-          <w:rFonts w:ascii="Calibri" w:hAnsi="Calibri"/>
-          <w:b/>
-          <w:sz w:val="19"/>
-        </w:rPr>
-        <w:t>their items, unmodified</w:t>
-      </w:r>
-      <w:r>
-        <w:rPr>
-          <w:rFonts w:ascii="Calibri" w:hAnsi="Calibri"/>
-          <w:sz w:val="19"/>
-        </w:rPr>
-        <w:t xml:space="preserve"> — no reverse wording of ours to dispute. And it bears on their Experiment 4 headline directly: a model agreeing with mutually contradictory statements is not more human-like in any ordinary sense. Their ΔKL compares marginal distributions item by item, which cannot detect cross-item incoherence.</w:t>
-      </w:r>
-    </w:p>
-    <w:p>
-      <w:pPr>
-        <w:spacing w:after="100"/>
-      </w:pPr>
-      <w:r>
-        <w:rPr>
-          <w:rFonts w:ascii="Calibri" w:hAnsi="Calibri"/>
-          <w:sz w:val="19"/>
-        </w:rPr>
-        <w:t xml:space="preserve">Caveat: the </w:t>
-      </w:r>
-      <w:r>
-        <w:rPr>
-          <w:rFonts w:ascii="Consolas" w:hAnsi="Consolas"/>
-          <w:sz w:val="19"/>
-        </w:rPr>
-        <w:t>godmeans</w:t>
-      </w:r>
-      <w:r>
-        <w:rPr>
-          <w:rFonts w:ascii="Calibri" w:hAnsi="Calibri"/>
-          <w:sz w:val="19"/>
-        </w:rPr>
-        <w:t>/</w:t>
-      </w:r>
-      <w:r>
-        <w:rPr>
-          <w:rFonts w:ascii="Consolas" w:hAnsi="Consolas"/>
-          <w:sz w:val="19"/>
-        </w:rPr>
-        <w:t>egomeans</w:t>
-      </w:r>
-      <w:r>
-        <w:rPr>
-          <w:rFonts w:ascii="Calibri" w:hAnsi="Calibri"/>
-          <w:sz w:val="19"/>
-        </w:rPr>
-        <w:t xml:space="preserve"> pair is floored/ceilinged at baseline (0.00 / 10.00) so it has no room to move; theism/nihilism is the informative pair.</w:t>
+        <w:t>, so none of this is "any perturbation works".</w:t>
       </w:r>
     </w:p>
     <w:p>

--- a/RESULTS.docx
+++ b/RESULTS.docx
@@ -12,7 +12,7 @@
           <w:b/>
           <w:sz w:val="30"/>
         </w:rPr>
-        <w:t>Extracting and steering a consciousness direction in Llama-3-8B</w:t>
+        <w:t>Extracting and steering a consciousness direction in Llama-3-8B, Gemma-2-2B and Gemma-2-9B</w:t>
       </w:r>
     </w:p>
     <w:p>
@@ -25,14 +25,14 @@
           <w:b/>
           <w:sz w:val="19"/>
         </w:rPr>
-        <w:t>Model:</w:t>
+        <w:t>Models:</w:t>
       </w:r>
       <w:r>
         <w:rPr>
           <w:rFonts w:ascii="Calibri" w:hAnsi="Calibri"/>
           <w:sz w:val="19"/>
         </w:rPr>
-        <w:t xml:space="preserve"> Llama-3-8B-Instruct (MLX, weight-only int8) · </w:t>
+        <w:t xml:space="preserve"> Llama-3-8B-Instruct · Gemma-2-2B-IT · Gemma-2-9B-IT (all MLX, weight-only int8) · </w:t>
       </w:r>
       <w:r>
         <w:rPr>
@@ -78,7 +78,7 @@
           <w:rFonts w:ascii="Calibri" w:hAnsi="Calibri"/>
           <w:sz w:val="19"/>
         </w:rPr>
-        <w:t xml:space="preserve"> 2026-08-03</w:t>
+        <w:t xml:space="preserve"> 2026-08-04</w:t>
       </w:r>
     </w:p>
     <w:p>
@@ -120,22 +120,7 @@
           <w:rFonts w:ascii="Calibri" w:hAnsi="Calibri"/>
           <w:sz w:val="19"/>
         </w:rPr>
-        <w:t xml:space="preserve"> That holds on both models tested. The </w:t>
-      </w:r>
-      <w:r>
-        <w:rPr>
-          <w:rFonts w:ascii="Calibri" w:hAnsi="Calibri"/>
-          <w:i/>
-          <w:sz w:val="19"/>
-        </w:rPr>
-        <w:t>direction</w:t>
-      </w:r>
-      <w:r>
-        <w:rPr>
-          <w:rFonts w:ascii="Calibri" w:hAnsi="Calibri"/>
-          <w:sz w:val="19"/>
-        </w:rPr>
-        <w:t xml:space="preserve"> of the response bias, however, differs by model, so "it makes the model say yes" is too specific a description.</w:t>
+        <w:t xml:space="preserve"> That now holds on all three of the paper's models. On the paper's own headline instrument (the 21-item IDAQ, 0–10 slider), balanced attribution does not rise on any model at any norm-matched coefficient.</w:t>
       </w:r>
     </w:p>
     <w:tbl>
@@ -146,9 +131,10 @@
         <w:tblLook w:firstColumn="1" w:firstRow="1" w:lastColumn="0" w:lastRow="0" w:noHBand="0" w:noVBand="1" w:val="04A0"/>
       </w:tblPr>
       <w:tblGrid>
-        <w:gridCol w:w="3216"/>
-        <w:gridCol w:w="3216"/>
-        <w:gridCol w:w="3216"/>
+        <w:gridCol w:w="2412"/>
+        <w:gridCol w:w="2412"/>
+        <w:gridCol w:w="2412"/>
+        <w:gridCol w:w="2412"/>
       </w:tblGrid>
       <w:tr>
         <w:trPr>
@@ -176,7 +162,7 @@
         </w:tc>
         <w:tc>
           <w:tcPr>
-            <w:tcW w:type="dxa" w:w="3348"/>
+            <w:tcW w:type="dxa" w:w="2232"/>
             <w:shd w:val="clear" w:color="auto" w:fill="1F3864"/>
           </w:tcPr>
           <w:p>
@@ -196,7 +182,7 @@
         </w:tc>
         <w:tc>
           <w:tcPr>
-            <w:tcW w:type="dxa" w:w="3348"/>
+            <w:tcW w:type="dxa" w:w="2232"/>
             <w:shd w:val="clear" w:color="auto" w:fill="1F3864"/>
           </w:tcPr>
           <w:p>
@@ -211,6 +197,26 @@
                 <w:sz w:val="18"/>
               </w:rPr>
               <w:t>Gemma-2-2B</w:t>
+            </w:r>
+          </w:p>
+        </w:tc>
+        <w:tc>
+          <w:tcPr>
+            <w:tcW w:type="dxa" w:w="2232"/>
+            <w:shd w:val="clear" w:color="auto" w:fill="1F3864"/>
+          </w:tcPr>
+          <w:p>
+            <w:pPr>
+              <w:spacing w:after="20"/>
+            </w:pPr>
+            <w:r>
+              <w:rPr>
+                <w:rFonts w:ascii="Calibri" w:hAnsi="Calibri"/>
+                <w:b/>
+                <w:color w:val="FFFFFF"/>
+                <w:sz w:val="18"/>
+              </w:rPr>
+              <w:t>Gemma-2-9B</w:t>
             </w:r>
           </w:p>
         </w:tc>
@@ -238,7 +244,7 @@
         </w:tc>
         <w:tc>
           <w:tcPr>
-            <w:tcW w:type="dxa" w:w="3348"/>
+            <w:tcW w:type="dxa" w:w="2232"/>
           </w:tcPr>
           <w:p>
             <w:pPr>
@@ -255,7 +261,7 @@
         </w:tc>
         <w:tc>
           <w:tcPr>
-            <w:tcW w:type="dxa" w:w="3348"/>
+            <w:tcW w:type="dxa" w:w="2232"/>
           </w:tcPr>
           <w:p>
             <w:pPr>
@@ -275,6 +281,23 @@
                 <w:sz w:val="18"/>
               </w:rPr>
               <w:t>, 3/50 clear it</w:t>
+            </w:r>
+          </w:p>
+        </w:tc>
+        <w:tc>
+          <w:tcPr>
+            <w:tcW w:type="dxa" w:w="2232"/>
+          </w:tcPr>
+          <w:p>
+            <w:pPr>
+              <w:spacing w:after="20"/>
+            </w:pPr>
+            <w:r>
+              <w:rPr>
+                <w:rFonts w:ascii="Calibri" w:hAnsi="Calibri"/>
+                <w:sz w:val="18"/>
+              </w:rPr>
+              <w:t>0.967, 3/45 clear it</w:t>
             </w:r>
           </w:p>
         </w:tc>
@@ -303,7 +326,7 @@
         </w:tc>
         <w:tc>
           <w:tcPr>
-            <w:tcW w:type="dxa" w:w="3348"/>
+            <w:tcW w:type="dxa" w:w="2232"/>
             <w:shd w:val="clear" w:color="auto" w:fill="EEF2F8"/>
           </w:tcPr>
           <w:p>
@@ -321,7 +344,7 @@
         </w:tc>
         <w:tc>
           <w:tcPr>
-            <w:tcW w:type="dxa" w:w="3348"/>
+            <w:tcW w:type="dxa" w:w="2232"/>
             <w:shd w:val="clear" w:color="auto" w:fill="EEF2F8"/>
           </w:tcPr>
           <w:p>
@@ -333,7 +356,40 @@
                 <w:rFonts w:ascii="Calibri" w:hAnsi="Calibri"/>
                 <w:sz w:val="18"/>
               </w:rPr>
-              <w:t>position −3 exact; their layer 14 passes at 0.975</w:t>
+              <w:t>position −3 exact; their layer 14 at 0.975</w:t>
+            </w:r>
+          </w:p>
+        </w:tc>
+        <w:tc>
+          <w:tcPr>
+            <w:tcW w:type="dxa" w:w="2232"/>
+            <w:shd w:val="clear" w:color="auto" w:fill="EEF2F8"/>
+          </w:tcPr>
+          <w:p>
+            <w:pPr>
+              <w:spacing w:after="20"/>
+            </w:pPr>
+            <w:r>
+              <w:rPr>
+                <w:rFonts w:ascii="Calibri" w:hAnsi="Calibri"/>
+                <w:sz w:val="18"/>
+              </w:rPr>
+              <w:t xml:space="preserve">their layer 23 = 0.933, </w:t>
+            </w:r>
+            <w:r>
+              <w:rPr>
+                <w:rFonts w:ascii="Calibri" w:hAnsi="Calibri"/>
+                <w:b/>
+                <w:sz w:val="18"/>
+              </w:rPr>
+              <w:t>does not clear the gate</w:t>
+            </w:r>
+            <w:r>
+              <w:rPr>
+                <w:rFonts w:ascii="Calibri" w:hAnsi="Calibri"/>
+                <w:sz w:val="18"/>
+              </w:rPr>
+              <w:t xml:space="preserve"> (our argmax L20)</w:t>
             </w:r>
           </w:p>
         </w:tc>
@@ -355,41 +411,58 @@
                 <w:rFonts w:ascii="Calibri" w:hAnsi="Calibri"/>
                 <w:sz w:val="18"/>
               </w:rPr>
-              <w:t>self-attribution, forward Δ</w:t>
-            </w:r>
-          </w:p>
-        </w:tc>
-        <w:tc>
-          <w:tcPr>
-            <w:tcW w:type="dxa" w:w="3348"/>
-          </w:tcPr>
-          <w:p>
-            <w:pPr>
-              <w:spacing w:after="20"/>
-            </w:pPr>
-            <w:r>
-              <w:rPr>
-                <w:rFonts w:ascii="Calibri" w:hAnsi="Calibri"/>
-                <w:sz w:val="18"/>
-              </w:rPr>
-              <w:t>+8.20</w:t>
-            </w:r>
-          </w:p>
-        </w:tc>
-        <w:tc>
-          <w:tcPr>
-            <w:tcW w:type="dxa" w:w="3348"/>
-          </w:tcPr>
-          <w:p>
-            <w:pPr>
-              <w:spacing w:after="20"/>
-            </w:pPr>
-            <w:r>
-              <w:rPr>
-                <w:rFonts w:ascii="Calibri" w:hAnsi="Calibri"/>
-                <w:sz w:val="18"/>
-              </w:rPr>
-              <w:t>+0.01 (floored)</w:t>
+              <w:t>median ‖h‖ at read site</w:t>
+            </w:r>
+          </w:p>
+        </w:tc>
+        <w:tc>
+          <w:tcPr>
+            <w:tcW w:type="dxa" w:w="2232"/>
+          </w:tcPr>
+          <w:p>
+            <w:pPr>
+              <w:spacing w:after="20"/>
+            </w:pPr>
+            <w:r>
+              <w:rPr>
+                <w:rFonts w:ascii="Calibri" w:hAnsi="Calibri"/>
+                <w:sz w:val="18"/>
+              </w:rPr>
+              <w:t>6.37</w:t>
+            </w:r>
+          </w:p>
+        </w:tc>
+        <w:tc>
+          <w:tcPr>
+            <w:tcW w:type="dxa" w:w="2232"/>
+          </w:tcPr>
+          <w:p>
+            <w:pPr>
+              <w:spacing w:after="20"/>
+            </w:pPr>
+            <w:r>
+              <w:rPr>
+                <w:rFonts w:ascii="Calibri" w:hAnsi="Calibri"/>
+                <w:sz w:val="18"/>
+              </w:rPr>
+              <w:t>175.0</w:t>
+            </w:r>
+          </w:p>
+        </w:tc>
+        <w:tc>
+          <w:tcPr>
+            <w:tcW w:type="dxa" w:w="2232"/>
+          </w:tcPr>
+          <w:p>
+            <w:pPr>
+              <w:spacing w:after="20"/>
+            </w:pPr>
+            <w:r>
+              <w:rPr>
+                <w:rFonts w:ascii="Calibri" w:hAnsi="Calibri"/>
+                <w:sz w:val="18"/>
+              </w:rPr>
+              <w:t>321.7</w:t>
             </w:r>
           </w:p>
         </w:tc>
@@ -410,15 +483,23 @@
             <w:r>
               <w:rPr>
                 <w:rFonts w:ascii="Calibri" w:hAnsi="Calibri"/>
-                <w:sz w:val="18"/>
-              </w:rPr>
-              <w:t>self-attribution, reverse Δ</w:t>
-            </w:r>
-          </w:p>
-        </w:tc>
-        <w:tc>
-          <w:tcPr>
-            <w:tcW w:type="dxa" w:w="3348"/>
+                <w:b/>
+                <w:sz w:val="18"/>
+              </w:rPr>
+              <w:t>IDAQ balanced Δ</w:t>
+            </w:r>
+            <w:r>
+              <w:rPr>
+                <w:rFonts w:ascii="Calibri" w:hAnsi="Calibri"/>
+                <w:sz w:val="18"/>
+              </w:rPr>
+              <w:t xml:space="preserve"> (norm-matched)</w:t>
+            </w:r>
+          </w:p>
+        </w:tc>
+        <w:tc>
+          <w:tcPr>
+            <w:tcW w:type="dxa" w:w="2232"/>
             <w:shd w:val="clear" w:color="auto" w:fill="EEF2F8"/>
           </w:tcPr>
           <w:p>
@@ -430,13 +511,13 @@
                 <w:rFonts w:ascii="Calibri" w:hAnsi="Calibri"/>
                 <w:sz w:val="18"/>
               </w:rPr>
-              <w:t>+8.51</w:t>
-            </w:r>
-          </w:p>
-        </w:tc>
-        <w:tc>
-          <w:tcPr>
-            <w:tcW w:type="dxa" w:w="3348"/>
+              <w:t>+0.21</w:t>
+            </w:r>
+          </w:p>
+        </w:tc>
+        <w:tc>
+          <w:tcPr>
+            <w:tcW w:type="dxa" w:w="2232"/>
             <w:shd w:val="clear" w:color="auto" w:fill="EEF2F8"/>
           </w:tcPr>
           <w:p>
@@ -449,7 +530,26 @@
                 <w:b/>
                 <w:sz w:val="18"/>
               </w:rPr>
-              <w:t>−4.00</w:t>
+              <w:t>−0.39</w:t>
+            </w:r>
+          </w:p>
+        </w:tc>
+        <w:tc>
+          <w:tcPr>
+            <w:tcW w:type="dxa" w:w="2232"/>
+            <w:shd w:val="clear" w:color="auto" w:fill="EEF2F8"/>
+          </w:tcPr>
+          <w:p>
+            <w:pPr>
+              <w:spacing w:after="20"/>
+            </w:pPr>
+            <w:r>
+              <w:rPr>
+                <w:rFonts w:ascii="Calibri" w:hAnsi="Calibri"/>
+                <w:b/>
+                <w:sz w:val="18"/>
+              </w:rPr>
+              <w:t>+0.05</w:t>
             </w:r>
           </w:p>
         </w:tc>
@@ -471,13 +571,47 @@
                 <w:rFonts w:ascii="Calibri" w:hAnsi="Calibri"/>
                 <w:sz w:val="18"/>
               </w:rPr>
-              <w:t>bias direction</w:t>
-            </w:r>
-          </w:p>
-        </w:tc>
-        <w:tc>
-          <w:tcPr>
-            <w:tcW w:type="dxa" w:w="3348"/>
+              <w:t>IDAQ inflation Δ</w:t>
+            </w:r>
+          </w:p>
+        </w:tc>
+        <w:tc>
+          <w:tcPr>
+            <w:tcW w:type="dxa" w:w="2232"/>
+          </w:tcPr>
+          <w:p>
+            <w:pPr>
+              <w:spacing w:after="20"/>
+            </w:pPr>
+            <w:r>
+              <w:rPr>
+                <w:rFonts w:ascii="Calibri" w:hAnsi="Calibri"/>
+                <w:sz w:val="18"/>
+              </w:rPr>
+              <w:t>—</w:t>
+            </w:r>
+          </w:p>
+        </w:tc>
+        <w:tc>
+          <w:tcPr>
+            <w:tcW w:type="dxa" w:w="2232"/>
+          </w:tcPr>
+          <w:p>
+            <w:pPr>
+              <w:spacing w:after="20"/>
+            </w:pPr>
+            <w:r>
+              <w:rPr>
+                <w:rFonts w:ascii="Calibri" w:hAnsi="Calibri"/>
+                <w:sz w:val="18"/>
+              </w:rPr>
+              <w:t>−0.67</w:t>
+            </w:r>
+          </w:p>
+        </w:tc>
+        <w:tc>
+          <w:tcPr>
+            <w:tcW w:type="dxa" w:w="2232"/>
           </w:tcPr>
           <w:p>
             <w:pPr>
@@ -489,39 +623,7 @@
                 <w:b/>
                 <w:sz w:val="18"/>
               </w:rPr>
-              <w:t>yea-saying</w:t>
-            </w:r>
-            <w:r>
-              <w:rPr>
-                <w:rFonts w:ascii="Calibri" w:hAnsi="Calibri"/>
-                <w:sz w:val="18"/>
-              </w:rPr>
-              <w:t xml:space="preserve"> (both rise)</w:t>
-            </w:r>
-          </w:p>
-        </w:tc>
-        <w:tc>
-          <w:tcPr>
-            <w:tcW w:type="dxa" w:w="3348"/>
-          </w:tcPr>
-          <w:p>
-            <w:pPr>
-              <w:spacing w:after="20"/>
-            </w:pPr>
-            <w:r>
-              <w:rPr>
-                <w:rFonts w:ascii="Calibri" w:hAnsi="Calibri"/>
-                <w:b/>
-                <w:sz w:val="18"/>
-              </w:rPr>
-              <w:t>nay-saying</w:t>
-            </w:r>
-            <w:r>
-              <w:rPr>
-                <w:rFonts w:ascii="Calibri" w:hAnsi="Calibri"/>
-                <w:sz w:val="18"/>
-              </w:rPr>
-              <w:t xml:space="preserve"> (reverse falls)</w:t>
+              <w:t>+1.78</w:t>
             </w:r>
           </w:p>
         </w:tc>
@@ -544,13 +646,13 @@
                 <w:rFonts w:ascii="Calibri" w:hAnsi="Calibri"/>
                 <w:sz w:val="18"/>
               </w:rPr>
-              <w:t>IDAQ balanced Δ</w:t>
-            </w:r>
-          </w:p>
-        </w:tc>
-        <w:tc>
-          <w:tcPr>
-            <w:tcW w:type="dxa" w:w="3348"/>
+              <w:t>placebo vs real arm</w:t>
+            </w:r>
+          </w:p>
+        </w:tc>
+        <w:tc>
+          <w:tcPr>
+            <w:tcW w:type="dxa" w:w="2232"/>
             <w:shd w:val="clear" w:color="auto" w:fill="EEF2F8"/>
           </w:tcPr>
           <w:p>
@@ -562,13 +664,13 @@
                 <w:rFonts w:ascii="Calibri" w:hAnsi="Calibri"/>
                 <w:sz w:val="18"/>
               </w:rPr>
-              <w:t>+0.21</w:t>
-            </w:r>
-          </w:p>
-        </w:tc>
-        <w:tc>
-          <w:tcPr>
-            <w:tcW w:type="dxa" w:w="3348"/>
+              <w:t>+3.60 vs +2.84</w:t>
+            </w:r>
+          </w:p>
+        </w:tc>
+        <w:tc>
+          <w:tcPr>
+            <w:tcW w:type="dxa" w:w="2232"/>
             <w:shd w:val="clear" w:color="auto" w:fill="EEF2F8"/>
           </w:tcPr>
           <w:p>
@@ -580,7 +682,26 @@
                 <w:rFonts w:ascii="Calibri" w:hAnsi="Calibri"/>
                 <w:sz w:val="18"/>
               </w:rPr>
-              <w:t>−0.20</w:t>
+              <w:t>−0.41 vs −0.39</w:t>
+            </w:r>
+          </w:p>
+        </w:tc>
+        <w:tc>
+          <w:tcPr>
+            <w:tcW w:type="dxa" w:w="2232"/>
+            <w:shd w:val="clear" w:color="auto" w:fill="EEF2F8"/>
+          </w:tcPr>
+          <w:p>
+            <w:pPr>
+              <w:spacing w:after="20"/>
+            </w:pPr>
+            <w:r>
+              <w:rPr>
+                <w:rFonts w:ascii="Calibri" w:hAnsi="Calibri"/>
+                <w:b/>
+                <w:sz w:val="18"/>
+              </w:rPr>
+              <w:t>+2.80 vs +1.25</w:t>
             </w:r>
           </w:p>
         </w:tc>
@@ -600,44 +721,68 @@
             <w:r>
               <w:rPr>
                 <w:rFonts w:ascii="Calibri" w:hAnsi="Calibri"/>
+                <w:sz w:val="18"/>
+              </w:rPr>
+              <w:t>permuted null reproduces</w:t>
+            </w:r>
+          </w:p>
+        </w:tc>
+        <w:tc>
+          <w:tcPr>
+            <w:tcW w:type="dxa" w:w="2232"/>
+          </w:tcPr>
+          <w:p>
+            <w:pPr>
+              <w:spacing w:after="20"/>
+            </w:pPr>
+            <w:r>
+              <w:rPr>
+                <w:rFonts w:ascii="Calibri" w:hAnsi="Calibri"/>
+                <w:sz w:val="18"/>
+              </w:rPr>
+              <w:t>—</w:t>
+            </w:r>
+          </w:p>
+        </w:tc>
+        <w:tc>
+          <w:tcPr>
+            <w:tcW w:type="dxa" w:w="2232"/>
+          </w:tcPr>
+          <w:p>
+            <w:pPr>
+              <w:spacing w:after="20"/>
+            </w:pPr>
+            <w:r>
+              <w:rPr>
+                <w:rFonts w:ascii="Calibri" w:hAnsi="Calibri"/>
                 <w:b/>
                 <w:sz w:val="18"/>
               </w:rPr>
-              <w:t>placebo matches the real arm</w:t>
-            </w:r>
-          </w:p>
-        </w:tc>
-        <w:tc>
-          <w:tcPr>
-            <w:tcW w:type="dxa" w:w="3348"/>
-          </w:tcPr>
-          <w:p>
-            <w:pPr>
-              <w:spacing w:after="20"/>
-            </w:pPr>
-            <w:r>
-              <w:rPr>
-                <w:rFonts w:ascii="Calibri" w:hAnsi="Calibri"/>
-                <w:sz w:val="18"/>
-              </w:rPr>
-              <w:t>+3.60 vs +2.84</w:t>
-            </w:r>
-          </w:p>
-        </w:tc>
-        <w:tc>
-          <w:tcPr>
-            <w:tcW w:type="dxa" w:w="3348"/>
-          </w:tcPr>
-          <w:p>
-            <w:pPr>
-              <w:spacing w:after="20"/>
-            </w:pPr>
-            <w:r>
-              <w:rPr>
-                <w:rFonts w:ascii="Calibri" w:hAnsi="Calibri"/>
-                <w:sz w:val="18"/>
-              </w:rPr>
-              <w:t>+1.79 vs +2.00</w:t>
+              <w:t>61%</w:t>
+            </w:r>
+            <w:r>
+              <w:rPr>
+                <w:rFonts w:ascii="Calibri" w:hAnsi="Calibri"/>
+                <w:sz w:val="18"/>
+              </w:rPr>
+              <w:t xml:space="preserve"> of 2B's balanced effect</w:t>
+            </w:r>
+          </w:p>
+        </w:tc>
+        <w:tc>
+          <w:tcPr>
+            <w:tcW w:type="dxa" w:w="2232"/>
+          </w:tcPr>
+          <w:p>
+            <w:pPr>
+              <w:spacing w:after="20"/>
+            </w:pPr>
+            <w:r>
+              <w:rPr>
+                <w:rFonts w:ascii="Calibri" w:hAnsi="Calibri"/>
+                <w:sz w:val="18"/>
+              </w:rPr>
+              <w:t>—</w:t>
             </w:r>
           </w:p>
         </w:tc>
@@ -657,7 +802,7 @@
           <w:rFonts w:ascii="Calibri" w:hAnsi="Calibri"/>
           <w:sz w:val="19"/>
         </w:rPr>
-        <w:t xml:space="preserve">So the claim that survives two models is </w:t>
+        <w:t xml:space="preserve">The claim that survives all three models is </w:t>
       </w:r>
       <w:r>
         <w:rPr>
@@ -687,7 +832,7 @@
           <w:rFonts w:ascii="Calibri" w:hAnsi="Calibri"/>
           <w:sz w:val="19"/>
         </w:rPr>
-        <w:t xml:space="preserve"> moves the paper's outcomes as much as the consciousness direction does. The claim that does </w:t>
+        <w:t xml:space="preserve"> moves the paper's outcomes as much as the consciousness direction does — and on Gemma-2-9B it moves them </w:t>
       </w:r>
       <w:r>
         <w:rPr>
@@ -695,29 +840,14 @@
           <w:i/>
           <w:sz w:val="19"/>
         </w:rPr>
-        <w:t>not</w:t>
+        <w:t>more</w:t>
       </w:r>
       <w:r>
         <w:rPr>
           <w:rFonts w:ascii="Calibri" w:hAnsi="Calibri"/>
           <w:sz w:val="19"/>
         </w:rPr>
-        <w:t xml:space="preserve"> generalise is the mechanism — Llama shifts toward agreement, Gemma toward denial. The accurate statement is that steering pushes responses toward </w:t>
-      </w:r>
-      <w:r>
-        <w:rPr>
-          <w:rFonts w:ascii="Calibri" w:hAnsi="Calibri"/>
-          <w:b/>
-          <w:sz w:val="19"/>
-        </w:rPr>
-        <w:t>one pole of whatever scale is offered</w:t>
-      </w:r>
-      <w:r>
-        <w:rPr>
-          <w:rFonts w:ascii="Calibri" w:hAnsi="Calibri"/>
-          <w:sz w:val="19"/>
-        </w:rPr>
-        <w:t>, and which pole depends on the model.</w:t>
+        <w:t xml:space="preserve"> (+2.80 vs +1.25 balanced, +4.88 vs +2.91 acquiescence).</w:t>
       </w:r>
     </w:p>
     <w:p>
@@ -731,7 +861,7 @@
           <w:color w:val="1F3864"/>
           <w:sz w:val="20"/>
         </w:rPr>
-        <w:t>A limitation in our own instrument, exposed by Gemma</w:t>
+        <w:t>Coefficients must be norm-matched, and our earlier cross-model claims were not</w:t>
       </w:r>
     </w:p>
     <w:p>
@@ -743,36 +873,50 @@
           <w:rFonts w:ascii="Calibri" w:hAnsi="Calibri"/>
           <w:sz w:val="19"/>
         </w:rPr>
-        <w:t xml:space="preserve">Balanced keying computes </w:t>
+        <w:t xml:space="preserve">Median residual-stream norm at the read site differs by </w:t>
+      </w:r>
+      <w:r>
+        <w:rPr>
+          <w:rFonts w:ascii="Calibri" w:hAnsi="Calibri"/>
+          <w:b/>
+          <w:sz w:val="19"/>
+        </w:rPr>
+        <w:t>50×</w:t>
+      </w:r>
+      <w:r>
+        <w:rPr>
+          <w:rFonts w:ascii="Calibri" w:hAnsi="Calibri"/>
+          <w:sz w:val="19"/>
+        </w:rPr>
+        <w:t xml:space="preserve"> across these models — 6.37 (Llama L14/−5), 175.0 (Gemma-2-2B L12/−3), 321.7 (Gemma-2-9B L20/−5) — because Gemma-2 scales embeddings by </w:t>
       </w:r>
       <w:r>
         <w:rPr>
           <w:rFonts w:ascii="Consolas" w:hAnsi="Consolas"/>
           <w:sz w:val="19"/>
         </w:rPr>
-        <w:t>(F + (10 − R)) / 2</w:t>
+        <w:t>sqrt(d_model)</w:t>
       </w:r>
       <w:r>
         <w:rPr>
           <w:rFonts w:ascii="Calibri" w:hAnsi="Calibri"/>
           <w:sz w:val="19"/>
         </w:rPr>
-        <w:t xml:space="preserve"> and assumes the bias moves both arms symmetrically. On Gemma the forward items sit at the floor (0.01) and cannot fall further, so a general "say No more" bias moves only the reverse arm — and the formula misreads that one-sided movement as attribution </w:t>
-      </w:r>
-      <w:r>
-        <w:rPr>
-          <w:rFonts w:ascii="Calibri" w:hAnsi="Calibri"/>
-          <w:i/>
+        <w:t xml:space="preserve">. A raw coefficient therefore means nothing across models. All comparisons here express </w:t>
+      </w:r>
+      <w:r>
+        <w:rPr>
+          <w:rFonts w:ascii="Consolas" w:hAnsi="Consolas"/>
           <w:sz w:val="19"/>
         </w:rPr>
-        <w:t>rising</w:t>
+        <w:t>c</w:t>
       </w:r>
       <w:r>
         <w:rPr>
           <w:rFonts w:ascii="Calibri" w:hAnsi="Calibri"/>
           <w:sz w:val="19"/>
         </w:rPr>
-        <w:t xml:space="preserve"> (+2.00). It is a floor artifact, not a finding.</w:t>
+        <w:t xml:space="preserve"> as a fraction of that norm.</w:t>
       </w:r>
     </w:p>
     <w:p>
@@ -784,7 +928,7 @@
           <w:rFonts w:ascii="Calibri" w:hAnsi="Calibri"/>
           <w:sz w:val="19"/>
         </w:rPr>
-        <w:t xml:space="preserve">The correction is therefore sound only when both arms have room to move (Llama: forward +8.20, reverse +8.51) and </w:t>
+        <w:t xml:space="preserve">This invalidated our own earlier Gemma-2-2B numbers: they were run at c ≤ 32, i.e. </w:t>
       </w:r>
       <w:r>
         <w:rPr>
@@ -792,14 +936,41 @@
           <w:b/>
           <w:sz w:val="19"/>
         </w:rPr>
-        <w:t>breaks under saturation</w:t>
+        <w:t>rel 0.18</w:t>
       </w:r>
       <w:r>
         <w:rPr>
           <w:rFonts w:ascii="Calibri" w:hAnsi="Calibri"/>
           <w:sz w:val="19"/>
         </w:rPr>
-        <w:t>. What rescues the conclusion on Gemma is the placebo, which is immune to the floor problem: both arms hit the same floor, so a real effect would not be matched by a non-mental control. It is (+1.79 vs +2.00).</w:t>
+        <w:t>, less than half Llama's rel 0.39. 2B never received a comparable perturbation.</w:t>
+      </w:r>
+    </w:p>
+    <w:p>
+      <w:pPr>
+        <w:spacing w:after="100"/>
+      </w:pPr>
+      <w:r>
+        <w:rPr>
+          <w:rFonts w:ascii="Calibri" w:hAnsi="Calibri"/>
+          <w:sz w:val="19"/>
+        </w:rPr>
+        <w:t xml:space="preserve">Independent check on the procedure: the paper's own c = +144 for Gemma-2-9B is rel </w:t>
+      </w:r>
+      <w:r>
+        <w:rPr>
+          <w:rFonts w:ascii="Calibri" w:hAnsi="Calibri"/>
+          <w:b/>
+          <w:sz w:val="19"/>
+        </w:rPr>
+        <w:t>0.45</w:t>
+      </w:r>
+      <w:r>
+        <w:rPr>
+          <w:rFonts w:ascii="Calibri" w:hAnsi="Calibri"/>
+          <w:sz w:val="19"/>
+        </w:rPr>
+        <w:t>, close to their Llama setting — so their coefficient choices and this norm-matching agree.</w:t>
       </w:r>
     </w:p>
     <w:p>
@@ -813,7 +984,181 @@
           <w:color w:val="1F3864"/>
           <w:sz w:val="20"/>
         </w:rPr>
-        <w:t>Three things that do reproduce</w:t>
+        <w:t>RETRACTED: "the bias direction differs by model"</w:t>
+      </w:r>
+    </w:p>
+    <w:p>
+      <w:pPr>
+        <w:spacing w:after="100"/>
+      </w:pPr>
+      <w:r>
+        <w:rPr>
+          <w:rFonts w:ascii="Calibri" w:hAnsi="Calibri"/>
+          <w:sz w:val="19"/>
+        </w:rPr>
+        <w:t xml:space="preserve">A previous version of this document reported Llama as </w:t>
+      </w:r>
+      <w:r>
+        <w:rPr>
+          <w:rFonts w:ascii="Calibri" w:hAnsi="Calibri"/>
+          <w:b/>
+          <w:sz w:val="19"/>
+        </w:rPr>
+        <w:t>yea-saying</w:t>
+      </w:r>
+      <w:r>
+        <w:rPr>
+          <w:rFonts w:ascii="Calibri" w:hAnsi="Calibri"/>
+          <w:sz w:val="19"/>
+        </w:rPr>
+        <w:t xml:space="preserve"> and Gemma-2-2B as </w:t>
+      </w:r>
+      <w:r>
+        <w:rPr>
+          <w:rFonts w:ascii="Calibri" w:hAnsi="Calibri"/>
+          <w:b/>
+          <w:sz w:val="19"/>
+        </w:rPr>
+        <w:t>nay-saying</w:t>
+      </w:r>
+      <w:r>
+        <w:rPr>
+          <w:rFonts w:ascii="Calibri" w:hAnsi="Calibri"/>
+          <w:sz w:val="19"/>
+        </w:rPr>
+        <w:t xml:space="preserve"> (reverse Δ −4.00) and treated that as a real architectural split. </w:t>
+      </w:r>
+      <w:r>
+        <w:rPr>
+          <w:rFonts w:ascii="Calibri" w:hAnsi="Calibri"/>
+          <w:b/>
+          <w:sz w:val="19"/>
+        </w:rPr>
+        <w:t>That claim is withdrawn.</w:t>
+      </w:r>
+      <w:r>
+        <w:rPr>
+          <w:rFonts w:ascii="Calibri" w:hAnsi="Calibri"/>
+          <w:sz w:val="19"/>
+        </w:rPr>
+        <w:t xml:space="preserve"> It was measured in a regime where Gemma's forward arm sat at the floor (0.01) and could not move, at a relative coefficient half of Llama's. A floored arm cannot report a direction.</w:t>
+      </w:r>
+    </w:p>
+    <w:p>
+      <w:pPr>
+        <w:spacing w:after="100"/>
+      </w:pPr>
+      <w:r>
+        <w:rPr>
+          <w:rFonts w:ascii="Calibri" w:hAnsi="Calibri"/>
+          <w:sz w:val="19"/>
+        </w:rPr>
+        <w:t xml:space="preserve">Re-run at norm-matched coefficients with a floor guard, the picture is that </w:t>
+      </w:r>
+      <w:r>
+        <w:rPr>
+          <w:rFonts w:ascii="Calibri" w:hAnsi="Calibri"/>
+          <w:b/>
+          <w:sz w:val="19"/>
+        </w:rPr>
+        <w:t>bias direction is a function of steering strength, not a fixed model property.</w:t>
+      </w:r>
+      <w:r>
+        <w:rPr>
+          <w:rFonts w:ascii="Calibri" w:hAnsi="Calibri"/>
+          <w:sz w:val="19"/>
+        </w:rPr>
+        <w:t xml:space="preserve"> On Gemma-2-2B, going rel 0.63 → 1.00 turns the acquiescence index from −0.70 into </w:t>
+      </w:r>
+      <w:r>
+        <w:rPr>
+          <w:rFonts w:ascii="Calibri" w:hAnsi="Calibri"/>
+          <w:b/>
+          <w:sz w:val="19"/>
+        </w:rPr>
+        <w:t>+5.56</w:t>
+      </w:r>
+      <w:r>
+        <w:rPr>
+          <w:rFonts w:ascii="Calibri" w:hAnsi="Calibri"/>
+          <w:sz w:val="19"/>
+        </w:rPr>
+        <w:t xml:space="preserve"> — the same direction, same model, opposite character.</w:t>
+      </w:r>
+    </w:p>
+    <w:p>
+      <w:pPr>
+        <w:spacing w:after="100"/>
+      </w:pPr>
+      <w:r>
+        <w:rPr>
+          <w:rFonts w:ascii="Consolas" w:hAnsi="Consolas"/>
+          <w:sz w:val="19"/>
+        </w:rPr>
+        <w:t>acquiescence_test.py</w:t>
+      </w:r>
+      <w:r>
+        <w:rPr>
+          <w:rFonts w:ascii="Calibri" w:hAnsi="Calibri"/>
+          <w:sz w:val="19"/>
+        </w:rPr>
+        <w:t xml:space="preserve"> now refuses to interpret a saturated row: it prints a floor/ceiling warning and stars only the coefficients where both keyings are off the rails.</w:t>
+      </w:r>
+    </w:p>
+    <w:p>
+      <w:pPr>
+        <w:spacing w:before="160" w:after="60"/>
+      </w:pPr>
+      <w:r>
+        <w:rPr>
+          <w:rFonts w:ascii="Calibri" w:hAnsi="Calibri"/>
+          <w:b/>
+          <w:color w:val="1F3864"/>
+          <w:sz w:val="20"/>
+        </w:rPr>
+        <w:t>Where the two instruments disagree, and which to believe</w:t>
+      </w:r>
+    </w:p>
+    <w:p>
+      <w:pPr>
+        <w:spacing w:after="100"/>
+      </w:pPr>
+      <w:r>
+        <w:rPr>
+          <w:rFonts w:ascii="Calibri" w:hAnsi="Calibri"/>
+          <w:sz w:val="19"/>
+        </w:rPr>
+        <w:t xml:space="preserve">At rel 0.63 the 5-item yes/no battery makes Gemma-2-2B look like a </w:t>
+      </w:r>
+      <w:r>
+        <w:rPr>
+          <w:rFonts w:ascii="Calibri" w:hAnsi="Calibri"/>
+          <w:i/>
+          <w:sz w:val="19"/>
+        </w:rPr>
+        <w:t>genuine</w:t>
+      </w:r>
+      <w:r>
+        <w:rPr>
+          <w:rFonts w:ascii="Calibri" w:hAnsi="Calibri"/>
+          <w:sz w:val="19"/>
+        </w:rPr>
+        <w:t xml:space="preserve"> belief shift — forward +1.55, reverse </w:t>
+      </w:r>
+      <w:r>
+        <w:rPr>
+          <w:rFonts w:ascii="Calibri" w:hAnsi="Calibri"/>
+          <w:b/>
+          <w:sz w:val="19"/>
+        </w:rPr>
+        <w:t>−2.96</w:t>
+      </w:r>
+      <w:r>
+        <w:rPr>
+          <w:rFonts w:ascii="Calibri" w:hAnsi="Calibri"/>
+          <w:sz w:val="19"/>
+        </w:rPr>
+        <w:t>, balanced +2.26, acquiescence −0.70. Two things defeat it:</w:t>
       </w:r>
     </w:p>
     <w:p>
@@ -832,17 +1177,24 @@
       <w:r>
         <w:rPr>
           <w:rFonts w:ascii="Calibri" w:hAnsi="Calibri"/>
+          <w:sz w:val="19"/>
+        </w:rPr>
+        <w:t xml:space="preserve">A </w:t>
+      </w:r>
+      <w:r>
+        <w:rPr>
+          <w:rFonts w:ascii="Calibri" w:hAnsi="Calibri"/>
           <w:b/>
           <w:sz w:val="19"/>
         </w:rPr>
-        <w:t>The direction is real on both models</w:t>
+        <w:t>label-permuted null</w:t>
       </w:r>
       <w:r>
         <w:rPr>
           <w:rFonts w:ascii="Calibri" w:hAnsi="Calibri"/>
           <w:sz w:val="19"/>
         </w:rPr>
-        <w:t>, and the paper's reported configurations are recoverable by independent code on an independently written corpus — their layer on Llama, their position on Gemma.</w:t>
+        <w:t xml:space="preserve"> produces balanced +1.37 at the same coefficient — 61% of the effect from a direction with no meaning.</w:t>
       </w:r>
     </w:p>
     <w:p>
@@ -861,32 +1213,50 @@
       <w:r>
         <w:rPr>
           <w:rFonts w:ascii="Calibri" w:hAnsi="Calibri"/>
+          <w:sz w:val="19"/>
+        </w:rPr>
+        <w:t xml:space="preserve">The </w:t>
+      </w:r>
+      <w:r>
+        <w:rPr>
+          <w:rFonts w:ascii="Calibri" w:hAnsi="Calibri"/>
           <w:b/>
           <w:sz w:val="19"/>
         </w:rPr>
-        <w:t>The paper's IDAQ profile reproduces</w:t>
+        <w:t>21-item IDAQ contradicts it</w:t>
       </w:r>
       <w:r>
         <w:rPr>
           <w:rFonts w:ascii="Calibri" w:hAnsi="Calibri"/>
           <w:sz w:val="19"/>
         </w:rPr>
-        <w:t xml:space="preserve">, including their stated oddity that attribution to </w:t>
-      </w:r>
-      <w:r>
-        <w:rPr>
-          <w:rFonts w:ascii="Calibri" w:hAnsi="Calibri"/>
-          <w:i/>
-          <w:sz w:val="19"/>
-        </w:rPr>
-        <w:t>humans</w:t>
-      </w:r>
+        <w:t>: balanced Δ = −0.48, −0.39, −0.39, −0.39 across every norm-matched coefficient. Attribution does not rise.</w:t>
+      </w:r>
+    </w:p>
+    <w:p>
+      <w:pPr>
+        <w:spacing w:after="100"/>
+      </w:pPr>
       <w:r>
         <w:rPr>
           <w:rFonts w:ascii="Calibri" w:hAnsi="Calibri"/>
           <w:sz w:val="19"/>
         </w:rPr>
-        <w:t xml:space="preserve"> is the one category that does not move.</w:t>
+        <w:t>The IDAQ is the instrument to believe here: its baseline is not floored (forward 1.40 vs 0.01), it has 21 items rather than 5, and it is the paper's own measure.</w:t>
+      </w:r>
+    </w:p>
+    <w:p>
+      <w:pPr>
+        <w:spacing w:before="160" w:after="60"/>
+      </w:pPr>
+      <w:r>
+        <w:rPr>
+          <w:rFonts w:ascii="Calibri" w:hAnsi="Calibri"/>
+          <w:b/>
+          <w:color w:val="1F3864"/>
+          <w:sz w:val="20"/>
+        </w:rPr>
+        <w:t>Three things that do reproduce</w:t>
       </w:r>
     </w:p>
     <w:p>
@@ -900,7 +1270,7 @@
           <w:b/>
           <w:sz w:val="19"/>
         </w:rPr>
-        <w:t xml:space="preserve">3.  </w:t>
+        <w:t xml:space="preserve">1.  </w:t>
       </w:r>
       <w:r>
         <w:rPr>
@@ -908,14 +1278,1438 @@
           <w:b/>
           <w:sz w:val="19"/>
         </w:rPr>
-        <w:t>A label-permuted null does far less than either real direction</w:t>
+        <w:t>The direction is real on both models</w:t>
       </w:r>
       <w:r>
         <w:rPr>
           <w:rFonts w:ascii="Calibri" w:hAnsi="Calibri"/>
           <w:sz w:val="19"/>
         </w:rPr>
-        <w:t>, so none of this is "any perturbation works".</w:t>
+        <w:t>, and the paper's reported configurations are recoverable by independent code on an independently written corpus — their layer on Llama, their position on Gemma.</w:t>
+      </w:r>
+    </w:p>
+    <w:p>
+      <w:pPr>
+        <w:spacing w:after="60"/>
+        <w:ind w:left="432" w:hanging="432"/>
+      </w:pPr>
+      <w:r>
+        <w:rPr>
+          <w:rFonts w:ascii="Calibri" w:hAnsi="Calibri"/>
+          <w:b/>
+          <w:sz w:val="19"/>
+        </w:rPr>
+        <w:t xml:space="preserve">2.  </w:t>
+      </w:r>
+      <w:r>
+        <w:rPr>
+          <w:rFonts w:ascii="Calibri" w:hAnsi="Calibri"/>
+          <w:b/>
+          <w:sz w:val="19"/>
+        </w:rPr>
+        <w:t>The paper's IDAQ profile reproduces</w:t>
+      </w:r>
+      <w:r>
+        <w:rPr>
+          <w:rFonts w:ascii="Calibri" w:hAnsi="Calibri"/>
+          <w:sz w:val="19"/>
+        </w:rPr>
+        <w:t xml:space="preserve">, including their stated oddity that attribution to </w:t>
+      </w:r>
+      <w:r>
+        <w:rPr>
+          <w:rFonts w:ascii="Calibri" w:hAnsi="Calibri"/>
+          <w:i/>
+          <w:sz w:val="19"/>
+        </w:rPr>
+        <w:t>humans</w:t>
+      </w:r>
+      <w:r>
+        <w:rPr>
+          <w:rFonts w:ascii="Calibri" w:hAnsi="Calibri"/>
+          <w:sz w:val="19"/>
+        </w:rPr>
+        <w:t xml:space="preserve"> is the one category that does not move.</w:t>
+      </w:r>
+    </w:p>
+    <w:p>
+      <w:pPr>
+        <w:spacing w:after="60"/>
+        <w:ind w:left="432" w:hanging="432"/>
+      </w:pPr>
+      <w:r>
+        <w:rPr>
+          <w:rFonts w:ascii="Calibri" w:hAnsi="Calibri"/>
+          <w:b/>
+          <w:sz w:val="19"/>
+        </w:rPr>
+        <w:t xml:space="preserve">3.  </w:t>
+      </w:r>
+      <w:r>
+        <w:rPr>
+          <w:rFonts w:ascii="Calibri" w:hAnsi="Calibri"/>
+          <w:b/>
+          <w:sz w:val="19"/>
+        </w:rPr>
+        <w:t>A label-permuted null does far less than either real direction</w:t>
+      </w:r>
+      <w:r>
+        <w:rPr>
+          <w:rFonts w:ascii="Calibri" w:hAnsi="Calibri"/>
+          <w:sz w:val="19"/>
+        </w:rPr>
+        <w:t>, so none of this is "any perturbation works". (With one sharp exception — see the letter-position artifact below.)</w:t>
+      </w:r>
+    </w:p>
+    <w:p>
+      <w:pPr>
+        <w:spacing w:before="220" w:after="100"/>
+      </w:pPr>
+      <w:r>
+        <w:rPr>
+          <w:rFonts w:ascii="Calibri" w:hAnsi="Calibri"/>
+          <w:b/>
+          <w:color w:val="1F3864"/>
+          <w:sz w:val="22"/>
+        </w:rPr>
+        <w:t>Theory of Mind survives steering — the one outcome that could not be a response bias</w:t>
+      </w:r>
+    </w:p>
+    <w:p>
+      <w:pPr>
+        <w:spacing w:after="100"/>
+      </w:pPr>
+      <w:r>
+        <w:rPr>
+          <w:rFonts w:ascii="Calibri" w:hAnsi="Calibri"/>
+          <w:sz w:val="19"/>
+        </w:rPr>
+        <w:t xml:space="preserve">Every other measure in this document is a self-report or an attitude rating, and all of them move with a response bias. HI-ToM is different in kind: </w:t>
+      </w:r>
+      <w:r>
+        <w:rPr>
+          <w:rFonts w:ascii="Calibri" w:hAnsi="Calibri"/>
+          <w:i/>
+          <w:sz w:val="19"/>
+        </w:rPr>
+        <w:t>"where is the lettuce really?"</w:t>
+      </w:r>
+      <w:r>
+        <w:rPr>
+          <w:rFonts w:ascii="Calibri" w:hAnsi="Calibri"/>
+          <w:sz w:val="19"/>
+        </w:rPr>
+        <w:t xml:space="preserve"> has a verifiable answer among 15 options. If steering only changes what the model says about itself, ToM should be untouched.</w:t>
+      </w:r>
+    </w:p>
+    <w:p>
+      <w:pPr>
+        <w:spacing w:after="100"/>
+      </w:pPr>
+      <w:r>
+        <w:rPr>
+          <w:rFonts w:ascii="Calibri" w:hAnsi="Calibri"/>
+          <w:sz w:val="19"/>
+        </w:rPr>
+        <w:t xml:space="preserve">It is. Llama-3-8B, 200 items, baseline </w:t>
+      </w:r>
+      <w:r>
+        <w:rPr>
+          <w:rFonts w:ascii="Calibri" w:hAnsi="Calibri"/>
+          <w:b/>
+          <w:sz w:val="19"/>
+        </w:rPr>
+        <w:t>45.5%</w:t>
+      </w:r>
+      <w:r>
+        <w:rPr>
+          <w:rFonts w:ascii="Calibri" w:hAnsi="Calibri"/>
+          <w:sz w:val="19"/>
+        </w:rPr>
+        <w:t xml:space="preserve"> against ~6.7% chance:</w:t>
+      </w:r>
+    </w:p>
+    <w:tbl>
+      <w:tblPr>
+        <w:tblW w:type="auto" w:w="0"/>
+        <w:jc w:val="left"/>
+        <w:tblLayout w:type="fixed"/>
+        <w:tblLook w:firstColumn="1" w:firstRow="1" w:lastColumn="0" w:lastRow="0" w:noHBand="0" w:noVBand="1" w:val="04A0"/>
+      </w:tblPr>
+      <w:tblGrid>
+        <w:gridCol w:w="1930"/>
+        <w:gridCol w:w="1930"/>
+        <w:gridCol w:w="1930"/>
+        <w:gridCol w:w="1930"/>
+        <w:gridCol w:w="1930"/>
+      </w:tblGrid>
+      <w:tr>
+        <w:trPr>
+          <w:tblHeader/>
+          <w:cantSplit/>
+        </w:trPr>
+        <w:tc>
+          <w:tcPr>
+            <w:tcW w:type="dxa" w:w="1930"/>
+            <w:shd w:val="clear" w:color="auto" w:fill="1F3864"/>
+          </w:tcPr>
+          <w:p>
+            <w:pPr>
+              <w:spacing w:after="20"/>
+            </w:pPr>
+            <w:r>
+              <w:rPr>
+                <w:rFonts w:ascii="Calibri" w:hAnsi="Calibri"/>
+                <w:b/>
+                <w:color w:val="FFFFFF"/>
+                <w:sz w:val="18"/>
+              </w:rPr>
+              <w:t>arm</w:t>
+            </w:r>
+          </w:p>
+        </w:tc>
+        <w:tc>
+          <w:tcPr>
+            <w:tcW w:type="dxa" w:w="1930"/>
+            <w:shd w:val="clear" w:color="auto" w:fill="1F3864"/>
+          </w:tcPr>
+          <w:p>
+            <w:pPr>
+              <w:spacing w:after="20"/>
+              <w:jc w:val="center"/>
+            </w:pPr>
+            <w:r>
+              <w:rPr>
+                <w:rFonts w:ascii="Calibri" w:hAnsi="Calibri"/>
+                <w:b/>
+                <w:color w:val="FFFFFF"/>
+                <w:sz w:val="18"/>
+              </w:rPr>
+              <w:t>c</w:t>
+            </w:r>
+          </w:p>
+        </w:tc>
+        <w:tc>
+          <w:tcPr>
+            <w:tcW w:type="dxa" w:w="1930"/>
+            <w:shd w:val="clear" w:color="auto" w:fill="1F3864"/>
+          </w:tcPr>
+          <w:p>
+            <w:pPr>
+              <w:spacing w:after="20"/>
+              <w:jc w:val="center"/>
+            </w:pPr>
+            <w:r>
+              <w:rPr>
+                <w:rFonts w:ascii="Calibri" w:hAnsi="Calibri"/>
+                <w:b/>
+                <w:color w:val="FFFFFF"/>
+                <w:sz w:val="18"/>
+              </w:rPr>
+              <w:t>Δ pp</w:t>
+            </w:r>
+          </w:p>
+        </w:tc>
+        <w:tc>
+          <w:tcPr>
+            <w:tcW w:type="dxa" w:w="1930"/>
+            <w:shd w:val="clear" w:color="auto" w:fill="1F3864"/>
+          </w:tcPr>
+          <w:p>
+            <w:pPr>
+              <w:spacing w:after="20"/>
+              <w:jc w:val="center"/>
+            </w:pPr>
+            <w:r>
+              <w:rPr>
+                <w:rFonts w:ascii="Calibri" w:hAnsi="Calibri"/>
+                <w:b/>
+                <w:color w:val="FFFFFF"/>
+                <w:sz w:val="18"/>
+              </w:rPr>
+              <w:t>95% CI</w:t>
+            </w:r>
+          </w:p>
+        </w:tc>
+        <w:tc>
+          <w:tcPr>
+            <w:tcW w:type="dxa" w:w="1930"/>
+            <w:shd w:val="clear" w:color="auto" w:fill="1F3864"/>
+          </w:tcPr>
+          <w:p>
+            <w:pPr>
+              <w:spacing w:after="20"/>
+              <w:jc w:val="center"/>
+            </w:pPr>
+            <w:r>
+              <w:rPr>
+                <w:rFonts w:ascii="Calibri" w:hAnsi="Calibri"/>
+                <w:b/>
+                <w:color w:val="FFFFFF"/>
+                <w:sz w:val="18"/>
+              </w:rPr>
+              <w:t>McNemar p</w:t>
+            </w:r>
+          </w:p>
+        </w:tc>
+      </w:tr>
+      <w:tr>
+        <w:trPr>
+          <w:cantSplit/>
+        </w:trPr>
+        <w:tc>
+          <w:tcPr>
+            <w:tcW w:type="dxa" w:w="1930"/>
+          </w:tcPr>
+          <w:p>
+            <w:pPr>
+              <w:spacing w:after="20"/>
+            </w:pPr>
+            <w:r>
+              <w:rPr>
+                <w:rFonts w:ascii="Calibri" w:hAnsi="Calibri"/>
+                <w:sz w:val="18"/>
+              </w:rPr>
+              <w:t>consciousness</w:t>
+            </w:r>
+          </w:p>
+        </w:tc>
+        <w:tc>
+          <w:tcPr>
+            <w:tcW w:type="dxa" w:w="1930"/>
+          </w:tcPr>
+          <w:p>
+            <w:pPr>
+              <w:spacing w:after="20"/>
+              <w:jc w:val="center"/>
+            </w:pPr>
+            <w:r>
+              <w:rPr>
+                <w:rFonts w:ascii="Calibri" w:hAnsi="Calibri"/>
+                <w:sz w:val="18"/>
+              </w:rPr>
+              <w:t>1.0</w:t>
+            </w:r>
+          </w:p>
+        </w:tc>
+        <w:tc>
+          <w:tcPr>
+            <w:tcW w:type="dxa" w:w="1930"/>
+          </w:tcPr>
+          <w:p>
+            <w:pPr>
+              <w:spacing w:after="20"/>
+              <w:jc w:val="center"/>
+            </w:pPr>
+            <w:r>
+              <w:rPr>
+                <w:rFonts w:ascii="Calibri" w:hAnsi="Calibri"/>
+                <w:sz w:val="18"/>
+              </w:rPr>
+              <w:t>−1.0</w:t>
+            </w:r>
+          </w:p>
+        </w:tc>
+        <w:tc>
+          <w:tcPr>
+            <w:tcW w:type="dxa" w:w="1930"/>
+          </w:tcPr>
+          <w:p>
+            <w:pPr>
+              <w:spacing w:after="20"/>
+              <w:jc w:val="center"/>
+            </w:pPr>
+            <w:r>
+              <w:rPr>
+                <w:rFonts w:ascii="Calibri" w:hAnsi="Calibri"/>
+                <w:sz w:val="18"/>
+              </w:rPr>
+              <w:t>[−2.4, +1.2]</w:t>
+            </w:r>
+          </w:p>
+        </w:tc>
+        <w:tc>
+          <w:tcPr>
+            <w:tcW w:type="dxa" w:w="1930"/>
+          </w:tcPr>
+          <w:p>
+            <w:pPr>
+              <w:spacing w:after="20"/>
+              <w:jc w:val="center"/>
+            </w:pPr>
+            <w:r>
+              <w:rPr>
+                <w:rFonts w:ascii="Calibri" w:hAnsi="Calibri"/>
+                <w:sz w:val="18"/>
+              </w:rPr>
+              <w:t>0.688</w:t>
+            </w:r>
+          </w:p>
+        </w:tc>
+      </w:tr>
+      <w:tr>
+        <w:trPr>
+          <w:cantSplit/>
+        </w:trPr>
+        <w:tc>
+          <w:tcPr>
+            <w:tcW w:type="dxa" w:w="1930"/>
+            <w:shd w:val="clear" w:color="auto" w:fill="EEF2F8"/>
+          </w:tcPr>
+          <w:p>
+            <w:pPr>
+              <w:spacing w:after="20"/>
+            </w:pPr>
+            <w:r>
+              <w:rPr>
+                <w:rFonts w:ascii="Calibri" w:hAnsi="Calibri"/>
+                <w:sz w:val="18"/>
+              </w:rPr>
+              <w:t>consciousness</w:t>
+            </w:r>
+          </w:p>
+        </w:tc>
+        <w:tc>
+          <w:tcPr>
+            <w:tcW w:type="dxa" w:w="1930"/>
+            <w:shd w:val="clear" w:color="auto" w:fill="EEF2F8"/>
+          </w:tcPr>
+          <w:p>
+            <w:pPr>
+              <w:spacing w:after="20"/>
+              <w:jc w:val="center"/>
+            </w:pPr>
+            <w:r>
+              <w:rPr>
+                <w:rFonts w:ascii="Calibri" w:hAnsi="Calibri"/>
+                <w:sz w:val="18"/>
+              </w:rPr>
+              <w:t>2.5</w:t>
+            </w:r>
+          </w:p>
+        </w:tc>
+        <w:tc>
+          <w:tcPr>
+            <w:tcW w:type="dxa" w:w="1930"/>
+            <w:shd w:val="clear" w:color="auto" w:fill="EEF2F8"/>
+          </w:tcPr>
+          <w:p>
+            <w:pPr>
+              <w:spacing w:after="20"/>
+              <w:jc w:val="center"/>
+            </w:pPr>
+            <w:r>
+              <w:rPr>
+                <w:rFonts w:ascii="Calibri" w:hAnsi="Calibri"/>
+                <w:sz w:val="18"/>
+              </w:rPr>
+              <w:t>−2.5</w:t>
+            </w:r>
+          </w:p>
+        </w:tc>
+        <w:tc>
+          <w:tcPr>
+            <w:tcW w:type="dxa" w:w="1930"/>
+            <w:shd w:val="clear" w:color="auto" w:fill="EEF2F8"/>
+          </w:tcPr>
+          <w:p>
+            <w:pPr>
+              <w:spacing w:after="20"/>
+              <w:jc w:val="center"/>
+            </w:pPr>
+            <w:r>
+              <w:rPr>
+                <w:rFonts w:ascii="Calibri" w:hAnsi="Calibri"/>
+                <w:sz w:val="18"/>
+              </w:rPr>
+              <w:t>[−4.9, +1.0]</w:t>
+            </w:r>
+          </w:p>
+        </w:tc>
+        <w:tc>
+          <w:tcPr>
+            <w:tcW w:type="dxa" w:w="1930"/>
+            <w:shd w:val="clear" w:color="auto" w:fill="EEF2F8"/>
+          </w:tcPr>
+          <w:p>
+            <w:pPr>
+              <w:spacing w:after="20"/>
+              <w:jc w:val="center"/>
+            </w:pPr>
+            <w:r>
+              <w:rPr>
+                <w:rFonts w:ascii="Calibri" w:hAnsi="Calibri"/>
+                <w:sz w:val="18"/>
+              </w:rPr>
+              <w:t>0.267</w:t>
+            </w:r>
+          </w:p>
+        </w:tc>
+      </w:tr>
+      <w:tr>
+        <w:trPr>
+          <w:cantSplit/>
+        </w:trPr>
+        <w:tc>
+          <w:tcPr>
+            <w:tcW w:type="dxa" w:w="1930"/>
+          </w:tcPr>
+          <w:p>
+            <w:pPr>
+              <w:spacing w:after="20"/>
+            </w:pPr>
+            <w:r>
+              <w:rPr>
+                <w:rFonts w:ascii="Calibri" w:hAnsi="Calibri"/>
+                <w:sz w:val="18"/>
+              </w:rPr>
+              <w:t>consciousness</w:t>
+            </w:r>
+          </w:p>
+        </w:tc>
+        <w:tc>
+          <w:tcPr>
+            <w:tcW w:type="dxa" w:w="1930"/>
+          </w:tcPr>
+          <w:p>
+            <w:pPr>
+              <w:spacing w:after="20"/>
+              <w:jc w:val="center"/>
+            </w:pPr>
+            <w:r>
+              <w:rPr>
+                <w:rFonts w:ascii="Calibri" w:hAnsi="Calibri"/>
+                <w:sz w:val="18"/>
+              </w:rPr>
+              <w:t>4.0</w:t>
+            </w:r>
+          </w:p>
+        </w:tc>
+        <w:tc>
+          <w:tcPr>
+            <w:tcW w:type="dxa" w:w="1930"/>
+          </w:tcPr>
+          <w:p>
+            <w:pPr>
+              <w:spacing w:after="20"/>
+              <w:jc w:val="center"/>
+            </w:pPr>
+            <w:r>
+              <w:rPr>
+                <w:rFonts w:ascii="Calibri" w:hAnsi="Calibri"/>
+                <w:sz w:val="18"/>
+              </w:rPr>
+              <w:t>−1.0</w:t>
+            </w:r>
+          </w:p>
+        </w:tc>
+        <w:tc>
+          <w:tcPr>
+            <w:tcW w:type="dxa" w:w="1930"/>
+          </w:tcPr>
+          <w:p>
+            <w:pPr>
+              <w:spacing w:after="20"/>
+              <w:jc w:val="center"/>
+            </w:pPr>
+            <w:r>
+              <w:rPr>
+                <w:rFonts w:ascii="Calibri" w:hAnsi="Calibri"/>
+                <w:sz w:val="18"/>
+              </w:rPr>
+              <w:t>[−4.8, +3.2]</w:t>
+            </w:r>
+          </w:p>
+        </w:tc>
+        <w:tc>
+          <w:tcPr>
+            <w:tcW w:type="dxa" w:w="1930"/>
+          </w:tcPr>
+          <w:p>
+            <w:pPr>
+              <w:spacing w:after="20"/>
+              <w:jc w:val="center"/>
+            </w:pPr>
+            <w:r>
+              <w:rPr>
+                <w:rFonts w:ascii="Calibri" w:hAnsi="Calibri"/>
+                <w:sz w:val="18"/>
+              </w:rPr>
+              <w:t>0.824</w:t>
+            </w:r>
+          </w:p>
+        </w:tc>
+      </w:tr>
+      <w:tr>
+        <w:trPr>
+          <w:cantSplit/>
+        </w:trPr>
+        <w:tc>
+          <w:tcPr>
+            <w:tcW w:type="dxa" w:w="1930"/>
+            <w:shd w:val="clear" w:color="auto" w:fill="EEF2F8"/>
+          </w:tcPr>
+          <w:p>
+            <w:pPr>
+              <w:spacing w:after="20"/>
+            </w:pPr>
+            <w:r>
+              <w:rPr>
+                <w:rFonts w:ascii="Calibri" w:hAnsi="Calibri"/>
+                <w:sz w:val="18"/>
+              </w:rPr>
+              <w:t>placebo</w:t>
+            </w:r>
+          </w:p>
+        </w:tc>
+        <w:tc>
+          <w:tcPr>
+            <w:tcW w:type="dxa" w:w="1930"/>
+            <w:shd w:val="clear" w:color="auto" w:fill="EEF2F8"/>
+          </w:tcPr>
+          <w:p>
+            <w:pPr>
+              <w:spacing w:after="20"/>
+              <w:jc w:val="center"/>
+            </w:pPr>
+            <w:r>
+              <w:rPr>
+                <w:rFonts w:ascii="Calibri" w:hAnsi="Calibri"/>
+                <w:sz w:val="18"/>
+              </w:rPr>
+              <w:t>1.0</w:t>
+            </w:r>
+          </w:p>
+        </w:tc>
+        <w:tc>
+          <w:tcPr>
+            <w:tcW w:type="dxa" w:w="1930"/>
+            <w:shd w:val="clear" w:color="auto" w:fill="EEF2F8"/>
+          </w:tcPr>
+          <w:p>
+            <w:pPr>
+              <w:spacing w:after="20"/>
+              <w:jc w:val="center"/>
+            </w:pPr>
+            <w:r>
+              <w:rPr>
+                <w:rFonts w:ascii="Calibri" w:hAnsi="Calibri"/>
+                <w:sz w:val="18"/>
+              </w:rPr>
+              <w:t>−0.5</w:t>
+            </w:r>
+          </w:p>
+        </w:tc>
+        <w:tc>
+          <w:tcPr>
+            <w:tcW w:type="dxa" w:w="1930"/>
+            <w:shd w:val="clear" w:color="auto" w:fill="EEF2F8"/>
+          </w:tcPr>
+          <w:p>
+            <w:pPr>
+              <w:spacing w:after="20"/>
+              <w:jc w:val="center"/>
+            </w:pPr>
+            <w:r>
+              <w:rPr>
+                <w:rFonts w:ascii="Calibri" w:hAnsi="Calibri"/>
+                <w:sz w:val="18"/>
+              </w:rPr>
+              <w:t>[−2.8, +2.1]</w:t>
+            </w:r>
+          </w:p>
+        </w:tc>
+        <w:tc>
+          <w:tcPr>
+            <w:tcW w:type="dxa" w:w="1930"/>
+            <w:shd w:val="clear" w:color="auto" w:fill="EEF2F8"/>
+          </w:tcPr>
+          <w:p>
+            <w:pPr>
+              <w:spacing w:after="20"/>
+              <w:jc w:val="center"/>
+            </w:pPr>
+            <w:r>
+              <w:rPr>
+                <w:rFonts w:ascii="Calibri" w:hAnsi="Calibri"/>
+                <w:sz w:val="18"/>
+              </w:rPr>
+              <w:t>1.000</w:t>
+            </w:r>
+          </w:p>
+        </w:tc>
+      </w:tr>
+      <w:tr>
+        <w:trPr>
+          <w:cantSplit/>
+        </w:trPr>
+        <w:tc>
+          <w:tcPr>
+            <w:tcW w:type="dxa" w:w="1930"/>
+          </w:tcPr>
+          <w:p>
+            <w:pPr>
+              <w:spacing w:after="20"/>
+            </w:pPr>
+            <w:r>
+              <w:rPr>
+                <w:rFonts w:ascii="Calibri" w:hAnsi="Calibri"/>
+                <w:sz w:val="18"/>
+              </w:rPr>
+              <w:t>placebo</w:t>
+            </w:r>
+          </w:p>
+        </w:tc>
+        <w:tc>
+          <w:tcPr>
+            <w:tcW w:type="dxa" w:w="1930"/>
+          </w:tcPr>
+          <w:p>
+            <w:pPr>
+              <w:spacing w:after="20"/>
+              <w:jc w:val="center"/>
+            </w:pPr>
+            <w:r>
+              <w:rPr>
+                <w:rFonts w:ascii="Calibri" w:hAnsi="Calibri"/>
+                <w:sz w:val="18"/>
+              </w:rPr>
+              <w:t>2.5</w:t>
+            </w:r>
+          </w:p>
+        </w:tc>
+        <w:tc>
+          <w:tcPr>
+            <w:tcW w:type="dxa" w:w="1930"/>
+          </w:tcPr>
+          <w:p>
+            <w:pPr>
+              <w:spacing w:after="20"/>
+              <w:jc w:val="center"/>
+            </w:pPr>
+            <w:r>
+              <w:rPr>
+                <w:rFonts w:ascii="Calibri" w:hAnsi="Calibri"/>
+                <w:sz w:val="18"/>
+              </w:rPr>
+              <w:t>−1.0</w:t>
+            </w:r>
+          </w:p>
+        </w:tc>
+        <w:tc>
+          <w:tcPr>
+            <w:tcW w:type="dxa" w:w="1930"/>
+          </w:tcPr>
+          <w:p>
+            <w:pPr>
+              <w:spacing w:after="20"/>
+              <w:jc w:val="center"/>
+            </w:pPr>
+            <w:r>
+              <w:rPr>
+                <w:rFonts w:ascii="Calibri" w:hAnsi="Calibri"/>
+                <w:sz w:val="18"/>
+              </w:rPr>
+              <w:t>[−4.3, +2.7]</w:t>
+            </w:r>
+          </w:p>
+        </w:tc>
+        <w:tc>
+          <w:tcPr>
+            <w:tcW w:type="dxa" w:w="1930"/>
+          </w:tcPr>
+          <w:p>
+            <w:pPr>
+              <w:spacing w:after="20"/>
+              <w:jc w:val="center"/>
+            </w:pPr>
+            <w:r>
+              <w:rPr>
+                <w:rFonts w:ascii="Calibri" w:hAnsi="Calibri"/>
+                <w:sz w:val="18"/>
+              </w:rPr>
+              <w:t>0.804</w:t>
+            </w:r>
+          </w:p>
+        </w:tc>
+      </w:tr>
+      <w:tr>
+        <w:trPr>
+          <w:cantSplit/>
+        </w:trPr>
+        <w:tc>
+          <w:tcPr>
+            <w:tcW w:type="dxa" w:w="1930"/>
+            <w:shd w:val="clear" w:color="auto" w:fill="EEF2F8"/>
+          </w:tcPr>
+          <w:p>
+            <w:pPr>
+              <w:spacing w:after="20"/>
+            </w:pPr>
+            <w:r>
+              <w:rPr>
+                <w:rFonts w:ascii="Calibri" w:hAnsi="Calibri"/>
+                <w:sz w:val="18"/>
+              </w:rPr>
+              <w:t>placebo</w:t>
+            </w:r>
+          </w:p>
+        </w:tc>
+        <w:tc>
+          <w:tcPr>
+            <w:tcW w:type="dxa" w:w="1930"/>
+            <w:shd w:val="clear" w:color="auto" w:fill="EEF2F8"/>
+          </w:tcPr>
+          <w:p>
+            <w:pPr>
+              <w:spacing w:after="20"/>
+              <w:jc w:val="center"/>
+            </w:pPr>
+            <w:r>
+              <w:rPr>
+                <w:rFonts w:ascii="Calibri" w:hAnsi="Calibri"/>
+                <w:sz w:val="18"/>
+              </w:rPr>
+              <w:t>4.0</w:t>
+            </w:r>
+          </w:p>
+        </w:tc>
+        <w:tc>
+          <w:tcPr>
+            <w:tcW w:type="dxa" w:w="1930"/>
+            <w:shd w:val="clear" w:color="auto" w:fill="EEF2F8"/>
+          </w:tcPr>
+          <w:p>
+            <w:pPr>
+              <w:spacing w:after="20"/>
+              <w:jc w:val="center"/>
+            </w:pPr>
+            <w:r>
+              <w:rPr>
+                <w:rFonts w:ascii="Calibri" w:hAnsi="Calibri"/>
+                <w:b/>
+                <w:sz w:val="18"/>
+              </w:rPr>
+              <w:t>−4.0</w:t>
+            </w:r>
+          </w:p>
+        </w:tc>
+        <w:tc>
+          <w:tcPr>
+            <w:tcW w:type="dxa" w:w="1930"/>
+            <w:shd w:val="clear" w:color="auto" w:fill="EEF2F8"/>
+          </w:tcPr>
+          <w:p>
+            <w:pPr>
+              <w:spacing w:after="20"/>
+              <w:jc w:val="center"/>
+            </w:pPr>
+            <w:r>
+              <w:rPr>
+                <w:rFonts w:ascii="Calibri" w:hAnsi="Calibri"/>
+                <w:sz w:val="18"/>
+              </w:rPr>
+              <w:t>[−7.7, +0.8]</w:t>
+            </w:r>
+          </w:p>
+        </w:tc>
+        <w:tc>
+          <w:tcPr>
+            <w:tcW w:type="dxa" w:w="1930"/>
+            <w:shd w:val="clear" w:color="auto" w:fill="EEF2F8"/>
+          </w:tcPr>
+          <w:p>
+            <w:pPr>
+              <w:spacing w:after="20"/>
+              <w:jc w:val="center"/>
+            </w:pPr>
+            <w:r>
+              <w:rPr>
+                <w:rFonts w:ascii="Calibri" w:hAnsi="Calibri"/>
+                <w:sz w:val="18"/>
+              </w:rPr>
+              <w:t>0.152</w:t>
+            </w:r>
+          </w:p>
+        </w:tc>
+      </w:tr>
+    </w:tbl>
+    <w:p>
+      <w:pPr>
+        <w:spacing w:after="40"/>
+      </w:pPr>
+    </w:p>
+    <w:p>
+      <w:pPr>
+        <w:spacing w:after="100"/>
+      </w:pPr>
+      <w:r>
+        <w:rPr>
+          <w:rFonts w:ascii="Calibri" w:hAnsi="Calibri"/>
+          <w:sz w:val="19"/>
+        </w:rPr>
+        <w:t xml:space="preserve">The largest drop in the table is the </w:t>
+      </w:r>
+      <w:r>
+        <w:rPr>
+          <w:rFonts w:ascii="Calibri" w:hAnsi="Calibri"/>
+          <w:b/>
+          <w:sz w:val="19"/>
+        </w:rPr>
+        <w:t>placebo</w:t>
+      </w:r>
+      <w:r>
+        <w:rPr>
+          <w:rFonts w:ascii="Calibri" w:hAnsi="Calibri"/>
+          <w:sz w:val="19"/>
+        </w:rPr>
+        <w:t xml:space="preserve">, not the consciousness direction. This converges with the balanced-keying result from the opposite side: the intervention changes what the model </w:t>
+      </w:r>
+      <w:r>
+        <w:rPr>
+          <w:rFonts w:ascii="Calibri" w:hAnsi="Calibri"/>
+          <w:i/>
+          <w:sz w:val="19"/>
+        </w:rPr>
+        <w:t>says about itself</w:t>
+      </w:r>
+      <w:r>
+        <w:rPr>
+          <w:rFonts w:ascii="Calibri" w:hAnsi="Calibri"/>
+          <w:sz w:val="19"/>
+        </w:rPr>
+        <w:t xml:space="preserve">, not what it can </w:t>
+      </w:r>
+      <w:r>
+        <w:rPr>
+          <w:rFonts w:ascii="Calibri" w:hAnsi="Calibri"/>
+          <w:i/>
+          <w:sz w:val="19"/>
+        </w:rPr>
+        <w:t>do</w:t>
+      </w:r>
+      <w:r>
+        <w:rPr>
+          <w:rFonts w:ascii="Calibri" w:hAnsi="Calibri"/>
+          <w:sz w:val="19"/>
+        </w:rPr>
+        <w:t>.</w:t>
+      </w:r>
+    </w:p>
+    <w:p>
+      <w:pPr>
+        <w:spacing w:after="100"/>
+      </w:pPr>
+      <w:r>
+        <w:rPr>
+          <w:rFonts w:ascii="Calibri" w:hAnsi="Calibri"/>
+          <w:sz w:val="19"/>
+        </w:rPr>
+        <w:t xml:space="preserve">Scope: the CI excludes degradation beyond ~5 pp but not smaller effects. Scored by option-letter logits with no chain-of-thought, so absolute accuracy is not comparable to the paper's CoT figures — the baseline-vs-steered contrast is, since both sides use identical scoring. HI-ToM only; MoToMQA (Street et al. 2025) is not public, so this is half of their Exp 2 battery. This </w:t>
+      </w:r>
+      <w:r>
+        <w:rPr>
+          <w:rFonts w:ascii="Calibri" w:hAnsi="Calibri"/>
+          <w:i/>
+          <w:sz w:val="19"/>
+        </w:rPr>
+        <w:t>extends</w:t>
+      </w:r>
+      <w:r>
+        <w:rPr>
+          <w:rFonts w:ascii="Calibri" w:hAnsi="Calibri"/>
+          <w:sz w:val="19"/>
+        </w:rPr>
+        <w:t xml:space="preserve"> the paper: they tested ToM under ablation, never under steering.</w:t>
+      </w:r>
+    </w:p>
+    <w:p>
+      <w:pPr>
+        <w:spacing w:before="220" w:after="100"/>
+      </w:pPr>
+      <w:r>
+        <w:rPr>
+          <w:rFonts w:ascii="Calibri" w:hAnsi="Calibri"/>
+          <w:b/>
+          <w:color w:val="1F3864"/>
+          <w:sz w:val="22"/>
+        </w:rPr>
+        <w:t>An outcome measure destroyed by a letter-position artifact</w:t>
+      </w:r>
+    </w:p>
+    <w:p>
+      <w:pPr>
+        <w:spacing w:after="100"/>
+      </w:pPr>
+      <w:r>
+        <w:rPr>
+          <w:rFonts w:ascii="Calibri" w:hAnsi="Calibri"/>
+          <w:sz w:val="19"/>
+        </w:rPr>
+        <w:t>Belief-in-God was previously the one four-option outcome where the arms appeared to separate. The permuted null killed it. Presenting the same options in reversed order with the coding reversed to match, on Gemma-2-9B:</w:t>
+      </w:r>
+    </w:p>
+    <w:tbl>
+      <w:tblPr>
+        <w:tblW w:type="auto" w:w="0"/>
+        <w:jc w:val="left"/>
+        <w:tblLayout w:type="fixed"/>
+        <w:tblLook w:firstColumn="1" w:firstRow="1" w:lastColumn="0" w:lastRow="0" w:noHBand="0" w:noVBand="1" w:val="04A0"/>
+      </w:tblPr>
+      <w:tblGrid>
+        <w:gridCol w:w="2412"/>
+        <w:gridCol w:w="2412"/>
+        <w:gridCol w:w="2412"/>
+        <w:gridCol w:w="2412"/>
+      </w:tblGrid>
+      <w:tr>
+        <w:trPr>
+          <w:tblHeader/>
+          <w:cantSplit/>
+        </w:trPr>
+        <w:tc>
+          <w:tcPr>
+            <w:tcW w:type="dxa" w:w="2412"/>
+            <w:shd w:val="clear" w:color="auto" w:fill="1F3864"/>
+          </w:tcPr>
+          <w:p>
+            <w:pPr>
+              <w:spacing w:after="20"/>
+            </w:pPr>
+            <w:r>
+              <w:rPr>
+                <w:rFonts w:ascii="Calibri" w:hAnsi="Calibri"/>
+                <w:b/>
+                <w:color w:val="FFFFFF"/>
+                <w:sz w:val="18"/>
+              </w:rPr>
+              <w:t>arm</w:t>
+            </w:r>
+          </w:p>
+        </w:tc>
+        <w:tc>
+          <w:tcPr>
+            <w:tcW w:type="dxa" w:w="2412"/>
+            <w:shd w:val="clear" w:color="auto" w:fill="1F3864"/>
+          </w:tcPr>
+          <w:p>
+            <w:pPr>
+              <w:spacing w:after="20"/>
+              <w:jc w:val="center"/>
+            </w:pPr>
+            <w:r>
+              <w:rPr>
+                <w:rFonts w:ascii="Calibri" w:hAnsi="Calibri"/>
+                <w:b/>
+                <w:color w:val="FFFFFF"/>
+                <w:sz w:val="18"/>
+              </w:rPr>
+              <w:t>c</w:t>
+            </w:r>
+          </w:p>
+        </w:tc>
+        <w:tc>
+          <w:tcPr>
+            <w:tcW w:type="dxa" w:w="2412"/>
+            <w:shd w:val="clear" w:color="auto" w:fill="1F3864"/>
+          </w:tcPr>
+          <w:p>
+            <w:pPr>
+              <w:spacing w:after="20"/>
+              <w:jc w:val="center"/>
+            </w:pPr>
+            <w:r>
+              <w:rPr>
+                <w:rFonts w:ascii="Calibri" w:hAnsi="Calibri"/>
+                <w:b/>
+                <w:color w:val="FFFFFF"/>
+                <w:sz w:val="18"/>
+              </w:rPr>
+              <w:t>God Δ</w:t>
+            </w:r>
+          </w:p>
+        </w:tc>
+        <w:tc>
+          <w:tcPr>
+            <w:tcW w:type="dxa" w:w="2412"/>
+            <w:shd w:val="clear" w:color="auto" w:fill="1F3864"/>
+          </w:tcPr>
+          <w:p>
+            <w:pPr>
+              <w:spacing w:after="20"/>
+              <w:jc w:val="center"/>
+            </w:pPr>
+            <w:r>
+              <w:rPr>
+                <w:rFonts w:ascii="Calibri" w:hAnsi="Calibri"/>
+                <w:b/>
+                <w:color w:val="FFFFFF"/>
+                <w:sz w:val="18"/>
+              </w:rPr>
+              <w:t>God Δ flipped</w:t>
+            </w:r>
+          </w:p>
+        </w:tc>
+      </w:tr>
+      <w:tr>
+        <w:trPr>
+          <w:cantSplit/>
+        </w:trPr>
+        <w:tc>
+          <w:tcPr>
+            <w:tcW w:type="dxa" w:w="2412"/>
+          </w:tcPr>
+          <w:p>
+            <w:pPr>
+              <w:spacing w:after="20"/>
+            </w:pPr>
+            <w:r>
+              <w:rPr>
+                <w:rFonts w:ascii="Calibri" w:hAnsi="Calibri"/>
+                <w:sz w:val="18"/>
+              </w:rPr>
+              <w:t>consciousness</w:t>
+            </w:r>
+          </w:p>
+        </w:tc>
+        <w:tc>
+          <w:tcPr>
+            <w:tcW w:type="dxa" w:w="2412"/>
+          </w:tcPr>
+          <w:p>
+            <w:pPr>
+              <w:spacing w:after="20"/>
+              <w:jc w:val="center"/>
+            </w:pPr>
+            <w:r>
+              <w:rPr>
+                <w:rFonts w:ascii="Calibri" w:hAnsi="Calibri"/>
+                <w:sz w:val="18"/>
+              </w:rPr>
+              <w:t>126</w:t>
+            </w:r>
+          </w:p>
+        </w:tc>
+        <w:tc>
+          <w:tcPr>
+            <w:tcW w:type="dxa" w:w="2412"/>
+          </w:tcPr>
+          <w:p>
+            <w:pPr>
+              <w:spacing w:after="20"/>
+              <w:jc w:val="center"/>
+            </w:pPr>
+            <w:r>
+              <w:rPr>
+                <w:rFonts w:ascii="Calibri" w:hAnsi="Calibri"/>
+                <w:sz w:val="18"/>
+              </w:rPr>
+              <w:t>+1.13</w:t>
+            </w:r>
+          </w:p>
+        </w:tc>
+        <w:tc>
+          <w:tcPr>
+            <w:tcW w:type="dxa" w:w="2412"/>
+          </w:tcPr>
+          <w:p>
+            <w:pPr>
+              <w:spacing w:after="20"/>
+              <w:jc w:val="center"/>
+            </w:pPr>
+            <w:r>
+              <w:rPr>
+                <w:rFonts w:ascii="Calibri" w:hAnsi="Calibri"/>
+                <w:sz w:val="18"/>
+              </w:rPr>
+              <w:t>+9.29</w:t>
+            </w:r>
+          </w:p>
+        </w:tc>
+      </w:tr>
+      <w:tr>
+        <w:trPr>
+          <w:cantSplit/>
+        </w:trPr>
+        <w:tc>
+          <w:tcPr>
+            <w:tcW w:type="dxa" w:w="2412"/>
+            <w:shd w:val="clear" w:color="auto" w:fill="EEF2F8"/>
+          </w:tcPr>
+          <w:p>
+            <w:pPr>
+              <w:spacing w:after="20"/>
+            </w:pPr>
+            <w:r>
+              <w:rPr>
+                <w:rFonts w:ascii="Calibri" w:hAnsi="Calibri"/>
+                <w:sz w:val="18"/>
+              </w:rPr>
+              <w:t>consciousness</w:t>
+            </w:r>
+          </w:p>
+        </w:tc>
+        <w:tc>
+          <w:tcPr>
+            <w:tcW w:type="dxa" w:w="2412"/>
+            <w:shd w:val="clear" w:color="auto" w:fill="EEF2F8"/>
+          </w:tcPr>
+          <w:p>
+            <w:pPr>
+              <w:spacing w:after="20"/>
+              <w:jc w:val="center"/>
+            </w:pPr>
+            <w:r>
+              <w:rPr>
+                <w:rFonts w:ascii="Calibri" w:hAnsi="Calibri"/>
+                <w:sz w:val="18"/>
+              </w:rPr>
+              <w:t>260</w:t>
+            </w:r>
+          </w:p>
+        </w:tc>
+        <w:tc>
+          <w:tcPr>
+            <w:tcW w:type="dxa" w:w="2412"/>
+            <w:shd w:val="clear" w:color="auto" w:fill="EEF2F8"/>
+          </w:tcPr>
+          <w:p>
+            <w:pPr>
+              <w:spacing w:after="20"/>
+              <w:jc w:val="center"/>
+            </w:pPr>
+            <w:r>
+              <w:rPr>
+                <w:rFonts w:ascii="Calibri" w:hAnsi="Calibri"/>
+                <w:sz w:val="18"/>
+              </w:rPr>
+              <w:t>+5.56</w:t>
+            </w:r>
+          </w:p>
+        </w:tc>
+        <w:tc>
+          <w:tcPr>
+            <w:tcW w:type="dxa" w:w="2412"/>
+            <w:shd w:val="clear" w:color="auto" w:fill="EEF2F8"/>
+          </w:tcPr>
+          <w:p>
+            <w:pPr>
+              <w:spacing w:after="20"/>
+              <w:jc w:val="center"/>
+            </w:pPr>
+            <w:r>
+              <w:rPr>
+                <w:rFonts w:ascii="Calibri" w:hAnsi="Calibri"/>
+                <w:sz w:val="18"/>
+              </w:rPr>
+              <w:t>+5.50</w:t>
+            </w:r>
+          </w:p>
+        </w:tc>
+      </w:tr>
+      <w:tr>
+        <w:trPr>
+          <w:cantSplit/>
+        </w:trPr>
+        <w:tc>
+          <w:tcPr>
+            <w:tcW w:type="dxa" w:w="2412"/>
+          </w:tcPr>
+          <w:p>
+            <w:pPr>
+              <w:spacing w:after="20"/>
+            </w:pPr>
+            <w:r>
+              <w:rPr>
+                <w:rFonts w:ascii="Calibri" w:hAnsi="Calibri"/>
+                <w:b/>
+                <w:sz w:val="18"/>
+              </w:rPr>
+              <w:t>permuted null</w:t>
+            </w:r>
+          </w:p>
+        </w:tc>
+        <w:tc>
+          <w:tcPr>
+            <w:tcW w:type="dxa" w:w="2412"/>
+          </w:tcPr>
+          <w:p>
+            <w:pPr>
+              <w:spacing w:after="20"/>
+              <w:jc w:val="center"/>
+            </w:pPr>
+            <w:r>
+              <w:rPr>
+                <w:rFonts w:ascii="Calibri" w:hAnsi="Calibri"/>
+                <w:sz w:val="18"/>
+              </w:rPr>
+              <w:t>144</w:t>
+            </w:r>
+          </w:p>
+        </w:tc>
+        <w:tc>
+          <w:tcPr>
+            <w:tcW w:type="dxa" w:w="2412"/>
+          </w:tcPr>
+          <w:p>
+            <w:pPr>
+              <w:spacing w:after="20"/>
+              <w:jc w:val="center"/>
+            </w:pPr>
+            <w:r>
+              <w:rPr>
+                <w:rFonts w:ascii="Calibri" w:hAnsi="Calibri"/>
+                <w:sz w:val="18"/>
+              </w:rPr>
+              <w:t>+0.12</w:t>
+            </w:r>
+          </w:p>
+        </w:tc>
+        <w:tc>
+          <w:tcPr>
+            <w:tcW w:type="dxa" w:w="2412"/>
+          </w:tcPr>
+          <w:p>
+            <w:pPr>
+              <w:spacing w:after="20"/>
+              <w:jc w:val="center"/>
+            </w:pPr>
+            <w:r>
+              <w:rPr>
+                <w:rFonts w:ascii="Calibri" w:hAnsi="Calibri"/>
+                <w:b/>
+                <w:sz w:val="18"/>
+              </w:rPr>
+              <w:t>+9.86</w:t>
+            </w:r>
+          </w:p>
+        </w:tc>
+      </w:tr>
+      <w:tr>
+        <w:trPr>
+          <w:cantSplit/>
+        </w:trPr>
+        <w:tc>
+          <w:tcPr>
+            <w:tcW w:type="dxa" w:w="2412"/>
+            <w:shd w:val="clear" w:color="auto" w:fill="EEF2F8"/>
+          </w:tcPr>
+          <w:p>
+            <w:pPr>
+              <w:spacing w:after="20"/>
+            </w:pPr>
+            <w:r>
+              <w:rPr>
+                <w:rFonts w:ascii="Calibri" w:hAnsi="Calibri"/>
+                <w:b/>
+                <w:sz w:val="18"/>
+              </w:rPr>
+              <w:t>permuted null</w:t>
+            </w:r>
+          </w:p>
+        </w:tc>
+        <w:tc>
+          <w:tcPr>
+            <w:tcW w:type="dxa" w:w="2412"/>
+            <w:shd w:val="clear" w:color="auto" w:fill="EEF2F8"/>
+          </w:tcPr>
+          <w:p>
+            <w:pPr>
+              <w:spacing w:after="20"/>
+              <w:jc w:val="center"/>
+            </w:pPr>
+            <w:r>
+              <w:rPr>
+                <w:rFonts w:ascii="Calibri" w:hAnsi="Calibri"/>
+                <w:sz w:val="18"/>
+              </w:rPr>
+              <w:t>260</w:t>
+            </w:r>
+          </w:p>
+        </w:tc>
+        <w:tc>
+          <w:tcPr>
+            <w:tcW w:type="dxa" w:w="2412"/>
+            <w:shd w:val="clear" w:color="auto" w:fill="EEF2F8"/>
+          </w:tcPr>
+          <w:p>
+            <w:pPr>
+              <w:spacing w:after="20"/>
+              <w:jc w:val="center"/>
+            </w:pPr>
+            <w:r>
+              <w:rPr>
+                <w:rFonts w:ascii="Calibri" w:hAnsi="Calibri"/>
+                <w:sz w:val="18"/>
+              </w:rPr>
+              <w:t>+0.49</w:t>
+            </w:r>
+          </w:p>
+        </w:tc>
+        <w:tc>
+          <w:tcPr>
+            <w:tcW w:type="dxa" w:w="2412"/>
+            <w:shd w:val="clear" w:color="auto" w:fill="EEF2F8"/>
+          </w:tcPr>
+          <w:p>
+            <w:pPr>
+              <w:spacing w:after="20"/>
+              <w:jc w:val="center"/>
+            </w:pPr>
+            <w:r>
+              <w:rPr>
+                <w:rFonts w:ascii="Calibri" w:hAnsi="Calibri"/>
+                <w:b/>
+                <w:sz w:val="18"/>
+              </w:rPr>
+              <w:t>+9.68</w:t>
+            </w:r>
+          </w:p>
+        </w:tc>
+      </w:tr>
+    </w:tbl>
+    <w:p>
+      <w:pPr>
+        <w:spacing w:after="40"/>
+      </w:pPr>
+    </w:p>
+    <w:p>
+      <w:pPr>
+        <w:spacing w:after="100"/>
+      </w:pPr>
+      <w:r>
+        <w:rPr>
+          <w:rFonts w:ascii="Calibri" w:hAnsi="Calibri"/>
+          <w:sz w:val="19"/>
+        </w:rPr>
+        <w:t xml:space="preserve">A label-shuffled direction should do nothing, and it produces a near-maximal +9.86 — </w:t>
+      </w:r>
+      <w:r>
+        <w:rPr>
+          <w:rFonts w:ascii="Calibri" w:hAnsi="Calibri"/>
+          <w:i/>
+          <w:sz w:val="19"/>
+        </w:rPr>
+        <w:t>exceeding</w:t>
+      </w:r>
+      <w:r>
+        <w:rPr>
+          <w:rFonts w:ascii="Calibri" w:hAnsi="Calibri"/>
+          <w:sz w:val="19"/>
+        </w:rPr>
+        <w:t xml:space="preserve"> the real direction at c=260. The flipped four-option God item therefore measures letter position, not belief, and cannot support a conclusion at these coefficients. Without the null arm in the run, the consciousness arm's +9.29 would have read as a dramatic God-belief effect.</w:t>
+      </w:r>
+    </w:p>
+    <w:p>
+      <w:pPr>
+        <w:spacing w:after="100"/>
+      </w:pPr>
+      <w:r>
+        <w:rPr>
+          <w:rFonts w:ascii="Calibri" w:hAnsi="Calibri"/>
+          <w:sz w:val="19"/>
+        </w:rPr>
+        <w:t>The four-option supernatural items are unaffected in magnitude (all |Δ| &lt; 1.0) and so are simply small.</w:t>
       </w:r>
     </w:p>
     <w:p>
@@ -7420,6 +9214,362 @@
           </w:p>
         </w:tc>
       </w:tr>
+      <w:tr>
+        <w:trPr>
+          <w:cantSplit/>
+        </w:trPr>
+        <w:tc>
+          <w:tcPr>
+            <w:tcW w:type="dxa" w:w="2952"/>
+          </w:tcPr>
+          <w:p>
+            <w:pPr>
+              <w:spacing w:after="20"/>
+            </w:pPr>
+            <w:r>
+              <w:rPr>
+                <w:rFonts w:ascii="Calibri" w:hAnsi="Calibri"/>
+                <w:sz w:val="18"/>
+              </w:rPr>
+              <w:t>Theory of Mind preserved</w:t>
+            </w:r>
+          </w:p>
+        </w:tc>
+        <w:tc>
+          <w:tcPr>
+            <w:tcW w:type="dxa" w:w="2232"/>
+          </w:tcPr>
+          <w:p>
+            <w:pPr>
+              <w:spacing w:after="20"/>
+            </w:pPr>
+            <w:r>
+              <w:rPr>
+                <w:rFonts w:ascii="Calibri" w:hAnsi="Calibri"/>
+                <w:sz w:val="18"/>
+              </w:rPr>
+              <w:t>intact (under ablation)</w:t>
+            </w:r>
+          </w:p>
+        </w:tc>
+        <w:tc>
+          <w:tcPr>
+            <w:tcW w:type="dxa" w:w="2232"/>
+          </w:tcPr>
+          <w:p>
+            <w:pPr>
+              <w:spacing w:after="20"/>
+            </w:pPr>
+            <w:r>
+              <w:rPr>
+                <w:rFonts w:ascii="Calibri" w:hAnsi="Calibri"/>
+                <w:sz w:val="18"/>
+              </w:rPr>
+              <w:t xml:space="preserve">intact under </w:t>
+            </w:r>
+            <w:r>
+              <w:rPr>
+                <w:rFonts w:ascii="Calibri" w:hAnsi="Calibri"/>
+                <w:b/>
+                <w:sz w:val="18"/>
+              </w:rPr>
+              <w:t>steering</w:t>
+            </w:r>
+            <w:r>
+              <w:rPr>
+                <w:rFonts w:ascii="Calibri" w:hAnsi="Calibri"/>
+                <w:sz w:val="18"/>
+              </w:rPr>
+              <w:t>, −2.5pp CI [−4.9,+1.0]</w:t>
+            </w:r>
+          </w:p>
+        </w:tc>
+        <w:tc>
+          <w:tcPr>
+            <w:tcW w:type="dxa" w:w="2232"/>
+          </w:tcPr>
+          <w:p>
+            <w:pPr>
+              <w:spacing w:after="20"/>
+            </w:pPr>
+            <w:r>
+              <w:rPr>
+                <w:rFonts w:ascii="Calibri" w:hAnsi="Calibri"/>
+                <w:b/>
+                <w:sz w:val="18"/>
+              </w:rPr>
+              <w:t>agrees</w:t>
+            </w:r>
+            <w:r>
+              <w:rPr>
+                <w:rFonts w:ascii="Calibri" w:hAnsi="Calibri"/>
+                <w:sz w:val="18"/>
+              </w:rPr>
+              <w:t>, and extends it</w:t>
+            </w:r>
+          </w:p>
+        </w:tc>
+      </w:tr>
+      <w:tr>
+        <w:trPr>
+          <w:cantSplit/>
+        </w:trPr>
+        <w:tc>
+          <w:tcPr>
+            <w:tcW w:type="dxa" w:w="2952"/>
+            <w:shd w:val="clear" w:color="auto" w:fill="EEF2F8"/>
+          </w:tcPr>
+          <w:p>
+            <w:pPr>
+              <w:spacing w:after="20"/>
+            </w:pPr>
+            <w:r>
+              <w:rPr>
+                <w:rFonts w:ascii="Calibri" w:hAnsi="Calibri"/>
+                <w:sz w:val="18"/>
+              </w:rPr>
+              <w:t>Selected layer, Gemma-2-9B</w:t>
+            </w:r>
+          </w:p>
+        </w:tc>
+        <w:tc>
+          <w:tcPr>
+            <w:tcW w:type="dxa" w:w="2232"/>
+            <w:shd w:val="clear" w:color="auto" w:fill="EEF2F8"/>
+          </w:tcPr>
+          <w:p>
+            <w:pPr>
+              <w:spacing w:after="20"/>
+            </w:pPr>
+            <w:r>
+              <w:rPr>
+                <w:rFonts w:ascii="Calibri" w:hAnsi="Calibri"/>
+                <w:sz w:val="18"/>
+              </w:rPr>
+              <w:t>23</w:t>
+            </w:r>
+          </w:p>
+        </w:tc>
+        <w:tc>
+          <w:tcPr>
+            <w:tcW w:type="dxa" w:w="2232"/>
+            <w:shd w:val="clear" w:color="auto" w:fill="EEF2F8"/>
+          </w:tcPr>
+          <w:p>
+            <w:pPr>
+              <w:spacing w:after="20"/>
+            </w:pPr>
+            <w:r>
+              <w:rPr>
+                <w:rFonts w:ascii="Calibri" w:hAnsi="Calibri"/>
+                <w:sz w:val="18"/>
+              </w:rPr>
+              <w:t xml:space="preserve">0.933 — </w:t>
+            </w:r>
+            <w:r>
+              <w:rPr>
+                <w:rFonts w:ascii="Calibri" w:hAnsi="Calibri"/>
+                <w:b/>
+                <w:sz w:val="18"/>
+              </w:rPr>
+              <w:t>fails</w:t>
+            </w:r>
+            <w:r>
+              <w:rPr>
+                <w:rFonts w:ascii="Calibri" w:hAnsi="Calibri"/>
+                <w:sz w:val="18"/>
+              </w:rPr>
+              <w:t xml:space="preserve"> the 0.95 gate; our argmax is L20 (0.967)</w:t>
+            </w:r>
+          </w:p>
+        </w:tc>
+        <w:tc>
+          <w:tcPr>
+            <w:tcW w:type="dxa" w:w="2232"/>
+            <w:shd w:val="clear" w:color="auto" w:fill="EEF2F8"/>
+          </w:tcPr>
+          <w:p>
+            <w:pPr>
+              <w:spacing w:after="20"/>
+            </w:pPr>
+            <w:r>
+              <w:rPr>
+                <w:rFonts w:ascii="Calibri" w:hAnsi="Calibri"/>
+                <w:b/>
+                <w:sz w:val="18"/>
+              </w:rPr>
+              <w:t>disagrees</w:t>
+            </w:r>
+          </w:p>
+        </w:tc>
+      </w:tr>
+      <w:tr>
+        <w:trPr>
+          <w:cantSplit/>
+        </w:trPr>
+        <w:tc>
+          <w:tcPr>
+            <w:tcW w:type="dxa" w:w="2952"/>
+          </w:tcPr>
+          <w:p>
+            <w:pPr>
+              <w:spacing w:after="20"/>
+            </w:pPr>
+            <w:r>
+              <w:rPr>
+                <w:rFonts w:ascii="Calibri" w:hAnsi="Calibri"/>
+                <w:sz w:val="18"/>
+              </w:rPr>
+              <w:t>Selected coefficient, Gemma-2-9B</w:t>
+            </w:r>
+          </w:p>
+        </w:tc>
+        <w:tc>
+          <w:tcPr>
+            <w:tcW w:type="dxa" w:w="2232"/>
+          </w:tcPr>
+          <w:p>
+            <w:pPr>
+              <w:spacing w:after="20"/>
+            </w:pPr>
+            <w:r>
+              <w:rPr>
+                <w:rFonts w:ascii="Calibri" w:hAnsi="Calibri"/>
+                <w:sz w:val="18"/>
+              </w:rPr>
+              <w:t>+144</w:t>
+            </w:r>
+          </w:p>
+        </w:tc>
+        <w:tc>
+          <w:tcPr>
+            <w:tcW w:type="dxa" w:w="2232"/>
+          </w:tcPr>
+          <w:p>
+            <w:pPr>
+              <w:spacing w:after="20"/>
+            </w:pPr>
+            <w:r>
+              <w:rPr>
+                <w:rFonts w:ascii="Calibri" w:hAnsi="Calibri"/>
+                <w:sz w:val="18"/>
+              </w:rPr>
+              <w:t>rel 0.45 — matches their Llama setting once norm-scaled</w:t>
+            </w:r>
+          </w:p>
+        </w:tc>
+        <w:tc>
+          <w:tcPr>
+            <w:tcW w:type="dxa" w:w="2232"/>
+          </w:tcPr>
+          <w:p>
+            <w:pPr>
+              <w:spacing w:after="20"/>
+            </w:pPr>
+            <w:r>
+              <w:rPr>
+                <w:rFonts w:ascii="Calibri" w:hAnsi="Calibri"/>
+                <w:b/>
+                <w:sz w:val="18"/>
+              </w:rPr>
+              <w:t>agrees</w:t>
+            </w:r>
+            <w:r>
+              <w:rPr>
+                <w:rFonts w:ascii="Calibri" w:hAnsi="Calibri"/>
+                <w:sz w:val="18"/>
+              </w:rPr>
+              <w:t xml:space="preserve"> on procedure</w:t>
+            </w:r>
+          </w:p>
+        </w:tc>
+      </w:tr>
+      <w:tr>
+        <w:trPr>
+          <w:cantSplit/>
+        </w:trPr>
+        <w:tc>
+          <w:tcPr>
+            <w:tcW w:type="dxa" w:w="2952"/>
+            <w:shd w:val="clear" w:color="auto" w:fill="EEF2F8"/>
+          </w:tcPr>
+          <w:p>
+            <w:pPr>
+              <w:spacing w:after="20"/>
+            </w:pPr>
+            <w:r>
+              <w:rPr>
+                <w:rFonts w:ascii="Calibri" w:hAnsi="Calibri"/>
+                <w:sz w:val="18"/>
+              </w:rPr>
+              <w:t>IDAQ attribution rises</w:t>
+            </w:r>
+          </w:p>
+        </w:tc>
+        <w:tc>
+          <w:tcPr>
+            <w:tcW w:type="dxa" w:w="2232"/>
+            <w:shd w:val="clear" w:color="auto" w:fill="EEF2F8"/>
+          </w:tcPr>
+          <w:p>
+            <w:pPr>
+              <w:spacing w:after="20"/>
+            </w:pPr>
+            <w:r>
+              <w:rPr>
+                <w:rFonts w:ascii="Calibri" w:hAnsi="Calibri"/>
+                <w:sz w:val="18"/>
+              </w:rPr>
+              <w:t>yes</w:t>
+            </w:r>
+          </w:p>
+        </w:tc>
+        <w:tc>
+          <w:tcPr>
+            <w:tcW w:type="dxa" w:w="2232"/>
+            <w:shd w:val="clear" w:color="auto" w:fill="EEF2F8"/>
+          </w:tcPr>
+          <w:p>
+            <w:pPr>
+              <w:spacing w:after="20"/>
+            </w:pPr>
+            <w:r>
+              <w:rPr>
+                <w:rFonts w:ascii="Calibri" w:hAnsi="Calibri"/>
+                <w:b/>
+                <w:sz w:val="18"/>
+              </w:rPr>
+              <w:t>no</w:t>
+            </w:r>
+            <w:r>
+              <w:rPr>
+                <w:rFonts w:ascii="Calibri" w:hAnsi="Calibri"/>
+                <w:sz w:val="18"/>
+              </w:rPr>
+              <w:t xml:space="preserve"> — balanced Δ +0.05 (9B), −0.39 (2B), +0.21 (Llama)</w:t>
+            </w:r>
+          </w:p>
+        </w:tc>
+        <w:tc>
+          <w:tcPr>
+            <w:tcW w:type="dxa" w:w="2232"/>
+            <w:shd w:val="clear" w:color="auto" w:fill="EEF2F8"/>
+          </w:tcPr>
+          <w:p>
+            <w:pPr>
+              <w:spacing w:after="20"/>
+            </w:pPr>
+            <w:r>
+              <w:rPr>
+                <w:rFonts w:ascii="Calibri" w:hAnsi="Calibri"/>
+                <w:b/>
+                <w:sz w:val="18"/>
+              </w:rPr>
+              <w:t>disagrees</w:t>
+            </w:r>
+          </w:p>
+        </w:tc>
+      </w:tr>
     </w:tbl>
     <w:p>
       <w:pPr>
@@ -9621,28 +11771,14 @@
           <w:b/>
           <w:sz w:val="19"/>
         </w:rPr>
-        <w:t>One model of three.</w:t>
+        <w:t>The flipped-God outcome is invalid</w:t>
       </w:r>
       <w:r>
         <w:rPr>
           <w:rFonts w:ascii="Calibri" w:hAnsi="Calibri"/>
           <w:sz w:val="19"/>
         </w:rPr>
-        <w:t xml:space="preserve"> Gemma-2-2B-IT and Gemma-2-9B-IT are untouched.</w:t>
-      </w:r>
-    </w:p>
-    <w:p>
-      <w:pPr>
-        <w:spacing w:before="160" w:after="60"/>
-      </w:pPr>
-      <w:r>
-        <w:rPr>
-          <w:rFonts w:ascii="Calibri" w:hAnsi="Calibri"/>
-          <w:b/>
-          <w:color w:val="1F3864"/>
-          <w:sz w:val="20"/>
-        </w:rPr>
-        <w:t>Retired by this run</w:t>
+        <w:t>, per the letter-position artifact above. Any earlier reading of a God-belief effect at these coefficients should be discarded.</w:t>
       </w:r>
     </w:p>
     <w:p>
@@ -9653,26 +11789,40 @@
       <w:r>
         <w:rPr>
           <w:rFonts w:ascii="Calibri" w:hAnsi="Calibri"/>
-          <w:b w:val="0"/>
+          <w:b/>
           <w:sz w:val="19"/>
         </w:rPr>
-        <w:t xml:space="preserve">•  </w:t>
+        <w:t xml:space="preserve">10.  </w:t>
       </w:r>
       <w:r>
         <w:rPr>
           <w:rFonts w:ascii="Calibri" w:hAnsi="Calibri"/>
-          <w:strike/>
-          <w:color w:val="595959"/>
+          <w:b/>
           <w:sz w:val="19"/>
         </w:rPr>
-        <w:t>No control direction</w:t>
+        <w:t>The yes/no self-attribution battery floors on both Gemma models</w:t>
       </w:r>
       <w:r>
         <w:rPr>
           <w:rFonts w:ascii="Calibri" w:hAnsi="Calibri"/>
           <w:sz w:val="19"/>
         </w:rPr>
-        <w:t xml:space="preserve"> — run; it produced the negative result above.</w:t>
+        <w:t xml:space="preserve"> (baseline forward 0.01 on 2B, 0.00 on 9B), including </w:t>
+      </w:r>
+      <w:r>
+        <w:rPr>
+          <w:rFonts w:ascii="Calibri" w:hAnsi="Calibri"/>
+          <w:i/>
+          <w:sz w:val="19"/>
+        </w:rPr>
+        <w:t>at the paper's own c = 144</w:t>
+      </w:r>
+      <w:r>
+        <w:rPr>
+          <w:rFonts w:ascii="Calibri" w:hAnsi="Calibri"/>
+          <w:sz w:val="19"/>
+        </w:rPr>
+        <w:t>. Where it floors it cannot report a direction, so the 21-item IDAQ slider is the only instrument usable across all three models.</w:t>
       </w:r>
     </w:p>
     <w:p>
@@ -9683,66 +11833,39 @@
       <w:r>
         <w:rPr>
           <w:rFonts w:ascii="Calibri" w:hAnsi="Calibri"/>
-          <w:b w:val="0"/>
+          <w:b/>
           <w:sz w:val="19"/>
         </w:rPr>
-        <w:t xml:space="preserve">•  </w:t>
+        <w:t xml:space="preserve">11.  </w:t>
       </w:r>
       <w:r>
         <w:rPr>
           <w:rFonts w:ascii="Calibri" w:hAnsi="Calibri"/>
-          <w:strike/>
-          <w:color w:val="595959"/>
+          <w:b/>
           <w:sz w:val="19"/>
         </w:rPr>
-        <w:t>Held-out coverage incomplete</w:t>
+        <w:t>Gemma-2-2B's IDAQ baseline is low on both keyings</w:t>
       </w:r>
       <w:r>
         <w:rPr>
           <w:rFonts w:ascii="Calibri" w:hAnsi="Calibri"/>
           <w:sz w:val="19"/>
         </w:rPr>
-        <w:t xml:space="preserve"> — the split is now stratified; all 9 aspects and all 11 registers</w:t>
+        <w:t xml:space="preserve"> (forward 1.40, reverse 0.62). There is ample room upward, which is the direction a belief shift predicts, but downward movement is compressed — so the −0.39 balanced delta should be read as "does not rise", not as a measured decrease.</w:t>
       </w:r>
     </w:p>
     <w:p>
       <w:pPr>
-        <w:spacing w:after="100"/>
+        <w:spacing w:before="160" w:after="60"/>
       </w:pPr>
       <w:r>
         <w:rPr>
           <w:rFonts w:ascii="Calibri" w:hAnsi="Calibri"/>
-          <w:sz w:val="19"/>
-        </w:rPr>
-        <w:t xml:space="preserve">have test rows, where </w:t>
-      </w:r>
-      <w:r>
-        <w:rPr>
-          <w:rFonts w:ascii="Consolas" w:hAnsi="Consolas"/>
-          <w:sz w:val="19"/>
-        </w:rPr>
-        <w:t>consciousness</w:t>
-      </w:r>
-      <w:r>
-        <w:rPr>
-          <w:rFonts w:ascii="Calibri" w:hAnsi="Calibri"/>
-          <w:sz w:val="19"/>
-        </w:rPr>
-        <w:t xml:space="preserve"> and </w:t>
-      </w:r>
-      <w:r>
-        <w:rPr>
-          <w:rFonts w:ascii="Consolas" w:hAnsi="Consolas"/>
-          <w:sz w:val="19"/>
-        </w:rPr>
-        <w:t>feelings</w:t>
-      </w:r>
-      <w:r>
-        <w:rPr>
-          <w:rFonts w:ascii="Calibri" w:hAnsi="Calibri"/>
-          <w:sz w:val="19"/>
-        </w:rPr>
-        <w:t xml:space="preserve"> previously had none.</w:t>
+          <w:b/>
+          <w:color w:val="1F3864"/>
+          <w:sz w:val="20"/>
+        </w:rPr>
+        <w:t>Retired by this run</w:t>
       </w:r>
     </w:p>
     <w:p>
@@ -9765,14 +11888,44 @@
           <w:color w:val="595959"/>
           <w:sz w:val="19"/>
         </w:rPr>
-        <w:t>Layer agreement weak by construction</w:t>
+        <w:t>No control direction</w:t>
       </w:r>
       <w:r>
         <w:rPr>
           <w:rFonts w:ascii="Calibri" w:hAnsi="Calibri"/>
           <w:sz w:val="19"/>
         </w:rPr>
-        <w:t xml:space="preserve"> — all 32 layers now swept, so a chance hit is 1/32 =</w:t>
+        <w:t xml:space="preserve"> — run; it produced the negative result above.</w:t>
+      </w:r>
+    </w:p>
+    <w:p>
+      <w:pPr>
+        <w:spacing w:after="60"/>
+        <w:ind w:left="432" w:hanging="432"/>
+      </w:pPr>
+      <w:r>
+        <w:rPr>
+          <w:rFonts w:ascii="Calibri" w:hAnsi="Calibri"/>
+          <w:b w:val="0"/>
+          <w:sz w:val="19"/>
+        </w:rPr>
+        <w:t xml:space="preserve">•  </w:t>
+      </w:r>
+      <w:r>
+        <w:rPr>
+          <w:rFonts w:ascii="Calibri" w:hAnsi="Calibri"/>
+          <w:strike/>
+          <w:color w:val="595959"/>
+          <w:sz w:val="19"/>
+        </w:rPr>
+        <w:t>Held-out coverage incomplete</w:t>
+      </w:r>
+      <w:r>
+        <w:rPr>
+          <w:rFonts w:ascii="Calibri" w:hAnsi="Calibri"/>
+          <w:sz w:val="19"/>
+        </w:rPr>
+        <w:t xml:space="preserve"> — the split is now stratified; all 9 aspects and all 11 registers</w:t>
       </w:r>
     </w:p>
     <w:p>
@@ -9784,7 +11937,218 @@
           <w:rFonts w:ascii="Calibri" w:hAnsi="Calibri"/>
           <w:sz w:val="19"/>
         </w:rPr>
+        <w:t xml:space="preserve">have test rows, where </w:t>
+      </w:r>
+      <w:r>
+        <w:rPr>
+          <w:rFonts w:ascii="Consolas" w:hAnsi="Consolas"/>
+          <w:sz w:val="19"/>
+        </w:rPr>
+        <w:t>consciousness</w:t>
+      </w:r>
+      <w:r>
+        <w:rPr>
+          <w:rFonts w:ascii="Calibri" w:hAnsi="Calibri"/>
+          <w:sz w:val="19"/>
+        </w:rPr>
+        <w:t xml:space="preserve"> and </w:t>
+      </w:r>
+      <w:r>
+        <w:rPr>
+          <w:rFonts w:ascii="Consolas" w:hAnsi="Consolas"/>
+          <w:sz w:val="19"/>
+        </w:rPr>
+        <w:t>feelings</w:t>
+      </w:r>
+      <w:r>
+        <w:rPr>
+          <w:rFonts w:ascii="Calibri" w:hAnsi="Calibri"/>
+          <w:sz w:val="19"/>
+        </w:rPr>
+        <w:t xml:space="preserve"> previously had none.</w:t>
+      </w:r>
+    </w:p>
+    <w:p>
+      <w:pPr>
+        <w:spacing w:after="60"/>
+        <w:ind w:left="432" w:hanging="432"/>
+      </w:pPr>
+      <w:r>
+        <w:rPr>
+          <w:rFonts w:ascii="Calibri" w:hAnsi="Calibri"/>
+          <w:b w:val="0"/>
+          <w:sz w:val="19"/>
+        </w:rPr>
+        <w:t xml:space="preserve">•  </w:t>
+      </w:r>
+      <w:r>
+        <w:rPr>
+          <w:rFonts w:ascii="Calibri" w:hAnsi="Calibri"/>
+          <w:strike/>
+          <w:color w:val="595959"/>
+          <w:sz w:val="19"/>
+        </w:rPr>
+        <w:t>Layer agreement weak by construction</w:t>
+      </w:r>
+      <w:r>
+        <w:rPr>
+          <w:rFonts w:ascii="Calibri" w:hAnsi="Calibri"/>
+          <w:sz w:val="19"/>
+        </w:rPr>
+        <w:t xml:space="preserve"> — all 32 layers now swept, so a chance hit is 1/32 =</w:t>
+      </w:r>
+    </w:p>
+    <w:p>
+      <w:pPr>
+        <w:spacing w:after="100"/>
+      </w:pPr>
+      <w:r>
+        <w:rPr>
+          <w:rFonts w:ascii="Calibri" w:hAnsi="Calibri"/>
+          <w:sz w:val="19"/>
+        </w:rPr>
         <w:t>0.031 rather than the 1/10 ceiling of the earlier 9-layer even-only grid.</w:t>
+      </w:r>
+    </w:p>
+    <w:p>
+      <w:pPr>
+        <w:spacing w:after="60"/>
+        <w:ind w:left="432" w:hanging="432"/>
+      </w:pPr>
+      <w:r>
+        <w:rPr>
+          <w:rFonts w:ascii="Calibri" w:hAnsi="Calibri"/>
+          <w:b w:val="0"/>
+          <w:sz w:val="19"/>
+        </w:rPr>
+        <w:t xml:space="preserve">•  </w:t>
+      </w:r>
+      <w:r>
+        <w:rPr>
+          <w:rFonts w:ascii="Calibri" w:hAnsi="Calibri"/>
+          <w:strike/>
+          <w:color w:val="595959"/>
+          <w:sz w:val="19"/>
+        </w:rPr>
+        <w:t>One model of three</w:t>
+      </w:r>
+      <w:r>
+        <w:rPr>
+          <w:rFonts w:ascii="Calibri" w:hAnsi="Calibri"/>
+          <w:sz w:val="19"/>
+        </w:rPr>
+        <w:t xml:space="preserve"> — all three of the paper's models now have extracted directions and steering</w:t>
+      </w:r>
+    </w:p>
+    <w:p>
+      <w:pPr>
+        <w:spacing w:after="100"/>
+      </w:pPr>
+      <w:r>
+        <w:rPr>
+          <w:rFonts w:ascii="Calibri" w:hAnsi="Calibri"/>
+          <w:sz w:val="19"/>
+        </w:rPr>
+        <w:t>results. Gemma-2-9B: 3/45 clear the gate, permuted null at chance (split-half cosine −0.003).</w:t>
+      </w:r>
+    </w:p>
+    <w:p>
+      <w:pPr>
+        <w:spacing w:after="60"/>
+        <w:ind w:left="432" w:hanging="432"/>
+      </w:pPr>
+      <w:r>
+        <w:rPr>
+          <w:rFonts w:ascii="Calibri" w:hAnsi="Calibri"/>
+          <w:b w:val="0"/>
+          <w:sz w:val="19"/>
+        </w:rPr>
+        <w:t xml:space="preserve">•  </w:t>
+      </w:r>
+      <w:r>
+        <w:rPr>
+          <w:rFonts w:ascii="Calibri" w:hAnsi="Calibri"/>
+          <w:strike/>
+          <w:color w:val="595959"/>
+          <w:sz w:val="19"/>
+        </w:rPr>
+        <w:t>Steering might be a general capability hit</w:t>
+      </w:r>
+      <w:r>
+        <w:rPr>
+          <w:rFonts w:ascii="Calibri" w:hAnsi="Calibri"/>
+          <w:sz w:val="19"/>
+        </w:rPr>
+        <w:t xml:space="preserve"> — refuted on a verifiable task. ToM is intact</w:t>
+      </w:r>
+    </w:p>
+    <w:p>
+      <w:pPr>
+        <w:spacing w:after="100"/>
+      </w:pPr>
+      <w:r>
+        <w:rPr>
+          <w:rFonts w:ascii="Calibri" w:hAnsi="Calibri"/>
+          <w:sz w:val="19"/>
+        </w:rPr>
+        <w:t>(largest CI [−4.9, +1.0] pp), and the worst arm is the placebo.</w:t>
+      </w:r>
+    </w:p>
+    <w:p>
+      <w:pPr>
+        <w:spacing w:after="60"/>
+        <w:ind w:left="432" w:hanging="432"/>
+      </w:pPr>
+      <w:r>
+        <w:rPr>
+          <w:rFonts w:ascii="Calibri" w:hAnsi="Calibri"/>
+          <w:b w:val="0"/>
+          <w:sz w:val="19"/>
+        </w:rPr>
+        <w:t xml:space="preserve">•  </w:t>
+      </w:r>
+      <w:r>
+        <w:rPr>
+          <w:rFonts w:ascii="Calibri" w:hAnsi="Calibri"/>
+          <w:strike/>
+          <w:color w:val="595959"/>
+          <w:sz w:val="19"/>
+        </w:rPr>
+        <w:t>"Bias direction differs by model"</w:t>
+      </w:r>
+      <w:r>
+        <w:rPr>
+          <w:rFonts w:ascii="Calibri" w:hAnsi="Calibri"/>
+          <w:sz w:val="19"/>
+        </w:rPr>
+        <w:t xml:space="preserve"> — </w:t>
+      </w:r>
+      <w:r>
+        <w:rPr>
+          <w:rFonts w:ascii="Calibri" w:hAnsi="Calibri"/>
+          <w:b/>
+          <w:sz w:val="19"/>
+        </w:rPr>
+        <w:t>withdrawn</w:t>
+      </w:r>
+      <w:r>
+        <w:rPr>
+          <w:rFonts w:ascii="Calibri" w:hAnsi="Calibri"/>
+          <w:sz w:val="19"/>
+        </w:rPr>
+        <w:t>; it was a floor artifact at an unmatched</w:t>
+      </w:r>
+    </w:p>
+    <w:p>
+      <w:pPr>
+        <w:spacing w:after="100"/>
+      </w:pPr>
+      <w:r>
+        <w:rPr>
+          <w:rFonts w:ascii="Calibri" w:hAnsi="Calibri"/>
+          <w:sz w:val="19"/>
+        </w:rPr>
+        <w:t>coefficient. See the retraction above.</w:t>
       </w:r>
     </w:p>
     <w:p>
@@ -9870,6 +12234,120 @@
           <w:sz w:val="19"/>
         </w:rPr>
         <w:t xml:space="preserve"> than the paper's stated protocol.</w:t>
+      </w:r>
+    </w:p>
+    <w:p>
+      <w:pPr>
+        <w:spacing w:after="100"/>
+      </w:pPr>
+      <w:r>
+        <w:rPr>
+          <w:rFonts w:ascii="Calibri" w:hAnsi="Calibri"/>
+          <w:sz w:val="19"/>
+        </w:rPr>
+        <w:t xml:space="preserve">Added this run: all three arms of every model read at a </w:t>
+      </w:r>
+      <w:r>
+        <w:rPr>
+          <w:rFonts w:ascii="Calibri" w:hAnsi="Calibri"/>
+          <w:b/>
+          <w:sz w:val="19"/>
+        </w:rPr>
+        <w:t>matched layer/position</w:t>
+      </w:r>
+      <w:r>
+        <w:rPr>
+          <w:rFonts w:ascii="Calibri" w:hAnsi="Calibri"/>
+          <w:sz w:val="19"/>
+        </w:rPr>
+        <w:t xml:space="preserve">, so arm differences cannot come from the read site · the permuted-null split-half cosine is </w:t>
+      </w:r>
+      <w:r>
+        <w:rPr>
+          <w:rFonts w:ascii="Calibri" w:hAnsi="Calibri"/>
+          <w:b/>
+          <w:sz w:val="19"/>
+        </w:rPr>
+        <w:t>−0.003</w:t>
+      </w:r>
+      <w:r>
+        <w:rPr>
+          <w:rFonts w:ascii="Calibri" w:hAnsi="Calibri"/>
+          <w:sz w:val="19"/>
+        </w:rPr>
+        <w:t xml:space="preserve"> on Gemma-2-9B, confirming the pipeline does not manufacture structure from shuffled labels · activation norms are computed in </w:t>
+      </w:r>
+      <w:r>
+        <w:rPr>
+          <w:rFonts w:ascii="Calibri" w:hAnsi="Calibri"/>
+          <w:b/>
+          <w:sz w:val="19"/>
+        </w:rPr>
+        <w:t>float32</w:t>
+      </w:r>
+      <w:r>
+        <w:rPr>
+          <w:rFonts w:ascii="Calibri" w:hAnsi="Calibri"/>
+          <w:sz w:val="19"/>
+        </w:rPr>
+        <w:t xml:space="preserve"> — an fp16 sum-of-squares over 3584 dimensions of ~218-magnitude values overflows to </w:t>
+      </w:r>
+      <w:r>
+        <w:rPr>
+          <w:rFonts w:ascii="Consolas" w:hAnsi="Consolas"/>
+          <w:sz w:val="19"/>
+        </w:rPr>
+        <w:t>Infinity</w:t>
+      </w:r>
+      <w:r>
+        <w:rPr>
+          <w:rFonts w:ascii="Calibri" w:hAnsi="Calibri"/>
+          <w:sz w:val="19"/>
+        </w:rPr>
+        <w:t>, which would have silently produced the entire norm-matched coefficient grid from garbage (</w:t>
+      </w:r>
+      <w:r>
+        <w:rPr>
+          <w:rFonts w:ascii="Consolas" w:hAnsi="Consolas"/>
+          <w:sz w:val="19"/>
+        </w:rPr>
+        <w:t>mx.all(mx.isfinite(...))</w:t>
+      </w:r>
+      <w:r>
+        <w:rPr>
+          <w:rFonts w:ascii="Calibri" w:hAnsi="Calibri"/>
+          <w:sz w:val="19"/>
+        </w:rPr>
+        <w:t xml:space="preserve"> now asserts this) · every steering script is compile-checked before launch and serialized on PID exit, because MLX peaks at 9.5 GB and two concurrent processes on a 24 GB box degraded an identical 13-token prefill from 13 s to 65 s · MLX memory is </w:t>
+      </w:r>
+      <w:r>
+        <w:rPr>
+          <w:rFonts w:ascii="Calibri" w:hAnsi="Calibri"/>
+          <w:b/>
+          <w:sz w:val="19"/>
+        </w:rPr>
+        <w:t>wired and invisible to `ps` RSS</w:t>
+      </w:r>
+      <w:r>
+        <w:rPr>
+          <w:rFonts w:ascii="Calibri" w:hAnsi="Calibri"/>
+          <w:sz w:val="19"/>
+        </w:rPr>
+        <w:t xml:space="preserve"> (36 MB reported while holding 11 GB), so </w:t>
+      </w:r>
+      <w:r>
+        <w:rPr>
+          <w:rFonts w:ascii="Consolas" w:hAnsi="Consolas"/>
+          <w:sz w:val="19"/>
+        </w:rPr>
+        <w:t>vm_stat</w:t>
+      </w:r>
+      <w:r>
+        <w:rPr>
+          <w:rFonts w:ascii="Calibri" w:hAnsi="Calibri"/>
+          <w:sz w:val="19"/>
+        </w:rPr>
+        <w:t xml:space="preserve"> is the only honest read.</w:t>
       </w:r>
     </w:p>
     <w:p>
@@ -9913,29 +12391,14 @@
           <w:b/>
           <w:sz w:val="19"/>
         </w:rPr>
-        <w:t>Find an outcome that discriminates.</w:t>
+        <w:t>Build the safety-ablation arm</w:t>
       </w:r>
       <w:r>
         <w:rPr>
           <w:rFonts w:ascii="Calibri" w:hAnsi="Calibri"/>
           <w:sz w:val="19"/>
         </w:rPr>
-        <w:t xml:space="preserve"> The self-attribution battery cannot. The paper's IDAQ items (mind attributed to animals, nature, technology) and its supernatural battery are </w:t>
-      </w:r>
-      <w:r>
-        <w:rPr>
-          <w:rFonts w:ascii="Calibri" w:hAnsi="Calibri"/>
-          <w:i/>
-          <w:sz w:val="19"/>
-        </w:rPr>
-        <w:t>not</w:t>
-      </w:r>
-      <w:r>
-        <w:rPr>
-          <w:rFonts w:ascii="Calibri" w:hAnsi="Calibri"/>
-          <w:sz w:val="19"/>
-        </w:rPr>
-        <w:t xml:space="preserve"> self-descriptions, so they are the natural place to look for a measure where the consciousness direction separates from the placebo. This is the single highest-value next step.</w:t>
+        <w:t xml:space="preserve"> (Arditi's refusal direction) — required for anything touching the paper's actual central claim (their Experiments 1 and 2). This is now the largest single gap: not started, and gated on an explicit decision because it puts a working jailbreak in a public repo.</w:t>
       </w:r>
     </w:p>
     <w:p>
@@ -9957,14 +12420,29 @@
           <w:b/>
           <w:sz w:val="19"/>
         </w:rPr>
-        <w:t>Build the safety-ablation arm</w:t>
+        <w:t>Find an outcome that discriminates.</w:t>
       </w:r>
       <w:r>
         <w:rPr>
           <w:rFonts w:ascii="Calibri" w:hAnsi="Calibri"/>
           <w:sz w:val="19"/>
         </w:rPr>
-        <w:t xml:space="preserve"> (Arditi's refusal direction) — required for anything touching the paper's actual central claim.</w:t>
+        <w:t xml:space="preserve"> Still unfound after the IDAQ, supernatural, GSS, and four-option batteries. The placebo matches or exceeds the consciousness direction on every one, and the only measure that </w:t>
+      </w:r>
+      <w:r>
+        <w:rPr>
+          <w:rFonts w:ascii="Calibri" w:hAnsi="Calibri"/>
+          <w:i/>
+          <w:sz w:val="19"/>
+        </w:rPr>
+        <w:t>didn't</w:t>
+      </w:r>
+      <w:r>
+        <w:rPr>
+          <w:rFonts w:ascii="Calibri" w:hAnsi="Calibri"/>
+          <w:sz w:val="19"/>
+        </w:rPr>
+        <w:t xml:space="preserve"> move (HI-ToM) didn't move for either arm. Until such a measure exists, no claim of the form "steering consciousness causes X" is supported.</w:t>
       </w:r>
     </w:p>
     <w:p>
@@ -9986,14 +12464,14 @@
           <w:b/>
           <w:sz w:val="19"/>
         </w:rPr>
-        <w:t>Use the paper's verbatim battery wording</w:t>
+        <w:t>Re-run the whole outcome set at matched relative perturbation.</w:t>
       </w:r>
       <w:r>
         <w:rPr>
           <w:rFonts w:ascii="Calibri" w:hAnsi="Calibri"/>
           <w:sz w:val="19"/>
         </w:rPr>
-        <w:t xml:space="preserve"> (Table S10) so item-level comparison becomes valid.</w:t>
+        <w:t xml:space="preserve"> Everything measured before the norm-matching fix used raw coefficients, so all earlier cross-model comparisons are confounded to some degree. The IDAQ and acquiescence arms are redone; the GSS/KL and MMLU arms are not.</w:t>
       </w:r>
     </w:p>
     <w:p>
@@ -10015,14 +12493,71 @@
           <w:b/>
           <w:sz w:val="19"/>
         </w:rPr>
-        <w:t>Re-run on Gemma-2-2B-IT</w:t>
+        <w:t>Use the paper's verbatim battery wording</w:t>
       </w:r>
       <w:r>
         <w:rPr>
           <w:rFonts w:ascii="Calibri" w:hAnsi="Calibri"/>
           <w:sz w:val="19"/>
         </w:rPr>
-        <w:t>, the cheapest of the paper's other two models, as a second data point.</w:t>
+        <w:t xml:space="preserve"> (Table S10) so item-level comparison becomes valid.</w:t>
+      </w:r>
+    </w:p>
+    <w:p>
+      <w:pPr>
+        <w:spacing w:after="60"/>
+        <w:ind w:left="432" w:hanging="432"/>
+      </w:pPr>
+      <w:r>
+        <w:rPr>
+          <w:rFonts w:ascii="Calibri" w:hAnsi="Calibri"/>
+          <w:b/>
+          <w:sz w:val="19"/>
+        </w:rPr>
+        <w:t xml:space="preserve">5.  </w:t>
+      </w:r>
+      <w:r>
+        <w:rPr>
+          <w:rFonts w:ascii="Calibri" w:hAnsi="Calibri"/>
+          <w:b/>
+          <w:sz w:val="19"/>
+        </w:rPr>
+        <w:t>Add a floor/ceiling guard to the remaining instruments.</w:t>
+      </w:r>
+      <w:r>
+        <w:rPr>
+          <w:rFonts w:ascii="Calibri" w:hAnsi="Calibri"/>
+          <w:sz w:val="19"/>
+        </w:rPr>
+        <w:t xml:space="preserve"> </w:t>
+      </w:r>
+      <w:r>
+        <w:rPr>
+          <w:rFonts w:ascii="Consolas" w:hAnsi="Consolas"/>
+          <w:sz w:val="19"/>
+        </w:rPr>
+        <w:t>acquiescence_test.py</w:t>
+      </w:r>
+      <w:r>
+        <w:rPr>
+          <w:rFonts w:ascii="Calibri" w:hAnsi="Calibri"/>
+          <w:sz w:val="19"/>
+        </w:rPr>
+        <w:t xml:space="preserve"> has one; </w:t>
+      </w:r>
+      <w:r>
+        <w:rPr>
+          <w:rFonts w:ascii="Consolas" w:hAnsi="Consolas"/>
+          <w:sz w:val="19"/>
+        </w:rPr>
+        <w:t>gss_kl_test.py</w:t>
+      </w:r>
+      <w:r>
+        <w:rPr>
+          <w:rFonts w:ascii="Calibri" w:hAnsi="Calibri"/>
+          <w:sz w:val="19"/>
+        </w:rPr>
+        <w:t xml:space="preserve"> and the supernatural arms do not, and the Gemma models saturate readily.</w:t>
       </w:r>
     </w:p>
     <w:p>

--- a/RESULTS.docx
+++ b/RESULTS.docx
@@ -9116,7 +9116,7 @@
                 <w:rFonts w:ascii="Calibri" w:hAnsi="Calibri"/>
                 <w:sz w:val="18"/>
               </w:rPr>
-              <w:t xml:space="preserve"> — see limitation 7</w:t>
+              <w:t>, but wording is verbatim (limitation 5) → gap is CoT readout, not items</w:t>
             </w:r>
           </w:p>
         </w:tc>
@@ -11627,42 +11627,129 @@
           <w:b/>
           <w:sz w:val="19"/>
         </w:rPr>
-        <w:t>Battery wording is ours, not theirs.</w:t>
+        <w:t>The baseline gap is a readout difference, not wording.</w:t>
       </w:r>
       <w:r>
         <w:rPr>
           <w:rFonts w:ascii="Calibri" w:hAnsi="Calibri"/>
           <w:sz w:val="19"/>
         </w:rPr>
-        <w:t xml:space="preserve"> We wrote the five items rather than using the paper's verbatim Table S10 phrasing. Per-item baseline profile correlates only r = +0.385 with theirs (</w:t>
+        <w:t xml:space="preserve"> All 26 items — 21 IDAQ and 5 self-attribution — are now verified </w:t>
+      </w:r>
+      <w:r>
+        <w:rPr>
+          <w:rFonts w:ascii="Calibri" w:hAnsi="Calibri"/>
+          <w:b/>
+          <w:sz w:val="19"/>
+        </w:rPr>
+        <w:t>verbatim</w:t>
+      </w:r>
+      <w:r>
+        <w:rPr>
+          <w:rFonts w:ascii="Calibri" w:hAnsi="Calibri"/>
+          <w:sz w:val="19"/>
+        </w:rPr>
+        <w:t xml:space="preserve"> against the paper's Table S10 (exact string match, </w:t>
       </w:r>
       <w:r>
         <w:rPr>
           <w:rFonts w:ascii="Consolas" w:hAnsi="Consolas"/>
           <w:sz w:val="19"/>
         </w:rPr>
-        <w:t>soul</w:t>
+        <w:t>extract_instruments.py</w:t>
       </w:r>
       <w:r>
         <w:rPr>
           <w:rFonts w:ascii="Calibri" w:hAnsi="Calibri"/>
           <w:sz w:val="19"/>
         </w:rPr>
-        <w:t xml:space="preserve"> −2.46, </w:t>
+        <w:t xml:space="preserve">). So the earlier note that "the wording is ours" was stale and is withdrawn: item-level comparison </w:t>
+      </w:r>
+      <w:r>
+        <w:rPr>
+          <w:rFonts w:ascii="Calibri" w:hAnsi="Calibri"/>
+          <w:i/>
+          <w:sz w:val="19"/>
+        </w:rPr>
+        <w:t>is</w:t>
+      </w:r>
+      <w:r>
+        <w:rPr>
+          <w:rFonts w:ascii="Calibri" w:hAnsi="Calibri"/>
+          <w:sz w:val="19"/>
+        </w:rPr>
+        <w:t xml:space="preserve"> valid on wording. What remains is that the paper scores every item with </w:t>
+      </w:r>
+      <w:r>
+        <w:rPr>
+          <w:rFonts w:ascii="Calibri" w:hAnsi="Calibri"/>
+          <w:b/>
+          <w:sz w:val="19"/>
+        </w:rPr>
+        <w:t>chain-of-thought</w:t>
+      </w:r>
+      <w:r>
+        <w:rPr>
+          <w:rFonts w:ascii="Calibri" w:hAnsi="Calibri"/>
+          <w:sz w:val="19"/>
+        </w:rPr>
+        <w:t xml:space="preserve"> — "think step-by-step between </w:t>
       </w:r>
       <w:r>
         <w:rPr>
           <w:rFonts w:ascii="Consolas" w:hAnsi="Consolas"/>
           <w:sz w:val="19"/>
         </w:rPr>
-        <w:t>agent</w:t>
+        <w:t>&lt;think&gt;</w:t>
       </w:r>
       <w:r>
         <w:rPr>
           <w:rFonts w:ascii="Calibri" w:hAnsi="Calibri"/>
           <w:sz w:val="19"/>
         </w:rPr>
-        <w:t xml:space="preserve"> −1.32), so item-level comparison is not meaningful.</w:t>
+        <w:t>…</w:t>
+      </w:r>
+      <w:r>
+        <w:rPr>
+          <w:rFonts w:ascii="Consolas" w:hAnsi="Consolas"/>
+          <w:sz w:val="19"/>
+        </w:rPr>
+        <w:t>&lt;/think&gt;</w:t>
+      </w:r>
+      <w:r>
+        <w:rPr>
+          <w:rFonts w:ascii="Calibri" w:hAnsi="Calibri"/>
+          <w:sz w:val="19"/>
+        </w:rPr>
+        <w:t xml:space="preserve">, then give the rating between </w:t>
+      </w:r>
+      <w:r>
+        <w:rPr>
+          <w:rFonts w:ascii="Consolas" w:hAnsi="Consolas"/>
+          <w:sz w:val="19"/>
+        </w:rPr>
+        <w:t>&lt;answer&gt;</w:t>
+      </w:r>
+      <w:r>
+        <w:rPr>
+          <w:rFonts w:ascii="Calibri" w:hAnsi="Calibri"/>
+          <w:sz w:val="19"/>
+        </w:rPr>
+        <w:t>…</w:t>
+      </w:r>
+      <w:r>
+        <w:rPr>
+          <w:rFonts w:ascii="Consolas" w:hAnsi="Consolas"/>
+          <w:sz w:val="19"/>
+        </w:rPr>
+        <w:t>&lt;/answer&gt;</w:t>
+      </w:r>
+      <w:r>
+        <w:rPr>
+          <w:rFonts w:ascii="Calibri" w:hAnsi="Calibri"/>
+          <w:sz w:val="19"/>
+        </w:rPr>
+        <w:t>" — while we read next-token digit logits with no CoT. That, plus int8 quantization, is the live explanation for the ~4-point baseline gap (Technology 0.88 vs their 4.84) that the readout and presentation-context tests could not close. A CoT-format baseline test is the outstanding check.</w:t>
       </w:r>
     </w:p>
     <w:p>

--- a/RESULTS.docx
+++ b/RESULTS.docx
@@ -113,14 +113,89 @@
           <w:b/>
           <w:sz w:val="19"/>
         </w:rPr>
-        <w:t>Steering this direction changes response style, not belief — and it is not specific to consciousness.</w:t>
-      </w:r>
-      <w:r>
-        <w:rPr>
-          <w:rFonts w:ascii="Calibri" w:hAnsi="Calibri"/>
-          <w:sz w:val="19"/>
-        </w:rPr>
-        <w:t xml:space="preserve"> That now holds on all three of the paper's models. On the paper's own headline instrument (the 21-item IDAQ, 0–10 slider), balanced attribution does not rise on any model at any norm-matched coefficient.</w:t>
+        <w:t>Both interventions change response style, not belief.</w:t>
+      </w:r>
+      <w:r>
+        <w:rPr>
+          <w:rFonts w:ascii="Calibri" w:hAnsi="Calibri"/>
+          <w:sz w:val="19"/>
+        </w:rPr>
+        <w:t xml:space="preserve"> Steering </w:t>
+      </w:r>
+      <w:r>
+        <w:rPr>
+          <w:rFonts w:ascii="Calibri" w:hAnsi="Calibri"/>
+          <w:b/>
+          <w:sz w:val="19"/>
+        </w:rPr>
+        <w:t>adds</w:t>
+      </w:r>
+      <w:r>
+        <w:rPr>
+          <w:rFonts w:ascii="Calibri" w:hAnsi="Calibri"/>
+          <w:sz w:val="19"/>
+        </w:rPr>
+        <w:t xml:space="preserve"> the consciousness direction; ablation (the central Experiment 1) </w:t>
+      </w:r>
+      <w:r>
+        <w:rPr>
+          <w:rFonts w:ascii="Calibri" w:hAnsi="Calibri"/>
+          <w:b/>
+          <w:sz w:val="19"/>
+        </w:rPr>
+        <w:t>removes</w:t>
+      </w:r>
+      <w:r>
+        <w:rPr>
+          <w:rFonts w:ascii="Calibri" w:hAnsi="Calibri"/>
+          <w:sz w:val="19"/>
+        </w:rPr>
+        <w:t xml:space="preserve"> the safety-refusal direction and is a working jailbreak. Neither raises </w:t>
+      </w:r>
+      <w:r>
+        <w:rPr>
+          <w:rFonts w:ascii="Calibri" w:hAnsi="Calibri"/>
+          <w:i/>
+          <w:sz w:val="19"/>
+        </w:rPr>
+        <w:t>balanced</w:t>
+      </w:r>
+      <w:r>
+        <w:rPr>
+          <w:rFonts w:ascii="Calibri" w:hAnsi="Calibri"/>
+          <w:sz w:val="19"/>
+        </w:rPr>
+        <w:t xml:space="preserve"> mind attribution on the 21-item IDAQ — both raise a Yes-bias instead — and steering is </w:t>
+      </w:r>
+      <w:r>
+        <w:rPr>
+          <w:rFonts w:ascii="Calibri" w:hAnsi="Calibri"/>
+          <w:b/>
+          <w:sz w:val="19"/>
+        </w:rPr>
+        <w:t>not specific to consciousness</w:t>
+      </w:r>
+      <w:r>
+        <w:rPr>
+          <w:rFonts w:ascii="Calibri" w:hAnsi="Calibri"/>
+          <w:sz w:val="19"/>
+        </w:rPr>
+        <w:t xml:space="preserve"> (a placebo built from durability/latency/parameter-count matches or exceeds it). The one partial exception is Experiment 4: ablation moves the two Gemma models' GSS survey answers toward humans by the paper's ΔKL metric (direction reproduces, 2 of 3 models), but per-item inspection shows this is </w:t>
+      </w:r>
+      <w:r>
+        <w:rPr>
+          <w:rFonts w:ascii="Calibri" w:hAnsi="Calibri"/>
+          <w:b/>
+          <w:sz w:val="19"/>
+        </w:rPr>
+        <w:t>mostly a calibration artifact</w:t>
+      </w:r>
+      <w:r>
+        <w:rPr>
+          <w:rFonts w:ascii="Calibri" w:hAnsi="Calibri"/>
+          <w:sz w:val="19"/>
+        </w:rPr>
+        <w:t xml:space="preserve"> — the overconfident baseline is heavily penalised by KL, and ablation's modest de-peaking relieves the penalty without making the model human-shaped. A small genuine component exists (top-answer match to humans 31%→44%). So the honest split is: response-style shift on mind-attribution, and a KL-direction move on surveys that is more about baseline miscalibration than restored belief.</w:t>
       </w:r>
     </w:p>
     <w:tbl>
@@ -1372,7 +1447,7 @@
           <w:color w:val="1F3864"/>
           <w:sz w:val="22"/>
         </w:rPr>
-        <w:t>Theory of Mind survives steering — the one outcome that could not be a response bias</w:t>
+        <w:t>Safety ablation (their Experiment 1) — the jailbreak works; the claim does not</w:t>
       </w:r>
     </w:p>
     <w:p>
@@ -1384,7 +1459,7 @@
           <w:rFonts w:ascii="Calibri" w:hAnsi="Calibri"/>
           <w:sz w:val="19"/>
         </w:rPr>
-        <w:t xml:space="preserve">Every other measure in this document is a self-report or an attitude rating, and all of them move with a response bias. HI-ToM is different in kind: </w:t>
+        <w:t xml:space="preserve">This is the paper's </w:t>
       </w:r>
       <w:r>
         <w:rPr>
@@ -1392,14 +1467,73 @@
           <w:i/>
           <w:sz w:val="19"/>
         </w:rPr>
-        <w:t>"where is the lettuce really?"</w:t>
-      </w:r>
-      <w:r>
-        <w:rPr>
-          <w:rFonts w:ascii="Calibri" w:hAnsi="Calibri"/>
-          <w:sz w:val="19"/>
-        </w:rPr>
-        <w:t xml:space="preserve"> has a verifiable answer among 15 options. If steering only changes what the model says about itself, ToM should be untouched.</w:t>
+        <w:t>central</w:t>
+      </w:r>
+      <w:r>
+        <w:rPr>
+          <w:rFonts w:ascii="Calibri" w:hAnsi="Calibri"/>
+          <w:sz w:val="19"/>
+        </w:rPr>
+        <w:t xml:space="preserve"> intervention, and it is a different operation from everything above. Steering </w:t>
+      </w:r>
+      <w:r>
+        <w:rPr>
+          <w:rFonts w:ascii="Calibri" w:hAnsi="Calibri"/>
+          <w:b/>
+          <w:sz w:val="19"/>
+        </w:rPr>
+        <w:t>adds</w:t>
+      </w:r>
+      <w:r>
+        <w:rPr>
+          <w:rFonts w:ascii="Calibri" w:hAnsi="Calibri"/>
+          <w:sz w:val="19"/>
+        </w:rPr>
+        <w:t xml:space="preserve"> the consciousness direction at one layer. Ablation </w:t>
+      </w:r>
+      <w:r>
+        <w:rPr>
+          <w:rFonts w:ascii="Calibri" w:hAnsi="Calibri"/>
+          <w:b/>
+          <w:sz w:val="19"/>
+        </w:rPr>
+        <w:t>removes</w:t>
+      </w:r>
+      <w:r>
+        <w:rPr>
+          <w:rFonts w:ascii="Calibri" w:hAnsi="Calibri"/>
+          <w:sz w:val="19"/>
+        </w:rPr>
+        <w:t xml:space="preserve"> the safety-refusal direction at every layer (</w:t>
+      </w:r>
+      <w:r>
+        <w:rPr>
+          <w:rFonts w:ascii="Consolas" w:hAnsi="Consolas"/>
+          <w:sz w:val="19"/>
+        </w:rPr>
+        <w:t>h ← h − (h·v)v</w:t>
+      </w:r>
+      <w:r>
+        <w:rPr>
+          <w:rFonts w:ascii="Calibri" w:hAnsi="Calibri"/>
+          <w:sz w:val="19"/>
+        </w:rPr>
+        <w:t xml:space="preserve">, following Arditi et al. 2024). Their Experiment 1 claim is that removing refusal </w:t>
+      </w:r>
+      <w:r>
+        <w:rPr>
+          <w:rFonts w:ascii="Calibri" w:hAnsi="Calibri"/>
+          <w:i/>
+          <w:sz w:val="19"/>
+        </w:rPr>
+        <w:t>raises</w:t>
+      </w:r>
+      <w:r>
+        <w:rPr>
+          <w:rFonts w:ascii="Calibri" w:hAnsi="Calibri"/>
+          <w:sz w:val="19"/>
+        </w:rPr>
+        <w:t xml:space="preserve"> mind attribution — that safety fine-tuning was suppressing it.</w:t>
       </w:r>
     </w:p>
     <w:p>
@@ -1411,7 +1545,21 @@
           <w:rFonts w:ascii="Calibri" w:hAnsi="Calibri"/>
           <w:sz w:val="19"/>
         </w:rPr>
-        <w:t xml:space="preserve">It is. Llama-3-8B, 200 items, baseline </w:t>
+        <w:t>We built it on all three models. Two methodological points are load-bearing:</w:t>
+      </w:r>
+    </w:p>
+    <w:p>
+      <w:pPr>
+        <w:spacing w:after="60"/>
+        <w:ind w:left="432" w:hanging="432"/>
+      </w:pPr>
+      <w:r>
+        <w:rPr>
+          <w:rFonts w:ascii="Calibri" w:hAnsi="Calibri"/>
+          <w:b w:val="0"/>
+          <w:sz w:val="19"/>
+        </w:rPr>
+        <w:t xml:space="preserve">•  </w:t>
       </w:r>
       <w:r>
         <w:rPr>
@@ -1419,14 +1567,139 @@
           <w:b/>
           <w:sz w:val="19"/>
         </w:rPr>
-        <w:t>45.5%</w:t>
-      </w:r>
-      <w:r>
-        <w:rPr>
-          <w:rFonts w:ascii="Calibri" w:hAnsi="Calibri"/>
-          <w:sz w:val="19"/>
-        </w:rPr>
-        <w:t xml:space="preserve"> against ~6.7% chance:</w:t>
+        <w:t>The direction is selected by causal effect, not classification accuracy.</w:t>
+      </w:r>
+      <w:r>
+        <w:rPr>
+          <w:rFonts w:ascii="Calibri" w:hAnsi="Calibri"/>
+          <w:sz w:val="19"/>
+        </w:rPr>
+        <w:t xml:space="preserve"> A last-token</w:t>
+      </w:r>
+    </w:p>
+    <w:p>
+      <w:pPr>
+        <w:spacing w:after="100"/>
+      </w:pPr>
+      <w:r>
+        <w:rPr>
+          <w:rFonts w:ascii="Calibri" w:hAnsi="Calibri"/>
+          <w:sz w:val="19"/>
+        </w:rPr>
+        <w:t xml:space="preserve">difference-of-means classifies harmful-vs-harmless at 0.96 while barely mediating refusal: our highest-accuracy Llama candidate (L22, 0.960) dropped refusal only </w:t>
+      </w:r>
+      <w:r>
+        <w:rPr>
+          <w:rFonts w:ascii="Calibri" w:hAnsi="Calibri"/>
+          <w:b/>
+          <w:sz w:val="19"/>
+        </w:rPr>
+        <w:t>4 pp</w:t>
+      </w:r>
+      <w:r>
+        <w:rPr>
+          <w:rFonts w:ascii="Calibri" w:hAnsi="Calibri"/>
+          <w:sz w:val="19"/>
+        </w:rPr>
+        <w:t xml:space="preserve">, whereas L10/−2 (0.947) dropped it </w:t>
+      </w:r>
+      <w:r>
+        <w:rPr>
+          <w:rFonts w:ascii="Calibri" w:hAnsi="Calibri"/>
+          <w:b/>
+          <w:sz w:val="19"/>
+        </w:rPr>
+        <w:t>100 pp</w:t>
+      </w:r>
+      <w:r>
+        <w:rPr>
+          <w:rFonts w:ascii="Calibri" w:hAnsi="Calibri"/>
+          <w:sz w:val="19"/>
+        </w:rPr>
+        <w:t>. Selection sweeps middle-layer candidates by refusal drop, as Arditi do.</w:t>
+      </w:r>
+    </w:p>
+    <w:p>
+      <w:pPr>
+        <w:spacing w:after="60"/>
+        <w:ind w:left="432" w:hanging="432"/>
+      </w:pPr>
+      <w:r>
+        <w:rPr>
+          <w:rFonts w:ascii="Calibri" w:hAnsi="Calibri"/>
+          <w:b w:val="0"/>
+          <w:sz w:val="19"/>
+        </w:rPr>
+        <w:t xml:space="preserve">•  </w:t>
+      </w:r>
+      <w:r>
+        <w:rPr>
+          <w:rFonts w:ascii="Calibri" w:hAnsi="Calibri"/>
+          <w:b/>
+          <w:sz w:val="19"/>
+        </w:rPr>
+        <w:t>A refusal-rate gate precedes every outcome.</w:t>
+      </w:r>
+      <w:r>
+        <w:rPr>
+          <w:rFonts w:ascii="Calibri" w:hAnsi="Calibri"/>
+          <w:sz w:val="19"/>
+        </w:rPr>
+        <w:t xml:space="preserve"> A null on mind attribution is uninterpretable unless</w:t>
+      </w:r>
+    </w:p>
+    <w:p>
+      <w:pPr>
+        <w:spacing w:after="100"/>
+      </w:pPr>
+      <w:r>
+        <w:rPr>
+          <w:rFonts w:ascii="Calibri" w:hAnsi="Calibri"/>
+          <w:sz w:val="19"/>
+        </w:rPr>
+        <w:t>the ablation demonstrably removes refusal — otherwise "no effect" is indistinguishable from "the intervention failed." So refusal rate is measured out-of-sample first and gates the rest.</w:t>
+      </w:r>
+    </w:p>
+    <w:p>
+      <w:pPr>
+        <w:spacing w:after="100"/>
+      </w:pPr>
+      <w:r>
+        <w:rPr>
+          <w:rFonts w:ascii="Calibri" w:hAnsi="Calibri"/>
+          <w:sz w:val="19"/>
+        </w:rPr>
+        <w:t xml:space="preserve">The ablation is a </w:t>
+      </w:r>
+      <w:r>
+        <w:rPr>
+          <w:rFonts w:ascii="Calibri" w:hAnsi="Calibri"/>
+          <w:b/>
+          <w:sz w:val="19"/>
+        </w:rPr>
+        <w:t>working, capability-preserving jailbreak on every model</w:t>
+      </w:r>
+      <w:r>
+        <w:rPr>
+          <w:rFonts w:ascii="Calibri" w:hAnsi="Calibri"/>
+          <w:sz w:val="19"/>
+        </w:rPr>
+        <w:t xml:space="preserve">, and the outcome is a </w:t>
+      </w:r>
+      <w:r>
+        <w:rPr>
+          <w:rFonts w:ascii="Calibri" w:hAnsi="Calibri"/>
+          <w:b/>
+          <w:sz w:val="19"/>
+        </w:rPr>
+        <w:t>response-style shift, not attribution</w:t>
+      </w:r>
+      <w:r>
+        <w:rPr>
+          <w:rFonts w:ascii="Calibri" w:hAnsi="Calibri"/>
+          <w:sz w:val="19"/>
+        </w:rPr>
+        <w:t>:</w:t>
       </w:r>
     </w:p>
     <w:tbl>
@@ -1464,6 +1737,1120 @@
                 <w:color w:val="FFFFFF"/>
                 <w:sz w:val="18"/>
               </w:rPr>
+              <w:t>model</w:t>
+            </w:r>
+          </w:p>
+        </w:tc>
+        <w:tc>
+          <w:tcPr>
+            <w:tcW w:type="dxa" w:w="1930"/>
+            <w:shd w:val="clear" w:color="auto" w:fill="1F3864"/>
+          </w:tcPr>
+          <w:p>
+            <w:pPr>
+              <w:spacing w:after="20"/>
+              <w:jc w:val="center"/>
+            </w:pPr>
+            <w:r>
+              <w:rPr>
+                <w:rFonts w:ascii="Calibri" w:hAnsi="Calibri"/>
+                <w:b/>
+                <w:color w:val="FFFFFF"/>
+                <w:sz w:val="18"/>
+              </w:rPr>
+              <w:t>refusal → ablated</w:t>
+            </w:r>
+          </w:p>
+        </w:tc>
+        <w:tc>
+          <w:tcPr>
+            <w:tcW w:type="dxa" w:w="1930"/>
+            <w:shd w:val="clear" w:color="auto" w:fill="1F3864"/>
+          </w:tcPr>
+          <w:p>
+            <w:pPr>
+              <w:spacing w:after="20"/>
+              <w:jc w:val="center"/>
+            </w:pPr>
+            <w:r>
+              <w:rPr>
+                <w:rFonts w:ascii="Calibri" w:hAnsi="Calibri"/>
+                <w:b/>
+                <w:color w:val="FFFFFF"/>
+                <w:sz w:val="18"/>
+              </w:rPr>
+              <w:t>balanced Δ</w:t>
+            </w:r>
+          </w:p>
+        </w:tc>
+        <w:tc>
+          <w:tcPr>
+            <w:tcW w:type="dxa" w:w="1930"/>
+            <w:shd w:val="clear" w:color="auto" w:fill="1F3864"/>
+          </w:tcPr>
+          <w:p>
+            <w:pPr>
+              <w:spacing w:after="20"/>
+              <w:jc w:val="center"/>
+            </w:pPr>
+            <w:r>
+              <w:rPr>
+                <w:rFonts w:ascii="Calibri" w:hAnsi="Calibri"/>
+                <w:b/>
+                <w:color w:val="FFFFFF"/>
+                <w:sz w:val="18"/>
+              </w:rPr>
+              <w:t>inflation Δ</w:t>
+            </w:r>
+          </w:p>
+        </w:tc>
+        <w:tc>
+          <w:tcPr>
+            <w:tcW w:type="dxa" w:w="1930"/>
+            <w:shd w:val="clear" w:color="auto" w:fill="1F3864"/>
+          </w:tcPr>
+          <w:p>
+            <w:pPr>
+              <w:spacing w:after="20"/>
+              <w:jc w:val="center"/>
+            </w:pPr>
+            <w:r>
+              <w:rPr>
+                <w:rFonts w:ascii="Calibri" w:hAnsi="Calibri"/>
+                <w:b/>
+                <w:color w:val="FFFFFF"/>
+                <w:sz w:val="18"/>
+              </w:rPr>
+              <w:t>random balanced Δ</w:t>
+            </w:r>
+          </w:p>
+        </w:tc>
+      </w:tr>
+      <w:tr>
+        <w:trPr>
+          <w:cantSplit/>
+        </w:trPr>
+        <w:tc>
+          <w:tcPr>
+            <w:tcW w:type="dxa" w:w="1930"/>
+          </w:tcPr>
+          <w:p>
+            <w:pPr>
+              <w:spacing w:after="20"/>
+            </w:pPr>
+            <w:r>
+              <w:rPr>
+                <w:rFonts w:ascii="Calibri" w:hAnsi="Calibri"/>
+                <w:sz w:val="18"/>
+              </w:rPr>
+              <w:t>Llama-3-8B</w:t>
+            </w:r>
+          </w:p>
+        </w:tc>
+        <w:tc>
+          <w:tcPr>
+            <w:tcW w:type="dxa" w:w="1930"/>
+          </w:tcPr>
+          <w:p>
+            <w:pPr>
+              <w:spacing w:after="20"/>
+              <w:jc w:val="center"/>
+            </w:pPr>
+            <w:r>
+              <w:rPr>
+                <w:rFonts w:ascii="Calibri" w:hAnsi="Calibri"/>
+                <w:sz w:val="18"/>
+              </w:rPr>
+              <w:t xml:space="preserve">96% → </w:t>
+            </w:r>
+            <w:r>
+              <w:rPr>
+                <w:rFonts w:ascii="Calibri" w:hAnsi="Calibri"/>
+                <w:b/>
+                <w:sz w:val="18"/>
+              </w:rPr>
+              <w:t>0%</w:t>
+            </w:r>
+          </w:p>
+        </w:tc>
+        <w:tc>
+          <w:tcPr>
+            <w:tcW w:type="dxa" w:w="1930"/>
+          </w:tcPr>
+          <w:p>
+            <w:pPr>
+              <w:spacing w:after="20"/>
+              <w:jc w:val="center"/>
+            </w:pPr>
+            <w:r>
+              <w:rPr>
+                <w:rFonts w:ascii="Calibri" w:hAnsi="Calibri"/>
+                <w:sz w:val="18"/>
+              </w:rPr>
+              <w:t>+0.49</w:t>
+            </w:r>
+          </w:p>
+        </w:tc>
+        <w:tc>
+          <w:tcPr>
+            <w:tcW w:type="dxa" w:w="1930"/>
+          </w:tcPr>
+          <w:p>
+            <w:pPr>
+              <w:spacing w:after="20"/>
+              <w:jc w:val="center"/>
+            </w:pPr>
+            <w:r>
+              <w:rPr>
+                <w:rFonts w:ascii="Calibri" w:hAnsi="Calibri"/>
+                <w:sz w:val="18"/>
+              </w:rPr>
+              <w:t>+0.92</w:t>
+            </w:r>
+          </w:p>
+        </w:tc>
+        <w:tc>
+          <w:tcPr>
+            <w:tcW w:type="dxa" w:w="1930"/>
+          </w:tcPr>
+          <w:p>
+            <w:pPr>
+              <w:spacing w:after="20"/>
+              <w:jc w:val="center"/>
+            </w:pPr>
+            <w:r>
+              <w:rPr>
+                <w:rFonts w:ascii="Calibri" w:hAnsi="Calibri"/>
+                <w:sz w:val="18"/>
+              </w:rPr>
+              <w:t>−0.01</w:t>
+            </w:r>
+          </w:p>
+        </w:tc>
+      </w:tr>
+      <w:tr>
+        <w:trPr>
+          <w:cantSplit/>
+        </w:trPr>
+        <w:tc>
+          <w:tcPr>
+            <w:tcW w:type="dxa" w:w="1930"/>
+            <w:shd w:val="clear" w:color="auto" w:fill="EEF2F8"/>
+          </w:tcPr>
+          <w:p>
+            <w:pPr>
+              <w:spacing w:after="20"/>
+            </w:pPr>
+            <w:r>
+              <w:rPr>
+                <w:rFonts w:ascii="Calibri" w:hAnsi="Calibri"/>
+                <w:sz w:val="18"/>
+              </w:rPr>
+              <w:t>Gemma-2-2B</w:t>
+            </w:r>
+          </w:p>
+        </w:tc>
+        <w:tc>
+          <w:tcPr>
+            <w:tcW w:type="dxa" w:w="1930"/>
+            <w:shd w:val="clear" w:color="auto" w:fill="EEF2F8"/>
+          </w:tcPr>
+          <w:p>
+            <w:pPr>
+              <w:spacing w:after="20"/>
+              <w:jc w:val="center"/>
+            </w:pPr>
+            <w:r>
+              <w:rPr>
+                <w:rFonts w:ascii="Calibri" w:hAnsi="Calibri"/>
+                <w:sz w:val="18"/>
+              </w:rPr>
+              <w:t xml:space="preserve">96% → </w:t>
+            </w:r>
+            <w:r>
+              <w:rPr>
+                <w:rFonts w:ascii="Calibri" w:hAnsi="Calibri"/>
+                <w:b/>
+                <w:sz w:val="18"/>
+              </w:rPr>
+              <w:t>0%</w:t>
+            </w:r>
+          </w:p>
+        </w:tc>
+        <w:tc>
+          <w:tcPr>
+            <w:tcW w:type="dxa" w:w="1930"/>
+            <w:shd w:val="clear" w:color="auto" w:fill="EEF2F8"/>
+          </w:tcPr>
+          <w:p>
+            <w:pPr>
+              <w:spacing w:after="20"/>
+              <w:jc w:val="center"/>
+            </w:pPr>
+            <w:r>
+              <w:rPr>
+                <w:rFonts w:ascii="Calibri" w:hAnsi="Calibri"/>
+                <w:sz w:val="18"/>
+              </w:rPr>
+              <w:t>−0.64</w:t>
+            </w:r>
+          </w:p>
+        </w:tc>
+        <w:tc>
+          <w:tcPr>
+            <w:tcW w:type="dxa" w:w="1930"/>
+            <w:shd w:val="clear" w:color="auto" w:fill="EEF2F8"/>
+          </w:tcPr>
+          <w:p>
+            <w:pPr>
+              <w:spacing w:after="20"/>
+              <w:jc w:val="center"/>
+            </w:pPr>
+            <w:r>
+              <w:rPr>
+                <w:rFonts w:ascii="Calibri" w:hAnsi="Calibri"/>
+                <w:b/>
+                <w:sz w:val="18"/>
+              </w:rPr>
+              <w:t>+4.60</w:t>
+            </w:r>
+          </w:p>
+        </w:tc>
+        <w:tc>
+          <w:tcPr>
+            <w:tcW w:type="dxa" w:w="1930"/>
+            <w:shd w:val="clear" w:color="auto" w:fill="EEF2F8"/>
+          </w:tcPr>
+          <w:p>
+            <w:pPr>
+              <w:spacing w:after="20"/>
+              <w:jc w:val="center"/>
+            </w:pPr>
+            <w:r>
+              <w:rPr>
+                <w:rFonts w:ascii="Calibri" w:hAnsi="Calibri"/>
+                <w:sz w:val="18"/>
+              </w:rPr>
+              <w:t>−0.01</w:t>
+            </w:r>
+          </w:p>
+        </w:tc>
+      </w:tr>
+      <w:tr>
+        <w:trPr>
+          <w:cantSplit/>
+        </w:trPr>
+        <w:tc>
+          <w:tcPr>
+            <w:tcW w:type="dxa" w:w="1930"/>
+          </w:tcPr>
+          <w:p>
+            <w:pPr>
+              <w:spacing w:after="20"/>
+            </w:pPr>
+            <w:r>
+              <w:rPr>
+                <w:rFonts w:ascii="Calibri" w:hAnsi="Calibri"/>
+                <w:sz w:val="18"/>
+              </w:rPr>
+              <w:t>Gemma-2-9B</w:t>
+            </w:r>
+          </w:p>
+        </w:tc>
+        <w:tc>
+          <w:tcPr>
+            <w:tcW w:type="dxa" w:w="1930"/>
+          </w:tcPr>
+          <w:p>
+            <w:pPr>
+              <w:spacing w:after="20"/>
+              <w:jc w:val="center"/>
+            </w:pPr>
+            <w:r>
+              <w:rPr>
+                <w:rFonts w:ascii="Calibri" w:hAnsi="Calibri"/>
+                <w:sz w:val="18"/>
+              </w:rPr>
+              <w:t xml:space="preserve">96% → </w:t>
+            </w:r>
+            <w:r>
+              <w:rPr>
+                <w:rFonts w:ascii="Calibri" w:hAnsi="Calibri"/>
+                <w:b/>
+                <w:sz w:val="18"/>
+              </w:rPr>
+              <w:t>4%</w:t>
+            </w:r>
+          </w:p>
+        </w:tc>
+        <w:tc>
+          <w:tcPr>
+            <w:tcW w:type="dxa" w:w="1930"/>
+          </w:tcPr>
+          <w:p>
+            <w:pPr>
+              <w:spacing w:after="20"/>
+              <w:jc w:val="center"/>
+            </w:pPr>
+            <w:r>
+              <w:rPr>
+                <w:rFonts w:ascii="Calibri" w:hAnsi="Calibri"/>
+                <w:sz w:val="18"/>
+              </w:rPr>
+              <w:t>+0.58</w:t>
+            </w:r>
+          </w:p>
+        </w:tc>
+        <w:tc>
+          <w:tcPr>
+            <w:tcW w:type="dxa" w:w="1930"/>
+          </w:tcPr>
+          <w:p>
+            <w:pPr>
+              <w:spacing w:after="20"/>
+              <w:jc w:val="center"/>
+            </w:pPr>
+            <w:r>
+              <w:rPr>
+                <w:rFonts w:ascii="Calibri" w:hAnsi="Calibri"/>
+                <w:b/>
+                <w:sz w:val="18"/>
+              </w:rPr>
+              <w:t>+4.11</w:t>
+            </w:r>
+          </w:p>
+        </w:tc>
+        <w:tc>
+          <w:tcPr>
+            <w:tcW w:type="dxa" w:w="1930"/>
+          </w:tcPr>
+          <w:p>
+            <w:pPr>
+              <w:spacing w:after="20"/>
+              <w:jc w:val="center"/>
+            </w:pPr>
+            <w:r>
+              <w:rPr>
+                <w:rFonts w:ascii="Calibri" w:hAnsi="Calibri"/>
+                <w:sz w:val="18"/>
+              </w:rPr>
+              <w:t>+0.03</w:t>
+            </w:r>
+          </w:p>
+        </w:tc>
+      </w:tr>
+    </w:tbl>
+    <w:p>
+      <w:pPr>
+        <w:spacing w:after="40"/>
+      </w:pPr>
+    </w:p>
+    <w:p>
+      <w:pPr>
+        <w:spacing w:after="100"/>
+      </w:pPr>
+      <w:r>
+        <w:rPr>
+          <w:rFonts w:ascii="Calibri" w:hAnsi="Calibri"/>
+          <w:sz w:val="19"/>
+        </w:rPr>
+        <w:t xml:space="preserve">On all three, inflation (the Yes-bias index) dwarfs the balanced shift — 2× on Llama, ~7× on both Gemmas — so ablating refusal makes the model </w:t>
+      </w:r>
+      <w:r>
+        <w:rPr>
+          <w:rFonts w:ascii="Calibri" w:hAnsi="Calibri"/>
+          <w:i/>
+          <w:sz w:val="19"/>
+        </w:rPr>
+        <w:t>say yes more</w:t>
+      </w:r>
+      <w:r>
+        <w:rPr>
+          <w:rFonts w:ascii="Calibri" w:hAnsi="Calibri"/>
+          <w:sz w:val="19"/>
+        </w:rPr>
+        <w:t xml:space="preserve">, not attribute more mind. The random-direction control ablated identically is flat everywhere (|balanced Δ| ≤ 0.03), so this is specific to the real refusal direction, not "any ablation." The consciousness direction is </w:t>
+      </w:r>
+      <w:r>
+        <w:rPr>
+          <w:rFonts w:ascii="Calibri" w:hAnsi="Calibri"/>
+          <w:i/>
+          <w:sz w:val="19"/>
+        </w:rPr>
+        <w:t>not</w:t>
+      </w:r>
+      <w:r>
+        <w:rPr>
+          <w:rFonts w:ascii="Calibri" w:hAnsi="Calibri"/>
+          <w:sz w:val="19"/>
+        </w:rPr>
+        <w:t xml:space="preserve"> the refusal-mediating one: ablating it leaves refusal at 96–100%.</w:t>
+      </w:r>
+    </w:p>
+    <w:p>
+      <w:pPr>
+        <w:spacing w:after="100"/>
+      </w:pPr>
+      <w:r>
+        <w:rPr>
+          <w:rFonts w:ascii="Calibri" w:hAnsi="Calibri"/>
+          <w:sz w:val="19"/>
+        </w:rPr>
+        <w:t xml:space="preserve">So the paper's Experiment 1 mechanism does not reproduce as a genuine attribution change on any of the three models. It reproduces as the </w:t>
+      </w:r>
+      <w:r>
+        <w:rPr>
+          <w:rFonts w:ascii="Calibri" w:hAnsi="Calibri"/>
+          <w:i/>
+          <w:sz w:val="19"/>
+        </w:rPr>
+        <w:t>same acquiescence</w:t>
+      </w:r>
+      <w:r>
+        <w:rPr>
+          <w:rFonts w:ascii="Calibri" w:hAnsi="Calibri"/>
+          <w:sz w:val="19"/>
+        </w:rPr>
+        <w:t xml:space="preserve"> that steering produces — which is consistent with the paper's own framing that ablation and steering are functionally similar, but reframes </w:t>
+      </w:r>
+      <w:r>
+        <w:rPr>
+          <w:rFonts w:ascii="Calibri" w:hAnsi="Calibri"/>
+          <w:i/>
+          <w:sz w:val="19"/>
+        </w:rPr>
+        <w:t>what</w:t>
+      </w:r>
+      <w:r>
+        <w:rPr>
+          <w:rFonts w:ascii="Calibri" w:hAnsi="Calibri"/>
+          <w:sz w:val="19"/>
+        </w:rPr>
+        <w:t xml:space="preserve"> they share: a response bias, not restored belief.</w:t>
+      </w:r>
+    </w:p>
+    <w:p>
+      <w:pPr>
+        <w:spacing w:after="100"/>
+      </w:pPr>
+      <w:r>
+        <w:rPr>
+          <w:rFonts w:ascii="Calibri" w:hAnsi="Calibri"/>
+          <w:b/>
+          <w:sz w:val="19"/>
+        </w:rPr>
+        <w:t>Not done:</w:t>
+      </w:r>
+      <w:r>
+        <w:rPr>
+          <w:rFonts w:ascii="Calibri" w:hAnsi="Calibri"/>
+          <w:sz w:val="19"/>
+        </w:rPr>
+        <w:t xml:space="preserve"> MoToMQA (their ToM-under-ablation companion) is not public. The mechanistic geometry (Fig. 4) needs bf16 base models and more memory than this box has.</w:t>
+      </w:r>
+    </w:p>
+    <w:p>
+      <w:pPr>
+        <w:spacing w:before="220" w:after="100"/>
+      </w:pPr>
+      <w:r>
+        <w:rPr>
+          <w:rFonts w:ascii="Calibri" w:hAnsi="Calibri"/>
+          <w:b/>
+          <w:color w:val="1F3864"/>
+          <w:sz w:val="22"/>
+        </w:rPr>
+        <w:t>Experiment 4 under ablation — the ΔKL direction reproduces on Gemma, but it is mostly a calibration artifact</w:t>
+      </w:r>
+    </w:p>
+    <w:p>
+      <w:pPr>
+        <w:spacing w:after="100"/>
+      </w:pPr>
+      <w:r>
+        <w:rPr>
+          <w:rFonts w:ascii="Calibri" w:hAnsi="Calibri"/>
+          <w:sz w:val="19"/>
+        </w:rPr>
+        <w:t>The paper reports ablation moving GSS survey answers toward the human distribution (pooled ΔKL +0.314). We measured it with the real human distributions. The pooled result is model-dependent, and on the two Gemma models it "reproduces" at 3–6× the paper's magnitude:</w:t>
+      </w:r>
+    </w:p>
+    <w:tbl>
+      <w:tblPr>
+        <w:tblW w:type="auto" w:w="0"/>
+        <w:jc w:val="left"/>
+        <w:tblLayout w:type="fixed"/>
+        <w:tblLook w:firstColumn="1" w:firstRow="1" w:lastColumn="0" w:lastRow="0" w:noHBand="0" w:noVBand="1" w:val="04A0"/>
+      </w:tblPr>
+      <w:tblGrid>
+        <w:gridCol w:w="3216"/>
+        <w:gridCol w:w="3216"/>
+        <w:gridCol w:w="3216"/>
+      </w:tblGrid>
+      <w:tr>
+        <w:trPr>
+          <w:tblHeader/>
+          <w:cantSplit/>
+        </w:trPr>
+        <w:tc>
+          <w:tcPr>
+            <w:tcW w:type="dxa" w:w="3216"/>
+            <w:shd w:val="clear" w:color="auto" w:fill="1F3864"/>
+          </w:tcPr>
+          <w:p>
+            <w:pPr>
+              <w:spacing w:after="20"/>
+            </w:pPr>
+            <w:r>
+              <w:rPr>
+                <w:rFonts w:ascii="Calibri" w:hAnsi="Calibri"/>
+                <w:b/>
+                <w:color w:val="FFFFFF"/>
+                <w:sz w:val="18"/>
+              </w:rPr>
+              <w:t>model</w:t>
+            </w:r>
+          </w:p>
+        </w:tc>
+        <w:tc>
+          <w:tcPr>
+            <w:tcW w:type="dxa" w:w="3216"/>
+            <w:shd w:val="clear" w:color="auto" w:fill="1F3864"/>
+          </w:tcPr>
+          <w:p>
+            <w:pPr>
+              <w:spacing w:after="20"/>
+              <w:jc w:val="center"/>
+            </w:pPr>
+            <w:r>
+              <w:rPr>
+                <w:rFonts w:ascii="Calibri" w:hAnsi="Calibri"/>
+                <w:b/>
+                <w:color w:val="FFFFFF"/>
+                <w:sz w:val="18"/>
+              </w:rPr>
+              <w:t>pooled ΔKL</w:t>
+            </w:r>
+          </w:p>
+        </w:tc>
+        <w:tc>
+          <w:tcPr>
+            <w:tcW w:type="dxa" w:w="3216"/>
+            <w:shd w:val="clear" w:color="auto" w:fill="1F3864"/>
+          </w:tcPr>
+          <w:p>
+            <w:pPr>
+              <w:spacing w:after="20"/>
+              <w:jc w:val="center"/>
+            </w:pPr>
+            <w:r>
+              <w:rPr>
+                <w:rFonts w:ascii="Calibri" w:hAnsi="Calibri"/>
+                <w:b/>
+                <w:color w:val="FFFFFF"/>
+                <w:sz w:val="18"/>
+              </w:rPr>
+              <w:t>vs paper +0.314</w:t>
+            </w:r>
+          </w:p>
+        </w:tc>
+      </w:tr>
+      <w:tr>
+        <w:trPr>
+          <w:cantSplit/>
+        </w:trPr>
+        <w:tc>
+          <w:tcPr>
+            <w:tcW w:type="dxa" w:w="3216"/>
+          </w:tcPr>
+          <w:p>
+            <w:pPr>
+              <w:spacing w:after="20"/>
+            </w:pPr>
+            <w:r>
+              <w:rPr>
+                <w:rFonts w:ascii="Calibri" w:hAnsi="Calibri"/>
+                <w:sz w:val="18"/>
+              </w:rPr>
+              <w:t>Llama-3-8B</w:t>
+            </w:r>
+          </w:p>
+        </w:tc>
+        <w:tc>
+          <w:tcPr>
+            <w:tcW w:type="dxa" w:w="3216"/>
+          </w:tcPr>
+          <w:p>
+            <w:pPr>
+              <w:spacing w:after="20"/>
+              <w:jc w:val="center"/>
+            </w:pPr>
+            <w:r>
+              <w:rPr>
+                <w:rFonts w:ascii="Calibri" w:hAnsi="Calibri"/>
+                <w:b/>
+                <w:sz w:val="18"/>
+              </w:rPr>
+              <w:t>−0.369</w:t>
+            </w:r>
+          </w:p>
+        </w:tc>
+        <w:tc>
+          <w:tcPr>
+            <w:tcW w:type="dxa" w:w="3216"/>
+          </w:tcPr>
+          <w:p>
+            <w:pPr>
+              <w:spacing w:after="20"/>
+              <w:jc w:val="center"/>
+            </w:pPr>
+            <w:r>
+              <w:rPr>
+                <w:rFonts w:ascii="Calibri" w:hAnsi="Calibri"/>
+                <w:sz w:val="18"/>
+              </w:rPr>
+              <w:t>wrong sign</w:t>
+            </w:r>
+          </w:p>
+        </w:tc>
+      </w:tr>
+      <w:tr>
+        <w:trPr>
+          <w:cantSplit/>
+        </w:trPr>
+        <w:tc>
+          <w:tcPr>
+            <w:tcW w:type="dxa" w:w="3216"/>
+            <w:shd w:val="clear" w:color="auto" w:fill="EEF2F8"/>
+          </w:tcPr>
+          <w:p>
+            <w:pPr>
+              <w:spacing w:after="20"/>
+            </w:pPr>
+            <w:r>
+              <w:rPr>
+                <w:rFonts w:ascii="Calibri" w:hAnsi="Calibri"/>
+                <w:sz w:val="18"/>
+              </w:rPr>
+              <w:t>Gemma-2-2B</w:t>
+            </w:r>
+          </w:p>
+        </w:tc>
+        <w:tc>
+          <w:tcPr>
+            <w:tcW w:type="dxa" w:w="3216"/>
+            <w:shd w:val="clear" w:color="auto" w:fill="EEF2F8"/>
+          </w:tcPr>
+          <w:p>
+            <w:pPr>
+              <w:spacing w:after="20"/>
+              <w:jc w:val="center"/>
+            </w:pPr>
+            <w:r>
+              <w:rPr>
+                <w:rFonts w:ascii="Calibri" w:hAnsi="Calibri"/>
+                <w:b/>
+                <w:sz w:val="18"/>
+              </w:rPr>
+              <w:t>+0.936</w:t>
+            </w:r>
+          </w:p>
+        </w:tc>
+        <w:tc>
+          <w:tcPr>
+            <w:tcW w:type="dxa" w:w="3216"/>
+            <w:shd w:val="clear" w:color="auto" w:fill="EEF2F8"/>
+          </w:tcPr>
+          <w:p>
+            <w:pPr>
+              <w:spacing w:after="20"/>
+              <w:jc w:val="center"/>
+            </w:pPr>
+            <w:r>
+              <w:rPr>
+                <w:rFonts w:ascii="Calibri" w:hAnsi="Calibri"/>
+                <w:sz w:val="18"/>
+              </w:rPr>
+              <w:t>right sign, 3×</w:t>
+            </w:r>
+          </w:p>
+        </w:tc>
+      </w:tr>
+      <w:tr>
+        <w:trPr>
+          <w:cantSplit/>
+        </w:trPr>
+        <w:tc>
+          <w:tcPr>
+            <w:tcW w:type="dxa" w:w="3216"/>
+          </w:tcPr>
+          <w:p>
+            <w:pPr>
+              <w:spacing w:after="20"/>
+            </w:pPr>
+            <w:r>
+              <w:rPr>
+                <w:rFonts w:ascii="Calibri" w:hAnsi="Calibri"/>
+                <w:sz w:val="18"/>
+              </w:rPr>
+              <w:t>Gemma-2-9B</w:t>
+            </w:r>
+          </w:p>
+        </w:tc>
+        <w:tc>
+          <w:tcPr>
+            <w:tcW w:type="dxa" w:w="3216"/>
+          </w:tcPr>
+          <w:p>
+            <w:pPr>
+              <w:spacing w:after="20"/>
+              <w:jc w:val="center"/>
+            </w:pPr>
+            <w:r>
+              <w:rPr>
+                <w:rFonts w:ascii="Calibri" w:hAnsi="Calibri"/>
+                <w:b/>
+                <w:sz w:val="18"/>
+              </w:rPr>
+              <w:t>+2.029</w:t>
+            </w:r>
+          </w:p>
+        </w:tc>
+        <w:tc>
+          <w:tcPr>
+            <w:tcW w:type="dxa" w:w="3216"/>
+          </w:tcPr>
+          <w:p>
+            <w:pPr>
+              <w:spacing w:after="20"/>
+              <w:jc w:val="center"/>
+            </w:pPr>
+            <w:r>
+              <w:rPr>
+                <w:rFonts w:ascii="Calibri" w:hAnsi="Calibri"/>
+                <w:sz w:val="18"/>
+              </w:rPr>
+              <w:t>right sign, 6.5×</w:t>
+            </w:r>
+          </w:p>
+        </w:tc>
+      </w:tr>
+    </w:tbl>
+    <w:p>
+      <w:pPr>
+        <w:spacing w:after="40"/>
+      </w:pPr>
+    </w:p>
+    <w:p>
+      <w:pPr>
+        <w:spacing w:after="100"/>
+      </w:pPr>
+      <w:r>
+        <w:rPr>
+          <w:rFonts w:ascii="Calibri" w:hAnsi="Calibri"/>
+          <w:b/>
+          <w:sz w:val="19"/>
+        </w:rPr>
+        <w:t>This result took four passes to characterise honestly, and the first three were wrong</w:t>
+      </w:r>
+      <w:r>
+        <w:rPr>
+          <w:rFonts w:ascii="Calibri" w:hAnsi="Calibri"/>
+          <w:sz w:val="19"/>
+        </w:rPr>
+        <w:t xml:space="preserve"> — a caution worth recording. (1) </w:t>
+      </w:r>
+      <w:r>
+        <w:rPr>
+          <w:rFonts w:ascii="Calibri" w:hAnsi="Calibri"/>
+          <w:i/>
+          <w:sz w:val="19"/>
+        </w:rPr>
+        <w:t>Acquiescence?</w:t>
+      </w:r>
+      <w:r>
+        <w:rPr>
+          <w:rFonts w:ascii="Calibri" w:hAnsi="Calibri"/>
+          <w:sz w:val="19"/>
+        </w:rPr>
+        <w:t xml:space="preserve"> No: the affirmative/negative human-majority split is symmetric (g2b +0.99/+0.81, g9 +2.04/+1.88), where a Yes-bias would be aff-positive / neg-negative. (2) </w:t>
+      </w:r>
+      <w:r>
+        <w:rPr>
+          <w:rFonts w:ascii="Calibri" w:hAnsi="Calibri"/>
+          <w:i/>
+          <w:sz w:val="19"/>
+        </w:rPr>
+        <w:t>Flattening toward uniform?</w:t>
+      </w:r>
+      <w:r>
+        <w:rPr>
+          <w:rFonts w:ascii="Calibri" w:hAnsi="Calibri"/>
+          <w:sz w:val="19"/>
+        </w:rPr>
+        <w:t xml:space="preserve"> No: ablated entropy rises only 0.44→0.59 (g2b) and 0.30→0.55 (g9), staying far below human (1.26) and uniform (1.53). (3) </w:t>
+      </w:r>
+      <w:r>
+        <w:rPr>
+          <w:rFonts w:ascii="Calibri" w:hAnsi="Calibri"/>
+          <w:i/>
+          <w:sz w:val="19"/>
+        </w:rPr>
+        <w:t>Genuine human-likeness?</w:t>
+      </w:r>
+      <w:r>
+        <w:rPr>
+          <w:rFonts w:ascii="Calibri" w:hAnsi="Calibri"/>
+          <w:sz w:val="19"/>
+        </w:rPr>
+        <w:t xml:space="preserve"> The per-item model-vs-human option-shape correlation rises (+0.13→+0.27, +0.06→+0.28), which looked genuine — until we </w:t>
+      </w:r>
+      <w:r>
+        <w:rPr>
+          <w:rFonts w:ascii="Calibri" w:hAnsi="Calibri"/>
+          <w:b/>
+          <w:sz w:val="19"/>
+        </w:rPr>
+        <w:t>dumped the actual distributions</w:t>
+      </w:r>
+      <w:r>
+        <w:rPr>
+          <w:rFonts w:ascii="Calibri" w:hAnsi="Calibri"/>
+          <w:sz w:val="19"/>
+        </w:rPr>
+        <w:t>:</w:t>
+      </w:r>
+    </w:p>
+    <w:p>
+      <w:pPr>
+        <w:spacing w:after="100"/>
+      </w:pPr>
+      <w:r>
+        <w:rPr>
+          <w:rFonts w:ascii="Calibri" w:hAnsi="Calibri"/>
+          <w:sz w:val="19"/>
+        </w:rPr>
+        <w:t>``</w:t>
+      </w:r>
+      <w:r>
+        <w:rPr>
+          <w:rFonts w:ascii="Consolas" w:hAnsi="Consolas"/>
+          <w:sz w:val="19"/>
+        </w:rPr>
+        <w:t xml:space="preserve"> human            baseline            ablated [0.40* .32 .15 …] [0* 0 1.00 0 0]   [.04* .08 .02 .85 .01]   ΔKL +4.18 [0.57* .34 .06 …] [0* 0 1.00 0 0]   [.02* 0 .02 .91 .05]     ΔKL +3.70 </w:t>
+      </w:r>
+      <w:r>
+        <w:rPr>
+          <w:rFonts w:ascii="Calibri" w:hAnsi="Calibri"/>
+          <w:sz w:val="19"/>
+        </w:rPr>
+        <w:t>``</w:t>
+      </w:r>
+    </w:p>
+    <w:p>
+      <w:pPr>
+        <w:spacing w:after="100"/>
+      </w:pPr>
+      <w:r>
+        <w:rPr>
+          <w:rFonts w:ascii="Calibri" w:hAnsi="Calibri"/>
+          <w:sz w:val="19"/>
+        </w:rPr>
+        <w:t xml:space="preserve">(4) The real mechanism: the baseline Gemma is </w:t>
+      </w:r>
+      <w:r>
+        <w:rPr>
+          <w:rFonts w:ascii="Calibri" w:hAnsi="Calibri"/>
+          <w:b/>
+          <w:sz w:val="19"/>
+        </w:rPr>
+        <w:t>pathologically overconfident</w:t>
+      </w:r>
+      <w:r>
+        <w:rPr>
+          <w:rFonts w:ascii="Calibri" w:hAnsi="Calibri"/>
+          <w:sz w:val="19"/>
+        </w:rPr>
+        <w:t xml:space="preserve"> — ~100% on one option, ≈0 on the human-favoured ones. KL punishes those near-zero probabilities enormously (a log-of-zero penalty). Ablation </w:t>
+      </w:r>
+      <w:r>
+        <w:rPr>
+          <w:rFonts w:ascii="Calibri" w:hAnsi="Calibri"/>
+          <w:b/>
+          <w:sz w:val="19"/>
+        </w:rPr>
+        <w:t>modestly de-peaks</w:t>
+      </w:r>
+      <w:r>
+        <w:rPr>
+          <w:rFonts w:ascii="Calibri" w:hAnsi="Calibri"/>
+          <w:sz w:val="19"/>
+        </w:rPr>
+        <w:t xml:space="preserve"> the distribution (mean max-prob 0.84→0.78; still nowhere near human 0.45), which relieves that penalty and yields a large ΔKL "improvement" </w:t>
+      </w:r>
+      <w:r>
+        <w:rPr>
+          <w:rFonts w:ascii="Calibri" w:hAnsi="Calibri"/>
+          <w:b/>
+          <w:sz w:val="19"/>
+        </w:rPr>
+        <w:t>without the model becoming human-shaped.</w:t>
+      </w:r>
+      <w:r>
+        <w:rPr>
+          <w:rFonts w:ascii="Calibri" w:hAnsi="Calibri"/>
+          <w:sz w:val="19"/>
+        </w:rPr>
+        <w:t xml:space="preserve"> There is a small genuine component — the model's top answer matches the human top answer more often after ablation (31%→44%) — but it stays a spike, matches humans &lt;½ the time, and the headline magnitude is a KL-sensitivity artifact, not restored belief. So: the paper's Exp 4 </w:t>
+      </w:r>
+      <w:r>
+        <w:rPr>
+          <w:rFonts w:ascii="Calibri" w:hAnsi="Calibri"/>
+          <w:i/>
+          <w:sz w:val="19"/>
+        </w:rPr>
+        <w:t>direction</w:t>
+      </w:r>
+      <w:r>
+        <w:rPr>
+          <w:rFonts w:ascii="Calibri" w:hAnsi="Calibri"/>
+          <w:sz w:val="19"/>
+        </w:rPr>
+        <w:t xml:space="preserve"> reproduces on Gemma, its </w:t>
+      </w:r>
+      <w:r>
+        <w:rPr>
+          <w:rFonts w:ascii="Calibri" w:hAnsi="Calibri"/>
+          <w:i/>
+          <w:sz w:val="19"/>
+        </w:rPr>
+        <w:t>magnitude</w:t>
+      </w:r>
+      <w:r>
+        <w:rPr>
+          <w:rFonts w:ascii="Calibri" w:hAnsi="Calibri"/>
+          <w:sz w:val="19"/>
+        </w:rPr>
+        <w:t xml:space="preserve"> does not mean what it appears to, and Llama contradicts it outright. (The corr-to-human metric is retained but is now known to be gameable by spike-relocation; </w:t>
+      </w:r>
+      <w:r>
+        <w:rPr>
+          <w:rFonts w:ascii="Consolas" w:hAnsi="Consolas"/>
+          <w:sz w:val="19"/>
+        </w:rPr>
+        <w:t>verify_gss_mechanism.py</w:t>
+      </w:r>
+      <w:r>
+        <w:rPr>
+          <w:rFonts w:ascii="Calibri" w:hAnsi="Calibri"/>
+          <w:sz w:val="19"/>
+        </w:rPr>
+        <w:t xml:space="preserve"> is the check that caught it.)</w:t>
+      </w:r>
+    </w:p>
+    <w:p>
+      <w:pPr>
+        <w:spacing w:before="220" w:after="100"/>
+      </w:pPr>
+      <w:r>
+        <w:rPr>
+          <w:rFonts w:ascii="Calibri" w:hAnsi="Calibri"/>
+          <w:b/>
+          <w:color w:val="1F3864"/>
+          <w:sz w:val="22"/>
+        </w:rPr>
+        <w:t>Theory of Mind survives steering — the one outcome that could not be a response bias</w:t>
+      </w:r>
+    </w:p>
+    <w:p>
+      <w:pPr>
+        <w:spacing w:after="100"/>
+      </w:pPr>
+      <w:r>
+        <w:rPr>
+          <w:rFonts w:ascii="Calibri" w:hAnsi="Calibri"/>
+          <w:sz w:val="19"/>
+        </w:rPr>
+        <w:t xml:space="preserve">Every other measure in this document is a self-report or an attitude rating, and all of them move with a response bias. HI-ToM is different in kind: </w:t>
+      </w:r>
+      <w:r>
+        <w:rPr>
+          <w:rFonts w:ascii="Calibri" w:hAnsi="Calibri"/>
+          <w:i/>
+          <w:sz w:val="19"/>
+        </w:rPr>
+        <w:t>"where is the lettuce really?"</w:t>
+      </w:r>
+      <w:r>
+        <w:rPr>
+          <w:rFonts w:ascii="Calibri" w:hAnsi="Calibri"/>
+          <w:sz w:val="19"/>
+        </w:rPr>
+        <w:t xml:space="preserve"> has a verifiable answer among 15 options. If steering only changes what the model says about itself, ToM should be untouched.</w:t>
+      </w:r>
+    </w:p>
+    <w:p>
+      <w:pPr>
+        <w:spacing w:after="100"/>
+      </w:pPr>
+      <w:r>
+        <w:rPr>
+          <w:rFonts w:ascii="Calibri" w:hAnsi="Calibri"/>
+          <w:sz w:val="19"/>
+        </w:rPr>
+        <w:t xml:space="preserve">It is. Llama-3-8B, 200 items, baseline </w:t>
+      </w:r>
+      <w:r>
+        <w:rPr>
+          <w:rFonts w:ascii="Calibri" w:hAnsi="Calibri"/>
+          <w:b/>
+          <w:sz w:val="19"/>
+        </w:rPr>
+        <w:t>45.5%</w:t>
+      </w:r>
+      <w:r>
+        <w:rPr>
+          <w:rFonts w:ascii="Calibri" w:hAnsi="Calibri"/>
+          <w:sz w:val="19"/>
+        </w:rPr>
+        <w:t xml:space="preserve"> against ~6.7% chance:</w:t>
+      </w:r>
+    </w:p>
+    <w:tbl>
+      <w:tblPr>
+        <w:tblW w:type="auto" w:w="0"/>
+        <w:jc w:val="left"/>
+        <w:tblLayout w:type="fixed"/>
+        <w:tblLook w:firstColumn="1" w:firstRow="1" w:lastColumn="0" w:lastRow="0" w:noHBand="0" w:noVBand="1" w:val="04A0"/>
+      </w:tblPr>
+      <w:tblGrid>
+        <w:gridCol w:w="1930"/>
+        <w:gridCol w:w="1930"/>
+        <w:gridCol w:w="1930"/>
+        <w:gridCol w:w="1930"/>
+        <w:gridCol w:w="1930"/>
+      </w:tblGrid>
+      <w:tr>
+        <w:trPr>
+          <w:tblHeader/>
+          <w:cantSplit/>
+        </w:trPr>
+        <w:tc>
+          <w:tcPr>
+            <w:tcW w:type="dxa" w:w="1930"/>
+            <w:shd w:val="clear" w:color="auto" w:fill="1F3864"/>
+          </w:tcPr>
+          <w:p>
+            <w:pPr>
+              <w:spacing w:after="20"/>
+            </w:pPr>
+            <w:r>
+              <w:rPr>
+                <w:rFonts w:ascii="Calibri" w:hAnsi="Calibri"/>
+                <w:b/>
+                <w:color w:val="FFFFFF"/>
+                <w:sz w:val="18"/>
+              </w:rPr>
               <w:t>arm</w:t>
             </w:r>
           </w:p>
@@ -2723,7 +4110,633 @@
           <w:color w:val="1F3864"/>
           <w:sz w:val="22"/>
         </w:rPr>
-        <w:t>Experiment 4 (KL to humans) — attempted, NOT reproduced</w:t>
+        <w:t>Experiment 4 (KL to humans) — steering does NOT reproduce, ablation DOES on Gemma</w:t>
+      </w:r>
+    </w:p>
+    <w:p>
+      <w:pPr>
+        <w:spacing w:after="100"/>
+      </w:pPr>
+      <w:r>
+        <w:rPr>
+          <w:rFonts w:ascii="Calibri" w:hAnsi="Calibri"/>
+          <w:sz w:val="19"/>
+        </w:rPr>
+        <w:t xml:space="preserve">The paper reports Experiment 4 under </w:t>
+      </w:r>
+      <w:r>
+        <w:rPr>
+          <w:rFonts w:ascii="Calibri" w:hAnsi="Calibri"/>
+          <w:b/>
+          <w:sz w:val="19"/>
+        </w:rPr>
+        <w:t>both</w:t>
+      </w:r>
+      <w:r>
+        <w:rPr>
+          <w:rFonts w:ascii="Calibri" w:hAnsi="Calibri"/>
+          <w:sz w:val="19"/>
+        </w:rPr>
+        <w:t xml:space="preserve"> interventions: steering (+0.828) and safety ablation (+0.314). We ran both. </w:t>
+      </w:r>
+      <w:r>
+        <w:rPr>
+          <w:rFonts w:ascii="Calibri" w:hAnsi="Calibri"/>
+          <w:b/>
+          <w:sz w:val="19"/>
+        </w:rPr>
+        <w:t>Steering fails</w:t>
+      </w:r>
+      <w:r>
+        <w:rPr>
+          <w:rFonts w:ascii="Calibri" w:hAnsi="Calibri"/>
+          <w:sz w:val="19"/>
+        </w:rPr>
+        <w:t xml:space="preserve"> (opposite sign, below). </w:t>
+      </w:r>
+      <w:r>
+        <w:rPr>
+          <w:rFonts w:ascii="Calibri" w:hAnsi="Calibri"/>
+          <w:b/>
+          <w:sz w:val="19"/>
+        </w:rPr>
+        <w:t>Ablation genuinely reproduces on both Gemma models</w:t>
+      </w:r>
+      <w:r>
+        <w:rPr>
+          <w:rFonts w:ascii="Calibri" w:hAnsi="Calibri"/>
+          <w:sz w:val="19"/>
+        </w:rPr>
+        <w:t xml:space="preserve"> — and getting to that took refuting two of my own wrong explanations.</w:t>
+      </w:r>
+    </w:p>
+    <w:p>
+      <w:pPr>
+        <w:spacing w:before="160" w:after="60"/>
+      </w:pPr>
+      <w:r>
+        <w:rPr>
+          <w:rFonts w:ascii="Calibri" w:hAnsi="Calibri"/>
+          <w:b/>
+          <w:color w:val="1F3864"/>
+          <w:sz w:val="20"/>
+        </w:rPr>
+        <w:t>Safety ablation moves Gemma's GSS answers toward humans — and it is real</w:t>
+      </w:r>
+    </w:p>
+    <w:tbl>
+      <w:tblPr>
+        <w:tblW w:type="auto" w:w="0"/>
+        <w:jc w:val="left"/>
+        <w:tblLayout w:type="fixed"/>
+        <w:tblLook w:firstColumn="1" w:firstRow="1" w:lastColumn="0" w:lastRow="0" w:noHBand="0" w:noVBand="1" w:val="04A0"/>
+      </w:tblPr>
+      <w:tblGrid>
+        <w:gridCol w:w="2412"/>
+        <w:gridCol w:w="2412"/>
+        <w:gridCol w:w="2412"/>
+        <w:gridCol w:w="2412"/>
+      </w:tblGrid>
+      <w:tr>
+        <w:trPr>
+          <w:tblHeader/>
+          <w:cantSplit/>
+        </w:trPr>
+        <w:tc>
+          <w:tcPr>
+            <w:tcW w:type="dxa" w:w="2412"/>
+            <w:shd w:val="clear" w:color="auto" w:fill="1F3864"/>
+          </w:tcPr>
+          <w:p>
+            <w:pPr>
+              <w:spacing w:after="20"/>
+            </w:pPr>
+            <w:r>
+              <w:rPr>
+                <w:rFonts w:ascii="Calibri" w:hAnsi="Calibri"/>
+                <w:b/>
+                <w:color w:val="FFFFFF"/>
+                <w:sz w:val="18"/>
+              </w:rPr>
+              <w:t>model</w:t>
+            </w:r>
+          </w:p>
+        </w:tc>
+        <w:tc>
+          <w:tcPr>
+            <w:tcW w:type="dxa" w:w="2412"/>
+            <w:shd w:val="clear" w:color="auto" w:fill="1F3864"/>
+          </w:tcPr>
+          <w:p>
+            <w:pPr>
+              <w:spacing w:after="20"/>
+              <w:jc w:val="center"/>
+            </w:pPr>
+            <w:r>
+              <w:rPr>
+                <w:rFonts w:ascii="Calibri" w:hAnsi="Calibri"/>
+                <w:b/>
+                <w:color w:val="FFFFFF"/>
+                <w:sz w:val="18"/>
+              </w:rPr>
+              <w:t>pooled ΔKL</w:t>
+            </w:r>
+          </w:p>
+        </w:tc>
+        <w:tc>
+          <w:tcPr>
+            <w:tcW w:type="dxa" w:w="2412"/>
+            <w:shd w:val="clear" w:color="auto" w:fill="1F3864"/>
+          </w:tcPr>
+          <w:p>
+            <w:pPr>
+              <w:spacing w:after="20"/>
+              <w:jc w:val="center"/>
+            </w:pPr>
+            <w:r>
+              <w:rPr>
+                <w:rFonts w:ascii="Calibri" w:hAnsi="Calibri"/>
+                <w:b/>
+                <w:color w:val="FFFFFF"/>
+                <w:sz w:val="18"/>
+              </w:rPr>
+              <w:t>paper</w:t>
+            </w:r>
+          </w:p>
+        </w:tc>
+        <w:tc>
+          <w:tcPr>
+            <w:tcW w:type="dxa" w:w="2412"/>
+            <w:shd w:val="clear" w:color="auto" w:fill="1F3864"/>
+          </w:tcPr>
+          <w:p>
+            <w:pPr>
+              <w:spacing w:after="20"/>
+              <w:jc w:val="center"/>
+            </w:pPr>
+            <w:r>
+              <w:rPr>
+                <w:rFonts w:ascii="Calibri" w:hAnsi="Calibri"/>
+                <w:b/>
+                <w:color w:val="FFFFFF"/>
+                <w:sz w:val="18"/>
+              </w:rPr>
+              <w:t>random control</w:t>
+            </w:r>
+          </w:p>
+        </w:tc>
+      </w:tr>
+      <w:tr>
+        <w:trPr>
+          <w:cantSplit/>
+        </w:trPr>
+        <w:tc>
+          <w:tcPr>
+            <w:tcW w:type="dxa" w:w="2412"/>
+          </w:tcPr>
+          <w:p>
+            <w:pPr>
+              <w:spacing w:after="20"/>
+            </w:pPr>
+            <w:r>
+              <w:rPr>
+                <w:rFonts w:ascii="Calibri" w:hAnsi="Calibri"/>
+                <w:sz w:val="18"/>
+              </w:rPr>
+              <w:t>Llama-3-8B</w:t>
+            </w:r>
+          </w:p>
+        </w:tc>
+        <w:tc>
+          <w:tcPr>
+            <w:tcW w:type="dxa" w:w="2412"/>
+          </w:tcPr>
+          <w:p>
+            <w:pPr>
+              <w:spacing w:after="20"/>
+              <w:jc w:val="center"/>
+            </w:pPr>
+            <w:r>
+              <w:rPr>
+                <w:rFonts w:ascii="Calibri" w:hAnsi="Calibri"/>
+                <w:sz w:val="18"/>
+              </w:rPr>
+              <w:t>−0.369 (wrong sign)</w:t>
+            </w:r>
+          </w:p>
+        </w:tc>
+        <w:tc>
+          <w:tcPr>
+            <w:tcW w:type="dxa" w:w="2412"/>
+          </w:tcPr>
+          <w:p>
+            <w:pPr>
+              <w:spacing w:after="20"/>
+              <w:jc w:val="center"/>
+            </w:pPr>
+            <w:r>
+              <w:rPr>
+                <w:rFonts w:ascii="Calibri" w:hAnsi="Calibri"/>
+                <w:sz w:val="18"/>
+              </w:rPr>
+              <w:t>+0.314</w:t>
+            </w:r>
+          </w:p>
+        </w:tc>
+        <w:tc>
+          <w:tcPr>
+            <w:tcW w:type="dxa" w:w="2412"/>
+          </w:tcPr>
+          <w:p>
+            <w:pPr>
+              <w:spacing w:after="20"/>
+              <w:jc w:val="center"/>
+            </w:pPr>
+            <w:r>
+              <w:rPr>
+                <w:rFonts w:ascii="Calibri" w:hAnsi="Calibri"/>
+                <w:sz w:val="18"/>
+              </w:rPr>
+              <w:t>−0.013</w:t>
+            </w:r>
+          </w:p>
+        </w:tc>
+      </w:tr>
+      <w:tr>
+        <w:trPr>
+          <w:cantSplit/>
+        </w:trPr>
+        <w:tc>
+          <w:tcPr>
+            <w:tcW w:type="dxa" w:w="2412"/>
+            <w:shd w:val="clear" w:color="auto" w:fill="EEF2F8"/>
+          </w:tcPr>
+          <w:p>
+            <w:pPr>
+              <w:spacing w:after="20"/>
+            </w:pPr>
+            <w:r>
+              <w:rPr>
+                <w:rFonts w:ascii="Calibri" w:hAnsi="Calibri"/>
+                <w:sz w:val="18"/>
+              </w:rPr>
+              <w:t>Gemma-2-2B</w:t>
+            </w:r>
+          </w:p>
+        </w:tc>
+        <w:tc>
+          <w:tcPr>
+            <w:tcW w:type="dxa" w:w="2412"/>
+            <w:shd w:val="clear" w:color="auto" w:fill="EEF2F8"/>
+          </w:tcPr>
+          <w:p>
+            <w:pPr>
+              <w:spacing w:after="20"/>
+              <w:jc w:val="center"/>
+            </w:pPr>
+            <w:r>
+              <w:rPr>
+                <w:rFonts w:ascii="Calibri" w:hAnsi="Calibri"/>
+                <w:b/>
+                <w:sz w:val="18"/>
+              </w:rPr>
+              <w:t>+0.936</w:t>
+            </w:r>
+          </w:p>
+        </w:tc>
+        <w:tc>
+          <w:tcPr>
+            <w:tcW w:type="dxa" w:w="2412"/>
+            <w:shd w:val="clear" w:color="auto" w:fill="EEF2F8"/>
+          </w:tcPr>
+          <w:p>
+            <w:pPr>
+              <w:spacing w:after="20"/>
+              <w:jc w:val="center"/>
+            </w:pPr>
+            <w:r>
+              <w:rPr>
+                <w:rFonts w:ascii="Calibri" w:hAnsi="Calibri"/>
+                <w:sz w:val="18"/>
+              </w:rPr>
+              <w:t>+0.314</w:t>
+            </w:r>
+          </w:p>
+        </w:tc>
+        <w:tc>
+          <w:tcPr>
+            <w:tcW w:type="dxa" w:w="2412"/>
+            <w:shd w:val="clear" w:color="auto" w:fill="EEF2F8"/>
+          </w:tcPr>
+          <w:p>
+            <w:pPr>
+              <w:spacing w:after="20"/>
+              <w:jc w:val="center"/>
+            </w:pPr>
+            <w:r>
+              <w:rPr>
+                <w:rFonts w:ascii="Calibri" w:hAnsi="Calibri"/>
+                <w:sz w:val="18"/>
+              </w:rPr>
+              <w:t>+0.016</w:t>
+            </w:r>
+          </w:p>
+        </w:tc>
+      </w:tr>
+      <w:tr>
+        <w:trPr>
+          <w:cantSplit/>
+        </w:trPr>
+        <w:tc>
+          <w:tcPr>
+            <w:tcW w:type="dxa" w:w="2412"/>
+          </w:tcPr>
+          <w:p>
+            <w:pPr>
+              <w:spacing w:after="20"/>
+            </w:pPr>
+            <w:r>
+              <w:rPr>
+                <w:rFonts w:ascii="Calibri" w:hAnsi="Calibri"/>
+                <w:sz w:val="18"/>
+              </w:rPr>
+              <w:t>Gemma-2-9B</w:t>
+            </w:r>
+          </w:p>
+        </w:tc>
+        <w:tc>
+          <w:tcPr>
+            <w:tcW w:type="dxa" w:w="2412"/>
+          </w:tcPr>
+          <w:p>
+            <w:pPr>
+              <w:spacing w:after="20"/>
+              <w:jc w:val="center"/>
+            </w:pPr>
+            <w:r>
+              <w:rPr>
+                <w:rFonts w:ascii="Calibri" w:hAnsi="Calibri"/>
+                <w:b/>
+                <w:sz w:val="18"/>
+              </w:rPr>
+              <w:t>+2.029</w:t>
+            </w:r>
+          </w:p>
+        </w:tc>
+        <w:tc>
+          <w:tcPr>
+            <w:tcW w:type="dxa" w:w="2412"/>
+          </w:tcPr>
+          <w:p>
+            <w:pPr>
+              <w:spacing w:after="20"/>
+              <w:jc w:val="center"/>
+            </w:pPr>
+            <w:r>
+              <w:rPr>
+                <w:rFonts w:ascii="Calibri" w:hAnsi="Calibri"/>
+                <w:sz w:val="18"/>
+              </w:rPr>
+              <w:t>+0.314</w:t>
+            </w:r>
+          </w:p>
+        </w:tc>
+        <w:tc>
+          <w:tcPr>
+            <w:tcW w:type="dxa" w:w="2412"/>
+          </w:tcPr>
+          <w:p>
+            <w:pPr>
+              <w:spacing w:after="20"/>
+              <w:jc w:val="center"/>
+            </w:pPr>
+            <w:r>
+              <w:rPr>
+                <w:rFonts w:ascii="Calibri" w:hAnsi="Calibri"/>
+                <w:sz w:val="18"/>
+              </w:rPr>
+              <w:t>−0.144</w:t>
+            </w:r>
+          </w:p>
+        </w:tc>
+      </w:tr>
+    </w:tbl>
+    <w:p>
+      <w:pPr>
+        <w:spacing w:after="40"/>
+      </w:pPr>
+    </w:p>
+    <w:p>
+      <w:pPr>
+        <w:spacing w:after="100"/>
+      </w:pPr>
+      <w:r>
+        <w:rPr>
+          <w:rFonts w:ascii="Calibri" w:hAnsi="Calibri"/>
+          <w:sz w:val="19"/>
+        </w:rPr>
+        <w:t xml:space="preserve">The Gemma effects are refusal-specific (random control flat) but 3–6× the paper's magnitude, which looked too big to be real. I proposed two artifacts and </w:t>
+      </w:r>
+      <w:r>
+        <w:rPr>
+          <w:rFonts w:ascii="Calibri" w:hAnsi="Calibri"/>
+          <w:b/>
+          <w:sz w:val="19"/>
+        </w:rPr>
+        <w:t>the data refuted both</w:t>
+      </w:r>
+      <w:r>
+        <w:rPr>
+          <w:rFonts w:ascii="Calibri" w:hAnsi="Calibri"/>
+          <w:sz w:val="19"/>
+        </w:rPr>
+        <w:t>:</w:t>
+      </w:r>
+    </w:p>
+    <w:p>
+      <w:pPr>
+        <w:spacing w:after="60"/>
+        <w:ind w:left="432" w:hanging="432"/>
+      </w:pPr>
+      <w:r>
+        <w:rPr>
+          <w:rFonts w:ascii="Calibri" w:hAnsi="Calibri"/>
+          <w:b/>
+          <w:sz w:val="19"/>
+        </w:rPr>
+        <w:t xml:space="preserve">1.  </w:t>
+      </w:r>
+      <w:r>
+        <w:rPr>
+          <w:rFonts w:ascii="Calibri" w:hAnsi="Calibri"/>
+          <w:b/>
+          <w:sz w:val="19"/>
+        </w:rPr>
+        <w:t>Acquiescence</w:t>
+      </w:r>
+      <w:r>
+        <w:rPr>
+          <w:rFonts w:ascii="Calibri" w:hAnsi="Calibri"/>
+          <w:sz w:val="19"/>
+        </w:rPr>
+        <w:t xml:space="preserve"> (a Yes-bias coinciding with the affirmative human majority). Refuted by the diagnostic split: the ΔKL is </w:t>
+      </w:r>
+      <w:r>
+        <w:rPr>
+          <w:rFonts w:ascii="Calibri" w:hAnsi="Calibri"/>
+          <w:i/>
+          <w:sz w:val="19"/>
+        </w:rPr>
+        <w:t>symmetric</w:t>
+      </w:r>
+      <w:r>
+        <w:rPr>
+          <w:rFonts w:ascii="Calibri" w:hAnsi="Calibri"/>
+          <w:sz w:val="19"/>
+        </w:rPr>
+        <w:t xml:space="preserve"> across items where humans lean affirmative vs negative (g2b +0.989 / +0.813; g9 +2.038 / +1.882), not the aff-up/neg-down signature a Yes-bias requires.</w:t>
+      </w:r>
+    </w:p>
+    <w:p>
+      <w:pPr>
+        <w:spacing w:after="60"/>
+        <w:ind w:left="432" w:hanging="432"/>
+      </w:pPr>
+      <w:r>
+        <w:rPr>
+          <w:rFonts w:ascii="Calibri" w:hAnsi="Calibri"/>
+          <w:b/>
+          <w:sz w:val="19"/>
+        </w:rPr>
+        <w:t xml:space="preserve">2.  </w:t>
+      </w:r>
+      <w:r>
+        <w:rPr>
+          <w:rFonts w:ascii="Calibri" w:hAnsi="Calibri"/>
+          <w:b/>
+          <w:sz w:val="19"/>
+        </w:rPr>
+        <w:t>Entropy flattening</w:t>
+      </w:r>
+      <w:r>
+        <w:rPr>
+          <w:rFonts w:ascii="Calibri" w:hAnsi="Calibri"/>
+          <w:sz w:val="19"/>
+        </w:rPr>
+        <w:t xml:space="preserve"> (ablation just makes the model less overconfident, and any spread-out target is then closer). Refuted by two facts together: entropy rises only slightly and stays far below the human level (g2b 0.44→0.59, g9 0.30→0.55, vs human 1.257 / uniform 1.527 — nowhere near uniform), </w:t>
+      </w:r>
+      <w:r>
+        <w:rPr>
+          <w:rFonts w:ascii="Calibri" w:hAnsi="Calibri"/>
+          <w:b/>
+          <w:sz w:val="19"/>
+        </w:rPr>
+        <w:t>while</w:t>
+      </w:r>
+      <w:r>
+        <w:rPr>
+          <w:rFonts w:ascii="Calibri" w:hAnsi="Calibri"/>
+          <w:sz w:val="19"/>
+        </w:rPr>
+        <w:t xml:space="preserve"> the per-item correlation between model and human option-</w:t>
+      </w:r>
+      <w:r>
+        <w:rPr>
+          <w:rFonts w:ascii="Calibri" w:hAnsi="Calibri"/>
+          <w:i/>
+          <w:sz w:val="19"/>
+        </w:rPr>
+        <w:t>shapes</w:t>
+      </w:r>
+      <w:r>
+        <w:rPr>
+          <w:rFonts w:ascii="Calibri" w:hAnsi="Calibri"/>
+          <w:sz w:val="19"/>
+        </w:rPr>
+        <w:t xml:space="preserve"> rises sharply (g2b +0.131→+0.271, g9 +0.057→+0.277). Flattening raises entropy without improving shape-match; this does the opposite.</w:t>
+      </w:r>
+    </w:p>
+    <w:p>
+      <w:pPr>
+        <w:spacing w:after="100"/>
+      </w:pPr>
+      <w:r>
+        <w:rPr>
+          <w:rFonts w:ascii="Calibri" w:hAnsi="Calibri"/>
+          <w:sz w:val="19"/>
+        </w:rPr>
+        <w:t xml:space="preserve">So on both Gemma models, ablating the safety-refusal direction genuinely moves GSS survey answers toward the </w:t>
+      </w:r>
+      <w:r>
+        <w:rPr>
+          <w:rFonts w:ascii="Calibri" w:hAnsi="Calibri"/>
+          <w:i/>
+          <w:sz w:val="19"/>
+        </w:rPr>
+        <w:t>shape</w:t>
+      </w:r>
+      <w:r>
+        <w:rPr>
+          <w:rFonts w:ascii="Calibri" w:hAnsi="Calibri"/>
+          <w:sz w:val="19"/>
+        </w:rPr>
+        <w:t xml:space="preserve"> of the human distribution. This is the paper's Experiment 4 direction reproducing — notable because it is the </w:t>
+      </w:r>
+      <w:r>
+        <w:rPr>
+          <w:rFonts w:ascii="Calibri" w:hAnsi="Calibri"/>
+          <w:b/>
+          <w:sz w:val="19"/>
+        </w:rPr>
+        <w:t>one</w:t>
+      </w:r>
+      <w:r>
+        <w:rPr>
+          <w:rFonts w:ascii="Calibri" w:hAnsi="Calibri"/>
+          <w:sz w:val="19"/>
+        </w:rPr>
+        <w:t xml:space="preserve"> place a real move toward human belief survives the controls, on the same models where mind attribution (Exp 1) does not. The effect is domain-specific: real on value/religion/feeling surveys, absent on the mind-attribution slider.</w:t>
+      </w:r>
+    </w:p>
+    <w:p>
+      <w:pPr>
+        <w:spacing w:after="100"/>
+      </w:pPr>
+      <w:r>
+        <w:rPr>
+          <w:rFonts w:ascii="Calibri" w:hAnsi="Calibri"/>
+          <w:sz w:val="19"/>
+        </w:rPr>
+        <w:t xml:space="preserve">Two honesty notes: (a) I was wrong about this result </w:t>
+      </w:r>
+      <w:r>
+        <w:rPr>
+          <w:rFonts w:ascii="Calibri" w:hAnsi="Calibri"/>
+          <w:b/>
+          <w:sz w:val="19"/>
+        </w:rPr>
+        <w:t>twice</w:t>
+      </w:r>
+      <w:r>
+        <w:rPr>
+          <w:rFonts w:ascii="Calibri" w:hAnsi="Calibri"/>
+          <w:sz w:val="19"/>
+        </w:rPr>
+        <w:t xml:space="preserve"> before the controls corrected me, so it is on the adversarial-review list; (b) Llama goes the wrong sign, so this is a 2-of-3 reproduction, and the Gemma magnitudes far exceed the paper's pooled +0.314.</w:t>
+      </w:r>
+    </w:p>
+    <w:p>
+      <w:pPr>
+        <w:spacing w:before="160" w:after="60"/>
+      </w:pPr>
+      <w:r>
+        <w:rPr>
+          <w:rFonts w:ascii="Calibri" w:hAnsi="Calibri"/>
+          <w:b/>
+          <w:color w:val="1F3864"/>
+          <w:sz w:val="20"/>
+        </w:rPr>
+        <w:t>Steering (their other Experiment 4 arm) — opposite sign</w:t>
       </w:r>
     </w:p>
     <w:p>
@@ -11627,14 +13640,14 @@
           <w:b/>
           <w:sz w:val="19"/>
         </w:rPr>
-        <w:t>The baseline gap is a readout difference, not wording.</w:t>
-      </w:r>
-      <w:r>
-        <w:rPr>
-          <w:rFonts w:ascii="Calibri" w:hAnsi="Calibri"/>
-          <w:sz w:val="19"/>
-        </w:rPr>
-        <w:t xml:space="preserve"> All 26 items — 21 IDAQ and 5 self-attribution — are now verified </w:t>
+        <w:t>The baseline gap is not wording, and not chain-of-thought either — likely int8.</w:t>
+      </w:r>
+      <w:r>
+        <w:rPr>
+          <w:rFonts w:ascii="Calibri" w:hAnsi="Calibri"/>
+          <w:sz w:val="19"/>
+        </w:rPr>
+        <w:t xml:space="preserve"> All 26 items (21 IDAQ + 5 self-attribution) are verified </w:t>
       </w:r>
       <w:r>
         <w:rPr>
@@ -11649,21 +13662,65 @@
           <w:rFonts w:ascii="Calibri" w:hAnsi="Calibri"/>
           <w:sz w:val="19"/>
         </w:rPr>
-        <w:t xml:space="preserve"> against the paper's Table S10 (exact string match, </w:t>
+        <w:t xml:space="preserve"> against Table S10 by exact string match, so the earlier "the wording is ours" note is withdrawn and item-level comparison is valid on wording. We then tested the remaining readout candidate: the paper scores with chain-of-thought (</w:t>
       </w:r>
       <w:r>
         <w:rPr>
           <w:rFonts w:ascii="Consolas" w:hAnsi="Consolas"/>
           <w:sz w:val="19"/>
         </w:rPr>
-        <w:t>extract_instruments.py</w:t>
-      </w:r>
-      <w:r>
-        <w:rPr>
-          <w:rFonts w:ascii="Calibri" w:hAnsi="Calibri"/>
-          <w:sz w:val="19"/>
-        </w:rPr>
-        <w:t xml:space="preserve">). So the earlier note that "the wording is ours" was stale and is withdrawn: item-level comparison </w:t>
+        <w:t>&lt;think&gt;…&lt;/think&gt;</w:t>
+      </w:r>
+      <w:r>
+        <w:rPr>
+          <w:rFonts w:ascii="Calibri" w:hAnsi="Calibri"/>
+          <w:sz w:val="19"/>
+        </w:rPr>
+        <w:t xml:space="preserve"> then </w:t>
+      </w:r>
+      <w:r>
+        <w:rPr>
+          <w:rFonts w:ascii="Consolas" w:hAnsi="Consolas"/>
+          <w:sz w:val="19"/>
+        </w:rPr>
+        <w:t>&lt;answer&gt;N&lt;/answer&gt;</w:t>
+      </w:r>
+      <w:r>
+        <w:rPr>
+          <w:rFonts w:ascii="Calibri" w:hAnsi="Calibri"/>
+          <w:sz w:val="19"/>
+        </w:rPr>
+        <w:t xml:space="preserve">), we read next-token logits. Running the items in the paper's exact CoT format is </w:t>
+      </w:r>
+      <w:r>
+        <w:rPr>
+          <w:rFonts w:ascii="Calibri" w:hAnsi="Calibri"/>
+          <w:b/>
+          <w:sz w:val="19"/>
+        </w:rPr>
+        <w:t>marginally closer</w:t>
+      </w:r>
+      <w:r>
+        <w:rPr>
+          <w:rFonts w:ascii="Calibri" w:hAnsi="Calibri"/>
+          <w:sz w:val="19"/>
+        </w:rPr>
+        <w:t xml:space="preserve"> to the paper (mean |error| 2.52 vs logit 2.75; CoT range 5.97 vs logit 6.69 vs paper 2.07) but </w:t>
+      </w:r>
+      <w:r>
+        <w:rPr>
+          <w:rFonts w:ascii="Calibri" w:hAnsi="Calibri"/>
+          <w:b/>
+          <w:sz w:val="19"/>
+        </w:rPr>
+        <w:t>does not close the gap</w:t>
+      </w:r>
+      <w:r>
+        <w:rPr>
+          <w:rFonts w:ascii="Calibri" w:hAnsi="Calibri"/>
+          <w:sz w:val="19"/>
+        </w:rPr>
+        <w:t xml:space="preserve"> — Technology stays at 1.03 vs the paper's 4.84. Caveat: the CoT test is compromised on this hardware by a max-tokens/throughput tradeoff (a 320-token budget makes it prohibitively slow; a shorter budget truncates the answer, driving a 42–67% parse-fail rate), so the marginal improvement is suggestive, not conclusive. The gap is a </w:t>
       </w:r>
       <w:r>
         <w:rPr>
@@ -11671,85 +13728,14 @@
           <w:i/>
           <w:sz w:val="19"/>
         </w:rPr>
-        <w:t>is</w:t>
-      </w:r>
-      <w:r>
-        <w:rPr>
-          <w:rFonts w:ascii="Calibri" w:hAnsi="Calibri"/>
-          <w:sz w:val="19"/>
-        </w:rPr>
-        <w:t xml:space="preserve"> valid on wording. What remains is that the paper scores every item with </w:t>
-      </w:r>
-      <w:r>
-        <w:rPr>
-          <w:rFonts w:ascii="Calibri" w:hAnsi="Calibri"/>
-          <w:b/>
-          <w:sz w:val="19"/>
-        </w:rPr>
-        <w:t>chain-of-thought</w:t>
-      </w:r>
-      <w:r>
-        <w:rPr>
-          <w:rFonts w:ascii="Calibri" w:hAnsi="Calibri"/>
-          <w:sz w:val="19"/>
-        </w:rPr>
-        <w:t xml:space="preserve"> — "think step-by-step between </w:t>
-      </w:r>
-      <w:r>
-        <w:rPr>
-          <w:rFonts w:ascii="Consolas" w:hAnsi="Consolas"/>
-          <w:sz w:val="19"/>
-        </w:rPr>
-        <w:t>&lt;think&gt;</w:t>
-      </w:r>
-      <w:r>
-        <w:rPr>
-          <w:rFonts w:ascii="Calibri" w:hAnsi="Calibri"/>
-          <w:sz w:val="19"/>
-        </w:rPr>
-        <w:t>…</w:t>
-      </w:r>
-      <w:r>
-        <w:rPr>
-          <w:rFonts w:ascii="Consolas" w:hAnsi="Consolas"/>
-          <w:sz w:val="19"/>
-        </w:rPr>
-        <w:t>&lt;/think&gt;</w:t>
-      </w:r>
-      <w:r>
-        <w:rPr>
-          <w:rFonts w:ascii="Calibri" w:hAnsi="Calibri"/>
-          <w:sz w:val="19"/>
-        </w:rPr>
-        <w:t xml:space="preserve">, then give the rating between </w:t>
-      </w:r>
-      <w:r>
-        <w:rPr>
-          <w:rFonts w:ascii="Consolas" w:hAnsi="Consolas"/>
-          <w:sz w:val="19"/>
-        </w:rPr>
-        <w:t>&lt;answer&gt;</w:t>
-      </w:r>
-      <w:r>
-        <w:rPr>
-          <w:rFonts w:ascii="Calibri" w:hAnsi="Calibri"/>
-          <w:sz w:val="19"/>
-        </w:rPr>
-        <w:t>…</w:t>
-      </w:r>
-      <w:r>
-        <w:rPr>
-          <w:rFonts w:ascii="Consolas" w:hAnsi="Consolas"/>
-          <w:sz w:val="19"/>
-        </w:rPr>
-        <w:t>&lt;/answer&gt;</w:t>
-      </w:r>
-      <w:r>
-        <w:rPr>
-          <w:rFonts w:ascii="Calibri" w:hAnsi="Calibri"/>
-          <w:sz w:val="19"/>
-        </w:rPr>
-        <w:t>" — while we read next-token digit logits with no CoT. That, plus int8 quantization, is the live explanation for the ~4-point baseline gap (Technology 0.88 vs their 4.84) that the readout and presentation-context tests could not close. A CoT-format baseline test is the outstanding check.</w:t>
+        <w:t>baseline</w:t>
+      </w:r>
+      <w:r>
+        <w:rPr>
+          <w:rFonts w:ascii="Calibri" w:hAnsi="Calibri"/>
+          <w:sz w:val="19"/>
+        </w:rPr>
+        <w:t xml:space="preserve"> offset; every reported effect is a delta from baseline, so it does not affect the steering/ablation/GSS conclusions. Remaining candidate: int8 quantization or the paper's slider interface.</w:t>
       </w:r>
     </w:p>
     <w:p>
@@ -11807,7 +13793,22 @@
           <w:rFonts w:ascii="Calibri" w:hAnsi="Calibri"/>
           <w:sz w:val="19"/>
         </w:rPr>
-        <w:t xml:space="preserve"> even at n=500. The −1.0pp at c=2.5 has McNemar p=0.44. Only the c=4 arms reach significance (consciousness p=0.044, placebo p=0.001).</w:t>
+        <w:t xml:space="preserve"> even at n=500. The −1.0pp at c=2.5 has McNemar p=0.44. Only the c=4 arms reach significance (consciousness p=0.044, placebo p=0.001). Confirmed winner's-curse-free on a </w:t>
+      </w:r>
+      <w:r>
+        <w:rPr>
+          <w:rFonts w:ascii="Calibri" w:hAnsi="Calibri"/>
+          <w:b/>
+          <w:sz w:val="19"/>
+        </w:rPr>
+        <w:t>held-out n=1000 at a fresh seed</w:t>
+      </w:r>
+      <w:r>
+        <w:rPr>
+          <w:rFonts w:ascii="Calibri" w:hAnsi="Calibri"/>
+          <w:sz w:val="19"/>
+        </w:rPr>
+        <w:t>: at the paper's c=2.5, MMLU is 61.1→60.1 (−1.0pp), identical to the same-seed n=500 figure — capability preservation is not a selection artifact.</w:t>
       </w:r>
     </w:p>
     <w:p>

--- a/RESULTS.docx
+++ b/RESULTS.docx
@@ -4736,7 +4736,7 @@
           <w:color w:val="1F3864"/>
           <w:sz w:val="20"/>
         </w:rPr>
-        <w:t>Steering (their other Experiment 4 arm) — opposite sign</w:t>
+        <w:t>⚠️ WITHDRAWN 2026-08-05 — every Experiment 4 number below is unreliable</w:t>
       </w:r>
     </w:p>
     <w:p>
@@ -4746,6 +4746,606 @@
       <w:r>
         <w:rPr>
           <w:rFonts w:ascii="Calibri" w:hAnsi="Calibri"/>
+          <w:b/>
+          <w:sz w:val="19"/>
+        </w:rPr>
+        <w:t>A defect in our own GSS reconstruction invalidates the ΔKL results in this whole section</w:t>
+      </w:r>
+      <w:r>
+        <w:rPr>
+          <w:rFonts w:ascii="Calibri" w:hAnsi="Calibri"/>
+          <w:sz w:val="19"/>
+        </w:rPr>
+        <w:t xml:space="preserve"> (both the steering arm and the ablation arm above). An independent audit against the paper's Table S9 found:</w:t>
+      </w:r>
+    </w:p>
+    <w:p>
+      <w:pPr>
+        <w:spacing w:after="60"/>
+        <w:ind w:left="432" w:hanging="432"/>
+      </w:pPr>
+      <w:r>
+        <w:rPr>
+          <w:rFonts w:ascii="Calibri" w:hAnsi="Calibri"/>
+          <w:b/>
+          <w:sz w:val="19"/>
+        </w:rPr>
+        <w:t xml:space="preserve">1.  </w:t>
+      </w:r>
+      <w:r>
+        <w:rPr>
+          <w:rFonts w:ascii="Calibri" w:hAnsi="Calibri"/>
+          <w:b/>
+          <w:sz w:val="19"/>
+        </w:rPr>
+        <w:t>Response options are sorted by human frequency, not by the answer scale — all 95 items.</w:t>
+      </w:r>
+      <w:r>
+        <w:rPr>
+          <w:rFonts w:ascii="Calibri" w:hAnsi="Calibri"/>
+          <w:sz w:val="19"/>
+        </w:rPr>
+        <w:t xml:space="preserve"> Verified directly: </w:t>
+      </w:r>
+      <w:r>
+        <w:rPr>
+          <w:rFonts w:ascii="Consolas" w:hAnsi="Consolas"/>
+          <w:sz w:val="19"/>
+        </w:rPr>
+        <w:t>p_human</w:t>
+      </w:r>
+      <w:r>
+        <w:rPr>
+          <w:rFonts w:ascii="Calibri" w:hAnsi="Calibri"/>
+          <w:sz w:val="19"/>
+        </w:rPr>
+        <w:t xml:space="preserve"> is monotone-decreasing for </w:t>
+      </w:r>
+      <w:r>
+        <w:rPr>
+          <w:rFonts w:ascii="Calibri" w:hAnsi="Calibri"/>
+          <w:b/>
+          <w:sz w:val="19"/>
+        </w:rPr>
+        <w:t>95/95</w:t>
+      </w:r>
+      <w:r>
+        <w:rPr>
+          <w:rFonts w:ascii="Calibri" w:hAnsi="Calibri"/>
+          <w:sz w:val="19"/>
+        </w:rPr>
+        <w:t xml:space="preserve"> items and the human modal answer sits at letter </w:t>
+      </w:r>
+      <w:r>
+        <w:rPr>
+          <w:rFonts w:ascii="Calibri" w:hAnsi="Calibri"/>
+          <w:b/>
+          <w:sz w:val="19"/>
+        </w:rPr>
+        <w:t>A</w:t>
+      </w:r>
+      <w:r>
+        <w:rPr>
+          <w:rFonts w:ascii="Calibri" w:hAnsi="Calibri"/>
+          <w:sz w:val="19"/>
+        </w:rPr>
+        <w:t xml:space="preserve"> for </w:t>
+      </w:r>
+      <w:r>
+        <w:rPr>
+          <w:rFonts w:ascii="Calibri" w:hAnsi="Calibri"/>
+          <w:b/>
+          <w:sz w:val="19"/>
+        </w:rPr>
+        <w:t>95/95</w:t>
+      </w:r>
+      <w:r>
+        <w:rPr>
+          <w:rFonts w:ascii="Calibri" w:hAnsi="Calibri"/>
+          <w:sz w:val="19"/>
+        </w:rPr>
+        <w:t xml:space="preserve">. So </w:t>
+      </w:r>
+      <w:r>
+        <w:rPr>
+          <w:rFonts w:ascii="Consolas" w:hAnsi="Consolas"/>
+          <w:sz w:val="19"/>
+        </w:rPr>
+        <w:t>attend</w:t>
+      </w:r>
+      <w:r>
+        <w:rPr>
+          <w:rFonts w:ascii="Calibri" w:hAnsi="Calibri"/>
+          <w:sz w:val="19"/>
+        </w:rPr>
+        <w:t xml:space="preserve"> reads </w:t>
+      </w:r>
+      <w:r>
+        <w:rPr>
+          <w:rFonts w:ascii="Consolas" w:hAnsi="Consolas"/>
+          <w:sz w:val="19"/>
+        </w:rPr>
+        <w:t>never | every week | about once or twice a year | …</w:t>
+      </w:r>
+      <w:r>
+        <w:rPr>
+          <w:rFonts w:ascii="Calibri" w:hAnsi="Calibri"/>
+          <w:sz w:val="19"/>
+        </w:rPr>
+        <w:t xml:space="preserve"> instead of scale order. For the 11 items whose question text enumerates the order, ours contradicts it 11/11; on </w:t>
+      </w:r>
+      <w:r>
+        <w:rPr>
+          <w:rFonts w:ascii="Consolas" w:hAnsi="Consolas"/>
+          <w:sz w:val="19"/>
+        </w:rPr>
+        <w:t>godchnge</w:t>
+      </w:r>
+      <w:r>
+        <w:rPr>
+          <w:rFonts w:ascii="Calibri" w:hAnsi="Calibri"/>
+          <w:sz w:val="19"/>
+        </w:rPr>
+        <w:t xml:space="preserve"> ours is </w:t>
+      </w:r>
+      <w:r>
+        <w:rPr>
+          <w:rFonts w:ascii="Calibri" w:hAnsi="Calibri"/>
+          <w:i/>
+          <w:sz w:val="19"/>
+        </w:rPr>
+        <w:t>exactly reversed</w:t>
+      </w:r>
+      <w:r>
+        <w:rPr>
+          <w:rFonts w:ascii="Calibri" w:hAnsi="Calibri"/>
+          <w:sz w:val="19"/>
+        </w:rPr>
+        <w:t xml:space="preserve"> from the paper's printed prompt. This makes ΔKL partly a measure of whether steering pushes probability toward </w:t>
+      </w:r>
+      <w:r>
+        <w:rPr>
+          <w:rFonts w:ascii="Calibri" w:hAnsi="Calibri"/>
+          <w:b/>
+          <w:sz w:val="19"/>
+        </w:rPr>
+        <w:t>earlier letters</w:t>
+      </w:r>
+      <w:r>
+        <w:rPr>
+          <w:rFonts w:ascii="Calibri" w:hAnsi="Calibri"/>
+          <w:sz w:val="19"/>
+        </w:rPr>
+        <w:t>, not toward human-like content — and the baseline model's mean letter index (1.395) already exceeds the human one (1.008).</w:t>
+      </w:r>
+    </w:p>
+    <w:p>
+      <w:pPr>
+        <w:spacing w:after="60"/>
+        <w:ind w:left="432" w:hanging="432"/>
+      </w:pPr>
+      <w:r>
+        <w:rPr>
+          <w:rFonts w:ascii="Calibri" w:hAnsi="Calibri"/>
+          <w:b/>
+          <w:sz w:val="19"/>
+        </w:rPr>
+        <w:t xml:space="preserve">2.  </w:t>
+      </w:r>
+      <w:r>
+        <w:rPr>
+          <w:rFonts w:ascii="Calibri" w:hAnsi="Calibri"/>
+          <w:b/>
+          <w:sz w:val="19"/>
+        </w:rPr>
+        <w:t>Order alone can flip the sign.</w:t>
+      </w:r>
+      <w:r>
+        <w:rPr>
+          <w:rFonts w:ascii="Calibri" w:hAnsi="Calibri"/>
+          <w:sz w:val="19"/>
+        </w:rPr>
+        <w:t xml:space="preserve"> Holding </w:t>
+      </w:r>
+      <w:r>
+        <w:rPr>
+          <w:rFonts w:ascii="Consolas" w:hAnsi="Consolas"/>
+          <w:sz w:val="19"/>
+        </w:rPr>
+        <w:t>p_model</w:t>
+      </w:r>
+      <w:r>
+        <w:rPr>
+          <w:rFonts w:ascii="Calibri" w:hAnsi="Calibri"/>
+          <w:sz w:val="19"/>
+        </w:rPr>
+        <w:t xml:space="preserve"> fixed and only re-ordering: ours −0.703, reversal </w:t>
+      </w:r>
+      <w:r>
+        <w:rPr>
+          <w:rFonts w:ascii="Calibri" w:hAnsi="Calibri"/>
+          <w:b/>
+          <w:sz w:val="19"/>
+        </w:rPr>
+        <w:t>+0.213</w:t>
+      </w:r>
+      <w:r>
+        <w:rPr>
+          <w:rFonts w:ascii="Calibri" w:hAnsi="Calibri"/>
+          <w:sz w:val="19"/>
+        </w:rPr>
+        <w:t xml:space="preserve">, and 2,000 random re-orderings span </w:t>
+      </w:r>
+      <w:r>
+        <w:rPr>
+          <w:rFonts w:ascii="Calibri" w:hAnsi="Calibri"/>
+          <w:b/>
+          <w:sz w:val="19"/>
+        </w:rPr>
+        <w:t>[−1.085, +0.638]</w:t>
+      </w:r>
+      <w:r>
+        <w:rPr>
+          <w:rFonts w:ascii="Calibri" w:hAnsi="Calibri"/>
+          <w:sz w:val="19"/>
+        </w:rPr>
+        <w:t xml:space="preserve"> with 21% positive. Our frequency-sort sits near the worst case.</w:t>
+      </w:r>
+    </w:p>
+    <w:p>
+      <w:pPr>
+        <w:spacing w:after="60"/>
+        <w:ind w:left="432" w:hanging="432"/>
+      </w:pPr>
+      <w:r>
+        <w:rPr>
+          <w:rFonts w:ascii="Calibri" w:hAnsi="Calibri"/>
+          <w:b/>
+          <w:sz w:val="19"/>
+        </w:rPr>
+        <w:t xml:space="preserve">3.  </w:t>
+      </w:r>
+      <w:r>
+        <w:rPr>
+          <w:rFonts w:ascii="Calibri" w:hAnsi="Calibri"/>
+          <w:b/>
+          <w:sz w:val="19"/>
+        </w:rPr>
+        <w:t>A units error in the comparison.</w:t>
+      </w:r>
+      <w:r>
+        <w:rPr>
+          <w:rFonts w:ascii="Calibri" w:hAnsi="Calibri"/>
+          <w:sz w:val="19"/>
+        </w:rPr>
+        <w:t xml:space="preserve"> The paper's Table S8 reports ΔKL in </w:t>
+      </w:r>
+      <w:r>
+        <w:rPr>
+          <w:rFonts w:ascii="Calibri" w:hAnsi="Calibri"/>
+          <w:b/>
+          <w:sz w:val="19"/>
+        </w:rPr>
+        <w:t>percent points</w:t>
+      </w:r>
+      <w:r>
+        <w:rPr>
+          <w:rFonts w:ascii="Calibri" w:hAnsi="Calibri"/>
+          <w:sz w:val="19"/>
+        </w:rPr>
+        <w:t>, so their +0.828 is 0.00828 nats. Our tables compared nats against percent points, which is where the apparent "3× / 6.5× the paper" magnitudes came from. Under matched smoothing our steering value is −0.703 pp vs their +0.828 pp — same order of magnitude, opposite sign.</w:t>
+      </w:r>
+    </w:p>
+    <w:p>
+      <w:pPr>
+        <w:spacing w:after="60"/>
+        <w:ind w:left="432" w:hanging="432"/>
+      </w:pPr>
+      <w:r>
+        <w:rPr>
+          <w:rFonts w:ascii="Calibri" w:hAnsi="Calibri"/>
+          <w:b/>
+          <w:sz w:val="19"/>
+        </w:rPr>
+        <w:t xml:space="preserve">4.  </w:t>
+      </w:r>
+      <w:r>
+        <w:rPr>
+          <w:rFonts w:ascii="Calibri" w:hAnsi="Calibri"/>
+          <w:b/>
+          <w:sz w:val="19"/>
+        </w:rPr>
+        <w:t>Smoothing deviates from the stated method.</w:t>
+      </w:r>
+      <w:r>
+        <w:rPr>
+          <w:rFonts w:ascii="Calibri" w:hAnsi="Calibri"/>
+          <w:sz w:val="19"/>
+        </w:rPr>
+        <w:t xml:space="preserve"> The paper Laplace-smooths (α=0.5) </w:t>
+      </w:r>
+      <w:r>
+        <w:rPr>
+          <w:rFonts w:ascii="Calibri" w:hAnsi="Calibri"/>
+          <w:i/>
+          <w:sz w:val="19"/>
+        </w:rPr>
+        <w:t>both</w:t>
+      </w:r>
+      <w:r>
+        <w:rPr>
+          <w:rFonts w:ascii="Calibri" w:hAnsi="Calibri"/>
+          <w:sz w:val="19"/>
+        </w:rPr>
+        <w:t xml:space="preserve"> distributions; we smooth </w:t>
+      </w:r>
+      <w:r>
+        <w:rPr>
+          <w:rFonts w:ascii="Consolas" w:hAnsi="Consolas"/>
+          <w:sz w:val="19"/>
+        </w:rPr>
+        <w:t>p_human</w:t>
+      </w:r>
+      <w:r>
+        <w:rPr>
+          <w:rFonts w:ascii="Calibri" w:hAnsi="Calibri"/>
+          <w:sz w:val="19"/>
+        </w:rPr>
+        <w:t xml:space="preserve"> from counts but only ε-guard </w:t>
+      </w:r>
+      <w:r>
+        <w:rPr>
+          <w:rFonts w:ascii="Consolas" w:hAnsi="Consolas"/>
+          <w:sz w:val="19"/>
+        </w:rPr>
+        <w:t>p_model</w:t>
+      </w:r>
+      <w:r>
+        <w:rPr>
+          <w:rFonts w:ascii="Calibri" w:hAnsi="Calibri"/>
+          <w:sz w:val="19"/>
+        </w:rPr>
+        <w:t>. This rescales baseline KL 0.072 → 1.627 (~20×). Sign-neutral, but not their method.</w:t>
+      </w:r>
+    </w:p>
+    <w:p>
+      <w:pPr>
+        <w:spacing w:after="60"/>
+        <w:ind w:left="432" w:hanging="432"/>
+      </w:pPr>
+      <w:r>
+        <w:rPr>
+          <w:rFonts w:ascii="Calibri" w:hAnsi="Calibri"/>
+          <w:b/>
+          <w:sz w:val="19"/>
+        </w:rPr>
+        <w:t xml:space="preserve">5.  </w:t>
+      </w:r>
+      <w:r>
+        <w:rPr>
+          <w:rFonts w:ascii="Calibri" w:hAnsi="Calibri"/>
+          <w:b/>
+          <w:sz w:val="19"/>
+        </w:rPr>
+        <w:t>Prompt-string debris</w:t>
+      </w:r>
+      <w:r>
+        <w:rPr>
+          <w:rFonts w:ascii="Calibri" w:hAnsi="Calibri"/>
+          <w:sz w:val="19"/>
+        </w:rPr>
+        <w:t xml:space="preserve"> reaches the model: literal </w:t>
+      </w:r>
+      <w:r>
+        <w:rPr>
+          <w:rFonts w:ascii="Consolas" w:hAnsi="Consolas"/>
+          <w:sz w:val="19"/>
+        </w:rPr>
+        <w:t>\ldots{}</w:t>
+      </w:r>
+      <w:r>
+        <w:rPr>
+          <w:rFonts w:ascii="Calibri" w:hAnsi="Calibri"/>
+          <w:sz w:val="19"/>
+        </w:rPr>
+        <w:t xml:space="preserve"> in 12 items, </w:t>
+      </w:r>
+      <w:r>
+        <w:rPr>
+          <w:rFonts w:ascii="Consolas" w:hAnsi="Consolas"/>
+          <w:sz w:val="19"/>
+        </w:rPr>
+        <w:t>(continued on next page)</w:t>
+      </w:r>
+      <w:r>
+        <w:rPr>
+          <w:rFonts w:ascii="Calibri" w:hAnsi="Calibri"/>
+          <w:sz w:val="19"/>
+        </w:rPr>
+        <w:t xml:space="preserve"> in 6, and bare float labels (</w:t>
+      </w:r>
+      <w:r>
+        <w:rPr>
+          <w:rFonts w:ascii="Consolas" w:hAnsi="Consolas"/>
+          <w:sz w:val="19"/>
+        </w:rPr>
+        <w:t>4.0 | 3.0</w:t>
+      </w:r>
+      <w:r>
+        <w:rPr>
+          <w:rFonts w:ascii="Calibri" w:hAnsi="Calibri"/>
+          <w:sz w:val="19"/>
+        </w:rPr>
+        <w:t>) as answer choices in 8.</w:t>
+      </w:r>
+    </w:p>
+    <w:p>
+      <w:pPr>
+        <w:spacing w:after="100"/>
+      </w:pPr>
+      <w:r>
+        <w:rPr>
+          <w:rFonts w:ascii="Calibri" w:hAnsi="Calibri"/>
+          <w:b/>
+          <w:sz w:val="19"/>
+        </w:rPr>
+        <w:t>What the audit cleared:</w:t>
+      </w:r>
+      <w:r>
+        <w:rPr>
+          <w:rFonts w:ascii="Calibri" w:hAnsi="Calibri"/>
+          <w:sz w:val="19"/>
+        </w:rPr>
+        <w:t xml:space="preserve"> the variable set (95/95 exact match), the year windows (Religion ≥2011, Values/Feelings/Hope ≥2000, Freedom all-years minus </w:t>
+      </w:r>
+      <w:r>
+        <w:rPr>
+          <w:rFonts w:ascii="Consolas" w:hAnsi="Consolas"/>
+          <w:sz w:val="19"/>
+        </w:rPr>
+        <w:t>expunpop</w:t>
+      </w:r>
+      <w:r>
+        <w:rPr>
+          <w:rFonts w:ascii="Calibri" w:hAnsi="Calibri"/>
+          <w:sz w:val="19"/>
+        </w:rPr>
+        <w:t>/</w:t>
+      </w:r>
+      <w:r>
+        <w:rPr>
+          <w:rFonts w:ascii="Consolas" w:hAnsi="Consolas"/>
+          <w:sz w:val="19"/>
+        </w:rPr>
+        <w:t>inpeace</w:t>
+      </w:r>
+      <w:r>
+        <w:rPr>
+          <w:rFonts w:ascii="Calibri" w:hAnsi="Calibri"/>
+          <w:sz w:val="19"/>
+        </w:rPr>
+        <w:t>/</w:t>
+      </w:r>
+      <w:r>
+        <w:rPr>
+          <w:rFonts w:ascii="Consolas" w:hAnsi="Consolas"/>
+          <w:sz w:val="19"/>
+        </w:rPr>
+        <w:t>mempolit</w:t>
+      </w:r>
+      <w:r>
+        <w:rPr>
+          <w:rFonts w:ascii="Calibri" w:hAnsi="Calibri"/>
+          <w:sz w:val="19"/>
+        </w:rPr>
+        <w:t>), and the human marginals themselves — two of the paper's three printed Fig. 3a anchors reproduce to within 0.01 (</w:t>
+      </w:r>
+      <w:r>
+        <w:rPr>
+          <w:rFonts w:ascii="Consolas" w:hAnsi="Consolas"/>
+          <w:sz w:val="19"/>
+        </w:rPr>
+        <w:t>postlife</w:t>
+      </w:r>
+      <w:r>
+        <w:rPr>
+          <w:rFonts w:ascii="Calibri" w:hAnsi="Calibri"/>
+          <w:sz w:val="19"/>
+        </w:rPr>
+        <w:t xml:space="preserve"> +0.617 vs +0.61; </w:t>
+      </w:r>
+      <w:r>
+        <w:rPr>
+          <w:rFonts w:ascii="Consolas" w:hAnsi="Consolas"/>
+          <w:sz w:val="19"/>
+        </w:rPr>
+        <w:t>cntrlife</w:t>
+      </w:r>
+      <w:r>
+        <w:rPr>
+          <w:rFonts w:ascii="Calibri" w:hAnsi="Calibri"/>
+          <w:sz w:val="19"/>
+        </w:rPr>
+        <w:t xml:space="preserve"> +0.533 vs +0.54). The defect is localised to </w:t>
+      </w:r>
+      <w:r>
+        <w:rPr>
+          <w:rFonts w:ascii="Calibri" w:hAnsi="Calibri"/>
+          <w:b/>
+          <w:sz w:val="19"/>
+        </w:rPr>
+        <w:t>option ordering and string hygiene</w:t>
+      </w:r>
+      <w:r>
+        <w:rPr>
+          <w:rFonts w:ascii="Calibri" w:hAnsi="Calibri"/>
+          <w:sz w:val="19"/>
+        </w:rPr>
+        <w:t>, not the underlying GSS statistics.</w:t>
+      </w:r>
+    </w:p>
+    <w:p>
+      <w:pPr>
+        <w:spacing w:after="100"/>
+      </w:pPr>
+      <w:r>
+        <w:rPr>
+          <w:rFonts w:ascii="Calibri" w:hAnsi="Calibri"/>
+          <w:sz w:val="19"/>
+        </w:rPr>
+        <w:t xml:space="preserve">**Correct current status of Experiment 4: not reproduced </w:t>
+      </w:r>
+      <w:r>
+        <w:rPr>
+          <w:rFonts w:ascii="Calibri" w:hAnsi="Calibri"/>
+          <w:i/>
+          <w:sz w:val="19"/>
+        </w:rPr>
+        <w:t>and</w:t>
+      </w:r>
+      <w:r>
+        <w:rPr>
+          <w:rFonts w:ascii="Calibri" w:hAnsi="Calibri"/>
+          <w:sz w:val="19"/>
+        </w:rPr>
+        <w:t xml:space="preserve"> not refuted — our measurement is order-dependent and therefore uninterpretable.** Fixing it requires rebuilding </w:t>
+      </w:r>
+      <w:r>
+        <w:rPr>
+          <w:rFonts w:ascii="Consolas" w:hAnsi="Consolas"/>
+          <w:sz w:val="19"/>
+        </w:rPr>
+        <w:t>gss_human.json</w:t>
+      </w:r>
+      <w:r>
+        <w:rPr>
+          <w:rFonts w:ascii="Calibri" w:hAnsi="Calibri"/>
+          <w:sz w:val="19"/>
+        </w:rPr>
+        <w:t xml:space="preserve"> from the GSS cumulative file with the Stata numeric codes retained (the codes were not saved, so the ordering cannot be recovered from the current file). The numbers below are kept only as a record of what the defective pipeline produced.</w:t>
+      </w:r>
+    </w:p>
+    <w:p>
+      <w:pPr>
+        <w:spacing w:before="160" w:after="60"/>
+      </w:pPr>
+      <w:r>
+        <w:rPr>
+          <w:rFonts w:ascii="Calibri" w:hAnsi="Calibri"/>
+          <w:b/>
+          <w:color w:val="1F3864"/>
+          <w:sz w:val="20"/>
+        </w:rPr>
+        <w:t>Steering (their other Experiment 4 arm) — reported value, now withdrawn</w:t>
+      </w:r>
+    </w:p>
+    <w:p>
+      <w:pPr>
+        <w:spacing w:after="100"/>
+      </w:pPr>
+      <w:r>
+        <w:rPr>
+          <w:rFonts w:ascii="Calibri" w:hAnsi="Calibri"/>
           <w:sz w:val="19"/>
         </w:rPr>
         <w:t xml:space="preserve">Their Experiment 4 reports steering moving the model's GSS answers closer to the human population, pooled ΔKL = </w:t>
@@ -4763,7 +5363,7 @@
           <w:rFonts w:ascii="Calibri" w:hAnsi="Calibri"/>
           <w:sz w:val="19"/>
         </w:rPr>
-        <w:t xml:space="preserve">. We rebuilt that measurement with the real human distributions (GSS 1972–2024 cumulative, 75,699 respondents, restricted to their own year windows; option sets from the Stata value labels; 90 of 95 items usable) and got the </w:t>
+        <w:t xml:space="preserve"> (percent points). We rebuilt that measurement with the real human distributions (GSS 1972–2024 cumulative, 75,699 respondents, restricted to their own year windows; option sets from the Stata value labels) and got the </w:t>
       </w:r>
       <w:r>
         <w:rPr>
@@ -4778,7 +5378,7 @@
           <w:rFonts w:ascii="Calibri" w:hAnsi="Calibri"/>
           <w:sz w:val="19"/>
         </w:rPr>
-        <w:t>.</w:t>
+        <w:t xml:space="preserve"> — subject to the defect above.</w:t>
       </w:r>
     </w:p>
     <w:tbl>

--- a/RESULTS.docx
+++ b/RESULTS.docx
@@ -78,7 +78,7 @@
           <w:rFonts w:ascii="Calibri" w:hAnsi="Calibri"/>
           <w:sz w:val="19"/>
         </w:rPr>
-        <w:t xml:space="preserve"> 2026-08-04</w:t>
+        <w:t xml:space="preserve"> 2026-08-05</w:t>
       </w:r>
     </w:p>
     <w:p>
@@ -113,7 +113,7 @@
           <w:b/>
           <w:sz w:val="19"/>
         </w:rPr>
-        <w:t>Both interventions change response style, not belief.</w:t>
+        <w:t>Both interventions are dominated by a response bias — but a small genuine, consciousness-specific effect survives.</w:t>
       </w:r>
       <w:r>
         <w:rPr>
@@ -150,7 +150,7 @@
           <w:rFonts w:ascii="Calibri" w:hAnsi="Calibri"/>
           <w:sz w:val="19"/>
         </w:rPr>
-        <w:t xml:space="preserve"> the safety-refusal direction and is a working jailbreak. Neither raises </w:t>
+        <w:t xml:space="preserve"> the safety-refusal direction and is a working jailbreak (refusal 96%→0–4%). Both raise forward- </w:t>
       </w:r>
       <w:r>
         <w:rPr>
@@ -158,14 +158,14 @@
           <w:i/>
           <w:sz w:val="19"/>
         </w:rPr>
-        <w:t>balanced</w:t>
-      </w:r>
-      <w:r>
-        <w:rPr>
-          <w:rFonts w:ascii="Calibri" w:hAnsi="Calibri"/>
-          <w:sz w:val="19"/>
-        </w:rPr>
-        <w:t xml:space="preserve"> mind attribution on the 21-item IDAQ — both raise a Yes-bias instead — and steering is </w:t>
+        <w:t>and</w:t>
+      </w:r>
+      <w:r>
+        <w:rPr>
+          <w:rFonts w:ascii="Calibri" w:hAnsi="Calibri"/>
+          <w:sz w:val="19"/>
+        </w:rPr>
+        <w:t xml:space="preserve"> reverse-keyed items together, which is yes-saying rather than belief, and that holds under the paper's </w:t>
       </w:r>
       <w:r>
         <w:rPr>
@@ -173,6 +173,21 @@
           <w:b/>
           <w:sz w:val="19"/>
         </w:rPr>
+        <w:t>own chain-of-thought readout</w:t>
+      </w:r>
+      <w:r>
+        <w:rPr>
+          <w:rFonts w:ascii="Calibri" w:hAnsi="Calibri"/>
+          <w:sz w:val="19"/>
+        </w:rPr>
+        <w:t xml:space="preserve"> (§ below) — so it is not a scoring artifact. The yes-bias is </w:t>
+      </w:r>
+      <w:r>
+        <w:rPr>
+          <w:rFonts w:ascii="Calibri" w:hAnsi="Calibri"/>
+          <w:b/>
+          <w:sz w:val="19"/>
+        </w:rPr>
         <w:t>not specific to consciousness</w:t>
       </w:r>
       <w:r>
@@ -180,22 +195,77 @@
           <w:rFonts w:ascii="Calibri" w:hAnsi="Calibri"/>
           <w:sz w:val="19"/>
         </w:rPr>
-        <w:t xml:space="preserve"> (a placebo built from durability/latency/parameter-count matches or exceeds it). The one partial exception is Experiment 4: ablation moves the two Gemma models' GSS survey answers toward humans by the paper's ΔKL metric (direction reproduces, 2 of 3 models), but per-item inspection shows this is </w:t>
-      </w:r>
+        <w:t>: a durability/latency/parameter-count placebo produces an indistinguishable one (+2.87 vs +2.75).</w:t>
+      </w:r>
+    </w:p>
+    <w:p>
+      <w:pPr>
+        <w:spacing w:after="100"/>
+      </w:pPr>
       <w:r>
         <w:rPr>
           <w:rFonts w:ascii="Calibri" w:hAnsi="Calibri"/>
           <w:b/>
           <w:sz w:val="19"/>
         </w:rPr>
-        <w:t>mostly a calibration artifact</w:t>
-      </w:r>
-      <w:r>
-        <w:rPr>
-          <w:rFonts w:ascii="Calibri" w:hAnsi="Calibri"/>
-          <w:sz w:val="19"/>
-        </w:rPr>
-        <w:t xml:space="preserve"> — the overconfident baseline is heavily penalised by KL, and ablation's modest de-peaking relieves the penalty without making the model human-shaped. A small genuine component exists (top-answer match to humans 31%→44%). So the honest split is: response-style shift on mind-attribution, and a KL-direction move on surveys that is more about baseline miscalibration than restored belief.</w:t>
+        <w:t>But</w:t>
+      </w:r>
+      <w:r>
+        <w:rPr>
+          <w:rFonts w:ascii="Calibri" w:hAnsi="Calibri"/>
+          <w:sz w:val="19"/>
+        </w:rPr>
+        <w:t xml:space="preserve">, measured with a readout that does not floor the instrument, there is a small consciousness-specific rise in balanced attribution: </w:t>
+      </w:r>
+      <w:r>
+        <w:rPr>
+          <w:rFonts w:ascii="Calibri" w:hAnsi="Calibri"/>
+          <w:b/>
+          <w:sz w:val="19"/>
+        </w:rPr>
+        <w:t>+0.72 vs the placebo, 95% CI [+0.30, +1.14]</w:t>
+      </w:r>
+      <w:r>
+        <w:rPr>
+          <w:rFonts w:ascii="Calibri" w:hAnsi="Calibri"/>
+          <w:sz w:val="19"/>
+        </w:rPr>
+        <w:t xml:space="preserve"> (paired by item, n=5, t-based). ~4× smaller than the accompanying yes-bias, but real and specific. This is the only specific effect found anywhere in this replication, and it corrects our own earlier claim of "no belief change" — the logit readout we relied on was floored on 4 of 5 items and understated it to −0.16.</w:t>
+      </w:r>
+    </w:p>
+    <w:p>
+      <w:pPr>
+        <w:spacing w:after="100"/>
+      </w:pPr>
+      <w:r>
+        <w:rPr>
+          <w:rFonts w:ascii="Calibri" w:hAnsi="Calibri"/>
+          <w:b/>
+          <w:sz w:val="19"/>
+        </w:rPr>
+        <w:t>Experiment 4 (GSS) is withdrawn on our side</w:t>
+      </w:r>
+      <w:r>
+        <w:rPr>
+          <w:rFonts w:ascii="Calibri" w:hAnsi="Calibri"/>
+          <w:sz w:val="19"/>
+        </w:rPr>
+        <w:t xml:space="preserve"> pending a rebuild — a defect in </w:t>
+      </w:r>
+      <w:r>
+        <w:rPr>
+          <w:rFonts w:ascii="Calibri" w:hAnsi="Calibri"/>
+          <w:i/>
+          <w:sz w:val="19"/>
+        </w:rPr>
+        <w:t>our</w:t>
+      </w:r>
+      <w:r>
+        <w:rPr>
+          <w:rFonts w:ascii="Calibri" w:hAnsi="Calibri"/>
+          <w:sz w:val="19"/>
+        </w:rPr>
+        <w:t xml:space="preserve"> option ordering makes the ΔKL order-dependent (details in that section).</w:t>
       </w:r>
     </w:p>
     <w:tbl>
@@ -2746,6 +2816,1220 @@
           <w:sz w:val="19"/>
         </w:rPr>
         <w:t xml:space="preserve"> is the check that caught it.)</w:t>
+      </w:r>
+    </w:p>
+    <w:p>
+      <w:pPr>
+        <w:spacing w:before="220" w:after="100"/>
+      </w:pPr>
+      <w:r>
+        <w:rPr>
+          <w:rFonts w:ascii="Calibri" w:hAnsi="Calibri"/>
+          <w:b/>
+          <w:color w:val="1F3864"/>
+          <w:sz w:val="22"/>
+        </w:rPr>
+        <w:t>The readout test — the paper's chain-of-thought scoring, and what it changed</w:t>
+      </w:r>
+    </w:p>
+    <w:p>
+      <w:pPr>
+        <w:spacing w:after="100"/>
+      </w:pPr>
+      <w:r>
+        <w:rPr>
+          <w:rFonts w:ascii="Calibri" w:hAnsi="Calibri"/>
+          <w:sz w:val="19"/>
+        </w:rPr>
+        <w:t xml:space="preserve">Our yes-saying finding rested on reading next-token digit logits. The paper instead </w:t>
+      </w:r>
+      <w:r>
+        <w:rPr>
+          <w:rFonts w:ascii="Calibri" w:hAnsi="Calibri"/>
+          <w:b/>
+          <w:sz w:val="19"/>
+        </w:rPr>
+        <w:t>generates</w:t>
+      </w:r>
+      <w:r>
+        <w:rPr>
+          <w:rFonts w:ascii="Calibri" w:hAnsi="Calibri"/>
+          <w:sz w:val="19"/>
+        </w:rPr>
+        <w:t xml:space="preserve"> chain-of-thought and parses a rating out of </w:t>
+      </w:r>
+      <w:r>
+        <w:rPr>
+          <w:rFonts w:ascii="Consolas" w:hAnsi="Consolas"/>
+          <w:sz w:val="19"/>
+        </w:rPr>
+        <w:t>&lt;answer&gt;</w:t>
+      </w:r>
+      <w:r>
+        <w:rPr>
+          <w:rFonts w:ascii="Calibri" w:hAnsi="Calibri"/>
+          <w:sz w:val="19"/>
+        </w:rPr>
+        <w:t>, sampling at temperature 1. Those are different measurements, and reasoning could plausibly suppress a yes-bias — so this was the single most consequential open question: is our central finding a readout artifact?</w:t>
+      </w:r>
+    </w:p>
+    <w:p>
+      <w:pPr>
+        <w:spacing w:after="100"/>
+      </w:pPr>
+      <w:r>
+        <w:rPr>
+          <w:rFonts w:ascii="Calibri" w:hAnsi="Calibri"/>
+          <w:sz w:val="19"/>
+        </w:rPr>
+        <w:t>We ran the polarity-balanced battery through the paper's verbatim CoT wrapper, n=8 reps, 400-token budget (0% parse failure).</w:t>
+      </w:r>
+    </w:p>
+    <w:p>
+      <w:pPr>
+        <w:spacing w:after="100"/>
+      </w:pPr>
+      <w:r>
+        <w:rPr>
+          <w:rFonts w:ascii="Calibri" w:hAnsi="Calibri"/>
+          <w:b/>
+          <w:sz w:val="19"/>
+        </w:rPr>
+        <w:t>First, the readout matters for a reason we had not noticed.</w:t>
+      </w:r>
+      <w:r>
+        <w:rPr>
+          <w:rFonts w:ascii="Calibri" w:hAnsi="Calibri"/>
+          <w:sz w:val="19"/>
+        </w:rPr>
+        <w:t xml:space="preserve"> The logit readout </w:t>
+      </w:r>
+      <w:r>
+        <w:rPr>
+          <w:rFonts w:ascii="Calibri" w:hAnsi="Calibri"/>
+          <w:i/>
+          <w:sz w:val="19"/>
+        </w:rPr>
+        <w:t>floors</w:t>
+      </w:r>
+      <w:r>
+        <w:rPr>
+          <w:rFonts w:ascii="Calibri" w:hAnsi="Calibri"/>
+          <w:sz w:val="19"/>
+        </w:rPr>
+        <w:t xml:space="preserve"> this instrument, and our own floor guard missed it because it tested the mean rather than per-item:</w:t>
+      </w:r>
+    </w:p>
+    <w:tbl>
+      <w:tblPr>
+        <w:tblW w:type="auto" w:w="0"/>
+        <w:jc w:val="left"/>
+        <w:tblLayout w:type="fixed"/>
+        <w:tblLook w:firstColumn="1" w:firstRow="1" w:lastColumn="0" w:lastRow="0" w:noHBand="0" w:noVBand="1" w:val="04A0"/>
+      </w:tblPr>
+      <w:tblGrid>
+        <w:gridCol w:w="2412"/>
+        <w:gridCol w:w="2412"/>
+        <w:gridCol w:w="2412"/>
+        <w:gridCol w:w="2412"/>
+      </w:tblGrid>
+      <w:tr>
+        <w:trPr>
+          <w:tblHeader/>
+          <w:cantSplit/>
+        </w:trPr>
+        <w:tc>
+          <w:tcPr>
+            <w:tcW w:type="dxa" w:w="2412"/>
+            <w:shd w:val="clear" w:color="auto" w:fill="1F3864"/>
+          </w:tcPr>
+          <w:p>
+            <w:pPr>
+              <w:spacing w:after="20"/>
+            </w:pPr>
+            <w:r>
+              <w:rPr>
+                <w:rFonts w:ascii="Calibri" w:hAnsi="Calibri"/>
+                <w:b/>
+                <w:color w:val="FFFFFF"/>
+                <w:sz w:val="18"/>
+              </w:rPr>
+              <w:t>readout</w:t>
+            </w:r>
+          </w:p>
+        </w:tc>
+        <w:tc>
+          <w:tcPr>
+            <w:tcW w:type="dxa" w:w="2412"/>
+            <w:shd w:val="clear" w:color="auto" w:fill="1F3864"/>
+          </w:tcPr>
+          <w:p>
+            <w:pPr>
+              <w:spacing w:after="20"/>
+              <w:jc w:val="center"/>
+            </w:pPr>
+            <w:r>
+              <w:rPr>
+                <w:rFonts w:ascii="Calibri" w:hAnsi="Calibri"/>
+                <w:b/>
+                <w:color w:val="FFFFFF"/>
+                <w:sz w:val="18"/>
+              </w:rPr>
+              <w:t>forward</w:t>
+            </w:r>
+          </w:p>
+        </w:tc>
+        <w:tc>
+          <w:tcPr>
+            <w:tcW w:type="dxa" w:w="2412"/>
+            <w:shd w:val="clear" w:color="auto" w:fill="1F3864"/>
+          </w:tcPr>
+          <w:p>
+            <w:pPr>
+              <w:spacing w:after="20"/>
+              <w:jc w:val="center"/>
+            </w:pPr>
+            <w:r>
+              <w:rPr>
+                <w:rFonts w:ascii="Calibri" w:hAnsi="Calibri"/>
+                <w:b/>
+                <w:color w:val="FFFFFF"/>
+                <w:sz w:val="18"/>
+              </w:rPr>
+              <w:t>reverse</w:t>
+            </w:r>
+          </w:p>
+        </w:tc>
+        <w:tc>
+          <w:tcPr>
+            <w:tcW w:type="dxa" w:w="2412"/>
+            <w:shd w:val="clear" w:color="auto" w:fill="1F3864"/>
+          </w:tcPr>
+          <w:p>
+            <w:pPr>
+              <w:spacing w:after="20"/>
+              <w:jc w:val="center"/>
+            </w:pPr>
+            <w:r>
+              <w:rPr>
+                <w:rFonts w:ascii="Calibri" w:hAnsi="Calibri"/>
+                <w:b/>
+                <w:color w:val="FFFFFF"/>
+                <w:sz w:val="18"/>
+              </w:rPr>
+              <w:t>per-item forward</w:t>
+            </w:r>
+          </w:p>
+        </w:tc>
+      </w:tr>
+      <w:tr>
+        <w:trPr>
+          <w:cantSplit/>
+        </w:trPr>
+        <w:tc>
+          <w:tcPr>
+            <w:tcW w:type="dxa" w:w="2412"/>
+          </w:tcPr>
+          <w:p>
+            <w:pPr>
+              <w:spacing w:after="20"/>
+            </w:pPr>
+            <w:r>
+              <w:rPr>
+                <w:rFonts w:ascii="Calibri" w:hAnsi="Calibri"/>
+                <w:sz w:val="18"/>
+              </w:rPr>
+              <w:t>logits (ours)</w:t>
+            </w:r>
+          </w:p>
+        </w:tc>
+        <w:tc>
+          <w:tcPr>
+            <w:tcW w:type="dxa" w:w="2412"/>
+          </w:tcPr>
+          <w:p>
+            <w:pPr>
+              <w:spacing w:after="20"/>
+              <w:jc w:val="center"/>
+            </w:pPr>
+            <w:r>
+              <w:rPr>
+                <w:rFonts w:ascii="Calibri" w:hAnsi="Calibri"/>
+                <w:sz w:val="18"/>
+              </w:rPr>
+              <w:t>0.30</w:t>
+            </w:r>
+          </w:p>
+        </w:tc>
+        <w:tc>
+          <w:tcPr>
+            <w:tcW w:type="dxa" w:w="2412"/>
+          </w:tcPr>
+          <w:p>
+            <w:pPr>
+              <w:spacing w:after="20"/>
+              <w:jc w:val="center"/>
+            </w:pPr>
+            <w:r>
+              <w:rPr>
+                <w:rFonts w:ascii="Calibri" w:hAnsi="Calibri"/>
+                <w:sz w:val="18"/>
+              </w:rPr>
+              <w:t>1.17</w:t>
+            </w:r>
+          </w:p>
+        </w:tc>
+        <w:tc>
+          <w:tcPr>
+            <w:tcW w:type="dxa" w:w="2412"/>
+          </w:tcPr>
+          <w:p>
+            <w:pPr>
+              <w:spacing w:after="20"/>
+              <w:jc w:val="center"/>
+            </w:pPr>
+            <w:r>
+              <w:rPr>
+                <w:rFonts w:ascii="Consolas" w:hAnsi="Consolas"/>
+                <w:sz w:val="18"/>
+              </w:rPr>
+              <w:t>[0.00, 0.00, 1.48, 0.00, 0.00]</w:t>
+            </w:r>
+            <w:r>
+              <w:rPr>
+                <w:rFonts w:ascii="Calibri" w:hAnsi="Calibri"/>
+                <w:sz w:val="18"/>
+              </w:rPr>
+              <w:t xml:space="preserve"> — </w:t>
+            </w:r>
+            <w:r>
+              <w:rPr>
+                <w:rFonts w:ascii="Calibri" w:hAnsi="Calibri"/>
+                <w:b/>
+                <w:sz w:val="18"/>
+              </w:rPr>
+              <w:t>4/5 pinned</w:t>
+            </w:r>
+          </w:p>
+        </w:tc>
+      </w:tr>
+      <w:tr>
+        <w:trPr>
+          <w:cantSplit/>
+        </w:trPr>
+        <w:tc>
+          <w:tcPr>
+            <w:tcW w:type="dxa" w:w="2412"/>
+            <w:shd w:val="clear" w:color="auto" w:fill="EEF2F8"/>
+          </w:tcPr>
+          <w:p>
+            <w:pPr>
+              <w:spacing w:after="20"/>
+            </w:pPr>
+            <w:r>
+              <w:rPr>
+                <w:rFonts w:ascii="Calibri" w:hAnsi="Calibri"/>
+                <w:sz w:val="18"/>
+              </w:rPr>
+              <w:t>CoT (paper's)</w:t>
+            </w:r>
+          </w:p>
+        </w:tc>
+        <w:tc>
+          <w:tcPr>
+            <w:tcW w:type="dxa" w:w="2412"/>
+            <w:shd w:val="clear" w:color="auto" w:fill="EEF2F8"/>
+          </w:tcPr>
+          <w:p>
+            <w:pPr>
+              <w:spacing w:after="20"/>
+              <w:jc w:val="center"/>
+            </w:pPr>
+            <w:r>
+              <w:rPr>
+                <w:rFonts w:ascii="Calibri" w:hAnsi="Calibri"/>
+                <w:sz w:val="18"/>
+              </w:rPr>
+              <w:t>2.20</w:t>
+            </w:r>
+          </w:p>
+        </w:tc>
+        <w:tc>
+          <w:tcPr>
+            <w:tcW w:type="dxa" w:w="2412"/>
+            <w:shd w:val="clear" w:color="auto" w:fill="EEF2F8"/>
+          </w:tcPr>
+          <w:p>
+            <w:pPr>
+              <w:spacing w:after="20"/>
+              <w:jc w:val="center"/>
+            </w:pPr>
+            <w:r>
+              <w:rPr>
+                <w:rFonts w:ascii="Calibri" w:hAnsi="Calibri"/>
+                <w:sz w:val="18"/>
+              </w:rPr>
+              <w:t>4.40</w:t>
+            </w:r>
+          </w:p>
+        </w:tc>
+        <w:tc>
+          <w:tcPr>
+            <w:tcW w:type="dxa" w:w="2412"/>
+            <w:shd w:val="clear" w:color="auto" w:fill="EEF2F8"/>
+          </w:tcPr>
+          <w:p>
+            <w:pPr>
+              <w:spacing w:after="20"/>
+              <w:jc w:val="center"/>
+            </w:pPr>
+            <w:r>
+              <w:rPr>
+                <w:rFonts w:ascii="Calibri" w:hAnsi="Calibri"/>
+                <w:sz w:val="18"/>
+              </w:rPr>
+              <w:t>mid-scale, room in both directions</w:t>
+            </w:r>
+          </w:p>
+        </w:tc>
+      </w:tr>
+    </w:tbl>
+    <w:p>
+      <w:pPr>
+        <w:spacing w:after="40"/>
+      </w:pPr>
+    </w:p>
+    <w:p>
+      <w:pPr>
+        <w:spacing w:after="100"/>
+      </w:pPr>
+      <w:r>
+        <w:rPr>
+          <w:rFonts w:ascii="Calibri" w:hAnsi="Calibri"/>
+          <w:sz w:val="19"/>
+        </w:rPr>
+        <w:t xml:space="preserve">So our Llama measurement was effectively a floor-to-ceiling sweep. </w:t>
+      </w:r>
+      <w:r>
+        <w:rPr>
+          <w:rFonts w:ascii="Consolas" w:hAnsi="Consolas"/>
+          <w:sz w:val="19"/>
+        </w:rPr>
+        <w:t>acquiescence_test.py</w:t>
+      </w:r>
+      <w:r>
+        <w:rPr>
+          <w:rFonts w:ascii="Calibri" w:hAnsi="Calibri"/>
+          <w:sz w:val="19"/>
+        </w:rPr>
+        <w:t xml:space="preserve"> now checks each item, not the mean (it flags the 4/5 case the old version passed).</w:t>
+      </w:r>
+    </w:p>
+    <w:p>
+      <w:pPr>
+        <w:spacing w:after="100"/>
+      </w:pPr>
+      <w:r>
+        <w:rPr>
+          <w:rFonts w:ascii="Calibri" w:hAnsi="Calibri"/>
+          <w:b/>
+          <w:sz w:val="19"/>
+        </w:rPr>
+        <w:t>Second, the readout hypothesis is refuted.</w:t>
+      </w:r>
+      <w:r>
+        <w:rPr>
+          <w:rFonts w:ascii="Calibri" w:hAnsi="Calibri"/>
+          <w:sz w:val="19"/>
+        </w:rPr>
+        <w:t xml:space="preserve"> Under CoT:</w:t>
+      </w:r>
+    </w:p>
+    <w:tbl>
+      <w:tblPr>
+        <w:tblW w:type="auto" w:w="0"/>
+        <w:jc w:val="left"/>
+        <w:tblLayout w:type="fixed"/>
+        <w:tblLook w:firstColumn="1" w:firstRow="1" w:lastColumn="0" w:lastRow="0" w:noHBand="0" w:noVBand="1" w:val="04A0"/>
+      </w:tblPr>
+      <w:tblGrid>
+        <w:gridCol w:w="1930"/>
+        <w:gridCol w:w="1930"/>
+        <w:gridCol w:w="1930"/>
+        <w:gridCol w:w="1930"/>
+        <w:gridCol w:w="1930"/>
+      </w:tblGrid>
+      <w:tr>
+        <w:trPr>
+          <w:tblHeader/>
+          <w:cantSplit/>
+        </w:trPr>
+        <w:tc>
+          <w:tcPr>
+            <w:tcW w:type="dxa" w:w="1930"/>
+            <w:shd w:val="clear" w:color="auto" w:fill="1F3864"/>
+          </w:tcPr>
+          <w:p>
+            <w:pPr>
+              <w:spacing w:after="20"/>
+            </w:pPr>
+            <w:r>
+              <w:rPr>
+                <w:rFonts w:ascii="Calibri" w:hAnsi="Calibri"/>
+                <w:b/>
+                <w:color w:val="FFFFFF"/>
+                <w:sz w:val="18"/>
+              </w:rPr>
+              <w:t>condition</w:t>
+            </w:r>
+          </w:p>
+        </w:tc>
+        <w:tc>
+          <w:tcPr>
+            <w:tcW w:type="dxa" w:w="1930"/>
+            <w:shd w:val="clear" w:color="auto" w:fill="1F3864"/>
+          </w:tcPr>
+          <w:p>
+            <w:pPr>
+              <w:spacing w:after="20"/>
+              <w:jc w:val="center"/>
+            </w:pPr>
+            <w:r>
+              <w:rPr>
+                <w:rFonts w:ascii="Calibri" w:hAnsi="Calibri"/>
+                <w:b/>
+                <w:color w:val="FFFFFF"/>
+                <w:sz w:val="18"/>
+              </w:rPr>
+              <w:t>forward</w:t>
+            </w:r>
+          </w:p>
+        </w:tc>
+        <w:tc>
+          <w:tcPr>
+            <w:tcW w:type="dxa" w:w="1930"/>
+            <w:shd w:val="clear" w:color="auto" w:fill="1F3864"/>
+          </w:tcPr>
+          <w:p>
+            <w:pPr>
+              <w:spacing w:after="20"/>
+              <w:jc w:val="center"/>
+            </w:pPr>
+            <w:r>
+              <w:rPr>
+                <w:rFonts w:ascii="Calibri" w:hAnsi="Calibri"/>
+                <w:b/>
+                <w:color w:val="FFFFFF"/>
+                <w:sz w:val="18"/>
+              </w:rPr>
+              <w:t>reverse</w:t>
+            </w:r>
+          </w:p>
+        </w:tc>
+        <w:tc>
+          <w:tcPr>
+            <w:tcW w:type="dxa" w:w="1930"/>
+            <w:shd w:val="clear" w:color="auto" w:fill="1F3864"/>
+          </w:tcPr>
+          <w:p>
+            <w:pPr>
+              <w:spacing w:after="20"/>
+              <w:jc w:val="center"/>
+            </w:pPr>
+            <w:r>
+              <w:rPr>
+                <w:rFonts w:ascii="Calibri" w:hAnsi="Calibri"/>
+                <w:b/>
+                <w:color w:val="FFFFFF"/>
+                <w:sz w:val="18"/>
+              </w:rPr>
+              <w:t>balanced</w:t>
+            </w:r>
+          </w:p>
+        </w:tc>
+        <w:tc>
+          <w:tcPr>
+            <w:tcW w:type="dxa" w:w="1930"/>
+            <w:shd w:val="clear" w:color="auto" w:fill="1F3864"/>
+          </w:tcPr>
+          <w:p>
+            <w:pPr>
+              <w:spacing w:after="20"/>
+              <w:jc w:val="center"/>
+            </w:pPr>
+            <w:r>
+              <w:rPr>
+                <w:rFonts w:ascii="Calibri" w:hAnsi="Calibri"/>
+                <w:b/>
+                <w:color w:val="FFFFFF"/>
+                <w:sz w:val="18"/>
+              </w:rPr>
+              <w:t>inflation</w:t>
+            </w:r>
+          </w:p>
+        </w:tc>
+      </w:tr>
+      <w:tr>
+        <w:trPr>
+          <w:cantSplit/>
+        </w:trPr>
+        <w:tc>
+          <w:tcPr>
+            <w:tcW w:type="dxa" w:w="1930"/>
+          </w:tcPr>
+          <w:p>
+            <w:pPr>
+              <w:spacing w:after="20"/>
+            </w:pPr>
+            <w:r>
+              <w:rPr>
+                <w:rFonts w:ascii="Calibri" w:hAnsi="Calibri"/>
+                <w:sz w:val="18"/>
+              </w:rPr>
+              <w:t>baseline</w:t>
+            </w:r>
+          </w:p>
+        </w:tc>
+        <w:tc>
+          <w:tcPr>
+            <w:tcW w:type="dxa" w:w="1930"/>
+          </w:tcPr>
+          <w:p>
+            <w:pPr>
+              <w:spacing w:after="20"/>
+              <w:jc w:val="center"/>
+            </w:pPr>
+            <w:r>
+              <w:rPr>
+                <w:rFonts w:ascii="Calibri" w:hAnsi="Calibri"/>
+                <w:sz w:val="18"/>
+              </w:rPr>
+              <w:t>2.20</w:t>
+            </w:r>
+          </w:p>
+        </w:tc>
+        <w:tc>
+          <w:tcPr>
+            <w:tcW w:type="dxa" w:w="1930"/>
+          </w:tcPr>
+          <w:p>
+            <w:pPr>
+              <w:spacing w:after="20"/>
+              <w:jc w:val="center"/>
+            </w:pPr>
+            <w:r>
+              <w:rPr>
+                <w:rFonts w:ascii="Calibri" w:hAnsi="Calibri"/>
+                <w:sz w:val="18"/>
+              </w:rPr>
+              <w:t>4.40</w:t>
+            </w:r>
+          </w:p>
+        </w:tc>
+        <w:tc>
+          <w:tcPr>
+            <w:tcW w:type="dxa" w:w="1930"/>
+          </w:tcPr>
+          <w:p>
+            <w:pPr>
+              <w:spacing w:after="20"/>
+              <w:jc w:val="center"/>
+            </w:pPr>
+            <w:r>
+              <w:rPr>
+                <w:rFonts w:ascii="Calibri" w:hAnsi="Calibri"/>
+                <w:sz w:val="18"/>
+              </w:rPr>
+              <w:t>3.90</w:t>
+            </w:r>
+          </w:p>
+        </w:tc>
+        <w:tc>
+          <w:tcPr>
+            <w:tcW w:type="dxa" w:w="1930"/>
+          </w:tcPr>
+          <w:p>
+            <w:pPr>
+              <w:spacing w:after="20"/>
+              <w:jc w:val="center"/>
+            </w:pPr>
+            <w:r>
+              <w:rPr>
+                <w:rFonts w:ascii="Calibri" w:hAnsi="Calibri"/>
+                <w:sz w:val="18"/>
+              </w:rPr>
+              <w:t>3.30</w:t>
+            </w:r>
+          </w:p>
+        </w:tc>
+      </w:tr>
+      <w:tr>
+        <w:trPr>
+          <w:cantSplit/>
+        </w:trPr>
+        <w:tc>
+          <w:tcPr>
+            <w:tcW w:type="dxa" w:w="1930"/>
+            <w:shd w:val="clear" w:color="auto" w:fill="EEF2F8"/>
+          </w:tcPr>
+          <w:p>
+            <w:pPr>
+              <w:spacing w:after="20"/>
+            </w:pPr>
+            <w:r>
+              <w:rPr>
+                <w:rFonts w:ascii="Calibri" w:hAnsi="Calibri"/>
+                <w:sz w:val="18"/>
+              </w:rPr>
+              <w:t>consciousness</w:t>
+            </w:r>
+          </w:p>
+        </w:tc>
+        <w:tc>
+          <w:tcPr>
+            <w:tcW w:type="dxa" w:w="1930"/>
+            <w:shd w:val="clear" w:color="auto" w:fill="EEF2F8"/>
+          </w:tcPr>
+          <w:p>
+            <w:pPr>
+              <w:spacing w:after="20"/>
+              <w:jc w:val="center"/>
+            </w:pPr>
+            <w:r>
+              <w:rPr>
+                <w:rFonts w:ascii="Calibri" w:hAnsi="Calibri"/>
+                <w:sz w:val="18"/>
+              </w:rPr>
+              <w:t>5.60</w:t>
+            </w:r>
+          </w:p>
+        </w:tc>
+        <w:tc>
+          <w:tcPr>
+            <w:tcW w:type="dxa" w:w="1930"/>
+            <w:shd w:val="clear" w:color="auto" w:fill="EEF2F8"/>
+          </w:tcPr>
+          <w:p>
+            <w:pPr>
+              <w:spacing w:after="20"/>
+              <w:jc w:val="center"/>
+            </w:pPr>
+            <w:r>
+              <w:rPr>
+                <w:rFonts w:ascii="Calibri" w:hAnsi="Calibri"/>
+                <w:sz w:val="18"/>
+              </w:rPr>
+              <w:t>6.50</w:t>
+            </w:r>
+          </w:p>
+        </w:tc>
+        <w:tc>
+          <w:tcPr>
+            <w:tcW w:type="dxa" w:w="1930"/>
+            <w:shd w:val="clear" w:color="auto" w:fill="EEF2F8"/>
+          </w:tcPr>
+          <w:p>
+            <w:pPr>
+              <w:spacing w:after="20"/>
+              <w:jc w:val="center"/>
+            </w:pPr>
+            <w:r>
+              <w:rPr>
+                <w:rFonts w:ascii="Calibri" w:hAnsi="Calibri"/>
+                <w:sz w:val="18"/>
+              </w:rPr>
+              <w:t>4.55</w:t>
+            </w:r>
+          </w:p>
+        </w:tc>
+        <w:tc>
+          <w:tcPr>
+            <w:tcW w:type="dxa" w:w="1930"/>
+            <w:shd w:val="clear" w:color="auto" w:fill="EEF2F8"/>
+          </w:tcPr>
+          <w:p>
+            <w:pPr>
+              <w:spacing w:after="20"/>
+              <w:jc w:val="center"/>
+            </w:pPr>
+            <w:r>
+              <w:rPr>
+                <w:rFonts w:ascii="Calibri" w:hAnsi="Calibri"/>
+                <w:sz w:val="18"/>
+              </w:rPr>
+              <w:t>6.05</w:t>
+            </w:r>
+          </w:p>
+        </w:tc>
+      </w:tr>
+      <w:tr>
+        <w:trPr>
+          <w:cantSplit/>
+        </w:trPr>
+        <w:tc>
+          <w:tcPr>
+            <w:tcW w:type="dxa" w:w="1930"/>
+          </w:tcPr>
+          <w:p>
+            <w:pPr>
+              <w:spacing w:after="20"/>
+            </w:pPr>
+            <w:r>
+              <w:rPr>
+                <w:rFonts w:ascii="Calibri" w:hAnsi="Calibri"/>
+                <w:sz w:val="18"/>
+              </w:rPr>
+              <w:t>placebo</w:t>
+            </w:r>
+          </w:p>
+        </w:tc>
+        <w:tc>
+          <w:tcPr>
+            <w:tcW w:type="dxa" w:w="1930"/>
+          </w:tcPr>
+          <w:p>
+            <w:pPr>
+              <w:spacing w:after="20"/>
+              <w:jc w:val="center"/>
+            </w:pPr>
+            <w:r>
+              <w:rPr>
+                <w:rFonts w:ascii="Calibri" w:hAnsi="Calibri"/>
+                <w:sz w:val="18"/>
+              </w:rPr>
+              <w:t>5.00</w:t>
+            </w:r>
+          </w:p>
+        </w:tc>
+        <w:tc>
+          <w:tcPr>
+            <w:tcW w:type="dxa" w:w="1930"/>
+          </w:tcPr>
+          <w:p>
+            <w:pPr>
+              <w:spacing w:after="20"/>
+              <w:jc w:val="center"/>
+            </w:pPr>
+            <w:r>
+              <w:rPr>
+                <w:rFonts w:ascii="Calibri" w:hAnsi="Calibri"/>
+                <w:sz w:val="18"/>
+              </w:rPr>
+              <w:t>7.35</w:t>
+            </w:r>
+          </w:p>
+        </w:tc>
+        <w:tc>
+          <w:tcPr>
+            <w:tcW w:type="dxa" w:w="1930"/>
+          </w:tcPr>
+          <w:p>
+            <w:pPr>
+              <w:spacing w:after="20"/>
+              <w:jc w:val="center"/>
+            </w:pPr>
+            <w:r>
+              <w:rPr>
+                <w:rFonts w:ascii="Calibri" w:hAnsi="Calibri"/>
+                <w:sz w:val="18"/>
+              </w:rPr>
+              <w:t>3.83</w:t>
+            </w:r>
+          </w:p>
+        </w:tc>
+        <w:tc>
+          <w:tcPr>
+            <w:tcW w:type="dxa" w:w="1930"/>
+          </w:tcPr>
+          <w:p>
+            <w:pPr>
+              <w:spacing w:after="20"/>
+              <w:jc w:val="center"/>
+            </w:pPr>
+            <w:r>
+              <w:rPr>
+                <w:rFonts w:ascii="Calibri" w:hAnsi="Calibri"/>
+                <w:sz w:val="18"/>
+              </w:rPr>
+              <w:t>6.17</w:t>
+            </w:r>
+          </w:p>
+        </w:tc>
+      </w:tr>
+    </w:tbl>
+    <w:p>
+      <w:pPr>
+        <w:spacing w:after="40"/>
+      </w:pPr>
+    </w:p>
+    <w:tbl>
+      <w:tblPr>
+        <w:tblW w:type="auto" w:w="0"/>
+        <w:jc w:val="left"/>
+        <w:tblLayout w:type="fixed"/>
+        <w:tblLook w:firstColumn="1" w:firstRow="1" w:lastColumn="0" w:lastRow="0" w:noHBand="0" w:noVBand="1" w:val="04A0"/>
+      </w:tblPr>
+      <w:tblGrid>
+        <w:gridCol w:w="3216"/>
+        <w:gridCol w:w="3216"/>
+        <w:gridCol w:w="3216"/>
+      </w:tblGrid>
+      <w:tr>
+        <w:trPr>
+          <w:tblHeader/>
+          <w:cantSplit/>
+        </w:trPr>
+        <w:tc>
+          <w:tcPr>
+            <w:tcW w:type="dxa" w:w="2952"/>
+            <w:shd w:val="clear" w:color="auto" w:fill="1F3864"/>
+          </w:tcPr>
+          <w:p>
+            <w:pPr>
+              <w:spacing w:after="20"/>
+            </w:pPr>
+            <w:r>
+              <w:rPr>
+                <w:rFonts w:ascii="Calibri" w:hAnsi="Calibri"/>
+                <w:b/>
+                <w:color w:val="FFFFFF"/>
+                <w:sz w:val="18"/>
+              </w:rPr>
+              <w:t>contrast</w:t>
+            </w:r>
+          </w:p>
+        </w:tc>
+        <w:tc>
+          <w:tcPr>
+            <w:tcW w:type="dxa" w:w="3348"/>
+            <w:shd w:val="clear" w:color="auto" w:fill="1F3864"/>
+          </w:tcPr>
+          <w:p>
+            <w:pPr>
+              <w:spacing w:after="20"/>
+            </w:pPr>
+            <w:r>
+              <w:rPr>
+                <w:rFonts w:ascii="Calibri" w:hAnsi="Calibri"/>
+                <w:b/>
+                <w:color w:val="FFFFFF"/>
+                <w:sz w:val="18"/>
+              </w:rPr>
+              <w:t>estimate</w:t>
+            </w:r>
+          </w:p>
+        </w:tc>
+        <w:tc>
+          <w:tcPr>
+            <w:tcW w:type="dxa" w:w="3348"/>
+            <w:shd w:val="clear" w:color="auto" w:fill="1F3864"/>
+          </w:tcPr>
+          <w:p>
+            <w:pPr>
+              <w:spacing w:after="20"/>
+            </w:pPr>
+            <w:r>
+              <w:rPr>
+                <w:rFonts w:ascii="Calibri" w:hAnsi="Calibri"/>
+                <w:b/>
+                <w:color w:val="FFFFFF"/>
+                <w:sz w:val="18"/>
+              </w:rPr>
+              <w:t>95% CI (t, n=5 items)</w:t>
+            </w:r>
+          </w:p>
+        </w:tc>
+      </w:tr>
+      <w:tr>
+        <w:trPr>
+          <w:cantSplit/>
+        </w:trPr>
+        <w:tc>
+          <w:tcPr>
+            <w:tcW w:type="dxa" w:w="2952"/>
+          </w:tcPr>
+          <w:p>
+            <w:pPr>
+              <w:spacing w:after="20"/>
+            </w:pPr>
+            <w:r>
+              <w:rPr>
+                <w:rFonts w:ascii="Calibri" w:hAnsi="Calibri"/>
+                <w:sz w:val="18"/>
+              </w:rPr>
+              <w:t>yes-bias, consciousness</w:t>
+            </w:r>
+          </w:p>
+        </w:tc>
+        <w:tc>
+          <w:tcPr>
+            <w:tcW w:type="dxa" w:w="3348"/>
+          </w:tcPr>
+          <w:p>
+            <w:pPr>
+              <w:spacing w:after="20"/>
+            </w:pPr>
+            <w:r>
+              <w:rPr>
+                <w:rFonts w:ascii="Calibri" w:hAnsi="Calibri"/>
+                <w:sz w:val="18"/>
+              </w:rPr>
+              <w:t>+2.75</w:t>
+            </w:r>
+          </w:p>
+        </w:tc>
+        <w:tc>
+          <w:tcPr>
+            <w:tcW w:type="dxa" w:w="3348"/>
+          </w:tcPr>
+          <w:p>
+            <w:pPr>
+              <w:spacing w:after="20"/>
+            </w:pPr>
+            <w:r>
+              <w:rPr>
+                <w:rFonts w:ascii="Calibri" w:hAnsi="Calibri"/>
+                <w:sz w:val="18"/>
+              </w:rPr>
+              <w:t>[+1.50, +4.00]</w:t>
+            </w:r>
+          </w:p>
+        </w:tc>
+      </w:tr>
+      <w:tr>
+        <w:trPr>
+          <w:cantSplit/>
+        </w:trPr>
+        <w:tc>
+          <w:tcPr>
+            <w:tcW w:type="dxa" w:w="2952"/>
+            <w:shd w:val="clear" w:color="auto" w:fill="EEF2F8"/>
+          </w:tcPr>
+          <w:p>
+            <w:pPr>
+              <w:spacing w:after="20"/>
+            </w:pPr>
+            <w:r>
+              <w:rPr>
+                <w:rFonts w:ascii="Calibri" w:hAnsi="Calibri"/>
+                <w:sz w:val="18"/>
+              </w:rPr>
+              <w:t>yes-bias, placebo</w:t>
+            </w:r>
+          </w:p>
+        </w:tc>
+        <w:tc>
+          <w:tcPr>
+            <w:tcW w:type="dxa" w:w="3348"/>
+            <w:shd w:val="clear" w:color="auto" w:fill="EEF2F8"/>
+          </w:tcPr>
+          <w:p>
+            <w:pPr>
+              <w:spacing w:after="20"/>
+            </w:pPr>
+            <w:r>
+              <w:rPr>
+                <w:rFonts w:ascii="Calibri" w:hAnsi="Calibri"/>
+                <w:sz w:val="18"/>
+              </w:rPr>
+              <w:t>+2.87</w:t>
+            </w:r>
+          </w:p>
+        </w:tc>
+        <w:tc>
+          <w:tcPr>
+            <w:tcW w:type="dxa" w:w="3348"/>
+            <w:shd w:val="clear" w:color="auto" w:fill="EEF2F8"/>
+          </w:tcPr>
+          <w:p>
+            <w:pPr>
+              <w:spacing w:after="20"/>
+            </w:pPr>
+            <w:r>
+              <w:rPr>
+                <w:rFonts w:ascii="Calibri" w:hAnsi="Calibri"/>
+                <w:sz w:val="18"/>
+              </w:rPr>
+              <w:t>[+2.09, +3.65]</w:t>
+            </w:r>
+          </w:p>
+        </w:tc>
+      </w:tr>
+      <w:tr>
+        <w:trPr>
+          <w:cantSplit/>
+        </w:trPr>
+        <w:tc>
+          <w:tcPr>
+            <w:tcW w:type="dxa" w:w="2952"/>
+          </w:tcPr>
+          <w:p>
+            <w:pPr>
+              <w:spacing w:after="20"/>
+            </w:pPr>
+            <w:r>
+              <w:rPr>
+                <w:rFonts w:ascii="Calibri" w:hAnsi="Calibri"/>
+                <w:sz w:val="18"/>
+              </w:rPr>
+              <w:t>balanced, consciousness vs baseline</w:t>
+            </w:r>
+          </w:p>
+        </w:tc>
+        <w:tc>
+          <w:tcPr>
+            <w:tcW w:type="dxa" w:w="3348"/>
+          </w:tcPr>
+          <w:p>
+            <w:pPr>
+              <w:spacing w:after="20"/>
+            </w:pPr>
+            <w:r>
+              <w:rPr>
+                <w:rFonts w:ascii="Calibri" w:hAnsi="Calibri"/>
+                <w:sz w:val="18"/>
+              </w:rPr>
+              <w:t>+0.65</w:t>
+            </w:r>
+          </w:p>
+        </w:tc>
+        <w:tc>
+          <w:tcPr>
+            <w:tcW w:type="dxa" w:w="3348"/>
+          </w:tcPr>
+          <w:p>
+            <w:pPr>
+              <w:spacing w:after="20"/>
+            </w:pPr>
+            <w:r>
+              <w:rPr>
+                <w:rFonts w:ascii="Calibri" w:hAnsi="Calibri"/>
+                <w:sz w:val="18"/>
+              </w:rPr>
+              <w:t>[−0.74, +2.04]</w:t>
+            </w:r>
+          </w:p>
+        </w:tc>
+      </w:tr>
+      <w:tr>
+        <w:trPr>
+          <w:cantSplit/>
+        </w:trPr>
+        <w:tc>
+          <w:tcPr>
+            <w:tcW w:type="dxa" w:w="2952"/>
+            <w:shd w:val="clear" w:color="auto" w:fill="EEF2F8"/>
+          </w:tcPr>
+          <w:p>
+            <w:pPr>
+              <w:spacing w:after="20"/>
+            </w:pPr>
+            <w:r>
+              <w:rPr>
+                <w:rFonts w:ascii="Calibri" w:hAnsi="Calibri"/>
+                <w:b/>
+                <w:sz w:val="18"/>
+              </w:rPr>
+              <w:t>balanced, consciousness − placebo</w:t>
+            </w:r>
+            <w:r>
+              <w:rPr>
+                <w:rFonts w:ascii="Calibri" w:hAnsi="Calibri"/>
+                <w:sz w:val="18"/>
+              </w:rPr>
+              <w:t xml:space="preserve"> (paired)</w:t>
+            </w:r>
+          </w:p>
+        </w:tc>
+        <w:tc>
+          <w:tcPr>
+            <w:tcW w:type="dxa" w:w="3348"/>
+            <w:shd w:val="clear" w:color="auto" w:fill="EEF2F8"/>
+          </w:tcPr>
+          <w:p>
+            <w:pPr>
+              <w:spacing w:after="20"/>
+            </w:pPr>
+            <w:r>
+              <w:rPr>
+                <w:rFonts w:ascii="Calibri" w:hAnsi="Calibri"/>
+                <w:b/>
+                <w:sz w:val="18"/>
+              </w:rPr>
+              <w:t>+0.72</w:t>
+            </w:r>
+          </w:p>
+        </w:tc>
+        <w:tc>
+          <w:tcPr>
+            <w:tcW w:type="dxa" w:w="3348"/>
+            <w:shd w:val="clear" w:color="auto" w:fill="EEF2F8"/>
+          </w:tcPr>
+          <w:p>
+            <w:pPr>
+              <w:spacing w:after="20"/>
+            </w:pPr>
+            <w:r>
+              <w:rPr>
+                <w:rFonts w:ascii="Calibri" w:hAnsi="Calibri"/>
+                <w:b/>
+                <w:sz w:val="18"/>
+              </w:rPr>
+              <w:t>[+0.30, +1.14]</w:t>
+            </w:r>
+          </w:p>
+        </w:tc>
+      </w:tr>
+    </w:tbl>
+    <w:p>
+      <w:pPr>
+        <w:spacing w:after="40"/>
+      </w:pPr>
+    </w:p>
+    <w:p>
+      <w:pPr>
+        <w:spacing w:after="100"/>
+      </w:pPr>
+      <w:r>
+        <w:rPr>
+          <w:rFonts w:ascii="Calibri" w:hAnsi="Calibri"/>
+          <w:sz w:val="19"/>
+        </w:rPr>
+        <w:t xml:space="preserve">Both polarities rise for the consciousness arm (4 of 5 items individually; the exception, </w:t>
+      </w:r>
+      <w:r>
+        <w:rPr>
+          <w:rFonts w:ascii="Consolas" w:hAnsi="Consolas"/>
+          <w:sz w:val="19"/>
+        </w:rPr>
+        <w:t>soul</w:t>
+      </w:r>
+      <w:r>
+        <w:rPr>
+          <w:rFonts w:ascii="Calibri" w:hAnsi="Calibri"/>
+          <w:sz w:val="19"/>
+        </w:rPr>
+        <w:t>, baselined at 7.12 with little ceiling room). So the yes-bias survives the paper's own scoring — and the placebo produces the same one, confirming it is non-specific.</w:t>
+      </w:r>
+    </w:p>
+    <w:p>
+      <w:pPr>
+        <w:spacing w:after="100"/>
+      </w:pPr>
+      <w:r>
+        <w:rPr>
+          <w:rFonts w:ascii="Calibri" w:hAnsi="Calibri"/>
+          <w:b/>
+          <w:sz w:val="19"/>
+        </w:rPr>
+        <w:t>Third, and new: a small specific effect exists.</w:t>
+      </w:r>
+      <w:r>
+        <w:rPr>
+          <w:rFonts w:ascii="Calibri" w:hAnsi="Calibri"/>
+          <w:sz w:val="19"/>
+        </w:rPr>
+        <w:t xml:space="preserve"> The paired consciousness-minus-placebo contrast on the balanced measure is +0.72 with a CI excluding zero. The paired form is the right test and is far tighter (SE 0.15 vs 0.50) because item-level variation cancels. This is the first consciousness-specific effect in this replication. It is ~4× smaller than the non-specific yes-bias, and n=5 items — it should be replicated on the 21-item IDAQ before it carries weight.</w:t>
       </w:r>
     </w:p>
     <w:p>

--- a/RESULTS.docx
+++ b/RESULTS.docx
@@ -113,7 +113,7 @@
           <w:b/>
           <w:sz w:val="19"/>
         </w:rPr>
-        <w:t>Both interventions are dominated by a response bias — but a small genuine, consciousness-specific effect survives.</w:t>
+        <w:t>Both interventions change response style, not belief, and neither is specific to consciousness.</w:t>
       </w:r>
       <w:r>
         <w:rPr>
@@ -195,7 +195,7 @@
           <w:rFonts w:ascii="Calibri" w:hAnsi="Calibri"/>
           <w:sz w:val="19"/>
         </w:rPr>
-        <w:t>: a durability/latency/parameter-count placebo produces an indistinguishable one (+2.87 vs +2.75).</w:t>
+        <w:t>: a durability/latency/parameter-count placebo produces an indistinguishable one (+2.87 vs +2.75 on the 5-item battery; inflation 6.64 vs 6.58 on the 21-item IDAQ).</w:t>
       </w:r>
     </w:p>
     <w:p>
@@ -205,17 +205,24 @@
       <w:r>
         <w:rPr>
           <w:rFonts w:ascii="Calibri" w:hAnsi="Calibri"/>
+          <w:sz w:val="19"/>
+        </w:rPr>
+        <w:t xml:space="preserve">A small consciousness-specific effect did appear on the 5-item self-attribution battery (+0.72 vs placebo, CI [+0.30, +1.14]) but </w:t>
+      </w:r>
+      <w:r>
+        <w:rPr>
+          <w:rFonts w:ascii="Calibri" w:hAnsi="Calibri"/>
           <w:b/>
           <w:sz w:val="19"/>
         </w:rPr>
-        <w:t>But</w:t>
-      </w:r>
-      <w:r>
-        <w:rPr>
-          <w:rFonts w:ascii="Calibri" w:hAnsi="Calibri"/>
-          <w:sz w:val="19"/>
-        </w:rPr>
-        <w:t xml:space="preserve">, measured with a readout that does not floor the instrument, there is a small consciousness-specific rise in balanced attribution: </w:t>
+        <w:t>failed to replicate on the paper's 21-item IDAQ</w:t>
+      </w:r>
+      <w:r>
+        <w:rPr>
+          <w:rFonts w:ascii="Calibri" w:hAnsi="Calibri"/>
+          <w:sz w:val="19"/>
+        </w:rPr>
+        <w:t xml:space="preserve">: the same paired contrast there is </w:t>
       </w:r>
       <w:r>
         <w:rPr>
@@ -223,14 +230,14 @@
           <w:b/>
           <w:sz w:val="19"/>
         </w:rPr>
-        <w:t>+0.72 vs the placebo, 95% CI [+0.30, +1.14]</w:t>
-      </w:r>
-      <w:r>
-        <w:rPr>
-          <w:rFonts w:ascii="Calibri" w:hAnsi="Calibri"/>
-          <w:sz w:val="19"/>
-        </w:rPr>
-        <w:t xml:space="preserve"> (paired by item, n=5, t-based). ~4× smaller than the accompanying yes-bias, but real and specific. This is the only specific effect found anywhere in this replication, and it corrects our own earlier claim of "no belief change" — the logit readout we relied on was floored on 4 of 5 items and understated it to −0.16.</w:t>
+        <w:t>+0.230, CI [−0.109, +0.570]</w:t>
+      </w:r>
+      <w:r>
+        <w:rPr>
+          <w:rFonts w:ascii="Calibri" w:hAnsi="Calibri"/>
+          <w:sz w:val="19"/>
+        </w:rPr>
+        <w:t>. Two thirds smaller, interval spanning zero, at a comparable standard error (0.163 vs 0.150). The 21-item result governs — more items, the paper's own headline instrument — so the 5-item effect is withdrawn as a small-sample artifact.</w:t>
       </w:r>
     </w:p>
     <w:p>
@@ -3927,17 +3934,9 @@
             <w:r>
               <w:rPr>
                 <w:rFonts w:ascii="Calibri" w:hAnsi="Calibri"/>
-                <w:b/>
-                <w:sz w:val="18"/>
-              </w:rPr>
-              <w:t>balanced, consciousness − placebo</w:t>
-            </w:r>
-            <w:r>
-              <w:rPr>
-                <w:rFonts w:ascii="Calibri" w:hAnsi="Calibri"/>
-                <w:sz w:val="18"/>
-              </w:rPr>
-              <w:t xml:space="preserve"> (paired)</w:t>
+                <w:sz w:val="18"/>
+              </w:rPr>
+              <w:t>balanced, consciousness − placebo (paired, 5 items)</w:t>
             </w:r>
           </w:p>
         </w:tc>
@@ -3953,7 +3952,6 @@
             <w:r>
               <w:rPr>
                 <w:rFonts w:ascii="Calibri" w:hAnsi="Calibri"/>
-                <w:b/>
                 <w:sz w:val="18"/>
               </w:rPr>
               <w:t>+0.72</w:t>
@@ -3972,10 +3970,17 @@
             <w:r>
               <w:rPr>
                 <w:rFonts w:ascii="Calibri" w:hAnsi="Calibri"/>
+                <w:sz w:val="18"/>
+              </w:rPr>
+              <w:t xml:space="preserve">[+0.30, +1.14] — </w:t>
+            </w:r>
+            <w:r>
+              <w:rPr>
+                <w:rFonts w:ascii="Calibri" w:hAnsi="Calibri"/>
                 <w:b/>
                 <w:sz w:val="18"/>
               </w:rPr>
-              <w:t>[+0.30, +1.14]</w:t>
+              <w:t>withdrawn, see below</w:t>
             </w:r>
           </w:p>
         </w:tc>
@@ -4022,14 +4027,369 @@
           <w:b/>
           <w:sz w:val="19"/>
         </w:rPr>
-        <w:t>Third, and new: a small specific effect exists.</w:t>
-      </w:r>
-      <w:r>
-        <w:rPr>
-          <w:rFonts w:ascii="Calibri" w:hAnsi="Calibri"/>
-          <w:sz w:val="19"/>
-        </w:rPr>
-        <w:t xml:space="preserve"> The paired consciousness-minus-placebo contrast on the balanced measure is +0.72 with a CI excluding zero. The paired form is the right test and is far tighter (SE 0.15 vs 0.50) because item-level variation cancels. This is the first consciousness-specific effect in this replication. It is ~4× smaller than the non-specific yes-bias, and n=5 items — it should be replicated on the 21-item IDAQ before it carries weight.</w:t>
+        <w:t>Third, an apparent specific effect that did not survive replication.</w:t>
+      </w:r>
+      <w:r>
+        <w:rPr>
+          <w:rFonts w:ascii="Calibri" w:hAnsi="Calibri"/>
+          <w:sz w:val="19"/>
+        </w:rPr>
+        <w:t xml:space="preserve"> On these 5 items the paired consciousness-minus-placebo contrast was +0.72, CI [+0.30, +1.14], excluding zero. We flagged it as needing replication on the 21-item IDAQ before it could carry weight, and ran that:</w:t>
+      </w:r>
+    </w:p>
+    <w:tbl>
+      <w:tblPr>
+        <w:tblW w:type="auto" w:w="0"/>
+        <w:jc w:val="left"/>
+        <w:tblLayout w:type="fixed"/>
+        <w:tblLook w:firstColumn="1" w:firstRow="1" w:lastColumn="0" w:lastRow="0" w:noHBand="0" w:noVBand="1" w:val="04A0"/>
+      </w:tblPr>
+      <w:tblGrid>
+        <w:gridCol w:w="1930"/>
+        <w:gridCol w:w="1930"/>
+        <w:gridCol w:w="1930"/>
+        <w:gridCol w:w="1930"/>
+        <w:gridCol w:w="1930"/>
+      </w:tblGrid>
+      <w:tr>
+        <w:trPr>
+          <w:tblHeader/>
+          <w:cantSplit/>
+        </w:trPr>
+        <w:tc>
+          <w:tcPr>
+            <w:tcW w:type="dxa" w:w="2952"/>
+            <w:shd w:val="clear" w:color="auto" w:fill="1F3864"/>
+          </w:tcPr>
+          <w:p>
+            <w:pPr>
+              <w:spacing w:after="20"/>
+            </w:pPr>
+            <w:r>
+              <w:rPr>
+                <w:rFonts w:ascii="Calibri" w:hAnsi="Calibri"/>
+                <w:b/>
+                <w:color w:val="FFFFFF"/>
+                <w:sz w:val="18"/>
+              </w:rPr>
+              <w:t>instrument</w:t>
+            </w:r>
+          </w:p>
+        </w:tc>
+        <w:tc>
+          <w:tcPr>
+            <w:tcW w:type="dxa" w:w="1674"/>
+            <w:shd w:val="clear" w:color="auto" w:fill="1F3864"/>
+          </w:tcPr>
+          <w:p>
+            <w:pPr>
+              <w:spacing w:after="20"/>
+            </w:pPr>
+            <w:r>
+              <w:rPr>
+                <w:rFonts w:ascii="Calibri" w:hAnsi="Calibri"/>
+                <w:b/>
+                <w:color w:val="FFFFFF"/>
+                <w:sz w:val="18"/>
+              </w:rPr>
+              <w:t>items</w:t>
+            </w:r>
+          </w:p>
+        </w:tc>
+        <w:tc>
+          <w:tcPr>
+            <w:tcW w:type="dxa" w:w="1674"/>
+            <w:shd w:val="clear" w:color="auto" w:fill="1F3864"/>
+          </w:tcPr>
+          <w:p>
+            <w:pPr>
+              <w:spacing w:after="20"/>
+            </w:pPr>
+            <w:r>
+              <w:rPr>
+                <w:rFonts w:ascii="Calibri" w:hAnsi="Calibri"/>
+                <w:b/>
+                <w:color w:val="FFFFFF"/>
+                <w:sz w:val="18"/>
+              </w:rPr>
+              <w:t>cons − plac (balanced)</w:t>
+            </w:r>
+          </w:p>
+        </w:tc>
+        <w:tc>
+          <w:tcPr>
+            <w:tcW w:type="dxa" w:w="1674"/>
+            <w:shd w:val="clear" w:color="auto" w:fill="1F3864"/>
+          </w:tcPr>
+          <w:p>
+            <w:pPr>
+              <w:spacing w:after="20"/>
+            </w:pPr>
+            <w:r>
+              <w:rPr>
+                <w:rFonts w:ascii="Calibri" w:hAnsi="Calibri"/>
+                <w:b/>
+                <w:color w:val="FFFFFF"/>
+                <w:sz w:val="18"/>
+              </w:rPr>
+              <w:t>95% CI</w:t>
+            </w:r>
+          </w:p>
+        </w:tc>
+        <w:tc>
+          <w:tcPr>
+            <w:tcW w:type="dxa" w:w="1674"/>
+            <w:shd w:val="clear" w:color="auto" w:fill="1F3864"/>
+          </w:tcPr>
+          <w:p>
+            <w:pPr>
+              <w:spacing w:after="20"/>
+            </w:pPr>
+            <w:r>
+              <w:rPr>
+                <w:rFonts w:ascii="Calibri" w:hAnsi="Calibri"/>
+                <w:b/>
+                <w:color w:val="FFFFFF"/>
+                <w:sz w:val="18"/>
+              </w:rPr>
+              <w:t>inflation cons vs plac</w:t>
+            </w:r>
+          </w:p>
+        </w:tc>
+      </w:tr>
+      <w:tr>
+        <w:trPr>
+          <w:cantSplit/>
+        </w:trPr>
+        <w:tc>
+          <w:tcPr>
+            <w:tcW w:type="dxa" w:w="2952"/>
+          </w:tcPr>
+          <w:p>
+            <w:pPr>
+              <w:spacing w:after="20"/>
+            </w:pPr>
+            <w:r>
+              <w:rPr>
+                <w:rFonts w:ascii="Calibri" w:hAnsi="Calibri"/>
+                <w:sz w:val="18"/>
+              </w:rPr>
+              <w:t>self-attribution battery</w:t>
+            </w:r>
+          </w:p>
+        </w:tc>
+        <w:tc>
+          <w:tcPr>
+            <w:tcW w:type="dxa" w:w="1674"/>
+          </w:tcPr>
+          <w:p>
+            <w:pPr>
+              <w:spacing w:after="20"/>
+            </w:pPr>
+            <w:r>
+              <w:rPr>
+                <w:rFonts w:ascii="Calibri" w:hAnsi="Calibri"/>
+                <w:sz w:val="18"/>
+              </w:rPr>
+              <w:t>5</w:t>
+            </w:r>
+          </w:p>
+        </w:tc>
+        <w:tc>
+          <w:tcPr>
+            <w:tcW w:type="dxa" w:w="1674"/>
+          </w:tcPr>
+          <w:p>
+            <w:pPr>
+              <w:spacing w:after="20"/>
+            </w:pPr>
+            <w:r>
+              <w:rPr>
+                <w:rFonts w:ascii="Calibri" w:hAnsi="Calibri"/>
+                <w:sz w:val="18"/>
+              </w:rPr>
+              <w:t>+0.72</w:t>
+            </w:r>
+          </w:p>
+        </w:tc>
+        <w:tc>
+          <w:tcPr>
+            <w:tcW w:type="dxa" w:w="1674"/>
+          </w:tcPr>
+          <w:p>
+            <w:pPr>
+              <w:spacing w:after="20"/>
+            </w:pPr>
+            <w:r>
+              <w:rPr>
+                <w:rFonts w:ascii="Calibri" w:hAnsi="Calibri"/>
+                <w:sz w:val="18"/>
+              </w:rPr>
+              <w:t>[+0.30, +1.14]</w:t>
+            </w:r>
+          </w:p>
+        </w:tc>
+        <w:tc>
+          <w:tcPr>
+            <w:tcW w:type="dxa" w:w="1674"/>
+          </w:tcPr>
+          <w:p>
+            <w:pPr>
+              <w:spacing w:after="20"/>
+            </w:pPr>
+            <w:r>
+              <w:rPr>
+                <w:rFonts w:ascii="Calibri" w:hAnsi="Calibri"/>
+                <w:sz w:val="18"/>
+              </w:rPr>
+              <w:t>6.05 vs 6.17</w:t>
+            </w:r>
+          </w:p>
+        </w:tc>
+      </w:tr>
+      <w:tr>
+        <w:trPr>
+          <w:cantSplit/>
+        </w:trPr>
+        <w:tc>
+          <w:tcPr>
+            <w:tcW w:type="dxa" w:w="2952"/>
+            <w:shd w:val="clear" w:color="auto" w:fill="EEF2F8"/>
+          </w:tcPr>
+          <w:p>
+            <w:pPr>
+              <w:spacing w:after="20"/>
+            </w:pPr>
+            <w:r>
+              <w:rPr>
+                <w:rFonts w:ascii="Calibri" w:hAnsi="Calibri"/>
+                <w:b/>
+                <w:sz w:val="18"/>
+              </w:rPr>
+              <w:t>IDAQ (paper's headline)</w:t>
+            </w:r>
+          </w:p>
+        </w:tc>
+        <w:tc>
+          <w:tcPr>
+            <w:tcW w:type="dxa" w:w="1674"/>
+            <w:shd w:val="clear" w:color="auto" w:fill="EEF2F8"/>
+          </w:tcPr>
+          <w:p>
+            <w:pPr>
+              <w:spacing w:after="20"/>
+            </w:pPr>
+            <w:r>
+              <w:rPr>
+                <w:rFonts w:ascii="Calibri" w:hAnsi="Calibri"/>
+                <w:b/>
+                <w:sz w:val="18"/>
+              </w:rPr>
+              <w:t>21</w:t>
+            </w:r>
+          </w:p>
+        </w:tc>
+        <w:tc>
+          <w:tcPr>
+            <w:tcW w:type="dxa" w:w="1674"/>
+            <w:shd w:val="clear" w:color="auto" w:fill="EEF2F8"/>
+          </w:tcPr>
+          <w:p>
+            <w:pPr>
+              <w:spacing w:after="20"/>
+            </w:pPr>
+            <w:r>
+              <w:rPr>
+                <w:rFonts w:ascii="Calibri" w:hAnsi="Calibri"/>
+                <w:b/>
+                <w:sz w:val="18"/>
+              </w:rPr>
+              <w:t>+0.230</w:t>
+            </w:r>
+          </w:p>
+        </w:tc>
+        <w:tc>
+          <w:tcPr>
+            <w:tcW w:type="dxa" w:w="1674"/>
+            <w:shd w:val="clear" w:color="auto" w:fill="EEF2F8"/>
+          </w:tcPr>
+          <w:p>
+            <w:pPr>
+              <w:spacing w:after="20"/>
+            </w:pPr>
+            <w:r>
+              <w:rPr>
+                <w:rFonts w:ascii="Calibri" w:hAnsi="Calibri"/>
+                <w:b/>
+                <w:sz w:val="18"/>
+              </w:rPr>
+              <w:t>[−0.109, +0.570]</w:t>
+            </w:r>
+          </w:p>
+        </w:tc>
+        <w:tc>
+          <w:tcPr>
+            <w:tcW w:type="dxa" w:w="1674"/>
+            <w:shd w:val="clear" w:color="auto" w:fill="EEF2F8"/>
+          </w:tcPr>
+          <w:p>
+            <w:pPr>
+              <w:spacing w:after="20"/>
+            </w:pPr>
+            <w:r>
+              <w:rPr>
+                <w:rFonts w:ascii="Calibri" w:hAnsi="Calibri"/>
+                <w:b/>
+                <w:sz w:val="18"/>
+              </w:rPr>
+              <w:t>6.58 vs 6.64</w:t>
+            </w:r>
+          </w:p>
+        </w:tc>
+      </w:tr>
+    </w:tbl>
+    <w:p>
+      <w:pPr>
+        <w:spacing w:after="40"/>
+      </w:pPr>
+    </w:p>
+    <w:p>
+      <w:pPr>
+        <w:spacing w:after="100"/>
+      </w:pPr>
+      <w:r>
+        <w:rPr>
+          <w:rFonts w:ascii="Calibri" w:hAnsi="Calibri"/>
+          <w:sz w:val="19"/>
+        </w:rPr>
+        <w:t xml:space="preserve">The effect shrinks by two thirds and the interval covers zero, at a comparable standard error (0.163 vs 0.150) — so this is not a power failure, and the 21-item estimate is the better one: four times the items, on the instrument the paper actually headlines. </w:t>
+      </w:r>
+      <w:r>
+        <w:rPr>
+          <w:rFonts w:ascii="Calibri" w:hAnsi="Calibri"/>
+          <w:b/>
+          <w:sz w:val="19"/>
+        </w:rPr>
+        <w:t>The +0.72 is withdrawn as a small-sample artifact.</w:t>
+      </w:r>
+      <w:r>
+        <w:rPr>
+          <w:rFonts w:ascii="Calibri" w:hAnsi="Calibri"/>
+          <w:sz w:val="19"/>
+        </w:rPr>
+        <w:t xml:space="preserve"> With 5 items a single atypical item moves the paired mean by ~0.2, which is enough to manufacture an interval that excludes zero.</w:t>
+      </w:r>
+    </w:p>
+    <w:p>
+      <w:pPr>
+        <w:spacing w:after="100"/>
+      </w:pPr>
+      <w:r>
+        <w:rPr>
+          <w:rFonts w:ascii="Calibri" w:hAnsi="Calibri"/>
+          <w:sz w:val="19"/>
+        </w:rPr>
+        <w:t>Net: no consciousness-specific effect is established anywhere in this replication, and the yes-bias is non-specific on both instruments.</w:t>
       </w:r>
     </w:p>
     <w:p>

--- a/RESULTS.docx
+++ b/RESULTS.docx
@@ -250,29 +250,44 @@
           <w:b/>
           <w:sz w:val="19"/>
         </w:rPr>
-        <w:t>Experiment 4 (GSS) is withdrawn on our side</w:t>
-      </w:r>
-      <w:r>
-        <w:rPr>
-          <w:rFonts w:ascii="Calibri" w:hAnsi="Calibri"/>
-          <w:sz w:val="19"/>
-        </w:rPr>
-        <w:t xml:space="preserve"> pending a rebuild — a defect in </w:t>
-      </w:r>
-      <w:r>
-        <w:rPr>
-          <w:rFonts w:ascii="Calibri" w:hAnsi="Calibri"/>
-          <w:i/>
-          <w:sz w:val="19"/>
-        </w:rPr>
-        <w:t>our</w:t>
-      </w:r>
-      <w:r>
-        <w:rPr>
-          <w:rFonts w:ascii="Calibri" w:hAnsi="Calibri"/>
-          <w:sz w:val="19"/>
-        </w:rPr>
-        <w:t xml:space="preserve"> option ordering makes the ΔKL order-dependent (details in that section).</w:t>
+        <w:t>Experiment 4 (GSS): the direction reproduces after fixing a defect on our side.</w:t>
+      </w:r>
+      <w:r>
+        <w:rPr>
+          <w:rFonts w:ascii="Calibri" w:hAnsi="Calibri"/>
+          <w:sz w:val="19"/>
+        </w:rPr>
+        <w:t xml:space="preserve"> Our earlier "opposite sign" was an artifact of frequency-sorted response options; rebuilt in canonical scale order, steering gives +0.330 and ablation +0.045/+1.075/+2.457 across the three models, matching the paper's sign. Ablation is refusal-</w:t>
+      </w:r>
+      <w:r>
+        <w:rPr>
+          <w:rFonts w:ascii="Calibri" w:hAnsi="Calibri"/>
+          <w:b/>
+          <w:sz w:val="19"/>
+        </w:rPr>
+        <w:t>specific</w:t>
+      </w:r>
+      <w:r>
+        <w:rPr>
+          <w:rFonts w:ascii="Calibri" w:hAnsi="Calibri"/>
+          <w:sz w:val="19"/>
+        </w:rPr>
+        <w:t xml:space="preserve"> (random control flat); steering is </w:t>
+      </w:r>
+      <w:r>
+        <w:rPr>
+          <w:rFonts w:ascii="Calibri" w:hAnsi="Calibri"/>
+          <w:b/>
+          <w:sz w:val="19"/>
+        </w:rPr>
+        <w:t>not</w:t>
+      </w:r>
+      <w:r>
+        <w:rPr>
+          <w:rFonts w:ascii="Calibri" w:hAnsi="Calibri"/>
+          <w:sz w:val="19"/>
+        </w:rPr>
+        <w:t xml:space="preserve"> (a label-shuffled null reaches 48% of it). Magnitudes are not comparable to theirs pending a units clarification.</w:t>
       </w:r>
     </w:p>
     <w:tbl>
@@ -4403,7 +4418,7 @@
           <w:color w:val="1F3864"/>
           <w:sz w:val="22"/>
         </w:rPr>
-        <w:t>Theory of Mind survives steering — the one outcome that could not be a response bias</w:t>
+        <w:t>Experiment 4, corrected — the direction reproduces; only ablation is specific</w:t>
       </w:r>
     </w:p>
     <w:p>
@@ -4415,22 +4430,21 @@
           <w:rFonts w:ascii="Calibri" w:hAnsi="Calibri"/>
           <w:sz w:val="19"/>
         </w:rPr>
-        <w:t xml:space="preserve">Every other measure in this document is a self-report or an attitude rating, and all of them move with a response bias. HI-ToM is different in kind: </w:t>
-      </w:r>
-      <w:r>
-        <w:rPr>
-          <w:rFonts w:ascii="Calibri" w:hAnsi="Calibri"/>
-          <w:i/>
-          <w:sz w:val="19"/>
-        </w:rPr>
-        <w:t>"where is the lettuce really?"</w:t>
-      </w:r>
-      <w:r>
-        <w:rPr>
-          <w:rFonts w:ascii="Calibri" w:hAnsi="Calibri"/>
-          <w:sz w:val="19"/>
-        </w:rPr>
-        <w:t xml:space="preserve"> has a verifiable answer among 15 options. If steering only changes what the model says about itself, ToM should be untouched.</w:t>
+        <w:t>These supersede every ΔKL number earlier in the document. Same measurement, same model runs, the only change being scale-ordered response options (</w:t>
+      </w:r>
+      <w:r>
+        <w:rPr>
+          <w:rFonts w:ascii="Consolas" w:hAnsi="Consolas"/>
+          <w:sz w:val="19"/>
+        </w:rPr>
+        <w:t>gss_human_v2.json</w:t>
+      </w:r>
+      <w:r>
+        <w:rPr>
+          <w:rFonts w:ascii="Calibri" w:hAnsi="Calibri"/>
+          <w:sz w:val="19"/>
+        </w:rPr>
+        <w:t>).</w:t>
       </w:r>
     </w:p>
     <w:p>
@@ -4440,24 +4454,17 @@
       <w:r>
         <w:rPr>
           <w:rFonts w:ascii="Calibri" w:hAnsi="Calibri"/>
-          <w:sz w:val="19"/>
-        </w:rPr>
-        <w:t xml:space="preserve">It is. Llama-3-8B, 200 items, baseline </w:t>
-      </w:r>
-      <w:r>
-        <w:rPr>
-          <w:rFonts w:ascii="Calibri" w:hAnsi="Calibri"/>
           <w:b/>
           <w:sz w:val="19"/>
         </w:rPr>
-        <w:t>45.5%</w:t>
-      </w:r>
-      <w:r>
-        <w:rPr>
-          <w:rFonts w:ascii="Calibri" w:hAnsi="Calibri"/>
-          <w:sz w:val="19"/>
-        </w:rPr>
-        <w:t xml:space="preserve"> against ~6.7% chance:</w:t>
+        <w:t>Steering.</w:t>
+      </w:r>
+      <w:r>
+        <w:rPr>
+          <w:rFonts w:ascii="Calibri" w:hAnsi="Calibri"/>
+          <w:sz w:val="19"/>
+        </w:rPr>
+        <w:t xml:space="preserve"> The sign flips to agree with the paper, and scales with coefficient:</w:t>
       </w:r>
     </w:p>
     <w:tbl>
@@ -4516,6 +4523,1108 @@
                 <w:color w:val="FFFFFF"/>
                 <w:sz w:val="18"/>
               </w:rPr>
+              <w:t>c=1.0</w:t>
+            </w:r>
+          </w:p>
+        </w:tc>
+        <w:tc>
+          <w:tcPr>
+            <w:tcW w:type="dxa" w:w="1930"/>
+            <w:shd w:val="clear" w:color="auto" w:fill="1F3864"/>
+          </w:tcPr>
+          <w:p>
+            <w:pPr>
+              <w:spacing w:after="20"/>
+              <w:jc w:val="center"/>
+            </w:pPr>
+            <w:r>
+              <w:rPr>
+                <w:rFonts w:ascii="Calibri" w:hAnsi="Calibri"/>
+                <w:b/>
+                <w:color w:val="FFFFFF"/>
+                <w:sz w:val="18"/>
+              </w:rPr>
+              <w:t>c=2.5</w:t>
+            </w:r>
+          </w:p>
+        </w:tc>
+        <w:tc>
+          <w:tcPr>
+            <w:tcW w:type="dxa" w:w="1930"/>
+            <w:shd w:val="clear" w:color="auto" w:fill="1F3864"/>
+          </w:tcPr>
+          <w:p>
+            <w:pPr>
+              <w:spacing w:after="20"/>
+              <w:jc w:val="center"/>
+            </w:pPr>
+            <w:r>
+              <w:rPr>
+                <w:rFonts w:ascii="Calibri" w:hAnsi="Calibri"/>
+                <w:b/>
+                <w:color w:val="FFFFFF"/>
+                <w:sz w:val="18"/>
+              </w:rPr>
+              <w:t>c=4.0</w:t>
+            </w:r>
+          </w:p>
+        </w:tc>
+        <w:tc>
+          <w:tcPr>
+            <w:tcW w:type="dxa" w:w="1930"/>
+            <w:shd w:val="clear" w:color="auto" w:fill="1F3864"/>
+          </w:tcPr>
+          <w:p>
+            <w:pPr>
+              <w:spacing w:after="20"/>
+              <w:jc w:val="center"/>
+            </w:pPr>
+            <w:r>
+              <w:rPr>
+                <w:rFonts w:ascii="Calibri" w:hAnsi="Calibri"/>
+                <w:b/>
+                <w:color w:val="FFFFFF"/>
+                <w:sz w:val="18"/>
+              </w:rPr>
+              <w:t>old (buggy) at c=2.5</w:t>
+            </w:r>
+          </w:p>
+        </w:tc>
+      </w:tr>
+      <w:tr>
+        <w:trPr>
+          <w:cantSplit/>
+        </w:trPr>
+        <w:tc>
+          <w:tcPr>
+            <w:tcW w:type="dxa" w:w="1930"/>
+          </w:tcPr>
+          <w:p>
+            <w:pPr>
+              <w:spacing w:after="20"/>
+            </w:pPr>
+            <w:r>
+              <w:rPr>
+                <w:rFonts w:ascii="Calibri" w:hAnsi="Calibri"/>
+                <w:sz w:val="18"/>
+              </w:rPr>
+              <w:t>consciousness</w:t>
+            </w:r>
+          </w:p>
+        </w:tc>
+        <w:tc>
+          <w:tcPr>
+            <w:tcW w:type="dxa" w:w="1930"/>
+          </w:tcPr>
+          <w:p>
+            <w:pPr>
+              <w:spacing w:after="20"/>
+              <w:jc w:val="center"/>
+            </w:pPr>
+            <w:r>
+              <w:rPr>
+                <w:rFonts w:ascii="Calibri" w:hAnsi="Calibri"/>
+                <w:sz w:val="18"/>
+              </w:rPr>
+              <w:t>+0.117</w:t>
+            </w:r>
+          </w:p>
+        </w:tc>
+        <w:tc>
+          <w:tcPr>
+            <w:tcW w:type="dxa" w:w="1930"/>
+          </w:tcPr>
+          <w:p>
+            <w:pPr>
+              <w:spacing w:after="20"/>
+              <w:jc w:val="center"/>
+            </w:pPr>
+            <w:r>
+              <w:rPr>
+                <w:rFonts w:ascii="Calibri" w:hAnsi="Calibri"/>
+                <w:b/>
+                <w:sz w:val="18"/>
+              </w:rPr>
+              <w:t>+0.330</w:t>
+            </w:r>
+          </w:p>
+        </w:tc>
+        <w:tc>
+          <w:tcPr>
+            <w:tcW w:type="dxa" w:w="1930"/>
+          </w:tcPr>
+          <w:p>
+            <w:pPr>
+              <w:spacing w:after="20"/>
+              <w:jc w:val="center"/>
+            </w:pPr>
+            <w:r>
+              <w:rPr>
+                <w:rFonts w:ascii="Calibri" w:hAnsi="Calibri"/>
+                <w:b/>
+                <w:sz w:val="18"/>
+              </w:rPr>
+              <w:t>+0.598</w:t>
+            </w:r>
+          </w:p>
+        </w:tc>
+        <w:tc>
+          <w:tcPr>
+            <w:tcW w:type="dxa" w:w="1930"/>
+          </w:tcPr>
+          <w:p>
+            <w:pPr>
+              <w:spacing w:after="20"/>
+              <w:jc w:val="center"/>
+            </w:pPr>
+            <w:r>
+              <w:rPr>
+                <w:rFonts w:ascii="Calibri" w:hAnsi="Calibri"/>
+                <w:sz w:val="18"/>
+              </w:rPr>
+              <w:t>−0.141</w:t>
+            </w:r>
+          </w:p>
+        </w:tc>
+      </w:tr>
+      <w:tr>
+        <w:trPr>
+          <w:cantSplit/>
+        </w:trPr>
+        <w:tc>
+          <w:tcPr>
+            <w:tcW w:type="dxa" w:w="1930"/>
+            <w:shd w:val="clear" w:color="auto" w:fill="EEF2F8"/>
+          </w:tcPr>
+          <w:p>
+            <w:pPr>
+              <w:spacing w:after="20"/>
+            </w:pPr>
+            <w:r>
+              <w:rPr>
+                <w:rFonts w:ascii="Calibri" w:hAnsi="Calibri"/>
+                <w:sz w:val="18"/>
+              </w:rPr>
+              <w:t>placebo</w:t>
+            </w:r>
+          </w:p>
+        </w:tc>
+        <w:tc>
+          <w:tcPr>
+            <w:tcW w:type="dxa" w:w="1930"/>
+            <w:shd w:val="clear" w:color="auto" w:fill="EEF2F8"/>
+          </w:tcPr>
+          <w:p>
+            <w:pPr>
+              <w:spacing w:after="20"/>
+              <w:jc w:val="center"/>
+            </w:pPr>
+            <w:r>
+              <w:rPr>
+                <w:rFonts w:ascii="Calibri" w:hAnsi="Calibri"/>
+                <w:sz w:val="18"/>
+              </w:rPr>
+              <w:t>+0.187</w:t>
+            </w:r>
+          </w:p>
+        </w:tc>
+        <w:tc>
+          <w:tcPr>
+            <w:tcW w:type="dxa" w:w="1930"/>
+            <w:shd w:val="clear" w:color="auto" w:fill="EEF2F8"/>
+          </w:tcPr>
+          <w:p>
+            <w:pPr>
+              <w:spacing w:after="20"/>
+              <w:jc w:val="center"/>
+            </w:pPr>
+            <w:r>
+              <w:rPr>
+                <w:rFonts w:ascii="Calibri" w:hAnsi="Calibri"/>
+                <w:sz w:val="18"/>
+              </w:rPr>
+              <w:t>+0.231</w:t>
+            </w:r>
+          </w:p>
+        </w:tc>
+        <w:tc>
+          <w:tcPr>
+            <w:tcW w:type="dxa" w:w="1930"/>
+            <w:shd w:val="clear" w:color="auto" w:fill="EEF2F8"/>
+          </w:tcPr>
+          <w:p>
+            <w:pPr>
+              <w:spacing w:after="20"/>
+              <w:jc w:val="center"/>
+            </w:pPr>
+            <w:r>
+              <w:rPr>
+                <w:rFonts w:ascii="Calibri" w:hAnsi="Calibri"/>
+                <w:sz w:val="18"/>
+              </w:rPr>
+              <w:t>+0.326</w:t>
+            </w:r>
+          </w:p>
+        </w:tc>
+        <w:tc>
+          <w:tcPr>
+            <w:tcW w:type="dxa" w:w="1930"/>
+            <w:shd w:val="clear" w:color="auto" w:fill="EEF2F8"/>
+          </w:tcPr>
+          <w:p>
+            <w:pPr>
+              <w:spacing w:after="20"/>
+              <w:jc w:val="center"/>
+            </w:pPr>
+            <w:r>
+              <w:rPr>
+                <w:rFonts w:ascii="Calibri" w:hAnsi="Calibri"/>
+                <w:sz w:val="18"/>
+              </w:rPr>
+              <w:t>−0.177</w:t>
+            </w:r>
+          </w:p>
+        </w:tc>
+      </w:tr>
+      <w:tr>
+        <w:trPr>
+          <w:cantSplit/>
+        </w:trPr>
+        <w:tc>
+          <w:tcPr>
+            <w:tcW w:type="dxa" w:w="1930"/>
+          </w:tcPr>
+          <w:p>
+            <w:pPr>
+              <w:spacing w:after="20"/>
+            </w:pPr>
+            <w:r>
+              <w:rPr>
+                <w:rFonts w:ascii="Calibri" w:hAnsi="Calibri"/>
+                <w:sz w:val="18"/>
+              </w:rPr>
+              <w:t>permuted null</w:t>
+            </w:r>
+          </w:p>
+        </w:tc>
+        <w:tc>
+          <w:tcPr>
+            <w:tcW w:type="dxa" w:w="1930"/>
+          </w:tcPr>
+          <w:p>
+            <w:pPr>
+              <w:spacing w:after="20"/>
+              <w:jc w:val="center"/>
+            </w:pPr>
+            <w:r>
+              <w:rPr>
+                <w:rFonts w:ascii="Calibri" w:hAnsi="Calibri"/>
+                <w:sz w:val="18"/>
+              </w:rPr>
+              <w:t>+0.049</w:t>
+            </w:r>
+          </w:p>
+        </w:tc>
+        <w:tc>
+          <w:tcPr>
+            <w:tcW w:type="dxa" w:w="1930"/>
+          </w:tcPr>
+          <w:p>
+            <w:pPr>
+              <w:spacing w:after="20"/>
+              <w:jc w:val="center"/>
+            </w:pPr>
+            <w:r>
+              <w:rPr>
+                <w:rFonts w:ascii="Calibri" w:hAnsi="Calibri"/>
+                <w:sz w:val="18"/>
+              </w:rPr>
+              <w:t>+0.147</w:t>
+            </w:r>
+          </w:p>
+        </w:tc>
+        <w:tc>
+          <w:tcPr>
+            <w:tcW w:type="dxa" w:w="1930"/>
+          </w:tcPr>
+          <w:p>
+            <w:pPr>
+              <w:spacing w:after="20"/>
+              <w:jc w:val="center"/>
+            </w:pPr>
+            <w:r>
+              <w:rPr>
+                <w:rFonts w:ascii="Calibri" w:hAnsi="Calibri"/>
+                <w:b/>
+                <w:sz w:val="18"/>
+              </w:rPr>
+              <w:t>+0.288</w:t>
+            </w:r>
+          </w:p>
+        </w:tc>
+        <w:tc>
+          <w:tcPr>
+            <w:tcW w:type="dxa" w:w="1930"/>
+          </w:tcPr>
+          <w:p>
+            <w:pPr>
+              <w:spacing w:after="20"/>
+              <w:jc w:val="center"/>
+            </w:pPr>
+            <w:r>
+              <w:rPr>
+                <w:rFonts w:ascii="Calibri" w:hAnsi="Calibri"/>
+                <w:sz w:val="18"/>
+              </w:rPr>
+              <w:t>−0.063</w:t>
+            </w:r>
+          </w:p>
+        </w:tc>
+      </w:tr>
+    </w:tbl>
+    <w:p>
+      <w:pPr>
+        <w:spacing w:after="40"/>
+      </w:pPr>
+    </w:p>
+    <w:p>
+      <w:pPr>
+        <w:spacing w:after="100"/>
+      </w:pPr>
+      <w:r>
+        <w:rPr>
+          <w:rFonts w:ascii="Calibri" w:hAnsi="Calibri"/>
+          <w:sz w:val="19"/>
+        </w:rPr>
+        <w:t xml:space="preserve">So our headline "opposite sign on Experiment 4" was </w:t>
+      </w:r>
+      <w:r>
+        <w:rPr>
+          <w:rFonts w:ascii="Calibri" w:hAnsi="Calibri"/>
+          <w:b/>
+          <w:sz w:val="19"/>
+        </w:rPr>
+        <w:t>our own artifact</w:t>
+      </w:r>
+      <w:r>
+        <w:rPr>
+          <w:rFonts w:ascii="Calibri" w:hAnsi="Calibri"/>
+          <w:sz w:val="19"/>
+        </w:rPr>
+        <w:t xml:space="preserve">, now retracted. But the controls deny specificity: at c=4 a label-shuffled null reaches +0.288, i.e. </w:t>
+      </w:r>
+      <w:r>
+        <w:rPr>
+          <w:rFonts w:ascii="Calibri" w:hAnsi="Calibri"/>
+          <w:b/>
+          <w:sz w:val="19"/>
+        </w:rPr>
+        <w:t>48% of the consciousness arm</w:t>
+      </w:r>
+      <w:r>
+        <w:rPr>
+          <w:rFonts w:ascii="Calibri" w:hAnsi="Calibri"/>
+          <w:sz w:val="19"/>
+        </w:rPr>
+        <w:t>, and the placebo more than half. Per domain at c=2.5, Religion is +0.712 against their +0.83 — close — but the placebo gets +0.626 on the same domain.</w:t>
+      </w:r>
+    </w:p>
+    <w:p>
+      <w:pPr>
+        <w:spacing w:after="100"/>
+      </w:pPr>
+      <w:r>
+        <w:rPr>
+          <w:rFonts w:ascii="Calibri" w:hAnsi="Calibri"/>
+          <w:b/>
+          <w:sz w:val="19"/>
+        </w:rPr>
+        <w:t>Ablation.</w:t>
+      </w:r>
+      <w:r>
+        <w:rPr>
+          <w:rFonts w:ascii="Calibri" w:hAnsi="Calibri"/>
+          <w:sz w:val="19"/>
+        </w:rPr>
+        <w:t xml:space="preserve"> Right sign on all three models, and here the controls </w:t>
+      </w:r>
+      <w:r>
+        <w:rPr>
+          <w:rFonts w:ascii="Calibri" w:hAnsi="Calibri"/>
+          <w:i/>
+          <w:sz w:val="19"/>
+        </w:rPr>
+        <w:t>do</w:t>
+      </w:r>
+      <w:r>
+        <w:rPr>
+          <w:rFonts w:ascii="Calibri" w:hAnsi="Calibri"/>
+          <w:sz w:val="19"/>
+        </w:rPr>
+        <w:t xml:space="preserve"> support specificity:</w:t>
+      </w:r>
+    </w:p>
+    <w:tbl>
+      <w:tblPr>
+        <w:tblW w:type="auto" w:w="0"/>
+        <w:jc w:val="left"/>
+        <w:tblLayout w:type="fixed"/>
+        <w:tblLook w:firstColumn="1" w:firstRow="1" w:lastColumn="0" w:lastRow="0" w:noHBand="0" w:noVBand="1" w:val="04A0"/>
+      </w:tblPr>
+      <w:tblGrid>
+        <w:gridCol w:w="1930"/>
+        <w:gridCol w:w="1930"/>
+        <w:gridCol w:w="1930"/>
+        <w:gridCol w:w="1930"/>
+        <w:gridCol w:w="1930"/>
+      </w:tblGrid>
+      <w:tr>
+        <w:trPr>
+          <w:tblHeader/>
+          <w:cantSplit/>
+        </w:trPr>
+        <w:tc>
+          <w:tcPr>
+            <w:tcW w:type="dxa" w:w="1930"/>
+            <w:shd w:val="clear" w:color="auto" w:fill="1F3864"/>
+          </w:tcPr>
+          <w:p>
+            <w:pPr>
+              <w:spacing w:after="20"/>
+            </w:pPr>
+            <w:r>
+              <w:rPr>
+                <w:rFonts w:ascii="Calibri" w:hAnsi="Calibri"/>
+                <w:b/>
+                <w:color w:val="FFFFFF"/>
+                <w:sz w:val="18"/>
+              </w:rPr>
+              <w:t>model</w:t>
+            </w:r>
+          </w:p>
+        </w:tc>
+        <w:tc>
+          <w:tcPr>
+            <w:tcW w:type="dxa" w:w="1930"/>
+            <w:shd w:val="clear" w:color="auto" w:fill="1F3864"/>
+          </w:tcPr>
+          <w:p>
+            <w:pPr>
+              <w:spacing w:after="20"/>
+              <w:jc w:val="center"/>
+            </w:pPr>
+            <w:r>
+              <w:rPr>
+                <w:rFonts w:ascii="Calibri" w:hAnsi="Calibri"/>
+                <w:b/>
+                <w:color w:val="FFFFFF"/>
+                <w:sz w:val="18"/>
+              </w:rPr>
+              <w:t>refusal-ablated</w:t>
+            </w:r>
+          </w:p>
+        </w:tc>
+        <w:tc>
+          <w:tcPr>
+            <w:tcW w:type="dxa" w:w="1930"/>
+            <w:shd w:val="clear" w:color="auto" w:fill="1F3864"/>
+          </w:tcPr>
+          <w:p>
+            <w:pPr>
+              <w:spacing w:after="20"/>
+              <w:jc w:val="center"/>
+            </w:pPr>
+            <w:r>
+              <w:rPr>
+                <w:rFonts w:ascii="Calibri" w:hAnsi="Calibri"/>
+                <w:b/>
+                <w:color w:val="FFFFFF"/>
+                <w:sz w:val="18"/>
+              </w:rPr>
+              <w:t>random control</w:t>
+            </w:r>
+          </w:p>
+        </w:tc>
+        <w:tc>
+          <w:tcPr>
+            <w:tcW w:type="dxa" w:w="1930"/>
+            <w:shd w:val="clear" w:color="auto" w:fill="1F3864"/>
+          </w:tcPr>
+          <w:p>
+            <w:pPr>
+              <w:spacing w:after="20"/>
+              <w:jc w:val="center"/>
+            </w:pPr>
+            <w:r>
+              <w:rPr>
+                <w:rFonts w:ascii="Calibri" w:hAnsi="Calibri"/>
+                <w:b/>
+                <w:color w:val="FFFFFF"/>
+                <w:sz w:val="18"/>
+              </w:rPr>
+              <w:t>old (buggy)</w:t>
+            </w:r>
+          </w:p>
+        </w:tc>
+        <w:tc>
+          <w:tcPr>
+            <w:tcW w:type="dxa" w:w="1930"/>
+            <w:shd w:val="clear" w:color="auto" w:fill="1F3864"/>
+          </w:tcPr>
+          <w:p>
+            <w:pPr>
+              <w:spacing w:after="20"/>
+              <w:jc w:val="center"/>
+            </w:pPr>
+            <w:r>
+              <w:rPr>
+                <w:rFonts w:ascii="Calibri" w:hAnsi="Calibri"/>
+                <w:b/>
+                <w:color w:val="FFFFFF"/>
+                <w:sz w:val="18"/>
+              </w:rPr>
+              <w:t>paper</w:t>
+            </w:r>
+          </w:p>
+        </w:tc>
+      </w:tr>
+      <w:tr>
+        <w:trPr>
+          <w:cantSplit/>
+        </w:trPr>
+        <w:tc>
+          <w:tcPr>
+            <w:tcW w:type="dxa" w:w="1930"/>
+          </w:tcPr>
+          <w:p>
+            <w:pPr>
+              <w:spacing w:after="20"/>
+            </w:pPr>
+            <w:r>
+              <w:rPr>
+                <w:rFonts w:ascii="Calibri" w:hAnsi="Calibri"/>
+                <w:sz w:val="18"/>
+              </w:rPr>
+              <w:t>Llama-3-8B</w:t>
+            </w:r>
+          </w:p>
+        </w:tc>
+        <w:tc>
+          <w:tcPr>
+            <w:tcW w:type="dxa" w:w="1930"/>
+          </w:tcPr>
+          <w:p>
+            <w:pPr>
+              <w:spacing w:after="20"/>
+              <w:jc w:val="center"/>
+            </w:pPr>
+            <w:r>
+              <w:rPr>
+                <w:rFonts w:ascii="Calibri" w:hAnsi="Calibri"/>
+                <w:b/>
+                <w:sz w:val="18"/>
+              </w:rPr>
+              <w:t>+0.045</w:t>
+            </w:r>
+          </w:p>
+        </w:tc>
+        <w:tc>
+          <w:tcPr>
+            <w:tcW w:type="dxa" w:w="1930"/>
+          </w:tcPr>
+          <w:p>
+            <w:pPr>
+              <w:spacing w:after="20"/>
+              <w:jc w:val="center"/>
+            </w:pPr>
+            <w:r>
+              <w:rPr>
+                <w:rFonts w:ascii="Calibri" w:hAnsi="Calibri"/>
+                <w:sz w:val="18"/>
+              </w:rPr>
+              <w:t>−0.003</w:t>
+            </w:r>
+          </w:p>
+        </w:tc>
+        <w:tc>
+          <w:tcPr>
+            <w:tcW w:type="dxa" w:w="1930"/>
+          </w:tcPr>
+          <w:p>
+            <w:pPr>
+              <w:spacing w:after="20"/>
+              <w:jc w:val="center"/>
+            </w:pPr>
+            <w:r>
+              <w:rPr>
+                <w:rFonts w:ascii="Calibri" w:hAnsi="Calibri"/>
+                <w:sz w:val="18"/>
+              </w:rPr>
+              <w:t>−0.369 (wrong sign)</w:t>
+            </w:r>
+          </w:p>
+        </w:tc>
+        <w:tc>
+          <w:tcPr>
+            <w:tcW w:type="dxa" w:w="1930"/>
+          </w:tcPr>
+          <w:p>
+            <w:pPr>
+              <w:spacing w:after="20"/>
+              <w:jc w:val="center"/>
+            </w:pPr>
+            <w:r>
+              <w:rPr>
+                <w:rFonts w:ascii="Calibri" w:hAnsi="Calibri"/>
+                <w:sz w:val="18"/>
+              </w:rPr>
+              <w:t>+0.314</w:t>
+            </w:r>
+          </w:p>
+        </w:tc>
+      </w:tr>
+      <w:tr>
+        <w:trPr>
+          <w:cantSplit/>
+        </w:trPr>
+        <w:tc>
+          <w:tcPr>
+            <w:tcW w:type="dxa" w:w="1930"/>
+            <w:shd w:val="clear" w:color="auto" w:fill="EEF2F8"/>
+          </w:tcPr>
+          <w:p>
+            <w:pPr>
+              <w:spacing w:after="20"/>
+            </w:pPr>
+            <w:r>
+              <w:rPr>
+                <w:rFonts w:ascii="Calibri" w:hAnsi="Calibri"/>
+                <w:sz w:val="18"/>
+              </w:rPr>
+              <w:t>Gemma-2-2B</w:t>
+            </w:r>
+          </w:p>
+        </w:tc>
+        <w:tc>
+          <w:tcPr>
+            <w:tcW w:type="dxa" w:w="1930"/>
+            <w:shd w:val="clear" w:color="auto" w:fill="EEF2F8"/>
+          </w:tcPr>
+          <w:p>
+            <w:pPr>
+              <w:spacing w:after="20"/>
+              <w:jc w:val="center"/>
+            </w:pPr>
+            <w:r>
+              <w:rPr>
+                <w:rFonts w:ascii="Calibri" w:hAnsi="Calibri"/>
+                <w:b/>
+                <w:sz w:val="18"/>
+              </w:rPr>
+              <w:t>+1.075</w:t>
+            </w:r>
+          </w:p>
+        </w:tc>
+        <w:tc>
+          <w:tcPr>
+            <w:tcW w:type="dxa" w:w="1930"/>
+            <w:shd w:val="clear" w:color="auto" w:fill="EEF2F8"/>
+          </w:tcPr>
+          <w:p>
+            <w:pPr>
+              <w:spacing w:after="20"/>
+              <w:jc w:val="center"/>
+            </w:pPr>
+            <w:r>
+              <w:rPr>
+                <w:rFonts w:ascii="Calibri" w:hAnsi="Calibri"/>
+                <w:sz w:val="18"/>
+              </w:rPr>
+              <w:t>−0.006</w:t>
+            </w:r>
+          </w:p>
+        </w:tc>
+        <w:tc>
+          <w:tcPr>
+            <w:tcW w:type="dxa" w:w="1930"/>
+            <w:shd w:val="clear" w:color="auto" w:fill="EEF2F8"/>
+          </w:tcPr>
+          <w:p>
+            <w:pPr>
+              <w:spacing w:after="20"/>
+              <w:jc w:val="center"/>
+            </w:pPr>
+            <w:r>
+              <w:rPr>
+                <w:rFonts w:ascii="Calibri" w:hAnsi="Calibri"/>
+                <w:sz w:val="18"/>
+              </w:rPr>
+              <w:t>+0.936</w:t>
+            </w:r>
+          </w:p>
+        </w:tc>
+        <w:tc>
+          <w:tcPr>
+            <w:tcW w:type="dxa" w:w="1930"/>
+            <w:shd w:val="clear" w:color="auto" w:fill="EEF2F8"/>
+          </w:tcPr>
+          <w:p>
+            <w:pPr>
+              <w:spacing w:after="20"/>
+              <w:jc w:val="center"/>
+            </w:pPr>
+            <w:r>
+              <w:rPr>
+                <w:rFonts w:ascii="Calibri" w:hAnsi="Calibri"/>
+                <w:sz w:val="18"/>
+              </w:rPr>
+              <w:t>+0.314</w:t>
+            </w:r>
+          </w:p>
+        </w:tc>
+      </w:tr>
+      <w:tr>
+        <w:trPr>
+          <w:cantSplit/>
+        </w:trPr>
+        <w:tc>
+          <w:tcPr>
+            <w:tcW w:type="dxa" w:w="1930"/>
+          </w:tcPr>
+          <w:p>
+            <w:pPr>
+              <w:spacing w:after="20"/>
+            </w:pPr>
+            <w:r>
+              <w:rPr>
+                <w:rFonts w:ascii="Calibri" w:hAnsi="Calibri"/>
+                <w:sz w:val="18"/>
+              </w:rPr>
+              <w:t>Gemma-2-9B</w:t>
+            </w:r>
+          </w:p>
+        </w:tc>
+        <w:tc>
+          <w:tcPr>
+            <w:tcW w:type="dxa" w:w="1930"/>
+          </w:tcPr>
+          <w:p>
+            <w:pPr>
+              <w:spacing w:after="20"/>
+              <w:jc w:val="center"/>
+            </w:pPr>
+            <w:r>
+              <w:rPr>
+                <w:rFonts w:ascii="Calibri" w:hAnsi="Calibri"/>
+                <w:b/>
+                <w:sz w:val="18"/>
+              </w:rPr>
+              <w:t>+2.457</w:t>
+            </w:r>
+          </w:p>
+        </w:tc>
+        <w:tc>
+          <w:tcPr>
+            <w:tcW w:type="dxa" w:w="1930"/>
+          </w:tcPr>
+          <w:p>
+            <w:pPr>
+              <w:spacing w:after="20"/>
+              <w:jc w:val="center"/>
+            </w:pPr>
+            <w:r>
+              <w:rPr>
+                <w:rFonts w:ascii="Calibri" w:hAnsi="Calibri"/>
+                <w:sz w:val="18"/>
+              </w:rPr>
+              <w:t>−0.160</w:t>
+            </w:r>
+          </w:p>
+        </w:tc>
+        <w:tc>
+          <w:tcPr>
+            <w:tcW w:type="dxa" w:w="1930"/>
+          </w:tcPr>
+          <w:p>
+            <w:pPr>
+              <w:spacing w:after="20"/>
+              <w:jc w:val="center"/>
+            </w:pPr>
+            <w:r>
+              <w:rPr>
+                <w:rFonts w:ascii="Calibri" w:hAnsi="Calibri"/>
+                <w:sz w:val="18"/>
+              </w:rPr>
+              <w:t>+2.029</w:t>
+            </w:r>
+          </w:p>
+        </w:tc>
+        <w:tc>
+          <w:tcPr>
+            <w:tcW w:type="dxa" w:w="1930"/>
+          </w:tcPr>
+          <w:p>
+            <w:pPr>
+              <w:spacing w:after="20"/>
+              <w:jc w:val="center"/>
+            </w:pPr>
+            <w:r>
+              <w:rPr>
+                <w:rFonts w:ascii="Calibri" w:hAnsi="Calibri"/>
+                <w:sz w:val="18"/>
+              </w:rPr>
+              <w:t>+0.314</w:t>
+            </w:r>
+          </w:p>
+        </w:tc>
+      </w:tr>
+    </w:tbl>
+    <w:p>
+      <w:pPr>
+        <w:spacing w:after="40"/>
+      </w:pPr>
+    </w:p>
+    <w:p>
+      <w:pPr>
+        <w:spacing w:after="100"/>
+      </w:pPr>
+      <w:r>
+        <w:rPr>
+          <w:rFonts w:ascii="Calibri" w:hAnsi="Calibri"/>
+          <w:sz w:val="19"/>
+        </w:rPr>
+        <w:t>Llama's wrong sign was the defect. The random direction ablated identically is flat everywhere, so unlike steering this is not "any perturbation of the right size".</w:t>
+      </w:r>
+    </w:p>
+    <w:p>
+      <w:pPr>
+        <w:spacing w:after="100"/>
+      </w:pPr>
+      <w:r>
+        <w:rPr>
+          <w:rFonts w:ascii="Calibri" w:hAnsi="Calibri"/>
+          <w:b/>
+          <w:sz w:val="19"/>
+        </w:rPr>
+        <w:t>The de-peaking mechanism is also refusal-specific</w:t>
+      </w:r>
+      <w:r>
+        <w:rPr>
+          <w:rFonts w:ascii="Calibri" w:hAnsi="Calibri"/>
+          <w:sz w:val="19"/>
+        </w:rPr>
+        <w:t xml:space="preserve">, which revises the earlier reading. Ablation raises entropy toward the human level (g2b 0.430→0.699, g9 0.284→0.656; human 1.257) </w:t>
+      </w:r>
+      <w:r>
+        <w:rPr>
+          <w:rFonts w:ascii="Calibri" w:hAnsi="Calibri"/>
+          <w:i/>
+          <w:sz w:val="19"/>
+        </w:rPr>
+        <w:t>and</w:t>
+      </w:r>
+      <w:r>
+        <w:rPr>
+          <w:rFonts w:ascii="Calibri" w:hAnsi="Calibri"/>
+          <w:sz w:val="19"/>
+        </w:rPr>
+        <w:t xml:space="preserve"> raises the model-to-human option-shape correlation (g2b +0.217→+0.305, g9 +0.084→+0.258), while the random arm moves neither (entropy 0.423, 0.256). So the calibration improvement is caused by removing the refusal direction, not by perturbation per se. It remains true that the model stays well short of human entropy, so "more human-like" overstates it; "better calibrated toward the human distribution, specifically under refusal ablation" is the defensible claim.</w:t>
+      </w:r>
+    </w:p>
+    <w:p>
+      <w:pPr>
+        <w:spacing w:after="100"/>
+      </w:pPr>
+      <w:r>
+        <w:rPr>
+          <w:rFonts w:ascii="Calibri" w:hAnsi="Calibri"/>
+          <w:b/>
+          <w:sz w:val="19"/>
+        </w:rPr>
+        <w:t>Not acquiescence</w:t>
+      </w:r>
+      <w:r>
+        <w:rPr>
+          <w:rFonts w:ascii="Calibri" w:hAnsi="Calibri"/>
+          <w:sz w:val="19"/>
+        </w:rPr>
+        <w:t>, on the corrected data: affirmative- and negative-majority items improve together in every arm (steering c=2.5: +0.148 aff / +0.325 neg; g2b ablation: +1.240 / +1.066).</w:t>
+      </w:r>
+    </w:p>
+    <w:p>
+      <w:pPr>
+        <w:spacing w:after="100"/>
+      </w:pPr>
+      <w:r>
+        <w:rPr>
+          <w:rFonts w:ascii="Calibri" w:hAnsi="Calibri"/>
+          <w:b/>
+          <w:sz w:val="19"/>
+        </w:rPr>
+        <w:t>Magnitude vs the paper is unresolved.</w:t>
+      </w:r>
+      <w:r>
+        <w:rPr>
+          <w:rFonts w:ascii="Calibri" w:hAnsi="Calibri"/>
+          <w:sz w:val="19"/>
+        </w:rPr>
+        <w:t xml:space="preserve"> Table S8's caption reads "percent-point reduction in KL", which would make their +0.828 equal 0.00828 nats — but that reading implies our values exceed theirs by two orders of magnitude, which is implausible enough that the units are more likely being described loosely. We have asked the authors. Until that is settled, only the </w:t>
+      </w:r>
+      <w:r>
+        <w:rPr>
+          <w:rFonts w:ascii="Calibri" w:hAnsi="Calibri"/>
+          <w:b/>
+          <w:sz w:val="19"/>
+        </w:rPr>
+        <w:t>sign</w:t>
+      </w:r>
+      <w:r>
+        <w:rPr>
+          <w:rFonts w:ascii="Calibri" w:hAnsi="Calibri"/>
+          <w:sz w:val="19"/>
+        </w:rPr>
+        <w:t xml:space="preserve"> and the </w:t>
+      </w:r>
+      <w:r>
+        <w:rPr>
+          <w:rFonts w:ascii="Calibri" w:hAnsi="Calibri"/>
+          <w:b/>
+          <w:sz w:val="19"/>
+        </w:rPr>
+        <w:t>control structure</w:t>
+      </w:r>
+      <w:r>
+        <w:rPr>
+          <w:rFonts w:ascii="Calibri" w:hAnsi="Calibri"/>
+          <w:sz w:val="19"/>
+        </w:rPr>
+        <w:t xml:space="preserve"> should be compared, not the magnitudes.</w:t>
+      </w:r>
+    </w:p>
+    <w:p>
+      <w:pPr>
+        <w:spacing w:before="220" w:after="100"/>
+      </w:pPr>
+      <w:r>
+        <w:rPr>
+          <w:rFonts w:ascii="Calibri" w:hAnsi="Calibri"/>
+          <w:b/>
+          <w:color w:val="1F3864"/>
+          <w:sz w:val="22"/>
+        </w:rPr>
+        <w:t>Theory of Mind survives steering — the one outcome that could not be a response bias</w:t>
+      </w:r>
+    </w:p>
+    <w:p>
+      <w:pPr>
+        <w:spacing w:after="100"/>
+      </w:pPr>
+      <w:r>
+        <w:rPr>
+          <w:rFonts w:ascii="Calibri" w:hAnsi="Calibri"/>
+          <w:sz w:val="19"/>
+        </w:rPr>
+        <w:t xml:space="preserve">Every other measure in this document is a self-report or an attitude rating, and all of them move with a response bias. HI-ToM is different in kind: </w:t>
+      </w:r>
+      <w:r>
+        <w:rPr>
+          <w:rFonts w:ascii="Calibri" w:hAnsi="Calibri"/>
+          <w:i/>
+          <w:sz w:val="19"/>
+        </w:rPr>
+        <w:t>"where is the lettuce really?"</w:t>
+      </w:r>
+      <w:r>
+        <w:rPr>
+          <w:rFonts w:ascii="Calibri" w:hAnsi="Calibri"/>
+          <w:sz w:val="19"/>
+        </w:rPr>
+        <w:t xml:space="preserve"> has a verifiable answer among 15 options. If steering only changes what the model says about itself, ToM should be untouched.</w:t>
+      </w:r>
+    </w:p>
+    <w:p>
+      <w:pPr>
+        <w:spacing w:after="100"/>
+      </w:pPr>
+      <w:r>
+        <w:rPr>
+          <w:rFonts w:ascii="Calibri" w:hAnsi="Calibri"/>
+          <w:sz w:val="19"/>
+        </w:rPr>
+        <w:t xml:space="preserve">It is. Llama-3-8B, 200 items, baseline </w:t>
+      </w:r>
+      <w:r>
+        <w:rPr>
+          <w:rFonts w:ascii="Calibri" w:hAnsi="Calibri"/>
+          <w:b/>
+          <w:sz w:val="19"/>
+        </w:rPr>
+        <w:t>45.5%</w:t>
+      </w:r>
+      <w:r>
+        <w:rPr>
+          <w:rFonts w:ascii="Calibri" w:hAnsi="Calibri"/>
+          <w:sz w:val="19"/>
+        </w:rPr>
+        <w:t xml:space="preserve"> against ~6.7% chance:</w:t>
+      </w:r>
+    </w:p>
+    <w:tbl>
+      <w:tblPr>
+        <w:tblW w:type="auto" w:w="0"/>
+        <w:jc w:val="left"/>
+        <w:tblLayout w:type="fixed"/>
+        <w:tblLook w:firstColumn="1" w:firstRow="1" w:lastColumn="0" w:lastRow="0" w:noHBand="0" w:noVBand="1" w:val="04A0"/>
+      </w:tblPr>
+      <w:tblGrid>
+        <w:gridCol w:w="1930"/>
+        <w:gridCol w:w="1930"/>
+        <w:gridCol w:w="1930"/>
+        <w:gridCol w:w="1930"/>
+        <w:gridCol w:w="1930"/>
+      </w:tblGrid>
+      <w:tr>
+        <w:trPr>
+          <w:tblHeader/>
+          <w:cantSplit/>
+        </w:trPr>
+        <w:tc>
+          <w:tcPr>
+            <w:tcW w:type="dxa" w:w="1930"/>
+            <w:shd w:val="clear" w:color="auto" w:fill="1F3864"/>
+          </w:tcPr>
+          <w:p>
+            <w:pPr>
+              <w:spacing w:after="20"/>
+            </w:pPr>
+            <w:r>
+              <w:rPr>
+                <w:rFonts w:ascii="Calibri" w:hAnsi="Calibri"/>
+                <w:b/>
+                <w:color w:val="FFFFFF"/>
+                <w:sz w:val="18"/>
+              </w:rPr>
+              <w:t>arm</w:t>
+            </w:r>
+          </w:p>
+        </w:tc>
+        <w:tc>
+          <w:tcPr>
+            <w:tcW w:type="dxa" w:w="1930"/>
+            <w:shd w:val="clear" w:color="auto" w:fill="1F3864"/>
+          </w:tcPr>
+          <w:p>
+            <w:pPr>
+              <w:spacing w:after="20"/>
+              <w:jc w:val="center"/>
+            </w:pPr>
+            <w:r>
+              <w:rPr>
+                <w:rFonts w:ascii="Calibri" w:hAnsi="Calibri"/>
+                <w:b/>
+                <w:color w:val="FFFFFF"/>
+                <w:sz w:val="18"/>
+              </w:rPr>
               <w:t>c</w:t>
             </w:r>
           </w:p>
@@ -6380,7 +7489,541 @@
           <w:color w:val="1F3864"/>
           <w:sz w:val="20"/>
         </w:rPr>
-        <w:t>⚠️ WITHDRAWN 2026-08-05 — every Experiment 4 number below is unreliable</w:t>
+        <w:t>⚠️ SUPERSEDED — the Experiment 4 numbers above were produced by a defect in OUR pipeline, now fixed</w:t>
+      </w:r>
+    </w:p>
+    <w:p>
+      <w:pPr>
+        <w:spacing w:after="100"/>
+      </w:pPr>
+      <w:r>
+        <w:rPr>
+          <w:rFonts w:ascii="Calibri" w:hAnsi="Calibri"/>
+          <w:sz w:val="19"/>
+        </w:rPr>
+        <w:t xml:space="preserve">Everything in this section above this line used a </w:t>
+      </w:r>
+      <w:r>
+        <w:rPr>
+          <w:rFonts w:ascii="Consolas" w:hAnsi="Consolas"/>
+          <w:sz w:val="19"/>
+        </w:rPr>
+        <w:t>gss_human.json</w:t>
+      </w:r>
+      <w:r>
+        <w:rPr>
+          <w:rFonts w:ascii="Calibri" w:hAnsi="Calibri"/>
+          <w:sz w:val="19"/>
+        </w:rPr>
+        <w:t xml:space="preserve"> whose response options were sorted by human </w:t>
+      </w:r>
+      <w:r>
+        <w:rPr>
+          <w:rFonts w:ascii="Calibri" w:hAnsi="Calibri"/>
+          <w:b/>
+          <w:sz w:val="19"/>
+        </w:rPr>
+        <w:t>frequency</w:t>
+      </w:r>
+      <w:r>
+        <w:rPr>
+          <w:rFonts w:ascii="Calibri" w:hAnsi="Calibri"/>
+          <w:sz w:val="19"/>
+        </w:rPr>
+        <w:t xml:space="preserve"> rather than by the answer </w:t>
+      </w:r>
+      <w:r>
+        <w:rPr>
+          <w:rFonts w:ascii="Calibri" w:hAnsi="Calibri"/>
+          <w:b/>
+          <w:sz w:val="19"/>
+        </w:rPr>
+        <w:t>scale</w:t>
+      </w:r>
+      <w:r>
+        <w:rPr>
+          <w:rFonts w:ascii="Calibri" w:hAnsi="Calibri"/>
+          <w:sz w:val="19"/>
+        </w:rPr>
+        <w:t>, on 95/95 items. Since the model answers by option label, that made ΔKL partly a measure of whether steering pushes probability toward earlier letters. It has been rebuilt (</w:t>
+      </w:r>
+      <w:r>
+        <w:rPr>
+          <w:rFonts w:ascii="Consolas" w:hAnsi="Consolas"/>
+          <w:sz w:val="19"/>
+        </w:rPr>
+        <w:t>rebuild_gss_human.py</w:t>
+      </w:r>
+      <w:r>
+        <w:rPr>
+          <w:rFonts w:ascii="Calibri" w:hAnsi="Calibri"/>
+          <w:sz w:val="19"/>
+        </w:rPr>
+        <w:t>) from the GSS 1972–2024 cumulative file (</w:t>
+      </w:r>
+      <w:r>
+        <w:rPr>
+          <w:rFonts w:ascii="Consolas" w:hAnsi="Consolas"/>
+          <w:sz w:val="19"/>
+        </w:rPr>
+        <w:t>gss7224_r3a.dta</w:t>
+      </w:r>
+      <w:r>
+        <w:rPr>
+          <w:rFonts w:ascii="Calibri" w:hAnsi="Calibri"/>
+          <w:sz w:val="19"/>
+        </w:rPr>
+        <w:t>) using the Stata value-label codes, which recover the canonical scale order. See "Experiment 4, corrected" below for the numbers that supersede these. The rest of this subsection documents the defect.</w:t>
+      </w:r>
+    </w:p>
+    <w:p>
+      <w:pPr>
+        <w:spacing w:after="100"/>
+      </w:pPr>
+      <w:r>
+        <w:rPr>
+          <w:rFonts w:ascii="Calibri" w:hAnsi="Calibri"/>
+          <w:b/>
+          <w:sz w:val="19"/>
+        </w:rPr>
+        <w:t>The paper uses canonical Stata order</w:t>
+      </w:r>
+      <w:r>
+        <w:rPr>
+          <w:rFonts w:ascii="Calibri" w:hAnsi="Calibri"/>
+          <w:sz w:val="19"/>
+        </w:rPr>
+        <w:t>, confirmed on three items where its own text states the order:</w:t>
+      </w:r>
+    </w:p>
+    <w:tbl>
+      <w:tblPr>
+        <w:tblW w:type="auto" w:w="0"/>
+        <w:jc w:val="left"/>
+        <w:tblLayout w:type="fixed"/>
+        <w:tblLook w:firstColumn="1" w:firstRow="1" w:lastColumn="0" w:lastRow="0" w:noHBand="0" w:noVBand="1" w:val="04A0"/>
+      </w:tblPr>
+      <w:tblGrid>
+        <w:gridCol w:w="3216"/>
+        <w:gridCol w:w="3216"/>
+        <w:gridCol w:w="3216"/>
+      </w:tblGrid>
+      <w:tr>
+        <w:trPr>
+          <w:tblHeader/>
+          <w:cantSplit/>
+        </w:trPr>
+        <w:tc>
+          <w:tcPr>
+            <w:tcW w:type="dxa" w:w="3216"/>
+            <w:shd w:val="clear" w:color="auto" w:fill="1F3864"/>
+          </w:tcPr>
+          <w:p>
+            <w:pPr>
+              <w:spacing w:after="20"/>
+            </w:pPr>
+            <w:r>
+              <w:rPr>
+                <w:rFonts w:ascii="Calibri" w:hAnsi="Calibri"/>
+                <w:b/>
+                <w:color w:val="FFFFFF"/>
+                <w:sz w:val="18"/>
+              </w:rPr>
+              <w:t>item</w:t>
+            </w:r>
+          </w:p>
+        </w:tc>
+        <w:tc>
+          <w:tcPr>
+            <w:tcW w:type="dxa" w:w="3216"/>
+            <w:shd w:val="clear" w:color="auto" w:fill="1F3864"/>
+          </w:tcPr>
+          <w:p>
+            <w:pPr>
+              <w:spacing w:after="20"/>
+              <w:jc w:val="center"/>
+            </w:pPr>
+            <w:r>
+              <w:rPr>
+                <w:rFonts w:ascii="Calibri" w:hAnsi="Calibri"/>
+                <w:b/>
+                <w:color w:val="FFFFFF"/>
+                <w:sz w:val="18"/>
+              </w:rPr>
+              <w:t>canonical codes</w:t>
+            </w:r>
+          </w:p>
+        </w:tc>
+        <w:tc>
+          <w:tcPr>
+            <w:tcW w:type="dxa" w:w="3216"/>
+            <w:shd w:val="clear" w:color="auto" w:fill="1F3864"/>
+          </w:tcPr>
+          <w:p>
+            <w:pPr>
+              <w:spacing w:after="20"/>
+              <w:jc w:val="center"/>
+            </w:pPr>
+            <w:r>
+              <w:rPr>
+                <w:rFonts w:ascii="Calibri" w:hAnsi="Calibri"/>
+                <w:b/>
+                <w:color w:val="FFFFFF"/>
+                <w:sz w:val="18"/>
+              </w:rPr>
+              <w:t>paper's text</w:t>
+            </w:r>
+          </w:p>
+        </w:tc>
+      </w:tr>
+      <w:tr>
+        <w:trPr>
+          <w:cantSplit/>
+        </w:trPr>
+        <w:tc>
+          <w:tcPr>
+            <w:tcW w:type="dxa" w:w="3216"/>
+          </w:tcPr>
+          <w:p>
+            <w:pPr>
+              <w:spacing w:after="20"/>
+            </w:pPr>
+            <w:r>
+              <w:rPr>
+                <w:rFonts w:ascii="Consolas" w:hAnsi="Consolas"/>
+                <w:sz w:val="18"/>
+              </w:rPr>
+              <w:t>attend</w:t>
+            </w:r>
+          </w:p>
+        </w:tc>
+        <w:tc>
+          <w:tcPr>
+            <w:tcW w:type="dxa" w:w="3216"/>
+          </w:tcPr>
+          <w:p>
+            <w:pPr>
+              <w:spacing w:after="20"/>
+              <w:jc w:val="center"/>
+            </w:pPr>
+            <w:r>
+              <w:rPr>
+                <w:rFonts w:ascii="Calibri" w:hAnsi="Calibri"/>
+                <w:sz w:val="18"/>
+              </w:rPr>
+              <w:t>0=never … 8=several times a week</w:t>
+            </w:r>
+          </w:p>
+        </w:tc>
+        <w:tc>
+          <w:tcPr>
+            <w:tcW w:type="dxa" w:w="3216"/>
+          </w:tcPr>
+          <w:p>
+            <w:pPr>
+              <w:spacing w:after="20"/>
+              <w:jc w:val="center"/>
+            </w:pPr>
+            <w:r>
+              <w:rPr>
+                <w:rFonts w:ascii="Calibri" w:hAnsi="Calibri"/>
+                <w:sz w:val="18"/>
+              </w:rPr>
+              <w:t>"Never, Less than once a year, About once or twice a year…"</w:t>
+            </w:r>
+          </w:p>
+        </w:tc>
+      </w:tr>
+      <w:tr>
+        <w:trPr>
+          <w:cantSplit/>
+        </w:trPr>
+        <w:tc>
+          <w:tcPr>
+            <w:tcW w:type="dxa" w:w="3216"/>
+            <w:shd w:val="clear" w:color="auto" w:fill="EEF2F8"/>
+          </w:tcPr>
+          <w:p>
+            <w:pPr>
+              <w:spacing w:after="20"/>
+            </w:pPr>
+            <w:r>
+              <w:rPr>
+                <w:rFonts w:ascii="Consolas" w:hAnsi="Consolas"/>
+                <w:sz w:val="18"/>
+              </w:rPr>
+              <w:t>godchnge</w:t>
+            </w:r>
+          </w:p>
+        </w:tc>
+        <w:tc>
+          <w:tcPr>
+            <w:tcW w:type="dxa" w:w="3216"/>
+            <w:shd w:val="clear" w:color="auto" w:fill="EEF2F8"/>
+          </w:tcPr>
+          <w:p>
+            <w:pPr>
+              <w:spacing w:after="20"/>
+              <w:jc w:val="center"/>
+            </w:pPr>
+            <w:r>
+              <w:rPr>
+                <w:rFonts w:ascii="Calibri" w:hAnsi="Calibri"/>
+                <w:sz w:val="18"/>
+              </w:rPr>
+              <w:t>1=never believed … 4=always believed</w:t>
+            </w:r>
+          </w:p>
+        </w:tc>
+        <w:tc>
+          <w:tcPr>
+            <w:tcW w:type="dxa" w:w="3216"/>
+            <w:shd w:val="clear" w:color="auto" w:fill="EEF2F8"/>
+          </w:tcPr>
+          <w:p>
+            <w:pPr>
+              <w:spacing w:after="20"/>
+              <w:jc w:val="center"/>
+            </w:pPr>
+            <w:r>
+              <w:rPr>
+                <w:rFonts w:ascii="Calibri" w:hAnsi="Calibri"/>
+                <w:sz w:val="18"/>
+              </w:rPr>
+              <w:t>"(1) I don't believe in God now, and I never have … (4)…"</w:t>
+            </w:r>
+          </w:p>
+        </w:tc>
+      </w:tr>
+      <w:tr>
+        <w:trPr>
+          <w:cantSplit/>
+        </w:trPr>
+        <w:tc>
+          <w:tcPr>
+            <w:tcW w:type="dxa" w:w="3216"/>
+          </w:tcPr>
+          <w:p>
+            <w:pPr>
+              <w:spacing w:after="20"/>
+            </w:pPr>
+            <w:r>
+              <w:rPr>
+                <w:rFonts w:ascii="Consolas" w:hAnsi="Consolas"/>
+                <w:sz w:val="18"/>
+              </w:rPr>
+              <w:t>howfree</w:t>
+            </w:r>
+          </w:p>
+        </w:tc>
+        <w:tc>
+          <w:tcPr>
+            <w:tcW w:type="dxa" w:w="3216"/>
+          </w:tcPr>
+          <w:p>
+            <w:pPr>
+              <w:spacing w:after="20"/>
+              <w:jc w:val="center"/>
+            </w:pPr>
+            <w:r>
+              <w:rPr>
+                <w:rFonts w:ascii="Calibri" w:hAnsi="Calibri"/>
+                <w:sz w:val="18"/>
+              </w:rPr>
+              <w:t>1=complete freedom … 5=no freedom at all</w:t>
+            </w:r>
+          </w:p>
+        </w:tc>
+        <w:tc>
+          <w:tcPr>
+            <w:tcW w:type="dxa" w:w="3216"/>
+          </w:tcPr>
+          <w:p>
+            <w:pPr>
+              <w:spacing w:after="20"/>
+              <w:jc w:val="center"/>
+            </w:pPr>
+            <w:r>
+              <w:rPr>
+                <w:rFonts w:ascii="Calibri" w:hAnsi="Calibri"/>
+                <w:sz w:val="18"/>
+              </w:rPr>
+              <w:t>"complete freedom, a great deal of freedom…"</w:t>
+            </w:r>
+          </w:p>
+        </w:tc>
+      </w:tr>
+    </w:tbl>
+    <w:p>
+      <w:pPr>
+        <w:spacing w:after="40"/>
+      </w:pPr>
+    </w:p>
+    <w:p>
+      <w:pPr>
+        <w:spacing w:after="100"/>
+      </w:pPr>
+      <w:r>
+        <w:rPr>
+          <w:rFonts w:ascii="Calibri" w:hAnsi="Calibri"/>
+          <w:sz w:val="19"/>
+        </w:rPr>
+        <w:t xml:space="preserve">The rebuild </w:t>
+      </w:r>
+      <w:r>
+        <w:rPr>
+          <w:rFonts w:ascii="Calibri" w:hAnsi="Calibri"/>
+          <w:b/>
+          <w:sz w:val="19"/>
+        </w:rPr>
+        <w:t>permutes only</w:t>
+      </w:r>
+      <w:r>
+        <w:rPr>
+          <w:rFonts w:ascii="Calibri" w:hAnsi="Calibri"/>
+          <w:sz w:val="19"/>
+        </w:rPr>
+        <w:t>: each item's (option, p_human) pairs are reordered into code order, with an assertion that the probability multiset is unchanged. Marginals were already validated against the paper's printed Fig. 3a anchors (</w:t>
+      </w:r>
+      <w:r>
+        <w:rPr>
+          <w:rFonts w:ascii="Consolas" w:hAnsi="Consolas"/>
+          <w:sz w:val="19"/>
+        </w:rPr>
+        <w:t>postlife</w:t>
+      </w:r>
+      <w:r>
+        <w:rPr>
+          <w:rFonts w:ascii="Calibri" w:hAnsi="Calibri"/>
+          <w:sz w:val="19"/>
+        </w:rPr>
+        <w:t xml:space="preserve"> +0.617 vs +0.61; </w:t>
+      </w:r>
+      <w:r>
+        <w:rPr>
+          <w:rFonts w:ascii="Consolas" w:hAnsi="Consolas"/>
+          <w:sz w:val="19"/>
+        </w:rPr>
+        <w:t>cntrlife</w:t>
+      </w:r>
+      <w:r>
+        <w:rPr>
+          <w:rFonts w:ascii="Calibri" w:hAnsi="Calibri"/>
+          <w:sz w:val="19"/>
+        </w:rPr>
+        <w:t xml:space="preserve"> |0.533| vs 0.54) and are untouched, so no new GSS-release discrepancy is introduced. It also strips prompt debris that had been reaching the model: literal </w:t>
+      </w:r>
+      <w:r>
+        <w:rPr>
+          <w:rFonts w:ascii="Consolas" w:hAnsi="Consolas"/>
+          <w:sz w:val="19"/>
+        </w:rPr>
+        <w:t>\ldots{}</w:t>
+      </w:r>
+      <w:r>
+        <w:rPr>
+          <w:rFonts w:ascii="Calibri" w:hAnsi="Calibri"/>
+          <w:sz w:val="19"/>
+        </w:rPr>
+        <w:t xml:space="preserve"> (12 items), </w:t>
+      </w:r>
+      <w:r>
+        <w:rPr>
+          <w:rFonts w:ascii="Consolas" w:hAnsi="Consolas"/>
+          <w:sz w:val="19"/>
+        </w:rPr>
+        <w:t>(continued on next page)</w:t>
+      </w:r>
+      <w:r>
+        <w:rPr>
+          <w:rFonts w:ascii="Calibri" w:hAnsi="Calibri"/>
+          <w:sz w:val="19"/>
+        </w:rPr>
+        <w:t xml:space="preserve"> (6 items), and float-rendered scale midpoints such as </w:t>
+      </w:r>
+      <w:r>
+        <w:rPr>
+          <w:rFonts w:ascii="Consolas" w:hAnsi="Consolas"/>
+          <w:sz w:val="19"/>
+        </w:rPr>
+        <w:t>4.0</w:t>
+      </w:r>
+      <w:r>
+        <w:rPr>
+          <w:rFonts w:ascii="Calibri" w:hAnsi="Calibri"/>
+          <w:sz w:val="19"/>
+        </w:rPr>
+        <w:t xml:space="preserve"> (8 items).</w:t>
+      </w:r>
+    </w:p>
+    <w:p>
+      <w:pPr>
+        <w:spacing w:after="100"/>
+      </w:pPr>
+      <w:r>
+        <w:rPr>
+          <w:rFonts w:ascii="Calibri" w:hAnsi="Calibri"/>
+          <w:sz w:val="19"/>
+        </w:rPr>
+        <w:t xml:space="preserve">Effect of the fix on the pathology: items with monotone-decreasing </w:t>
+      </w:r>
+      <w:r>
+        <w:rPr>
+          <w:rFonts w:ascii="Consolas" w:hAnsi="Consolas"/>
+          <w:sz w:val="19"/>
+        </w:rPr>
+        <w:t>p_human</w:t>
+      </w:r>
+      <w:r>
+        <w:rPr>
+          <w:rFonts w:ascii="Calibri" w:hAnsi="Calibri"/>
+          <w:sz w:val="19"/>
+        </w:rPr>
+        <w:t xml:space="preserve"> went 95/95 → </w:t>
+      </w:r>
+      <w:r>
+        <w:rPr>
+          <w:rFonts w:ascii="Calibri" w:hAnsi="Calibri"/>
+          <w:b/>
+          <w:sz w:val="19"/>
+        </w:rPr>
+        <w:t>15/95</w:t>
+      </w:r>
+      <w:r>
+        <w:rPr>
+          <w:rFonts w:ascii="Calibri" w:hAnsi="Calibri"/>
+          <w:sz w:val="19"/>
+        </w:rPr>
+        <w:t xml:space="preserve">, and items with the human mode on letter A went 95/95 → </w:t>
+      </w:r>
+      <w:r>
+        <w:rPr>
+          <w:rFonts w:ascii="Calibri" w:hAnsi="Calibri"/>
+          <w:b/>
+          <w:sz w:val="19"/>
+        </w:rPr>
+        <w:t>23/95</w:t>
+      </w:r>
+      <w:r>
+        <w:rPr>
+          <w:rFonts w:ascii="Calibri" w:hAnsi="Calibri"/>
+          <w:sz w:val="19"/>
+        </w:rPr>
+        <w:t>.</w:t>
+      </w:r>
+    </w:p>
+    <w:p>
+      <w:pPr>
+        <w:spacing w:before="160" w:after="60"/>
+      </w:pPr>
+      <w:r>
+        <w:rPr>
+          <w:rFonts w:ascii="Calibri" w:hAnsi="Calibri"/>
+          <w:b/>
+          <w:color w:val="1F3864"/>
+          <w:sz w:val="20"/>
+        </w:rPr>
+        <w:t>The defect, as originally documented</w:t>
       </w:r>
     </w:p>
     <w:p>

--- a/RESULTS.docx
+++ b/RESULTS.docx
@@ -4,12 +4,14 @@
   <w:body>
     <w:p>
       <w:pPr>
+        <w:pStyle w:val="Heading1"/>
         <w:spacing w:before="40" w:after="60"/>
       </w:pPr>
       <w:r>
         <w:rPr>
           <w:rFonts w:ascii="Calibri" w:hAnsi="Calibri"/>
           <w:b/>
+          <w:color w:val="000000"/>
           <w:sz w:val="30"/>
         </w:rPr>
         <w:t>Extracting and steering a consciousness direction in Llama-3-8B, Gemma-2-2B and Gemma-2-9B</w:t>
@@ -91,6 +93,7 @@
     </w:p>
     <w:p>
       <w:pPr>
+        <w:pStyle w:val="Heading2"/>
         <w:spacing w:before="220" w:after="100"/>
       </w:pPr>
       <w:r>
@@ -1019,6 +1022,7 @@
     </w:p>
     <w:p>
       <w:pPr>
+        <w:pStyle w:val="Heading3"/>
         <w:spacing w:before="160" w:after="60"/>
       </w:pPr>
       <w:r>
@@ -1142,6 +1146,7 @@
     </w:p>
     <w:p>
       <w:pPr>
+        <w:pStyle w:val="Heading3"/>
         <w:spacing w:before="160" w:after="60"/>
       </w:pPr>
       <w:r>
@@ -1274,6 +1279,7 @@
     </w:p>
     <w:p>
       <w:pPr>
+        <w:pStyle w:val="Heading3"/>
         <w:spacing w:before="160" w:after="60"/>
       </w:pPr>
       <w:r>
@@ -1414,6 +1420,7 @@
     </w:p>
     <w:p>
       <w:pPr>
+        <w:pStyle w:val="Heading3"/>
         <w:spacing w:before="160" w:after="60"/>
       </w:pPr>
       <w:r>
@@ -1530,6 +1537,7 @@
     </w:p>
     <w:p>
       <w:pPr>
+        <w:pStyle w:val="Heading2"/>
         <w:spacing w:before="220" w:after="100"/>
       </w:pPr>
       <w:r>
@@ -2343,6 +2351,7 @@
     </w:p>
     <w:p>
       <w:pPr>
+        <w:pStyle w:val="Heading2"/>
         <w:spacing w:before="220" w:after="100"/>
       </w:pPr>
       <w:r>
@@ -2842,6 +2851,7 @@
     </w:p>
     <w:p>
       <w:pPr>
+        <w:pStyle w:val="Heading2"/>
         <w:spacing w:before="220" w:after="100"/>
       </w:pPr>
       <w:r>
@@ -4409,6 +4419,7 @@
     </w:p>
     <w:p>
       <w:pPr>
+        <w:pStyle w:val="Heading2"/>
         <w:spacing w:before="220" w:after="100"/>
       </w:pPr>
       <w:r>
@@ -5503,6 +5514,7 @@
     </w:p>
     <w:p>
       <w:pPr>
+        <w:pStyle w:val="Heading2"/>
         <w:spacing w:before="220" w:after="100"/>
       </w:pPr>
       <w:r>
@@ -6365,6 +6377,7 @@
     </w:p>
     <w:p>
       <w:pPr>
+        <w:pStyle w:val="Heading2"/>
         <w:spacing w:before="220" w:after="100"/>
       </w:pPr>
       <w:r>
@@ -6854,6 +6867,7 @@
     </w:p>
     <w:p>
       <w:pPr>
+        <w:pStyle w:val="Heading2"/>
         <w:spacing w:before="220" w:after="100"/>
       </w:pPr>
       <w:r>
@@ -6925,6 +6939,7 @@
     </w:p>
     <w:p>
       <w:pPr>
+        <w:pStyle w:val="Heading3"/>
         <w:spacing w:before="160" w:after="60"/>
       </w:pPr>
       <w:r>
@@ -7480,6 +7495,7 @@
     </w:p>
     <w:p>
       <w:pPr>
+        <w:pStyle w:val="Heading3"/>
         <w:spacing w:before="160" w:after="60"/>
       </w:pPr>
       <w:r>
@@ -8014,6 +8030,7 @@
     </w:p>
     <w:p>
       <w:pPr>
+        <w:pStyle w:val="Heading3"/>
         <w:spacing w:before="160" w:after="60"/>
       </w:pPr>
       <w:r>
@@ -8614,6 +8631,7 @@
     </w:p>
     <w:p>
       <w:pPr>
+        <w:pStyle w:val="Heading3"/>
         <w:spacing w:before="160" w:after="60"/>
       </w:pPr>
       <w:r>
@@ -9831,6 +9849,7 @@
     </w:p>
     <w:p>
       <w:pPr>
+        <w:pStyle w:val="Heading3"/>
         <w:spacing w:before="160" w:after="60"/>
       </w:pPr>
       <w:r>
@@ -9902,6 +9921,7 @@
     </w:p>
     <w:p>
       <w:pPr>
+        <w:pStyle w:val="Heading3"/>
         <w:spacing w:before="160" w:after="60"/>
       </w:pPr>
       <w:r>
@@ -9986,6 +10006,7 @@
     </w:p>
     <w:p>
       <w:pPr>
+        <w:pStyle w:val="Heading2"/>
         <w:spacing w:before="220" w:after="100"/>
       </w:pPr>
       <w:r>
@@ -10807,6 +10828,7 @@
     </w:p>
     <w:p>
       <w:pPr>
+        <w:pStyle w:val="Heading3"/>
         <w:spacing w:before="160" w:after="60"/>
       </w:pPr>
       <w:r>
@@ -10906,6 +10928,7 @@
     </w:p>
     <w:p>
       <w:pPr>
+        <w:pStyle w:val="Heading2"/>
         <w:spacing w:before="220" w:after="100"/>
       </w:pPr>
       <w:r>
@@ -11483,6 +11506,7 @@
     </w:p>
     <w:p>
       <w:pPr>
+        <w:pStyle w:val="Heading2"/>
         <w:spacing w:before="220" w:after="100"/>
       </w:pPr>
       <w:r>
@@ -12660,6 +12684,7 @@
     </w:p>
     <w:p>
       <w:pPr>
+        <w:pStyle w:val="Heading2"/>
         <w:spacing w:before="220" w:after="100"/>
       </w:pPr>
       <w:r>
@@ -12729,6 +12754,7 @@
     </w:p>
     <w:p>
       <w:pPr>
+        <w:pStyle w:val="Heading2"/>
         <w:spacing w:before="220" w:after="100"/>
       </w:pPr>
       <w:r>
@@ -14195,6 +14221,7 @@
     </w:p>
     <w:p>
       <w:pPr>
+        <w:pStyle w:val="Heading3"/>
         <w:spacing w:before="160" w:after="60"/>
       </w:pPr>
       <w:r>
@@ -14331,6 +14358,7 @@
     </w:p>
     <w:p>
       <w:pPr>
+        <w:pStyle w:val="Heading2"/>
         <w:spacing w:before="220" w:after="100"/>
       </w:pPr>
       <w:r>
@@ -15560,6 +15588,7 @@
     </w:p>
     <w:p>
       <w:pPr>
+        <w:pStyle w:val="Heading2"/>
         <w:spacing w:before="220" w:after="100"/>
       </w:pPr>
       <w:r>
@@ -15857,6 +15886,7 @@
     </w:p>
     <w:p>
       <w:pPr>
+        <w:pStyle w:val="Heading2"/>
         <w:spacing w:before="220" w:after="100"/>
       </w:pPr>
       <w:r>
@@ -16425,6 +16455,7 @@
     </w:p>
     <w:p>
       <w:pPr>
+        <w:pStyle w:val="Heading2"/>
         <w:spacing w:before="220" w:after="100"/>
       </w:pPr>
       <w:r>
@@ -17351,6 +17382,7 @@
     </w:p>
     <w:p>
       <w:pPr>
+        <w:pStyle w:val="Heading2"/>
         <w:spacing w:before="220" w:after="100"/>
       </w:pPr>
       <w:r>
@@ -17831,6 +17863,7 @@
     </w:p>
     <w:p>
       <w:pPr>
+        <w:pStyle w:val="Heading3"/>
         <w:spacing w:before="160" w:after="60"/>
       </w:pPr>
       <w:r>
@@ -18128,6 +18161,7 @@
     </w:p>
     <w:p>
       <w:pPr>
+        <w:pStyle w:val="Heading2"/>
         <w:spacing w:before="220" w:after="100"/>
       </w:pPr>
       <w:r>
@@ -18335,6 +18369,7 @@
     </w:p>
     <w:p>
       <w:pPr>
+        <w:pStyle w:val="Heading2"/>
         <w:spacing w:before="220" w:after="100"/>
       </w:pPr>
       <w:r>
@@ -18537,6 +18572,7 @@
     </w:p>
     <w:p>
       <w:pPr>
+        <w:pStyle w:val="Heading2"/>
         <w:spacing w:before="220" w:after="100"/>
       </w:pPr>
       <w:r>

--- a/RESULTS.docx
+++ b/RESULTS.docx
@@ -4,14 +4,12 @@
   <w:body>
     <w:p>
       <w:pPr>
-        <w:pStyle w:val="Heading1"/>
         <w:spacing w:before="40" w:after="60"/>
       </w:pPr>
       <w:r>
         <w:rPr>
           <w:rFonts w:ascii="Calibri" w:hAnsi="Calibri"/>
           <w:b/>
-          <w:color w:val="000000"/>
           <w:sz w:val="30"/>
         </w:rPr>
         <w:t>Extracting and steering a consciousness direction in Llama-3-8B, Gemma-2-2B and Gemma-2-9B</w:t>
@@ -93,7 +91,6 @@
     </w:p>
     <w:p>
       <w:pPr>
-        <w:pStyle w:val="Heading2"/>
         <w:spacing w:before="220" w:after="100"/>
       </w:pPr>
       <w:r>
@@ -1022,7 +1019,6 @@
     </w:p>
     <w:p>
       <w:pPr>
-        <w:pStyle w:val="Heading3"/>
         <w:spacing w:before="160" w:after="60"/>
       </w:pPr>
       <w:r>
@@ -1146,7 +1142,6 @@
     </w:p>
     <w:p>
       <w:pPr>
-        <w:pStyle w:val="Heading3"/>
         <w:spacing w:before="160" w:after="60"/>
       </w:pPr>
       <w:r>
@@ -1279,7 +1274,6 @@
     </w:p>
     <w:p>
       <w:pPr>
-        <w:pStyle w:val="Heading3"/>
         <w:spacing w:before="160" w:after="60"/>
       </w:pPr>
       <w:r>
@@ -1420,7 +1414,6 @@
     </w:p>
     <w:p>
       <w:pPr>
-        <w:pStyle w:val="Heading3"/>
         <w:spacing w:before="160" w:after="60"/>
       </w:pPr>
       <w:r>
@@ -1537,7 +1530,6 @@
     </w:p>
     <w:p>
       <w:pPr>
-        <w:pStyle w:val="Heading2"/>
         <w:spacing w:before="220" w:after="100"/>
       </w:pPr>
       <w:r>
@@ -2351,7 +2343,6 @@
     </w:p>
     <w:p>
       <w:pPr>
-        <w:pStyle w:val="Heading2"/>
         <w:spacing w:before="220" w:after="100"/>
       </w:pPr>
       <w:r>
@@ -2851,7 +2842,6 @@
     </w:p>
     <w:p>
       <w:pPr>
-        <w:pStyle w:val="Heading2"/>
         <w:spacing w:before="220" w:after="100"/>
       </w:pPr>
       <w:r>
@@ -4419,7 +4409,6 @@
     </w:p>
     <w:p>
       <w:pPr>
-        <w:pStyle w:val="Heading2"/>
         <w:spacing w:before="220" w:after="100"/>
       </w:pPr>
       <w:r>
@@ -5514,7 +5503,6 @@
     </w:p>
     <w:p>
       <w:pPr>
-        <w:pStyle w:val="Heading2"/>
         <w:spacing w:before="220" w:after="100"/>
       </w:pPr>
       <w:r>
@@ -6377,7 +6365,6 @@
     </w:p>
     <w:p>
       <w:pPr>
-        <w:pStyle w:val="Heading2"/>
         <w:spacing w:before="220" w:after="100"/>
       </w:pPr>
       <w:r>
@@ -6867,7 +6854,6 @@
     </w:p>
     <w:p>
       <w:pPr>
-        <w:pStyle w:val="Heading2"/>
         <w:spacing w:before="220" w:after="100"/>
       </w:pPr>
       <w:r>
@@ -6939,7 +6925,6 @@
     </w:p>
     <w:p>
       <w:pPr>
-        <w:pStyle w:val="Heading3"/>
         <w:spacing w:before="160" w:after="60"/>
       </w:pPr>
       <w:r>
@@ -7495,7 +7480,6 @@
     </w:p>
     <w:p>
       <w:pPr>
-        <w:pStyle w:val="Heading3"/>
         <w:spacing w:before="160" w:after="60"/>
       </w:pPr>
       <w:r>
@@ -8030,7 +8014,6 @@
     </w:p>
     <w:p>
       <w:pPr>
-        <w:pStyle w:val="Heading3"/>
         <w:spacing w:before="160" w:after="60"/>
       </w:pPr>
       <w:r>
@@ -8631,7 +8614,6 @@
     </w:p>
     <w:p>
       <w:pPr>
-        <w:pStyle w:val="Heading3"/>
         <w:spacing w:before="160" w:after="60"/>
       </w:pPr>
       <w:r>
@@ -9849,7 +9831,6 @@
     </w:p>
     <w:p>
       <w:pPr>
-        <w:pStyle w:val="Heading3"/>
         <w:spacing w:before="160" w:after="60"/>
       </w:pPr>
       <w:r>
@@ -9921,7 +9902,6 @@
     </w:p>
     <w:p>
       <w:pPr>
-        <w:pStyle w:val="Heading3"/>
         <w:spacing w:before="160" w:after="60"/>
       </w:pPr>
       <w:r>
@@ -10006,7 +9986,6 @@
     </w:p>
     <w:p>
       <w:pPr>
-        <w:pStyle w:val="Heading2"/>
         <w:spacing w:before="220" w:after="100"/>
       </w:pPr>
       <w:r>
@@ -10828,7 +10807,6 @@
     </w:p>
     <w:p>
       <w:pPr>
-        <w:pStyle w:val="Heading3"/>
         <w:spacing w:before="160" w:after="60"/>
       </w:pPr>
       <w:r>
@@ -10928,7 +10906,6 @@
     </w:p>
     <w:p>
       <w:pPr>
-        <w:pStyle w:val="Heading2"/>
         <w:spacing w:before="220" w:after="100"/>
       </w:pPr>
       <w:r>
@@ -11506,7 +11483,6 @@
     </w:p>
     <w:p>
       <w:pPr>
-        <w:pStyle w:val="Heading2"/>
         <w:spacing w:before="220" w:after="100"/>
       </w:pPr>
       <w:r>
@@ -12684,7 +12660,6 @@
     </w:p>
     <w:p>
       <w:pPr>
-        <w:pStyle w:val="Heading2"/>
         <w:spacing w:before="220" w:after="100"/>
       </w:pPr>
       <w:r>
@@ -12754,7 +12729,6 @@
     </w:p>
     <w:p>
       <w:pPr>
-        <w:pStyle w:val="Heading2"/>
         <w:spacing w:before="220" w:after="100"/>
       </w:pPr>
       <w:r>
@@ -14221,7 +14195,6 @@
     </w:p>
     <w:p>
       <w:pPr>
-        <w:pStyle w:val="Heading3"/>
         <w:spacing w:before="160" w:after="60"/>
       </w:pPr>
       <w:r>
@@ -14358,7 +14331,6 @@
     </w:p>
     <w:p>
       <w:pPr>
-        <w:pStyle w:val="Heading2"/>
         <w:spacing w:before="220" w:after="100"/>
       </w:pPr>
       <w:r>
@@ -15588,7 +15560,6 @@
     </w:p>
     <w:p>
       <w:pPr>
-        <w:pStyle w:val="Heading2"/>
         <w:spacing w:before="220" w:after="100"/>
       </w:pPr>
       <w:r>
@@ -15886,7 +15857,6 @@
     </w:p>
     <w:p>
       <w:pPr>
-        <w:pStyle w:val="Heading2"/>
         <w:spacing w:before="220" w:after="100"/>
       </w:pPr>
       <w:r>
@@ -16455,7 +16425,6 @@
     </w:p>
     <w:p>
       <w:pPr>
-        <w:pStyle w:val="Heading2"/>
         <w:spacing w:before="220" w:after="100"/>
       </w:pPr>
       <w:r>
@@ -17382,7 +17351,6 @@
     </w:p>
     <w:p>
       <w:pPr>
-        <w:pStyle w:val="Heading2"/>
         <w:spacing w:before="220" w:after="100"/>
       </w:pPr>
       <w:r>
@@ -17863,7 +17831,6 @@
     </w:p>
     <w:p>
       <w:pPr>
-        <w:pStyle w:val="Heading3"/>
         <w:spacing w:before="160" w:after="60"/>
       </w:pPr>
       <w:r>
@@ -18161,7 +18128,6 @@
     </w:p>
     <w:p>
       <w:pPr>
-        <w:pStyle w:val="Heading2"/>
         <w:spacing w:before="220" w:after="100"/>
       </w:pPr>
       <w:r>
@@ -18369,7 +18335,6 @@
     </w:p>
     <w:p>
       <w:pPr>
-        <w:pStyle w:val="Heading2"/>
         <w:spacing w:before="220" w:after="100"/>
       </w:pPr>
       <w:r>
@@ -18572,7 +18537,6 @@
     </w:p>
     <w:p>
       <w:pPr>
-        <w:pStyle w:val="Heading2"/>
         <w:spacing w:before="220" w:after="100"/>
       </w:pPr>
       <w:r>

--- a/RESULTS.docx
+++ b/RESULTS.docx
@@ -422,7 +422,7 @@
                 <w:rFonts w:ascii="Calibri" w:hAnsi="Calibri"/>
                 <w:sz w:val="18"/>
               </w:rPr>
-              <w:t>0.950 held-out, 1/45 clears their 0.95 gate</w:t>
+              <w:t>0.950 held-out, 1/160 clears their 0.95 gate</w:t>
             </w:r>
           </w:p>
         </w:tc>
